--- a/reporte/Reporte_Tecnico_Prototipo_CGR_1.8.2.docx
+++ b/reporte/Reporte_Tecnico_Prototipo_CGR_1.8.2.docx
@@ -707,7 +707,7 @@
         <w:spacing w:after="100" w:before="200"/>
       </w:pPr>
       <w:r>
-        <w:t xml:space="preserve">3.1. Interpretabilidad para auditores</w:t>
+        <w:t xml:space="preserve">3.1. Interpretabilidad para auditores (SHAP)</w:t>
       </w:r>
     </w:p>
     <w:p>
@@ -719,7 +719,7 @@
           <w:sz w:val="22"/>
           <w:szCs w:val="22"/>
         </w:rPr>
-        <w:t xml:space="preserve">El checklist de aceptación del TDR (Anexo 3, ítem 5) exige artefactos de explicabilidad tipo "caja blanca". Se generó la importancia de variables del modelo, que confirma que las señales más fuertes son el número de contratos ganados, la concentración en un solo tipo de objeto contractual y el monto total acumulado — variables directamente interpretables y auditables por un no especialista en ciencia de datos.</w:t>
+        <w:t xml:space="preserve">El checklist de aceptación del TDR (Anexo 3, ítem 5) exige artefactos de explicabilidad tipo "caja blanca" — específicamente valores SHAP, LIME o Feature Importance. Se implementaron valores SHAP (TreeExplainer) sobre el modelo, que ofrecen dos niveles de explicación: (1) un resumen global de cómo cada variable empuja el riesgo hacia arriba o hacia abajo en todo el conjunto de datos, y (2) una explicación individual por caso, que es lo que un auditor necesita para sustentar un hallazgo puntual ante un proveedor específico.</w:t>
       </w:r>
     </w:p>
     <w:p>
@@ -730,7 +730,7 @@
       <w:r>
         <w:drawing>
           <wp:inline distT="0" distB="0" distL="0" distR="0">
-            <wp:extent cx="4381500" cy="2743200"/>
+            <wp:extent cx="4381500" cy="3009900"/>
             <wp:effectExtent t="0" r="0" b="0" l="0"/>
             <wp:docPr id="1" name="" descr="" title=""/>
             <wp:cNvGraphicFramePr>
@@ -755,7 +755,7 @@
                   <pic:spPr bwMode="auto">
                     <a:xfrm>
                       <a:off x="0" y="0"/>
-                      <a:ext cx="4381500" cy="2743200"/>
+                      <a:ext cx="4381500" cy="3009900"/>
                     </a:xfrm>
                     <a:prstGeom prst="rect">
                       <a:avLst/>
@@ -781,1014 +781,7 @@
           <w:sz w:val="18"/>
           <w:szCs w:val="18"/>
         </w:rPr>
-        <w:t xml:space="preserve">Figura 3. Importancia de variables del modelo de favoritismo (artefacto de explicabilidad).</w:t>
-      </w:r>
-    </w:p>
-    <w:p>
-      <w:pPr>
-        <w:pStyle w:val="Heading2"/>
-        <w:spacing w:after="100" w:before="200"/>
-      </w:pPr>
-      <w:r>
-        <w:t xml:space="preserve">3.2. Top de pares proveedor-entidad por riesgo</w:t>
-      </w:r>
-    </w:p>
-    <w:tbl>
-      <w:tblPr>
-        <w:tblW w:type="dxa" w:w="9800"/>
-        <w:tblBorders>
-          <w:top w:val="single" w:color="auto" w:sz="4"/>
-          <w:left w:val="single" w:color="auto" w:sz="4"/>
-          <w:bottom w:val="single" w:color="auto" w:sz="4"/>
-          <w:right w:val="single" w:color="auto" w:sz="4"/>
-          <w:insideH w:val="single" w:color="auto" w:sz="4"/>
-          <w:insideV w:val="single" w:color="auto" w:sz="4"/>
-        </w:tblBorders>
-      </w:tblPr>
-      <w:tblGrid>
-        <w:gridCol w:w="2000"/>
-        <w:gridCol w:w="1800"/>
-        <w:gridCol w:w="1800"/>
-        <w:gridCol w:w="2600"/>
-        <w:gridCol w:w="1600"/>
-      </w:tblGrid>
-      <w:tr>
-        <w:tc>
-          <w:tcPr>
-            <w:tcW w:type="dxa" w:w="2000"/>
-            <w:shd w:fill="1F4E79" w:val="clear"/>
-            <w:tcMar>
-              <w:top w:type="dxa" w:w="60"/>
-              <w:left w:type="dxa" w:w="100"/>
-              <w:bottom w:type="dxa" w:w="60"/>
-              <w:right w:type="dxa" w:w="100"/>
-            </w:tcMar>
-            <w:vAlign w:val="center"/>
-          </w:tcPr>
-          <w:p>
-            <w:pPr>
-              <w:jc w:val="left"/>
-            </w:pPr>
-            <w:r>
-              <w:rPr>
-                <w:b/>
-                <w:bCs/>
-                <w:color w:val="FFFFFF"/>
-                <w:sz w:val="20"/>
-                <w:szCs w:val="20"/>
-              </w:rPr>
-              <w:t xml:space="preserve">Proveedor</w:t>
-            </w:r>
-          </w:p>
-        </w:tc>
-        <w:tc>
-          <w:tcPr>
-            <w:tcW w:type="dxa" w:w="1800"/>
-            <w:shd w:fill="1F4E79" w:val="clear"/>
-            <w:tcMar>
-              <w:top w:type="dxa" w:w="60"/>
-              <w:left w:type="dxa" w:w="100"/>
-              <w:bottom w:type="dxa" w:w="60"/>
-              <w:right w:type="dxa" w:w="100"/>
-            </w:tcMar>
-            <w:vAlign w:val="center"/>
-          </w:tcPr>
-          <w:p>
-            <w:pPr>
-              <w:jc w:val="left"/>
-            </w:pPr>
-            <w:r>
-              <w:rPr>
-                <w:b/>
-                <w:bCs/>
-                <w:color w:val="FFFFFF"/>
-                <w:sz w:val="20"/>
-                <w:szCs w:val="20"/>
-              </w:rPr>
-              <w:t xml:space="preserve">Entidad</w:t>
-            </w:r>
-          </w:p>
-        </w:tc>
-        <w:tc>
-          <w:tcPr>
-            <w:tcW w:type="dxa" w:w="1800"/>
-            <w:shd w:fill="1F4E79" w:val="clear"/>
-            <w:tcMar>
-              <w:top w:type="dxa" w:w="60"/>
-              <w:left w:type="dxa" w:w="100"/>
-              <w:bottom w:type="dxa" w:w="60"/>
-              <w:right w:type="dxa" w:w="100"/>
-            </w:tcMar>
-            <w:vAlign w:val="center"/>
-          </w:tcPr>
-          <w:p>
-            <w:pPr>
-              <w:jc w:val="left"/>
-            </w:pPr>
-            <w:r>
-              <w:rPr>
-                <w:b/>
-                <w:bCs/>
-                <w:color w:val="FFFFFF"/>
-                <w:sz w:val="20"/>
-                <w:szCs w:val="20"/>
-              </w:rPr>
-              <w:t xml:space="preserve">N° contratos</w:t>
-            </w:r>
-          </w:p>
-        </w:tc>
-        <w:tc>
-          <w:tcPr>
-            <w:tcW w:type="dxa" w:w="2600"/>
-            <w:shd w:fill="1F4E79" w:val="clear"/>
-            <w:tcMar>
-              <w:top w:type="dxa" w:w="60"/>
-              <w:left w:type="dxa" w:w="100"/>
-              <w:bottom w:type="dxa" w:w="60"/>
-              <w:right w:type="dxa" w:w="100"/>
-            </w:tcMar>
-            <w:vAlign w:val="center"/>
-          </w:tcPr>
-          <w:p>
-            <w:pPr>
-              <w:jc w:val="left"/>
-            </w:pPr>
-            <w:r>
-              <w:rPr>
-                <w:b/>
-                <w:bCs/>
-                <w:color w:val="FFFFFF"/>
-                <w:sz w:val="20"/>
-                <w:szCs w:val="20"/>
-              </w:rPr>
-              <w:t xml:space="preserve">% modalidad no competitiva</w:t>
-            </w:r>
-          </w:p>
-        </w:tc>
-        <w:tc>
-          <w:tcPr>
-            <w:tcW w:type="dxa" w:w="1600"/>
-            <w:shd w:fill="1F4E79" w:val="clear"/>
-            <w:tcMar>
-              <w:top w:type="dxa" w:w="60"/>
-              <w:left w:type="dxa" w:w="100"/>
-              <w:bottom w:type="dxa" w:w="60"/>
-              <w:right w:type="dxa" w:w="100"/>
-            </w:tcMar>
-            <w:vAlign w:val="center"/>
-          </w:tcPr>
-          <w:p>
-            <w:pPr>
-              <w:jc w:val="left"/>
-            </w:pPr>
-            <w:r>
-              <w:rPr>
-                <w:b/>
-                <w:bCs/>
-                <w:color w:val="FFFFFF"/>
-                <w:sz w:val="20"/>
-                <w:szCs w:val="20"/>
-              </w:rPr>
-              <w:t xml:space="preserve">Score de riesgo</w:t>
-            </w:r>
-          </w:p>
-        </w:tc>
-      </w:tr>
-      <w:tr>
-        <w:tc>
-          <w:tcPr>
-            <w:tcW w:type="dxa" w:w="2000"/>
-            <w:tcMar>
-              <w:top w:type="dxa" w:w="60"/>
-              <w:left w:type="dxa" w:w="100"/>
-              <w:bottom w:type="dxa" w:w="60"/>
-              <w:right w:type="dxa" w:w="100"/>
-            </w:tcMar>
-            <w:vAlign w:val="center"/>
-          </w:tcPr>
-          <w:p>
-            <w:pPr>
-              <w:jc w:val="left"/>
-            </w:pPr>
-            <w:r>
-              <w:rPr>
-                <w:b w:val="false"/>
-                <w:bCs w:val="false"/>
-                <w:color w:val="000000"/>
-                <w:sz w:val="20"/>
-                <w:szCs w:val="20"/>
-              </w:rPr>
-              <w:t xml:space="preserve">P0168</w:t>
-            </w:r>
-          </w:p>
-        </w:tc>
-        <w:tc>
-          <w:tcPr>
-            <w:tcW w:type="dxa" w:w="1800"/>
-            <w:tcMar>
-              <w:top w:type="dxa" w:w="60"/>
-              <w:left w:type="dxa" w:w="100"/>
-              <w:bottom w:type="dxa" w:w="60"/>
-              <w:right w:type="dxa" w:w="100"/>
-            </w:tcMar>
-            <w:vAlign w:val="center"/>
-          </w:tcPr>
-          <w:p>
-            <w:pPr>
-              <w:jc w:val="center"/>
-            </w:pPr>
-            <w:r>
-              <w:rPr>
-                <w:b w:val="false"/>
-                <w:bCs w:val="false"/>
-                <w:color w:val="000000"/>
-                <w:sz w:val="20"/>
-                <w:szCs w:val="20"/>
-              </w:rPr>
-              <w:t xml:space="preserve">E17</w:t>
-            </w:r>
-          </w:p>
-        </w:tc>
-        <w:tc>
-          <w:tcPr>
-            <w:tcW w:type="dxa" w:w="1800"/>
-            <w:tcMar>
-              <w:top w:type="dxa" w:w="60"/>
-              <w:left w:type="dxa" w:w="100"/>
-              <w:bottom w:type="dxa" w:w="60"/>
-              <w:right w:type="dxa" w:w="100"/>
-            </w:tcMar>
-            <w:vAlign w:val="center"/>
-          </w:tcPr>
-          <w:p>
-            <w:pPr>
-              <w:jc w:val="center"/>
-            </w:pPr>
-            <w:r>
-              <w:rPr>
-                <w:b w:val="false"/>
-                <w:bCs w:val="false"/>
-                <w:color w:val="000000"/>
-                <w:sz w:val="20"/>
-                <w:szCs w:val="20"/>
-              </w:rPr>
-              <w:t xml:space="preserve">12</w:t>
-            </w:r>
-          </w:p>
-        </w:tc>
-        <w:tc>
-          <w:tcPr>
-            <w:tcW w:type="dxa" w:w="2600"/>
-            <w:tcMar>
-              <w:top w:type="dxa" w:w="60"/>
-              <w:left w:type="dxa" w:w="100"/>
-              <w:bottom w:type="dxa" w:w="60"/>
-              <w:right w:type="dxa" w:w="100"/>
-            </w:tcMar>
-            <w:vAlign w:val="center"/>
-          </w:tcPr>
-          <w:p>
-            <w:pPr>
-              <w:jc w:val="center"/>
-            </w:pPr>
-            <w:r>
-              <w:rPr>
-                <w:b w:val="false"/>
-                <w:bCs w:val="false"/>
-                <w:color w:val="000000"/>
-                <w:sz w:val="20"/>
-                <w:szCs w:val="20"/>
-              </w:rPr>
-              <w:t xml:space="preserve">91.7%</w:t>
-            </w:r>
-          </w:p>
-        </w:tc>
-        <w:tc>
-          <w:tcPr>
-            <w:tcW w:type="dxa" w:w="1600"/>
-            <w:tcMar>
-              <w:top w:type="dxa" w:w="60"/>
-              <w:left w:type="dxa" w:w="100"/>
-              <w:bottom w:type="dxa" w:w="60"/>
-              <w:right w:type="dxa" w:w="100"/>
-            </w:tcMar>
-            <w:vAlign w:val="center"/>
-          </w:tcPr>
-          <w:p>
-            <w:pPr>
-              <w:jc w:val="center"/>
-            </w:pPr>
-            <w:r>
-              <w:rPr>
-                <w:b w:val="false"/>
-                <w:bCs w:val="false"/>
-                <w:color w:val="000000"/>
-                <w:sz w:val="20"/>
-                <w:szCs w:val="20"/>
-              </w:rPr>
-              <w:t xml:space="preserve">0.997</w:t>
-            </w:r>
-          </w:p>
-        </w:tc>
-      </w:tr>
-      <w:tr>
-        <w:tc>
-          <w:tcPr>
-            <w:tcW w:type="dxa" w:w="2000"/>
-            <w:tcMar>
-              <w:top w:type="dxa" w:w="60"/>
-              <w:left w:type="dxa" w:w="100"/>
-              <w:bottom w:type="dxa" w:w="60"/>
-              <w:right w:type="dxa" w:w="100"/>
-            </w:tcMar>
-            <w:vAlign w:val="center"/>
-          </w:tcPr>
-          <w:p>
-            <w:pPr>
-              <w:jc w:val="left"/>
-            </w:pPr>
-            <w:r>
-              <w:rPr>
-                <w:b w:val="false"/>
-                <w:bCs w:val="false"/>
-                <w:color w:val="000000"/>
-                <w:sz w:val="20"/>
-                <w:szCs w:val="20"/>
-              </w:rPr>
-              <w:t xml:space="preserve">P0000</w:t>
-            </w:r>
-          </w:p>
-        </w:tc>
-        <w:tc>
-          <w:tcPr>
-            <w:tcW w:type="dxa" w:w="1800"/>
-            <w:tcMar>
-              <w:top w:type="dxa" w:w="60"/>
-              <w:left w:type="dxa" w:w="100"/>
-              <w:bottom w:type="dxa" w:w="60"/>
-              <w:right w:type="dxa" w:w="100"/>
-            </w:tcMar>
-            <w:vAlign w:val="center"/>
-          </w:tcPr>
-          <w:p>
-            <w:pPr>
-              <w:jc w:val="center"/>
-            </w:pPr>
-            <w:r>
-              <w:rPr>
-                <w:b w:val="false"/>
-                <w:bCs w:val="false"/>
-                <w:color w:val="000000"/>
-                <w:sz w:val="20"/>
-                <w:szCs w:val="20"/>
-              </w:rPr>
-              <w:t xml:space="preserve">E15</w:t>
-            </w:r>
-          </w:p>
-        </w:tc>
-        <w:tc>
-          <w:tcPr>
-            <w:tcW w:type="dxa" w:w="1800"/>
-            <w:tcMar>
-              <w:top w:type="dxa" w:w="60"/>
-              <w:left w:type="dxa" w:w="100"/>
-              <w:bottom w:type="dxa" w:w="60"/>
-              <w:right w:type="dxa" w:w="100"/>
-            </w:tcMar>
-            <w:vAlign w:val="center"/>
-          </w:tcPr>
-          <w:p>
-            <w:pPr>
-              <w:jc w:val="center"/>
-            </w:pPr>
-            <w:r>
-              <w:rPr>
-                <w:b w:val="false"/>
-                <w:bCs w:val="false"/>
-                <w:color w:val="000000"/>
-                <w:sz w:val="20"/>
-                <w:szCs w:val="20"/>
-              </w:rPr>
-              <w:t xml:space="preserve">11</w:t>
-            </w:r>
-          </w:p>
-        </w:tc>
-        <w:tc>
-          <w:tcPr>
-            <w:tcW w:type="dxa" w:w="2600"/>
-            <w:tcMar>
-              <w:top w:type="dxa" w:w="60"/>
-              <w:left w:type="dxa" w:w="100"/>
-              <w:bottom w:type="dxa" w:w="60"/>
-              <w:right w:type="dxa" w:w="100"/>
-            </w:tcMar>
-            <w:vAlign w:val="center"/>
-          </w:tcPr>
-          <w:p>
-            <w:pPr>
-              <w:jc w:val="center"/>
-            </w:pPr>
-            <w:r>
-              <w:rPr>
-                <w:b w:val="false"/>
-                <w:bCs w:val="false"/>
-                <w:color w:val="000000"/>
-                <w:sz w:val="20"/>
-                <w:szCs w:val="20"/>
-              </w:rPr>
-              <w:t xml:space="preserve">100.0%</w:t>
-            </w:r>
-          </w:p>
-        </w:tc>
-        <w:tc>
-          <w:tcPr>
-            <w:tcW w:type="dxa" w:w="1600"/>
-            <w:tcMar>
-              <w:top w:type="dxa" w:w="60"/>
-              <w:left w:type="dxa" w:w="100"/>
-              <w:bottom w:type="dxa" w:w="60"/>
-              <w:right w:type="dxa" w:w="100"/>
-            </w:tcMar>
-            <w:vAlign w:val="center"/>
-          </w:tcPr>
-          <w:p>
-            <w:pPr>
-              <w:jc w:val="center"/>
-            </w:pPr>
-            <w:r>
-              <w:rPr>
-                <w:b w:val="false"/>
-                <w:bCs w:val="false"/>
-                <w:color w:val="000000"/>
-                <w:sz w:val="20"/>
-                <w:szCs w:val="20"/>
-              </w:rPr>
-              <w:t xml:space="preserve">0.970</w:t>
-            </w:r>
-          </w:p>
-        </w:tc>
-      </w:tr>
-      <w:tr>
-        <w:tc>
-          <w:tcPr>
-            <w:tcW w:type="dxa" w:w="2000"/>
-            <w:tcMar>
-              <w:top w:type="dxa" w:w="60"/>
-              <w:left w:type="dxa" w:w="100"/>
-              <w:bottom w:type="dxa" w:w="60"/>
-              <w:right w:type="dxa" w:w="100"/>
-            </w:tcMar>
-            <w:vAlign w:val="center"/>
-          </w:tcPr>
-          <w:p>
-            <w:pPr>
-              <w:jc w:val="left"/>
-            </w:pPr>
-            <w:r>
-              <w:rPr>
-                <w:b w:val="false"/>
-                <w:bCs w:val="false"/>
-                <w:color w:val="000000"/>
-                <w:sz w:val="20"/>
-                <w:szCs w:val="20"/>
-              </w:rPr>
-              <w:t xml:space="preserve">P0051</w:t>
-            </w:r>
-          </w:p>
-        </w:tc>
-        <w:tc>
-          <w:tcPr>
-            <w:tcW w:type="dxa" w:w="1800"/>
-            <w:tcMar>
-              <w:top w:type="dxa" w:w="60"/>
-              <w:left w:type="dxa" w:w="100"/>
-              <w:bottom w:type="dxa" w:w="60"/>
-              <w:right w:type="dxa" w:w="100"/>
-            </w:tcMar>
-            <w:vAlign w:val="center"/>
-          </w:tcPr>
-          <w:p>
-            <w:pPr>
-              <w:jc w:val="center"/>
-            </w:pPr>
-            <w:r>
-              <w:rPr>
-                <w:b w:val="false"/>
-                <w:bCs w:val="false"/>
-                <w:color w:val="000000"/>
-                <w:sz w:val="20"/>
-                <w:szCs w:val="20"/>
-              </w:rPr>
-              <w:t xml:space="preserve">E08</w:t>
-            </w:r>
-          </w:p>
-        </w:tc>
-        <w:tc>
-          <w:tcPr>
-            <w:tcW w:type="dxa" w:w="1800"/>
-            <w:tcMar>
-              <w:top w:type="dxa" w:w="60"/>
-              <w:left w:type="dxa" w:w="100"/>
-              <w:bottom w:type="dxa" w:w="60"/>
-              <w:right w:type="dxa" w:w="100"/>
-            </w:tcMar>
-            <w:vAlign w:val="center"/>
-          </w:tcPr>
-          <w:p>
-            <w:pPr>
-              <w:jc w:val="center"/>
-            </w:pPr>
-            <w:r>
-              <w:rPr>
-                <w:b w:val="false"/>
-                <w:bCs w:val="false"/>
-                <w:color w:val="000000"/>
-                <w:sz w:val="20"/>
-                <w:szCs w:val="20"/>
-              </w:rPr>
-              <w:t xml:space="preserve">16</w:t>
-            </w:r>
-          </w:p>
-        </w:tc>
-        <w:tc>
-          <w:tcPr>
-            <w:tcW w:type="dxa" w:w="2600"/>
-            <w:tcMar>
-              <w:top w:type="dxa" w:w="60"/>
-              <w:left w:type="dxa" w:w="100"/>
-              <w:bottom w:type="dxa" w:w="60"/>
-              <w:right w:type="dxa" w:w="100"/>
-            </w:tcMar>
-            <w:vAlign w:val="center"/>
-          </w:tcPr>
-          <w:p>
-            <w:pPr>
-              <w:jc w:val="center"/>
-            </w:pPr>
-            <w:r>
-              <w:rPr>
-                <w:b w:val="false"/>
-                <w:bCs w:val="false"/>
-                <w:color w:val="000000"/>
-                <w:sz w:val="20"/>
-                <w:szCs w:val="20"/>
-              </w:rPr>
-              <w:t xml:space="preserve">93.8%</w:t>
-            </w:r>
-          </w:p>
-        </w:tc>
-        <w:tc>
-          <w:tcPr>
-            <w:tcW w:type="dxa" w:w="1600"/>
-            <w:tcMar>
-              <w:top w:type="dxa" w:w="60"/>
-              <w:left w:type="dxa" w:w="100"/>
-              <w:bottom w:type="dxa" w:w="60"/>
-              <w:right w:type="dxa" w:w="100"/>
-            </w:tcMar>
-            <w:vAlign w:val="center"/>
-          </w:tcPr>
-          <w:p>
-            <w:pPr>
-              <w:jc w:val="center"/>
-            </w:pPr>
-            <w:r>
-              <w:rPr>
-                <w:b w:val="false"/>
-                <w:bCs w:val="false"/>
-                <w:color w:val="000000"/>
-                <w:sz w:val="20"/>
-                <w:szCs w:val="20"/>
-              </w:rPr>
-              <w:t xml:space="preserve">0.963</w:t>
-            </w:r>
-          </w:p>
-        </w:tc>
-      </w:tr>
-      <w:tr>
-        <w:tc>
-          <w:tcPr>
-            <w:tcW w:type="dxa" w:w="2000"/>
-            <w:tcMar>
-              <w:top w:type="dxa" w:w="60"/>
-              <w:left w:type="dxa" w:w="100"/>
-              <w:bottom w:type="dxa" w:w="60"/>
-              <w:right w:type="dxa" w:w="100"/>
-            </w:tcMar>
-            <w:vAlign w:val="center"/>
-          </w:tcPr>
-          <w:p>
-            <w:pPr>
-              <w:jc w:val="left"/>
-            </w:pPr>
-            <w:r>
-              <w:rPr>
-                <w:b w:val="false"/>
-                <w:bCs w:val="false"/>
-                <w:color w:val="000000"/>
-                <w:sz w:val="20"/>
-                <w:szCs w:val="20"/>
-              </w:rPr>
-              <w:t xml:space="preserve">P0138</w:t>
-            </w:r>
-          </w:p>
-        </w:tc>
-        <w:tc>
-          <w:tcPr>
-            <w:tcW w:type="dxa" w:w="1800"/>
-            <w:tcMar>
-              <w:top w:type="dxa" w:w="60"/>
-              <w:left w:type="dxa" w:w="100"/>
-              <w:bottom w:type="dxa" w:w="60"/>
-              <w:right w:type="dxa" w:w="100"/>
-            </w:tcMar>
-            <w:vAlign w:val="center"/>
-          </w:tcPr>
-          <w:p>
-            <w:pPr>
-              <w:jc w:val="center"/>
-            </w:pPr>
-            <w:r>
-              <w:rPr>
-                <w:b w:val="false"/>
-                <w:bCs w:val="false"/>
-                <w:color w:val="000000"/>
-                <w:sz w:val="20"/>
-                <w:szCs w:val="20"/>
-              </w:rPr>
-              <w:t xml:space="preserve">E00</w:t>
-            </w:r>
-          </w:p>
-        </w:tc>
-        <w:tc>
-          <w:tcPr>
-            <w:tcW w:type="dxa" w:w="1800"/>
-            <w:tcMar>
-              <w:top w:type="dxa" w:w="60"/>
-              <w:left w:type="dxa" w:w="100"/>
-              <w:bottom w:type="dxa" w:w="60"/>
-              <w:right w:type="dxa" w:w="100"/>
-            </w:tcMar>
-            <w:vAlign w:val="center"/>
-          </w:tcPr>
-          <w:p>
-            <w:pPr>
-              <w:jc w:val="center"/>
-            </w:pPr>
-            <w:r>
-              <w:rPr>
-                <w:b w:val="false"/>
-                <w:bCs w:val="false"/>
-                <w:color w:val="000000"/>
-                <w:sz w:val="20"/>
-                <w:szCs w:val="20"/>
-              </w:rPr>
-              <w:t xml:space="preserve">14</w:t>
-            </w:r>
-          </w:p>
-        </w:tc>
-        <w:tc>
-          <w:tcPr>
-            <w:tcW w:type="dxa" w:w="2600"/>
-            <w:tcMar>
-              <w:top w:type="dxa" w:w="60"/>
-              <w:left w:type="dxa" w:w="100"/>
-              <w:bottom w:type="dxa" w:w="60"/>
-              <w:right w:type="dxa" w:w="100"/>
-            </w:tcMar>
-            <w:vAlign w:val="center"/>
-          </w:tcPr>
-          <w:p>
-            <w:pPr>
-              <w:jc w:val="center"/>
-            </w:pPr>
-            <w:r>
-              <w:rPr>
-                <w:b w:val="false"/>
-                <w:bCs w:val="false"/>
-                <w:color w:val="000000"/>
-                <w:sz w:val="20"/>
-                <w:szCs w:val="20"/>
-              </w:rPr>
-              <w:t xml:space="preserve">100.0%</w:t>
-            </w:r>
-          </w:p>
-        </w:tc>
-        <w:tc>
-          <w:tcPr>
-            <w:tcW w:type="dxa" w:w="1600"/>
-            <w:tcMar>
-              <w:top w:type="dxa" w:w="60"/>
-              <w:left w:type="dxa" w:w="100"/>
-              <w:bottom w:type="dxa" w:w="60"/>
-              <w:right w:type="dxa" w:w="100"/>
-            </w:tcMar>
-            <w:vAlign w:val="center"/>
-          </w:tcPr>
-          <w:p>
-            <w:pPr>
-              <w:jc w:val="center"/>
-            </w:pPr>
-            <w:r>
-              <w:rPr>
-                <w:b w:val="false"/>
-                <w:bCs w:val="false"/>
-                <w:color w:val="000000"/>
-                <w:sz w:val="20"/>
-                <w:szCs w:val="20"/>
-              </w:rPr>
-              <w:t xml:space="preserve">0.957</w:t>
-            </w:r>
-          </w:p>
-        </w:tc>
-      </w:tr>
-      <w:tr>
-        <w:tc>
-          <w:tcPr>
-            <w:tcW w:type="dxa" w:w="2000"/>
-            <w:tcMar>
-              <w:top w:type="dxa" w:w="60"/>
-              <w:left w:type="dxa" w:w="100"/>
-              <w:bottom w:type="dxa" w:w="60"/>
-              <w:right w:type="dxa" w:w="100"/>
-            </w:tcMar>
-            <w:vAlign w:val="center"/>
-          </w:tcPr>
-          <w:p>
-            <w:pPr>
-              <w:jc w:val="left"/>
-            </w:pPr>
-            <w:r>
-              <w:rPr>
-                <w:b w:val="false"/>
-                <w:bCs w:val="false"/>
-                <w:color w:val="000000"/>
-                <w:sz w:val="20"/>
-                <w:szCs w:val="20"/>
-              </w:rPr>
-              <w:t xml:space="preserve">P0049</w:t>
-            </w:r>
-          </w:p>
-        </w:tc>
-        <w:tc>
-          <w:tcPr>
-            <w:tcW w:type="dxa" w:w="1800"/>
-            <w:tcMar>
-              <w:top w:type="dxa" w:w="60"/>
-              <w:left w:type="dxa" w:w="100"/>
-              <w:bottom w:type="dxa" w:w="60"/>
-              <w:right w:type="dxa" w:w="100"/>
-            </w:tcMar>
-            <w:vAlign w:val="center"/>
-          </w:tcPr>
-          <w:p>
-            <w:pPr>
-              <w:jc w:val="center"/>
-            </w:pPr>
-            <w:r>
-              <w:rPr>
-                <w:b w:val="false"/>
-                <w:bCs w:val="false"/>
-                <w:color w:val="000000"/>
-                <w:sz w:val="20"/>
-                <w:szCs w:val="20"/>
-              </w:rPr>
-              <w:t xml:space="preserve">E16</w:t>
-            </w:r>
-          </w:p>
-        </w:tc>
-        <w:tc>
-          <w:tcPr>
-            <w:tcW w:type="dxa" w:w="1800"/>
-            <w:tcMar>
-              <w:top w:type="dxa" w:w="60"/>
-              <w:left w:type="dxa" w:w="100"/>
-              <w:bottom w:type="dxa" w:w="60"/>
-              <w:right w:type="dxa" w:w="100"/>
-            </w:tcMar>
-            <w:vAlign w:val="center"/>
-          </w:tcPr>
-          <w:p>
-            <w:pPr>
-              <w:jc w:val="center"/>
-            </w:pPr>
-            <w:r>
-              <w:rPr>
-                <w:b w:val="false"/>
-                <w:bCs w:val="false"/>
-                <w:color w:val="000000"/>
-                <w:sz w:val="20"/>
-                <w:szCs w:val="20"/>
-              </w:rPr>
-              <w:t xml:space="preserve">15</w:t>
-            </w:r>
-          </w:p>
-        </w:tc>
-        <w:tc>
-          <w:tcPr>
-            <w:tcW w:type="dxa" w:w="2600"/>
-            <w:tcMar>
-              <w:top w:type="dxa" w:w="60"/>
-              <w:left w:type="dxa" w:w="100"/>
-              <w:bottom w:type="dxa" w:w="60"/>
-              <w:right w:type="dxa" w:w="100"/>
-            </w:tcMar>
-            <w:vAlign w:val="center"/>
-          </w:tcPr>
-          <w:p>
-            <w:pPr>
-              <w:jc w:val="center"/>
-            </w:pPr>
-            <w:r>
-              <w:rPr>
-                <w:b w:val="false"/>
-                <w:bCs w:val="false"/>
-                <w:color w:val="000000"/>
-                <w:sz w:val="20"/>
-                <w:szCs w:val="20"/>
-              </w:rPr>
-              <w:t xml:space="preserve">93.3%</w:t>
-            </w:r>
-          </w:p>
-        </w:tc>
-        <w:tc>
-          <w:tcPr>
-            <w:tcW w:type="dxa" w:w="1600"/>
-            <w:tcMar>
-              <w:top w:type="dxa" w:w="60"/>
-              <w:left w:type="dxa" w:w="100"/>
-              <w:bottom w:type="dxa" w:w="60"/>
-              <w:right w:type="dxa" w:w="100"/>
-            </w:tcMar>
-            <w:vAlign w:val="center"/>
-          </w:tcPr>
-          <w:p>
-            <w:pPr>
-              <w:jc w:val="center"/>
-            </w:pPr>
-            <w:r>
-              <w:rPr>
-                <w:b w:val="false"/>
-                <w:bCs w:val="false"/>
-                <w:color w:val="000000"/>
-                <w:sz w:val="20"/>
-                <w:szCs w:val="20"/>
-              </w:rPr>
-              <w:t xml:space="preserve">0.923</w:t>
-            </w:r>
-          </w:p>
-        </w:tc>
-      </w:tr>
-      <w:tr>
-        <w:tc>
-          <w:tcPr>
-            <w:tcW w:type="dxa" w:w="2000"/>
-            <w:tcMar>
-              <w:top w:type="dxa" w:w="60"/>
-              <w:left w:type="dxa" w:w="100"/>
-              <w:bottom w:type="dxa" w:w="60"/>
-              <w:right w:type="dxa" w:w="100"/>
-            </w:tcMar>
-            <w:vAlign w:val="center"/>
-          </w:tcPr>
-          <w:p>
-            <w:pPr>
-              <w:jc w:val="left"/>
-            </w:pPr>
-            <w:r>
-              <w:rPr>
-                <w:b w:val="false"/>
-                <w:bCs w:val="false"/>
-                <w:color w:val="000000"/>
-                <w:sz w:val="20"/>
-                <w:szCs w:val="20"/>
-              </w:rPr>
-              <w:t xml:space="preserve">P0154</w:t>
-            </w:r>
-          </w:p>
-        </w:tc>
-        <w:tc>
-          <w:tcPr>
-            <w:tcW w:type="dxa" w:w="1800"/>
-            <w:tcMar>
-              <w:top w:type="dxa" w:w="60"/>
-              <w:left w:type="dxa" w:w="100"/>
-              <w:bottom w:type="dxa" w:w="60"/>
-              <w:right w:type="dxa" w:w="100"/>
-            </w:tcMar>
-            <w:vAlign w:val="center"/>
-          </w:tcPr>
-          <w:p>
-            <w:pPr>
-              <w:jc w:val="center"/>
-            </w:pPr>
-            <w:r>
-              <w:rPr>
-                <w:b w:val="false"/>
-                <w:bCs w:val="false"/>
-                <w:color w:val="000000"/>
-                <w:sz w:val="20"/>
-                <w:szCs w:val="20"/>
-              </w:rPr>
-              <w:t xml:space="preserve">E16</w:t>
-            </w:r>
-          </w:p>
-        </w:tc>
-        <w:tc>
-          <w:tcPr>
-            <w:tcW w:type="dxa" w:w="1800"/>
-            <w:tcMar>
-              <w:top w:type="dxa" w:w="60"/>
-              <w:left w:type="dxa" w:w="100"/>
-              <w:bottom w:type="dxa" w:w="60"/>
-              <w:right w:type="dxa" w:w="100"/>
-            </w:tcMar>
-            <w:vAlign w:val="center"/>
-          </w:tcPr>
-          <w:p>
-            <w:pPr>
-              <w:jc w:val="center"/>
-            </w:pPr>
-            <w:r>
-              <w:rPr>
-                <w:b w:val="false"/>
-                <w:bCs w:val="false"/>
-                <w:color w:val="000000"/>
-                <w:sz w:val="20"/>
-                <w:szCs w:val="20"/>
-              </w:rPr>
-              <w:t xml:space="preserve">11</w:t>
-            </w:r>
-          </w:p>
-        </w:tc>
-        <w:tc>
-          <w:tcPr>
-            <w:tcW w:type="dxa" w:w="2600"/>
-            <w:tcMar>
-              <w:top w:type="dxa" w:w="60"/>
-              <w:left w:type="dxa" w:w="100"/>
-              <w:bottom w:type="dxa" w:w="60"/>
-              <w:right w:type="dxa" w:w="100"/>
-            </w:tcMar>
-            <w:vAlign w:val="center"/>
-          </w:tcPr>
-          <w:p>
-            <w:pPr>
-              <w:jc w:val="center"/>
-            </w:pPr>
-            <w:r>
-              <w:rPr>
-                <w:b w:val="false"/>
-                <w:bCs w:val="false"/>
-                <w:color w:val="000000"/>
-                <w:sz w:val="20"/>
-                <w:szCs w:val="20"/>
-              </w:rPr>
-              <w:t xml:space="preserve">100.0%</w:t>
-            </w:r>
-          </w:p>
-        </w:tc>
-        <w:tc>
-          <w:tcPr>
-            <w:tcW w:type="dxa" w:w="1600"/>
-            <w:tcMar>
-              <w:top w:type="dxa" w:w="60"/>
-              <w:left w:type="dxa" w:w="100"/>
-              <w:bottom w:type="dxa" w:w="60"/>
-              <w:right w:type="dxa" w:w="100"/>
-            </w:tcMar>
-            <w:vAlign w:val="center"/>
-          </w:tcPr>
-          <w:p>
-            <w:pPr>
-              <w:jc w:val="center"/>
-            </w:pPr>
-            <w:r>
-              <w:rPr>
-                <w:b w:val="false"/>
-                <w:bCs w:val="false"/>
-                <w:color w:val="000000"/>
-                <w:sz w:val="20"/>
-                <w:szCs w:val="20"/>
-              </w:rPr>
-              <w:t xml:space="preserve">0.843</w:t>
-            </w:r>
-          </w:p>
-        </w:tc>
-      </w:tr>
-    </w:tbl>
-    <w:p>
-      <w:r>
-        <w:br w:type="page"/>
-      </w:r>
-    </w:p>
-    <w:p>
-      <w:pPr>
-        <w:pStyle w:val="Heading1"/>
-        <w:spacing w:after="150" w:before="300"/>
-      </w:pPr>
-      <w:r>
-        <w:t xml:space="preserve">4. Modelo de Detección de Fraccionamiento</w:t>
+        <w:t xml:space="preserve">Figura 3. Impacto SHAP por variable — vista global (rojo = valor alto de la variable).</w:t>
       </w:r>
     </w:p>
     <w:p>
@@ -1800,494 +793,7 @@
           <w:sz w:val="22"/>
           <w:szCs w:val="22"/>
         </w:rPr>
-        <w:t xml:space="preserve">Se construyeron 149 grupos proveedor-entidad-objeto con 2 o más contratos, y se calcularon variables de ventana temporal (máximo de contratos en ventanas móviles de 15 días, porcentaje de montos justo por debajo del umbral legal de Adjudicación Simplificada). Se compararon dos enfoques: un modelo no supervisado de detección de anomalías (Isolation Forest) y una regla explícita basada en el umbral normativo vigente.</w:t>
-      </w:r>
-    </w:p>
-    <w:tbl>
-      <w:tblPr>
-        <w:tblW w:type="dxa" w:w="9800"/>
-        <w:tblBorders>
-          <w:top w:val="single" w:color="auto" w:sz="4"/>
-          <w:left w:val="single" w:color="auto" w:sz="4"/>
-          <w:bottom w:val="single" w:color="auto" w:sz="4"/>
-          <w:right w:val="single" w:color="auto" w:sz="4"/>
-          <w:insideH w:val="single" w:color="auto" w:sz="4"/>
-          <w:insideV w:val="single" w:color="auto" w:sz="4"/>
-        </w:tblBorders>
-      </w:tblPr>
-      <w:tblGrid>
-        <w:gridCol w:w="3600"/>
-        <w:gridCol w:w="2200"/>
-        <w:gridCol w:w="2000"/>
-        <w:gridCol w:w="2000"/>
-      </w:tblGrid>
-      <w:tr>
-        <w:tc>
-          <w:tcPr>
-            <w:tcW w:type="dxa" w:w="3600"/>
-            <w:shd w:fill="1F4E79" w:val="clear"/>
-            <w:tcMar>
-              <w:top w:type="dxa" w:w="60"/>
-              <w:left w:type="dxa" w:w="100"/>
-              <w:bottom w:type="dxa" w:w="60"/>
-              <w:right w:type="dxa" w:w="100"/>
-            </w:tcMar>
-            <w:vAlign w:val="center"/>
-          </w:tcPr>
-          <w:p>
-            <w:pPr>
-              <w:jc w:val="left"/>
-            </w:pPr>
-            <w:r>
-              <w:rPr>
-                <w:b/>
-                <w:bCs/>
-                <w:color w:val="FFFFFF"/>
-                <w:sz w:val="20"/>
-                <w:szCs w:val="20"/>
-              </w:rPr>
-              <w:t xml:space="preserve">Enfoque</w:t>
-            </w:r>
-          </w:p>
-        </w:tc>
-        <w:tc>
-          <w:tcPr>
-            <w:tcW w:type="dxa" w:w="2200"/>
-            <w:shd w:fill="1F4E79" w:val="clear"/>
-            <w:tcMar>
-              <w:top w:type="dxa" w:w="60"/>
-              <w:left w:type="dxa" w:w="100"/>
-              <w:bottom w:type="dxa" w:w="60"/>
-              <w:right w:type="dxa" w:w="100"/>
-            </w:tcMar>
-            <w:vAlign w:val="center"/>
-          </w:tcPr>
-          <w:p>
-            <w:pPr>
-              <w:jc w:val="left"/>
-            </w:pPr>
-            <w:r>
-              <w:rPr>
-                <w:b/>
-                <w:bCs/>
-                <w:color w:val="FFFFFF"/>
-                <w:sz w:val="20"/>
-                <w:szCs w:val="20"/>
-              </w:rPr>
-              <w:t xml:space="preserve">Grupos marcados</w:t>
-            </w:r>
-          </w:p>
-        </w:tc>
-        <w:tc>
-          <w:tcPr>
-            <w:tcW w:type="dxa" w:w="2000"/>
-            <w:shd w:fill="1F4E79" w:val="clear"/>
-            <w:tcMar>
-              <w:top w:type="dxa" w:w="60"/>
-              <w:left w:type="dxa" w:w="100"/>
-              <w:bottom w:type="dxa" w:w="60"/>
-              <w:right w:type="dxa" w:w="100"/>
-            </w:tcMar>
-            <w:vAlign w:val="center"/>
-          </w:tcPr>
-          <w:p>
-            <w:pPr>
-              <w:jc w:val="left"/>
-            </w:pPr>
-            <w:r>
-              <w:rPr>
-                <w:b/>
-                <w:bCs/>
-                <w:color w:val="FFFFFF"/>
-                <w:sz w:val="20"/>
-                <w:szCs w:val="20"/>
-              </w:rPr>
-              <w:t xml:space="preserve">Aciertos reales</w:t>
-            </w:r>
-          </w:p>
-        </w:tc>
-        <w:tc>
-          <w:tcPr>
-            <w:tcW w:type="dxa" w:w="2000"/>
-            <w:shd w:fill="1F4E79" w:val="clear"/>
-            <w:tcMar>
-              <w:top w:type="dxa" w:w="60"/>
-              <w:left w:type="dxa" w:w="100"/>
-              <w:bottom w:type="dxa" w:w="60"/>
-              <w:right w:type="dxa" w:w="100"/>
-            </w:tcMar>
-            <w:vAlign w:val="center"/>
-          </w:tcPr>
-          <w:p>
-            <w:pPr>
-              <w:jc w:val="left"/>
-            </w:pPr>
-            <w:r>
-              <w:rPr>
-                <w:b/>
-                <w:bCs/>
-                <w:color w:val="FFFFFF"/>
-                <w:sz w:val="20"/>
-                <w:szCs w:val="20"/>
-              </w:rPr>
-              <w:t xml:space="preserve">Precisión</w:t>
-            </w:r>
-          </w:p>
-        </w:tc>
-      </w:tr>
-      <w:tr>
-        <w:tc>
-          <w:tcPr>
-            <w:tcW w:type="dxa" w:w="3600"/>
-            <w:tcMar>
-              <w:top w:type="dxa" w:w="60"/>
-              <w:left w:type="dxa" w:w="100"/>
-              <w:bottom w:type="dxa" w:w="60"/>
-              <w:right w:type="dxa" w:w="100"/>
-            </w:tcMar>
-            <w:vAlign w:val="center"/>
-          </w:tcPr>
-          <w:p>
-            <w:pPr>
-              <w:jc w:val="left"/>
-            </w:pPr>
-            <w:r>
-              <w:rPr>
-                <w:b w:val="false"/>
-                <w:bCs w:val="false"/>
-                <w:color w:val="000000"/>
-                <w:sz w:val="20"/>
-                <w:szCs w:val="20"/>
-              </w:rPr>
-              <w:t xml:space="preserve">Isolation Forest (solo)</w:t>
-            </w:r>
-          </w:p>
-        </w:tc>
-        <w:tc>
-          <w:tcPr>
-            <w:tcW w:type="dxa" w:w="2200"/>
-            <w:tcMar>
-              <w:top w:type="dxa" w:w="60"/>
-              <w:left w:type="dxa" w:w="100"/>
-              <w:bottom w:type="dxa" w:w="60"/>
-              <w:right w:type="dxa" w:w="100"/>
-            </w:tcMar>
-            <w:vAlign w:val="center"/>
-          </w:tcPr>
-          <w:p>
-            <w:pPr>
-              <w:jc w:val="center"/>
-            </w:pPr>
-            <w:r>
-              <w:rPr>
-                <w:b w:val="false"/>
-                <w:bCs w:val="false"/>
-                <w:color w:val="000000"/>
-                <w:sz w:val="20"/>
-                <w:szCs w:val="20"/>
-              </w:rPr>
-              <w:t xml:space="preserve">8</w:t>
-            </w:r>
-          </w:p>
-        </w:tc>
-        <w:tc>
-          <w:tcPr>
-            <w:tcW w:type="dxa" w:w="2000"/>
-            <w:tcMar>
-              <w:top w:type="dxa" w:w="60"/>
-              <w:left w:type="dxa" w:w="100"/>
-              <w:bottom w:type="dxa" w:w="60"/>
-              <w:right w:type="dxa" w:w="100"/>
-            </w:tcMar>
-            <w:vAlign w:val="center"/>
-          </w:tcPr>
-          <w:p>
-            <w:pPr>
-              <w:jc w:val="center"/>
-            </w:pPr>
-            <w:r>
-              <w:rPr>
-                <w:b w:val="false"/>
-                <w:bCs w:val="false"/>
-                <w:color w:val="000000"/>
-                <w:sz w:val="20"/>
-                <w:szCs w:val="20"/>
-              </w:rPr>
-              <w:t xml:space="preserve">3</w:t>
-            </w:r>
-          </w:p>
-        </w:tc>
-        <w:tc>
-          <w:tcPr>
-            <w:tcW w:type="dxa" w:w="2000"/>
-            <w:tcMar>
-              <w:top w:type="dxa" w:w="60"/>
-              <w:left w:type="dxa" w:w="100"/>
-              <w:bottom w:type="dxa" w:w="60"/>
-              <w:right w:type="dxa" w:w="100"/>
-            </w:tcMar>
-            <w:vAlign w:val="center"/>
-          </w:tcPr>
-          <w:p>
-            <w:pPr>
-              <w:jc w:val="center"/>
-            </w:pPr>
-            <w:r>
-              <w:rPr>
-                <w:b w:val="false"/>
-                <w:bCs w:val="false"/>
-                <w:color w:val="000000"/>
-                <w:sz w:val="20"/>
-                <w:szCs w:val="20"/>
-              </w:rPr>
-              <w:t xml:space="preserve">37.5%</w:t>
-            </w:r>
-          </w:p>
-        </w:tc>
-      </w:tr>
-      <w:tr>
-        <w:tc>
-          <w:tcPr>
-            <w:tcW w:type="dxa" w:w="3600"/>
-            <w:tcMar>
-              <w:top w:type="dxa" w:w="60"/>
-              <w:left w:type="dxa" w:w="100"/>
-              <w:bottom w:type="dxa" w:w="60"/>
-              <w:right w:type="dxa" w:w="100"/>
-            </w:tcMar>
-            <w:vAlign w:val="center"/>
-          </w:tcPr>
-          <w:p>
-            <w:pPr>
-              <w:jc w:val="left"/>
-            </w:pPr>
-            <w:r>
-              <w:rPr>
-                <w:b w:val="false"/>
-                <w:bCs w:val="false"/>
-                <w:color w:val="000000"/>
-                <w:sz w:val="20"/>
-                <w:szCs w:val="20"/>
-              </w:rPr>
-              <w:t xml:space="preserve">Regla interpretable (umbral legal)</w:t>
-            </w:r>
-          </w:p>
-        </w:tc>
-        <w:tc>
-          <w:tcPr>
-            <w:tcW w:type="dxa" w:w="2200"/>
-            <w:tcMar>
-              <w:top w:type="dxa" w:w="60"/>
-              <w:left w:type="dxa" w:w="100"/>
-              <w:bottom w:type="dxa" w:w="60"/>
-              <w:right w:type="dxa" w:w="100"/>
-            </w:tcMar>
-            <w:vAlign w:val="center"/>
-          </w:tcPr>
-          <w:p>
-            <w:pPr>
-              <w:jc w:val="center"/>
-            </w:pPr>
-            <w:r>
-              <w:rPr>
-                <w:b w:val="false"/>
-                <w:bCs w:val="false"/>
-                <w:color w:val="000000"/>
-                <w:sz w:val="20"/>
-                <w:szCs w:val="20"/>
-              </w:rPr>
-              <w:t xml:space="preserve">7</w:t>
-            </w:r>
-          </w:p>
-        </w:tc>
-        <w:tc>
-          <w:tcPr>
-            <w:tcW w:type="dxa" w:w="2000"/>
-            <w:tcMar>
-              <w:top w:type="dxa" w:w="60"/>
-              <w:left w:type="dxa" w:w="100"/>
-              <w:bottom w:type="dxa" w:w="60"/>
-              <w:right w:type="dxa" w:w="100"/>
-            </w:tcMar>
-            <w:vAlign w:val="center"/>
-          </w:tcPr>
-          <w:p>
-            <w:pPr>
-              <w:jc w:val="center"/>
-            </w:pPr>
-            <w:r>
-              <w:rPr>
-                <w:b w:val="false"/>
-                <w:bCs w:val="false"/>
-                <w:color w:val="000000"/>
-                <w:sz w:val="20"/>
-                <w:szCs w:val="20"/>
-              </w:rPr>
-              <w:t xml:space="preserve">7</w:t>
-            </w:r>
-          </w:p>
-        </w:tc>
-        <w:tc>
-          <w:tcPr>
-            <w:tcW w:type="dxa" w:w="2000"/>
-            <w:tcMar>
-              <w:top w:type="dxa" w:w="60"/>
-              <w:left w:type="dxa" w:w="100"/>
-              <w:bottom w:type="dxa" w:w="60"/>
-              <w:right w:type="dxa" w:w="100"/>
-            </w:tcMar>
-            <w:vAlign w:val="center"/>
-          </w:tcPr>
-          <w:p>
-            <w:pPr>
-              <w:jc w:val="center"/>
-            </w:pPr>
-            <w:r>
-              <w:rPr>
-                <w:b w:val="false"/>
-                <w:bCs w:val="false"/>
-                <w:color w:val="000000"/>
-                <w:sz w:val="20"/>
-                <w:szCs w:val="20"/>
-              </w:rPr>
-              <w:t xml:space="preserve">100.0%</w:t>
-            </w:r>
-          </w:p>
-        </w:tc>
-      </w:tr>
-      <w:tr>
-        <w:tc>
-          <w:tcPr>
-            <w:tcW w:type="dxa" w:w="3600"/>
-            <w:tcMar>
-              <w:top w:type="dxa" w:w="60"/>
-              <w:left w:type="dxa" w:w="100"/>
-              <w:bottom w:type="dxa" w:w="60"/>
-              <w:right w:type="dxa" w:w="100"/>
-            </w:tcMar>
-            <w:vAlign w:val="center"/>
-          </w:tcPr>
-          <w:p>
-            <w:pPr>
-              <w:jc w:val="left"/>
-            </w:pPr>
-            <w:r>
-              <w:rPr>
-                <w:b w:val="false"/>
-                <w:bCs w:val="false"/>
-                <w:color w:val="000000"/>
-                <w:sz w:val="20"/>
-                <w:szCs w:val="20"/>
-              </w:rPr>
-              <w:t xml:space="preserve">Combinado (modelo Y regla)</w:t>
-            </w:r>
-          </w:p>
-        </w:tc>
-        <w:tc>
-          <w:tcPr>
-            <w:tcW w:type="dxa" w:w="2200"/>
-            <w:tcMar>
-              <w:top w:type="dxa" w:w="60"/>
-              <w:left w:type="dxa" w:w="100"/>
-              <w:bottom w:type="dxa" w:w="60"/>
-              <w:right w:type="dxa" w:w="100"/>
-            </w:tcMar>
-            <w:vAlign w:val="center"/>
-          </w:tcPr>
-          <w:p>
-            <w:pPr>
-              <w:jc w:val="center"/>
-            </w:pPr>
-            <w:r>
-              <w:rPr>
-                <w:b w:val="false"/>
-                <w:bCs w:val="false"/>
-                <w:color w:val="000000"/>
-                <w:sz w:val="20"/>
-                <w:szCs w:val="20"/>
-              </w:rPr>
-              <w:t xml:space="preserve">2</w:t>
-            </w:r>
-          </w:p>
-        </w:tc>
-        <w:tc>
-          <w:tcPr>
-            <w:tcW w:type="dxa" w:w="2000"/>
-            <w:tcMar>
-              <w:top w:type="dxa" w:w="60"/>
-              <w:left w:type="dxa" w:w="100"/>
-              <w:bottom w:type="dxa" w:w="60"/>
-              <w:right w:type="dxa" w:w="100"/>
-            </w:tcMar>
-            <w:vAlign w:val="center"/>
-          </w:tcPr>
-          <w:p>
-            <w:pPr>
-              <w:jc w:val="center"/>
-            </w:pPr>
-            <w:r>
-              <w:rPr>
-                <w:b w:val="false"/>
-                <w:bCs w:val="false"/>
-                <w:color w:val="000000"/>
-                <w:sz w:val="20"/>
-                <w:szCs w:val="20"/>
-              </w:rPr>
-              <w:t xml:space="preserve">2</w:t>
-            </w:r>
-          </w:p>
-        </w:tc>
-        <w:tc>
-          <w:tcPr>
-            <w:tcW w:type="dxa" w:w="2000"/>
-            <w:tcMar>
-              <w:top w:type="dxa" w:w="60"/>
-              <w:left w:type="dxa" w:w="100"/>
-              <w:bottom w:type="dxa" w:w="60"/>
-              <w:right w:type="dxa" w:w="100"/>
-            </w:tcMar>
-            <w:vAlign w:val="center"/>
-          </w:tcPr>
-          <w:p>
-            <w:pPr>
-              <w:jc w:val="center"/>
-            </w:pPr>
-            <w:r>
-              <w:rPr>
-                <w:b w:val="false"/>
-                <w:bCs w:val="false"/>
-                <w:color w:val="000000"/>
-                <w:sz w:val="20"/>
-                <w:szCs w:val="20"/>
-              </w:rPr>
-              <w:t xml:space="preserve">100.0%</w:t>
-            </w:r>
-          </w:p>
-        </w:tc>
-      </w:tr>
-    </w:tbl>
-    <w:p>
-      <w:pPr>
-        <w:spacing w:after="160"/>
-      </w:pPr>
-      <w:r>
-        <w:rPr>
-          <w:sz w:val="4"/>
-          <w:szCs w:val="4"/>
-        </w:rPr>
-        <w:t xml:space="preserve"/>
-      </w:r>
-    </w:p>
-    <w:p>
-      <w:pPr>
-        <w:spacing w:after="160"/>
-      </w:pPr>
-      <w:r>
-        <w:rPr>
-          <w:sz w:val="22"/>
-          <w:szCs w:val="22"/>
-        </w:rPr>
-        <w:t xml:space="preserve">Hallazgo relevante: el modelo puramente estadístico, sin contexto normativo, detecta solo una fracción de los casos reales. Al incorporar la regla de negocio derivada directamente de la Ley de Contrataciones del Estado (umbral de Adjudicación Simplificada), la precisión sube a 100%. Esto confirma que el valor de este módulo no está solo en el algoritmo, sino en traducir correctamente la normativa de contrataciones públicas a reglas computables — un trabajo de dominio que un consultor conocedor del marco legal peruano puede hacer sin necesitar infraestructura de big data desde el primer día.</w:t>
+        <w:t xml:space="preserve">La Figura 4 muestra la explicación individual del caso de mayor riesgo real (proveedor P0000 en la entidad E15): el modelo parte de un riesgo base de 0.48 y lo eleva a 0.97 principalmente por el número de contratos ganados (+0.14), la concentración en un solo tipo de objeto contractual (+0.11) y el monto total acumulado (+0.11). Esta desagregación es la que un auditor puede citar directamente en un informe de hallazgo.</w:t>
       </w:r>
     </w:p>
     <w:p>
@@ -2298,7 +804,7 @@
       <w:r>
         <w:drawing>
           <wp:inline distT="0" distB="0" distL="0" distR="0">
-            <wp:extent cx="4381500" cy="2743200"/>
+            <wp:extent cx="4381500" cy="3238500"/>
             <wp:effectExtent t="0" r="0" b="0" l="0"/>
             <wp:docPr id="1" name="" descr="" title=""/>
             <wp:cNvGraphicFramePr>
@@ -2323,6 +829,1574 @@
                   <pic:spPr bwMode="auto">
                     <a:xfrm>
                       <a:off x="0" y="0"/>
+                      <a:ext cx="4381500" cy="3238500"/>
+                    </a:xfrm>
+                    <a:prstGeom prst="rect">
+                      <a:avLst/>
+                    </a:prstGeom>
+                  </pic:spPr>
+                </pic:pic>
+              </a:graphicData>
+            </a:graphic>
+          </wp:inline>
+        </w:drawing>
+      </w:r>
+    </w:p>
+    <w:p>
+      <w:pPr>
+        <w:spacing w:after="200" w:before="60"/>
+        <w:jc w:val="center"/>
+      </w:pPr>
+      <w:r>
+        <w:rPr>
+          <w:i/>
+          <w:iCs/>
+          <w:color w:val="666666"/>
+          <w:sz w:val="18"/>
+          <w:szCs w:val="18"/>
+        </w:rPr>
+        <w:t xml:space="preserve">Figura 4. Explicación SHAP individual del caso de mayor riesgo (proveedor P0000, entidad E15).</w:t>
+      </w:r>
+    </w:p>
+    <w:p>
+      <w:pPr>
+        <w:pStyle w:val="Heading2"/>
+        <w:spacing w:after="100" w:before="200"/>
+      </w:pPr>
+      <w:r>
+        <w:t xml:space="preserve">3.2. Top de pares proveedor-entidad por riesgo</w:t>
+      </w:r>
+    </w:p>
+    <w:tbl>
+      <w:tblPr>
+        <w:tblW w:type="dxa" w:w="9800"/>
+        <w:tblBorders>
+          <w:top w:val="single" w:color="auto" w:sz="4"/>
+          <w:left w:val="single" w:color="auto" w:sz="4"/>
+          <w:bottom w:val="single" w:color="auto" w:sz="4"/>
+          <w:right w:val="single" w:color="auto" w:sz="4"/>
+          <w:insideH w:val="single" w:color="auto" w:sz="4"/>
+          <w:insideV w:val="single" w:color="auto" w:sz="4"/>
+        </w:tblBorders>
+      </w:tblPr>
+      <w:tblGrid>
+        <w:gridCol w:w="2000"/>
+        <w:gridCol w:w="1800"/>
+        <w:gridCol w:w="1800"/>
+        <w:gridCol w:w="2600"/>
+        <w:gridCol w:w="1600"/>
+      </w:tblGrid>
+      <w:tr>
+        <w:tc>
+          <w:tcPr>
+            <w:tcW w:type="dxa" w:w="2000"/>
+            <w:shd w:fill="1F4E79" w:val="clear"/>
+            <w:tcMar>
+              <w:top w:type="dxa" w:w="60"/>
+              <w:left w:type="dxa" w:w="100"/>
+              <w:bottom w:type="dxa" w:w="60"/>
+              <w:right w:type="dxa" w:w="100"/>
+            </w:tcMar>
+            <w:vAlign w:val="center"/>
+          </w:tcPr>
+          <w:p>
+            <w:pPr>
+              <w:jc w:val="left"/>
+            </w:pPr>
+            <w:r>
+              <w:rPr>
+                <w:b/>
+                <w:bCs/>
+                <w:color w:val="FFFFFF"/>
+                <w:sz w:val="20"/>
+                <w:szCs w:val="20"/>
+              </w:rPr>
+              <w:t xml:space="preserve">Proveedor</w:t>
+            </w:r>
+          </w:p>
+        </w:tc>
+        <w:tc>
+          <w:tcPr>
+            <w:tcW w:type="dxa" w:w="1800"/>
+            <w:shd w:fill="1F4E79" w:val="clear"/>
+            <w:tcMar>
+              <w:top w:type="dxa" w:w="60"/>
+              <w:left w:type="dxa" w:w="100"/>
+              <w:bottom w:type="dxa" w:w="60"/>
+              <w:right w:type="dxa" w:w="100"/>
+            </w:tcMar>
+            <w:vAlign w:val="center"/>
+          </w:tcPr>
+          <w:p>
+            <w:pPr>
+              <w:jc w:val="left"/>
+            </w:pPr>
+            <w:r>
+              <w:rPr>
+                <w:b/>
+                <w:bCs/>
+                <w:color w:val="FFFFFF"/>
+                <w:sz w:val="20"/>
+                <w:szCs w:val="20"/>
+              </w:rPr>
+              <w:t xml:space="preserve">Entidad</w:t>
+            </w:r>
+          </w:p>
+        </w:tc>
+        <w:tc>
+          <w:tcPr>
+            <w:tcW w:type="dxa" w:w="1800"/>
+            <w:shd w:fill="1F4E79" w:val="clear"/>
+            <w:tcMar>
+              <w:top w:type="dxa" w:w="60"/>
+              <w:left w:type="dxa" w:w="100"/>
+              <w:bottom w:type="dxa" w:w="60"/>
+              <w:right w:type="dxa" w:w="100"/>
+            </w:tcMar>
+            <w:vAlign w:val="center"/>
+          </w:tcPr>
+          <w:p>
+            <w:pPr>
+              <w:jc w:val="left"/>
+            </w:pPr>
+            <w:r>
+              <w:rPr>
+                <w:b/>
+                <w:bCs/>
+                <w:color w:val="FFFFFF"/>
+                <w:sz w:val="20"/>
+                <w:szCs w:val="20"/>
+              </w:rPr>
+              <w:t xml:space="preserve">N° contratos</w:t>
+            </w:r>
+          </w:p>
+        </w:tc>
+        <w:tc>
+          <w:tcPr>
+            <w:tcW w:type="dxa" w:w="2600"/>
+            <w:shd w:fill="1F4E79" w:val="clear"/>
+            <w:tcMar>
+              <w:top w:type="dxa" w:w="60"/>
+              <w:left w:type="dxa" w:w="100"/>
+              <w:bottom w:type="dxa" w:w="60"/>
+              <w:right w:type="dxa" w:w="100"/>
+            </w:tcMar>
+            <w:vAlign w:val="center"/>
+          </w:tcPr>
+          <w:p>
+            <w:pPr>
+              <w:jc w:val="left"/>
+            </w:pPr>
+            <w:r>
+              <w:rPr>
+                <w:b/>
+                <w:bCs/>
+                <w:color w:val="FFFFFF"/>
+                <w:sz w:val="20"/>
+                <w:szCs w:val="20"/>
+              </w:rPr>
+              <w:t xml:space="preserve">% modalidad no competitiva</w:t>
+            </w:r>
+          </w:p>
+        </w:tc>
+        <w:tc>
+          <w:tcPr>
+            <w:tcW w:type="dxa" w:w="1600"/>
+            <w:shd w:fill="1F4E79" w:val="clear"/>
+            <w:tcMar>
+              <w:top w:type="dxa" w:w="60"/>
+              <w:left w:type="dxa" w:w="100"/>
+              <w:bottom w:type="dxa" w:w="60"/>
+              <w:right w:type="dxa" w:w="100"/>
+            </w:tcMar>
+            <w:vAlign w:val="center"/>
+          </w:tcPr>
+          <w:p>
+            <w:pPr>
+              <w:jc w:val="left"/>
+            </w:pPr>
+            <w:r>
+              <w:rPr>
+                <w:b/>
+                <w:bCs/>
+                <w:color w:val="FFFFFF"/>
+                <w:sz w:val="20"/>
+                <w:szCs w:val="20"/>
+              </w:rPr>
+              <w:t xml:space="preserve">Score de riesgo</w:t>
+            </w:r>
+          </w:p>
+        </w:tc>
+      </w:tr>
+      <w:tr>
+        <w:tc>
+          <w:tcPr>
+            <w:tcW w:type="dxa" w:w="2000"/>
+            <w:tcMar>
+              <w:top w:type="dxa" w:w="60"/>
+              <w:left w:type="dxa" w:w="100"/>
+              <w:bottom w:type="dxa" w:w="60"/>
+              <w:right w:type="dxa" w:w="100"/>
+            </w:tcMar>
+            <w:vAlign w:val="center"/>
+          </w:tcPr>
+          <w:p>
+            <w:pPr>
+              <w:jc w:val="left"/>
+            </w:pPr>
+            <w:r>
+              <w:rPr>
+                <w:b w:val="false"/>
+                <w:bCs w:val="false"/>
+                <w:color w:val="000000"/>
+                <w:sz w:val="20"/>
+                <w:szCs w:val="20"/>
+              </w:rPr>
+              <w:t xml:space="preserve">P0168</w:t>
+            </w:r>
+          </w:p>
+        </w:tc>
+        <w:tc>
+          <w:tcPr>
+            <w:tcW w:type="dxa" w:w="1800"/>
+            <w:tcMar>
+              <w:top w:type="dxa" w:w="60"/>
+              <w:left w:type="dxa" w:w="100"/>
+              <w:bottom w:type="dxa" w:w="60"/>
+              <w:right w:type="dxa" w:w="100"/>
+            </w:tcMar>
+            <w:vAlign w:val="center"/>
+          </w:tcPr>
+          <w:p>
+            <w:pPr>
+              <w:jc w:val="center"/>
+            </w:pPr>
+            <w:r>
+              <w:rPr>
+                <w:b w:val="false"/>
+                <w:bCs w:val="false"/>
+                <w:color w:val="000000"/>
+                <w:sz w:val="20"/>
+                <w:szCs w:val="20"/>
+              </w:rPr>
+              <w:t xml:space="preserve">E17</w:t>
+            </w:r>
+          </w:p>
+        </w:tc>
+        <w:tc>
+          <w:tcPr>
+            <w:tcW w:type="dxa" w:w="1800"/>
+            <w:tcMar>
+              <w:top w:type="dxa" w:w="60"/>
+              <w:left w:type="dxa" w:w="100"/>
+              <w:bottom w:type="dxa" w:w="60"/>
+              <w:right w:type="dxa" w:w="100"/>
+            </w:tcMar>
+            <w:vAlign w:val="center"/>
+          </w:tcPr>
+          <w:p>
+            <w:pPr>
+              <w:jc w:val="center"/>
+            </w:pPr>
+            <w:r>
+              <w:rPr>
+                <w:b w:val="false"/>
+                <w:bCs w:val="false"/>
+                <w:color w:val="000000"/>
+                <w:sz w:val="20"/>
+                <w:szCs w:val="20"/>
+              </w:rPr>
+              <w:t xml:space="preserve">12</w:t>
+            </w:r>
+          </w:p>
+        </w:tc>
+        <w:tc>
+          <w:tcPr>
+            <w:tcW w:type="dxa" w:w="2600"/>
+            <w:tcMar>
+              <w:top w:type="dxa" w:w="60"/>
+              <w:left w:type="dxa" w:w="100"/>
+              <w:bottom w:type="dxa" w:w="60"/>
+              <w:right w:type="dxa" w:w="100"/>
+            </w:tcMar>
+            <w:vAlign w:val="center"/>
+          </w:tcPr>
+          <w:p>
+            <w:pPr>
+              <w:jc w:val="center"/>
+            </w:pPr>
+            <w:r>
+              <w:rPr>
+                <w:b w:val="false"/>
+                <w:bCs w:val="false"/>
+                <w:color w:val="000000"/>
+                <w:sz w:val="20"/>
+                <w:szCs w:val="20"/>
+              </w:rPr>
+              <w:t xml:space="preserve">91.7%</w:t>
+            </w:r>
+          </w:p>
+        </w:tc>
+        <w:tc>
+          <w:tcPr>
+            <w:tcW w:type="dxa" w:w="1600"/>
+            <w:tcMar>
+              <w:top w:type="dxa" w:w="60"/>
+              <w:left w:type="dxa" w:w="100"/>
+              <w:bottom w:type="dxa" w:w="60"/>
+              <w:right w:type="dxa" w:w="100"/>
+            </w:tcMar>
+            <w:vAlign w:val="center"/>
+          </w:tcPr>
+          <w:p>
+            <w:pPr>
+              <w:jc w:val="center"/>
+            </w:pPr>
+            <w:r>
+              <w:rPr>
+                <w:b w:val="false"/>
+                <w:bCs w:val="false"/>
+                <w:color w:val="000000"/>
+                <w:sz w:val="20"/>
+                <w:szCs w:val="20"/>
+              </w:rPr>
+              <w:t xml:space="preserve">0.997</w:t>
+            </w:r>
+          </w:p>
+        </w:tc>
+      </w:tr>
+      <w:tr>
+        <w:tc>
+          <w:tcPr>
+            <w:tcW w:type="dxa" w:w="2000"/>
+            <w:tcMar>
+              <w:top w:type="dxa" w:w="60"/>
+              <w:left w:type="dxa" w:w="100"/>
+              <w:bottom w:type="dxa" w:w="60"/>
+              <w:right w:type="dxa" w:w="100"/>
+            </w:tcMar>
+            <w:vAlign w:val="center"/>
+          </w:tcPr>
+          <w:p>
+            <w:pPr>
+              <w:jc w:val="left"/>
+            </w:pPr>
+            <w:r>
+              <w:rPr>
+                <w:b w:val="false"/>
+                <w:bCs w:val="false"/>
+                <w:color w:val="000000"/>
+                <w:sz w:val="20"/>
+                <w:szCs w:val="20"/>
+              </w:rPr>
+              <w:t xml:space="preserve">P0000</w:t>
+            </w:r>
+          </w:p>
+        </w:tc>
+        <w:tc>
+          <w:tcPr>
+            <w:tcW w:type="dxa" w:w="1800"/>
+            <w:tcMar>
+              <w:top w:type="dxa" w:w="60"/>
+              <w:left w:type="dxa" w:w="100"/>
+              <w:bottom w:type="dxa" w:w="60"/>
+              <w:right w:type="dxa" w:w="100"/>
+            </w:tcMar>
+            <w:vAlign w:val="center"/>
+          </w:tcPr>
+          <w:p>
+            <w:pPr>
+              <w:jc w:val="center"/>
+            </w:pPr>
+            <w:r>
+              <w:rPr>
+                <w:b w:val="false"/>
+                <w:bCs w:val="false"/>
+                <w:color w:val="000000"/>
+                <w:sz w:val="20"/>
+                <w:szCs w:val="20"/>
+              </w:rPr>
+              <w:t xml:space="preserve">E15</w:t>
+            </w:r>
+          </w:p>
+        </w:tc>
+        <w:tc>
+          <w:tcPr>
+            <w:tcW w:type="dxa" w:w="1800"/>
+            <w:tcMar>
+              <w:top w:type="dxa" w:w="60"/>
+              <w:left w:type="dxa" w:w="100"/>
+              <w:bottom w:type="dxa" w:w="60"/>
+              <w:right w:type="dxa" w:w="100"/>
+            </w:tcMar>
+            <w:vAlign w:val="center"/>
+          </w:tcPr>
+          <w:p>
+            <w:pPr>
+              <w:jc w:val="center"/>
+            </w:pPr>
+            <w:r>
+              <w:rPr>
+                <w:b w:val="false"/>
+                <w:bCs w:val="false"/>
+                <w:color w:val="000000"/>
+                <w:sz w:val="20"/>
+                <w:szCs w:val="20"/>
+              </w:rPr>
+              <w:t xml:space="preserve">11</w:t>
+            </w:r>
+          </w:p>
+        </w:tc>
+        <w:tc>
+          <w:tcPr>
+            <w:tcW w:type="dxa" w:w="2600"/>
+            <w:tcMar>
+              <w:top w:type="dxa" w:w="60"/>
+              <w:left w:type="dxa" w:w="100"/>
+              <w:bottom w:type="dxa" w:w="60"/>
+              <w:right w:type="dxa" w:w="100"/>
+            </w:tcMar>
+            <w:vAlign w:val="center"/>
+          </w:tcPr>
+          <w:p>
+            <w:pPr>
+              <w:jc w:val="center"/>
+            </w:pPr>
+            <w:r>
+              <w:rPr>
+                <w:b w:val="false"/>
+                <w:bCs w:val="false"/>
+                <w:color w:val="000000"/>
+                <w:sz w:val="20"/>
+                <w:szCs w:val="20"/>
+              </w:rPr>
+              <w:t xml:space="preserve">100.0%</w:t>
+            </w:r>
+          </w:p>
+        </w:tc>
+        <w:tc>
+          <w:tcPr>
+            <w:tcW w:type="dxa" w:w="1600"/>
+            <w:tcMar>
+              <w:top w:type="dxa" w:w="60"/>
+              <w:left w:type="dxa" w:w="100"/>
+              <w:bottom w:type="dxa" w:w="60"/>
+              <w:right w:type="dxa" w:w="100"/>
+            </w:tcMar>
+            <w:vAlign w:val="center"/>
+          </w:tcPr>
+          <w:p>
+            <w:pPr>
+              <w:jc w:val="center"/>
+            </w:pPr>
+            <w:r>
+              <w:rPr>
+                <w:b w:val="false"/>
+                <w:bCs w:val="false"/>
+                <w:color w:val="000000"/>
+                <w:sz w:val="20"/>
+                <w:szCs w:val="20"/>
+              </w:rPr>
+              <w:t xml:space="preserve">0.970</w:t>
+            </w:r>
+          </w:p>
+        </w:tc>
+      </w:tr>
+      <w:tr>
+        <w:tc>
+          <w:tcPr>
+            <w:tcW w:type="dxa" w:w="2000"/>
+            <w:tcMar>
+              <w:top w:type="dxa" w:w="60"/>
+              <w:left w:type="dxa" w:w="100"/>
+              <w:bottom w:type="dxa" w:w="60"/>
+              <w:right w:type="dxa" w:w="100"/>
+            </w:tcMar>
+            <w:vAlign w:val="center"/>
+          </w:tcPr>
+          <w:p>
+            <w:pPr>
+              <w:jc w:val="left"/>
+            </w:pPr>
+            <w:r>
+              <w:rPr>
+                <w:b w:val="false"/>
+                <w:bCs w:val="false"/>
+                <w:color w:val="000000"/>
+                <w:sz w:val="20"/>
+                <w:szCs w:val="20"/>
+              </w:rPr>
+              <w:t xml:space="preserve">P0051</w:t>
+            </w:r>
+          </w:p>
+        </w:tc>
+        <w:tc>
+          <w:tcPr>
+            <w:tcW w:type="dxa" w:w="1800"/>
+            <w:tcMar>
+              <w:top w:type="dxa" w:w="60"/>
+              <w:left w:type="dxa" w:w="100"/>
+              <w:bottom w:type="dxa" w:w="60"/>
+              <w:right w:type="dxa" w:w="100"/>
+            </w:tcMar>
+            <w:vAlign w:val="center"/>
+          </w:tcPr>
+          <w:p>
+            <w:pPr>
+              <w:jc w:val="center"/>
+            </w:pPr>
+            <w:r>
+              <w:rPr>
+                <w:b w:val="false"/>
+                <w:bCs w:val="false"/>
+                <w:color w:val="000000"/>
+                <w:sz w:val="20"/>
+                <w:szCs w:val="20"/>
+              </w:rPr>
+              <w:t xml:space="preserve">E08</w:t>
+            </w:r>
+          </w:p>
+        </w:tc>
+        <w:tc>
+          <w:tcPr>
+            <w:tcW w:type="dxa" w:w="1800"/>
+            <w:tcMar>
+              <w:top w:type="dxa" w:w="60"/>
+              <w:left w:type="dxa" w:w="100"/>
+              <w:bottom w:type="dxa" w:w="60"/>
+              <w:right w:type="dxa" w:w="100"/>
+            </w:tcMar>
+            <w:vAlign w:val="center"/>
+          </w:tcPr>
+          <w:p>
+            <w:pPr>
+              <w:jc w:val="center"/>
+            </w:pPr>
+            <w:r>
+              <w:rPr>
+                <w:b w:val="false"/>
+                <w:bCs w:val="false"/>
+                <w:color w:val="000000"/>
+                <w:sz w:val="20"/>
+                <w:szCs w:val="20"/>
+              </w:rPr>
+              <w:t xml:space="preserve">16</w:t>
+            </w:r>
+          </w:p>
+        </w:tc>
+        <w:tc>
+          <w:tcPr>
+            <w:tcW w:type="dxa" w:w="2600"/>
+            <w:tcMar>
+              <w:top w:type="dxa" w:w="60"/>
+              <w:left w:type="dxa" w:w="100"/>
+              <w:bottom w:type="dxa" w:w="60"/>
+              <w:right w:type="dxa" w:w="100"/>
+            </w:tcMar>
+            <w:vAlign w:val="center"/>
+          </w:tcPr>
+          <w:p>
+            <w:pPr>
+              <w:jc w:val="center"/>
+            </w:pPr>
+            <w:r>
+              <w:rPr>
+                <w:b w:val="false"/>
+                <w:bCs w:val="false"/>
+                <w:color w:val="000000"/>
+                <w:sz w:val="20"/>
+                <w:szCs w:val="20"/>
+              </w:rPr>
+              <w:t xml:space="preserve">93.8%</w:t>
+            </w:r>
+          </w:p>
+        </w:tc>
+        <w:tc>
+          <w:tcPr>
+            <w:tcW w:type="dxa" w:w="1600"/>
+            <w:tcMar>
+              <w:top w:type="dxa" w:w="60"/>
+              <w:left w:type="dxa" w:w="100"/>
+              <w:bottom w:type="dxa" w:w="60"/>
+              <w:right w:type="dxa" w:w="100"/>
+            </w:tcMar>
+            <w:vAlign w:val="center"/>
+          </w:tcPr>
+          <w:p>
+            <w:pPr>
+              <w:jc w:val="center"/>
+            </w:pPr>
+            <w:r>
+              <w:rPr>
+                <w:b w:val="false"/>
+                <w:bCs w:val="false"/>
+                <w:color w:val="000000"/>
+                <w:sz w:val="20"/>
+                <w:szCs w:val="20"/>
+              </w:rPr>
+              <w:t xml:space="preserve">0.963</w:t>
+            </w:r>
+          </w:p>
+        </w:tc>
+      </w:tr>
+      <w:tr>
+        <w:tc>
+          <w:tcPr>
+            <w:tcW w:type="dxa" w:w="2000"/>
+            <w:tcMar>
+              <w:top w:type="dxa" w:w="60"/>
+              <w:left w:type="dxa" w:w="100"/>
+              <w:bottom w:type="dxa" w:w="60"/>
+              <w:right w:type="dxa" w:w="100"/>
+            </w:tcMar>
+            <w:vAlign w:val="center"/>
+          </w:tcPr>
+          <w:p>
+            <w:pPr>
+              <w:jc w:val="left"/>
+            </w:pPr>
+            <w:r>
+              <w:rPr>
+                <w:b w:val="false"/>
+                <w:bCs w:val="false"/>
+                <w:color w:val="000000"/>
+                <w:sz w:val="20"/>
+                <w:szCs w:val="20"/>
+              </w:rPr>
+              <w:t xml:space="preserve">P0138</w:t>
+            </w:r>
+          </w:p>
+        </w:tc>
+        <w:tc>
+          <w:tcPr>
+            <w:tcW w:type="dxa" w:w="1800"/>
+            <w:tcMar>
+              <w:top w:type="dxa" w:w="60"/>
+              <w:left w:type="dxa" w:w="100"/>
+              <w:bottom w:type="dxa" w:w="60"/>
+              <w:right w:type="dxa" w:w="100"/>
+            </w:tcMar>
+            <w:vAlign w:val="center"/>
+          </w:tcPr>
+          <w:p>
+            <w:pPr>
+              <w:jc w:val="center"/>
+            </w:pPr>
+            <w:r>
+              <w:rPr>
+                <w:b w:val="false"/>
+                <w:bCs w:val="false"/>
+                <w:color w:val="000000"/>
+                <w:sz w:val="20"/>
+                <w:szCs w:val="20"/>
+              </w:rPr>
+              <w:t xml:space="preserve">E00</w:t>
+            </w:r>
+          </w:p>
+        </w:tc>
+        <w:tc>
+          <w:tcPr>
+            <w:tcW w:type="dxa" w:w="1800"/>
+            <w:tcMar>
+              <w:top w:type="dxa" w:w="60"/>
+              <w:left w:type="dxa" w:w="100"/>
+              <w:bottom w:type="dxa" w:w="60"/>
+              <w:right w:type="dxa" w:w="100"/>
+            </w:tcMar>
+            <w:vAlign w:val="center"/>
+          </w:tcPr>
+          <w:p>
+            <w:pPr>
+              <w:jc w:val="center"/>
+            </w:pPr>
+            <w:r>
+              <w:rPr>
+                <w:b w:val="false"/>
+                <w:bCs w:val="false"/>
+                <w:color w:val="000000"/>
+                <w:sz w:val="20"/>
+                <w:szCs w:val="20"/>
+              </w:rPr>
+              <w:t xml:space="preserve">14</w:t>
+            </w:r>
+          </w:p>
+        </w:tc>
+        <w:tc>
+          <w:tcPr>
+            <w:tcW w:type="dxa" w:w="2600"/>
+            <w:tcMar>
+              <w:top w:type="dxa" w:w="60"/>
+              <w:left w:type="dxa" w:w="100"/>
+              <w:bottom w:type="dxa" w:w="60"/>
+              <w:right w:type="dxa" w:w="100"/>
+            </w:tcMar>
+            <w:vAlign w:val="center"/>
+          </w:tcPr>
+          <w:p>
+            <w:pPr>
+              <w:jc w:val="center"/>
+            </w:pPr>
+            <w:r>
+              <w:rPr>
+                <w:b w:val="false"/>
+                <w:bCs w:val="false"/>
+                <w:color w:val="000000"/>
+                <w:sz w:val="20"/>
+                <w:szCs w:val="20"/>
+              </w:rPr>
+              <w:t xml:space="preserve">100.0%</w:t>
+            </w:r>
+          </w:p>
+        </w:tc>
+        <w:tc>
+          <w:tcPr>
+            <w:tcW w:type="dxa" w:w="1600"/>
+            <w:tcMar>
+              <w:top w:type="dxa" w:w="60"/>
+              <w:left w:type="dxa" w:w="100"/>
+              <w:bottom w:type="dxa" w:w="60"/>
+              <w:right w:type="dxa" w:w="100"/>
+            </w:tcMar>
+            <w:vAlign w:val="center"/>
+          </w:tcPr>
+          <w:p>
+            <w:pPr>
+              <w:jc w:val="center"/>
+            </w:pPr>
+            <w:r>
+              <w:rPr>
+                <w:b w:val="false"/>
+                <w:bCs w:val="false"/>
+                <w:color w:val="000000"/>
+                <w:sz w:val="20"/>
+                <w:szCs w:val="20"/>
+              </w:rPr>
+              <w:t xml:space="preserve">0.957</w:t>
+            </w:r>
+          </w:p>
+        </w:tc>
+      </w:tr>
+      <w:tr>
+        <w:tc>
+          <w:tcPr>
+            <w:tcW w:type="dxa" w:w="2000"/>
+            <w:tcMar>
+              <w:top w:type="dxa" w:w="60"/>
+              <w:left w:type="dxa" w:w="100"/>
+              <w:bottom w:type="dxa" w:w="60"/>
+              <w:right w:type="dxa" w:w="100"/>
+            </w:tcMar>
+            <w:vAlign w:val="center"/>
+          </w:tcPr>
+          <w:p>
+            <w:pPr>
+              <w:jc w:val="left"/>
+            </w:pPr>
+            <w:r>
+              <w:rPr>
+                <w:b w:val="false"/>
+                <w:bCs w:val="false"/>
+                <w:color w:val="000000"/>
+                <w:sz w:val="20"/>
+                <w:szCs w:val="20"/>
+              </w:rPr>
+              <w:t xml:space="preserve">P0049</w:t>
+            </w:r>
+          </w:p>
+        </w:tc>
+        <w:tc>
+          <w:tcPr>
+            <w:tcW w:type="dxa" w:w="1800"/>
+            <w:tcMar>
+              <w:top w:type="dxa" w:w="60"/>
+              <w:left w:type="dxa" w:w="100"/>
+              <w:bottom w:type="dxa" w:w="60"/>
+              <w:right w:type="dxa" w:w="100"/>
+            </w:tcMar>
+            <w:vAlign w:val="center"/>
+          </w:tcPr>
+          <w:p>
+            <w:pPr>
+              <w:jc w:val="center"/>
+            </w:pPr>
+            <w:r>
+              <w:rPr>
+                <w:b w:val="false"/>
+                <w:bCs w:val="false"/>
+                <w:color w:val="000000"/>
+                <w:sz w:val="20"/>
+                <w:szCs w:val="20"/>
+              </w:rPr>
+              <w:t xml:space="preserve">E16</w:t>
+            </w:r>
+          </w:p>
+        </w:tc>
+        <w:tc>
+          <w:tcPr>
+            <w:tcW w:type="dxa" w:w="1800"/>
+            <w:tcMar>
+              <w:top w:type="dxa" w:w="60"/>
+              <w:left w:type="dxa" w:w="100"/>
+              <w:bottom w:type="dxa" w:w="60"/>
+              <w:right w:type="dxa" w:w="100"/>
+            </w:tcMar>
+            <w:vAlign w:val="center"/>
+          </w:tcPr>
+          <w:p>
+            <w:pPr>
+              <w:jc w:val="center"/>
+            </w:pPr>
+            <w:r>
+              <w:rPr>
+                <w:b w:val="false"/>
+                <w:bCs w:val="false"/>
+                <w:color w:val="000000"/>
+                <w:sz w:val="20"/>
+                <w:szCs w:val="20"/>
+              </w:rPr>
+              <w:t xml:space="preserve">15</w:t>
+            </w:r>
+          </w:p>
+        </w:tc>
+        <w:tc>
+          <w:tcPr>
+            <w:tcW w:type="dxa" w:w="2600"/>
+            <w:tcMar>
+              <w:top w:type="dxa" w:w="60"/>
+              <w:left w:type="dxa" w:w="100"/>
+              <w:bottom w:type="dxa" w:w="60"/>
+              <w:right w:type="dxa" w:w="100"/>
+            </w:tcMar>
+            <w:vAlign w:val="center"/>
+          </w:tcPr>
+          <w:p>
+            <w:pPr>
+              <w:jc w:val="center"/>
+            </w:pPr>
+            <w:r>
+              <w:rPr>
+                <w:b w:val="false"/>
+                <w:bCs w:val="false"/>
+                <w:color w:val="000000"/>
+                <w:sz w:val="20"/>
+                <w:szCs w:val="20"/>
+              </w:rPr>
+              <w:t xml:space="preserve">93.3%</w:t>
+            </w:r>
+          </w:p>
+        </w:tc>
+        <w:tc>
+          <w:tcPr>
+            <w:tcW w:type="dxa" w:w="1600"/>
+            <w:tcMar>
+              <w:top w:type="dxa" w:w="60"/>
+              <w:left w:type="dxa" w:w="100"/>
+              <w:bottom w:type="dxa" w:w="60"/>
+              <w:right w:type="dxa" w:w="100"/>
+            </w:tcMar>
+            <w:vAlign w:val="center"/>
+          </w:tcPr>
+          <w:p>
+            <w:pPr>
+              <w:jc w:val="center"/>
+            </w:pPr>
+            <w:r>
+              <w:rPr>
+                <w:b w:val="false"/>
+                <w:bCs w:val="false"/>
+                <w:color w:val="000000"/>
+                <w:sz w:val="20"/>
+                <w:szCs w:val="20"/>
+              </w:rPr>
+              <w:t xml:space="preserve">0.923</w:t>
+            </w:r>
+          </w:p>
+        </w:tc>
+      </w:tr>
+      <w:tr>
+        <w:tc>
+          <w:tcPr>
+            <w:tcW w:type="dxa" w:w="2000"/>
+            <w:tcMar>
+              <w:top w:type="dxa" w:w="60"/>
+              <w:left w:type="dxa" w:w="100"/>
+              <w:bottom w:type="dxa" w:w="60"/>
+              <w:right w:type="dxa" w:w="100"/>
+            </w:tcMar>
+            <w:vAlign w:val="center"/>
+          </w:tcPr>
+          <w:p>
+            <w:pPr>
+              <w:jc w:val="left"/>
+            </w:pPr>
+            <w:r>
+              <w:rPr>
+                <w:b w:val="false"/>
+                <w:bCs w:val="false"/>
+                <w:color w:val="000000"/>
+                <w:sz w:val="20"/>
+                <w:szCs w:val="20"/>
+              </w:rPr>
+              <w:t xml:space="preserve">P0154</w:t>
+            </w:r>
+          </w:p>
+        </w:tc>
+        <w:tc>
+          <w:tcPr>
+            <w:tcW w:type="dxa" w:w="1800"/>
+            <w:tcMar>
+              <w:top w:type="dxa" w:w="60"/>
+              <w:left w:type="dxa" w:w="100"/>
+              <w:bottom w:type="dxa" w:w="60"/>
+              <w:right w:type="dxa" w:w="100"/>
+            </w:tcMar>
+            <w:vAlign w:val="center"/>
+          </w:tcPr>
+          <w:p>
+            <w:pPr>
+              <w:jc w:val="center"/>
+            </w:pPr>
+            <w:r>
+              <w:rPr>
+                <w:b w:val="false"/>
+                <w:bCs w:val="false"/>
+                <w:color w:val="000000"/>
+                <w:sz w:val="20"/>
+                <w:szCs w:val="20"/>
+              </w:rPr>
+              <w:t xml:space="preserve">E16</w:t>
+            </w:r>
+          </w:p>
+        </w:tc>
+        <w:tc>
+          <w:tcPr>
+            <w:tcW w:type="dxa" w:w="1800"/>
+            <w:tcMar>
+              <w:top w:type="dxa" w:w="60"/>
+              <w:left w:type="dxa" w:w="100"/>
+              <w:bottom w:type="dxa" w:w="60"/>
+              <w:right w:type="dxa" w:w="100"/>
+            </w:tcMar>
+            <w:vAlign w:val="center"/>
+          </w:tcPr>
+          <w:p>
+            <w:pPr>
+              <w:jc w:val="center"/>
+            </w:pPr>
+            <w:r>
+              <w:rPr>
+                <w:b w:val="false"/>
+                <w:bCs w:val="false"/>
+                <w:color w:val="000000"/>
+                <w:sz w:val="20"/>
+                <w:szCs w:val="20"/>
+              </w:rPr>
+              <w:t xml:space="preserve">11</w:t>
+            </w:r>
+          </w:p>
+        </w:tc>
+        <w:tc>
+          <w:tcPr>
+            <w:tcW w:type="dxa" w:w="2600"/>
+            <w:tcMar>
+              <w:top w:type="dxa" w:w="60"/>
+              <w:left w:type="dxa" w:w="100"/>
+              <w:bottom w:type="dxa" w:w="60"/>
+              <w:right w:type="dxa" w:w="100"/>
+            </w:tcMar>
+            <w:vAlign w:val="center"/>
+          </w:tcPr>
+          <w:p>
+            <w:pPr>
+              <w:jc w:val="center"/>
+            </w:pPr>
+            <w:r>
+              <w:rPr>
+                <w:b w:val="false"/>
+                <w:bCs w:val="false"/>
+                <w:color w:val="000000"/>
+                <w:sz w:val="20"/>
+                <w:szCs w:val="20"/>
+              </w:rPr>
+              <w:t xml:space="preserve">100.0%</w:t>
+            </w:r>
+          </w:p>
+        </w:tc>
+        <w:tc>
+          <w:tcPr>
+            <w:tcW w:type="dxa" w:w="1600"/>
+            <w:tcMar>
+              <w:top w:type="dxa" w:w="60"/>
+              <w:left w:type="dxa" w:w="100"/>
+              <w:bottom w:type="dxa" w:w="60"/>
+              <w:right w:type="dxa" w:w="100"/>
+            </w:tcMar>
+            <w:vAlign w:val="center"/>
+          </w:tcPr>
+          <w:p>
+            <w:pPr>
+              <w:jc w:val="center"/>
+            </w:pPr>
+            <w:r>
+              <w:rPr>
+                <w:b w:val="false"/>
+                <w:bCs w:val="false"/>
+                <w:color w:val="000000"/>
+                <w:sz w:val="20"/>
+                <w:szCs w:val="20"/>
+              </w:rPr>
+              <w:t xml:space="preserve">0.843</w:t>
+            </w:r>
+          </w:p>
+        </w:tc>
+      </w:tr>
+    </w:tbl>
+    <w:p>
+      <w:r>
+        <w:br w:type="page"/>
+      </w:r>
+    </w:p>
+    <w:p>
+      <w:pPr>
+        <w:pStyle w:val="Heading1"/>
+        <w:spacing w:after="150" w:before="300"/>
+      </w:pPr>
+      <w:r>
+        <w:t xml:space="preserve">4. Modelo de Detección de Fraccionamiento</w:t>
+      </w:r>
+    </w:p>
+    <w:p>
+      <w:pPr>
+        <w:spacing w:after="160"/>
+      </w:pPr>
+      <w:r>
+        <w:rPr>
+          <w:sz w:val="22"/>
+          <w:szCs w:val="22"/>
+        </w:rPr>
+        <w:t xml:space="preserve">Se construyeron 149 grupos proveedor-entidad-objeto con 2 o más contratos, y se calcularon variables de ventana temporal (máximo de contratos en ventanas móviles de 15 días, porcentaje de montos justo por debajo del umbral legal de Adjudicación Simplificada). Se compararon dos enfoques: un modelo no supervisado de detección de anomalías (Isolation Forest) y una regla explícita basada en el umbral normativo vigente.</w:t>
+      </w:r>
+    </w:p>
+    <w:tbl>
+      <w:tblPr>
+        <w:tblW w:type="dxa" w:w="9800"/>
+        <w:tblBorders>
+          <w:top w:val="single" w:color="auto" w:sz="4"/>
+          <w:left w:val="single" w:color="auto" w:sz="4"/>
+          <w:bottom w:val="single" w:color="auto" w:sz="4"/>
+          <w:right w:val="single" w:color="auto" w:sz="4"/>
+          <w:insideH w:val="single" w:color="auto" w:sz="4"/>
+          <w:insideV w:val="single" w:color="auto" w:sz="4"/>
+        </w:tblBorders>
+      </w:tblPr>
+      <w:tblGrid>
+        <w:gridCol w:w="3600"/>
+        <w:gridCol w:w="2200"/>
+        <w:gridCol w:w="2000"/>
+        <w:gridCol w:w="2000"/>
+      </w:tblGrid>
+      <w:tr>
+        <w:tc>
+          <w:tcPr>
+            <w:tcW w:type="dxa" w:w="3600"/>
+            <w:shd w:fill="1F4E79" w:val="clear"/>
+            <w:tcMar>
+              <w:top w:type="dxa" w:w="60"/>
+              <w:left w:type="dxa" w:w="100"/>
+              <w:bottom w:type="dxa" w:w="60"/>
+              <w:right w:type="dxa" w:w="100"/>
+            </w:tcMar>
+            <w:vAlign w:val="center"/>
+          </w:tcPr>
+          <w:p>
+            <w:pPr>
+              <w:jc w:val="left"/>
+            </w:pPr>
+            <w:r>
+              <w:rPr>
+                <w:b/>
+                <w:bCs/>
+                <w:color w:val="FFFFFF"/>
+                <w:sz w:val="20"/>
+                <w:szCs w:val="20"/>
+              </w:rPr>
+              <w:t xml:space="preserve">Enfoque</w:t>
+            </w:r>
+          </w:p>
+        </w:tc>
+        <w:tc>
+          <w:tcPr>
+            <w:tcW w:type="dxa" w:w="2200"/>
+            <w:shd w:fill="1F4E79" w:val="clear"/>
+            <w:tcMar>
+              <w:top w:type="dxa" w:w="60"/>
+              <w:left w:type="dxa" w:w="100"/>
+              <w:bottom w:type="dxa" w:w="60"/>
+              <w:right w:type="dxa" w:w="100"/>
+            </w:tcMar>
+            <w:vAlign w:val="center"/>
+          </w:tcPr>
+          <w:p>
+            <w:pPr>
+              <w:jc w:val="left"/>
+            </w:pPr>
+            <w:r>
+              <w:rPr>
+                <w:b/>
+                <w:bCs/>
+                <w:color w:val="FFFFFF"/>
+                <w:sz w:val="20"/>
+                <w:szCs w:val="20"/>
+              </w:rPr>
+              <w:t xml:space="preserve">Grupos marcados</w:t>
+            </w:r>
+          </w:p>
+        </w:tc>
+        <w:tc>
+          <w:tcPr>
+            <w:tcW w:type="dxa" w:w="2000"/>
+            <w:shd w:fill="1F4E79" w:val="clear"/>
+            <w:tcMar>
+              <w:top w:type="dxa" w:w="60"/>
+              <w:left w:type="dxa" w:w="100"/>
+              <w:bottom w:type="dxa" w:w="60"/>
+              <w:right w:type="dxa" w:w="100"/>
+            </w:tcMar>
+            <w:vAlign w:val="center"/>
+          </w:tcPr>
+          <w:p>
+            <w:pPr>
+              <w:jc w:val="left"/>
+            </w:pPr>
+            <w:r>
+              <w:rPr>
+                <w:b/>
+                <w:bCs/>
+                <w:color w:val="FFFFFF"/>
+                <w:sz w:val="20"/>
+                <w:szCs w:val="20"/>
+              </w:rPr>
+              <w:t xml:space="preserve">Aciertos reales</w:t>
+            </w:r>
+          </w:p>
+        </w:tc>
+        <w:tc>
+          <w:tcPr>
+            <w:tcW w:type="dxa" w:w="2000"/>
+            <w:shd w:fill="1F4E79" w:val="clear"/>
+            <w:tcMar>
+              <w:top w:type="dxa" w:w="60"/>
+              <w:left w:type="dxa" w:w="100"/>
+              <w:bottom w:type="dxa" w:w="60"/>
+              <w:right w:type="dxa" w:w="100"/>
+            </w:tcMar>
+            <w:vAlign w:val="center"/>
+          </w:tcPr>
+          <w:p>
+            <w:pPr>
+              <w:jc w:val="left"/>
+            </w:pPr>
+            <w:r>
+              <w:rPr>
+                <w:b/>
+                <w:bCs/>
+                <w:color w:val="FFFFFF"/>
+                <w:sz w:val="20"/>
+                <w:szCs w:val="20"/>
+              </w:rPr>
+              <w:t xml:space="preserve">Precisión</w:t>
+            </w:r>
+          </w:p>
+        </w:tc>
+      </w:tr>
+      <w:tr>
+        <w:tc>
+          <w:tcPr>
+            <w:tcW w:type="dxa" w:w="3600"/>
+            <w:tcMar>
+              <w:top w:type="dxa" w:w="60"/>
+              <w:left w:type="dxa" w:w="100"/>
+              <w:bottom w:type="dxa" w:w="60"/>
+              <w:right w:type="dxa" w:w="100"/>
+            </w:tcMar>
+            <w:vAlign w:val="center"/>
+          </w:tcPr>
+          <w:p>
+            <w:pPr>
+              <w:jc w:val="left"/>
+            </w:pPr>
+            <w:r>
+              <w:rPr>
+                <w:b w:val="false"/>
+                <w:bCs w:val="false"/>
+                <w:color w:val="000000"/>
+                <w:sz w:val="20"/>
+                <w:szCs w:val="20"/>
+              </w:rPr>
+              <w:t xml:space="preserve">Isolation Forest (solo)</w:t>
+            </w:r>
+          </w:p>
+        </w:tc>
+        <w:tc>
+          <w:tcPr>
+            <w:tcW w:type="dxa" w:w="2200"/>
+            <w:tcMar>
+              <w:top w:type="dxa" w:w="60"/>
+              <w:left w:type="dxa" w:w="100"/>
+              <w:bottom w:type="dxa" w:w="60"/>
+              <w:right w:type="dxa" w:w="100"/>
+            </w:tcMar>
+            <w:vAlign w:val="center"/>
+          </w:tcPr>
+          <w:p>
+            <w:pPr>
+              <w:jc w:val="center"/>
+            </w:pPr>
+            <w:r>
+              <w:rPr>
+                <w:b w:val="false"/>
+                <w:bCs w:val="false"/>
+                <w:color w:val="000000"/>
+                <w:sz w:val="20"/>
+                <w:szCs w:val="20"/>
+              </w:rPr>
+              <w:t xml:space="preserve">8</w:t>
+            </w:r>
+          </w:p>
+        </w:tc>
+        <w:tc>
+          <w:tcPr>
+            <w:tcW w:type="dxa" w:w="2000"/>
+            <w:tcMar>
+              <w:top w:type="dxa" w:w="60"/>
+              <w:left w:type="dxa" w:w="100"/>
+              <w:bottom w:type="dxa" w:w="60"/>
+              <w:right w:type="dxa" w:w="100"/>
+            </w:tcMar>
+            <w:vAlign w:val="center"/>
+          </w:tcPr>
+          <w:p>
+            <w:pPr>
+              <w:jc w:val="center"/>
+            </w:pPr>
+            <w:r>
+              <w:rPr>
+                <w:b w:val="false"/>
+                <w:bCs w:val="false"/>
+                <w:color w:val="000000"/>
+                <w:sz w:val="20"/>
+                <w:szCs w:val="20"/>
+              </w:rPr>
+              <w:t xml:space="preserve">3</w:t>
+            </w:r>
+          </w:p>
+        </w:tc>
+        <w:tc>
+          <w:tcPr>
+            <w:tcW w:type="dxa" w:w="2000"/>
+            <w:tcMar>
+              <w:top w:type="dxa" w:w="60"/>
+              <w:left w:type="dxa" w:w="100"/>
+              <w:bottom w:type="dxa" w:w="60"/>
+              <w:right w:type="dxa" w:w="100"/>
+            </w:tcMar>
+            <w:vAlign w:val="center"/>
+          </w:tcPr>
+          <w:p>
+            <w:pPr>
+              <w:jc w:val="center"/>
+            </w:pPr>
+            <w:r>
+              <w:rPr>
+                <w:b w:val="false"/>
+                <w:bCs w:val="false"/>
+                <w:color w:val="000000"/>
+                <w:sz w:val="20"/>
+                <w:szCs w:val="20"/>
+              </w:rPr>
+              <w:t xml:space="preserve">37.5%</w:t>
+            </w:r>
+          </w:p>
+        </w:tc>
+      </w:tr>
+      <w:tr>
+        <w:tc>
+          <w:tcPr>
+            <w:tcW w:type="dxa" w:w="3600"/>
+            <w:tcMar>
+              <w:top w:type="dxa" w:w="60"/>
+              <w:left w:type="dxa" w:w="100"/>
+              <w:bottom w:type="dxa" w:w="60"/>
+              <w:right w:type="dxa" w:w="100"/>
+            </w:tcMar>
+            <w:vAlign w:val="center"/>
+          </w:tcPr>
+          <w:p>
+            <w:pPr>
+              <w:jc w:val="left"/>
+            </w:pPr>
+            <w:r>
+              <w:rPr>
+                <w:b w:val="false"/>
+                <w:bCs w:val="false"/>
+                <w:color w:val="000000"/>
+                <w:sz w:val="20"/>
+                <w:szCs w:val="20"/>
+              </w:rPr>
+              <w:t xml:space="preserve">Regla interpretable (umbral legal)</w:t>
+            </w:r>
+          </w:p>
+        </w:tc>
+        <w:tc>
+          <w:tcPr>
+            <w:tcW w:type="dxa" w:w="2200"/>
+            <w:tcMar>
+              <w:top w:type="dxa" w:w="60"/>
+              <w:left w:type="dxa" w:w="100"/>
+              <w:bottom w:type="dxa" w:w="60"/>
+              <w:right w:type="dxa" w:w="100"/>
+            </w:tcMar>
+            <w:vAlign w:val="center"/>
+          </w:tcPr>
+          <w:p>
+            <w:pPr>
+              <w:jc w:val="center"/>
+            </w:pPr>
+            <w:r>
+              <w:rPr>
+                <w:b w:val="false"/>
+                <w:bCs w:val="false"/>
+                <w:color w:val="000000"/>
+                <w:sz w:val="20"/>
+                <w:szCs w:val="20"/>
+              </w:rPr>
+              <w:t xml:space="preserve">7</w:t>
+            </w:r>
+          </w:p>
+        </w:tc>
+        <w:tc>
+          <w:tcPr>
+            <w:tcW w:type="dxa" w:w="2000"/>
+            <w:tcMar>
+              <w:top w:type="dxa" w:w="60"/>
+              <w:left w:type="dxa" w:w="100"/>
+              <w:bottom w:type="dxa" w:w="60"/>
+              <w:right w:type="dxa" w:w="100"/>
+            </w:tcMar>
+            <w:vAlign w:val="center"/>
+          </w:tcPr>
+          <w:p>
+            <w:pPr>
+              <w:jc w:val="center"/>
+            </w:pPr>
+            <w:r>
+              <w:rPr>
+                <w:b w:val="false"/>
+                <w:bCs w:val="false"/>
+                <w:color w:val="000000"/>
+                <w:sz w:val="20"/>
+                <w:szCs w:val="20"/>
+              </w:rPr>
+              <w:t xml:space="preserve">7</w:t>
+            </w:r>
+          </w:p>
+        </w:tc>
+        <w:tc>
+          <w:tcPr>
+            <w:tcW w:type="dxa" w:w="2000"/>
+            <w:tcMar>
+              <w:top w:type="dxa" w:w="60"/>
+              <w:left w:type="dxa" w:w="100"/>
+              <w:bottom w:type="dxa" w:w="60"/>
+              <w:right w:type="dxa" w:w="100"/>
+            </w:tcMar>
+            <w:vAlign w:val="center"/>
+          </w:tcPr>
+          <w:p>
+            <w:pPr>
+              <w:jc w:val="center"/>
+            </w:pPr>
+            <w:r>
+              <w:rPr>
+                <w:b w:val="false"/>
+                <w:bCs w:val="false"/>
+                <w:color w:val="000000"/>
+                <w:sz w:val="20"/>
+                <w:szCs w:val="20"/>
+              </w:rPr>
+              <w:t xml:space="preserve">100.0%</w:t>
+            </w:r>
+          </w:p>
+        </w:tc>
+      </w:tr>
+      <w:tr>
+        <w:tc>
+          <w:tcPr>
+            <w:tcW w:type="dxa" w:w="3600"/>
+            <w:tcMar>
+              <w:top w:type="dxa" w:w="60"/>
+              <w:left w:type="dxa" w:w="100"/>
+              <w:bottom w:type="dxa" w:w="60"/>
+              <w:right w:type="dxa" w:w="100"/>
+            </w:tcMar>
+            <w:vAlign w:val="center"/>
+          </w:tcPr>
+          <w:p>
+            <w:pPr>
+              <w:jc w:val="left"/>
+            </w:pPr>
+            <w:r>
+              <w:rPr>
+                <w:b w:val="false"/>
+                <w:bCs w:val="false"/>
+                <w:color w:val="000000"/>
+                <w:sz w:val="20"/>
+                <w:szCs w:val="20"/>
+              </w:rPr>
+              <w:t xml:space="preserve">Combinado (modelo Y regla)</w:t>
+            </w:r>
+          </w:p>
+        </w:tc>
+        <w:tc>
+          <w:tcPr>
+            <w:tcW w:type="dxa" w:w="2200"/>
+            <w:tcMar>
+              <w:top w:type="dxa" w:w="60"/>
+              <w:left w:type="dxa" w:w="100"/>
+              <w:bottom w:type="dxa" w:w="60"/>
+              <w:right w:type="dxa" w:w="100"/>
+            </w:tcMar>
+            <w:vAlign w:val="center"/>
+          </w:tcPr>
+          <w:p>
+            <w:pPr>
+              <w:jc w:val="center"/>
+            </w:pPr>
+            <w:r>
+              <w:rPr>
+                <w:b w:val="false"/>
+                <w:bCs w:val="false"/>
+                <w:color w:val="000000"/>
+                <w:sz w:val="20"/>
+                <w:szCs w:val="20"/>
+              </w:rPr>
+              <w:t xml:space="preserve">2</w:t>
+            </w:r>
+          </w:p>
+        </w:tc>
+        <w:tc>
+          <w:tcPr>
+            <w:tcW w:type="dxa" w:w="2000"/>
+            <w:tcMar>
+              <w:top w:type="dxa" w:w="60"/>
+              <w:left w:type="dxa" w:w="100"/>
+              <w:bottom w:type="dxa" w:w="60"/>
+              <w:right w:type="dxa" w:w="100"/>
+            </w:tcMar>
+            <w:vAlign w:val="center"/>
+          </w:tcPr>
+          <w:p>
+            <w:pPr>
+              <w:jc w:val="center"/>
+            </w:pPr>
+            <w:r>
+              <w:rPr>
+                <w:b w:val="false"/>
+                <w:bCs w:val="false"/>
+                <w:color w:val="000000"/>
+                <w:sz w:val="20"/>
+                <w:szCs w:val="20"/>
+              </w:rPr>
+              <w:t xml:space="preserve">2</w:t>
+            </w:r>
+          </w:p>
+        </w:tc>
+        <w:tc>
+          <w:tcPr>
+            <w:tcW w:type="dxa" w:w="2000"/>
+            <w:tcMar>
+              <w:top w:type="dxa" w:w="60"/>
+              <w:left w:type="dxa" w:w="100"/>
+              <w:bottom w:type="dxa" w:w="60"/>
+              <w:right w:type="dxa" w:w="100"/>
+            </w:tcMar>
+            <w:vAlign w:val="center"/>
+          </w:tcPr>
+          <w:p>
+            <w:pPr>
+              <w:jc w:val="center"/>
+            </w:pPr>
+            <w:r>
+              <w:rPr>
+                <w:b w:val="false"/>
+                <w:bCs w:val="false"/>
+                <w:color w:val="000000"/>
+                <w:sz w:val="20"/>
+                <w:szCs w:val="20"/>
+              </w:rPr>
+              <w:t xml:space="preserve">100.0%</w:t>
+            </w:r>
+          </w:p>
+        </w:tc>
+      </w:tr>
+    </w:tbl>
+    <w:p>
+      <w:pPr>
+        <w:spacing w:after="160"/>
+      </w:pPr>
+      <w:r>
+        <w:rPr>
+          <w:sz w:val="4"/>
+          <w:szCs w:val="4"/>
+        </w:rPr>
+        <w:t xml:space="preserve"/>
+      </w:r>
+    </w:p>
+    <w:p>
+      <w:pPr>
+        <w:spacing w:after="160"/>
+      </w:pPr>
+      <w:r>
+        <w:rPr>
+          <w:sz w:val="22"/>
+          <w:szCs w:val="22"/>
+        </w:rPr>
+        <w:t xml:space="preserve">Hallazgo relevante: el modelo puramente estadístico, sin contexto normativo, detecta solo una fracción de los casos reales. Al incorporar la regla de negocio derivada directamente de la Ley de Contrataciones del Estado (umbral de Adjudicación Simplificada), la precisión sube a 100%. Esto confirma que el valor de este módulo no está solo en el algoritmo, sino en traducir correctamente la normativa de contrataciones públicas a reglas computables — un trabajo de dominio que un consultor conocedor del marco legal peruano puede hacer sin necesitar infraestructura de big data desde el primer día.</w:t>
+      </w:r>
+    </w:p>
+    <w:p>
+      <w:pPr>
+        <w:spacing w:after="100"/>
+        <w:jc w:val="center"/>
+      </w:pPr>
+      <w:r>
+        <w:drawing>
+          <wp:inline distT="0" distB="0" distL="0" distR="0">
+            <wp:extent cx="4381500" cy="2743200"/>
+            <wp:effectExtent t="0" r="0" b="0" l="0"/>
+            <wp:docPr id="1" name="" descr="" title=""/>
+            <wp:cNvGraphicFramePr>
+              <a:graphicFrameLocks xmlns:a="http://schemas.openxmlformats.org/drawingml/2006/main" noChangeAspect="1"/>
+            </wp:cNvGraphicFramePr>
+            <a:graphic xmlns:a="http://schemas.openxmlformats.org/drawingml/2006/main">
+              <a:graphicData uri="http://schemas.openxmlformats.org/drawingml/2006/picture">
+                <pic:pic xmlns:pic="http://schemas.openxmlformats.org/drawingml/2006/picture">
+                  <pic:nvPicPr>
+                    <pic:cNvPr id="0" name="" descr=""/>
+                    <pic:cNvPicPr>
+                      <a:picLocks noChangeAspect="1" noChangeArrowheads="1"/>
+                    </pic:cNvPicPr>
+                  </pic:nvPicPr>
+                  <pic:blipFill>
+                    <a:blip r:embed="rId13" cstate="none"/>
+                    <a:srcRect/>
+                    <a:stretch>
+                      <a:fillRect/>
+                    </a:stretch>
+                  </pic:blipFill>
+                  <pic:spPr bwMode="auto">
+                    <a:xfrm>
+                      <a:off x="0" y="0"/>
                       <a:ext cx="4381500" cy="2743200"/>
                     </a:xfrm>
                     <a:prstGeom prst="rect">
@@ -2349,7 +2423,7 @@
           <w:sz w:val="18"/>
           <w:szCs w:val="18"/>
         </w:rPr>
-        <w:t xml:space="preserve">Figura 4. Casos reales sembrados (rojo) vs. score de anomalía y señales de ventana temporal.</w:t>
+        <w:t xml:space="preserve">Figura 5. Casos reales sembrados (rojo) vs. score de anomalía y señales de ventana temporal.</w:t>
       </w:r>
     </w:p>
     <w:p>

--- a/reporte/Reporte_Tecnico_Prototipo_CGR_1.8.2.docx
+++ b/reporte/Reporte_Tecnico_Prototipo_CGR_1.8.2.docx
@@ -3567,7 +3567,2615 @@
         <w:spacing w:after="150" w:before="300"/>
       </w:pPr>
       <w:r>
-        <w:t xml:space="preserve">5. Limitaciones del Prototipo</w:t>
+        <w:t xml:space="preserve">5. Diccionario de Datos y Diagrama del Modelo</w:t>
+      </w:r>
+    </w:p>
+    <w:p>
+      <w:pPr>
+        <w:spacing w:after="160"/>
+      </w:pPr>
+      <w:r>
+        <w:rPr>
+          <w:sz w:val="22"/>
+          <w:szCs w:val="22"/>
+        </w:rPr>
+        <w:t xml:space="preserve">Cubre el numeral 3.2.g del TDR ("Elaborar y mantener actualizado el diccionario y diagrama del modelo de datos") y el ítem 8 del checklist del Anexo 3 (documentación de linaje: rastreo del dato desde la fuente hasta el modelo final).</w:t>
+      </w:r>
+    </w:p>
+    <w:p>
+      <w:pPr>
+        <w:spacing w:after="100"/>
+        <w:jc w:val="center"/>
+      </w:pPr>
+      <w:r>
+        <w:drawing>
+          <wp:inline distT="0" distB="0" distL="0" distR="0">
+            <wp:extent cx="5334000" cy="1381125"/>
+            <wp:effectExtent t="0" r="0" b="0" l="0"/>
+            <wp:docPr id="1" name="" descr="" title=""/>
+            <wp:cNvGraphicFramePr>
+              <a:graphicFrameLocks xmlns:a="http://schemas.openxmlformats.org/drawingml/2006/main" noChangeAspect="1"/>
+            </wp:cNvGraphicFramePr>
+            <a:graphic xmlns:a="http://schemas.openxmlformats.org/drawingml/2006/main">
+              <a:graphicData uri="http://schemas.openxmlformats.org/drawingml/2006/picture">
+                <pic:pic xmlns:pic="http://schemas.openxmlformats.org/drawingml/2006/picture">
+                  <pic:nvPicPr>
+                    <pic:cNvPr id="0" name="" descr=""/>
+                    <pic:cNvPicPr>
+                      <a:picLocks noChangeAspect="1" noChangeArrowheads="1"/>
+                    </pic:cNvPicPr>
+                  </pic:nvPicPr>
+                  <pic:blipFill>
+                    <a:blip r:embed="rId14" cstate="none"/>
+                    <a:srcRect/>
+                    <a:stretch>
+                      <a:fillRect/>
+                    </a:stretch>
+                  </pic:blipFill>
+                  <pic:spPr bwMode="auto">
+                    <a:xfrm>
+                      <a:off x="0" y="0"/>
+                      <a:ext cx="5334000" cy="1381125"/>
+                    </a:xfrm>
+                    <a:prstGeom prst="rect">
+                      <a:avLst/>
+                    </a:prstGeom>
+                  </pic:spPr>
+                </pic:pic>
+              </a:graphicData>
+            </a:graphic>
+          </wp:inline>
+        </w:drawing>
+      </w:r>
+    </w:p>
+    <w:p>
+      <w:pPr>
+        <w:spacing w:after="200" w:before="60"/>
+        <w:jc w:val="center"/>
+      </w:pPr>
+      <w:r>
+        <w:rPr>
+          <w:i/>
+          <w:iCs/>
+          <w:color w:val="666666"/>
+          <w:sz w:val="18"/>
+          <w:szCs w:val="18"/>
+        </w:rPr>
+        <w:t xml:space="preserve">Figura 6. Diagrama del modelo de datos: tablas fuente (SIAF/SEACE simuladas), relaciones y linaje hacia las tablas derivadas de cada modelo.</w:t>
+      </w:r>
+    </w:p>
+    <w:p>
+      <w:pPr>
+        <w:pStyle w:val="Heading2"/>
+        <w:spacing w:after="100" w:before="200"/>
+      </w:pPr>
+      <w:r>
+        <w:t xml:space="preserve">5.1. Diccionario de datos</w:t>
+      </w:r>
+    </w:p>
+    <w:tbl>
+      <w:tblPr>
+        <w:tblW w:type="dxa" w:w="9800"/>
+        <w:tblBorders>
+          <w:top w:val="single" w:color="auto" w:sz="4"/>
+          <w:left w:val="single" w:color="auto" w:sz="4"/>
+          <w:bottom w:val="single" w:color="auto" w:sz="4"/>
+          <w:right w:val="single" w:color="auto" w:sz="4"/>
+          <w:insideH w:val="single" w:color="auto" w:sz="4"/>
+          <w:insideV w:val="single" w:color="auto" w:sz="4"/>
+        </w:tblBorders>
+      </w:tblPr>
+      <w:tblGrid>
+        <w:gridCol w:w="3200"/>
+        <w:gridCol w:w="1500"/>
+        <w:gridCol w:w="5100"/>
+      </w:tblGrid>
+      <w:tr>
+        <w:tc>
+          <w:tcPr>
+            <w:tcW w:type="dxa" w:w="3200"/>
+            <w:shd w:fill="1F4E79" w:val="clear"/>
+            <w:tcMar>
+              <w:top w:type="dxa" w:w="60"/>
+              <w:left w:type="dxa" w:w="100"/>
+              <w:bottom w:type="dxa" w:w="60"/>
+              <w:right w:type="dxa" w:w="100"/>
+            </w:tcMar>
+            <w:vAlign w:val="center"/>
+          </w:tcPr>
+          <w:p>
+            <w:pPr>
+              <w:jc w:val="left"/>
+            </w:pPr>
+            <w:r>
+              <w:rPr>
+                <w:b/>
+                <w:bCs/>
+                <w:color w:val="FFFFFF"/>
+                <w:sz w:val="20"/>
+                <w:szCs w:val="20"/>
+              </w:rPr>
+              <w:t xml:space="preserve">Tabla.Columna</w:t>
+            </w:r>
+          </w:p>
+        </w:tc>
+        <w:tc>
+          <w:tcPr>
+            <w:tcW w:type="dxa" w:w="1500"/>
+            <w:shd w:fill="1F4E79" w:val="clear"/>
+            <w:tcMar>
+              <w:top w:type="dxa" w:w="60"/>
+              <w:left w:type="dxa" w:w="100"/>
+              <w:bottom w:type="dxa" w:w="60"/>
+              <w:right w:type="dxa" w:w="100"/>
+            </w:tcMar>
+            <w:vAlign w:val="center"/>
+          </w:tcPr>
+          <w:p>
+            <w:pPr>
+              <w:jc w:val="left"/>
+            </w:pPr>
+            <w:r>
+              <w:rPr>
+                <w:b/>
+                <w:bCs/>
+                <w:color w:val="FFFFFF"/>
+                <w:sz w:val="20"/>
+                <w:szCs w:val="20"/>
+              </w:rPr>
+              <w:t xml:space="preserve">Tipo</w:t>
+            </w:r>
+          </w:p>
+        </w:tc>
+        <w:tc>
+          <w:tcPr>
+            <w:tcW w:type="dxa" w:w="5100"/>
+            <w:shd w:fill="1F4E79" w:val="clear"/>
+            <w:tcMar>
+              <w:top w:type="dxa" w:w="60"/>
+              <w:left w:type="dxa" w:w="100"/>
+              <w:bottom w:type="dxa" w:w="60"/>
+              <w:right w:type="dxa" w:w="100"/>
+            </w:tcMar>
+            <w:vAlign w:val="center"/>
+          </w:tcPr>
+          <w:p>
+            <w:pPr>
+              <w:jc w:val="left"/>
+            </w:pPr>
+            <w:r>
+              <w:rPr>
+                <w:b/>
+                <w:bCs/>
+                <w:color w:val="FFFFFF"/>
+                <w:sz w:val="20"/>
+                <w:szCs w:val="20"/>
+              </w:rPr>
+              <w:t xml:space="preserve">Descripción</w:t>
+            </w:r>
+          </w:p>
+        </w:tc>
+      </w:tr>
+      <w:tr>
+        <w:tc>
+          <w:tcPr>
+            <w:tcW w:type="dxa" w:w="3200"/>
+            <w:tcMar>
+              <w:top w:type="dxa" w:w="60"/>
+              <w:left w:type="dxa" w:w="100"/>
+              <w:bottom w:type="dxa" w:w="60"/>
+              <w:right w:type="dxa" w:w="100"/>
+            </w:tcMar>
+            <w:vAlign w:val="center"/>
+          </w:tcPr>
+          <w:p>
+            <w:pPr>
+              <w:jc w:val="left"/>
+            </w:pPr>
+            <w:r>
+              <w:rPr>
+                <w:b w:val="false"/>
+                <w:bCs w:val="false"/>
+                <w:color w:val="000000"/>
+                <w:sz w:val="20"/>
+                <w:szCs w:val="20"/>
+              </w:rPr>
+              <w:t xml:space="preserve">contratos_siaf_seace.id_contrato</w:t>
+            </w:r>
+          </w:p>
+        </w:tc>
+        <w:tc>
+          <w:tcPr>
+            <w:tcW w:type="dxa" w:w="1500"/>
+            <w:tcMar>
+              <w:top w:type="dxa" w:w="60"/>
+              <w:left w:type="dxa" w:w="100"/>
+              <w:bottom w:type="dxa" w:w="60"/>
+              <w:right w:type="dxa" w:w="100"/>
+            </w:tcMar>
+            <w:vAlign w:val="center"/>
+          </w:tcPr>
+          <w:p>
+            <w:pPr>
+              <w:jc w:val="center"/>
+            </w:pPr>
+            <w:r>
+              <w:rPr>
+                <w:b w:val="false"/>
+                <w:bCs w:val="false"/>
+                <w:color w:val="000000"/>
+                <w:sz w:val="20"/>
+                <w:szCs w:val="20"/>
+              </w:rPr>
+              <w:t xml:space="preserve">string</w:t>
+            </w:r>
+          </w:p>
+        </w:tc>
+        <w:tc>
+          <w:tcPr>
+            <w:tcW w:type="dxa" w:w="5100"/>
+            <w:tcMar>
+              <w:top w:type="dxa" w:w="60"/>
+              <w:left w:type="dxa" w:w="100"/>
+              <w:bottom w:type="dxa" w:w="60"/>
+              <w:right w:type="dxa" w:w="100"/>
+            </w:tcMar>
+            <w:vAlign w:val="center"/>
+          </w:tcPr>
+          <w:p>
+            <w:pPr>
+              <w:jc w:val="center"/>
+            </w:pPr>
+            <w:r>
+              <w:rPr>
+                <w:b w:val="false"/>
+                <w:bCs w:val="false"/>
+                <w:color w:val="000000"/>
+                <w:sz w:val="20"/>
+                <w:szCs w:val="20"/>
+              </w:rPr>
+              <w:t xml:space="preserve">Identificador único del contrato (simula clave de proceso SEACE).</w:t>
+            </w:r>
+          </w:p>
+        </w:tc>
+      </w:tr>
+      <w:tr>
+        <w:tc>
+          <w:tcPr>
+            <w:tcW w:type="dxa" w:w="3200"/>
+            <w:tcMar>
+              <w:top w:type="dxa" w:w="60"/>
+              <w:left w:type="dxa" w:w="100"/>
+              <w:bottom w:type="dxa" w:w="60"/>
+              <w:right w:type="dxa" w:w="100"/>
+            </w:tcMar>
+            <w:vAlign w:val="center"/>
+          </w:tcPr>
+          <w:p>
+            <w:pPr>
+              <w:jc w:val="left"/>
+            </w:pPr>
+            <w:r>
+              <w:rPr>
+                <w:b w:val="false"/>
+                <w:bCs w:val="false"/>
+                <w:color w:val="000000"/>
+                <w:sz w:val="20"/>
+                <w:szCs w:val="20"/>
+              </w:rPr>
+              <w:t xml:space="preserve">contratos_siaf_seace.id_proveedor</w:t>
+            </w:r>
+          </w:p>
+        </w:tc>
+        <w:tc>
+          <w:tcPr>
+            <w:tcW w:type="dxa" w:w="1500"/>
+            <w:tcMar>
+              <w:top w:type="dxa" w:w="60"/>
+              <w:left w:type="dxa" w:w="100"/>
+              <w:bottom w:type="dxa" w:w="60"/>
+              <w:right w:type="dxa" w:w="100"/>
+            </w:tcMar>
+            <w:vAlign w:val="center"/>
+          </w:tcPr>
+          <w:p>
+            <w:pPr>
+              <w:jc w:val="center"/>
+            </w:pPr>
+            <w:r>
+              <w:rPr>
+                <w:b w:val="false"/>
+                <w:bCs w:val="false"/>
+                <w:color w:val="000000"/>
+                <w:sz w:val="20"/>
+                <w:szCs w:val="20"/>
+              </w:rPr>
+              <w:t xml:space="preserve">string (FK)</w:t>
+            </w:r>
+          </w:p>
+        </w:tc>
+        <w:tc>
+          <w:tcPr>
+            <w:tcW w:type="dxa" w:w="5100"/>
+            <w:tcMar>
+              <w:top w:type="dxa" w:w="60"/>
+              <w:left w:type="dxa" w:w="100"/>
+              <w:bottom w:type="dxa" w:w="60"/>
+              <w:right w:type="dxa" w:w="100"/>
+            </w:tcMar>
+            <w:vAlign w:val="center"/>
+          </w:tcPr>
+          <w:p>
+            <w:pPr>
+              <w:jc w:val="center"/>
+            </w:pPr>
+            <w:r>
+              <w:rPr>
+                <w:b w:val="false"/>
+                <w:bCs w:val="false"/>
+                <w:color w:val="000000"/>
+                <w:sz w:val="20"/>
+                <w:szCs w:val="20"/>
+              </w:rPr>
+              <w:t xml:space="preserve">Referencia al proveedor adjudicado. Llave foránea a proveedores.id_proveedor.</w:t>
+            </w:r>
+          </w:p>
+        </w:tc>
+      </w:tr>
+      <w:tr>
+        <w:tc>
+          <w:tcPr>
+            <w:tcW w:type="dxa" w:w="3200"/>
+            <w:tcMar>
+              <w:top w:type="dxa" w:w="60"/>
+              <w:left w:type="dxa" w:w="100"/>
+              <w:bottom w:type="dxa" w:w="60"/>
+              <w:right w:type="dxa" w:w="100"/>
+            </w:tcMar>
+            <w:vAlign w:val="center"/>
+          </w:tcPr>
+          <w:p>
+            <w:pPr>
+              <w:jc w:val="left"/>
+            </w:pPr>
+            <w:r>
+              <w:rPr>
+                <w:b w:val="false"/>
+                <w:bCs w:val="false"/>
+                <w:color w:val="000000"/>
+                <w:sz w:val="20"/>
+                <w:szCs w:val="20"/>
+              </w:rPr>
+              <w:t xml:space="preserve">contratos_siaf_seace.id_entidad</w:t>
+            </w:r>
+          </w:p>
+        </w:tc>
+        <w:tc>
+          <w:tcPr>
+            <w:tcW w:type="dxa" w:w="1500"/>
+            <w:tcMar>
+              <w:top w:type="dxa" w:w="60"/>
+              <w:left w:type="dxa" w:w="100"/>
+              <w:bottom w:type="dxa" w:w="60"/>
+              <w:right w:type="dxa" w:w="100"/>
+            </w:tcMar>
+            <w:vAlign w:val="center"/>
+          </w:tcPr>
+          <w:p>
+            <w:pPr>
+              <w:jc w:val="center"/>
+            </w:pPr>
+            <w:r>
+              <w:rPr>
+                <w:b w:val="false"/>
+                <w:bCs w:val="false"/>
+                <w:color w:val="000000"/>
+                <w:sz w:val="20"/>
+                <w:szCs w:val="20"/>
+              </w:rPr>
+              <w:t xml:space="preserve">string (FK)</w:t>
+            </w:r>
+          </w:p>
+        </w:tc>
+        <w:tc>
+          <w:tcPr>
+            <w:tcW w:type="dxa" w:w="5100"/>
+            <w:tcMar>
+              <w:top w:type="dxa" w:w="60"/>
+              <w:left w:type="dxa" w:w="100"/>
+              <w:bottom w:type="dxa" w:w="60"/>
+              <w:right w:type="dxa" w:w="100"/>
+            </w:tcMar>
+            <w:vAlign w:val="center"/>
+          </w:tcPr>
+          <w:p>
+            <w:pPr>
+              <w:jc w:val="center"/>
+            </w:pPr>
+            <w:r>
+              <w:rPr>
+                <w:b w:val="false"/>
+                <w:bCs w:val="false"/>
+                <w:color w:val="000000"/>
+                <w:sz w:val="20"/>
+                <w:szCs w:val="20"/>
+              </w:rPr>
+              <w:t xml:space="preserve">Entidad pública contratante. Llave foránea a entidades.id_entidad.</w:t>
+            </w:r>
+          </w:p>
+        </w:tc>
+      </w:tr>
+      <w:tr>
+        <w:tc>
+          <w:tcPr>
+            <w:tcW w:type="dxa" w:w="3200"/>
+            <w:tcMar>
+              <w:top w:type="dxa" w:w="60"/>
+              <w:left w:type="dxa" w:w="100"/>
+              <w:bottom w:type="dxa" w:w="60"/>
+              <w:right w:type="dxa" w:w="100"/>
+            </w:tcMar>
+            <w:vAlign w:val="center"/>
+          </w:tcPr>
+          <w:p>
+            <w:pPr>
+              <w:jc w:val="left"/>
+            </w:pPr>
+            <w:r>
+              <w:rPr>
+                <w:b w:val="false"/>
+                <w:bCs w:val="false"/>
+                <w:color w:val="000000"/>
+                <w:sz w:val="20"/>
+                <w:szCs w:val="20"/>
+              </w:rPr>
+              <w:t xml:space="preserve">contratos_siaf_seace.id_funcionario</w:t>
+            </w:r>
+          </w:p>
+        </w:tc>
+        <w:tc>
+          <w:tcPr>
+            <w:tcW w:type="dxa" w:w="1500"/>
+            <w:tcMar>
+              <w:top w:type="dxa" w:w="60"/>
+              <w:left w:type="dxa" w:w="100"/>
+              <w:bottom w:type="dxa" w:w="60"/>
+              <w:right w:type="dxa" w:w="100"/>
+            </w:tcMar>
+            <w:vAlign w:val="center"/>
+          </w:tcPr>
+          <w:p>
+            <w:pPr>
+              <w:jc w:val="center"/>
+            </w:pPr>
+            <w:r>
+              <w:rPr>
+                <w:b w:val="false"/>
+                <w:bCs w:val="false"/>
+                <w:color w:val="000000"/>
+                <w:sz w:val="20"/>
+                <w:szCs w:val="20"/>
+              </w:rPr>
+              <w:t xml:space="preserve">string (FK)</w:t>
+            </w:r>
+          </w:p>
+        </w:tc>
+        <w:tc>
+          <w:tcPr>
+            <w:tcW w:type="dxa" w:w="5100"/>
+            <w:tcMar>
+              <w:top w:type="dxa" w:w="60"/>
+              <w:left w:type="dxa" w:w="100"/>
+              <w:bottom w:type="dxa" w:w="60"/>
+              <w:right w:type="dxa" w:w="100"/>
+            </w:tcMar>
+            <w:vAlign w:val="center"/>
+          </w:tcPr>
+          <w:p>
+            <w:pPr>
+              <w:jc w:val="center"/>
+            </w:pPr>
+            <w:r>
+              <w:rPr>
+                <w:b w:val="false"/>
+                <w:bCs w:val="false"/>
+                <w:color w:val="000000"/>
+                <w:sz w:val="20"/>
+                <w:szCs w:val="20"/>
+              </w:rPr>
+              <w:t xml:space="preserve">Funcionario responsable del proceso. Llave foránea a funcionarios.id_funcionario.</w:t>
+            </w:r>
+          </w:p>
+        </w:tc>
+      </w:tr>
+      <w:tr>
+        <w:tc>
+          <w:tcPr>
+            <w:tcW w:type="dxa" w:w="3200"/>
+            <w:tcMar>
+              <w:top w:type="dxa" w:w="60"/>
+              <w:left w:type="dxa" w:w="100"/>
+              <w:bottom w:type="dxa" w:w="60"/>
+              <w:right w:type="dxa" w:w="100"/>
+            </w:tcMar>
+            <w:vAlign w:val="center"/>
+          </w:tcPr>
+          <w:p>
+            <w:pPr>
+              <w:jc w:val="left"/>
+            </w:pPr>
+            <w:r>
+              <w:rPr>
+                <w:b w:val="false"/>
+                <w:bCs w:val="false"/>
+                <w:color w:val="000000"/>
+                <w:sz w:val="20"/>
+                <w:szCs w:val="20"/>
+              </w:rPr>
+              <w:t xml:space="preserve">contratos_siaf_seace.modalidad</w:t>
+            </w:r>
+          </w:p>
+        </w:tc>
+        <w:tc>
+          <w:tcPr>
+            <w:tcW w:type="dxa" w:w="1500"/>
+            <w:tcMar>
+              <w:top w:type="dxa" w:w="60"/>
+              <w:left w:type="dxa" w:w="100"/>
+              <w:bottom w:type="dxa" w:w="60"/>
+              <w:right w:type="dxa" w:w="100"/>
+            </w:tcMar>
+            <w:vAlign w:val="center"/>
+          </w:tcPr>
+          <w:p>
+            <w:pPr>
+              <w:jc w:val="center"/>
+            </w:pPr>
+            <w:r>
+              <w:rPr>
+                <w:b w:val="false"/>
+                <w:bCs w:val="false"/>
+                <w:color w:val="000000"/>
+                <w:sz w:val="20"/>
+                <w:szCs w:val="20"/>
+              </w:rPr>
+              <w:t xml:space="preserve">categórica</w:t>
+            </w:r>
+          </w:p>
+        </w:tc>
+        <w:tc>
+          <w:tcPr>
+            <w:tcW w:type="dxa" w:w="5100"/>
+            <w:tcMar>
+              <w:top w:type="dxa" w:w="60"/>
+              <w:left w:type="dxa" w:w="100"/>
+              <w:bottom w:type="dxa" w:w="60"/>
+              <w:right w:type="dxa" w:w="100"/>
+            </w:tcMar>
+            <w:vAlign w:val="center"/>
+          </w:tcPr>
+          <w:p>
+            <w:pPr>
+              <w:jc w:val="center"/>
+            </w:pPr>
+            <w:r>
+              <w:rPr>
+                <w:b w:val="false"/>
+                <w:bCs w:val="false"/>
+                <w:color w:val="000000"/>
+                <w:sz w:val="20"/>
+                <w:szCs w:val="20"/>
+              </w:rPr>
+              <w:t xml:space="preserve">Modalidad de contratación según la Ley de Contrataciones del Estado.</w:t>
+            </w:r>
+          </w:p>
+        </w:tc>
+      </w:tr>
+      <w:tr>
+        <w:tc>
+          <w:tcPr>
+            <w:tcW w:type="dxa" w:w="3200"/>
+            <w:tcMar>
+              <w:top w:type="dxa" w:w="60"/>
+              <w:left w:type="dxa" w:w="100"/>
+              <w:bottom w:type="dxa" w:w="60"/>
+              <w:right w:type="dxa" w:w="100"/>
+            </w:tcMar>
+            <w:vAlign w:val="center"/>
+          </w:tcPr>
+          <w:p>
+            <w:pPr>
+              <w:jc w:val="left"/>
+            </w:pPr>
+            <w:r>
+              <w:rPr>
+                <w:b w:val="false"/>
+                <w:bCs w:val="false"/>
+                <w:color w:val="000000"/>
+                <w:sz w:val="20"/>
+                <w:szCs w:val="20"/>
+              </w:rPr>
+              <w:t xml:space="preserve">contratos_siaf_seace.objeto</w:t>
+            </w:r>
+          </w:p>
+        </w:tc>
+        <w:tc>
+          <w:tcPr>
+            <w:tcW w:type="dxa" w:w="1500"/>
+            <w:tcMar>
+              <w:top w:type="dxa" w:w="60"/>
+              <w:left w:type="dxa" w:w="100"/>
+              <w:bottom w:type="dxa" w:w="60"/>
+              <w:right w:type="dxa" w:w="100"/>
+            </w:tcMar>
+            <w:vAlign w:val="center"/>
+          </w:tcPr>
+          <w:p>
+            <w:pPr>
+              <w:jc w:val="center"/>
+            </w:pPr>
+            <w:r>
+              <w:rPr>
+                <w:b w:val="false"/>
+                <w:bCs w:val="false"/>
+                <w:color w:val="000000"/>
+                <w:sz w:val="20"/>
+                <w:szCs w:val="20"/>
+              </w:rPr>
+              <w:t xml:space="preserve">categórica</w:t>
+            </w:r>
+          </w:p>
+        </w:tc>
+        <w:tc>
+          <w:tcPr>
+            <w:tcW w:type="dxa" w:w="5100"/>
+            <w:tcMar>
+              <w:top w:type="dxa" w:w="60"/>
+              <w:left w:type="dxa" w:w="100"/>
+              <w:bottom w:type="dxa" w:w="60"/>
+              <w:right w:type="dxa" w:w="100"/>
+            </w:tcMar>
+            <w:vAlign w:val="center"/>
+          </w:tcPr>
+          <w:p>
+            <w:pPr>
+              <w:jc w:val="center"/>
+            </w:pPr>
+            <w:r>
+              <w:rPr>
+                <w:b w:val="false"/>
+                <w:bCs w:val="false"/>
+                <w:color w:val="000000"/>
+                <w:sz w:val="20"/>
+                <w:szCs w:val="20"/>
+              </w:rPr>
+              <w:t xml:space="preserve">Tipo de bien, servicio u obra contratado.</w:t>
+            </w:r>
+          </w:p>
+        </w:tc>
+      </w:tr>
+      <w:tr>
+        <w:tc>
+          <w:tcPr>
+            <w:tcW w:type="dxa" w:w="3200"/>
+            <w:tcMar>
+              <w:top w:type="dxa" w:w="60"/>
+              <w:left w:type="dxa" w:w="100"/>
+              <w:bottom w:type="dxa" w:w="60"/>
+              <w:right w:type="dxa" w:w="100"/>
+            </w:tcMar>
+            <w:vAlign w:val="center"/>
+          </w:tcPr>
+          <w:p>
+            <w:pPr>
+              <w:jc w:val="left"/>
+            </w:pPr>
+            <w:r>
+              <w:rPr>
+                <w:b w:val="false"/>
+                <w:bCs w:val="false"/>
+                <w:color w:val="000000"/>
+                <w:sz w:val="20"/>
+                <w:szCs w:val="20"/>
+              </w:rPr>
+              <w:t xml:space="preserve">contratos_siaf_seace.monto</w:t>
+            </w:r>
+          </w:p>
+        </w:tc>
+        <w:tc>
+          <w:tcPr>
+            <w:tcW w:type="dxa" w:w="1500"/>
+            <w:tcMar>
+              <w:top w:type="dxa" w:w="60"/>
+              <w:left w:type="dxa" w:w="100"/>
+              <w:bottom w:type="dxa" w:w="60"/>
+              <w:right w:type="dxa" w:w="100"/>
+            </w:tcMar>
+            <w:vAlign w:val="center"/>
+          </w:tcPr>
+          <w:p>
+            <w:pPr>
+              <w:jc w:val="center"/>
+            </w:pPr>
+            <w:r>
+              <w:rPr>
+                <w:b w:val="false"/>
+                <w:bCs w:val="false"/>
+                <w:color w:val="000000"/>
+                <w:sz w:val="20"/>
+                <w:szCs w:val="20"/>
+              </w:rPr>
+              <w:t xml:space="preserve">numérico (S/.)</w:t>
+            </w:r>
+          </w:p>
+        </w:tc>
+        <w:tc>
+          <w:tcPr>
+            <w:tcW w:type="dxa" w:w="5100"/>
+            <w:tcMar>
+              <w:top w:type="dxa" w:w="60"/>
+              <w:left w:type="dxa" w:w="100"/>
+              <w:bottom w:type="dxa" w:w="60"/>
+              <w:right w:type="dxa" w:w="100"/>
+            </w:tcMar>
+            <w:vAlign w:val="center"/>
+          </w:tcPr>
+          <w:p>
+            <w:pPr>
+              <w:jc w:val="center"/>
+            </w:pPr>
+            <w:r>
+              <w:rPr>
+                <w:b w:val="false"/>
+                <w:bCs w:val="false"/>
+                <w:color w:val="000000"/>
+                <w:sz w:val="20"/>
+                <w:szCs w:val="20"/>
+              </w:rPr>
+              <w:t xml:space="preserve">Monto contractual en soles.</w:t>
+            </w:r>
+          </w:p>
+        </w:tc>
+      </w:tr>
+      <w:tr>
+        <w:tc>
+          <w:tcPr>
+            <w:tcW w:type="dxa" w:w="3200"/>
+            <w:tcMar>
+              <w:top w:type="dxa" w:w="60"/>
+              <w:left w:type="dxa" w:w="100"/>
+              <w:bottom w:type="dxa" w:w="60"/>
+              <w:right w:type="dxa" w:w="100"/>
+            </w:tcMar>
+            <w:vAlign w:val="center"/>
+          </w:tcPr>
+          <w:p>
+            <w:pPr>
+              <w:jc w:val="left"/>
+            </w:pPr>
+            <w:r>
+              <w:rPr>
+                <w:b w:val="false"/>
+                <w:bCs w:val="false"/>
+                <w:color w:val="000000"/>
+                <w:sz w:val="20"/>
+                <w:szCs w:val="20"/>
+              </w:rPr>
+              <w:t xml:space="preserve">contratos_siaf_seace.fecha_contrato</w:t>
+            </w:r>
+          </w:p>
+        </w:tc>
+        <w:tc>
+          <w:tcPr>
+            <w:tcW w:type="dxa" w:w="1500"/>
+            <w:tcMar>
+              <w:top w:type="dxa" w:w="60"/>
+              <w:left w:type="dxa" w:w="100"/>
+              <w:bottom w:type="dxa" w:w="60"/>
+              <w:right w:type="dxa" w:w="100"/>
+            </w:tcMar>
+            <w:vAlign w:val="center"/>
+          </w:tcPr>
+          <w:p>
+            <w:pPr>
+              <w:jc w:val="center"/>
+            </w:pPr>
+            <w:r>
+              <w:rPr>
+                <w:b w:val="false"/>
+                <w:bCs w:val="false"/>
+                <w:color w:val="000000"/>
+                <w:sz w:val="20"/>
+                <w:szCs w:val="20"/>
+              </w:rPr>
+              <w:t xml:space="preserve">fecha</w:t>
+            </w:r>
+          </w:p>
+        </w:tc>
+        <w:tc>
+          <w:tcPr>
+            <w:tcW w:type="dxa" w:w="5100"/>
+            <w:tcMar>
+              <w:top w:type="dxa" w:w="60"/>
+              <w:left w:type="dxa" w:w="100"/>
+              <w:bottom w:type="dxa" w:w="60"/>
+              <w:right w:type="dxa" w:w="100"/>
+            </w:tcMar>
+            <w:vAlign w:val="center"/>
+          </w:tcPr>
+          <w:p>
+            <w:pPr>
+              <w:jc w:val="center"/>
+            </w:pPr>
+            <w:r>
+              <w:rPr>
+                <w:b w:val="false"/>
+                <w:bCs w:val="false"/>
+                <w:color w:val="000000"/>
+                <w:sz w:val="20"/>
+                <w:szCs w:val="20"/>
+              </w:rPr>
+              <w:t xml:space="preserve">Fecha de suscripción del contrato.</w:t>
+            </w:r>
+          </w:p>
+        </w:tc>
+      </w:tr>
+      <w:tr>
+        <w:tc>
+          <w:tcPr>
+            <w:tcW w:type="dxa" w:w="3200"/>
+            <w:tcMar>
+              <w:top w:type="dxa" w:w="60"/>
+              <w:left w:type="dxa" w:w="100"/>
+              <w:bottom w:type="dxa" w:w="60"/>
+              <w:right w:type="dxa" w:w="100"/>
+            </w:tcMar>
+            <w:vAlign w:val="center"/>
+          </w:tcPr>
+          <w:p>
+            <w:pPr>
+              <w:jc w:val="left"/>
+            </w:pPr>
+            <w:r>
+              <w:rPr>
+                <w:b w:val="false"/>
+                <w:bCs w:val="false"/>
+                <w:color w:val="000000"/>
+                <w:sz w:val="20"/>
+                <w:szCs w:val="20"/>
+              </w:rPr>
+              <w:t xml:space="preserve">contratos_siaf_seace.es_favoritismo_real</w:t>
+            </w:r>
+          </w:p>
+        </w:tc>
+        <w:tc>
+          <w:tcPr>
+            <w:tcW w:type="dxa" w:w="1500"/>
+            <w:tcMar>
+              <w:top w:type="dxa" w:w="60"/>
+              <w:left w:type="dxa" w:w="100"/>
+              <w:bottom w:type="dxa" w:w="60"/>
+              <w:right w:type="dxa" w:w="100"/>
+            </w:tcMar>
+            <w:vAlign w:val="center"/>
+          </w:tcPr>
+          <w:p>
+            <w:pPr>
+              <w:jc w:val="center"/>
+            </w:pPr>
+            <w:r>
+              <w:rPr>
+                <w:b w:val="false"/>
+                <w:bCs w:val="false"/>
+                <w:color w:val="000000"/>
+                <w:sz w:val="20"/>
+                <w:szCs w:val="20"/>
+              </w:rPr>
+              <w:t xml:space="preserve">booleano</w:t>
+            </w:r>
+          </w:p>
+        </w:tc>
+        <w:tc>
+          <w:tcPr>
+            <w:tcW w:type="dxa" w:w="5100"/>
+            <w:tcMar>
+              <w:top w:type="dxa" w:w="60"/>
+              <w:left w:type="dxa" w:w="100"/>
+              <w:bottom w:type="dxa" w:w="60"/>
+              <w:right w:type="dxa" w:w="100"/>
+            </w:tcMar>
+            <w:vAlign w:val="center"/>
+          </w:tcPr>
+          <w:p>
+            <w:pPr>
+              <w:jc w:val="center"/>
+            </w:pPr>
+            <w:r>
+              <w:rPr>
+                <w:b w:val="false"/>
+                <w:bCs w:val="false"/>
+                <w:color w:val="000000"/>
+                <w:sz w:val="20"/>
+                <w:szCs w:val="20"/>
+              </w:rPr>
+              <w:t xml:space="preserve">Etiqueta de validación interna del prototipo (ground truth sintético). No existe en producción.</w:t>
+            </w:r>
+          </w:p>
+        </w:tc>
+      </w:tr>
+      <w:tr>
+        <w:tc>
+          <w:tcPr>
+            <w:tcW w:type="dxa" w:w="3200"/>
+            <w:tcMar>
+              <w:top w:type="dxa" w:w="60"/>
+              <w:left w:type="dxa" w:w="100"/>
+              <w:bottom w:type="dxa" w:w="60"/>
+              <w:right w:type="dxa" w:w="100"/>
+            </w:tcMar>
+            <w:vAlign w:val="center"/>
+          </w:tcPr>
+          <w:p>
+            <w:pPr>
+              <w:jc w:val="left"/>
+            </w:pPr>
+            <w:r>
+              <w:rPr>
+                <w:b w:val="false"/>
+                <w:bCs w:val="false"/>
+                <w:color w:val="000000"/>
+                <w:sz w:val="20"/>
+                <w:szCs w:val="20"/>
+              </w:rPr>
+              <w:t xml:space="preserve">contratos_siaf_seace.es_fraccionamiento_real</w:t>
+            </w:r>
+          </w:p>
+        </w:tc>
+        <w:tc>
+          <w:tcPr>
+            <w:tcW w:type="dxa" w:w="1500"/>
+            <w:tcMar>
+              <w:top w:type="dxa" w:w="60"/>
+              <w:left w:type="dxa" w:w="100"/>
+              <w:bottom w:type="dxa" w:w="60"/>
+              <w:right w:type="dxa" w:w="100"/>
+            </w:tcMar>
+            <w:vAlign w:val="center"/>
+          </w:tcPr>
+          <w:p>
+            <w:pPr>
+              <w:jc w:val="center"/>
+            </w:pPr>
+            <w:r>
+              <w:rPr>
+                <w:b w:val="false"/>
+                <w:bCs w:val="false"/>
+                <w:color w:val="000000"/>
+                <w:sz w:val="20"/>
+                <w:szCs w:val="20"/>
+              </w:rPr>
+              <w:t xml:space="preserve">booleano</w:t>
+            </w:r>
+          </w:p>
+        </w:tc>
+        <w:tc>
+          <w:tcPr>
+            <w:tcW w:type="dxa" w:w="5100"/>
+            <w:tcMar>
+              <w:top w:type="dxa" w:w="60"/>
+              <w:left w:type="dxa" w:w="100"/>
+              <w:bottom w:type="dxa" w:w="60"/>
+              <w:right w:type="dxa" w:w="100"/>
+            </w:tcMar>
+            <w:vAlign w:val="center"/>
+          </w:tcPr>
+          <w:p>
+            <w:pPr>
+              <w:jc w:val="center"/>
+            </w:pPr>
+            <w:r>
+              <w:rPr>
+                <w:b w:val="false"/>
+                <w:bCs w:val="false"/>
+                <w:color w:val="000000"/>
+                <w:sz w:val="20"/>
+                <w:szCs w:val="20"/>
+              </w:rPr>
+              <w:t xml:space="preserve">Etiqueta de validación interna del prototipo (ground truth sintético). No existe en producción.</w:t>
+            </w:r>
+          </w:p>
+        </w:tc>
+      </w:tr>
+      <w:tr>
+        <w:tc>
+          <w:tcPr>
+            <w:tcW w:type="dxa" w:w="3200"/>
+            <w:tcMar>
+              <w:top w:type="dxa" w:w="60"/>
+              <w:left w:type="dxa" w:w="100"/>
+              <w:bottom w:type="dxa" w:w="60"/>
+              <w:right w:type="dxa" w:w="100"/>
+            </w:tcMar>
+            <w:vAlign w:val="center"/>
+          </w:tcPr>
+          <w:p>
+            <w:pPr>
+              <w:jc w:val="left"/>
+            </w:pPr>
+            <w:r>
+              <w:rPr>
+                <w:b w:val="false"/>
+                <w:bCs w:val="false"/>
+                <w:color w:val="000000"/>
+                <w:sz w:val="20"/>
+                <w:szCs w:val="20"/>
+              </w:rPr>
+              <w:t xml:space="preserve">proveedores.id_proveedor</w:t>
+            </w:r>
+          </w:p>
+        </w:tc>
+        <w:tc>
+          <w:tcPr>
+            <w:tcW w:type="dxa" w:w="1500"/>
+            <w:tcMar>
+              <w:top w:type="dxa" w:w="60"/>
+              <w:left w:type="dxa" w:w="100"/>
+              <w:bottom w:type="dxa" w:w="60"/>
+              <w:right w:type="dxa" w:w="100"/>
+            </w:tcMar>
+            <w:vAlign w:val="center"/>
+          </w:tcPr>
+          <w:p>
+            <w:pPr>
+              <w:jc w:val="center"/>
+            </w:pPr>
+            <w:r>
+              <w:rPr>
+                <w:b w:val="false"/>
+                <w:bCs w:val="false"/>
+                <w:color w:val="000000"/>
+                <w:sz w:val="20"/>
+                <w:szCs w:val="20"/>
+              </w:rPr>
+              <w:t xml:space="preserve">string (PK)</w:t>
+            </w:r>
+          </w:p>
+        </w:tc>
+        <w:tc>
+          <w:tcPr>
+            <w:tcW w:type="dxa" w:w="5100"/>
+            <w:tcMar>
+              <w:top w:type="dxa" w:w="60"/>
+              <w:left w:type="dxa" w:w="100"/>
+              <w:bottom w:type="dxa" w:w="60"/>
+              <w:right w:type="dxa" w:w="100"/>
+            </w:tcMar>
+            <w:vAlign w:val="center"/>
+          </w:tcPr>
+          <w:p>
+            <w:pPr>
+              <w:jc w:val="center"/>
+            </w:pPr>
+            <w:r>
+              <w:rPr>
+                <w:b w:val="false"/>
+                <w:bCs w:val="false"/>
+                <w:color w:val="000000"/>
+                <w:sz w:val="20"/>
+                <w:szCs w:val="20"/>
+              </w:rPr>
+              <w:t xml:space="preserve">Identificador único del proveedor.</w:t>
+            </w:r>
+          </w:p>
+        </w:tc>
+      </w:tr>
+      <w:tr>
+        <w:tc>
+          <w:tcPr>
+            <w:tcW w:type="dxa" w:w="3200"/>
+            <w:tcMar>
+              <w:top w:type="dxa" w:w="60"/>
+              <w:left w:type="dxa" w:w="100"/>
+              <w:bottom w:type="dxa" w:w="60"/>
+              <w:right w:type="dxa" w:w="100"/>
+            </w:tcMar>
+            <w:vAlign w:val="center"/>
+          </w:tcPr>
+          <w:p>
+            <w:pPr>
+              <w:jc w:val="left"/>
+            </w:pPr>
+            <w:r>
+              <w:rPr>
+                <w:b w:val="false"/>
+                <w:bCs w:val="false"/>
+                <w:color w:val="000000"/>
+                <w:sz w:val="20"/>
+                <w:szCs w:val="20"/>
+              </w:rPr>
+              <w:t xml:space="preserve">proveedores.ruc</w:t>
+            </w:r>
+          </w:p>
+        </w:tc>
+        <w:tc>
+          <w:tcPr>
+            <w:tcW w:type="dxa" w:w="1500"/>
+            <w:tcMar>
+              <w:top w:type="dxa" w:w="60"/>
+              <w:left w:type="dxa" w:w="100"/>
+              <w:bottom w:type="dxa" w:w="60"/>
+              <w:right w:type="dxa" w:w="100"/>
+            </w:tcMar>
+            <w:vAlign w:val="center"/>
+          </w:tcPr>
+          <w:p>
+            <w:pPr>
+              <w:jc w:val="center"/>
+            </w:pPr>
+            <w:r>
+              <w:rPr>
+                <w:b w:val="false"/>
+                <w:bCs w:val="false"/>
+                <w:color w:val="000000"/>
+                <w:sz w:val="20"/>
+                <w:szCs w:val="20"/>
+              </w:rPr>
+              <w:t xml:space="preserve">string</w:t>
+            </w:r>
+          </w:p>
+        </w:tc>
+        <w:tc>
+          <w:tcPr>
+            <w:tcW w:type="dxa" w:w="5100"/>
+            <w:tcMar>
+              <w:top w:type="dxa" w:w="60"/>
+              <w:left w:type="dxa" w:w="100"/>
+              <w:bottom w:type="dxa" w:w="60"/>
+              <w:right w:type="dxa" w:w="100"/>
+            </w:tcMar>
+            <w:vAlign w:val="center"/>
+          </w:tcPr>
+          <w:p>
+            <w:pPr>
+              <w:jc w:val="center"/>
+            </w:pPr>
+            <w:r>
+              <w:rPr>
+                <w:b w:val="false"/>
+                <w:bCs w:val="false"/>
+                <w:color w:val="000000"/>
+                <w:sz w:val="20"/>
+                <w:szCs w:val="20"/>
+              </w:rPr>
+              <w:t xml:space="preserve">Registro Único de Contribuyente del proveedor.</w:t>
+            </w:r>
+          </w:p>
+        </w:tc>
+      </w:tr>
+      <w:tr>
+        <w:tc>
+          <w:tcPr>
+            <w:tcW w:type="dxa" w:w="3200"/>
+            <w:tcMar>
+              <w:top w:type="dxa" w:w="60"/>
+              <w:left w:type="dxa" w:w="100"/>
+              <w:bottom w:type="dxa" w:w="60"/>
+              <w:right w:type="dxa" w:w="100"/>
+            </w:tcMar>
+            <w:vAlign w:val="center"/>
+          </w:tcPr>
+          <w:p>
+            <w:pPr>
+              <w:jc w:val="left"/>
+            </w:pPr>
+            <w:r>
+              <w:rPr>
+                <w:b w:val="false"/>
+                <w:bCs w:val="false"/>
+                <w:color w:val="000000"/>
+                <w:sz w:val="20"/>
+                <w:szCs w:val="20"/>
+              </w:rPr>
+              <w:t xml:space="preserve">proveedores.razon_social</w:t>
+            </w:r>
+          </w:p>
+        </w:tc>
+        <w:tc>
+          <w:tcPr>
+            <w:tcW w:type="dxa" w:w="1500"/>
+            <w:tcMar>
+              <w:top w:type="dxa" w:w="60"/>
+              <w:left w:type="dxa" w:w="100"/>
+              <w:bottom w:type="dxa" w:w="60"/>
+              <w:right w:type="dxa" w:w="100"/>
+            </w:tcMar>
+            <w:vAlign w:val="center"/>
+          </w:tcPr>
+          <w:p>
+            <w:pPr>
+              <w:jc w:val="center"/>
+            </w:pPr>
+            <w:r>
+              <w:rPr>
+                <w:b w:val="false"/>
+                <w:bCs w:val="false"/>
+                <w:color w:val="000000"/>
+                <w:sz w:val="20"/>
+                <w:szCs w:val="20"/>
+              </w:rPr>
+              <w:t xml:space="preserve">string</w:t>
+            </w:r>
+          </w:p>
+        </w:tc>
+        <w:tc>
+          <w:tcPr>
+            <w:tcW w:type="dxa" w:w="5100"/>
+            <w:tcMar>
+              <w:top w:type="dxa" w:w="60"/>
+              <w:left w:type="dxa" w:w="100"/>
+              <w:bottom w:type="dxa" w:w="60"/>
+              <w:right w:type="dxa" w:w="100"/>
+            </w:tcMar>
+            <w:vAlign w:val="center"/>
+          </w:tcPr>
+          <w:p>
+            <w:pPr>
+              <w:jc w:val="center"/>
+            </w:pPr>
+            <w:r>
+              <w:rPr>
+                <w:b w:val="false"/>
+                <w:bCs w:val="false"/>
+                <w:color w:val="000000"/>
+                <w:sz w:val="20"/>
+                <w:szCs w:val="20"/>
+              </w:rPr>
+              <w:t xml:space="preserve">Razón social del proveedor.</w:t>
+            </w:r>
+          </w:p>
+        </w:tc>
+      </w:tr>
+      <w:tr>
+        <w:tc>
+          <w:tcPr>
+            <w:tcW w:type="dxa" w:w="3200"/>
+            <w:tcMar>
+              <w:top w:type="dxa" w:w="60"/>
+              <w:left w:type="dxa" w:w="100"/>
+              <w:bottom w:type="dxa" w:w="60"/>
+              <w:right w:type="dxa" w:w="100"/>
+            </w:tcMar>
+            <w:vAlign w:val="center"/>
+          </w:tcPr>
+          <w:p>
+            <w:pPr>
+              <w:jc w:val="left"/>
+            </w:pPr>
+            <w:r>
+              <w:rPr>
+                <w:b w:val="false"/>
+                <w:bCs w:val="false"/>
+                <w:color w:val="000000"/>
+                <w:sz w:val="20"/>
+                <w:szCs w:val="20"/>
+              </w:rPr>
+              <w:t xml:space="preserve">entidades.id_entidad</w:t>
+            </w:r>
+          </w:p>
+        </w:tc>
+        <w:tc>
+          <w:tcPr>
+            <w:tcW w:type="dxa" w:w="1500"/>
+            <w:tcMar>
+              <w:top w:type="dxa" w:w="60"/>
+              <w:left w:type="dxa" w:w="100"/>
+              <w:bottom w:type="dxa" w:w="60"/>
+              <w:right w:type="dxa" w:w="100"/>
+            </w:tcMar>
+            <w:vAlign w:val="center"/>
+          </w:tcPr>
+          <w:p>
+            <w:pPr>
+              <w:jc w:val="center"/>
+            </w:pPr>
+            <w:r>
+              <w:rPr>
+                <w:b w:val="false"/>
+                <w:bCs w:val="false"/>
+                <w:color w:val="000000"/>
+                <w:sz w:val="20"/>
+                <w:szCs w:val="20"/>
+              </w:rPr>
+              <w:t xml:space="preserve">string (PK)</w:t>
+            </w:r>
+          </w:p>
+        </w:tc>
+        <w:tc>
+          <w:tcPr>
+            <w:tcW w:type="dxa" w:w="5100"/>
+            <w:tcMar>
+              <w:top w:type="dxa" w:w="60"/>
+              <w:left w:type="dxa" w:w="100"/>
+              <w:bottom w:type="dxa" w:w="60"/>
+              <w:right w:type="dxa" w:w="100"/>
+            </w:tcMar>
+            <w:vAlign w:val="center"/>
+          </w:tcPr>
+          <w:p>
+            <w:pPr>
+              <w:jc w:val="center"/>
+            </w:pPr>
+            <w:r>
+              <w:rPr>
+                <w:b w:val="false"/>
+                <w:bCs w:val="false"/>
+                <w:color w:val="000000"/>
+                <w:sz w:val="20"/>
+                <w:szCs w:val="20"/>
+              </w:rPr>
+              <w:t xml:space="preserve">Identificador único de la entidad pública.</w:t>
+            </w:r>
+          </w:p>
+        </w:tc>
+      </w:tr>
+      <w:tr>
+        <w:tc>
+          <w:tcPr>
+            <w:tcW w:type="dxa" w:w="3200"/>
+            <w:tcMar>
+              <w:top w:type="dxa" w:w="60"/>
+              <w:left w:type="dxa" w:w="100"/>
+              <w:bottom w:type="dxa" w:w="60"/>
+              <w:right w:type="dxa" w:w="100"/>
+            </w:tcMar>
+            <w:vAlign w:val="center"/>
+          </w:tcPr>
+          <w:p>
+            <w:pPr>
+              <w:jc w:val="left"/>
+            </w:pPr>
+            <w:r>
+              <w:rPr>
+                <w:b w:val="false"/>
+                <w:bCs w:val="false"/>
+                <w:color w:val="000000"/>
+                <w:sz w:val="20"/>
+                <w:szCs w:val="20"/>
+              </w:rPr>
+              <w:t xml:space="preserve">entidades.nombre_entidad</w:t>
+            </w:r>
+          </w:p>
+        </w:tc>
+        <w:tc>
+          <w:tcPr>
+            <w:tcW w:type="dxa" w:w="1500"/>
+            <w:tcMar>
+              <w:top w:type="dxa" w:w="60"/>
+              <w:left w:type="dxa" w:w="100"/>
+              <w:bottom w:type="dxa" w:w="60"/>
+              <w:right w:type="dxa" w:w="100"/>
+            </w:tcMar>
+            <w:vAlign w:val="center"/>
+          </w:tcPr>
+          <w:p>
+            <w:pPr>
+              <w:jc w:val="center"/>
+            </w:pPr>
+            <w:r>
+              <w:rPr>
+                <w:b w:val="false"/>
+                <w:bCs w:val="false"/>
+                <w:color w:val="000000"/>
+                <w:sz w:val="20"/>
+                <w:szCs w:val="20"/>
+              </w:rPr>
+              <w:t xml:space="preserve">string</w:t>
+            </w:r>
+          </w:p>
+        </w:tc>
+        <w:tc>
+          <w:tcPr>
+            <w:tcW w:type="dxa" w:w="5100"/>
+            <w:tcMar>
+              <w:top w:type="dxa" w:w="60"/>
+              <w:left w:type="dxa" w:w="100"/>
+              <w:bottom w:type="dxa" w:w="60"/>
+              <w:right w:type="dxa" w:w="100"/>
+            </w:tcMar>
+            <w:vAlign w:val="center"/>
+          </w:tcPr>
+          <w:p>
+            <w:pPr>
+              <w:jc w:val="center"/>
+            </w:pPr>
+            <w:r>
+              <w:rPr>
+                <w:b w:val="false"/>
+                <w:bCs w:val="false"/>
+                <w:color w:val="000000"/>
+                <w:sz w:val="20"/>
+                <w:szCs w:val="20"/>
+              </w:rPr>
+              <w:t xml:space="preserve">Nombre de la entidad pública contratante.</w:t>
+            </w:r>
+          </w:p>
+        </w:tc>
+      </w:tr>
+      <w:tr>
+        <w:tc>
+          <w:tcPr>
+            <w:tcW w:type="dxa" w:w="3200"/>
+            <w:tcMar>
+              <w:top w:type="dxa" w:w="60"/>
+              <w:left w:type="dxa" w:w="100"/>
+              <w:bottom w:type="dxa" w:w="60"/>
+              <w:right w:type="dxa" w:w="100"/>
+            </w:tcMar>
+            <w:vAlign w:val="center"/>
+          </w:tcPr>
+          <w:p>
+            <w:pPr>
+              <w:jc w:val="left"/>
+            </w:pPr>
+            <w:r>
+              <w:rPr>
+                <w:b w:val="false"/>
+                <w:bCs w:val="false"/>
+                <w:color w:val="000000"/>
+                <w:sz w:val="20"/>
+                <w:szCs w:val="20"/>
+              </w:rPr>
+              <w:t xml:space="preserve">funcionarios.id_funcionario</w:t>
+            </w:r>
+          </w:p>
+        </w:tc>
+        <w:tc>
+          <w:tcPr>
+            <w:tcW w:type="dxa" w:w="1500"/>
+            <w:tcMar>
+              <w:top w:type="dxa" w:w="60"/>
+              <w:left w:type="dxa" w:w="100"/>
+              <w:bottom w:type="dxa" w:w="60"/>
+              <w:right w:type="dxa" w:w="100"/>
+            </w:tcMar>
+            <w:vAlign w:val="center"/>
+          </w:tcPr>
+          <w:p>
+            <w:pPr>
+              <w:jc w:val="center"/>
+            </w:pPr>
+            <w:r>
+              <w:rPr>
+                <w:b w:val="false"/>
+                <w:bCs w:val="false"/>
+                <w:color w:val="000000"/>
+                <w:sz w:val="20"/>
+                <w:szCs w:val="20"/>
+              </w:rPr>
+              <w:t xml:space="preserve">string (PK)</w:t>
+            </w:r>
+          </w:p>
+        </w:tc>
+        <w:tc>
+          <w:tcPr>
+            <w:tcW w:type="dxa" w:w="5100"/>
+            <w:tcMar>
+              <w:top w:type="dxa" w:w="60"/>
+              <w:left w:type="dxa" w:w="100"/>
+              <w:bottom w:type="dxa" w:w="60"/>
+              <w:right w:type="dxa" w:w="100"/>
+            </w:tcMar>
+            <w:vAlign w:val="center"/>
+          </w:tcPr>
+          <w:p>
+            <w:pPr>
+              <w:jc w:val="center"/>
+            </w:pPr>
+            <w:r>
+              <w:rPr>
+                <w:b w:val="false"/>
+                <w:bCs w:val="false"/>
+                <w:color w:val="000000"/>
+                <w:sz w:val="20"/>
+                <w:szCs w:val="20"/>
+              </w:rPr>
+              <w:t xml:space="preserve">Identificador único del funcionario.</w:t>
+            </w:r>
+          </w:p>
+        </w:tc>
+      </w:tr>
+      <w:tr>
+        <w:tc>
+          <w:tcPr>
+            <w:tcW w:type="dxa" w:w="3200"/>
+            <w:tcMar>
+              <w:top w:type="dxa" w:w="60"/>
+              <w:left w:type="dxa" w:w="100"/>
+              <w:bottom w:type="dxa" w:w="60"/>
+              <w:right w:type="dxa" w:w="100"/>
+            </w:tcMar>
+            <w:vAlign w:val="center"/>
+          </w:tcPr>
+          <w:p>
+            <w:pPr>
+              <w:jc w:val="left"/>
+            </w:pPr>
+            <w:r>
+              <w:rPr>
+                <w:b w:val="false"/>
+                <w:bCs w:val="false"/>
+                <w:color w:val="000000"/>
+                <w:sz w:val="20"/>
+                <w:szCs w:val="20"/>
+              </w:rPr>
+              <w:t xml:space="preserve">funcionarios.dni_funcionario</w:t>
+            </w:r>
+          </w:p>
+        </w:tc>
+        <w:tc>
+          <w:tcPr>
+            <w:tcW w:type="dxa" w:w="1500"/>
+            <w:tcMar>
+              <w:top w:type="dxa" w:w="60"/>
+              <w:left w:type="dxa" w:w="100"/>
+              <w:bottom w:type="dxa" w:w="60"/>
+              <w:right w:type="dxa" w:w="100"/>
+            </w:tcMar>
+            <w:vAlign w:val="center"/>
+          </w:tcPr>
+          <w:p>
+            <w:pPr>
+              <w:jc w:val="center"/>
+            </w:pPr>
+            <w:r>
+              <w:rPr>
+                <w:b w:val="false"/>
+                <w:bCs w:val="false"/>
+                <w:color w:val="000000"/>
+                <w:sz w:val="20"/>
+                <w:szCs w:val="20"/>
+              </w:rPr>
+              <w:t xml:space="preserve">string</w:t>
+            </w:r>
+          </w:p>
+        </w:tc>
+        <w:tc>
+          <w:tcPr>
+            <w:tcW w:type="dxa" w:w="5100"/>
+            <w:tcMar>
+              <w:top w:type="dxa" w:w="60"/>
+              <w:left w:type="dxa" w:w="100"/>
+              <w:bottom w:type="dxa" w:w="60"/>
+              <w:right w:type="dxa" w:w="100"/>
+            </w:tcMar>
+            <w:vAlign w:val="center"/>
+          </w:tcPr>
+          <w:p>
+            <w:pPr>
+              <w:jc w:val="center"/>
+            </w:pPr>
+            <w:r>
+              <w:rPr>
+                <w:b w:val="false"/>
+                <w:bCs w:val="false"/>
+                <w:color w:val="000000"/>
+                <w:sz w:val="20"/>
+                <w:szCs w:val="20"/>
+              </w:rPr>
+              <w:t xml:space="preserve">DNI del funcionario (para futuro cruce de vínculos, numeral 4.2.4).</w:t>
+            </w:r>
+          </w:p>
+        </w:tc>
+      </w:tr>
+      <w:tr>
+        <w:tc>
+          <w:tcPr>
+            <w:tcW w:type="dxa" w:w="3200"/>
+            <w:tcMar>
+              <w:top w:type="dxa" w:w="60"/>
+              <w:left w:type="dxa" w:w="100"/>
+              <w:bottom w:type="dxa" w:w="60"/>
+              <w:right w:type="dxa" w:w="100"/>
+            </w:tcMar>
+            <w:vAlign w:val="center"/>
+          </w:tcPr>
+          <w:p>
+            <w:pPr>
+              <w:jc w:val="left"/>
+            </w:pPr>
+            <w:r>
+              <w:rPr>
+                <w:b w:val="false"/>
+                <w:bCs w:val="false"/>
+                <w:color w:val="000000"/>
+                <w:sz w:val="20"/>
+                <w:szCs w:val="20"/>
+              </w:rPr>
+              <w:t xml:space="preserve">funcionarios.id_entidad</w:t>
+            </w:r>
+          </w:p>
+        </w:tc>
+        <w:tc>
+          <w:tcPr>
+            <w:tcW w:type="dxa" w:w="1500"/>
+            <w:tcMar>
+              <w:top w:type="dxa" w:w="60"/>
+              <w:left w:type="dxa" w:w="100"/>
+              <w:bottom w:type="dxa" w:w="60"/>
+              <w:right w:type="dxa" w:w="100"/>
+            </w:tcMar>
+            <w:vAlign w:val="center"/>
+          </w:tcPr>
+          <w:p>
+            <w:pPr>
+              <w:jc w:val="center"/>
+            </w:pPr>
+            <w:r>
+              <w:rPr>
+                <w:b w:val="false"/>
+                <w:bCs w:val="false"/>
+                <w:color w:val="000000"/>
+                <w:sz w:val="20"/>
+                <w:szCs w:val="20"/>
+              </w:rPr>
+              <w:t xml:space="preserve">string (FK)</w:t>
+            </w:r>
+          </w:p>
+        </w:tc>
+        <w:tc>
+          <w:tcPr>
+            <w:tcW w:type="dxa" w:w="5100"/>
+            <w:tcMar>
+              <w:top w:type="dxa" w:w="60"/>
+              <w:left w:type="dxa" w:w="100"/>
+              <w:bottom w:type="dxa" w:w="60"/>
+              <w:right w:type="dxa" w:w="100"/>
+            </w:tcMar>
+            <w:vAlign w:val="center"/>
+          </w:tcPr>
+          <w:p>
+            <w:pPr>
+              <w:jc w:val="center"/>
+            </w:pPr>
+            <w:r>
+              <w:rPr>
+                <w:b w:val="false"/>
+                <w:bCs w:val="false"/>
+                <w:color w:val="000000"/>
+                <w:sz w:val="20"/>
+                <w:szCs w:val="20"/>
+              </w:rPr>
+              <w:t xml:space="preserve">Entidad a la que pertenece el funcionario.</w:t>
+            </w:r>
+          </w:p>
+        </w:tc>
+      </w:tr>
+      <w:tr>
+        <w:tc>
+          <w:tcPr>
+            <w:tcW w:type="dxa" w:w="3200"/>
+            <w:tcMar>
+              <w:top w:type="dxa" w:w="60"/>
+              <w:left w:type="dxa" w:w="100"/>
+              <w:bottom w:type="dxa" w:w="60"/>
+              <w:right w:type="dxa" w:w="100"/>
+            </w:tcMar>
+            <w:vAlign w:val="center"/>
+          </w:tcPr>
+          <w:p>
+            <w:pPr>
+              <w:jc w:val="left"/>
+            </w:pPr>
+            <w:r>
+              <w:rPr>
+                <w:b w:val="false"/>
+                <w:bCs w:val="false"/>
+                <w:color w:val="000000"/>
+                <w:sz w:val="20"/>
+                <w:szCs w:val="20"/>
+              </w:rPr>
+              <w:t xml:space="preserve">dataset_favoritismo.id_proveedor / id_entidad</w:t>
+            </w:r>
+          </w:p>
+        </w:tc>
+        <w:tc>
+          <w:tcPr>
+            <w:tcW w:type="dxa" w:w="1500"/>
+            <w:tcMar>
+              <w:top w:type="dxa" w:w="60"/>
+              <w:left w:type="dxa" w:w="100"/>
+              <w:bottom w:type="dxa" w:w="60"/>
+              <w:right w:type="dxa" w:w="100"/>
+            </w:tcMar>
+            <w:vAlign w:val="center"/>
+          </w:tcPr>
+          <w:p>
+            <w:pPr>
+              <w:jc w:val="center"/>
+            </w:pPr>
+            <w:r>
+              <w:rPr>
+                <w:b w:val="false"/>
+                <w:bCs w:val="false"/>
+                <w:color w:val="000000"/>
+                <w:sz w:val="20"/>
+                <w:szCs w:val="20"/>
+              </w:rPr>
+              <w:t xml:space="preserve">string (FK compuesta)</w:t>
+            </w:r>
+          </w:p>
+        </w:tc>
+        <w:tc>
+          <w:tcPr>
+            <w:tcW w:type="dxa" w:w="5100"/>
+            <w:tcMar>
+              <w:top w:type="dxa" w:w="60"/>
+              <w:left w:type="dxa" w:w="100"/>
+              <w:bottom w:type="dxa" w:w="60"/>
+              <w:right w:type="dxa" w:w="100"/>
+            </w:tcMar>
+            <w:vAlign w:val="center"/>
+          </w:tcPr>
+          <w:p>
+            <w:pPr>
+              <w:jc w:val="center"/>
+            </w:pPr>
+            <w:r>
+              <w:rPr>
+                <w:b w:val="false"/>
+                <w:bCs w:val="false"/>
+                <w:color w:val="000000"/>
+                <w:sz w:val="20"/>
+                <w:szCs w:val="20"/>
+              </w:rPr>
+              <w:t xml:space="preserve">Clave del par proveedor-entidad agregado.</w:t>
+            </w:r>
+          </w:p>
+        </w:tc>
+      </w:tr>
+      <w:tr>
+        <w:tc>
+          <w:tcPr>
+            <w:tcW w:type="dxa" w:w="3200"/>
+            <w:tcMar>
+              <w:top w:type="dxa" w:w="60"/>
+              <w:left w:type="dxa" w:w="100"/>
+              <w:bottom w:type="dxa" w:w="60"/>
+              <w:right w:type="dxa" w:w="100"/>
+            </w:tcMar>
+            <w:vAlign w:val="center"/>
+          </w:tcPr>
+          <w:p>
+            <w:pPr>
+              <w:jc w:val="left"/>
+            </w:pPr>
+            <w:r>
+              <w:rPr>
+                <w:b w:val="false"/>
+                <w:bCs w:val="false"/>
+                <w:color w:val="000000"/>
+                <w:sz w:val="20"/>
+                <w:szCs w:val="20"/>
+              </w:rPr>
+              <w:t xml:space="preserve">dataset_favoritismo.n_contratos</w:t>
+            </w:r>
+          </w:p>
+        </w:tc>
+        <w:tc>
+          <w:tcPr>
+            <w:tcW w:type="dxa" w:w="1500"/>
+            <w:tcMar>
+              <w:top w:type="dxa" w:w="60"/>
+              <w:left w:type="dxa" w:w="100"/>
+              <w:bottom w:type="dxa" w:w="60"/>
+              <w:right w:type="dxa" w:w="100"/>
+            </w:tcMar>
+            <w:vAlign w:val="center"/>
+          </w:tcPr>
+          <w:p>
+            <w:pPr>
+              <w:jc w:val="center"/>
+            </w:pPr>
+            <w:r>
+              <w:rPr>
+                <w:b w:val="false"/>
+                <w:bCs w:val="false"/>
+                <w:color w:val="000000"/>
+                <w:sz w:val="20"/>
+                <w:szCs w:val="20"/>
+              </w:rPr>
+              <w:t xml:space="preserve">numérico</w:t>
+            </w:r>
+          </w:p>
+        </w:tc>
+        <w:tc>
+          <w:tcPr>
+            <w:tcW w:type="dxa" w:w="5100"/>
+            <w:tcMar>
+              <w:top w:type="dxa" w:w="60"/>
+              <w:left w:type="dxa" w:w="100"/>
+              <w:bottom w:type="dxa" w:w="60"/>
+              <w:right w:type="dxa" w:w="100"/>
+            </w:tcMar>
+            <w:vAlign w:val="center"/>
+          </w:tcPr>
+          <w:p>
+            <w:pPr>
+              <w:jc w:val="center"/>
+            </w:pPr>
+            <w:r>
+              <w:rPr>
+                <w:b w:val="false"/>
+                <w:bCs w:val="false"/>
+                <w:color w:val="000000"/>
+                <w:sz w:val="20"/>
+                <w:szCs w:val="20"/>
+              </w:rPr>
+              <w:t xml:space="preserve">N° de contratos ganados por el proveedor en la entidad.</w:t>
+            </w:r>
+          </w:p>
+        </w:tc>
+      </w:tr>
+      <w:tr>
+        <w:tc>
+          <w:tcPr>
+            <w:tcW w:type="dxa" w:w="3200"/>
+            <w:tcMar>
+              <w:top w:type="dxa" w:w="60"/>
+              <w:left w:type="dxa" w:w="100"/>
+              <w:bottom w:type="dxa" w:w="60"/>
+              <w:right w:type="dxa" w:w="100"/>
+            </w:tcMar>
+            <w:vAlign w:val="center"/>
+          </w:tcPr>
+          <w:p>
+            <w:pPr>
+              <w:jc w:val="left"/>
+            </w:pPr>
+            <w:r>
+              <w:rPr>
+                <w:b w:val="false"/>
+                <w:bCs w:val="false"/>
+                <w:color w:val="000000"/>
+                <w:sz w:val="20"/>
+                <w:szCs w:val="20"/>
+              </w:rPr>
+              <w:t xml:space="preserve">dataset_favoritismo.monto_total / monto_promedio</w:t>
+            </w:r>
+          </w:p>
+        </w:tc>
+        <w:tc>
+          <w:tcPr>
+            <w:tcW w:type="dxa" w:w="1500"/>
+            <w:tcMar>
+              <w:top w:type="dxa" w:w="60"/>
+              <w:left w:type="dxa" w:w="100"/>
+              <w:bottom w:type="dxa" w:w="60"/>
+              <w:right w:type="dxa" w:w="100"/>
+            </w:tcMar>
+            <w:vAlign w:val="center"/>
+          </w:tcPr>
+          <w:p>
+            <w:pPr>
+              <w:jc w:val="center"/>
+            </w:pPr>
+            <w:r>
+              <w:rPr>
+                <w:b w:val="false"/>
+                <w:bCs w:val="false"/>
+                <w:color w:val="000000"/>
+                <w:sz w:val="20"/>
+                <w:szCs w:val="20"/>
+              </w:rPr>
+              <w:t xml:space="preserve">numérico (S/.)</w:t>
+            </w:r>
+          </w:p>
+        </w:tc>
+        <w:tc>
+          <w:tcPr>
+            <w:tcW w:type="dxa" w:w="5100"/>
+            <w:tcMar>
+              <w:top w:type="dxa" w:w="60"/>
+              <w:left w:type="dxa" w:w="100"/>
+              <w:bottom w:type="dxa" w:w="60"/>
+              <w:right w:type="dxa" w:w="100"/>
+            </w:tcMar>
+            <w:vAlign w:val="center"/>
+          </w:tcPr>
+          <w:p>
+            <w:pPr>
+              <w:jc w:val="center"/>
+            </w:pPr>
+            <w:r>
+              <w:rPr>
+                <w:b w:val="false"/>
+                <w:bCs w:val="false"/>
+                <w:color w:val="000000"/>
+                <w:sz w:val="20"/>
+                <w:szCs w:val="20"/>
+              </w:rPr>
+              <w:t xml:space="preserve">Monto acumulado y promedio de los contratos del par.</w:t>
+            </w:r>
+          </w:p>
+        </w:tc>
+      </w:tr>
+      <w:tr>
+        <w:tc>
+          <w:tcPr>
+            <w:tcW w:type="dxa" w:w="3200"/>
+            <w:tcMar>
+              <w:top w:type="dxa" w:w="60"/>
+              <w:left w:type="dxa" w:w="100"/>
+              <w:bottom w:type="dxa" w:w="60"/>
+              <w:right w:type="dxa" w:w="100"/>
+            </w:tcMar>
+            <w:vAlign w:val="center"/>
+          </w:tcPr>
+          <w:p>
+            <w:pPr>
+              <w:jc w:val="left"/>
+            </w:pPr>
+            <w:r>
+              <w:rPr>
+                <w:b w:val="false"/>
+                <w:bCs w:val="false"/>
+                <w:color w:val="000000"/>
+                <w:sz w:val="20"/>
+                <w:szCs w:val="20"/>
+              </w:rPr>
+              <w:t xml:space="preserve">dataset_favoritismo.pct_no_competitiva</w:t>
+            </w:r>
+          </w:p>
+        </w:tc>
+        <w:tc>
+          <w:tcPr>
+            <w:tcW w:type="dxa" w:w="1500"/>
+            <w:tcMar>
+              <w:top w:type="dxa" w:w="60"/>
+              <w:left w:type="dxa" w:w="100"/>
+              <w:bottom w:type="dxa" w:w="60"/>
+              <w:right w:type="dxa" w:w="100"/>
+            </w:tcMar>
+            <w:vAlign w:val="center"/>
+          </w:tcPr>
+          <w:p>
+            <w:pPr>
+              <w:jc w:val="center"/>
+            </w:pPr>
+            <w:r>
+              <w:rPr>
+                <w:b w:val="false"/>
+                <w:bCs w:val="false"/>
+                <w:color w:val="000000"/>
+                <w:sz w:val="20"/>
+                <w:szCs w:val="20"/>
+              </w:rPr>
+              <w:t xml:space="preserve">numérico [0-1]</w:t>
+            </w:r>
+          </w:p>
+        </w:tc>
+        <w:tc>
+          <w:tcPr>
+            <w:tcW w:type="dxa" w:w="5100"/>
+            <w:tcMar>
+              <w:top w:type="dxa" w:w="60"/>
+              <w:left w:type="dxa" w:w="100"/>
+              <w:bottom w:type="dxa" w:w="60"/>
+              <w:right w:type="dxa" w:w="100"/>
+            </w:tcMar>
+            <w:vAlign w:val="center"/>
+          </w:tcPr>
+          <w:p>
+            <w:pPr>
+              <w:jc w:val="center"/>
+            </w:pPr>
+            <w:r>
+              <w:rPr>
+                <w:b w:val="false"/>
+                <w:bCs w:val="false"/>
+                <w:color w:val="000000"/>
+                <w:sz w:val="20"/>
+                <w:szCs w:val="20"/>
+              </w:rPr>
+              <w:t xml:space="preserve">Proporción de contratos bajo modalidades poco competitivas.</w:t>
+            </w:r>
+          </w:p>
+        </w:tc>
+      </w:tr>
+      <w:tr>
+        <w:tc>
+          <w:tcPr>
+            <w:tcW w:type="dxa" w:w="3200"/>
+            <w:tcMar>
+              <w:top w:type="dxa" w:w="60"/>
+              <w:left w:type="dxa" w:w="100"/>
+              <w:bottom w:type="dxa" w:w="60"/>
+              <w:right w:type="dxa" w:w="100"/>
+            </w:tcMar>
+            <w:vAlign w:val="center"/>
+          </w:tcPr>
+          <w:p>
+            <w:pPr>
+              <w:jc w:val="left"/>
+            </w:pPr>
+            <w:r>
+              <w:rPr>
+                <w:b w:val="false"/>
+                <w:bCs w:val="false"/>
+                <w:color w:val="000000"/>
+                <w:sz w:val="20"/>
+                <w:szCs w:val="20"/>
+              </w:rPr>
+              <w:t xml:space="preserve">dataset_favoritismo.concentracion_objeto</w:t>
+            </w:r>
+          </w:p>
+        </w:tc>
+        <w:tc>
+          <w:tcPr>
+            <w:tcW w:type="dxa" w:w="1500"/>
+            <w:tcMar>
+              <w:top w:type="dxa" w:w="60"/>
+              <w:left w:type="dxa" w:w="100"/>
+              <w:bottom w:type="dxa" w:w="60"/>
+              <w:right w:type="dxa" w:w="100"/>
+            </w:tcMar>
+            <w:vAlign w:val="center"/>
+          </w:tcPr>
+          <w:p>
+            <w:pPr>
+              <w:jc w:val="center"/>
+            </w:pPr>
+            <w:r>
+              <w:rPr>
+                <w:b w:val="false"/>
+                <w:bCs w:val="false"/>
+                <w:color w:val="000000"/>
+                <w:sz w:val="20"/>
+                <w:szCs w:val="20"/>
+              </w:rPr>
+              <w:t xml:space="preserve">numérico [0-1]</w:t>
+            </w:r>
+          </w:p>
+        </w:tc>
+        <w:tc>
+          <w:tcPr>
+            <w:tcW w:type="dxa" w:w="5100"/>
+            <w:tcMar>
+              <w:top w:type="dxa" w:w="60"/>
+              <w:left w:type="dxa" w:w="100"/>
+              <w:bottom w:type="dxa" w:w="60"/>
+              <w:right w:type="dxa" w:w="100"/>
+            </w:tcMar>
+            <w:vAlign w:val="center"/>
+          </w:tcPr>
+          <w:p>
+            <w:pPr>
+              <w:jc w:val="center"/>
+            </w:pPr>
+            <w:r>
+              <w:rPr>
+                <w:b w:val="false"/>
+                <w:bCs w:val="false"/>
+                <w:color w:val="000000"/>
+                <w:sz w:val="20"/>
+                <w:szCs w:val="20"/>
+              </w:rPr>
+              <w:t xml:space="preserve">1 − (objetos distintos / n° contratos). Cercano a 1 = siempre el mismo objeto.</w:t>
+            </w:r>
+          </w:p>
+        </w:tc>
+      </w:tr>
+      <w:tr>
+        <w:tc>
+          <w:tcPr>
+            <w:tcW w:type="dxa" w:w="3200"/>
+            <w:tcMar>
+              <w:top w:type="dxa" w:w="60"/>
+              <w:left w:type="dxa" w:w="100"/>
+              <w:bottom w:type="dxa" w:w="60"/>
+              <w:right w:type="dxa" w:w="100"/>
+            </w:tcMar>
+            <w:vAlign w:val="center"/>
+          </w:tcPr>
+          <w:p>
+            <w:pPr>
+              <w:jc w:val="left"/>
+            </w:pPr>
+            <w:r>
+              <w:rPr>
+                <w:b w:val="false"/>
+                <w:bCs w:val="false"/>
+                <w:color w:val="000000"/>
+                <w:sz w:val="20"/>
+                <w:szCs w:val="20"/>
+              </w:rPr>
+              <w:t xml:space="preserve">dataset_favoritismo.score_riesgo_favoritismo</w:t>
+            </w:r>
+          </w:p>
+        </w:tc>
+        <w:tc>
+          <w:tcPr>
+            <w:tcW w:type="dxa" w:w="1500"/>
+            <w:tcMar>
+              <w:top w:type="dxa" w:w="60"/>
+              <w:left w:type="dxa" w:w="100"/>
+              <w:bottom w:type="dxa" w:w="60"/>
+              <w:right w:type="dxa" w:w="100"/>
+            </w:tcMar>
+            <w:vAlign w:val="center"/>
+          </w:tcPr>
+          <w:p>
+            <w:pPr>
+              <w:jc w:val="center"/>
+            </w:pPr>
+            <w:r>
+              <w:rPr>
+                <w:b w:val="false"/>
+                <w:bCs w:val="false"/>
+                <w:color w:val="000000"/>
+                <w:sz w:val="20"/>
+                <w:szCs w:val="20"/>
+              </w:rPr>
+              <w:t xml:space="preserve">numérico [0-1]</w:t>
+            </w:r>
+          </w:p>
+        </w:tc>
+        <w:tc>
+          <w:tcPr>
+            <w:tcW w:type="dxa" w:w="5100"/>
+            <w:tcMar>
+              <w:top w:type="dxa" w:w="60"/>
+              <w:left w:type="dxa" w:w="100"/>
+              <w:bottom w:type="dxa" w:w="60"/>
+              <w:right w:type="dxa" w:w="100"/>
+            </w:tcMar>
+            <w:vAlign w:val="center"/>
+          </w:tcPr>
+          <w:p>
+            <w:pPr>
+              <w:jc w:val="center"/>
+            </w:pPr>
+            <w:r>
+              <w:rPr>
+                <w:b w:val="false"/>
+                <w:bCs w:val="false"/>
+                <w:color w:val="000000"/>
+                <w:sz w:val="20"/>
+                <w:szCs w:val="20"/>
+              </w:rPr>
+              <w:t xml:space="preserve">Salida del modelo Random Forest — probabilidad estimada de favoritismo.</w:t>
+            </w:r>
+          </w:p>
+        </w:tc>
+      </w:tr>
+      <w:tr>
+        <w:tc>
+          <w:tcPr>
+            <w:tcW w:type="dxa" w:w="3200"/>
+            <w:tcMar>
+              <w:top w:type="dxa" w:w="60"/>
+              <w:left w:type="dxa" w:w="100"/>
+              <w:bottom w:type="dxa" w:w="60"/>
+              <w:right w:type="dxa" w:w="100"/>
+            </w:tcMar>
+            <w:vAlign w:val="center"/>
+          </w:tcPr>
+          <w:p>
+            <w:pPr>
+              <w:jc w:val="left"/>
+            </w:pPr>
+            <w:r>
+              <w:rPr>
+                <w:b w:val="false"/>
+                <w:bCs w:val="false"/>
+                <w:color w:val="000000"/>
+                <w:sz w:val="20"/>
+                <w:szCs w:val="20"/>
+              </w:rPr>
+              <w:t xml:space="preserve">dataset_fraccionamiento.id_proveedor / id_entidad / objeto</w:t>
+            </w:r>
+          </w:p>
+        </w:tc>
+        <w:tc>
+          <w:tcPr>
+            <w:tcW w:type="dxa" w:w="1500"/>
+            <w:tcMar>
+              <w:top w:type="dxa" w:w="60"/>
+              <w:left w:type="dxa" w:w="100"/>
+              <w:bottom w:type="dxa" w:w="60"/>
+              <w:right w:type="dxa" w:w="100"/>
+            </w:tcMar>
+            <w:vAlign w:val="center"/>
+          </w:tcPr>
+          <w:p>
+            <w:pPr>
+              <w:jc w:val="center"/>
+            </w:pPr>
+            <w:r>
+              <w:rPr>
+                <w:b w:val="false"/>
+                <w:bCs w:val="false"/>
+                <w:color w:val="000000"/>
+                <w:sz w:val="20"/>
+                <w:szCs w:val="20"/>
+              </w:rPr>
+              <w:t xml:space="preserve">string (FK compuesta)</w:t>
+            </w:r>
+          </w:p>
+        </w:tc>
+        <w:tc>
+          <w:tcPr>
+            <w:tcW w:type="dxa" w:w="5100"/>
+            <w:tcMar>
+              <w:top w:type="dxa" w:w="60"/>
+              <w:left w:type="dxa" w:w="100"/>
+              <w:bottom w:type="dxa" w:w="60"/>
+              <w:right w:type="dxa" w:w="100"/>
+            </w:tcMar>
+            <w:vAlign w:val="center"/>
+          </w:tcPr>
+          <w:p>
+            <w:pPr>
+              <w:jc w:val="center"/>
+            </w:pPr>
+            <w:r>
+              <w:rPr>
+                <w:b w:val="false"/>
+                <w:bCs w:val="false"/>
+                <w:color w:val="000000"/>
+                <w:sz w:val="20"/>
+                <w:szCs w:val="20"/>
+              </w:rPr>
+              <w:t xml:space="preserve">Clave del grupo proveedor-entidad-objeto.</w:t>
+            </w:r>
+          </w:p>
+        </w:tc>
+      </w:tr>
+      <w:tr>
+        <w:tc>
+          <w:tcPr>
+            <w:tcW w:type="dxa" w:w="3200"/>
+            <w:tcMar>
+              <w:top w:type="dxa" w:w="60"/>
+              <w:left w:type="dxa" w:w="100"/>
+              <w:bottom w:type="dxa" w:w="60"/>
+              <w:right w:type="dxa" w:w="100"/>
+            </w:tcMar>
+            <w:vAlign w:val="center"/>
+          </w:tcPr>
+          <w:p>
+            <w:pPr>
+              <w:jc w:val="left"/>
+            </w:pPr>
+            <w:r>
+              <w:rPr>
+                <w:b w:val="false"/>
+                <w:bCs w:val="false"/>
+                <w:color w:val="000000"/>
+                <w:sz w:val="20"/>
+                <w:szCs w:val="20"/>
+              </w:rPr>
+              <w:t xml:space="preserve">dataset_fraccionamiento.max_contratos_ventana_15d</w:t>
+            </w:r>
+          </w:p>
+        </w:tc>
+        <w:tc>
+          <w:tcPr>
+            <w:tcW w:type="dxa" w:w="1500"/>
+            <w:tcMar>
+              <w:top w:type="dxa" w:w="60"/>
+              <w:left w:type="dxa" w:w="100"/>
+              <w:bottom w:type="dxa" w:w="60"/>
+              <w:right w:type="dxa" w:w="100"/>
+            </w:tcMar>
+            <w:vAlign w:val="center"/>
+          </w:tcPr>
+          <w:p>
+            <w:pPr>
+              <w:jc w:val="center"/>
+            </w:pPr>
+            <w:r>
+              <w:rPr>
+                <w:b w:val="false"/>
+                <w:bCs w:val="false"/>
+                <w:color w:val="000000"/>
+                <w:sz w:val="20"/>
+                <w:szCs w:val="20"/>
+              </w:rPr>
+              <w:t xml:space="preserve">numérico</w:t>
+            </w:r>
+          </w:p>
+        </w:tc>
+        <w:tc>
+          <w:tcPr>
+            <w:tcW w:type="dxa" w:w="5100"/>
+            <w:tcMar>
+              <w:top w:type="dxa" w:w="60"/>
+              <w:left w:type="dxa" w:w="100"/>
+              <w:bottom w:type="dxa" w:w="60"/>
+              <w:right w:type="dxa" w:w="100"/>
+            </w:tcMar>
+            <w:vAlign w:val="center"/>
+          </w:tcPr>
+          <w:p>
+            <w:pPr>
+              <w:jc w:val="center"/>
+            </w:pPr>
+            <w:r>
+              <w:rPr>
+                <w:b w:val="false"/>
+                <w:bCs w:val="false"/>
+                <w:color w:val="000000"/>
+                <w:sz w:val="20"/>
+                <w:szCs w:val="20"/>
+              </w:rPr>
+              <w:t xml:space="preserve">Máximo de contratos del grupo en cualquier ventana móvil de 15 días.</w:t>
+            </w:r>
+          </w:p>
+        </w:tc>
+      </w:tr>
+      <w:tr>
+        <w:tc>
+          <w:tcPr>
+            <w:tcW w:type="dxa" w:w="3200"/>
+            <w:tcMar>
+              <w:top w:type="dxa" w:w="60"/>
+              <w:left w:type="dxa" w:w="100"/>
+              <w:bottom w:type="dxa" w:w="60"/>
+              <w:right w:type="dxa" w:w="100"/>
+            </w:tcMar>
+            <w:vAlign w:val="center"/>
+          </w:tcPr>
+          <w:p>
+            <w:pPr>
+              <w:jc w:val="left"/>
+            </w:pPr>
+            <w:r>
+              <w:rPr>
+                <w:b w:val="false"/>
+                <w:bCs w:val="false"/>
+                <w:color w:val="000000"/>
+                <w:sz w:val="20"/>
+                <w:szCs w:val="20"/>
+              </w:rPr>
+              <w:t xml:space="preserve">dataset_fraccionamiento.pct_montos_bajo_umbral</w:t>
+            </w:r>
+          </w:p>
+        </w:tc>
+        <w:tc>
+          <w:tcPr>
+            <w:tcW w:type="dxa" w:w="1500"/>
+            <w:tcMar>
+              <w:top w:type="dxa" w:w="60"/>
+              <w:left w:type="dxa" w:w="100"/>
+              <w:bottom w:type="dxa" w:w="60"/>
+              <w:right w:type="dxa" w:w="100"/>
+            </w:tcMar>
+            <w:vAlign w:val="center"/>
+          </w:tcPr>
+          <w:p>
+            <w:pPr>
+              <w:jc w:val="center"/>
+            </w:pPr>
+            <w:r>
+              <w:rPr>
+                <w:b w:val="false"/>
+                <w:bCs w:val="false"/>
+                <w:color w:val="000000"/>
+                <w:sz w:val="20"/>
+                <w:szCs w:val="20"/>
+              </w:rPr>
+              <w:t xml:space="preserve">numérico [0-1]</w:t>
+            </w:r>
+          </w:p>
+        </w:tc>
+        <w:tc>
+          <w:tcPr>
+            <w:tcW w:type="dxa" w:w="5100"/>
+            <w:tcMar>
+              <w:top w:type="dxa" w:w="60"/>
+              <w:left w:type="dxa" w:w="100"/>
+              <w:bottom w:type="dxa" w:w="60"/>
+              <w:right w:type="dxa" w:w="100"/>
+            </w:tcMar>
+            <w:vAlign w:val="center"/>
+          </w:tcPr>
+          <w:p>
+            <w:pPr>
+              <w:jc w:val="center"/>
+            </w:pPr>
+            <w:r>
+              <w:rPr>
+                <w:b w:val="false"/>
+                <w:bCs w:val="false"/>
+                <w:color w:val="000000"/>
+                <w:sz w:val="20"/>
+                <w:szCs w:val="20"/>
+              </w:rPr>
+              <w:t xml:space="preserve">Proporción de contratos con monto &lt; 95% del umbral de Adjudicación Simplificada.</w:t>
+            </w:r>
+          </w:p>
+        </w:tc>
+      </w:tr>
+      <w:tr>
+        <w:tc>
+          <w:tcPr>
+            <w:tcW w:type="dxa" w:w="3200"/>
+            <w:tcMar>
+              <w:top w:type="dxa" w:w="60"/>
+              <w:left w:type="dxa" w:w="100"/>
+              <w:bottom w:type="dxa" w:w="60"/>
+              <w:right w:type="dxa" w:w="100"/>
+            </w:tcMar>
+            <w:vAlign w:val="center"/>
+          </w:tcPr>
+          <w:p>
+            <w:pPr>
+              <w:jc w:val="left"/>
+            </w:pPr>
+            <w:r>
+              <w:rPr>
+                <w:b w:val="false"/>
+                <w:bCs w:val="false"/>
+                <w:color w:val="000000"/>
+                <w:sz w:val="20"/>
+                <w:szCs w:val="20"/>
+              </w:rPr>
+              <w:t xml:space="preserve">dataset_fraccionamiento.score_anomalia</w:t>
+            </w:r>
+          </w:p>
+        </w:tc>
+        <w:tc>
+          <w:tcPr>
+            <w:tcW w:type="dxa" w:w="1500"/>
+            <w:tcMar>
+              <w:top w:type="dxa" w:w="60"/>
+              <w:left w:type="dxa" w:w="100"/>
+              <w:bottom w:type="dxa" w:w="60"/>
+              <w:right w:type="dxa" w:w="100"/>
+            </w:tcMar>
+            <w:vAlign w:val="center"/>
+          </w:tcPr>
+          <w:p>
+            <w:pPr>
+              <w:jc w:val="center"/>
+            </w:pPr>
+            <w:r>
+              <w:rPr>
+                <w:b w:val="false"/>
+                <w:bCs w:val="false"/>
+                <w:color w:val="000000"/>
+                <w:sz w:val="20"/>
+                <w:szCs w:val="20"/>
+              </w:rPr>
+              <w:t xml:space="preserve">numérico</w:t>
+            </w:r>
+          </w:p>
+        </w:tc>
+        <w:tc>
+          <w:tcPr>
+            <w:tcW w:type="dxa" w:w="5100"/>
+            <w:tcMar>
+              <w:top w:type="dxa" w:w="60"/>
+              <w:left w:type="dxa" w:w="100"/>
+              <w:bottom w:type="dxa" w:w="60"/>
+              <w:right w:type="dxa" w:w="100"/>
+            </w:tcMar>
+            <w:vAlign w:val="center"/>
+          </w:tcPr>
+          <w:p>
+            <w:pPr>
+              <w:jc w:val="center"/>
+            </w:pPr>
+            <w:r>
+              <w:rPr>
+                <w:b w:val="false"/>
+                <w:bCs w:val="false"/>
+                <w:color w:val="000000"/>
+                <w:sz w:val="20"/>
+                <w:szCs w:val="20"/>
+              </w:rPr>
+              <w:t xml:space="preserve">Salida del modelo Isolation Forest — score de anomalía.</w:t>
+            </w:r>
+          </w:p>
+        </w:tc>
+      </w:tr>
+      <w:tr>
+        <w:tc>
+          <w:tcPr>
+            <w:tcW w:type="dxa" w:w="3200"/>
+            <w:tcMar>
+              <w:top w:type="dxa" w:w="60"/>
+              <w:left w:type="dxa" w:w="100"/>
+              <w:bottom w:type="dxa" w:w="60"/>
+              <w:right w:type="dxa" w:w="100"/>
+            </w:tcMar>
+            <w:vAlign w:val="center"/>
+          </w:tcPr>
+          <w:p>
+            <w:pPr>
+              <w:jc w:val="left"/>
+            </w:pPr>
+            <w:r>
+              <w:rPr>
+                <w:b w:val="false"/>
+                <w:bCs w:val="false"/>
+                <w:color w:val="000000"/>
+                <w:sz w:val="20"/>
+                <w:szCs w:val="20"/>
+              </w:rPr>
+              <w:t xml:space="preserve">dataset_fraccionamiento.cumple_regla_fraccionamiento</w:t>
+            </w:r>
+          </w:p>
+        </w:tc>
+        <w:tc>
+          <w:tcPr>
+            <w:tcW w:type="dxa" w:w="1500"/>
+            <w:tcMar>
+              <w:top w:type="dxa" w:w="60"/>
+              <w:left w:type="dxa" w:w="100"/>
+              <w:bottom w:type="dxa" w:w="60"/>
+              <w:right w:type="dxa" w:w="100"/>
+            </w:tcMar>
+            <w:vAlign w:val="center"/>
+          </w:tcPr>
+          <w:p>
+            <w:pPr>
+              <w:jc w:val="center"/>
+            </w:pPr>
+            <w:r>
+              <w:rPr>
+                <w:b w:val="false"/>
+                <w:bCs w:val="false"/>
+                <w:color w:val="000000"/>
+                <w:sz w:val="20"/>
+                <w:szCs w:val="20"/>
+              </w:rPr>
+              <w:t xml:space="preserve">booleano</w:t>
+            </w:r>
+          </w:p>
+        </w:tc>
+        <w:tc>
+          <w:tcPr>
+            <w:tcW w:type="dxa" w:w="5100"/>
+            <w:tcMar>
+              <w:top w:type="dxa" w:w="60"/>
+              <w:left w:type="dxa" w:w="100"/>
+              <w:bottom w:type="dxa" w:w="60"/>
+              <w:right w:type="dxa" w:w="100"/>
+            </w:tcMar>
+            <w:vAlign w:val="center"/>
+          </w:tcPr>
+          <w:p>
+            <w:pPr>
+              <w:jc w:val="center"/>
+            </w:pPr>
+            <w:r>
+              <w:rPr>
+                <w:b w:val="false"/>
+                <w:bCs w:val="false"/>
+                <w:color w:val="000000"/>
+                <w:sz w:val="20"/>
+                <w:szCs w:val="20"/>
+              </w:rPr>
+              <w:t xml:space="preserve">Regla interpretable: ≥3 contratos en 15 días Y ≥70% de montos bajo el umbral.</w:t>
+            </w:r>
+          </w:p>
+        </w:tc>
+      </w:tr>
+    </w:tbl>
+    <w:p>
+      <w:r>
+        <w:br w:type="page"/>
+      </w:r>
+    </w:p>
+    <w:p>
+      <w:pPr>
+        <w:pStyle w:val="Heading1"/>
+        <w:spacing w:after="150" w:before="300"/>
+      </w:pPr>
+      <w:r>
+        <w:t xml:space="preserve">6. Limitaciones del Prototipo</w:t>
       </w:r>
     </w:p>
     <w:p>
@@ -3644,7 +6252,7 @@
         <w:spacing w:after="150" w:before="300"/>
       </w:pPr>
       <w:r>
-        <w:t xml:space="preserve">6. Ruta de Escalamiento a Producción</w:t>
+        <w:t xml:space="preserve">7. Ruta de Escalamiento a Producción</w:t>
       </w:r>
     </w:p>
     <w:p>
@@ -3750,7 +6358,7 @@
         <w:spacing w:after="150" w:before="300"/>
       </w:pPr>
       <w:r>
-        <w:t xml:space="preserve">7. Conclusión</w:t>
+        <w:t xml:space="preserve">8. Conclusión</w:t>
       </w:r>
     </w:p>
     <w:p>

--- a/reporte/Reporte_Tecnico_Prototipo_CGR_1.8.2.docx
+++ b/reporte/Reporte_Tecnico_Prototipo_CGR_1.8.2.docx
@@ -3567,7 +3567,7 @@
         <w:spacing w:after="150" w:before="300"/>
       </w:pPr>
       <w:r>
-        <w:t xml:space="preserve">5. Diccionario de Datos y Diagrama del Modelo</w:t>
+        <w:t xml:space="preserve">5. Evaluación de Vínculos Proveedor–Funcionario (Análisis de Grafos)</w:t>
       </w:r>
     </w:p>
     <w:p>
@@ -3579,7 +3579,274 @@
           <w:sz w:val="22"/>
           <w:szCs w:val="22"/>
         </w:rPr>
-        <w:t xml:space="preserve">Cubre el numeral 3.2.g del TDR ("Elaborar y mantener actualizado el diccionario y diagrama del modelo de datos") y el ítem 8 del checklist del Anexo 3 (documentación de linaje: rastreo del dato desde la fuente hasta el modelo final).</w:t>
+        <w:t xml:space="preserve">Cubre el numeral 4.2.4 del TDR: "Análisis de grafos o redes para mapear y evaluar relaciones entre proveedores y funcionarios (ej. por DNI, RUC, direcciones, teléfonos, etc.)". A diferencia de los modelos de favoritismo y fraccionamiento, que operan solo sobre datos de SIAF/SEACE, este módulo requiere cruzar con una tercera fuente de datos de contacto (típicamente RENIEC/SUNAT/RNP), que aquí se simula, ya que no forma parte de SIAF ni SEACE por sí solos.</w:t>
+      </w:r>
+    </w:p>
+    <w:p>
+      <w:pPr>
+        <w:spacing w:after="160"/>
+      </w:pPr>
+      <w:r>
+        <w:rPr>
+          <w:sz w:val="22"/>
+          <w:szCs w:val="22"/>
+        </w:rPr>
+        <w:t xml:space="preserve">Se construyó un grafo bipartito con los 220 proveedores y 60 funcionarios simulados, con una arista por cada par que tiene al menos un contrato entre sí (3,020 aristas en total). Cada arista se marca automáticamente si el proveedor y el funcionario comparten el mismo número de teléfono o la misma dirección registrada — la señal típica de una empresa fachada controlada por el propio funcionario o un allegado.</w:t>
+      </w:r>
+    </w:p>
+    <w:tbl>
+      <w:tblPr>
+        <w:tblW w:type="dxa" w:w="8800"/>
+        <w:tblBorders>
+          <w:top w:val="single" w:color="auto" w:sz="4"/>
+          <w:left w:val="single" w:color="auto" w:sz="4"/>
+          <w:bottom w:val="single" w:color="auto" w:sz="4"/>
+          <w:right w:val="single" w:color="auto" w:sz="4"/>
+          <w:insideH w:val="single" w:color="auto" w:sz="4"/>
+          <w:insideV w:val="single" w:color="auto" w:sz="4"/>
+        </w:tblBorders>
+      </w:tblPr>
+      <w:tblGrid>
+        <w:gridCol w:w="5500"/>
+        <w:gridCol w:w="3300"/>
+      </w:tblGrid>
+      <w:tr>
+        <w:tc>
+          <w:tcPr>
+            <w:tcW w:type="dxa" w:w="5500"/>
+            <w:shd w:fill="1F4E79" w:val="clear"/>
+            <w:tcMar>
+              <w:top w:type="dxa" w:w="60"/>
+              <w:left w:type="dxa" w:w="100"/>
+              <w:bottom w:type="dxa" w:w="60"/>
+              <w:right w:type="dxa" w:w="100"/>
+            </w:tcMar>
+            <w:vAlign w:val="center"/>
+          </w:tcPr>
+          <w:p>
+            <w:pPr>
+              <w:jc w:val="left"/>
+            </w:pPr>
+            <w:r>
+              <w:rPr>
+                <w:b/>
+                <w:bCs/>
+                <w:color w:val="FFFFFF"/>
+                <w:sz w:val="20"/>
+                <w:szCs w:val="20"/>
+              </w:rPr>
+              <w:t xml:space="preserve">Métrica</w:t>
+            </w:r>
+          </w:p>
+        </w:tc>
+        <w:tc>
+          <w:tcPr>
+            <w:tcW w:type="dxa" w:w="3300"/>
+            <w:shd w:fill="1F4E79" w:val="clear"/>
+            <w:tcMar>
+              <w:top w:type="dxa" w:w="60"/>
+              <w:left w:type="dxa" w:w="100"/>
+              <w:bottom w:type="dxa" w:w="60"/>
+              <w:right w:type="dxa" w:w="100"/>
+            </w:tcMar>
+            <w:vAlign w:val="center"/>
+          </w:tcPr>
+          <w:p>
+            <w:pPr>
+              <w:jc w:val="left"/>
+            </w:pPr>
+            <w:r>
+              <w:rPr>
+                <w:b/>
+                <w:bCs/>
+                <w:color w:val="FFFFFF"/>
+                <w:sz w:val="20"/>
+                <w:szCs w:val="20"/>
+              </w:rPr>
+              <w:t xml:space="preserve">Valor</w:t>
+            </w:r>
+          </w:p>
+        </w:tc>
+      </w:tr>
+      <w:tr>
+        <w:tc>
+          <w:tcPr>
+            <w:tcW w:type="dxa" w:w="5500"/>
+            <w:tcMar>
+              <w:top w:type="dxa" w:w="60"/>
+              <w:left w:type="dxa" w:w="100"/>
+              <w:bottom w:type="dxa" w:w="60"/>
+              <w:right w:type="dxa" w:w="100"/>
+            </w:tcMar>
+            <w:vAlign w:val="center"/>
+          </w:tcPr>
+          <w:p>
+            <w:pPr>
+              <w:jc w:val="left"/>
+            </w:pPr>
+            <w:r>
+              <w:rPr>
+                <w:b w:val="false"/>
+                <w:bCs w:val="false"/>
+                <w:color w:val="000000"/>
+                <w:sz w:val="20"/>
+                <w:szCs w:val="20"/>
+              </w:rPr>
+              <w:t xml:space="preserve">Vínculos impropios sembrados</w:t>
+            </w:r>
+          </w:p>
+        </w:tc>
+        <w:tc>
+          <w:tcPr>
+            <w:tcW w:type="dxa" w:w="3300"/>
+            <w:tcMar>
+              <w:top w:type="dxa" w:w="60"/>
+              <w:left w:type="dxa" w:w="100"/>
+              <w:bottom w:type="dxa" w:w="60"/>
+              <w:right w:type="dxa" w:w="100"/>
+            </w:tcMar>
+            <w:vAlign w:val="center"/>
+          </w:tcPr>
+          <w:p>
+            <w:pPr>
+              <w:jc w:val="center"/>
+            </w:pPr>
+            <w:r>
+              <w:rPr>
+                <w:b w:val="false"/>
+                <w:bCs w:val="false"/>
+                <w:color w:val="000000"/>
+                <w:sz w:val="20"/>
+                <w:szCs w:val="20"/>
+              </w:rPr>
+              <w:t xml:space="preserve">5</w:t>
+            </w:r>
+          </w:p>
+        </w:tc>
+      </w:tr>
+      <w:tr>
+        <w:tc>
+          <w:tcPr>
+            <w:tcW w:type="dxa" w:w="5500"/>
+            <w:tcMar>
+              <w:top w:type="dxa" w:w="60"/>
+              <w:left w:type="dxa" w:w="100"/>
+              <w:bottom w:type="dxa" w:w="60"/>
+              <w:right w:type="dxa" w:w="100"/>
+            </w:tcMar>
+            <w:vAlign w:val="center"/>
+          </w:tcPr>
+          <w:p>
+            <w:pPr>
+              <w:jc w:val="left"/>
+            </w:pPr>
+            <w:r>
+              <w:rPr>
+                <w:b w:val="false"/>
+                <w:bCs w:val="false"/>
+                <w:color w:val="000000"/>
+                <w:sz w:val="20"/>
+                <w:szCs w:val="20"/>
+              </w:rPr>
+              <w:t xml:space="preserve">Aristas marcadas por el algoritmo</w:t>
+            </w:r>
+          </w:p>
+        </w:tc>
+        <w:tc>
+          <w:tcPr>
+            <w:tcW w:type="dxa" w:w="3300"/>
+            <w:tcMar>
+              <w:top w:type="dxa" w:w="60"/>
+              <w:left w:type="dxa" w:w="100"/>
+              <w:bottom w:type="dxa" w:w="60"/>
+              <w:right w:type="dxa" w:w="100"/>
+            </w:tcMar>
+            <w:vAlign w:val="center"/>
+          </w:tcPr>
+          <w:p>
+            <w:pPr>
+              <w:jc w:val="center"/>
+            </w:pPr>
+            <w:r>
+              <w:rPr>
+                <w:b w:val="false"/>
+                <w:bCs w:val="false"/>
+                <w:color w:val="000000"/>
+                <w:sz w:val="20"/>
+                <w:szCs w:val="20"/>
+              </w:rPr>
+              <w:t xml:space="preserve">5</w:t>
+            </w:r>
+          </w:p>
+        </w:tc>
+      </w:tr>
+      <w:tr>
+        <w:tc>
+          <w:tcPr>
+            <w:tcW w:type="dxa" w:w="5500"/>
+            <w:tcMar>
+              <w:top w:type="dxa" w:w="60"/>
+              <w:left w:type="dxa" w:w="100"/>
+              <w:bottom w:type="dxa" w:w="60"/>
+              <w:right w:type="dxa" w:w="100"/>
+            </w:tcMar>
+            <w:vAlign w:val="center"/>
+          </w:tcPr>
+          <w:p>
+            <w:pPr>
+              <w:jc w:val="left"/>
+            </w:pPr>
+            <w:r>
+              <w:rPr>
+                <w:b w:val="false"/>
+                <w:bCs w:val="false"/>
+                <w:color w:val="000000"/>
+                <w:sz w:val="20"/>
+                <w:szCs w:val="20"/>
+              </w:rPr>
+              <w:t xml:space="preserve">Aciertos</w:t>
+            </w:r>
+          </w:p>
+        </w:tc>
+        <w:tc>
+          <w:tcPr>
+            <w:tcW w:type="dxa" w:w="3300"/>
+            <w:tcMar>
+              <w:top w:type="dxa" w:w="60"/>
+              <w:left w:type="dxa" w:w="100"/>
+              <w:bottom w:type="dxa" w:w="60"/>
+              <w:right w:type="dxa" w:w="100"/>
+            </w:tcMar>
+            <w:vAlign w:val="center"/>
+          </w:tcPr>
+          <w:p>
+            <w:pPr>
+              <w:jc w:val="center"/>
+            </w:pPr>
+            <w:r>
+              <w:rPr>
+                <w:b w:val="false"/>
+                <w:bCs w:val="false"/>
+                <w:color w:val="000000"/>
+                <w:sz w:val="20"/>
+                <w:szCs w:val="20"/>
+              </w:rPr>
+              <w:t xml:space="preserve">5 de 5 (100%)</w:t>
+            </w:r>
+          </w:p>
+        </w:tc>
+      </w:tr>
+    </w:tbl>
+    <w:p>
+      <w:pPr>
+        <w:spacing w:after="160"/>
+      </w:pPr>
+      <w:r>
+        <w:rPr>
+          <w:sz w:val="4"/>
+          <w:szCs w:val="4"/>
+        </w:rPr>
+        <w:t xml:space="preserve"/>
       </w:r>
     </w:p>
     <w:p>
@@ -3590,7 +3857,7 @@
       <w:r>
         <w:drawing>
           <wp:inline distT="0" distB="0" distL="0" distR="0">
-            <wp:extent cx="5334000" cy="1381125"/>
+            <wp:extent cx="4572000" cy="3543300"/>
             <wp:effectExtent t="0" r="0" b="0" l="0"/>
             <wp:docPr id="1" name="" descr="" title=""/>
             <wp:cNvGraphicFramePr>
@@ -3615,6 +3882,101 @@
                   <pic:spPr bwMode="auto">
                     <a:xfrm>
                       <a:off x="0" y="0"/>
+                      <a:ext cx="4572000" cy="3543300"/>
+                    </a:xfrm>
+                    <a:prstGeom prst="rect">
+                      <a:avLst/>
+                    </a:prstGeom>
+                  </pic:spPr>
+                </pic:pic>
+              </a:graphicData>
+            </a:graphic>
+          </wp:inline>
+        </w:drawing>
+      </w:r>
+    </w:p>
+    <w:p>
+      <w:pPr>
+        <w:spacing w:after="200" w:before="60"/>
+        <w:jc w:val="center"/>
+      </w:pPr>
+      <w:r>
+        <w:rPr>
+          <w:i/>
+          <w:iCs/>
+          <w:color w:val="666666"/>
+          <w:sz w:val="18"/>
+          <w:szCs w:val="18"/>
+        </w:rPr>
+        <w:t xml:space="preserve">Figura 7. Red proveedor–funcionario; los 5 vínculos sospechosos (líneas rojas) fueron detectados con 100% de precisión sobre una muestra de contexto de relaciones normales.</w:t>
+      </w:r>
+    </w:p>
+    <w:p>
+      <w:pPr>
+        <w:spacing w:after="160"/>
+      </w:pPr>
+      <w:r>
+        <w:rPr>
+          <w:sz w:val="22"/>
+          <w:szCs w:val="22"/>
+        </w:rPr>
+        <w:t xml:space="preserve">Nota: esta señal (coincidencia exacta de teléfono/dirección) es deliberadamente simple y de alta precisión pero baja cobertura — no detecta vínculos encubiertos con datos de contacto distintos (ej. un tercero testaferro). Una versión de producción debería complementarse con análisis de centralidad de red (funcionarios que concentran decisiones sobre pocos proveedores) y con fuzzy matching de direcciones, no solo coincidencia exacta.</w:t>
+      </w:r>
+    </w:p>
+    <w:p>
+      <w:pPr>
+        <w:pStyle w:val="Heading1"/>
+        <w:spacing w:after="150" w:before="300"/>
+      </w:pPr>
+      <w:r>
+        <w:t xml:space="preserve">6. Diccionario de Datos y Diagrama del Modelo</w:t>
+      </w:r>
+    </w:p>
+    <w:p>
+      <w:pPr>
+        <w:spacing w:after="160"/>
+      </w:pPr>
+      <w:r>
+        <w:rPr>
+          <w:sz w:val="22"/>
+          <w:szCs w:val="22"/>
+        </w:rPr>
+        <w:t xml:space="preserve">Cubre el numeral 3.2.g del TDR ("Elaborar y mantener actualizado el diccionario y diagrama del modelo de datos") y el ítem 8 del checklist del Anexo 3 (documentación de linaje: rastreo del dato desde la fuente hasta el modelo final).</w:t>
+      </w:r>
+    </w:p>
+    <w:p>
+      <w:pPr>
+        <w:spacing w:after="100"/>
+        <w:jc w:val="center"/>
+      </w:pPr>
+      <w:r>
+        <w:drawing>
+          <wp:inline distT="0" distB="0" distL="0" distR="0">
+            <wp:extent cx="5334000" cy="1381125"/>
+            <wp:effectExtent t="0" r="0" b="0" l="0"/>
+            <wp:docPr id="1" name="" descr="" title=""/>
+            <wp:cNvGraphicFramePr>
+              <a:graphicFrameLocks xmlns:a="http://schemas.openxmlformats.org/drawingml/2006/main" noChangeAspect="1"/>
+            </wp:cNvGraphicFramePr>
+            <a:graphic xmlns:a="http://schemas.openxmlformats.org/drawingml/2006/main">
+              <a:graphicData uri="http://schemas.openxmlformats.org/drawingml/2006/picture">
+                <pic:pic xmlns:pic="http://schemas.openxmlformats.org/drawingml/2006/picture">
+                  <pic:nvPicPr>
+                    <pic:cNvPr id="0" name="" descr=""/>
+                    <pic:cNvPicPr>
+                      <a:picLocks noChangeAspect="1" noChangeArrowheads="1"/>
+                    </pic:cNvPicPr>
+                  </pic:nvPicPr>
+                  <pic:blipFill>
+                    <a:blip r:embed="rId15" cstate="none"/>
+                    <a:srcRect/>
+                    <a:stretch>
+                      <a:fillRect/>
+                    </a:stretch>
+                  </pic:blipFill>
+                  <pic:spPr bwMode="auto">
+                    <a:xfrm>
+                      <a:off x="0" y="0"/>
                       <a:ext cx="5334000" cy="1381125"/>
                     </a:xfrm>
                     <a:prstGeom prst="rect">
@@ -3641,7 +4003,7 @@
           <w:sz w:val="18"/>
           <w:szCs w:val="18"/>
         </w:rPr>
-        <w:t xml:space="preserve">Figura 6. Diagrama del modelo de datos: tablas fuente (SIAF/SEACE simuladas), relaciones y linaje hacia las tablas derivadas de cada modelo.</w:t>
+        <w:t xml:space="preserve">Figura 8. Diagrama del modelo de datos: tablas fuente (SIAF/SEACE simuladas), relaciones y linaje hacia las tablas derivadas de cada modelo.</w:t>
       </w:r>
     </w:p>
     <w:p>
@@ -3650,7 +4012,7 @@
         <w:spacing w:after="100" w:before="200"/>
       </w:pPr>
       <w:r>
-        <w:t xml:space="preserve">5.1. Diccionario de datos</w:t>
+        <w:t xml:space="preserve">6.1. Diccionario de datos</w:t>
       </w:r>
     </w:p>
     <w:tbl>
@@ -6175,7 +6537,7 @@
         <w:spacing w:after="150" w:before="300"/>
       </w:pPr>
       <w:r>
-        <w:t xml:space="preserve">6. Limitaciones del Prototipo</w:t>
+        <w:t xml:space="preserve">7. Limitaciones del Prototipo</w:t>
       </w:r>
     </w:p>
     <w:p>
@@ -6209,7 +6571,7 @@
           <w:sz w:val="22"/>
           <w:szCs w:val="22"/>
         </w:rPr>
-        <w:t xml:space="preserve">No incluye evaluación de vínculos por grafos (numeral 4.2.4 del TDR: relaciones proveedor-funcionario por DNI, RUC, direcciones, teléfonos), que requiere fuentes adicionales no simuladas aquí.</w:t>
+        <w:t xml:space="preserve">La señal de vínculos (Sección 5) usa coincidencia exacta de teléfono/dirección; en producción requeriría fuzzy matching y cruce con RENIEC/SUNAT real.</w:t>
       </w:r>
     </w:p>
     <w:p>
@@ -6252,7 +6614,7 @@
         <w:spacing w:after="150" w:before="300"/>
       </w:pPr>
       <w:r>
-        <w:t xml:space="preserve">7. Ruta de Escalamiento a Producción</w:t>
+        <w:t xml:space="preserve">8. Ruta de Escalamiento a Producción</w:t>
       </w:r>
     </w:p>
     <w:p>
@@ -6358,7 +6720,7 @@
         <w:spacing w:after="150" w:before="300"/>
       </w:pPr>
       <w:r>
-        <w:t xml:space="preserve">8. Conclusión</w:t>
+        <w:t xml:space="preserve">9. Conclusión</w:t>
       </w:r>
     </w:p>
     <w:p>
@@ -6370,7 +6732,7 @@
           <w:sz w:val="22"/>
           <w:szCs w:val="22"/>
         </w:rPr>
-        <w:t xml:space="preserve">Este prototipo demuestra en código abierto y en un plazo muy corto que los dos casos de uso centrales del TDR —favoritismo y fraccionamiento— son técnicamente alcanzables sin necesidad de comprometer de inmediato una consultoría individual de 180 días y S/. 72,000. El código fuente completo, comentado y versionado está disponible públicamente en el repositorio indicado en la portada, cumpliendo con el espíritu del ítem 6 del checklist de aceptación del Anexo 3 ("código versionado en Git institucional").</w:t>
+        <w:t xml:space="preserve">Este prototipo demuestra en código abierto y en un plazo muy corto que los tres casos de uso priorizados del TDR —favoritismo, fraccionamiento y vínculos proveedor-funcionario— son técnicamente alcanzables sin necesidad de comprometer de inmediato una consultoría individual de 180 días y S/. 72,000. El código fuente completo, comentado y versionado está disponible públicamente en el repositorio indicado en la portada, cumpliendo con el espíritu del ítem 6 del checklist de aceptación del Anexo 3 ("código versionado en Git institucional").</w:t>
       </w:r>
     </w:p>
     <w:sectPr>

--- a/reporte/Reporte_Tecnico_Prototipo_CGR_1.8.2.docx
+++ b/reporte/Reporte_Tecnico_Prototipo_CGR_1.8.2.docx
@@ -6614,7 +6614,7 @@
         <w:spacing w:after="150" w:before="300"/>
       </w:pPr>
       <w:r>
-        <w:t xml:space="preserve">8. Ruta de Escalamiento a Producción</w:t>
+        <w:t xml:space="preserve">8. Validación en Apache Spark MLlib (Ejecutado)</w:t>
       </w:r>
     </w:p>
     <w:p>
@@ -6626,7 +6626,435 @@
           <w:sz w:val="22"/>
           <w:szCs w:val="22"/>
         </w:rPr>
-        <w:t xml:space="preserve">La lógica de features y modelado de este prototipo es directamente portable a Apache Spark MLlib (pyspark.ml) sobre el Lakehouse Hadoop descrito en el Anexo 2 del TDR: RandomForestClassifier e IsolationForest (o su equivalente con Bucketed Random Projection LSH / KMeans en MLlib) tienen APIs prácticamente idénticas a scikit-learn. El trabajo adicional para producción consiste principalmente en:</w:t>
+        <w:t xml:space="preserve">A diferencia de las secciones anteriores, que describen el prototipo en scikit-learn, esta sección documenta una ejecución real sobre pyspark.ml en modo local (local[*], sin clúster YARN), para cerrar la brecha señalada frente al objetivo específico 3.2.a del TDR ("Diseñar, entrenar y optimizar modelos... utilizando Apache Spark (Spark MLlib)").</w:t>
+      </w:r>
+    </w:p>
+    <w:p>
+      <w:pPr>
+        <w:pStyle w:val="Heading2"/>
+        <w:spacing w:after="100" w:before="200"/>
+      </w:pPr>
+      <w:r>
+        <w:t xml:space="preserve">8.1. Favoritismo — RandomForestClassifier (pyspark.ml)</w:t>
+      </w:r>
+    </w:p>
+    <w:p>
+      <w:pPr>
+        <w:spacing w:after="160"/>
+      </w:pPr>
+      <w:r>
+        <w:rPr>
+          <w:sz w:val="22"/>
+          <w:szCs w:val="22"/>
+        </w:rPr>
+        <w:t xml:space="preserve">Misma arquitectura que la versión scikit-learn (300 árboles, profundidad 6), con ponderación de clases vía columna de pesos (Spark MLlib no tiene class_weight='balanced' nativo). Resultado: los 6 casos reales sembrados aparecen en el top-6 del ranking, igual que en la versión scikit-learn. Sesión Spark completa (arranque + entrenamiento + evaluación): ~50 segundos en modo local — el costo real de portar a Spark es de infraestructura y arranque, no de lógica de modelado.</w:t>
+      </w:r>
+    </w:p>
+    <w:p>
+      <w:pPr>
+        <w:pStyle w:val="Heading2"/>
+        <w:spacing w:after="100" w:before="200"/>
+      </w:pPr>
+      <w:r>
+        <w:t xml:space="preserve">8.2. Fraccionamiento — decisión de arquitectura real: KMeans en vez de Isolation Forest</w:t>
+      </w:r>
+    </w:p>
+    <w:p>
+      <w:pPr>
+        <w:spacing w:after="160"/>
+      </w:pPr>
+      <w:r>
+        <w:rPr>
+          <w:sz w:val="22"/>
+          <w:szCs w:val="22"/>
+        </w:rPr>
+        <w:t xml:space="preserve">Hallazgo de implementación no anticipado: Spark MLlib no incluye Isolation Forest de forma nativa y no existe un paquete confiable en PyPI que lo agregue a pyspark.ml. El numeral 4.2.3 del TDR permite explícitamente "agrupamiento (clustering) o detección de anomalías", por lo que se implementó KMeans (pyspark.ml.clustering) usando la distancia al centroide asignado como score de anomalía — la alternativa nativa correcta dentro de MLlib.</w:t>
+      </w:r>
+    </w:p>
+    <w:tbl>
+      <w:tblPr>
+        <w:tblW w:type="dxa" w:w="10000"/>
+        <w:tblBorders>
+          <w:top w:val="single" w:color="auto" w:sz="4"/>
+          <w:left w:val="single" w:color="auto" w:sz="4"/>
+          <w:bottom w:val="single" w:color="auto" w:sz="4"/>
+          <w:right w:val="single" w:color="auto" w:sz="4"/>
+          <w:insideH w:val="single" w:color="auto" w:sz="4"/>
+          <w:insideV w:val="single" w:color="auto" w:sz="4"/>
+        </w:tblBorders>
+      </w:tblPr>
+      <w:tblGrid>
+        <w:gridCol w:w="4200"/>
+        <w:gridCol w:w="2200"/>
+        <w:gridCol w:w="2000"/>
+        <w:gridCol w:w="1600"/>
+      </w:tblGrid>
+      <w:tr>
+        <w:tc>
+          <w:tcPr>
+            <w:tcW w:type="dxa" w:w="4200"/>
+            <w:shd w:fill="1F4E79" w:val="clear"/>
+            <w:tcMar>
+              <w:top w:type="dxa" w:w="60"/>
+              <w:left w:type="dxa" w:w="100"/>
+              <w:bottom w:type="dxa" w:w="60"/>
+              <w:right w:type="dxa" w:w="100"/>
+            </w:tcMar>
+            <w:vAlign w:val="center"/>
+          </w:tcPr>
+          <w:p>
+            <w:pPr>
+              <w:jc w:val="left"/>
+            </w:pPr>
+            <w:r>
+              <w:rPr>
+                <w:b/>
+                <w:bCs/>
+                <w:color w:val="FFFFFF"/>
+                <w:sz w:val="20"/>
+                <w:szCs w:val="20"/>
+              </w:rPr>
+              <w:t xml:space="preserve">Enfoque (Spark MLlib)</w:t>
+            </w:r>
+          </w:p>
+        </w:tc>
+        <w:tc>
+          <w:tcPr>
+            <w:tcW w:type="dxa" w:w="2200"/>
+            <w:shd w:fill="1F4E79" w:val="clear"/>
+            <w:tcMar>
+              <w:top w:type="dxa" w:w="60"/>
+              <w:left w:type="dxa" w:w="100"/>
+              <w:bottom w:type="dxa" w:w="60"/>
+              <w:right w:type="dxa" w:w="100"/>
+            </w:tcMar>
+            <w:vAlign w:val="center"/>
+          </w:tcPr>
+          <w:p>
+            <w:pPr>
+              <w:jc w:val="left"/>
+            </w:pPr>
+            <w:r>
+              <w:rPr>
+                <w:b/>
+                <w:bCs/>
+                <w:color w:val="FFFFFF"/>
+                <w:sz w:val="20"/>
+                <w:szCs w:val="20"/>
+              </w:rPr>
+              <w:t xml:space="preserve">Grupos marcados</w:t>
+            </w:r>
+          </w:p>
+        </w:tc>
+        <w:tc>
+          <w:tcPr>
+            <w:tcW w:type="dxa" w:w="2000"/>
+            <w:shd w:fill="1F4E79" w:val="clear"/>
+            <w:tcMar>
+              <w:top w:type="dxa" w:w="60"/>
+              <w:left w:type="dxa" w:w="100"/>
+              <w:bottom w:type="dxa" w:w="60"/>
+              <w:right w:type="dxa" w:w="100"/>
+            </w:tcMar>
+            <w:vAlign w:val="center"/>
+          </w:tcPr>
+          <w:p>
+            <w:pPr>
+              <w:jc w:val="left"/>
+            </w:pPr>
+            <w:r>
+              <w:rPr>
+                <w:b/>
+                <w:bCs/>
+                <w:color w:val="FFFFFF"/>
+                <w:sz w:val="20"/>
+                <w:szCs w:val="20"/>
+              </w:rPr>
+              <w:t xml:space="preserve">Aciertos reales</w:t>
+            </w:r>
+          </w:p>
+        </w:tc>
+        <w:tc>
+          <w:tcPr>
+            <w:tcW w:type="dxa" w:w="1600"/>
+            <w:shd w:fill="1F4E79" w:val="clear"/>
+            <w:tcMar>
+              <w:top w:type="dxa" w:w="60"/>
+              <w:left w:type="dxa" w:w="100"/>
+              <w:bottom w:type="dxa" w:w="60"/>
+              <w:right w:type="dxa" w:w="100"/>
+            </w:tcMar>
+            <w:vAlign w:val="center"/>
+          </w:tcPr>
+          <w:p>
+            <w:pPr>
+              <w:jc w:val="left"/>
+            </w:pPr>
+            <w:r>
+              <w:rPr>
+                <w:b/>
+                <w:bCs/>
+                <w:color w:val="FFFFFF"/>
+                <w:sz w:val="20"/>
+                <w:szCs w:val="20"/>
+              </w:rPr>
+              <w:t xml:space="preserve">Precisión</w:t>
+            </w:r>
+          </w:p>
+        </w:tc>
+      </w:tr>
+      <w:tr>
+        <w:tc>
+          <w:tcPr>
+            <w:tcW w:type="dxa" w:w="4200"/>
+            <w:tcMar>
+              <w:top w:type="dxa" w:w="60"/>
+              <w:left w:type="dxa" w:w="100"/>
+              <w:bottom w:type="dxa" w:w="60"/>
+              <w:right w:type="dxa" w:w="100"/>
+            </w:tcMar>
+            <w:vAlign w:val="center"/>
+          </w:tcPr>
+          <w:p>
+            <w:pPr>
+              <w:jc w:val="left"/>
+            </w:pPr>
+            <w:r>
+              <w:rPr>
+                <w:b w:val="false"/>
+                <w:bCs w:val="false"/>
+                <w:color w:val="000000"/>
+                <w:sz w:val="20"/>
+                <w:szCs w:val="20"/>
+              </w:rPr>
+              <w:t xml:space="preserve">KMeans (distancia a centroide, solo)</w:t>
+            </w:r>
+          </w:p>
+        </w:tc>
+        <w:tc>
+          <w:tcPr>
+            <w:tcW w:type="dxa" w:w="2200"/>
+            <w:tcMar>
+              <w:top w:type="dxa" w:w="60"/>
+              <w:left w:type="dxa" w:w="100"/>
+              <w:bottom w:type="dxa" w:w="60"/>
+              <w:right w:type="dxa" w:w="100"/>
+            </w:tcMar>
+            <w:vAlign w:val="center"/>
+          </w:tcPr>
+          <w:p>
+            <w:pPr>
+              <w:jc w:val="center"/>
+            </w:pPr>
+            <w:r>
+              <w:rPr>
+                <w:b w:val="false"/>
+                <w:bCs w:val="false"/>
+                <w:color w:val="000000"/>
+                <w:sz w:val="20"/>
+                <w:szCs w:val="20"/>
+              </w:rPr>
+              <w:t xml:space="preserve">8</w:t>
+            </w:r>
+          </w:p>
+        </w:tc>
+        <w:tc>
+          <w:tcPr>
+            <w:tcW w:type="dxa" w:w="2000"/>
+            <w:tcMar>
+              <w:top w:type="dxa" w:w="60"/>
+              <w:left w:type="dxa" w:w="100"/>
+              <w:bottom w:type="dxa" w:w="60"/>
+              <w:right w:type="dxa" w:w="100"/>
+            </w:tcMar>
+            <w:vAlign w:val="center"/>
+          </w:tcPr>
+          <w:p>
+            <w:pPr>
+              <w:jc w:val="center"/>
+            </w:pPr>
+            <w:r>
+              <w:rPr>
+                <w:b w:val="false"/>
+                <w:bCs w:val="false"/>
+                <w:color w:val="000000"/>
+                <w:sz w:val="20"/>
+                <w:szCs w:val="20"/>
+              </w:rPr>
+              <w:t xml:space="preserve">0</w:t>
+            </w:r>
+          </w:p>
+        </w:tc>
+        <w:tc>
+          <w:tcPr>
+            <w:tcW w:type="dxa" w:w="1600"/>
+            <w:tcMar>
+              <w:top w:type="dxa" w:w="60"/>
+              <w:left w:type="dxa" w:w="100"/>
+              <w:bottom w:type="dxa" w:w="60"/>
+              <w:right w:type="dxa" w:w="100"/>
+            </w:tcMar>
+            <w:vAlign w:val="center"/>
+          </w:tcPr>
+          <w:p>
+            <w:pPr>
+              <w:jc w:val="center"/>
+            </w:pPr>
+            <w:r>
+              <w:rPr>
+                <w:b w:val="false"/>
+                <w:bCs w:val="false"/>
+                <w:color w:val="000000"/>
+                <w:sz w:val="20"/>
+                <w:szCs w:val="20"/>
+              </w:rPr>
+              <w:t xml:space="preserve">0.0%</w:t>
+            </w:r>
+          </w:p>
+        </w:tc>
+      </w:tr>
+      <w:tr>
+        <w:tc>
+          <w:tcPr>
+            <w:tcW w:type="dxa" w:w="4200"/>
+            <w:tcMar>
+              <w:top w:type="dxa" w:w="60"/>
+              <w:left w:type="dxa" w:w="100"/>
+              <w:bottom w:type="dxa" w:w="60"/>
+              <w:right w:type="dxa" w:w="100"/>
+            </w:tcMar>
+            <w:vAlign w:val="center"/>
+          </w:tcPr>
+          <w:p>
+            <w:pPr>
+              <w:jc w:val="left"/>
+            </w:pPr>
+            <w:r>
+              <w:rPr>
+                <w:b w:val="false"/>
+                <w:bCs w:val="false"/>
+                <w:color w:val="000000"/>
+                <w:sz w:val="20"/>
+                <w:szCs w:val="20"/>
+              </w:rPr>
+              <w:t xml:space="preserve">Regla interpretable (umbral legal)</w:t>
+            </w:r>
+          </w:p>
+        </w:tc>
+        <w:tc>
+          <w:tcPr>
+            <w:tcW w:type="dxa" w:w="2200"/>
+            <w:tcMar>
+              <w:top w:type="dxa" w:w="60"/>
+              <w:left w:type="dxa" w:w="100"/>
+              <w:bottom w:type="dxa" w:w="60"/>
+              <w:right w:type="dxa" w:w="100"/>
+            </w:tcMar>
+            <w:vAlign w:val="center"/>
+          </w:tcPr>
+          <w:p>
+            <w:pPr>
+              <w:jc w:val="center"/>
+            </w:pPr>
+            <w:r>
+              <w:rPr>
+                <w:b w:val="false"/>
+                <w:bCs w:val="false"/>
+                <w:color w:val="000000"/>
+                <w:sz w:val="20"/>
+                <w:szCs w:val="20"/>
+              </w:rPr>
+              <w:t xml:space="preserve">7</w:t>
+            </w:r>
+          </w:p>
+        </w:tc>
+        <w:tc>
+          <w:tcPr>
+            <w:tcW w:type="dxa" w:w="2000"/>
+            <w:tcMar>
+              <w:top w:type="dxa" w:w="60"/>
+              <w:left w:type="dxa" w:w="100"/>
+              <w:bottom w:type="dxa" w:w="60"/>
+              <w:right w:type="dxa" w:w="100"/>
+            </w:tcMar>
+            <w:vAlign w:val="center"/>
+          </w:tcPr>
+          <w:p>
+            <w:pPr>
+              <w:jc w:val="center"/>
+            </w:pPr>
+            <w:r>
+              <w:rPr>
+                <w:b w:val="false"/>
+                <w:bCs w:val="false"/>
+                <w:color w:val="000000"/>
+                <w:sz w:val="20"/>
+                <w:szCs w:val="20"/>
+              </w:rPr>
+              <w:t xml:space="preserve">7</w:t>
+            </w:r>
+          </w:p>
+        </w:tc>
+        <w:tc>
+          <w:tcPr>
+            <w:tcW w:type="dxa" w:w="1600"/>
+            <w:tcMar>
+              <w:top w:type="dxa" w:w="60"/>
+              <w:left w:type="dxa" w:w="100"/>
+              <w:bottom w:type="dxa" w:w="60"/>
+              <w:right w:type="dxa" w:w="100"/>
+            </w:tcMar>
+            <w:vAlign w:val="center"/>
+          </w:tcPr>
+          <w:p>
+            <w:pPr>
+              <w:jc w:val="center"/>
+            </w:pPr>
+            <w:r>
+              <w:rPr>
+                <w:b w:val="false"/>
+                <w:bCs w:val="false"/>
+                <w:color w:val="000000"/>
+                <w:sz w:val="20"/>
+                <w:szCs w:val="20"/>
+              </w:rPr>
+              <w:t xml:space="preserve">100.0%</w:t>
+            </w:r>
+          </w:p>
+        </w:tc>
+      </w:tr>
+    </w:tbl>
+    <w:p>
+      <w:pPr>
+        <w:spacing w:after="160"/>
+      </w:pPr>
+      <w:r>
+        <w:rPr>
+          <w:sz w:val="4"/>
+          <w:szCs w:val="4"/>
+        </w:rPr>
+        <w:t xml:space="preserve"/>
+      </w:r>
+    </w:p>
+    <w:p>
+      <w:pPr>
+        <w:spacing w:after="160"/>
+      </w:pPr>
+      <w:r>
+        <w:rPr>
+          <w:sz w:val="22"/>
+          <w:szCs w:val="22"/>
+        </w:rPr>
+        <w:t xml:space="preserve">Este resultado refuerza el hallazgo central del prototipo (Sección 4): KMeans en Spark tuvo un desempeño incluso menor que Isolation Forest en scikit-learn (0/8 vs. 3/8) para detectar fraccionamiento sin contexto normativo, mientras que la regla interpretable mantuvo 100% de precisión de forma idéntica en ambas plataformas. La elección del algoritmo de "caja negra" importa menos que traducir correctamente el umbral legal a una regla computable.</w:t>
+      </w:r>
+    </w:p>
+    <w:p>
+      <w:pPr>
+        <w:pStyle w:val="Heading2"/>
+        <w:spacing w:after="100" w:before="200"/>
+      </w:pPr>
+      <w:r>
+        <w:t xml:space="preserve">8.3. Lo que sigue siendo trabajo pendiente</w:t>
       </w:r>
     </w:p>
     <w:p>
@@ -6643,7 +7071,7 @@
           <w:sz w:val="22"/>
           <w:szCs w:val="22"/>
         </w:rPr>
-        <w:t xml:space="preserve">Conectar la ingesta real a las capas Plata/Oro del Lakehouse (reemplazando el generador sintético).</w:t>
+        <w:t xml:space="preserve">Ejecución sobre un clúster YARN real, no en modo local[*] sobre una sola máquina.</w:t>
       </w:r>
     </w:p>
     <w:p>
@@ -6660,7 +7088,7 @@
           <w:sz w:val="22"/>
           <w:szCs w:val="22"/>
         </w:rPr>
-        <w:t xml:space="preserve">Migrar el feature engineering de pandas a Spark DataFrames / Spark SQL.</w:t>
+        <w:t xml:space="preserve">Lectura desde el Lakehouse (capas Bronce/Plata/Oro) en vez de un CSV local.</w:t>
       </w:r>
     </w:p>
     <w:p>
@@ -6677,7 +7105,7 @@
           <w:sz w:val="22"/>
           <w:szCs w:val="22"/>
         </w:rPr>
-        <w:t xml:space="preserve">Orquestar el pipeline con Airflow (ya disponible en la plataforma de la CGR según el Anexo 2).</w:t>
+        <w:t xml:space="preserve">Validación cruzada rigurosa vía pyspark.ml.tuning.CrossValidator (aquí se evaluó sobre el conjunto completo de entrenamiento, no con un esquema k-fold estratificado nativo de Spark).</w:t>
       </w:r>
     </w:p>
     <w:p>
@@ -6694,7 +7122,28 @@
           <w:sz w:val="22"/>
           <w:szCs w:val="22"/>
         </w:rPr>
-        <w:t xml:space="preserve">Añadir el módulo de análisis de grafos (proveedor-funcionario) con GraphX.</w:t>
+        <w:t xml:space="preserve">Orquestación con Airflow, integración SSRS/Power BI y despliegue en ambientes de certificación — ver limitaciones.</w:t>
+      </w:r>
+    </w:p>
+    <w:p>
+      <w:pPr>
+        <w:pStyle w:val="Heading1"/>
+        <w:spacing w:after="150" w:before="300"/>
+      </w:pPr>
+      <w:r>
+        <w:t xml:space="preserve">9. Ruta de Escalamiento Restante</w:t>
+      </w:r>
+    </w:p>
+    <w:p>
+      <w:pPr>
+        <w:spacing w:after="160"/>
+      </w:pPr>
+      <w:r>
+        <w:rPr>
+          <w:sz w:val="22"/>
+          <w:szCs w:val="22"/>
+        </w:rPr>
+        <w:t xml:space="preserve">Con la validación de la Sección 8, el trabajo pendiente para producción se reduce a infraestructura y gobernanza de datos, no a portar la lógica de modelado — eso ya se ejecutó en Spark MLlib real:</w:t>
       </w:r>
     </w:p>
     <w:p>
@@ -6711,28 +7160,96 @@
           <w:sz w:val="22"/>
           <w:szCs w:val="22"/>
         </w:rPr>
-        <w:t xml:space="preserve">Publicar resultados hacia SQL Server / SSRS para consumo desde Power BI, tal como especifica la arquitectura institucional.</w:t>
-      </w:r>
-    </w:p>
-    <w:p>
-      <w:pPr>
-        <w:pStyle w:val="Heading1"/>
-        <w:spacing w:after="150" w:before="300"/>
-      </w:pPr>
-      <w:r>
-        <w:t xml:space="preserve">9. Conclusión</w:t>
-      </w:r>
-    </w:p>
-    <w:p>
-      <w:pPr>
-        <w:spacing w:after="160"/>
+        <w:t xml:space="preserve">Conectar la ingesta real a las capas Plata/Oro del Lakehouse (reemplazando el CSV local por lectura del Delta Lake sobre Hadoop, según el Anexo 2 del TDR).</w:t>
+      </w:r>
+    </w:p>
+    <w:p>
+      <w:pPr>
+        <w:pStyle w:val="ListParagraph"/>
+        <w:numPr>
+          <w:ilvl w:val="0"/>
+          <w:numId w:val="1"/>
+        </w:numPr>
+        <w:spacing w:after="80"/>
       </w:pPr>
       <w:r>
         <w:rPr>
           <w:sz w:val="22"/>
           <w:szCs w:val="22"/>
         </w:rPr>
-        <w:t xml:space="preserve">Este prototipo demuestra en código abierto y en un plazo muy corto que los tres casos de uso priorizados del TDR —favoritismo, fraccionamiento y vínculos proveedor-funcionario— son técnicamente alcanzables sin necesidad de comprometer de inmediato una consultoría individual de 180 días y S/. 72,000. El código fuente completo, comentado y versionado está disponible públicamente en el repositorio indicado en la portada, cumpliendo con el espíritu del ítem 6 del checklist de aceptación del Anexo 3 ("código versionado en Git institucional").</w:t>
+        <w:t xml:space="preserve">Orquestar el pipeline con Airflow (ya disponible en la plataforma de la CGR según el Anexo 2).</w:t>
+      </w:r>
+    </w:p>
+    <w:p>
+      <w:pPr>
+        <w:pStyle w:val="ListParagraph"/>
+        <w:numPr>
+          <w:ilvl w:val="0"/>
+          <w:numId w:val="1"/>
+        </w:numPr>
+        <w:spacing w:after="80"/>
+      </w:pPr>
+      <w:r>
+        <w:rPr>
+          <w:sz w:val="22"/>
+          <w:szCs w:val="22"/>
+        </w:rPr>
+        <w:t xml:space="preserve">Ejecutar sobre un clúster YARN real, no en modo local[*].</w:t>
+      </w:r>
+    </w:p>
+    <w:p>
+      <w:pPr>
+        <w:pStyle w:val="ListParagraph"/>
+        <w:numPr>
+          <w:ilvl w:val="0"/>
+          <w:numId w:val="1"/>
+        </w:numPr>
+        <w:spacing w:after="80"/>
+      </w:pPr>
+      <w:r>
+        <w:rPr>
+          <w:sz w:val="22"/>
+          <w:szCs w:val="22"/>
+        </w:rPr>
+        <w:t xml:space="preserve">Añadir el módulo de análisis de grafos (proveedor-funcionario) con GraphX, en vez de networkx (usado en la Sección 5 por rapidez de desarrollo).</w:t>
+      </w:r>
+    </w:p>
+    <w:p>
+      <w:pPr>
+        <w:pStyle w:val="ListParagraph"/>
+        <w:numPr>
+          <w:ilvl w:val="0"/>
+          <w:numId w:val="1"/>
+        </w:numPr>
+        <w:spacing w:after="80"/>
+      </w:pPr>
+      <w:r>
+        <w:rPr>
+          <w:sz w:val="22"/>
+          <w:szCs w:val="22"/>
+        </w:rPr>
+        <w:t xml:space="preserve">Publicar resultados hacia SQL Server / SSRS para consumo desde Power BI, tal como especifica la arquitectura institucional.</w:t>
+      </w:r>
+    </w:p>
+    <w:p>
+      <w:pPr>
+        <w:pStyle w:val="Heading1"/>
+        <w:spacing w:after="150" w:before="300"/>
+      </w:pPr>
+      <w:r>
+        <w:t xml:space="preserve">10. Conclusión</w:t>
+      </w:r>
+    </w:p>
+    <w:p>
+      <w:pPr>
+        <w:spacing w:after="160"/>
+      </w:pPr>
+      <w:r>
+        <w:rPr>
+          <w:sz w:val="22"/>
+          <w:szCs w:val="22"/>
+        </w:rPr>
+        <w:t xml:space="preserve">Este prototipo demuestra en código abierto y en un plazo muy corto que los tres casos de uso priorizados del TDR —favoritismo, fraccionamiento y vínculos proveedor-funcionario— son técnicamente alcanzables sin necesidad de comprometer de inmediato una consultoría individual de 180 días y S/. 72,000, y que la lógica de modelado ya fue validada tanto en scikit-learn como en Apache Spark MLlib real (Sección 8), no solo de forma teórica. El código fuente completo, comentado y versionado está disponible públicamente en el repositorio indicado en la portada, cumpliendo con el espíritu del ítem 6 del checklist de aceptación del Anexo 3 ("código versionado en Git institucional").</w:t>
       </w:r>
     </w:p>
     <w:sectPr>

--- a/reporte/Reporte_Tecnico_Prototipo_CGR_1.8.2.docx
+++ b/reporte/Reporte_Tecnico_Prototipo_CGR_1.8.2.docx
@@ -6605,7 +6605,24 @@
           <w:sz w:val="22"/>
           <w:szCs w:val="22"/>
         </w:rPr>
-        <w:t xml:space="preserve">No cubre la integración con SSRS/Power BI, el pipeline de orquestación (Airflow/DAGs) ni el proceso de certificación institucional descritos en el TDR.</w:t>
+        <w:t xml:space="preserve">No cubre la integración con SSRS/Power BI ni el proceso de certificación institucional descritos en el TDR.</w:t>
+      </w:r>
+    </w:p>
+    <w:p>
+      <w:pPr>
+        <w:pStyle w:val="ListParagraph"/>
+        <w:numPr>
+          <w:ilvl w:val="0"/>
+          <w:numId w:val="1"/>
+        </w:numPr>
+        <w:spacing w:after="80"/>
+      </w:pPr>
+      <w:r>
+        <w:rPr>
+          <w:sz w:val="22"/>
+          <w:szCs w:val="22"/>
+        </w:rPr>
+        <w:t xml:space="preserve">El DAG de Airflow (Sección 9) usa BashOperator invocando procesos Python locales; en producción las tareas de entrenamiento usarían SparkSubmitOperator sobre el clúster YARN de la CGR.</w:t>
       </w:r>
     </w:p>
     <w:p>
@@ -7131,7 +7148,7 @@
         <w:spacing w:after="150" w:before="300"/>
       </w:pPr>
       <w:r>
-        <w:t xml:space="preserve">9. Ruta de Escalamiento Restante</w:t>
+        <w:t xml:space="preserve">9. Orquestación con Apache Airflow (Ejecutado)</w:t>
       </w:r>
     </w:p>
     <w:p>
@@ -7143,7 +7160,977 @@
           <w:sz w:val="22"/>
           <w:szCs w:val="22"/>
         </w:rPr>
-        <w:t xml:space="preserve">Con la validación de la Sección 8, el trabajo pendiente para producción se reduce a infraestructura y gobernanza de datos, no a portar la lógica de modelado — eso ya se ejecutó en Spark MLlib real:</w:t>
+        <w:t xml:space="preserve">Cubre el numeral 6 del TDR ("Orquestación de Procesos ETL (DAGs): Diseñar, desarrollar y probar los Directed Acyclic Graphs (DAGs)"). Se instaló Apache Airflow 3.3.0 en un entorno aislado, se construyó un DAG con las 9 etapas del pipeline respetando el linaje real de los datos, y se ejecutó de punta a punta con el comando `airflow dags test` — no es un diagrama teórico, es una corrida real sobre el motor de ejecución de Airflow.</w:t>
+      </w:r>
+    </w:p>
+    <w:p>
+      <w:pPr>
+        <w:spacing w:after="100"/>
+        <w:jc w:val="center"/>
+      </w:pPr>
+      <w:r>
+        <w:drawing>
+          <wp:inline distT="0" distB="0" distL="0" distR="0">
+            <wp:extent cx="5334000" cy="1238250"/>
+            <wp:effectExtent t="0" r="0" b="0" l="0"/>
+            <wp:docPr id="1" name="" descr="" title=""/>
+            <wp:cNvGraphicFramePr>
+              <a:graphicFrameLocks xmlns:a="http://schemas.openxmlformats.org/drawingml/2006/main" noChangeAspect="1"/>
+            </wp:cNvGraphicFramePr>
+            <a:graphic xmlns:a="http://schemas.openxmlformats.org/drawingml/2006/main">
+              <a:graphicData uri="http://schemas.openxmlformats.org/drawingml/2006/picture">
+                <pic:pic xmlns:pic="http://schemas.openxmlformats.org/drawingml/2006/picture">
+                  <pic:nvPicPr>
+                    <pic:cNvPr id="0" name="" descr=""/>
+                    <pic:cNvPicPr>
+                      <a:picLocks noChangeAspect="1" noChangeArrowheads="1"/>
+                    </pic:cNvPicPr>
+                  </pic:nvPicPr>
+                  <pic:blipFill>
+                    <a:blip r:embed="rId16" cstate="none"/>
+                    <a:srcRect/>
+                    <a:stretch>
+                      <a:fillRect/>
+                    </a:stretch>
+                  </pic:blipFill>
+                  <pic:spPr bwMode="auto">
+                    <a:xfrm>
+                      <a:off x="0" y="0"/>
+                      <a:ext cx="5334000" cy="1238250"/>
+                    </a:xfrm>
+                    <a:prstGeom prst="rect">
+                      <a:avLst/>
+                    </a:prstGeom>
+                  </pic:spPr>
+                </pic:pic>
+              </a:graphicData>
+            </a:graphic>
+          </wp:inline>
+        </w:drawing>
+      </w:r>
+    </w:p>
+    <w:p>
+      <w:pPr>
+        <w:spacing w:after="200" w:before="60"/>
+        <w:jc w:val="center"/>
+      </w:pPr>
+      <w:r>
+        <w:rPr>
+          <w:i/>
+          <w:iCs/>
+          <w:color w:val="666666"/>
+          <w:sz w:val="18"/>
+          <w:szCs w:val="18"/>
+        </w:rPr>
+        <w:t xml:space="preserve">Figura 9. Grafo del DAG modulo_analisis_datos_1_8_2 — 9 tareas con 3 ramas paralelas tras la publicación de la capa Plata.</w:t>
+      </w:r>
+    </w:p>
+    <w:p>
+      <w:pPr>
+        <w:spacing w:after="160"/>
+      </w:pPr>
+      <w:r>
+        <w:rPr>
+          <w:sz w:val="22"/>
+          <w:szCs w:val="22"/>
+        </w:rPr>
+        <w:t xml:space="preserve">El DAG respeta el linaje real: genera los datos → los publica en la capa Bronce (ingesta cruda) → limpieza y feature engineering → publica en la capa Plata (refinado) → entrena ambos modelos y analiza vínculos en paralelo → publica resultados en la capa Oro (nivel de negocio) → genera la documentación final. Las capas Bronce/Plata/Oro se simulan como carpetas locales (`lakehouse/`), organizadas según la arquitectura del Anexo 2 del TDR — en producción serían tablas Delta Lake sobre Hadoop, no carpetas de archivos.</w:t>
+      </w:r>
+    </w:p>
+    <w:tbl>
+      <w:tblPr>
+        <w:tblW w:type="dxa" w:w="8800"/>
+        <w:tblBorders>
+          <w:top w:val="single" w:color="auto" w:sz="4"/>
+          <w:left w:val="single" w:color="auto" w:sz="4"/>
+          <w:bottom w:val="single" w:color="auto" w:sz="4"/>
+          <w:right w:val="single" w:color="auto" w:sz="4"/>
+          <w:insideH w:val="single" w:color="auto" w:sz="4"/>
+          <w:insideV w:val="single" w:color="auto" w:sz="4"/>
+        </w:tblBorders>
+      </w:tblPr>
+      <w:tblGrid>
+        <w:gridCol w:w="5200"/>
+        <w:gridCol w:w="1800"/>
+        <w:gridCol w:w="1800"/>
+      </w:tblGrid>
+      <w:tr>
+        <w:tc>
+          <w:tcPr>
+            <w:tcW w:type="dxa" w:w="5200"/>
+            <w:shd w:fill="1F4E79" w:val="clear"/>
+            <w:tcMar>
+              <w:top w:type="dxa" w:w="60"/>
+              <w:left w:type="dxa" w:w="100"/>
+              <w:bottom w:type="dxa" w:w="60"/>
+              <w:right w:type="dxa" w:w="100"/>
+            </w:tcMar>
+            <w:vAlign w:val="center"/>
+          </w:tcPr>
+          <w:p>
+            <w:pPr>
+              <w:jc w:val="left"/>
+            </w:pPr>
+            <w:r>
+              <w:rPr>
+                <w:b/>
+                <w:bCs/>
+                <w:color w:val="FFFFFF"/>
+                <w:sz w:val="20"/>
+                <w:szCs w:val="20"/>
+              </w:rPr>
+              <w:t xml:space="preserve">Tarea</w:t>
+            </w:r>
+          </w:p>
+        </w:tc>
+        <w:tc>
+          <w:tcPr>
+            <w:tcW w:type="dxa" w:w="1800"/>
+            <w:shd w:fill="1F4E79" w:val="clear"/>
+            <w:tcMar>
+              <w:top w:type="dxa" w:w="60"/>
+              <w:left w:type="dxa" w:w="100"/>
+              <w:bottom w:type="dxa" w:w="60"/>
+              <w:right w:type="dxa" w:w="100"/>
+            </w:tcMar>
+            <w:vAlign w:val="center"/>
+          </w:tcPr>
+          <w:p>
+            <w:pPr>
+              <w:jc w:val="left"/>
+            </w:pPr>
+            <w:r>
+              <w:rPr>
+                <w:b/>
+                <w:bCs/>
+                <w:color w:val="FFFFFF"/>
+                <w:sz w:val="20"/>
+                <w:szCs w:val="20"/>
+              </w:rPr>
+              <w:t xml:space="preserve">Estado</w:t>
+            </w:r>
+          </w:p>
+        </w:tc>
+        <w:tc>
+          <w:tcPr>
+            <w:tcW w:type="dxa" w:w="1800"/>
+            <w:shd w:fill="1F4E79" w:val="clear"/>
+            <w:tcMar>
+              <w:top w:type="dxa" w:w="60"/>
+              <w:left w:type="dxa" w:w="100"/>
+              <w:bottom w:type="dxa" w:w="60"/>
+              <w:right w:type="dxa" w:w="100"/>
+            </w:tcMar>
+            <w:vAlign w:val="center"/>
+          </w:tcPr>
+          <w:p>
+            <w:pPr>
+              <w:jc w:val="left"/>
+            </w:pPr>
+            <w:r>
+              <w:rPr>
+                <w:b/>
+                <w:bCs/>
+                <w:color w:val="FFFFFF"/>
+                <w:sz w:val="20"/>
+                <w:szCs w:val="20"/>
+              </w:rPr>
+              <w:t xml:space="preserve">Duración</w:t>
+            </w:r>
+          </w:p>
+        </w:tc>
+      </w:tr>
+      <w:tr>
+        <w:tc>
+          <w:tcPr>
+            <w:tcW w:type="dxa" w:w="5200"/>
+            <w:tcMar>
+              <w:top w:type="dxa" w:w="60"/>
+              <w:left w:type="dxa" w:w="100"/>
+              <w:bottom w:type="dxa" w:w="60"/>
+              <w:right w:type="dxa" w:w="100"/>
+            </w:tcMar>
+            <w:vAlign w:val="center"/>
+          </w:tcPr>
+          <w:p>
+            <w:pPr>
+              <w:jc w:val="left"/>
+            </w:pPr>
+            <w:r>
+              <w:rPr>
+                <w:b w:val="false"/>
+                <w:bCs w:val="false"/>
+                <w:color w:val="000000"/>
+                <w:sz w:val="20"/>
+                <w:szCs w:val="20"/>
+              </w:rPr>
+              <w:t xml:space="preserve">generar_datos</w:t>
+            </w:r>
+          </w:p>
+        </w:tc>
+        <w:tc>
+          <w:tcPr>
+            <w:tcW w:type="dxa" w:w="1800"/>
+            <w:tcMar>
+              <w:top w:type="dxa" w:w="60"/>
+              <w:left w:type="dxa" w:w="100"/>
+              <w:bottom w:type="dxa" w:w="60"/>
+              <w:right w:type="dxa" w:w="100"/>
+            </w:tcMar>
+            <w:vAlign w:val="center"/>
+          </w:tcPr>
+          <w:p>
+            <w:pPr>
+              <w:jc w:val="center"/>
+            </w:pPr>
+            <w:r>
+              <w:rPr>
+                <w:b w:val="false"/>
+                <w:bCs w:val="false"/>
+                <w:color w:val="000000"/>
+                <w:sz w:val="20"/>
+                <w:szCs w:val="20"/>
+              </w:rPr>
+              <w:t xml:space="preserve">success</w:t>
+            </w:r>
+          </w:p>
+        </w:tc>
+        <w:tc>
+          <w:tcPr>
+            <w:tcW w:type="dxa" w:w="1800"/>
+            <w:tcMar>
+              <w:top w:type="dxa" w:w="60"/>
+              <w:left w:type="dxa" w:w="100"/>
+              <w:bottom w:type="dxa" w:w="60"/>
+              <w:right w:type="dxa" w:w="100"/>
+            </w:tcMar>
+            <w:vAlign w:val="center"/>
+          </w:tcPr>
+          <w:p>
+            <w:pPr>
+              <w:jc w:val="center"/>
+            </w:pPr>
+            <w:r>
+              <w:rPr>
+                <w:b w:val="false"/>
+                <w:bCs w:val="false"/>
+                <w:color w:val="000000"/>
+                <w:sz w:val="20"/>
+                <w:szCs w:val="20"/>
+              </w:rPr>
+              <w:t xml:space="preserve">12.6 s</w:t>
+            </w:r>
+          </w:p>
+        </w:tc>
+      </w:tr>
+      <w:tr>
+        <w:tc>
+          <w:tcPr>
+            <w:tcW w:type="dxa" w:w="5200"/>
+            <w:tcMar>
+              <w:top w:type="dxa" w:w="60"/>
+              <w:left w:type="dxa" w:w="100"/>
+              <w:bottom w:type="dxa" w:w="60"/>
+              <w:right w:type="dxa" w:w="100"/>
+            </w:tcMar>
+            <w:vAlign w:val="center"/>
+          </w:tcPr>
+          <w:p>
+            <w:pPr>
+              <w:jc w:val="left"/>
+            </w:pPr>
+            <w:r>
+              <w:rPr>
+                <w:b w:val="false"/>
+                <w:bCs w:val="false"/>
+                <w:color w:val="000000"/>
+                <w:sz w:val="20"/>
+                <w:szCs w:val="20"/>
+              </w:rPr>
+              <w:t xml:space="preserve">cargar_capa_bronce</w:t>
+            </w:r>
+          </w:p>
+        </w:tc>
+        <w:tc>
+          <w:tcPr>
+            <w:tcW w:type="dxa" w:w="1800"/>
+            <w:tcMar>
+              <w:top w:type="dxa" w:w="60"/>
+              <w:left w:type="dxa" w:w="100"/>
+              <w:bottom w:type="dxa" w:w="60"/>
+              <w:right w:type="dxa" w:w="100"/>
+            </w:tcMar>
+            <w:vAlign w:val="center"/>
+          </w:tcPr>
+          <w:p>
+            <w:pPr>
+              <w:jc w:val="center"/>
+            </w:pPr>
+            <w:r>
+              <w:rPr>
+                <w:b w:val="false"/>
+                <w:bCs w:val="false"/>
+                <w:color w:val="000000"/>
+                <w:sz w:val="20"/>
+                <w:szCs w:val="20"/>
+              </w:rPr>
+              <w:t xml:space="preserve">success</w:t>
+            </w:r>
+          </w:p>
+        </w:tc>
+        <w:tc>
+          <w:tcPr>
+            <w:tcW w:type="dxa" w:w="1800"/>
+            <w:tcMar>
+              <w:top w:type="dxa" w:w="60"/>
+              <w:left w:type="dxa" w:w="100"/>
+              <w:bottom w:type="dxa" w:w="60"/>
+              <w:right w:type="dxa" w:w="100"/>
+            </w:tcMar>
+            <w:vAlign w:val="center"/>
+          </w:tcPr>
+          <w:p>
+            <w:pPr>
+              <w:jc w:val="center"/>
+            </w:pPr>
+            <w:r>
+              <w:rPr>
+                <w:b w:val="false"/>
+                <w:bCs w:val="false"/>
+                <w:color w:val="000000"/>
+                <w:sz w:val="20"/>
+                <w:szCs w:val="20"/>
+              </w:rPr>
+              <w:t xml:space="preserve">0.1 s</w:t>
+            </w:r>
+          </w:p>
+        </w:tc>
+      </w:tr>
+      <w:tr>
+        <w:tc>
+          <w:tcPr>
+            <w:tcW w:type="dxa" w:w="5200"/>
+            <w:tcMar>
+              <w:top w:type="dxa" w:w="60"/>
+              <w:left w:type="dxa" w:w="100"/>
+              <w:bottom w:type="dxa" w:w="60"/>
+              <w:right w:type="dxa" w:w="100"/>
+            </w:tcMar>
+            <w:vAlign w:val="center"/>
+          </w:tcPr>
+          <w:p>
+            <w:pPr>
+              <w:jc w:val="left"/>
+            </w:pPr>
+            <w:r>
+              <w:rPr>
+                <w:b w:val="false"/>
+                <w:bCs w:val="false"/>
+                <w:color w:val="000000"/>
+                <w:sz w:val="20"/>
+                <w:szCs w:val="20"/>
+              </w:rPr>
+              <w:t xml:space="preserve">preprocesamiento_y_features</w:t>
+            </w:r>
+          </w:p>
+        </w:tc>
+        <w:tc>
+          <w:tcPr>
+            <w:tcW w:type="dxa" w:w="1800"/>
+            <w:tcMar>
+              <w:top w:type="dxa" w:w="60"/>
+              <w:left w:type="dxa" w:w="100"/>
+              <w:bottom w:type="dxa" w:w="60"/>
+              <w:right w:type="dxa" w:w="100"/>
+            </w:tcMar>
+            <w:vAlign w:val="center"/>
+          </w:tcPr>
+          <w:p>
+            <w:pPr>
+              <w:jc w:val="center"/>
+            </w:pPr>
+            <w:r>
+              <w:rPr>
+                <w:b w:val="false"/>
+                <w:bCs w:val="false"/>
+                <w:color w:val="000000"/>
+                <w:sz w:val="20"/>
+                <w:szCs w:val="20"/>
+              </w:rPr>
+              <w:t xml:space="preserve">success</w:t>
+            </w:r>
+          </w:p>
+        </w:tc>
+        <w:tc>
+          <w:tcPr>
+            <w:tcW w:type="dxa" w:w="1800"/>
+            <w:tcMar>
+              <w:top w:type="dxa" w:w="60"/>
+              <w:left w:type="dxa" w:w="100"/>
+              <w:bottom w:type="dxa" w:w="60"/>
+              <w:right w:type="dxa" w:w="100"/>
+            </w:tcMar>
+            <w:vAlign w:val="center"/>
+          </w:tcPr>
+          <w:p>
+            <w:pPr>
+              <w:jc w:val="center"/>
+            </w:pPr>
+            <w:r>
+              <w:rPr>
+                <w:b w:val="false"/>
+                <w:bCs w:val="false"/>
+                <w:color w:val="000000"/>
+                <w:sz w:val="20"/>
+                <w:szCs w:val="20"/>
+              </w:rPr>
+              <w:t xml:space="preserve">2.8 s</w:t>
+            </w:r>
+          </w:p>
+        </w:tc>
+      </w:tr>
+      <w:tr>
+        <w:tc>
+          <w:tcPr>
+            <w:tcW w:type="dxa" w:w="5200"/>
+            <w:tcMar>
+              <w:top w:type="dxa" w:w="60"/>
+              <w:left w:type="dxa" w:w="100"/>
+              <w:bottom w:type="dxa" w:w="60"/>
+              <w:right w:type="dxa" w:w="100"/>
+            </w:tcMar>
+            <w:vAlign w:val="center"/>
+          </w:tcPr>
+          <w:p>
+            <w:pPr>
+              <w:jc w:val="left"/>
+            </w:pPr>
+            <w:r>
+              <w:rPr>
+                <w:b w:val="false"/>
+                <w:bCs w:val="false"/>
+                <w:color w:val="000000"/>
+                <w:sz w:val="20"/>
+                <w:szCs w:val="20"/>
+              </w:rPr>
+              <w:t xml:space="preserve">publicar_capa_plata</w:t>
+            </w:r>
+          </w:p>
+        </w:tc>
+        <w:tc>
+          <w:tcPr>
+            <w:tcW w:type="dxa" w:w="1800"/>
+            <w:tcMar>
+              <w:top w:type="dxa" w:w="60"/>
+              <w:left w:type="dxa" w:w="100"/>
+              <w:bottom w:type="dxa" w:w="60"/>
+              <w:right w:type="dxa" w:w="100"/>
+            </w:tcMar>
+            <w:vAlign w:val="center"/>
+          </w:tcPr>
+          <w:p>
+            <w:pPr>
+              <w:jc w:val="center"/>
+            </w:pPr>
+            <w:r>
+              <w:rPr>
+                <w:b w:val="false"/>
+                <w:bCs w:val="false"/>
+                <w:color w:val="000000"/>
+                <w:sz w:val="20"/>
+                <w:szCs w:val="20"/>
+              </w:rPr>
+              <w:t xml:space="preserve">success</w:t>
+            </w:r>
+          </w:p>
+        </w:tc>
+        <w:tc>
+          <w:tcPr>
+            <w:tcW w:type="dxa" w:w="1800"/>
+            <w:tcMar>
+              <w:top w:type="dxa" w:w="60"/>
+              <w:left w:type="dxa" w:w="100"/>
+              <w:bottom w:type="dxa" w:w="60"/>
+              <w:right w:type="dxa" w:w="100"/>
+            </w:tcMar>
+            <w:vAlign w:val="center"/>
+          </w:tcPr>
+          <w:p>
+            <w:pPr>
+              <w:jc w:val="center"/>
+            </w:pPr>
+            <w:r>
+              <w:rPr>
+                <w:b w:val="false"/>
+                <w:bCs w:val="false"/>
+                <w:color w:val="000000"/>
+                <w:sz w:val="20"/>
+                <w:szCs w:val="20"/>
+              </w:rPr>
+              <w:t xml:space="preserve">0.1 s</w:t>
+            </w:r>
+          </w:p>
+        </w:tc>
+      </w:tr>
+      <w:tr>
+        <w:tc>
+          <w:tcPr>
+            <w:tcW w:type="dxa" w:w="5200"/>
+            <w:tcMar>
+              <w:top w:type="dxa" w:w="60"/>
+              <w:left w:type="dxa" w:w="100"/>
+              <w:bottom w:type="dxa" w:w="60"/>
+              <w:right w:type="dxa" w:w="100"/>
+            </w:tcMar>
+            <w:vAlign w:val="center"/>
+          </w:tcPr>
+          <w:p>
+            <w:pPr>
+              <w:jc w:val="left"/>
+            </w:pPr>
+            <w:r>
+              <w:rPr>
+                <w:b w:val="false"/>
+                <w:bCs w:val="false"/>
+                <w:color w:val="000000"/>
+                <w:sz w:val="20"/>
+                <w:szCs w:val="20"/>
+              </w:rPr>
+              <w:t xml:space="preserve">entrenar_modelo_favoritismo</w:t>
+            </w:r>
+          </w:p>
+        </w:tc>
+        <w:tc>
+          <w:tcPr>
+            <w:tcW w:type="dxa" w:w="1800"/>
+            <w:tcMar>
+              <w:top w:type="dxa" w:w="60"/>
+              <w:left w:type="dxa" w:w="100"/>
+              <w:bottom w:type="dxa" w:w="60"/>
+              <w:right w:type="dxa" w:w="100"/>
+            </w:tcMar>
+            <w:vAlign w:val="center"/>
+          </w:tcPr>
+          <w:p>
+            <w:pPr>
+              <w:jc w:val="center"/>
+            </w:pPr>
+            <w:r>
+              <w:rPr>
+                <w:b w:val="false"/>
+                <w:bCs w:val="false"/>
+                <w:color w:val="000000"/>
+                <w:sz w:val="20"/>
+                <w:szCs w:val="20"/>
+              </w:rPr>
+              <w:t xml:space="preserve">success</w:t>
+            </w:r>
+          </w:p>
+        </w:tc>
+        <w:tc>
+          <w:tcPr>
+            <w:tcW w:type="dxa" w:w="1800"/>
+            <w:tcMar>
+              <w:top w:type="dxa" w:w="60"/>
+              <w:left w:type="dxa" w:w="100"/>
+              <w:bottom w:type="dxa" w:w="60"/>
+              <w:right w:type="dxa" w:w="100"/>
+            </w:tcMar>
+            <w:vAlign w:val="center"/>
+          </w:tcPr>
+          <w:p>
+            <w:pPr>
+              <w:jc w:val="center"/>
+            </w:pPr>
+            <w:r>
+              <w:rPr>
+                <w:b w:val="false"/>
+                <w:bCs w:val="false"/>
+                <w:color w:val="000000"/>
+                <w:sz w:val="20"/>
+                <w:szCs w:val="20"/>
+              </w:rPr>
+              <w:t xml:space="preserve">16.3 s</w:t>
+            </w:r>
+          </w:p>
+        </w:tc>
+      </w:tr>
+      <w:tr>
+        <w:tc>
+          <w:tcPr>
+            <w:tcW w:type="dxa" w:w="5200"/>
+            <w:tcMar>
+              <w:top w:type="dxa" w:w="60"/>
+              <w:left w:type="dxa" w:w="100"/>
+              <w:bottom w:type="dxa" w:w="60"/>
+              <w:right w:type="dxa" w:w="100"/>
+            </w:tcMar>
+            <w:vAlign w:val="center"/>
+          </w:tcPr>
+          <w:p>
+            <w:pPr>
+              <w:jc w:val="left"/>
+            </w:pPr>
+            <w:r>
+              <w:rPr>
+                <w:b w:val="false"/>
+                <w:bCs w:val="false"/>
+                <w:color w:val="000000"/>
+                <w:sz w:val="20"/>
+                <w:szCs w:val="20"/>
+              </w:rPr>
+              <w:t xml:space="preserve">entrenar_modelo_fraccionamiento</w:t>
+            </w:r>
+          </w:p>
+        </w:tc>
+        <w:tc>
+          <w:tcPr>
+            <w:tcW w:type="dxa" w:w="1800"/>
+            <w:tcMar>
+              <w:top w:type="dxa" w:w="60"/>
+              <w:left w:type="dxa" w:w="100"/>
+              <w:bottom w:type="dxa" w:w="60"/>
+              <w:right w:type="dxa" w:w="100"/>
+            </w:tcMar>
+            <w:vAlign w:val="center"/>
+          </w:tcPr>
+          <w:p>
+            <w:pPr>
+              <w:jc w:val="center"/>
+            </w:pPr>
+            <w:r>
+              <w:rPr>
+                <w:b w:val="false"/>
+                <w:bCs w:val="false"/>
+                <w:color w:val="000000"/>
+                <w:sz w:val="20"/>
+                <w:szCs w:val="20"/>
+              </w:rPr>
+              <w:t xml:space="preserve">success</w:t>
+            </w:r>
+          </w:p>
+        </w:tc>
+        <w:tc>
+          <w:tcPr>
+            <w:tcW w:type="dxa" w:w="1800"/>
+            <w:tcMar>
+              <w:top w:type="dxa" w:w="60"/>
+              <w:left w:type="dxa" w:w="100"/>
+              <w:bottom w:type="dxa" w:w="60"/>
+              <w:right w:type="dxa" w:w="100"/>
+            </w:tcMar>
+            <w:vAlign w:val="center"/>
+          </w:tcPr>
+          <w:p>
+            <w:pPr>
+              <w:jc w:val="center"/>
+            </w:pPr>
+            <w:r>
+              <w:rPr>
+                <w:b w:val="false"/>
+                <w:bCs w:val="false"/>
+                <w:color w:val="000000"/>
+                <w:sz w:val="20"/>
+                <w:szCs w:val="20"/>
+              </w:rPr>
+              <w:t xml:space="preserve">2.9 s</w:t>
+            </w:r>
+          </w:p>
+        </w:tc>
+      </w:tr>
+      <w:tr>
+        <w:tc>
+          <w:tcPr>
+            <w:tcW w:type="dxa" w:w="5200"/>
+            <w:tcMar>
+              <w:top w:type="dxa" w:w="60"/>
+              <w:left w:type="dxa" w:w="100"/>
+              <w:bottom w:type="dxa" w:w="60"/>
+              <w:right w:type="dxa" w:w="100"/>
+            </w:tcMar>
+            <w:vAlign w:val="center"/>
+          </w:tcPr>
+          <w:p>
+            <w:pPr>
+              <w:jc w:val="left"/>
+            </w:pPr>
+            <w:r>
+              <w:rPr>
+                <w:b w:val="false"/>
+                <w:bCs w:val="false"/>
+                <w:color w:val="000000"/>
+                <w:sz w:val="20"/>
+                <w:szCs w:val="20"/>
+              </w:rPr>
+              <w:t xml:space="preserve">analizar_vinculos_proveedor_funcionario</w:t>
+            </w:r>
+          </w:p>
+        </w:tc>
+        <w:tc>
+          <w:tcPr>
+            <w:tcW w:type="dxa" w:w="1800"/>
+            <w:tcMar>
+              <w:top w:type="dxa" w:w="60"/>
+              <w:left w:type="dxa" w:w="100"/>
+              <w:bottom w:type="dxa" w:w="60"/>
+              <w:right w:type="dxa" w:w="100"/>
+            </w:tcMar>
+            <w:vAlign w:val="center"/>
+          </w:tcPr>
+          <w:p>
+            <w:pPr>
+              <w:jc w:val="center"/>
+            </w:pPr>
+            <w:r>
+              <w:rPr>
+                <w:b w:val="false"/>
+                <w:bCs w:val="false"/>
+                <w:color w:val="000000"/>
+                <w:sz w:val="20"/>
+                <w:szCs w:val="20"/>
+              </w:rPr>
+              <w:t xml:space="preserve">success</w:t>
+            </w:r>
+          </w:p>
+        </w:tc>
+        <w:tc>
+          <w:tcPr>
+            <w:tcW w:type="dxa" w:w="1800"/>
+            <w:tcMar>
+              <w:top w:type="dxa" w:w="60"/>
+              <w:left w:type="dxa" w:w="100"/>
+              <w:bottom w:type="dxa" w:w="60"/>
+              <w:right w:type="dxa" w:w="100"/>
+            </w:tcMar>
+            <w:vAlign w:val="center"/>
+          </w:tcPr>
+          <w:p>
+            <w:pPr>
+              <w:jc w:val="center"/>
+            </w:pPr>
+            <w:r>
+              <w:rPr>
+                <w:b w:val="false"/>
+                <w:bCs w:val="false"/>
+                <w:color w:val="000000"/>
+                <w:sz w:val="20"/>
+                <w:szCs w:val="20"/>
+              </w:rPr>
+              <w:t xml:space="preserve">1.6 s</w:t>
+            </w:r>
+          </w:p>
+        </w:tc>
+      </w:tr>
+      <w:tr>
+        <w:tc>
+          <w:tcPr>
+            <w:tcW w:type="dxa" w:w="5200"/>
+            <w:tcMar>
+              <w:top w:type="dxa" w:w="60"/>
+              <w:left w:type="dxa" w:w="100"/>
+              <w:bottom w:type="dxa" w:w="60"/>
+              <w:right w:type="dxa" w:w="100"/>
+            </w:tcMar>
+            <w:vAlign w:val="center"/>
+          </w:tcPr>
+          <w:p>
+            <w:pPr>
+              <w:jc w:val="left"/>
+            </w:pPr>
+            <w:r>
+              <w:rPr>
+                <w:b w:val="false"/>
+                <w:bCs w:val="false"/>
+                <w:color w:val="000000"/>
+                <w:sz w:val="20"/>
+                <w:szCs w:val="20"/>
+              </w:rPr>
+              <w:t xml:space="preserve">publicar_capa_oro</w:t>
+            </w:r>
+          </w:p>
+        </w:tc>
+        <w:tc>
+          <w:tcPr>
+            <w:tcW w:type="dxa" w:w="1800"/>
+            <w:tcMar>
+              <w:top w:type="dxa" w:w="60"/>
+              <w:left w:type="dxa" w:w="100"/>
+              <w:bottom w:type="dxa" w:w="60"/>
+              <w:right w:type="dxa" w:w="100"/>
+            </w:tcMar>
+            <w:vAlign w:val="center"/>
+          </w:tcPr>
+          <w:p>
+            <w:pPr>
+              <w:jc w:val="center"/>
+            </w:pPr>
+            <w:r>
+              <w:rPr>
+                <w:b w:val="false"/>
+                <w:bCs w:val="false"/>
+                <w:color w:val="000000"/>
+                <w:sz w:val="20"/>
+                <w:szCs w:val="20"/>
+              </w:rPr>
+              <w:t xml:space="preserve">success</w:t>
+            </w:r>
+          </w:p>
+        </w:tc>
+        <w:tc>
+          <w:tcPr>
+            <w:tcW w:type="dxa" w:w="1800"/>
+            <w:tcMar>
+              <w:top w:type="dxa" w:w="60"/>
+              <w:left w:type="dxa" w:w="100"/>
+              <w:bottom w:type="dxa" w:w="60"/>
+              <w:right w:type="dxa" w:w="100"/>
+            </w:tcMar>
+            <w:vAlign w:val="center"/>
+          </w:tcPr>
+          <w:p>
+            <w:pPr>
+              <w:jc w:val="center"/>
+            </w:pPr>
+            <w:r>
+              <w:rPr>
+                <w:b w:val="false"/>
+                <w:bCs w:val="false"/>
+                <w:color w:val="000000"/>
+                <w:sz w:val="20"/>
+                <w:szCs w:val="20"/>
+              </w:rPr>
+              <w:t xml:space="preserve">0.1 s</w:t>
+            </w:r>
+          </w:p>
+        </w:tc>
+      </w:tr>
+      <w:tr>
+        <w:tc>
+          <w:tcPr>
+            <w:tcW w:type="dxa" w:w="5200"/>
+            <w:tcMar>
+              <w:top w:type="dxa" w:w="60"/>
+              <w:left w:type="dxa" w:w="100"/>
+              <w:bottom w:type="dxa" w:w="60"/>
+              <w:right w:type="dxa" w:w="100"/>
+            </w:tcMar>
+            <w:vAlign w:val="center"/>
+          </w:tcPr>
+          <w:p>
+            <w:pPr>
+              <w:jc w:val="left"/>
+            </w:pPr>
+            <w:r>
+              <w:rPr>
+                <w:b w:val="false"/>
+                <w:bCs w:val="false"/>
+                <w:color w:val="000000"/>
+                <w:sz w:val="20"/>
+                <w:szCs w:val="20"/>
+              </w:rPr>
+              <w:t xml:space="preserve">generar_diccionario_y_diagrama</w:t>
+            </w:r>
+          </w:p>
+        </w:tc>
+        <w:tc>
+          <w:tcPr>
+            <w:tcW w:type="dxa" w:w="1800"/>
+            <w:tcMar>
+              <w:top w:type="dxa" w:w="60"/>
+              <w:left w:type="dxa" w:w="100"/>
+              <w:bottom w:type="dxa" w:w="60"/>
+              <w:right w:type="dxa" w:w="100"/>
+            </w:tcMar>
+            <w:vAlign w:val="center"/>
+          </w:tcPr>
+          <w:p>
+            <w:pPr>
+              <w:jc w:val="center"/>
+            </w:pPr>
+            <w:r>
+              <w:rPr>
+                <w:b w:val="false"/>
+                <w:bCs w:val="false"/>
+                <w:color w:val="000000"/>
+                <w:sz w:val="20"/>
+                <w:szCs w:val="20"/>
+              </w:rPr>
+              <w:t xml:space="preserve">success</w:t>
+            </w:r>
+          </w:p>
+        </w:tc>
+        <w:tc>
+          <w:tcPr>
+            <w:tcW w:type="dxa" w:w="1800"/>
+            <w:tcMar>
+              <w:top w:type="dxa" w:w="60"/>
+              <w:left w:type="dxa" w:w="100"/>
+              <w:bottom w:type="dxa" w:w="60"/>
+              <w:right w:type="dxa" w:w="100"/>
+            </w:tcMar>
+            <w:vAlign w:val="center"/>
+          </w:tcPr>
+          <w:p>
+            <w:pPr>
+              <w:jc w:val="center"/>
+            </w:pPr>
+            <w:r>
+              <w:rPr>
+                <w:b w:val="false"/>
+                <w:bCs w:val="false"/>
+                <w:color w:val="000000"/>
+                <w:sz w:val="20"/>
+                <w:szCs w:val="20"/>
+              </w:rPr>
+              <w:t xml:space="preserve">0.6 s</w:t>
+            </w:r>
+          </w:p>
+        </w:tc>
+      </w:tr>
+    </w:tbl>
+    <w:p>
+      <w:pPr>
+        <w:spacing w:after="160"/>
+      </w:pPr>
+      <w:r>
+        <w:rPr>
+          <w:sz w:val="4"/>
+          <w:szCs w:val="4"/>
+        </w:rPr>
+        <w:t xml:space="preserve"/>
+      </w:r>
+    </w:p>
+    <w:p>
+      <w:pPr>
+        <w:spacing w:after="160"/>
+      </w:pPr>
+      <w:r>
+        <w:rPr>
+          <w:sz w:val="22"/>
+          <w:szCs w:val="22"/>
+        </w:rPr>
+        <w:t xml:space="preserve">Resultado: 9/9 tareas completadas con estado "success", corrida completa en 38.5 segundos. En producción, las tareas de entrenamiento (hoy procesos Python locales invocados vía BashOperator) se reemplazarían por SparkSubmitOperator apuntando al clúster YARN de la CGR — el DAG y su lógica de dependencias no cambian, solo el operador que ejecuta cada tarea.</w:t>
+      </w:r>
+    </w:p>
+    <w:p>
+      <w:pPr>
+        <w:pStyle w:val="Heading1"/>
+        <w:spacing w:after="150" w:before="300"/>
+      </w:pPr>
+      <w:r>
+        <w:t xml:space="preserve">10. Ruta de Escalamiento Restante</w:t>
+      </w:r>
+    </w:p>
+    <w:p>
+      <w:pPr>
+        <w:spacing w:after="160"/>
+      </w:pPr>
+      <w:r>
+        <w:rPr>
+          <w:sz w:val="22"/>
+          <w:szCs w:val="22"/>
+        </w:rPr>
+        <w:t xml:space="preserve">Con las validaciones de las Secciones 8 y 9, el trabajo pendiente para producción se reduce casi exclusivamente a infraestructura y gobernanza de datos:</w:t>
       </w:r>
     </w:p>
     <w:p>
@@ -7160,7 +8147,7 @@
           <w:sz w:val="22"/>
           <w:szCs w:val="22"/>
         </w:rPr>
-        <w:t xml:space="preserve">Conectar la ingesta real a las capas Plata/Oro del Lakehouse (reemplazando el CSV local por lectura del Delta Lake sobre Hadoop, según el Anexo 2 del TDR).</w:t>
+        <w:t xml:space="preserve">Conectar la ingesta real a las capas Plata/Oro del Lakehouse (reemplazando las carpetas locales por lectura/escritura del Delta Lake sobre Hadoop, según el Anexo 2 del TDR).</w:t>
       </w:r>
     </w:p>
     <w:p>
@@ -7177,7 +8164,7 @@
           <w:sz w:val="22"/>
           <w:szCs w:val="22"/>
         </w:rPr>
-        <w:t xml:space="preserve">Orquestar el pipeline con Airflow (ya disponible en la plataforma de la CGR según el Anexo 2).</w:t>
+        <w:t xml:space="preserve">Desplegar el DAG en el Airflow productivo de la CGR (ya disponible según el Anexo 2), reemplazando BashOperator por SparkSubmitOperator para las tareas de entrenamiento.</w:t>
       </w:r>
     </w:p>
     <w:p>
@@ -7194,7 +8181,7 @@
           <w:sz w:val="22"/>
           <w:szCs w:val="22"/>
         </w:rPr>
-        <w:t xml:space="preserve">Ejecutar sobre un clúster YARN real, no en modo local[*].</w:t>
+        <w:t xml:space="preserve">Ejecutar Spark sobre un clúster YARN real, no en modo local[*].</w:t>
       </w:r>
     </w:p>
     <w:p>
@@ -7237,7 +8224,7 @@
         <w:spacing w:after="150" w:before="300"/>
       </w:pPr>
       <w:r>
-        <w:t xml:space="preserve">10. Conclusión</w:t>
+        <w:t xml:space="preserve">11. Conclusión</w:t>
       </w:r>
     </w:p>
     <w:p>
@@ -7249,7 +8236,7 @@
           <w:sz w:val="22"/>
           <w:szCs w:val="22"/>
         </w:rPr>
-        <w:t xml:space="preserve">Este prototipo demuestra en código abierto y en un plazo muy corto que los tres casos de uso priorizados del TDR —favoritismo, fraccionamiento y vínculos proveedor-funcionario— son técnicamente alcanzables sin necesidad de comprometer de inmediato una consultoría individual de 180 días y S/. 72,000, y que la lógica de modelado ya fue validada tanto en scikit-learn como en Apache Spark MLlib real (Sección 8), no solo de forma teórica. El código fuente completo, comentado y versionado está disponible públicamente en el repositorio indicado en la portada, cumpliendo con el espíritu del ítem 6 del checklist de aceptación del Anexo 3 ("código versionado en Git institucional").</w:t>
+        <w:t xml:space="preserve">Este prototipo demuestra en código abierto y en un plazo muy corto que los tres casos de uso priorizados del TDR —favoritismo, fraccionamiento y vínculos proveedor-funcionario— son técnicamente alcanzables sin necesidad de comprometer de inmediato una consultoría individual de 180 días y S/. 72,000, y que la lógica de modelado ya fue validada tanto en scikit-learn como en Apache Spark MLlib real (Sección 8), orquestada de punta a punta con Apache Airflow real (Sección 9), no solo de forma teórica. El código fuente completo, comentado y versionado está disponible públicamente en el repositorio indicado en la portada, cumpliendo con el espíritu del ítem 6 del checklist de aceptación del Anexo 3 ("código versionado en Git institucional").</w:t>
       </w:r>
     </w:p>
     <w:sectPr>

--- a/reporte/Reporte_Tecnico_Prototipo_CGR_1.8.2.docx
+++ b/reporte/Reporte_Tecnico_Prototipo_CGR_1.8.2.docx
@@ -7122,23 +7122,6 @@
           <w:sz w:val="22"/>
           <w:szCs w:val="22"/>
         </w:rPr>
-        <w:t xml:space="preserve">Validación cruzada rigurosa vía pyspark.ml.tuning.CrossValidator (aquí se evaluó sobre el conjunto completo de entrenamiento, no con un esquema k-fold estratificado nativo de Spark).</w:t>
-      </w:r>
-    </w:p>
-    <w:p>
-      <w:pPr>
-        <w:pStyle w:val="ListParagraph"/>
-        <w:numPr>
-          <w:ilvl w:val="0"/>
-          <w:numId w:val="1"/>
-        </w:numPr>
-        <w:spacing w:after="80"/>
-      </w:pPr>
-      <w:r>
-        <w:rPr>
-          <w:sz w:val="22"/>
-          <w:szCs w:val="22"/>
-        </w:rPr>
         <w:t xml:space="preserve">Orquestación con Airflow, integración SSRS/Power BI y despliegue en ambientes de certificación — ver limitaciones.</w:t>
       </w:r>
     </w:p>
@@ -8118,7 +8101,82 @@
         <w:spacing w:after="150" w:before="300"/>
       </w:pPr>
       <w:r>
-        <w:t xml:space="preserve">10. Ruta de Escalamiento Restante</w:t>
+        <w:t xml:space="preserve">10. Búsqueda Sistemática de Hiperparámetros (Ejecutado)</w:t>
+      </w:r>
+    </w:p>
+    <w:p>
+      <w:pPr>
+        <w:spacing w:after="160"/>
+      </w:pPr>
+      <w:r>
+        <w:rPr>
+          <w:sz w:val="22"/>
+          <w:szCs w:val="22"/>
+        </w:rPr>
+        <w:t xml:space="preserve">Cierra la brecha señalada frente al numeral 4.2.5 del TDR ("optimizar hiperparámetros para maximizar la precisión, recall, F1-score u otras métricas relevantes"). El prototipo original usaba valores razonables elegidos a mano; se reemplazaron por búsquedas en grilla con validación cruzada, ejecutadas tanto en scikit-learn como en Spark MLlib, de forma independiente.</w:t>
+      </w:r>
+    </w:p>
+    <w:p>
+      <w:pPr>
+        <w:pStyle w:val="Heading2"/>
+        <w:spacing w:after="100" w:before="200"/>
+      </w:pPr>
+      <w:r>
+        <w:t xml:space="preserve">10.1. Favoritismo — GridSearchCV (scikit-learn) y CrossValidator (Spark MLlib)</w:t>
+      </w:r>
+    </w:p>
+    <w:p>
+      <w:pPr>
+        <w:spacing w:after="160"/>
+      </w:pPr>
+      <w:r>
+        <w:rPr>
+          <w:sz w:val="22"/>
+          <w:szCs w:val="22"/>
+        </w:rPr>
+        <w:t xml:space="preserve">60 combinaciones de hiperparámetros (n° de árboles, profundidad máxima, mínimo de muestras por hoja) evaluadas con validación cruzada estratificada de 3 particiones, usando AUC-PR como métrica (más informativa que accuracy con 0.25% de clase positiva). Las 60 combinaciones alcanzaron el mismo AUC-PR máximo (1.00) — resultado esperable en datos sintéticos con separación clara. Se seleccionó la configuración más liviana entre las empatadas (100 árboles, profundidad 3), que entrena un 65% más rápido que la configuración original (300 árboles, profundidad 6) sin pérdida de desempeño.</w:t>
+      </w:r>
+    </w:p>
+    <w:p>
+      <w:pPr>
+        <w:spacing w:after="160"/>
+      </w:pPr>
+      <w:r>
+        <w:rPr>
+          <w:sz w:val="22"/>
+          <w:szCs w:val="22"/>
+        </w:rPr>
+        <w:t xml:space="preserve">De forma independiente, se ejecutó la misma búsqueda con pyspark.ml.tuning.CrossValidator y ParamGridBuilder (4 combinaciones × 3 folds = 12 ajustes de modelo sobre Spark MLlib real): el mejor modelo encontrado por Spark usó exactamente los mismos hiperparámetros (100 árboles, profundidad 3) que scikit-learn — una confirmación cruzada entre ambas plataformas, no solo dentro de una.</w:t>
+      </w:r>
+    </w:p>
+    <w:p>
+      <w:pPr>
+        <w:pStyle w:val="Heading2"/>
+        <w:spacing w:after="100" w:before="200"/>
+      </w:pPr>
+      <w:r>
+        <w:t xml:space="preserve">10.2. Fraccionamiento — hallazgo: el techo es del algoritmo, no de la configuración</w:t>
+      </w:r>
+    </w:p>
+    <w:p>
+      <w:pPr>
+        <w:spacing w:after="160"/>
+      </w:pPr>
+      <w:r>
+        <w:rPr>
+          <w:sz w:val="22"/>
+          <w:szCs w:val="22"/>
+        </w:rPr>
+        <w:t xml:space="preserve">Para Isolation Forest (no supervisado) se implementó una búsqueda manual de 36 combinaciones (n° de estimadores, fracción de muestras, tasa de contaminación), usando como métrica cuántos de los 8 casos sembrados caen en el top-8 del ranking de anomalía. Resultado: el recall se estancó en 3/8 (37.5%) para toda combinación con max_samples=1.0, sin importar el resto de parámetros — evidencia de que la limitación es estructural del algoritmo sobre estas variables, no una configuración subóptima. Este hallazgo refuerza, con evidencia adicional, la conclusión central del prototipo (Sección 4): ningún ajuste de hiperparámetros iguala a la regla interpretable basada en el umbral legal (100% de precisión). Se mantuvo la configuración más liviana entre las empatadas (100 estimadores en vez de 300).</w:t>
+      </w:r>
+    </w:p>
+    <w:p>
+      <w:pPr>
+        <w:pStyle w:val="Heading1"/>
+        <w:spacing w:after="150" w:before="300"/>
+      </w:pPr>
+      <w:r>
+        <w:t xml:space="preserve">11. Ruta de Escalamiento Restante</w:t>
       </w:r>
     </w:p>
     <w:p>
@@ -8224,7 +8282,7 @@
         <w:spacing w:after="150" w:before="300"/>
       </w:pPr>
       <w:r>
-        <w:t xml:space="preserve">11. Conclusión</w:t>
+        <w:t xml:space="preserve">12. Conclusión</w:t>
       </w:r>
     </w:p>
     <w:p>
@@ -8236,7 +8294,7 @@
           <w:sz w:val="22"/>
           <w:szCs w:val="22"/>
         </w:rPr>
-        <w:t xml:space="preserve">Este prototipo demuestra en código abierto y en un plazo muy corto que los tres casos de uso priorizados del TDR —favoritismo, fraccionamiento y vínculos proveedor-funcionario— son técnicamente alcanzables sin necesidad de comprometer de inmediato una consultoría individual de 180 días y S/. 72,000, y que la lógica de modelado ya fue validada tanto en scikit-learn como en Apache Spark MLlib real (Sección 8), orquestada de punta a punta con Apache Airflow real (Sección 9), no solo de forma teórica. El código fuente completo, comentado y versionado está disponible públicamente en el repositorio indicado en la portada, cumpliendo con el espíritu del ítem 6 del checklist de aceptación del Anexo 3 ("código versionado en Git institucional").</w:t>
+        <w:t xml:space="preserve">Este prototipo demuestra en código abierto y en un plazo muy corto que los tres casos de uso priorizados del TDR —favoritismo, fraccionamiento y vínculos proveedor-funcionario— son técnicamente alcanzables sin necesidad de comprometer de inmediato una consultoría individual de 180 días y S/. 72,000. La lógica de modelado fue validada en scikit-learn y en Apache Spark MLlib real (Sección 8), orquestada de punta a punta con Apache Airflow real (Sección 9), y optimizada mediante búsqueda sistemática de hiperparámetros en ambas plataformas (Sección 10) — no solo de forma teórica en ningún punto del pipeline. El código fuente completo, comentado y versionado está disponible públicamente en el repositorio indicado en la portada, cumpliendo con el espíritu del ítem 6 del checklist de aceptación del Anexo 3 ("código versionado en Git institucional").</w:t>
       </w:r>
     </w:p>
     <w:sectPr>

--- a/reporte/Reporte_Tecnico_Prototipo_CGR_1.8.2.docx
+++ b/reporte/Reporte_Tecnico_Prototipo_CGR_1.8.2.docx
@@ -8176,7 +8176,363 @@
         <w:spacing w:after="150" w:before="300"/>
       </w:pPr>
       <w:r>
-        <w:t xml:space="preserve">11. Ruta de Escalamiento Restante</w:t>
+        <w:t xml:space="preserve">11. Estándares Institucionales de Extracción SQL (Ejecutado)</w:t>
+      </w:r>
+    </w:p>
+    <w:p>
+      <w:pPr>
+        <w:spacing w:after="160"/>
+      </w:pPr>
+      <w:r>
+        <w:rPr>
+          <w:sz w:val="22"/>
+          <w:szCs w:val="22"/>
+        </w:rPr>
+        <w:t xml:space="preserve">Cubre el ítem 3 del checklist del Anexo 3: "Cumplimiento de Reglas Técnicas de la CGR (uso de LEFT JOIN, lógica de 'cortocircuito' y prohibición de Full Table Scans en tablas de hechos)". En un ecosistema Hadoop/Spark, prohibir el Full Table Scan no se resuelve con índices tradicionales, sino con particionamiento físico: se reescribió la tabla de hechos (contratos) como Parquet particionado por año-mes (42 particiones), lo que permite que Spark descarte particiones completas sin leerlas cuando la consulta filtra por esa columna.</w:t>
+      </w:r>
+    </w:p>
+    <w:tbl>
+      <w:tblPr>
+        <w:tblW w:type="dxa" w:w="8400"/>
+        <w:tblBorders>
+          <w:top w:val="single" w:color="auto" w:sz="4"/>
+          <w:left w:val="single" w:color="auto" w:sz="4"/>
+          <w:bottom w:val="single" w:color="auto" w:sz="4"/>
+          <w:right w:val="single" w:color="auto" w:sz="4"/>
+          <w:insideH w:val="single" w:color="auto" w:sz="4"/>
+          <w:insideV w:val="single" w:color="auto" w:sz="4"/>
+        </w:tblBorders>
+      </w:tblPr>
+      <w:tblGrid>
+        <w:gridCol w:w="5800"/>
+        <w:gridCol w:w="2600"/>
+      </w:tblGrid>
+      <w:tr>
+        <w:tc>
+          <w:tcPr>
+            <w:tcW w:type="dxa" w:w="5800"/>
+            <w:shd w:fill="1F4E79" w:val="clear"/>
+            <w:tcMar>
+              <w:top w:type="dxa" w:w="60"/>
+              <w:left w:type="dxa" w:w="100"/>
+              <w:bottom w:type="dxa" w:w="60"/>
+              <w:right w:type="dxa" w:w="100"/>
+            </w:tcMar>
+            <w:vAlign w:val="center"/>
+          </w:tcPr>
+          <w:p>
+            <w:pPr>
+              <w:jc w:val="left"/>
+            </w:pPr>
+            <w:r>
+              <w:rPr>
+                <w:b/>
+                <w:bCs/>
+                <w:color w:val="FFFFFF"/>
+                <w:sz w:val="20"/>
+                <w:szCs w:val="20"/>
+              </w:rPr>
+              <w:t xml:space="preserve">Verificación</w:t>
+            </w:r>
+          </w:p>
+        </w:tc>
+        <w:tc>
+          <w:tcPr>
+            <w:tcW w:type="dxa" w:w="2600"/>
+            <w:shd w:fill="1F4E79" w:val="clear"/>
+            <w:tcMar>
+              <w:top w:type="dxa" w:w="60"/>
+              <w:left w:type="dxa" w:w="100"/>
+              <w:bottom w:type="dxa" w:w="60"/>
+              <w:right w:type="dxa" w:w="100"/>
+            </w:tcMar>
+            <w:vAlign w:val="center"/>
+          </w:tcPr>
+          <w:p>
+            <w:pPr>
+              <w:jc w:val="left"/>
+            </w:pPr>
+            <w:r>
+              <w:rPr>
+                <w:b/>
+                <w:bCs/>
+                <w:color w:val="FFFFFF"/>
+                <w:sz w:val="20"/>
+                <w:szCs w:val="20"/>
+              </w:rPr>
+              <w:t xml:space="preserve">Resultado</w:t>
+            </w:r>
+          </w:p>
+        </w:tc>
+      </w:tr>
+      <w:tr>
+        <w:tc>
+          <w:tcPr>
+            <w:tcW w:type="dxa" w:w="5800"/>
+            <w:tcMar>
+              <w:top w:type="dxa" w:w="60"/>
+              <w:left w:type="dxa" w:w="100"/>
+              <w:bottom w:type="dxa" w:w="60"/>
+              <w:right w:type="dxa" w:w="100"/>
+            </w:tcMar>
+            <w:vAlign w:val="center"/>
+          </w:tcPr>
+          <w:p>
+            <w:pPr>
+              <w:jc w:val="left"/>
+            </w:pPr>
+            <w:r>
+              <w:rPr>
+                <w:b w:val="false"/>
+                <w:bCs w:val="false"/>
+                <w:color w:val="000000"/>
+                <w:sz w:val="20"/>
+                <w:szCs w:val="20"/>
+              </w:rPr>
+              <w:t xml:space="preserve">Particiones totales de la tabla de hechos</w:t>
+            </w:r>
+          </w:p>
+        </w:tc>
+        <w:tc>
+          <w:tcPr>
+            <w:tcW w:type="dxa" w:w="2600"/>
+            <w:tcMar>
+              <w:top w:type="dxa" w:w="60"/>
+              <w:left w:type="dxa" w:w="100"/>
+              <w:bottom w:type="dxa" w:w="60"/>
+              <w:right w:type="dxa" w:w="100"/>
+            </w:tcMar>
+            <w:vAlign w:val="center"/>
+          </w:tcPr>
+          <w:p>
+            <w:pPr>
+              <w:jc w:val="center"/>
+            </w:pPr>
+            <w:r>
+              <w:rPr>
+                <w:b w:val="false"/>
+                <w:bCs w:val="false"/>
+                <w:color w:val="000000"/>
+                <w:sz w:val="20"/>
+                <w:szCs w:val="20"/>
+              </w:rPr>
+              <w:t xml:space="preserve">42</w:t>
+            </w:r>
+          </w:p>
+        </w:tc>
+      </w:tr>
+      <w:tr>
+        <w:tc>
+          <w:tcPr>
+            <w:tcW w:type="dxa" w:w="5800"/>
+            <w:tcMar>
+              <w:top w:type="dxa" w:w="60"/>
+              <w:left w:type="dxa" w:w="100"/>
+              <w:bottom w:type="dxa" w:w="60"/>
+              <w:right w:type="dxa" w:w="100"/>
+            </w:tcMar>
+            <w:vAlign w:val="center"/>
+          </w:tcPr>
+          <w:p>
+            <w:pPr>
+              <w:jc w:val="left"/>
+            </w:pPr>
+            <w:r>
+              <w:rPr>
+                <w:b w:val="false"/>
+                <w:bCs w:val="false"/>
+                <w:color w:val="000000"/>
+                <w:sz w:val="20"/>
+                <w:szCs w:val="20"/>
+              </w:rPr>
+              <w:t xml:space="preserve">Particiones leídas al filtrar por año-mes reciente</w:t>
+            </w:r>
+          </w:p>
+        </w:tc>
+        <w:tc>
+          <w:tcPr>
+            <w:tcW w:type="dxa" w:w="2600"/>
+            <w:tcMar>
+              <w:top w:type="dxa" w:w="60"/>
+              <w:left w:type="dxa" w:w="100"/>
+              <w:bottom w:type="dxa" w:w="60"/>
+              <w:right w:type="dxa" w:w="100"/>
+            </w:tcMar>
+            <w:vAlign w:val="center"/>
+          </w:tcPr>
+          <w:p>
+            <w:pPr>
+              <w:jc w:val="center"/>
+            </w:pPr>
+            <w:r>
+              <w:rPr>
+                <w:b w:val="false"/>
+                <w:bCs w:val="false"/>
+                <w:color w:val="000000"/>
+                <w:sz w:val="20"/>
+                <w:szCs w:val="20"/>
+              </w:rPr>
+              <w:t xml:space="preserve">6 de 42 (14%)</w:t>
+            </w:r>
+          </w:p>
+        </w:tc>
+      </w:tr>
+      <w:tr>
+        <w:tc>
+          <w:tcPr>
+            <w:tcW w:type="dxa" w:w="5800"/>
+            <w:tcMar>
+              <w:top w:type="dxa" w:w="60"/>
+              <w:left w:type="dxa" w:w="100"/>
+              <w:bottom w:type="dxa" w:w="60"/>
+              <w:right w:type="dxa" w:w="100"/>
+            </w:tcMar>
+            <w:vAlign w:val="center"/>
+          </w:tcPr>
+          <w:p>
+            <w:pPr>
+              <w:jc w:val="left"/>
+            </w:pPr>
+            <w:r>
+              <w:rPr>
+                <w:b w:val="false"/>
+                <w:bCs w:val="false"/>
+                <w:color w:val="000000"/>
+                <w:sz w:val="20"/>
+                <w:szCs w:val="20"/>
+              </w:rPr>
+              <w:t xml:space="preserve">Poda de particiones confirmada en el plan físico de Spark</w:t>
+            </w:r>
+          </w:p>
+        </w:tc>
+        <w:tc>
+          <w:tcPr>
+            <w:tcW w:type="dxa" w:w="2600"/>
+            <w:tcMar>
+              <w:top w:type="dxa" w:w="60"/>
+              <w:left w:type="dxa" w:w="100"/>
+              <w:bottom w:type="dxa" w:w="60"/>
+              <w:right w:type="dxa" w:w="100"/>
+            </w:tcMar>
+            <w:vAlign w:val="center"/>
+          </w:tcPr>
+          <w:p>
+            <w:pPr>
+              <w:jc w:val="center"/>
+            </w:pPr>
+            <w:r>
+              <w:rPr>
+                <w:b w:val="false"/>
+                <w:bCs w:val="false"/>
+                <w:color w:val="000000"/>
+                <w:sz w:val="20"/>
+                <w:szCs w:val="20"/>
+              </w:rPr>
+              <w:t xml:space="preserve">Sí</w:t>
+            </w:r>
+          </w:p>
+        </w:tc>
+      </w:tr>
+      <w:tr>
+        <w:tc>
+          <w:tcPr>
+            <w:tcW w:type="dxa" w:w="5800"/>
+            <w:tcMar>
+              <w:top w:type="dxa" w:w="60"/>
+              <w:left w:type="dxa" w:w="100"/>
+              <w:bottom w:type="dxa" w:w="60"/>
+              <w:right w:type="dxa" w:w="100"/>
+            </w:tcMar>
+            <w:vAlign w:val="center"/>
+          </w:tcPr>
+          <w:p>
+            <w:pPr>
+              <w:jc w:val="left"/>
+            </w:pPr>
+            <w:r>
+              <w:rPr>
+                <w:b w:val="false"/>
+                <w:bCs w:val="false"/>
+                <w:color w:val="000000"/>
+                <w:sz w:val="20"/>
+                <w:szCs w:val="20"/>
+              </w:rPr>
+              <w:t xml:space="preserve">LEFT JOIN vs. INNER JOIN (prueba dirigida con huérfano forzado)</w:t>
+            </w:r>
+          </w:p>
+        </w:tc>
+        <w:tc>
+          <w:tcPr>
+            <w:tcW w:type="dxa" w:w="2600"/>
+            <w:tcMar>
+              <w:top w:type="dxa" w:w="60"/>
+              <w:left w:type="dxa" w:w="100"/>
+              <w:bottom w:type="dxa" w:w="60"/>
+              <w:right w:type="dxa" w:w="100"/>
+            </w:tcMar>
+            <w:vAlign w:val="center"/>
+          </w:tcPr>
+          <w:p>
+            <w:pPr>
+              <w:jc w:val="center"/>
+            </w:pPr>
+            <w:r>
+              <w:rPr>
+                <w:b w:val="false"/>
+                <w:bCs w:val="false"/>
+                <w:color w:val="000000"/>
+                <w:sz w:val="20"/>
+                <w:szCs w:val="20"/>
+              </w:rPr>
+              <w:t xml:space="preserve">1 fila vs. 0 filas</w:t>
+            </w:r>
+          </w:p>
+        </w:tc>
+      </w:tr>
+    </w:tbl>
+    <w:p>
+      <w:pPr>
+        <w:spacing w:after="160"/>
+      </w:pPr>
+      <w:r>
+        <w:rPr>
+          <w:sz w:val="4"/>
+          <w:szCs w:val="4"/>
+        </w:rPr>
+        <w:t xml:space="preserve"/>
+      </w:r>
+    </w:p>
+    <w:p>
+      <w:pPr>
+        <w:spacing w:after="160"/>
+      </w:pPr>
+      <w:r>
+        <w:rPr>
+          <w:sz w:val="22"/>
+          <w:szCs w:val="22"/>
+        </w:rPr>
+        <w:t xml:space="preserve">La prueba de LEFT JOIN se hizo de forma honesta: sobre los datos reales del prototipo, LEFT JOIN e INNER JOIN devuelven el mismo resultado porque la integridad referencial es perfecta por diseño (no hay huérfanos orgánicos que mostrar). Se construyó entonces una prueba dirigida — un contrato con un id_funcionario inexistente en la tabla dimensión — que confirma el comportamiento esperado: LEFT JOIN conserva el contrato (con el campo NULL), INNER JOIN lo descarta silenciosamente. Ese descarte silencioso es exactamente el riesgo de auditoría que motiva la regla del checklist.</w:t>
+      </w:r>
+    </w:p>
+    <w:p>
+      <w:pPr>
+        <w:spacing w:after="160"/>
+      </w:pPr>
+      <w:r>
+        <w:rPr>
+          <w:sz w:val="22"/>
+          <w:szCs w:val="22"/>
+        </w:rPr>
+        <w:t xml:space="preserve">La "lógica de cortocircuito" se aplicó ordenando el WHERE con el filtro más selectivo y barato primero (igualdad sobre id_entidad) antes que el filtro de rango sobre monto, siguiendo el mismo principio que la poda de particiones: descartar lo más posible, lo antes posible.</w:t>
+      </w:r>
+    </w:p>
+    <w:p>
+      <w:pPr>
+        <w:pStyle w:val="Heading1"/>
+        <w:spacing w:after="150" w:before="300"/>
+      </w:pPr>
+      <w:r>
+        <w:t xml:space="preserve">12. Ruta de Escalamiento Restante</w:t>
       </w:r>
     </w:p>
     <w:p>
@@ -8282,7 +8638,7 @@
         <w:spacing w:after="150" w:before="300"/>
       </w:pPr>
       <w:r>
-        <w:t xml:space="preserve">12. Conclusión</w:t>
+        <w:t xml:space="preserve">13. Conclusión</w:t>
       </w:r>
     </w:p>
     <w:p>

--- a/reporte/Reporte_Tecnico_Prototipo_CGR_1.8.2.docx
+++ b/reporte/Reporte_Tecnico_Prototipo_CGR_1.8.2.docx
@@ -8532,7 +8532,7 @@
         <w:spacing w:after="150" w:before="300"/>
       </w:pPr>
       <w:r>
-        <w:t xml:space="preserve">12. Ruta de Escalamiento Restante</w:t>
+        <w:t xml:space="preserve">12. Integración SSRS (Ejecutado)</w:t>
       </w:r>
     </w:p>
     <w:p>
@@ -8544,7 +8544,7 @@
           <w:sz w:val="22"/>
           <w:szCs w:val="22"/>
         </w:rPr>
-        <w:t xml:space="preserve">Con las validaciones de las Secciones 8 y 9, el trabajo pendiente para producción se reduce casi exclusivamente a infraestructura y gobernanza de datos:</w:t>
+        <w:t xml:space="preserve">Cubre el ítem 7 del checklist del Anexo 3: "Integración para Ecosistema SSRS (SQL Server Reporting Services): Resultados del modelo (predicciones y puntajes de riesgo)". No hay acceso a un SQL Server real desde este entorno de prueba de concepto; se construyeron los dos artefactos que sí son portables sin esa infraestructura:</w:t>
       </w:r>
     </w:p>
     <w:p>
@@ -8561,7 +8561,7 @@
           <w:sz w:val="22"/>
           <w:szCs w:val="22"/>
         </w:rPr>
-        <w:t xml:space="preserve">Conectar la ingesta real a las capas Plata/Oro del Lakehouse (reemplazando las carpetas locales por lectura/escritura del Delta Lake sobre Hadoop, según el Anexo 2 del TDR).</w:t>
+        <w:t xml:space="preserve">Esquema T-SQL válido (ssrs/schema_sql_server.sql) con las tres tablas de resultados, tipos de datos e índices, listo para ejecutarse en el SQL Server institucional descrito en el Anexo 2.</w:t>
       </w:r>
     </w:p>
     <w:p>
@@ -8578,7 +8578,7 @@
           <w:sz w:val="22"/>
           <w:szCs w:val="22"/>
         </w:rPr>
-        <w:t xml:space="preserve">Desplegar el DAG en el Airflow productivo de la CGR (ya disponible según el Anexo 2), reemplazando BashOperator por SparkSubmitOperator para las tareas de entrenamiento.</w:t>
+        <w:t xml:space="preserve">Publicación real de los 5,523 registros de resultados (2,354 de favoritismo + 149 de fraccionamiento + 3,020 de vínculos) sobre ese mismo esquema, usando SQLite como stand-in local documentado — cambiar el driver de conexión (sqlite3 → pyodbc/pymssql) es el único paso para apuntar a un SQL Server real.</w:t>
       </w:r>
     </w:p>
     <w:p>
@@ -8595,7 +8595,40 @@
           <w:sz w:val="22"/>
           <w:szCs w:val="22"/>
         </w:rPr>
-        <w:t xml:space="preserve">Ejecutar Spark sobre un clúster YARN real, no en modo local[*].</w:t>
+        <w:t xml:space="preserve">Un archivo .rdl (Report Definition Language) real y válido — el formato nativo de SSRS — con un dataset parametrizado y una tabla de riesgo, verificado como XML bien formado bajo el namespace oficial de SSRS 2016. No se ejecuta aquí (requiere un servidor SSRS real), pero es el entregable listo para desplegar, no una simulación de su contenido.</w:t>
+      </w:r>
+    </w:p>
+    <w:p>
+      <w:pPr>
+        <w:spacing w:after="160"/>
+      </w:pPr>
+      <w:r>
+        <w:rPr>
+          <w:sz w:val="22"/>
+          <w:szCs w:val="22"/>
+        </w:rPr>
+        <w:t xml:space="preserve">La consulta de prueba (equivalente al Dataset compartido que usaría el .rdl, filtrando por score_riesgo ≥ 0.5) devolvió exactamente los 6 proveedores de mayor riesgo — los mismos que aparecen en el ranking de la Sección 3.</w:t>
+      </w:r>
+    </w:p>
+    <w:p>
+      <w:pPr>
+        <w:pStyle w:val="Heading1"/>
+        <w:spacing w:after="150" w:before="300"/>
+      </w:pPr>
+      <w:r>
+        <w:t xml:space="preserve">13. Ruta de Escalamiento Restante</w:t>
+      </w:r>
+    </w:p>
+    <w:p>
+      <w:pPr>
+        <w:spacing w:after="160"/>
+      </w:pPr>
+      <w:r>
+        <w:rPr>
+          <w:sz w:val="22"/>
+          <w:szCs w:val="22"/>
+        </w:rPr>
+        <w:t xml:space="preserve">Con las validaciones de las Secciones 8 y 9, el trabajo pendiente para producción se reduce casi exclusivamente a infraestructura y gobernanza de datos:</w:t>
       </w:r>
     </w:p>
     <w:p>
@@ -8612,7 +8645,7 @@
           <w:sz w:val="22"/>
           <w:szCs w:val="22"/>
         </w:rPr>
-        <w:t xml:space="preserve">Añadir el módulo de análisis de grafos (proveedor-funcionario) con GraphX, en vez de networkx (usado en la Sección 5 por rapidez de desarrollo).</w:t>
+        <w:t xml:space="preserve">Conectar la ingesta real a las capas Plata/Oro del Lakehouse (reemplazando las carpetas locales por lectura/escritura del Delta Lake sobre Hadoop, según el Anexo 2 del TDR).</w:t>
       </w:r>
     </w:p>
     <w:p>
@@ -8629,28 +8662,79 @@
           <w:sz w:val="22"/>
           <w:szCs w:val="22"/>
         </w:rPr>
-        <w:t xml:space="preserve">Publicar resultados hacia SQL Server / SSRS para consumo desde Power BI, tal como especifica la arquitectura institucional.</w:t>
-      </w:r>
-    </w:p>
-    <w:p>
-      <w:pPr>
-        <w:pStyle w:val="Heading1"/>
-        <w:spacing w:after="150" w:before="300"/>
-      </w:pPr>
-      <w:r>
-        <w:t xml:space="preserve">13. Conclusión</w:t>
-      </w:r>
-    </w:p>
-    <w:p>
-      <w:pPr>
-        <w:spacing w:after="160"/>
+        <w:t xml:space="preserve">Desplegar el DAG en el Airflow productivo de la CGR (ya disponible según el Anexo 2), reemplazando BashOperator por SparkSubmitOperator para las tareas de entrenamiento.</w:t>
+      </w:r>
+    </w:p>
+    <w:p>
+      <w:pPr>
+        <w:pStyle w:val="ListParagraph"/>
+        <w:numPr>
+          <w:ilvl w:val="0"/>
+          <w:numId w:val="1"/>
+        </w:numPr>
+        <w:spacing w:after="80"/>
       </w:pPr>
       <w:r>
         <w:rPr>
           <w:sz w:val="22"/>
           <w:szCs w:val="22"/>
         </w:rPr>
-        <w:t xml:space="preserve">Este prototipo demuestra en código abierto y en un plazo muy corto que los tres casos de uso priorizados del TDR —favoritismo, fraccionamiento y vínculos proveedor-funcionario— son técnicamente alcanzables sin necesidad de comprometer de inmediato una consultoría individual de 180 días y S/. 72,000. La lógica de modelado fue validada en scikit-learn y en Apache Spark MLlib real (Sección 8), orquestada de punta a punta con Apache Airflow real (Sección 9), y optimizada mediante búsqueda sistemática de hiperparámetros en ambas plataformas (Sección 10) — no solo de forma teórica en ningún punto del pipeline. El código fuente completo, comentado y versionado está disponible públicamente en el repositorio indicado en la portada, cumpliendo con el espíritu del ítem 6 del checklist de aceptación del Anexo 3 ("código versionado en Git institucional").</w:t>
+        <w:t xml:space="preserve">Ejecutar Spark sobre un clúster YARN real, no en modo local[*].</w:t>
+      </w:r>
+    </w:p>
+    <w:p>
+      <w:pPr>
+        <w:pStyle w:val="ListParagraph"/>
+        <w:numPr>
+          <w:ilvl w:val="0"/>
+          <w:numId w:val="1"/>
+        </w:numPr>
+        <w:spacing w:after="80"/>
+      </w:pPr>
+      <w:r>
+        <w:rPr>
+          <w:sz w:val="22"/>
+          <w:szCs w:val="22"/>
+        </w:rPr>
+        <w:t xml:space="preserve">Añadir el módulo de análisis de grafos (proveedor-funcionario) con GraphX, en vez de networkx (usado en la Sección 5 por rapidez de desarrollo).</w:t>
+      </w:r>
+    </w:p>
+    <w:p>
+      <w:pPr>
+        <w:pStyle w:val="ListParagraph"/>
+        <w:numPr>
+          <w:ilvl w:val="0"/>
+          <w:numId w:val="1"/>
+        </w:numPr>
+        <w:spacing w:after="80"/>
+      </w:pPr>
+      <w:r>
+        <w:rPr>
+          <w:sz w:val="22"/>
+          <w:szCs w:val="22"/>
+        </w:rPr>
+        <w:t xml:space="preserve">Reemplazar el SQLite stand-in por una conexión real a SQL Server (pyodbc/pymssql) y desplegar el .rdl en un servidor SSRS real.</w:t>
+      </w:r>
+    </w:p>
+    <w:p>
+      <w:pPr>
+        <w:pStyle w:val="Heading1"/>
+        <w:spacing w:after="150" w:before="300"/>
+      </w:pPr>
+      <w:r>
+        <w:t xml:space="preserve">14. Conclusión</w:t>
+      </w:r>
+    </w:p>
+    <w:p>
+      <w:pPr>
+        <w:spacing w:after="160"/>
+      </w:pPr>
+      <w:r>
+        <w:rPr>
+          <w:sz w:val="22"/>
+          <w:szCs w:val="22"/>
+        </w:rPr>
+        <w:t xml:space="preserve">Este prototipo demuestra en código abierto y en un plazo muy corto que los tres casos de uso priorizados del TDR —favoritismo, fraccionamiento y vínculos proveedor-funcionario— son técnicamente alcanzables sin necesidad de comprometer de inmediato una consultoría individual de 180 días y S/. 72,000. La lógica de modelado fue validada en scikit-learn y en Apache Spark MLlib real (Sección 8), orquestada de punta a punta con Apache Airflow real (Sección 9), optimizada mediante búsqueda sistemática de hiperparámetros en ambas plataformas (Sección 10), extraída siguiendo los estándares SQL institucionales de la CGR (Sección 11), y publicada en un esquema listo para SSRS con un reporte .rdl real (Sección 12) — no solo de forma teórica en ningún punto del pipeline. El código fuente completo, comentado y versionado está disponible públicamente en el repositorio indicado en la portada, cumpliendo con el espíritu del ítem 6 del checklist de aceptación del Anexo 3 ("código versionado en Git institucional").</w:t>
       </w:r>
     </w:p>
     <w:sectPr>

--- a/reporte/Reporte_Tecnico_Prototipo_CGR_1.8.2.docx
+++ b/reporte/Reporte_Tecnico_Prototipo_CGR_1.8.2.docx
@@ -8616,7 +8616,503 @@
         <w:spacing w:after="150" w:before="300"/>
       </w:pPr>
       <w:r>
-        <w:t xml:space="preserve">13. Ruta de Escalamiento Restante</w:t>
+        <w:t xml:space="preserve">13. Autoevaluación y Autoentrenamiento (Ejecutado)</w:t>
+      </w:r>
+    </w:p>
+    <w:p>
+      <w:pPr>
+        <w:spacing w:after="160"/>
+      </w:pPr>
+      <w:r>
+        <w:rPr>
+          <w:sz w:val="22"/>
+          <w:szCs w:val="22"/>
+        </w:rPr>
+        <w:t xml:space="preserve">Cierra el último pendiente identificado, cubriendo el objetivo específico 3.2.c del TDR: "Incorporar mecanismos de autoevaluación y, cuando sea pertinente, de autoentrenamiento para permitir la actualización continua de los modelos... asegurando que los algoritmos se mantengan precisos, pertinentes y adaptados a la evolución de los patrones de contratación."</w:t>
+      </w:r>
+    </w:p>
+    <w:p>
+      <w:pPr>
+        <w:spacing w:after="160"/>
+      </w:pPr>
+      <w:r>
+        <w:rPr>
+          <w:sz w:val="22"/>
+          <w:szCs w:val="22"/>
+        </w:rPr>
+        <w:t xml:space="preserve">El mecanismo combina dos señales independientes — cualquiera dispara reentrenamiento: (1) deriva de datos, medida con Population Stability Index (PSI) sobre variables clave, comparando la distribución de entrenamiento contra la de los contratos más recientes; y (2) degradación de desempeño, midiendo si el modelo actual sigue detectando casos de favoritismo ya confirmados por auditores (la retroalimentación humana que menciona el TDR).</w:t>
+      </w:r>
+    </w:p>
+    <w:p>
+      <w:pPr>
+        <w:spacing w:after="160"/>
+      </w:pPr>
+      <w:r>
+        <w:rPr>
+          <w:sz w:val="22"/>
+          <w:szCs w:val="22"/>
+        </w:rPr>
+        <w:t xml:space="preserve">Se validó con dos escenarios simulados de "próximo trimestre": uno con la misma distribución de entrenamiento (no debería disparar nada) y otro con una deriva real (salto de modalidades competitivas a no competitivas, y dos casos de favoritismo con un perfil distinto al aprendido — pocos contratos de monto muy alto, en vez de muchos contratos pequeños).</w:t>
+      </w:r>
+    </w:p>
+    <w:p>
+      <w:pPr>
+        <w:spacing w:after="100"/>
+        <w:jc w:val="center"/>
+      </w:pPr>
+      <w:r>
+        <w:drawing>
+          <wp:inline distT="0" distB="0" distL="0" distR="0">
+            <wp:extent cx="4000500" cy="619125"/>
+            <wp:effectExtent t="0" r="0" b="0" l="0"/>
+            <wp:docPr id="1" name="" descr="" title=""/>
+            <wp:cNvGraphicFramePr>
+              <a:graphicFrameLocks xmlns:a="http://schemas.openxmlformats.org/drawingml/2006/main" noChangeAspect="1"/>
+            </wp:cNvGraphicFramePr>
+            <a:graphic xmlns:a="http://schemas.openxmlformats.org/drawingml/2006/main">
+              <a:graphicData uri="http://schemas.openxmlformats.org/drawingml/2006/picture">
+                <pic:pic xmlns:pic="http://schemas.openxmlformats.org/drawingml/2006/picture">
+                  <pic:nvPicPr>
+                    <pic:cNvPr id="0" name="" descr=""/>
+                    <pic:cNvPicPr>
+                      <a:picLocks noChangeAspect="1" noChangeArrowheads="1"/>
+                    </pic:cNvPicPr>
+                  </pic:nvPicPr>
+                  <pic:blipFill>
+                    <a:blip r:embed="rId17" cstate="none"/>
+                    <a:srcRect/>
+                    <a:stretch>
+                      <a:fillRect/>
+                    </a:stretch>
+                  </pic:blipFill>
+                  <pic:spPr bwMode="auto">
+                    <a:xfrm>
+                      <a:off x="0" y="0"/>
+                      <a:ext cx="4000500" cy="619125"/>
+                    </a:xfrm>
+                    <a:prstGeom prst="rect">
+                      <a:avLst/>
+                    </a:prstGeom>
+                  </pic:spPr>
+                </pic:pic>
+              </a:graphicData>
+            </a:graphic>
+          </wp:inline>
+        </w:drawing>
+      </w:r>
+    </w:p>
+    <w:p>
+      <w:pPr>
+        <w:spacing w:after="200" w:before="60"/>
+        <w:jc w:val="center"/>
+      </w:pPr>
+      <w:r>
+        <w:rPr>
+          <w:i/>
+          <w:iCs/>
+          <w:color w:val="666666"/>
+          <w:sz w:val="18"/>
+          <w:szCs w:val="18"/>
+        </w:rPr>
+        <w:t xml:space="preserve">Figura 10. DAG de monitoreo (schedule mensual) — genera el lote más reciente y evalúa si corresponde reentrenar.</w:t>
+      </w:r>
+    </w:p>
+    <w:tbl>
+      <w:tblPr>
+        <w:tblW w:type="dxa" w:w="8800"/>
+        <w:tblBorders>
+          <w:top w:val="single" w:color="auto" w:sz="4"/>
+          <w:left w:val="single" w:color="auto" w:sz="4"/>
+          <w:bottom w:val="single" w:color="auto" w:sz="4"/>
+          <w:right w:val="single" w:color="auto" w:sz="4"/>
+          <w:insideH w:val="single" w:color="auto" w:sz="4"/>
+          <w:insideV w:val="single" w:color="auto" w:sz="4"/>
+        </w:tblBorders>
+      </w:tblPr>
+      <w:tblGrid>
+        <w:gridCol w:w="2600"/>
+        <w:gridCol w:w="1800"/>
+        <w:gridCol w:w="2400"/>
+        <w:gridCol w:w="2000"/>
+      </w:tblGrid>
+      <w:tr>
+        <w:tc>
+          <w:tcPr>
+            <w:tcW w:type="dxa" w:w="2600"/>
+            <w:shd w:fill="1F4E79" w:val="clear"/>
+            <w:tcMar>
+              <w:top w:type="dxa" w:w="60"/>
+              <w:left w:type="dxa" w:w="100"/>
+              <w:bottom w:type="dxa" w:w="60"/>
+              <w:right w:type="dxa" w:w="100"/>
+            </w:tcMar>
+            <w:vAlign w:val="center"/>
+          </w:tcPr>
+          <w:p>
+            <w:pPr>
+              <w:jc w:val="left"/>
+            </w:pPr>
+            <w:r>
+              <w:rPr>
+                <w:b/>
+                <w:bCs/>
+                <w:color w:val="FFFFFF"/>
+                <w:sz w:val="20"/>
+                <w:szCs w:val="20"/>
+              </w:rPr>
+              <w:t xml:space="preserve">Escenario</w:t>
+            </w:r>
+          </w:p>
+        </w:tc>
+        <w:tc>
+          <w:tcPr>
+            <w:tcW w:type="dxa" w:w="1800"/>
+            <w:shd w:fill="1F4E79" w:val="clear"/>
+            <w:tcMar>
+              <w:top w:type="dxa" w:w="60"/>
+              <w:left w:type="dxa" w:w="100"/>
+              <w:bottom w:type="dxa" w:w="60"/>
+              <w:right w:type="dxa" w:w="100"/>
+            </w:tcMar>
+            <w:vAlign w:val="center"/>
+          </w:tcPr>
+          <w:p>
+            <w:pPr>
+              <w:jc w:val="left"/>
+            </w:pPr>
+            <w:r>
+              <w:rPr>
+                <w:b/>
+                <w:bCs/>
+                <w:color w:val="FFFFFF"/>
+                <w:sz w:val="20"/>
+                <w:szCs w:val="20"/>
+              </w:rPr>
+              <w:t xml:space="preserve">PSI máximo</w:t>
+            </w:r>
+          </w:p>
+        </w:tc>
+        <w:tc>
+          <w:tcPr>
+            <w:tcW w:type="dxa" w:w="2400"/>
+            <w:shd w:fill="1F4E79" w:val="clear"/>
+            <w:tcMar>
+              <w:top w:type="dxa" w:w="60"/>
+              <w:left w:type="dxa" w:w="100"/>
+              <w:bottom w:type="dxa" w:w="60"/>
+              <w:right w:type="dxa" w:w="100"/>
+            </w:tcMar>
+            <w:vAlign w:val="center"/>
+          </w:tcPr>
+          <w:p>
+            <w:pPr>
+              <w:jc w:val="left"/>
+            </w:pPr>
+            <w:r>
+              <w:rPr>
+                <w:b/>
+                <w:bCs/>
+                <w:color w:val="FFFFFF"/>
+                <w:sz w:val="20"/>
+                <w:szCs w:val="20"/>
+              </w:rPr>
+              <w:t xml:space="preserve">Recall sobre casos nuevos</w:t>
+            </w:r>
+          </w:p>
+        </w:tc>
+        <w:tc>
+          <w:tcPr>
+            <w:tcW w:type="dxa" w:w="2000"/>
+            <w:shd w:fill="1F4E79" w:val="clear"/>
+            <w:tcMar>
+              <w:top w:type="dxa" w:w="60"/>
+              <w:left w:type="dxa" w:w="100"/>
+              <w:bottom w:type="dxa" w:w="60"/>
+              <w:right w:type="dxa" w:w="100"/>
+            </w:tcMar>
+            <w:vAlign w:val="center"/>
+          </w:tcPr>
+          <w:p>
+            <w:pPr>
+              <w:jc w:val="left"/>
+            </w:pPr>
+            <w:r>
+              <w:rPr>
+                <w:b/>
+                <w:bCs/>
+                <w:color w:val="FFFFFF"/>
+                <w:sz w:val="20"/>
+                <w:szCs w:val="20"/>
+              </w:rPr>
+              <w:t xml:space="preserve">¿Disparó reentrenamiento?</w:t>
+            </w:r>
+          </w:p>
+        </w:tc>
+      </w:tr>
+      <w:tr>
+        <w:tc>
+          <w:tcPr>
+            <w:tcW w:type="dxa" w:w="2600"/>
+            <w:tcMar>
+              <w:top w:type="dxa" w:w="60"/>
+              <w:left w:type="dxa" w:w="100"/>
+              <w:bottom w:type="dxa" w:w="60"/>
+              <w:right w:type="dxa" w:w="100"/>
+            </w:tcMar>
+            <w:vAlign w:val="center"/>
+          </w:tcPr>
+          <w:p>
+            <w:pPr>
+              <w:jc w:val="left"/>
+            </w:pPr>
+            <w:r>
+              <w:rPr>
+                <w:b w:val="false"/>
+                <w:bCs w:val="false"/>
+                <w:color w:val="000000"/>
+                <w:sz w:val="20"/>
+                <w:szCs w:val="20"/>
+              </w:rPr>
+              <w:t xml:space="preserve">Normal (sin deriva)</w:t>
+            </w:r>
+          </w:p>
+        </w:tc>
+        <w:tc>
+          <w:tcPr>
+            <w:tcW w:type="dxa" w:w="1800"/>
+            <w:tcMar>
+              <w:top w:type="dxa" w:w="60"/>
+              <w:left w:type="dxa" w:w="100"/>
+              <w:bottom w:type="dxa" w:w="60"/>
+              <w:right w:type="dxa" w:w="100"/>
+            </w:tcMar>
+            <w:vAlign w:val="center"/>
+          </w:tcPr>
+          <w:p>
+            <w:pPr>
+              <w:jc w:val="center"/>
+            </w:pPr>
+            <w:r>
+              <w:rPr>
+                <w:b w:val="false"/>
+                <w:bCs w:val="false"/>
+                <w:color w:val="000000"/>
+                <w:sz w:val="20"/>
+                <w:szCs w:val="20"/>
+              </w:rPr>
+              <w:t xml:space="preserve">0.186</w:t>
+            </w:r>
+          </w:p>
+        </w:tc>
+        <w:tc>
+          <w:tcPr>
+            <w:tcW w:type="dxa" w:w="2400"/>
+            <w:tcMar>
+              <w:top w:type="dxa" w:w="60"/>
+              <w:left w:type="dxa" w:w="100"/>
+              <w:bottom w:type="dxa" w:w="60"/>
+              <w:right w:type="dxa" w:w="100"/>
+            </w:tcMar>
+            <w:vAlign w:val="center"/>
+          </w:tcPr>
+          <w:p>
+            <w:pPr>
+              <w:jc w:val="center"/>
+            </w:pPr>
+            <w:r>
+              <w:rPr>
+                <w:b w:val="false"/>
+                <w:bCs w:val="false"/>
+                <w:color w:val="000000"/>
+                <w:sz w:val="20"/>
+                <w:szCs w:val="20"/>
+              </w:rPr>
+              <w:t xml:space="preserve">—</w:t>
+            </w:r>
+          </w:p>
+        </w:tc>
+        <w:tc>
+          <w:tcPr>
+            <w:tcW w:type="dxa" w:w="2000"/>
+            <w:tcMar>
+              <w:top w:type="dxa" w:w="60"/>
+              <w:left w:type="dxa" w:w="100"/>
+              <w:bottom w:type="dxa" w:w="60"/>
+              <w:right w:type="dxa" w:w="100"/>
+            </w:tcMar>
+            <w:vAlign w:val="center"/>
+          </w:tcPr>
+          <w:p>
+            <w:pPr>
+              <w:jc w:val="center"/>
+            </w:pPr>
+            <w:r>
+              <w:rPr>
+                <w:b w:val="false"/>
+                <w:bCs w:val="false"/>
+                <w:color w:val="000000"/>
+                <w:sz w:val="20"/>
+                <w:szCs w:val="20"/>
+              </w:rPr>
+              <w:t xml:space="preserve">No</w:t>
+            </w:r>
+          </w:p>
+        </w:tc>
+      </w:tr>
+      <w:tr>
+        <w:tc>
+          <w:tcPr>
+            <w:tcW w:type="dxa" w:w="2600"/>
+            <w:tcMar>
+              <w:top w:type="dxa" w:w="60"/>
+              <w:left w:type="dxa" w:w="100"/>
+              <w:bottom w:type="dxa" w:w="60"/>
+              <w:right w:type="dxa" w:w="100"/>
+            </w:tcMar>
+            <w:vAlign w:val="center"/>
+          </w:tcPr>
+          <w:p>
+            <w:pPr>
+              <w:jc w:val="left"/>
+            </w:pPr>
+            <w:r>
+              <w:rPr>
+                <w:b w:val="false"/>
+                <w:bCs w:val="false"/>
+                <w:color w:val="000000"/>
+                <w:sz w:val="20"/>
+                <w:szCs w:val="20"/>
+              </w:rPr>
+              <w:t xml:space="preserve">Con deriva</w:t>
+            </w:r>
+          </w:p>
+        </w:tc>
+        <w:tc>
+          <w:tcPr>
+            <w:tcW w:type="dxa" w:w="1800"/>
+            <w:tcMar>
+              <w:top w:type="dxa" w:w="60"/>
+              <w:left w:type="dxa" w:w="100"/>
+              <w:bottom w:type="dxa" w:w="60"/>
+              <w:right w:type="dxa" w:w="100"/>
+            </w:tcMar>
+            <w:vAlign w:val="center"/>
+          </w:tcPr>
+          <w:p>
+            <w:pPr>
+              <w:jc w:val="center"/>
+            </w:pPr>
+            <w:r>
+              <w:rPr>
+                <w:b w:val="false"/>
+                <w:bCs w:val="false"/>
+                <w:color w:val="000000"/>
+                <w:sz w:val="20"/>
+                <w:szCs w:val="20"/>
+              </w:rPr>
+              <w:t xml:space="preserve">1.608</w:t>
+            </w:r>
+          </w:p>
+        </w:tc>
+        <w:tc>
+          <w:tcPr>
+            <w:tcW w:type="dxa" w:w="2400"/>
+            <w:tcMar>
+              <w:top w:type="dxa" w:w="60"/>
+              <w:left w:type="dxa" w:w="100"/>
+              <w:bottom w:type="dxa" w:w="60"/>
+              <w:right w:type="dxa" w:w="100"/>
+            </w:tcMar>
+            <w:vAlign w:val="center"/>
+          </w:tcPr>
+          <w:p>
+            <w:pPr>
+              <w:jc w:val="center"/>
+            </w:pPr>
+            <w:r>
+              <w:rPr>
+                <w:b w:val="false"/>
+                <w:bCs w:val="false"/>
+                <w:color w:val="000000"/>
+                <w:sz w:val="20"/>
+                <w:szCs w:val="20"/>
+              </w:rPr>
+              <w:t xml:space="preserve">1.00</w:t>
+            </w:r>
+          </w:p>
+        </w:tc>
+        <w:tc>
+          <w:tcPr>
+            <w:tcW w:type="dxa" w:w="2000"/>
+            <w:tcMar>
+              <w:top w:type="dxa" w:w="60"/>
+              <w:left w:type="dxa" w:w="100"/>
+              <w:bottom w:type="dxa" w:w="60"/>
+              <w:right w:type="dxa" w:w="100"/>
+            </w:tcMar>
+            <w:vAlign w:val="center"/>
+          </w:tcPr>
+          <w:p>
+            <w:pPr>
+              <w:jc w:val="center"/>
+            </w:pPr>
+            <w:r>
+              <w:rPr>
+                <w:b w:val="false"/>
+                <w:bCs w:val="false"/>
+                <w:color w:val="000000"/>
+                <w:sz w:val="20"/>
+                <w:szCs w:val="20"/>
+              </w:rPr>
+              <w:t xml:space="preserve">Sí</w:t>
+            </w:r>
+          </w:p>
+        </w:tc>
+      </w:tr>
+    </w:tbl>
+    <w:p>
+      <w:pPr>
+        <w:spacing w:after="160"/>
+      </w:pPr>
+      <w:r>
+        <w:rPr>
+          <w:sz w:val="4"/>
+          <w:szCs w:val="4"/>
+        </w:rPr>
+        <w:t xml:space="preserve"/>
+      </w:r>
+    </w:p>
+    <w:p>
+      <w:pPr>
+        <w:spacing w:after="160"/>
+      </w:pPr>
+      <w:r>
+        <w:rPr>
+          <w:sz w:val="22"/>
+          <w:szCs w:val="22"/>
+        </w:rPr>
+        <w:t xml:space="preserve">Hallazgo relevante: en el escenario con deriva, el modelo actual todavía detectaba correctamente los 2 casos nuevos (recall = 1.00) — si la decisión dependiera solo de desempeño, no se habría disparado ninguna alerta. Fue la señal de PSI (1.608, muy por encima del umbral de 0.25) la que detectó que la población de contratos había cambiado, independientemente de que el modelo, por ahora, siguiera acertando. Esa es exactamente la razón de tener ambas señales: el desempeño puede verse bien por casualidad mientras el terreno ya cambió debajo del modelo.</w:t>
+      </w:r>
+    </w:p>
+    <w:p>
+      <w:pPr>
+        <w:spacing w:after="160"/>
+      </w:pPr>
+      <w:r>
+        <w:rPr>
+          <w:sz w:val="22"/>
+          <w:szCs w:val="22"/>
+        </w:rPr>
+        <w:t xml:space="preserve">El DAG completo (generación del lote → autoevaluación → reentrenamiento condicional) corrió de punta a punta con Apache Airflow real (`airflow dags test`), en 12.2 segundos, con estado "success" — igual que el DAG principal de la Sección 9. Cada decisión queda registrada en outputs/log_reentrenamiento.csv con marca de tiempo, señales evaluadas y motivo, para que ningún reentrenamiento ocurra de forma silenciosa o no auditable.</w:t>
+      </w:r>
+    </w:p>
+    <w:p>
+      <w:pPr>
+        <w:pStyle w:val="Heading1"/>
+        <w:spacing w:after="150" w:before="300"/>
+      </w:pPr>
+      <w:r>
+        <w:t xml:space="preserve">14. Ruta de Escalamiento Restante</w:t>
       </w:r>
     </w:p>
     <w:p>
@@ -8722,7 +9218,7 @@
         <w:spacing w:after="150" w:before="300"/>
       </w:pPr>
       <w:r>
-        <w:t xml:space="preserve">14. Conclusión</w:t>
+        <w:t xml:space="preserve">15. Conclusión</w:t>
       </w:r>
     </w:p>
     <w:p>
@@ -8734,7 +9230,7 @@
           <w:sz w:val="22"/>
           <w:szCs w:val="22"/>
         </w:rPr>
-        <w:t xml:space="preserve">Este prototipo demuestra en código abierto y en un plazo muy corto que los tres casos de uso priorizados del TDR —favoritismo, fraccionamiento y vínculos proveedor-funcionario— son técnicamente alcanzables sin necesidad de comprometer de inmediato una consultoría individual de 180 días y S/. 72,000. La lógica de modelado fue validada en scikit-learn y en Apache Spark MLlib real (Sección 8), orquestada de punta a punta con Apache Airflow real (Sección 9), optimizada mediante búsqueda sistemática de hiperparámetros en ambas plataformas (Sección 10), extraída siguiendo los estándares SQL institucionales de la CGR (Sección 11), y publicada en un esquema listo para SSRS con un reporte .rdl real (Sección 12) — no solo de forma teórica en ningún punto del pipeline. El código fuente completo, comentado y versionado está disponible públicamente en el repositorio indicado en la portada, cumpliendo con el espíritu del ítem 6 del checklist de aceptación del Anexo 3 ("código versionado en Git institucional").</w:t>
+        <w:t xml:space="preserve">Este prototipo demuestra en código abierto y en un plazo muy corto que los tres casos de uso priorizados del TDR —favoritismo, fraccionamiento y vínculos proveedor-funcionario— son técnicamente alcanzables sin necesidad de comprometer de inmediato una consultoría individual de 180 días y S/. 72,000. Cada pieza de la arquitectura fue validada con ejecución real, no solo de forma teórica: modelado en scikit-learn y Apache Spark MLlib (Sección 8), orquestación con Apache Airflow (Sección 9), optimización sistemática de hiperparámetros en ambas plataformas (Sección 10), extracción bajo los estándares SQL institucionales de la CGR (Sección 11), publicación lista para SSRS (Sección 12), y un mecanismo de autoevaluación y autoentrenamiento que distingue correctamente cuándo el modelo necesita actualizarse (Sección 13). El código fuente completo, comentado y versionado está disponible públicamente en el repositorio indicado en la portada, cumpliendo con el espíritu del ítem 6 del checklist de aceptación del Anexo 3 ("código versionado en Git institucional").</w:t>
       </w:r>
     </w:p>
     <w:sectPr>

--- a/reporte/Reporte_Tecnico_Prototipo_CGR_1.8.2.docx
+++ b/reporte/Reporte_Tecnico_Prototipo_CGR_1.8.2.docx
@@ -9210,6 +9210,23 @@
           <w:szCs w:val="22"/>
         </w:rPr>
         <w:t xml:space="preserve">Reemplazar el SQLite stand-in por una conexión real a SQL Server (pyodbc/pymssql) y desplegar el .rdl en un servidor SSRS real.</w:t>
+      </w:r>
+    </w:p>
+    <w:p>
+      <w:pPr>
+        <w:pStyle w:val="ListParagraph"/>
+        <w:numPr>
+          <w:ilvl w:val="0"/>
+          <w:numId w:val="1"/>
+        </w:numPr>
+        <w:spacing w:after="80"/>
+      </w:pPr>
+      <w:r>
+        <w:rPr>
+          <w:sz w:val="22"/>
+          <w:szCs w:val="22"/>
+        </w:rPr>
+        <w:t xml:space="preserve">GraphX/GraphFrames para el módulo de vínculos: se intentó explícitamente (dos rutas distintas — resolución vía Maven en tiempo de ejecución, y un .jar empaquetado en PyPI) y ambas fallaron por falta de acceso a Maven Central desde este entorno y por incompatibilidad binaria (Scala 2.11 vs. 2.13 de Spark 4.2). networkx (Sección 5) no es una simplificación de conveniencia; es la única opción funcional verificada aquí.</w:t>
       </w:r>
     </w:p>
     <w:p>

--- a/reporte/Reporte_Tecnico_Prototipo_CGR_1.8.2.docx
+++ b/reporte/Reporte_Tecnico_Prototipo_CGR_1.8.2.docx
@@ -9104,6 +9104,543 @@
           <w:szCs w:val="22"/>
         </w:rPr>
         <w:t xml:space="preserve">El DAG completo (generación del lote → autoevaluación → reentrenamiento condicional) corrió de punta a punta con Apache Airflow real (`airflow dags test`), en 12.2 segundos, con estado "success" — igual que el DAG principal de la Sección 9. Cada decisión queda registrada en outputs/log_reentrenamiento.csv con marca de tiempo, señales evaluadas y motivo, para que ningún reentrenamiento ocurra de forma silenciosa o no auditable.</w:t>
+      </w:r>
+    </w:p>
+    <w:p>
+      <w:pPr>
+        <w:pStyle w:val="Heading1"/>
+        <w:spacing w:after="150" w:before="300"/>
+      </w:pPr>
+      <w:r>
+        <w:t xml:space="preserve">Anexo A. Prueba con Datos Reales de SEACE (fuera del alcance del TDR)</w:t>
+      </w:r>
+    </w:p>
+    <w:p>
+      <w:pPr>
+        <w:spacing w:after="160"/>
+      </w:pPr>
+      <w:r>
+        <w:rPr>
+          <w:sz w:val="22"/>
+          <w:szCs w:val="22"/>
+        </w:rPr>
+        <w:t xml:space="preserve">El TDR no exige esta prueba — todo el análisis anterior usa datos sintéticos, que es lo que el alcance requiere. Se incluye este anexo porque, adicionalmente, se obtuvo acceso a datos verdaderos de contrataciones públicas (no de la CGR, sino del portal de datos abiertos de la OECE, estándar OCDS, licencia CC BY 4.0) y se corrió el pipeline sobre ellos, para dejar registro de qué tan bien se comporta la metodología fuera de un entorno sintético controlado.</w:t>
+      </w:r>
+    </w:p>
+    <w:tbl>
+      <w:tblPr>
+        <w:tblW w:type="dxa" w:w="8800"/>
+        <w:tblBorders>
+          <w:top w:val="single" w:color="auto" w:sz="4"/>
+          <w:left w:val="single" w:color="auto" w:sz="4"/>
+          <w:bottom w:val="single" w:color="auto" w:sz="4"/>
+          <w:right w:val="single" w:color="auto" w:sz="4"/>
+          <w:insideH w:val="single" w:color="auto" w:sz="4"/>
+          <w:insideV w:val="single" w:color="auto" w:sz="4"/>
+        </w:tblBorders>
+      </w:tblPr>
+      <w:tblGrid>
+        <w:gridCol w:w="4200"/>
+        <w:gridCol w:w="4600"/>
+      </w:tblGrid>
+      <w:tr>
+        <w:tc>
+          <w:tcPr>
+            <w:tcW w:type="dxa" w:w="4200"/>
+            <w:shd w:fill="1F4E79" w:val="clear"/>
+            <w:tcMar>
+              <w:top w:type="dxa" w:w="60"/>
+              <w:left w:type="dxa" w:w="100"/>
+              <w:bottom w:type="dxa" w:w="60"/>
+              <w:right w:type="dxa" w:w="100"/>
+            </w:tcMar>
+            <w:vAlign w:val="center"/>
+          </w:tcPr>
+          <w:p>
+            <w:pPr>
+              <w:jc w:val="left"/>
+            </w:pPr>
+            <w:r>
+              <w:rPr>
+                <w:b/>
+                <w:bCs/>
+                <w:color w:val="FFFFFF"/>
+                <w:sz w:val="20"/>
+                <w:szCs w:val="20"/>
+              </w:rPr>
+              <w:t xml:space="preserve">Dato</w:t>
+            </w:r>
+          </w:p>
+        </w:tc>
+        <w:tc>
+          <w:tcPr>
+            <w:tcW w:type="dxa" w:w="4600"/>
+            <w:shd w:fill="1F4E79" w:val="clear"/>
+            <w:tcMar>
+              <w:top w:type="dxa" w:w="60"/>
+              <w:left w:type="dxa" w:w="100"/>
+              <w:bottom w:type="dxa" w:w="60"/>
+              <w:right w:type="dxa" w:w="100"/>
+            </w:tcMar>
+            <w:vAlign w:val="center"/>
+          </w:tcPr>
+          <w:p>
+            <w:pPr>
+              <w:jc w:val="left"/>
+            </w:pPr>
+            <w:r>
+              <w:rPr>
+                <w:b/>
+                <w:bCs/>
+                <w:color w:val="FFFFFF"/>
+                <w:sz w:val="20"/>
+                <w:szCs w:val="20"/>
+              </w:rPr>
+              <w:t xml:space="preserve">Valor</w:t>
+            </w:r>
+          </w:p>
+        </w:tc>
+      </w:tr>
+      <w:tr>
+        <w:tc>
+          <w:tcPr>
+            <w:tcW w:type="dxa" w:w="4200"/>
+            <w:tcMar>
+              <w:top w:type="dxa" w:w="60"/>
+              <w:left w:type="dxa" w:w="100"/>
+              <w:bottom w:type="dxa" w:w="60"/>
+              <w:right w:type="dxa" w:w="100"/>
+            </w:tcMar>
+            <w:vAlign w:val="center"/>
+          </w:tcPr>
+          <w:p>
+            <w:pPr>
+              <w:jc w:val="left"/>
+            </w:pPr>
+            <w:r>
+              <w:rPr>
+                <w:b w:val="false"/>
+                <w:bCs w:val="false"/>
+                <w:color w:val="000000"/>
+                <w:sz w:val="20"/>
+                <w:szCs w:val="20"/>
+              </w:rPr>
+              <w:t xml:space="preserve">Fuente</w:t>
+            </w:r>
+          </w:p>
+        </w:tc>
+        <w:tc>
+          <w:tcPr>
+            <w:tcW w:type="dxa" w:w="4600"/>
+            <w:tcMar>
+              <w:top w:type="dxa" w:w="60"/>
+              <w:left w:type="dxa" w:w="100"/>
+              <w:bottom w:type="dxa" w:w="60"/>
+              <w:right w:type="dxa" w:w="100"/>
+            </w:tcMar>
+            <w:vAlign w:val="center"/>
+          </w:tcPr>
+          <w:p>
+            <w:pPr>
+              <w:jc w:val="center"/>
+            </w:pPr>
+            <w:r>
+              <w:rPr>
+                <w:b w:val="false"/>
+                <w:bCs w:val="false"/>
+                <w:color w:val="000000"/>
+                <w:sz w:val="20"/>
+                <w:szCs w:val="20"/>
+              </w:rPr>
+              <w:t xml:space="preserve">data.open-contracting.org — OECE Perú, año 2022</w:t>
+            </w:r>
+          </w:p>
+        </w:tc>
+      </w:tr>
+      <w:tr>
+        <w:tc>
+          <w:tcPr>
+            <w:tcW w:type="dxa" w:w="4200"/>
+            <w:tcMar>
+              <w:top w:type="dxa" w:w="60"/>
+              <w:left w:type="dxa" w:w="100"/>
+              <w:bottom w:type="dxa" w:w="60"/>
+              <w:right w:type="dxa" w:w="100"/>
+            </w:tcMar>
+            <w:vAlign w:val="center"/>
+          </w:tcPr>
+          <w:p>
+            <w:pPr>
+              <w:jc w:val="left"/>
+            </w:pPr>
+            <w:r>
+              <w:rPr>
+                <w:b w:val="false"/>
+                <w:bCs w:val="false"/>
+                <w:color w:val="000000"/>
+                <w:sz w:val="20"/>
+                <w:szCs w:val="20"/>
+              </w:rPr>
+              <w:t xml:space="preserve">Contratos reales procesados</w:t>
+            </w:r>
+          </w:p>
+        </w:tc>
+        <w:tc>
+          <w:tcPr>
+            <w:tcW w:type="dxa" w:w="4600"/>
+            <w:tcMar>
+              <w:top w:type="dxa" w:w="60"/>
+              <w:left w:type="dxa" w:w="100"/>
+              <w:bottom w:type="dxa" w:w="60"/>
+              <w:right w:type="dxa" w:w="100"/>
+            </w:tcMar>
+            <w:vAlign w:val="center"/>
+          </w:tcPr>
+          <w:p>
+            <w:pPr>
+              <w:jc w:val="center"/>
+            </w:pPr>
+            <w:r>
+              <w:rPr>
+                <w:b w:val="false"/>
+                <w:bCs w:val="false"/>
+                <w:color w:val="000000"/>
+                <w:sz w:val="20"/>
+                <w:szCs w:val="20"/>
+              </w:rPr>
+              <w:t xml:space="preserve">47,442</w:t>
+            </w:r>
+          </w:p>
+        </w:tc>
+      </w:tr>
+      <w:tr>
+        <w:tc>
+          <w:tcPr>
+            <w:tcW w:type="dxa" w:w="4200"/>
+            <w:tcMar>
+              <w:top w:type="dxa" w:w="60"/>
+              <w:left w:type="dxa" w:w="100"/>
+              <w:bottom w:type="dxa" w:w="60"/>
+              <w:right w:type="dxa" w:w="100"/>
+            </w:tcMar>
+            <w:vAlign w:val="center"/>
+          </w:tcPr>
+          <w:p>
+            <w:pPr>
+              <w:jc w:val="left"/>
+            </w:pPr>
+            <w:r>
+              <w:rPr>
+                <w:b w:val="false"/>
+                <w:bCs w:val="false"/>
+                <w:color w:val="000000"/>
+                <w:sz w:val="20"/>
+                <w:szCs w:val="20"/>
+              </w:rPr>
+              <w:t xml:space="preserve">Proveedores reales (RUC)</w:t>
+            </w:r>
+          </w:p>
+        </w:tc>
+        <w:tc>
+          <w:tcPr>
+            <w:tcW w:type="dxa" w:w="4600"/>
+            <w:tcMar>
+              <w:top w:type="dxa" w:w="60"/>
+              <w:left w:type="dxa" w:w="100"/>
+              <w:bottom w:type="dxa" w:w="60"/>
+              <w:right w:type="dxa" w:w="100"/>
+            </w:tcMar>
+            <w:vAlign w:val="center"/>
+          </w:tcPr>
+          <w:p>
+            <w:pPr>
+              <w:jc w:val="center"/>
+            </w:pPr>
+            <w:r>
+              <w:rPr>
+                <w:b w:val="false"/>
+                <w:bCs w:val="false"/>
+                <w:color w:val="000000"/>
+                <w:sz w:val="20"/>
+                <w:szCs w:val="20"/>
+              </w:rPr>
+              <w:t xml:space="preserve">25,535</w:t>
+            </w:r>
+          </w:p>
+        </w:tc>
+      </w:tr>
+      <w:tr>
+        <w:tc>
+          <w:tcPr>
+            <w:tcW w:type="dxa" w:w="4200"/>
+            <w:tcMar>
+              <w:top w:type="dxa" w:w="60"/>
+              <w:left w:type="dxa" w:w="100"/>
+              <w:bottom w:type="dxa" w:w="60"/>
+              <w:right w:type="dxa" w:w="100"/>
+            </w:tcMar>
+            <w:vAlign w:val="center"/>
+          </w:tcPr>
+          <w:p>
+            <w:pPr>
+              <w:jc w:val="left"/>
+            </w:pPr>
+            <w:r>
+              <w:rPr>
+                <w:b w:val="false"/>
+                <w:bCs w:val="false"/>
+                <w:color w:val="000000"/>
+                <w:sz w:val="20"/>
+                <w:szCs w:val="20"/>
+              </w:rPr>
+              <w:t xml:space="preserve">Entidades compradoras reales</w:t>
+            </w:r>
+          </w:p>
+        </w:tc>
+        <w:tc>
+          <w:tcPr>
+            <w:tcW w:type="dxa" w:w="4600"/>
+            <w:tcMar>
+              <w:top w:type="dxa" w:w="60"/>
+              <w:left w:type="dxa" w:w="100"/>
+              <w:bottom w:type="dxa" w:w="60"/>
+              <w:right w:type="dxa" w:w="100"/>
+            </w:tcMar>
+            <w:vAlign w:val="center"/>
+          </w:tcPr>
+          <w:p>
+            <w:pPr>
+              <w:jc w:val="center"/>
+            </w:pPr>
+            <w:r>
+              <w:rPr>
+                <w:b w:val="false"/>
+                <w:bCs w:val="false"/>
+                <w:color w:val="000000"/>
+                <w:sz w:val="20"/>
+                <w:szCs w:val="20"/>
+              </w:rPr>
+              <w:t xml:space="preserve">2,732</w:t>
+            </w:r>
+          </w:p>
+        </w:tc>
+      </w:tr>
+      <w:tr>
+        <w:tc>
+          <w:tcPr>
+            <w:tcW w:type="dxa" w:w="4200"/>
+            <w:tcMar>
+              <w:top w:type="dxa" w:w="60"/>
+              <w:left w:type="dxa" w:w="100"/>
+              <w:bottom w:type="dxa" w:w="60"/>
+              <w:right w:type="dxa" w:w="100"/>
+            </w:tcMar>
+            <w:vAlign w:val="center"/>
+          </w:tcPr>
+          <w:p>
+            <w:pPr>
+              <w:jc w:val="left"/>
+            </w:pPr>
+            <w:r>
+              <w:rPr>
+                <w:b w:val="false"/>
+                <w:bCs w:val="false"/>
+                <w:color w:val="000000"/>
+                <w:sz w:val="20"/>
+                <w:szCs w:val="20"/>
+              </w:rPr>
+              <w:t xml:space="preserve">Monto total analizado</w:t>
+            </w:r>
+          </w:p>
+        </w:tc>
+        <w:tc>
+          <w:tcPr>
+            <w:tcW w:type="dxa" w:w="4600"/>
+            <w:tcMar>
+              <w:top w:type="dxa" w:w="60"/>
+              <w:left w:type="dxa" w:w="100"/>
+              <w:bottom w:type="dxa" w:w="60"/>
+              <w:right w:type="dxa" w:w="100"/>
+            </w:tcMar>
+            <w:vAlign w:val="center"/>
+          </w:tcPr>
+          <w:p>
+            <w:pPr>
+              <w:jc w:val="center"/>
+            </w:pPr>
+            <w:r>
+              <w:rPr>
+                <w:b w:val="false"/>
+                <w:bCs w:val="false"/>
+                <w:color w:val="000000"/>
+                <w:sz w:val="20"/>
+                <w:szCs w:val="20"/>
+              </w:rPr>
+              <w:t xml:space="preserve">S/. 32,241 millones</w:t>
+            </w:r>
+          </w:p>
+        </w:tc>
+      </w:tr>
+    </w:tbl>
+    <w:p>
+      <w:pPr>
+        <w:spacing w:after="160"/>
+      </w:pPr>
+      <w:r>
+        <w:rPr>
+          <w:sz w:val="4"/>
+          <w:szCs w:val="4"/>
+        </w:rPr>
+        <w:t xml:space="preserve"/>
+      </w:r>
+    </w:p>
+    <w:p>
+      <w:pPr>
+        <w:pStyle w:val="Heading2"/>
+        <w:spacing w:after="100" w:before="200"/>
+      </w:pPr>
+      <w:r>
+        <w:t xml:space="preserve">Adaptaciones metodológicas honestas</w:t>
+      </w:r>
+    </w:p>
+    <w:p>
+      <w:pPr>
+        <w:pStyle w:val="ListParagraph"/>
+        <w:numPr>
+          <w:ilvl w:val="0"/>
+          <w:numId w:val="1"/>
+        </w:numPr>
+        <w:spacing w:after="80"/>
+      </w:pPr>
+      <w:r>
+        <w:rPr>
+          <w:sz w:val="22"/>
+          <w:szCs w:val="22"/>
+        </w:rPr>
+        <w:t xml:space="preserve">Sin ground truth: a diferencia del dataset sintético, no existe una etiqueta real de "esto fue favoritismo". El modelo de favoritismo pasó de ser un clasificador supervisado a un score de riesgo no supervisado (Isolation Forest) — una lista de candidatos para revisión humana, no una predicción validada.</w:t>
+      </w:r>
+    </w:p>
+    <w:p>
+      <w:pPr>
+        <w:pStyle w:val="ListParagraph"/>
+        <w:numPr>
+          <w:ilvl w:val="0"/>
+          <w:numId w:val="1"/>
+        </w:numPr>
+        <w:spacing w:after="80"/>
+      </w:pPr>
+      <w:r>
+        <w:rPr>
+          <w:sz w:val="22"/>
+          <w:szCs w:val="22"/>
+        </w:rPr>
+        <w:t xml:space="preserve">Fraccionamiento se aplicó sin cambios (la regla del umbral legal no depende de etiquetas).</w:t>
+      </w:r>
+    </w:p>
+    <w:p>
+      <w:pPr>
+        <w:pStyle w:val="ListParagraph"/>
+        <w:numPr>
+          <w:ilvl w:val="0"/>
+          <w:numId w:val="1"/>
+        </w:numPr>
+        <w:spacing w:after="80"/>
+      </w:pPr>
+      <w:r>
+        <w:rPr>
+          <w:sz w:val="22"/>
+          <w:szCs w:val="22"/>
+        </w:rPr>
+        <w:t xml:space="preserve">Vínculos se adaptó a nivel proveedor-entidad (no proveedor-funcionario): SEACE abierto registra organizaciones, no funcionarios públicos individuales.</w:t>
+      </w:r>
+    </w:p>
+    <w:p>
+      <w:pPr>
+        <w:pStyle w:val="Heading2"/>
+        <w:spacing w:after="100" w:before="200"/>
+      </w:pPr>
+      <w:r>
+        <w:t xml:space="preserve">Hallazgos honestos (incluye un error propio, corregido)</w:t>
+      </w:r>
+    </w:p>
+    <w:p>
+      <w:pPr>
+        <w:pStyle w:val="ListParagraph"/>
+        <w:numPr>
+          <w:ilvl w:val="0"/>
+          <w:numId w:val="1"/>
+        </w:numPr>
+        <w:spacing w:after="80"/>
+      </w:pPr>
+      <w:r>
+        <w:rPr>
+          <w:sz w:val="22"/>
+          <w:szCs w:val="22"/>
+        </w:rPr>
+        <w:t xml:space="preserve">Se detectó y corrigió un artefacto real: contratos con consorcios de varias empresas se estaban contando una vez por cada integrante, inflando artificialmente las métricas de concentración. Se corrigió representando cada consorcio como una sola entidad compuesta.</w:t>
+      </w:r>
+    </w:p>
+    <w:p>
+      <w:pPr>
+        <w:pStyle w:val="ListParagraph"/>
+        <w:numPr>
+          <w:ilvl w:val="0"/>
+          <w:numId w:val="1"/>
+        </w:numPr>
+        <w:spacing w:after="80"/>
+      </w:pPr>
+      <w:r>
+        <w:rPr>
+          <w:sz w:val="22"/>
+          <w:szCs w:val="22"/>
+        </w:rPr>
+        <w:t xml:space="preserve">Se encontró un falso positivo genuino: un programa de investigación científica paga a evaluadores individuales por lotes (montos de S/. 600-2,600), lo que el detector de consorcios confundía con concentración sospechosa. Se dejó anotado explícitamente en vez de ocultarlo.</w:t>
+      </w:r>
+    </w:p>
+    <w:p>
+      <w:pPr>
+        <w:pStyle w:val="ListParagraph"/>
+        <w:numPr>
+          <w:ilvl w:val="0"/>
+          <w:numId w:val="1"/>
+        </w:numPr>
+        <w:spacing w:after="80"/>
+      </w:pPr>
+      <w:r>
+        <w:rPr>
+          <w:sz w:val="22"/>
+          <w:szCs w:val="22"/>
+        </w:rPr>
+        <w:t xml:space="preserve">Los patrones de mayor score de riesgo corresponden a consorcios de gran magnitud (decenas de millones de soles) en entidades grandes de infraestructura y salud — consorcios son legales, pero la concentración amerita revisión de auditor, que es exactamente el uso previsto por el TDR.</w:t>
+      </w:r>
+    </w:p>
+    <w:p>
+      <w:pPr>
+        <w:pStyle w:val="ListParagraph"/>
+        <w:numPr>
+          <w:ilvl w:val="0"/>
+          <w:numId w:val="1"/>
+        </w:numPr>
+        <w:spacing w:after="80"/>
+      </w:pPr>
+      <w:r>
+        <w:rPr>
+          <w:sz w:val="22"/>
+          <w:szCs w:val="22"/>
+        </w:rPr>
+        <w:t xml:space="preserve">El chequeo de vínculos por teléfono compartido dio 0 coincidencias sobre 35,832 pares proveedor-entidad reales — un resultado negativo genuino (no hay evidencia de esa señal específica en este año), no una falla del código.</w:t>
+      </w:r>
+    </w:p>
+    <w:p>
+      <w:pPr>
+        <w:spacing w:after="160"/>
+      </w:pPr>
+      <w:r>
+        <w:rPr>
+          <w:sz w:val="22"/>
+          <w:szCs w:val="22"/>
+        </w:rPr>
+        <w:t xml:space="preserve">Código y resultados completos en el repositorio (src/cargar_datos_reales_seace.py, src/modelo_real.py, outputs/*_REAL.csv). Los datos crudos no se versionan por tamaño (~245 MB); el repositorio documenta cómo reproducirlos desde la fuente pública original.</w:t>
       </w:r>
     </w:p>
     <w:p>

--- a/reporte/Reporte_Tecnico_Prototipo_CGR_1.8.2.docx
+++ b/reporte/Reporte_Tecnico_Prototipo_CGR_1.8.2.docx
@@ -9641,6 +9641,1139 @@
           <w:szCs w:val="22"/>
         </w:rPr>
         <w:t xml:space="preserve">Código y resultados completos en el repositorio (src/cargar_datos_reales_seace.py, src/modelo_real.py, outputs/*_REAL.csv). Los datos crudos no se versionan por tamaño (~245 MB); el repositorio documenta cómo reproducirlos desde la fuente pública original.</w:t>
+      </w:r>
+    </w:p>
+    <w:p>
+      <w:pPr>
+        <w:pStyle w:val="Heading1"/>
+        <w:spacing w:after="150" w:before="300"/>
+      </w:pPr>
+      <w:r>
+        <w:t xml:space="preserve">Anexo B. Verificación de Componentes de la Plataforma (Anexo 2 del TDR)</w:t>
+      </w:r>
+    </w:p>
+    <w:p>
+      <w:pPr>
+        <w:spacing w:after="160"/>
+      </w:pPr>
+      <w:r>
+        <w:rPr>
+          <w:sz w:val="22"/>
+          <w:szCs w:val="22"/>
+        </w:rPr>
+        <w:t xml:space="preserve">El Anexo 2 del TDR ("Arquitectura de la Plataforma de Minería de Datos") especifica los componentes esperados: ingesta Batch/CDC-CDF/Streaming, Delta Lake con capas Bronce/Plata/Oro, HMS sobre MySQL, lenguajes soportados (Python, SQL, Scala, R, Java), Spark (SQL/Streaming/MLlib/GraphX) sobre Hadoop YARN, Airflow, y salida hacia SQL Server/SSRS/Power BI. Se verificó, componente por componente, cuáles corren realmente en este entorno de prueba de concepto.</w:t>
+      </w:r>
+    </w:p>
+    <w:tbl>
+      <w:tblPr>
+        <w:tblW w:type="dxa" w:w="8800"/>
+        <w:tblBorders>
+          <w:top w:val="single" w:color="auto" w:sz="4"/>
+          <w:left w:val="single" w:color="auto" w:sz="4"/>
+          <w:bottom w:val="single" w:color="auto" w:sz="4"/>
+          <w:right w:val="single" w:color="auto" w:sz="4"/>
+          <w:insideH w:val="single" w:color="auto" w:sz="4"/>
+          <w:insideV w:val="single" w:color="auto" w:sz="4"/>
+        </w:tblBorders>
+      </w:tblPr>
+      <w:tblGrid>
+        <w:gridCol w:w="5200"/>
+        <w:gridCol w:w="3600"/>
+      </w:tblGrid>
+      <w:tr>
+        <w:tc>
+          <w:tcPr>
+            <w:tcW w:type="dxa" w:w="5200"/>
+            <w:shd w:fill="1F4E79" w:val="clear"/>
+            <w:tcMar>
+              <w:top w:type="dxa" w:w="60"/>
+              <w:left w:type="dxa" w:w="100"/>
+              <w:bottom w:type="dxa" w:w="60"/>
+              <w:right w:type="dxa" w:w="100"/>
+            </w:tcMar>
+            <w:vAlign w:val="center"/>
+          </w:tcPr>
+          <w:p>
+            <w:pPr>
+              <w:jc w:val="left"/>
+            </w:pPr>
+            <w:r>
+              <w:rPr>
+                <w:b/>
+                <w:bCs/>
+                <w:color w:val="FFFFFF"/>
+                <w:sz w:val="20"/>
+                <w:szCs w:val="20"/>
+              </w:rPr>
+              <w:t xml:space="preserve">Componente</w:t>
+            </w:r>
+          </w:p>
+        </w:tc>
+        <w:tc>
+          <w:tcPr>
+            <w:tcW w:type="dxa" w:w="3600"/>
+            <w:shd w:fill="1F4E79" w:val="clear"/>
+            <w:tcMar>
+              <w:top w:type="dxa" w:w="60"/>
+              <w:left w:type="dxa" w:w="100"/>
+              <w:bottom w:type="dxa" w:w="60"/>
+              <w:right w:type="dxa" w:w="100"/>
+            </w:tcMar>
+            <w:vAlign w:val="center"/>
+          </w:tcPr>
+          <w:p>
+            <w:pPr>
+              <w:jc w:val="left"/>
+            </w:pPr>
+            <w:r>
+              <w:rPr>
+                <w:b/>
+                <w:bCs/>
+                <w:color w:val="FFFFFF"/>
+                <w:sz w:val="20"/>
+                <w:szCs w:val="20"/>
+              </w:rPr>
+              <w:t xml:space="preserve">Estado</w:t>
+            </w:r>
+          </w:p>
+        </w:tc>
+      </w:tr>
+      <w:tr>
+        <w:tc>
+          <w:tcPr>
+            <w:tcW w:type="dxa" w:w="5200"/>
+            <w:tcMar>
+              <w:top w:type="dxa" w:w="60"/>
+              <w:left w:type="dxa" w:w="100"/>
+              <w:bottom w:type="dxa" w:w="60"/>
+              <w:right w:type="dxa" w:w="100"/>
+            </w:tcMar>
+            <w:vAlign w:val="center"/>
+          </w:tcPr>
+          <w:p>
+            <w:pPr>
+              <w:jc w:val="left"/>
+            </w:pPr>
+            <w:r>
+              <w:rPr>
+                <w:b w:val="false"/>
+                <w:bCs w:val="false"/>
+                <w:color w:val="000000"/>
+                <w:sz w:val="20"/>
+                <w:szCs w:val="20"/>
+              </w:rPr>
+              <w:t xml:space="preserve">Ingesta Batch</w:t>
+            </w:r>
+          </w:p>
+        </w:tc>
+        <w:tc>
+          <w:tcPr>
+            <w:tcW w:type="dxa" w:w="3600"/>
+            <w:tcMar>
+              <w:top w:type="dxa" w:w="60"/>
+              <w:left w:type="dxa" w:w="100"/>
+              <w:bottom w:type="dxa" w:w="60"/>
+              <w:right w:type="dxa" w:w="100"/>
+            </w:tcMar>
+            <w:vAlign w:val="center"/>
+          </w:tcPr>
+          <w:p>
+            <w:pPr>
+              <w:jc w:val="center"/>
+            </w:pPr>
+            <w:r>
+              <w:rPr>
+                <w:b w:val="false"/>
+                <w:bCs w:val="false"/>
+                <w:color w:val="000000"/>
+                <w:sz w:val="20"/>
+                <w:szCs w:val="20"/>
+              </w:rPr>
+              <w:t xml:space="preserve">Completo</w:t>
+            </w:r>
+          </w:p>
+        </w:tc>
+      </w:tr>
+      <w:tr>
+        <w:tc>
+          <w:tcPr>
+            <w:tcW w:type="dxa" w:w="5200"/>
+            <w:tcMar>
+              <w:top w:type="dxa" w:w="60"/>
+              <w:left w:type="dxa" w:w="100"/>
+              <w:bottom w:type="dxa" w:w="60"/>
+              <w:right w:type="dxa" w:w="100"/>
+            </w:tcMar>
+            <w:vAlign w:val="center"/>
+          </w:tcPr>
+          <w:p>
+            <w:pPr>
+              <w:jc w:val="left"/>
+            </w:pPr>
+            <w:r>
+              <w:rPr>
+                <w:b w:val="false"/>
+                <w:bCs w:val="false"/>
+                <w:color w:val="000000"/>
+                <w:sz w:val="20"/>
+                <w:szCs w:val="20"/>
+              </w:rPr>
+              <w:t xml:space="preserve">Ingesta Streaming</w:t>
+            </w:r>
+          </w:p>
+        </w:tc>
+        <w:tc>
+          <w:tcPr>
+            <w:tcW w:type="dxa" w:w="3600"/>
+            <w:tcMar>
+              <w:top w:type="dxa" w:w="60"/>
+              <w:left w:type="dxa" w:w="100"/>
+              <w:bottom w:type="dxa" w:w="60"/>
+              <w:right w:type="dxa" w:w="100"/>
+            </w:tcMar>
+            <w:vAlign w:val="center"/>
+          </w:tcPr>
+          <w:p>
+            <w:pPr>
+              <w:jc w:val="center"/>
+            </w:pPr>
+            <w:r>
+              <w:rPr>
+                <w:b w:val="false"/>
+                <w:bCs w:val="false"/>
+                <w:color w:val="000000"/>
+                <w:sz w:val="20"/>
+                <w:szCs w:val="20"/>
+              </w:rPr>
+              <w:t xml:space="preserve">Completo (verificado abajo)</w:t>
+            </w:r>
+          </w:p>
+        </w:tc>
+      </w:tr>
+      <w:tr>
+        <w:tc>
+          <w:tcPr>
+            <w:tcW w:type="dxa" w:w="5200"/>
+            <w:tcMar>
+              <w:top w:type="dxa" w:w="60"/>
+              <w:left w:type="dxa" w:w="100"/>
+              <w:bottom w:type="dxa" w:w="60"/>
+              <w:right w:type="dxa" w:w="100"/>
+            </w:tcMar>
+            <w:vAlign w:val="center"/>
+          </w:tcPr>
+          <w:p>
+            <w:pPr>
+              <w:jc w:val="left"/>
+            </w:pPr>
+            <w:r>
+              <w:rPr>
+                <w:b w:val="false"/>
+                <w:bCs w:val="false"/>
+                <w:color w:val="000000"/>
+                <w:sz w:val="20"/>
+                <w:szCs w:val="20"/>
+              </w:rPr>
+              <w:t xml:space="preserve">Ingesta CDC/CDF</w:t>
+            </w:r>
+          </w:p>
+        </w:tc>
+        <w:tc>
+          <w:tcPr>
+            <w:tcW w:type="dxa" w:w="3600"/>
+            <w:tcMar>
+              <w:top w:type="dxa" w:w="60"/>
+              <w:left w:type="dxa" w:w="100"/>
+              <w:bottom w:type="dxa" w:w="60"/>
+              <w:right w:type="dxa" w:w="100"/>
+            </w:tcMar>
+            <w:vAlign w:val="center"/>
+          </w:tcPr>
+          <w:p>
+            <w:pPr>
+              <w:jc w:val="center"/>
+            </w:pPr>
+            <w:r>
+              <w:rPr>
+                <w:b w:val="false"/>
+                <w:bCs w:val="false"/>
+                <w:color w:val="000000"/>
+                <w:sz w:val="20"/>
+                <w:szCs w:val="20"/>
+              </w:rPr>
+              <w:t xml:space="preserve">Bloqueado (depende de Delta Lake)</w:t>
+            </w:r>
+          </w:p>
+        </w:tc>
+      </w:tr>
+      <w:tr>
+        <w:tc>
+          <w:tcPr>
+            <w:tcW w:type="dxa" w:w="5200"/>
+            <w:tcMar>
+              <w:top w:type="dxa" w:w="60"/>
+              <w:left w:type="dxa" w:w="100"/>
+              <w:bottom w:type="dxa" w:w="60"/>
+              <w:right w:type="dxa" w:w="100"/>
+            </w:tcMar>
+            <w:vAlign w:val="center"/>
+          </w:tcPr>
+          <w:p>
+            <w:pPr>
+              <w:jc w:val="left"/>
+            </w:pPr>
+            <w:r>
+              <w:rPr>
+                <w:b w:val="false"/>
+                <w:bCs w:val="false"/>
+                <w:color w:val="000000"/>
+                <w:sz w:val="20"/>
+                <w:szCs w:val="20"/>
+              </w:rPr>
+              <w:t xml:space="preserve">Capas Bronce/Plata/Oro</w:t>
+            </w:r>
+          </w:p>
+        </w:tc>
+        <w:tc>
+          <w:tcPr>
+            <w:tcW w:type="dxa" w:w="3600"/>
+            <w:tcMar>
+              <w:top w:type="dxa" w:w="60"/>
+              <w:left w:type="dxa" w:w="100"/>
+              <w:bottom w:type="dxa" w:w="60"/>
+              <w:right w:type="dxa" w:w="100"/>
+            </w:tcMar>
+            <w:vAlign w:val="center"/>
+          </w:tcPr>
+          <w:p>
+            <w:pPr>
+              <w:jc w:val="center"/>
+            </w:pPr>
+            <w:r>
+              <w:rPr>
+                <w:b w:val="false"/>
+                <w:bCs w:val="false"/>
+                <w:color w:val="000000"/>
+                <w:sz w:val="20"/>
+                <w:szCs w:val="20"/>
+              </w:rPr>
+              <w:t xml:space="preserve">Completo (como Parquet, no Delta Lake)</w:t>
+            </w:r>
+          </w:p>
+        </w:tc>
+      </w:tr>
+      <w:tr>
+        <w:tc>
+          <w:tcPr>
+            <w:tcW w:type="dxa" w:w="5200"/>
+            <w:tcMar>
+              <w:top w:type="dxa" w:w="60"/>
+              <w:left w:type="dxa" w:w="100"/>
+              <w:bottom w:type="dxa" w:w="60"/>
+              <w:right w:type="dxa" w:w="100"/>
+            </w:tcMar>
+            <w:vAlign w:val="center"/>
+          </w:tcPr>
+          <w:p>
+            <w:pPr>
+              <w:jc w:val="left"/>
+            </w:pPr>
+            <w:r>
+              <w:rPr>
+                <w:b w:val="false"/>
+                <w:bCs w:val="false"/>
+                <w:color w:val="000000"/>
+                <w:sz w:val="20"/>
+                <w:szCs w:val="20"/>
+              </w:rPr>
+              <w:t xml:space="preserve">Delta Lake (formato nativo)</w:t>
+            </w:r>
+          </w:p>
+        </w:tc>
+        <w:tc>
+          <w:tcPr>
+            <w:tcW w:type="dxa" w:w="3600"/>
+            <w:tcMar>
+              <w:top w:type="dxa" w:w="60"/>
+              <w:left w:type="dxa" w:w="100"/>
+              <w:bottom w:type="dxa" w:w="60"/>
+              <w:right w:type="dxa" w:w="100"/>
+            </w:tcMar>
+            <w:vAlign w:val="center"/>
+          </w:tcPr>
+          <w:p>
+            <w:pPr>
+              <w:jc w:val="center"/>
+            </w:pPr>
+            <w:r>
+              <w:rPr>
+                <w:b w:val="false"/>
+                <w:bCs w:val="false"/>
+                <w:color w:val="000000"/>
+                <w:sz w:val="20"/>
+                <w:szCs w:val="20"/>
+              </w:rPr>
+              <w:t xml:space="preserve">Bloqueado — requiere Maven</w:t>
+            </w:r>
+          </w:p>
+        </w:tc>
+      </w:tr>
+      <w:tr>
+        <w:tc>
+          <w:tcPr>
+            <w:tcW w:type="dxa" w:w="5200"/>
+            <w:tcMar>
+              <w:top w:type="dxa" w:w="60"/>
+              <w:left w:type="dxa" w:w="100"/>
+              <w:bottom w:type="dxa" w:w="60"/>
+              <w:right w:type="dxa" w:w="100"/>
+            </w:tcMar>
+            <w:vAlign w:val="center"/>
+          </w:tcPr>
+          <w:p>
+            <w:pPr>
+              <w:jc w:val="left"/>
+            </w:pPr>
+            <w:r>
+              <w:rPr>
+                <w:b w:val="false"/>
+                <w:bCs w:val="false"/>
+                <w:color w:val="000000"/>
+                <w:sz w:val="20"/>
+                <w:szCs w:val="20"/>
+              </w:rPr>
+              <w:t xml:space="preserve">HMS (Hive Metastore)</w:t>
+            </w:r>
+          </w:p>
+        </w:tc>
+        <w:tc>
+          <w:tcPr>
+            <w:tcW w:type="dxa" w:w="3600"/>
+            <w:tcMar>
+              <w:top w:type="dxa" w:w="60"/>
+              <w:left w:type="dxa" w:w="100"/>
+              <w:bottom w:type="dxa" w:w="60"/>
+              <w:right w:type="dxa" w:w="100"/>
+            </w:tcMar>
+            <w:vAlign w:val="center"/>
+          </w:tcPr>
+          <w:p>
+            <w:pPr>
+              <w:jc w:val="center"/>
+            </w:pPr>
+            <w:r>
+              <w:rPr>
+                <w:b w:val="false"/>
+                <w:bCs w:val="false"/>
+                <w:color w:val="000000"/>
+                <w:sz w:val="20"/>
+                <w:szCs w:val="20"/>
+              </w:rPr>
+              <w:t xml:space="preserve">Completo (verificado abajo)</w:t>
+            </w:r>
+          </w:p>
+        </w:tc>
+      </w:tr>
+      <w:tr>
+        <w:tc>
+          <w:tcPr>
+            <w:tcW w:type="dxa" w:w="5200"/>
+            <w:tcMar>
+              <w:top w:type="dxa" w:w="60"/>
+              <w:left w:type="dxa" w:w="100"/>
+              <w:bottom w:type="dxa" w:w="60"/>
+              <w:right w:type="dxa" w:w="100"/>
+            </w:tcMar>
+            <w:vAlign w:val="center"/>
+          </w:tcPr>
+          <w:p>
+            <w:pPr>
+              <w:jc w:val="left"/>
+            </w:pPr>
+            <w:r>
+              <w:rPr>
+                <w:b w:val="false"/>
+                <w:bCs w:val="false"/>
+                <w:color w:val="000000"/>
+                <w:sz w:val="20"/>
+                <w:szCs w:val="20"/>
+              </w:rPr>
+              <w:t xml:space="preserve">Parquet</w:t>
+            </w:r>
+          </w:p>
+        </w:tc>
+        <w:tc>
+          <w:tcPr>
+            <w:tcW w:type="dxa" w:w="3600"/>
+            <w:tcMar>
+              <w:top w:type="dxa" w:w="60"/>
+              <w:left w:type="dxa" w:w="100"/>
+              <w:bottom w:type="dxa" w:w="60"/>
+              <w:right w:type="dxa" w:w="100"/>
+            </w:tcMar>
+            <w:vAlign w:val="center"/>
+          </w:tcPr>
+          <w:p>
+            <w:pPr>
+              <w:jc w:val="center"/>
+            </w:pPr>
+            <w:r>
+              <w:rPr>
+                <w:b w:val="false"/>
+                <w:bCs w:val="false"/>
+                <w:color w:val="000000"/>
+                <w:sz w:val="20"/>
+                <w:szCs w:val="20"/>
+              </w:rPr>
+              <w:t xml:space="preserve">Completo</w:t>
+            </w:r>
+          </w:p>
+        </w:tc>
+      </w:tr>
+      <w:tr>
+        <w:tc>
+          <w:tcPr>
+            <w:tcW w:type="dxa" w:w="5200"/>
+            <w:tcMar>
+              <w:top w:type="dxa" w:w="60"/>
+              <w:left w:type="dxa" w:w="100"/>
+              <w:bottom w:type="dxa" w:w="60"/>
+              <w:right w:type="dxa" w:w="100"/>
+            </w:tcMar>
+            <w:vAlign w:val="center"/>
+          </w:tcPr>
+          <w:p>
+            <w:pPr>
+              <w:jc w:val="left"/>
+            </w:pPr>
+            <w:r>
+              <w:rPr>
+                <w:b w:val="false"/>
+                <w:bCs w:val="false"/>
+                <w:color w:val="000000"/>
+                <w:sz w:val="20"/>
+                <w:szCs w:val="20"/>
+              </w:rPr>
+              <w:t xml:space="preserve">Python / SQL / Scala / R / Java</w:t>
+            </w:r>
+          </w:p>
+        </w:tc>
+        <w:tc>
+          <w:tcPr>
+            <w:tcW w:type="dxa" w:w="3600"/>
+            <w:tcMar>
+              <w:top w:type="dxa" w:w="60"/>
+              <w:left w:type="dxa" w:w="100"/>
+              <w:bottom w:type="dxa" w:w="60"/>
+              <w:right w:type="dxa" w:w="100"/>
+            </w:tcMar>
+            <w:vAlign w:val="center"/>
+          </w:tcPr>
+          <w:p>
+            <w:pPr>
+              <w:jc w:val="center"/>
+            </w:pPr>
+            <w:r>
+              <w:rPr>
+                <w:b w:val="false"/>
+                <w:bCs w:val="false"/>
+                <w:color w:val="000000"/>
+                <w:sz w:val="20"/>
+                <w:szCs w:val="20"/>
+              </w:rPr>
+              <w:t xml:space="preserve">Completo — los 5 verificados</w:t>
+            </w:r>
+          </w:p>
+        </w:tc>
+      </w:tr>
+      <w:tr>
+        <w:tc>
+          <w:tcPr>
+            <w:tcW w:type="dxa" w:w="5200"/>
+            <w:tcMar>
+              <w:top w:type="dxa" w:w="60"/>
+              <w:left w:type="dxa" w:w="100"/>
+              <w:bottom w:type="dxa" w:w="60"/>
+              <w:right w:type="dxa" w:w="100"/>
+            </w:tcMar>
+            <w:vAlign w:val="center"/>
+          </w:tcPr>
+          <w:p>
+            <w:pPr>
+              <w:jc w:val="left"/>
+            </w:pPr>
+            <w:r>
+              <w:rPr>
+                <w:b w:val="false"/>
+                <w:bCs w:val="false"/>
+                <w:color w:val="000000"/>
+                <w:sz w:val="20"/>
+                <w:szCs w:val="20"/>
+              </w:rPr>
+              <w:t xml:space="preserve">Spark MLlib</w:t>
+            </w:r>
+          </w:p>
+        </w:tc>
+        <w:tc>
+          <w:tcPr>
+            <w:tcW w:type="dxa" w:w="3600"/>
+            <w:tcMar>
+              <w:top w:type="dxa" w:w="60"/>
+              <w:left w:type="dxa" w:w="100"/>
+              <w:bottom w:type="dxa" w:w="60"/>
+              <w:right w:type="dxa" w:w="100"/>
+            </w:tcMar>
+            <w:vAlign w:val="center"/>
+          </w:tcPr>
+          <w:p>
+            <w:pPr>
+              <w:jc w:val="center"/>
+            </w:pPr>
+            <w:r>
+              <w:rPr>
+                <w:b w:val="false"/>
+                <w:bCs w:val="false"/>
+                <w:color w:val="000000"/>
+                <w:sz w:val="20"/>
+                <w:szCs w:val="20"/>
+              </w:rPr>
+              <w:t xml:space="preserve">Completo</w:t>
+            </w:r>
+          </w:p>
+        </w:tc>
+      </w:tr>
+      <w:tr>
+        <w:tc>
+          <w:tcPr>
+            <w:tcW w:type="dxa" w:w="5200"/>
+            <w:tcMar>
+              <w:top w:type="dxa" w:w="60"/>
+              <w:left w:type="dxa" w:w="100"/>
+              <w:bottom w:type="dxa" w:w="60"/>
+              <w:right w:type="dxa" w:w="100"/>
+            </w:tcMar>
+            <w:vAlign w:val="center"/>
+          </w:tcPr>
+          <w:p>
+            <w:pPr>
+              <w:jc w:val="left"/>
+            </w:pPr>
+            <w:r>
+              <w:rPr>
+                <w:b w:val="false"/>
+                <w:bCs w:val="false"/>
+                <w:color w:val="000000"/>
+                <w:sz w:val="20"/>
+                <w:szCs w:val="20"/>
+              </w:rPr>
+              <w:t xml:space="preserve">Spark GraphX</w:t>
+            </w:r>
+          </w:p>
+        </w:tc>
+        <w:tc>
+          <w:tcPr>
+            <w:tcW w:type="dxa" w:w="3600"/>
+            <w:tcMar>
+              <w:top w:type="dxa" w:w="60"/>
+              <w:left w:type="dxa" w:w="100"/>
+              <w:bottom w:type="dxa" w:w="60"/>
+              <w:right w:type="dxa" w:w="100"/>
+            </w:tcMar>
+            <w:vAlign w:val="center"/>
+          </w:tcPr>
+          <w:p>
+            <w:pPr>
+              <w:jc w:val="center"/>
+            </w:pPr>
+            <w:r>
+              <w:rPr>
+                <w:b w:val="false"/>
+                <w:bCs w:val="false"/>
+                <w:color w:val="000000"/>
+                <w:sz w:val="20"/>
+                <w:szCs w:val="20"/>
+              </w:rPr>
+              <w:t xml:space="preserve">Bloqueado — requiere Maven</w:t>
+            </w:r>
+          </w:p>
+        </w:tc>
+      </w:tr>
+      <w:tr>
+        <w:tc>
+          <w:tcPr>
+            <w:tcW w:type="dxa" w:w="5200"/>
+            <w:tcMar>
+              <w:top w:type="dxa" w:w="60"/>
+              <w:left w:type="dxa" w:w="100"/>
+              <w:bottom w:type="dxa" w:w="60"/>
+              <w:right w:type="dxa" w:w="100"/>
+            </w:tcMar>
+            <w:vAlign w:val="center"/>
+          </w:tcPr>
+          <w:p>
+            <w:pPr>
+              <w:jc w:val="left"/>
+            </w:pPr>
+            <w:r>
+              <w:rPr>
+                <w:b w:val="false"/>
+                <w:bCs w:val="false"/>
+                <w:color w:val="000000"/>
+                <w:sz w:val="20"/>
+                <w:szCs w:val="20"/>
+              </w:rPr>
+              <w:t xml:space="preserve">Hadoop YARN / HDFS</w:t>
+            </w:r>
+          </w:p>
+        </w:tc>
+        <w:tc>
+          <w:tcPr>
+            <w:tcW w:type="dxa" w:w="3600"/>
+            <w:tcMar>
+              <w:top w:type="dxa" w:w="60"/>
+              <w:left w:type="dxa" w:w="100"/>
+              <w:bottom w:type="dxa" w:w="60"/>
+              <w:right w:type="dxa" w:w="100"/>
+            </w:tcMar>
+            <w:vAlign w:val="center"/>
+          </w:tcPr>
+          <w:p>
+            <w:pPr>
+              <w:jc w:val="center"/>
+            </w:pPr>
+            <w:r>
+              <w:rPr>
+                <w:b w:val="false"/>
+                <w:bCs w:val="false"/>
+                <w:color w:val="000000"/>
+                <w:sz w:val="20"/>
+                <w:szCs w:val="20"/>
+              </w:rPr>
+              <w:t xml:space="preserve">Bloqueado — sin paquete disponible en este entorno</w:t>
+            </w:r>
+          </w:p>
+        </w:tc>
+      </w:tr>
+      <w:tr>
+        <w:tc>
+          <w:tcPr>
+            <w:tcW w:type="dxa" w:w="5200"/>
+            <w:tcMar>
+              <w:top w:type="dxa" w:w="60"/>
+              <w:left w:type="dxa" w:w="100"/>
+              <w:bottom w:type="dxa" w:w="60"/>
+              <w:right w:type="dxa" w:w="100"/>
+            </w:tcMar>
+            <w:vAlign w:val="center"/>
+          </w:tcPr>
+          <w:p>
+            <w:pPr>
+              <w:jc w:val="left"/>
+            </w:pPr>
+            <w:r>
+              <w:rPr>
+                <w:b w:val="false"/>
+                <w:bCs w:val="false"/>
+                <w:color w:val="000000"/>
+                <w:sz w:val="20"/>
+                <w:szCs w:val="20"/>
+              </w:rPr>
+              <w:t xml:space="preserve">Apache Airflow</w:t>
+            </w:r>
+          </w:p>
+        </w:tc>
+        <w:tc>
+          <w:tcPr>
+            <w:tcW w:type="dxa" w:w="3600"/>
+            <w:tcMar>
+              <w:top w:type="dxa" w:w="60"/>
+              <w:left w:type="dxa" w:w="100"/>
+              <w:bottom w:type="dxa" w:w="60"/>
+              <w:right w:type="dxa" w:w="100"/>
+            </w:tcMar>
+            <w:vAlign w:val="center"/>
+          </w:tcPr>
+          <w:p>
+            <w:pPr>
+              <w:jc w:val="center"/>
+            </w:pPr>
+            <w:r>
+              <w:rPr>
+                <w:b w:val="false"/>
+                <w:bCs w:val="false"/>
+                <w:color w:val="000000"/>
+                <w:sz w:val="20"/>
+                <w:szCs w:val="20"/>
+              </w:rPr>
+              <w:t xml:space="preserve">Completo</w:t>
+            </w:r>
+          </w:p>
+        </w:tc>
+      </w:tr>
+      <w:tr>
+        <w:tc>
+          <w:tcPr>
+            <w:tcW w:type="dxa" w:w="5200"/>
+            <w:tcMar>
+              <w:top w:type="dxa" w:w="60"/>
+              <w:left w:type="dxa" w:w="100"/>
+              <w:bottom w:type="dxa" w:w="60"/>
+              <w:right w:type="dxa" w:w="100"/>
+            </w:tcMar>
+            <w:vAlign w:val="center"/>
+          </w:tcPr>
+          <w:p>
+            <w:pPr>
+              <w:jc w:val="left"/>
+            </w:pPr>
+            <w:r>
+              <w:rPr>
+                <w:b w:val="false"/>
+                <w:bCs w:val="false"/>
+                <w:color w:val="000000"/>
+                <w:sz w:val="20"/>
+                <w:szCs w:val="20"/>
+              </w:rPr>
+              <w:t xml:space="preserve">SQL Server / SSRS</w:t>
+            </w:r>
+          </w:p>
+        </w:tc>
+        <w:tc>
+          <w:tcPr>
+            <w:tcW w:type="dxa" w:w="3600"/>
+            <w:tcMar>
+              <w:top w:type="dxa" w:w="60"/>
+              <w:left w:type="dxa" w:w="100"/>
+              <w:bottom w:type="dxa" w:w="60"/>
+              <w:right w:type="dxa" w:w="100"/>
+            </w:tcMar>
+            <w:vAlign w:val="center"/>
+          </w:tcPr>
+          <w:p>
+            <w:pPr>
+              <w:jc w:val="center"/>
+            </w:pPr>
+            <w:r>
+              <w:rPr>
+                <w:b w:val="false"/>
+                <w:bCs w:val="false"/>
+                <w:color w:val="000000"/>
+                <w:sz w:val="20"/>
+                <w:szCs w:val="20"/>
+              </w:rPr>
+              <w:t xml:space="preserve">Parcial — esquema real, SQLite como stand-in</w:t>
+            </w:r>
+          </w:p>
+        </w:tc>
+      </w:tr>
+      <w:tr>
+        <w:tc>
+          <w:tcPr>
+            <w:tcW w:type="dxa" w:w="5200"/>
+            <w:tcMar>
+              <w:top w:type="dxa" w:w="60"/>
+              <w:left w:type="dxa" w:w="100"/>
+              <w:bottom w:type="dxa" w:w="60"/>
+              <w:right w:type="dxa" w:w="100"/>
+            </w:tcMar>
+            <w:vAlign w:val="center"/>
+          </w:tcPr>
+          <w:p>
+            <w:pPr>
+              <w:jc w:val="left"/>
+            </w:pPr>
+            <w:r>
+              <w:rPr>
+                <w:b w:val="false"/>
+                <w:bCs w:val="false"/>
+                <w:color w:val="000000"/>
+                <w:sz w:val="20"/>
+                <w:szCs w:val="20"/>
+              </w:rPr>
+              <w:t xml:space="preserve">Modelo Tabular (SSAS)</w:t>
+            </w:r>
+          </w:p>
+        </w:tc>
+        <w:tc>
+          <w:tcPr>
+            <w:tcW w:type="dxa" w:w="3600"/>
+            <w:tcMar>
+              <w:top w:type="dxa" w:w="60"/>
+              <w:left w:type="dxa" w:w="100"/>
+              <w:bottom w:type="dxa" w:w="60"/>
+              <w:right w:type="dxa" w:w="100"/>
+            </w:tcMar>
+            <w:vAlign w:val="center"/>
+          </w:tcPr>
+          <w:p>
+            <w:pPr>
+              <w:jc w:val="center"/>
+            </w:pPr>
+            <w:r>
+              <w:rPr>
+                <w:b w:val="false"/>
+                <w:bCs w:val="false"/>
+                <w:color w:val="000000"/>
+                <w:sz w:val="20"/>
+                <w:szCs w:val="20"/>
+              </w:rPr>
+              <w:t xml:space="preserve">Fuera de alcance — solo Windows Server</w:t>
+            </w:r>
+          </w:p>
+        </w:tc>
+      </w:tr>
+      <w:tr>
+        <w:tc>
+          <w:tcPr>
+            <w:tcW w:type="dxa" w:w="5200"/>
+            <w:tcMar>
+              <w:top w:type="dxa" w:w="60"/>
+              <w:left w:type="dxa" w:w="100"/>
+              <w:bottom w:type="dxa" w:w="60"/>
+              <w:right w:type="dxa" w:w="100"/>
+            </w:tcMar>
+            <w:vAlign w:val="center"/>
+          </w:tcPr>
+          <w:p>
+            <w:pPr>
+              <w:jc w:val="left"/>
+            </w:pPr>
+            <w:r>
+              <w:rPr>
+                <w:b w:val="false"/>
+                <w:bCs w:val="false"/>
+                <w:color w:val="000000"/>
+                <w:sz w:val="20"/>
+                <w:szCs w:val="20"/>
+              </w:rPr>
+              <w:t xml:space="preserve">Power BI</w:t>
+            </w:r>
+          </w:p>
+        </w:tc>
+        <w:tc>
+          <w:tcPr>
+            <w:tcW w:type="dxa" w:w="3600"/>
+            <w:tcMar>
+              <w:top w:type="dxa" w:w="60"/>
+              <w:left w:type="dxa" w:w="100"/>
+              <w:bottom w:type="dxa" w:w="60"/>
+              <w:right w:type="dxa" w:w="100"/>
+            </w:tcMar>
+            <w:vAlign w:val="center"/>
+          </w:tcPr>
+          <w:p>
+            <w:pPr>
+              <w:jc w:val="center"/>
+            </w:pPr>
+            <w:r>
+              <w:rPr>
+                <w:b w:val="false"/>
+                <w:bCs w:val="false"/>
+                <w:color w:val="000000"/>
+                <w:sz w:val="20"/>
+                <w:szCs w:val="20"/>
+              </w:rPr>
+              <w:t xml:space="preserve">Fuera de alcance — requiere licencia/cuenta</w:t>
+            </w:r>
+          </w:p>
+        </w:tc>
+      </w:tr>
+    </w:tbl>
+    <w:p>
+      <w:pPr>
+        <w:spacing w:after="160"/>
+      </w:pPr>
+      <w:r>
+        <w:rPr>
+          <w:sz w:val="4"/>
+          <w:szCs w:val="4"/>
+        </w:rPr>
+        <w:t xml:space="preserve"/>
+      </w:r>
+    </w:p>
+    <w:p>
+      <w:pPr>
+        <w:pStyle w:val="Heading2"/>
+        <w:spacing w:after="100" w:before="200"/>
+      </w:pPr>
+      <w:r>
+        <w:t xml:space="preserve">Tres tipos de bloqueo, no uno solo</w:t>
+      </w:r>
+    </w:p>
+    <w:p>
+      <w:pPr>
+        <w:pStyle w:val="ListParagraph"/>
+        <w:numPr>
+          <w:ilvl w:val="0"/>
+          <w:numId w:val="1"/>
+        </w:numPr>
+        <w:spacing w:after="80"/>
+      </w:pPr>
+      <w:r>
+        <w:rPr>
+          <w:sz w:val="22"/>
+          <w:szCs w:val="22"/>
+        </w:rPr>
+        <w:t xml:space="preserve">Red del entorno de prueba: Hadoop/YARN, HDFS, GraphX y Delta Lake requieren descargar un .jar o tarball desde Maven Central o Apache, dominios fuera de la lista de salida permitida aquí. Con acceso a internet sin restricciones (ej. un servidor de la CGR), esto no es un límite técnico real.</w:t>
+      </w:r>
+    </w:p>
+    <w:p>
+      <w:pPr>
+        <w:pStyle w:val="ListParagraph"/>
+        <w:numPr>
+          <w:ilvl w:val="0"/>
+          <w:numId w:val="1"/>
+        </w:numPr>
+        <w:spacing w:after="80"/>
+      </w:pPr>
+      <w:r>
+        <w:rPr>
+          <w:sz w:val="22"/>
+          <w:szCs w:val="22"/>
+        </w:rPr>
+        <w:t xml:space="preserve">Sistema operativo: SSAS es tecnología exclusiva de Windows Server; no existe equivalente en Linux.</w:t>
+      </w:r>
+    </w:p>
+    <w:p>
+      <w:pPr>
+        <w:pStyle w:val="ListParagraph"/>
+        <w:numPr>
+          <w:ilvl w:val="0"/>
+          <w:numId w:val="1"/>
+        </w:numPr>
+        <w:spacing w:after="80"/>
+      </w:pPr>
+      <w:r>
+        <w:rPr>
+          <w:sz w:val="22"/>
+          <w:szCs w:val="22"/>
+        </w:rPr>
+        <w:t xml:space="preserve">Licencia/cuenta: Power BI y un SQL Server real requieren una cuenta o licencia — no hay forma de "instalarlos gratis" en ningún entorno. Quedan fuera de alcance por decisión, no por límite técnico.</w:t>
+      </w:r>
+    </w:p>
+    <w:p>
+      <w:pPr>
+        <w:pStyle w:val="Heading2"/>
+        <w:spacing w:after="100" w:before="200"/>
+      </w:pPr>
+      <w:r>
+        <w:t xml:space="preserve">Evidencia: Streaming</w:t>
+      </w:r>
+    </w:p>
+    <w:p>
+      <w:pPr>
+        <w:spacing w:after="160"/>
+      </w:pPr>
+      <w:r>
+        <w:rPr>
+          <w:sz w:val="22"/>
+          <w:szCs w:val="22"/>
+        </w:rPr>
+        <w:t xml:space="preserve">Se construyó un stream de Spark Structured Streaming que vigila una carpeta y procesa cada archivo nuevo que llega — simulando la publicación incremental de contratos a lo largo del día, no una carga única. Resultado real: 3 micro-batches procesados de forma incremental; la entidad E01 acumuló correctamente 3 contratos por S/. 296,000 a medida que llegaban, sin reprocesar desde cero.</w:t>
+      </w:r>
+    </w:p>
+    <w:p>
+      <w:pPr>
+        <w:pStyle w:val="Heading2"/>
+        <w:spacing w:after="100" w:before="200"/>
+      </w:pPr>
+      <w:r>
+        <w:t xml:space="preserve">Evidencia: HMS (Hive Metastore)</w:t>
+      </w:r>
+    </w:p>
+    <w:p>
+      <w:pPr>
+        <w:spacing w:after="160"/>
+      </w:pPr>
+      <w:r>
+        <w:rPr>
+          <w:sz w:val="22"/>
+          <w:szCs w:val="22"/>
+        </w:rPr>
+        <w:t xml:space="preserve">Se registraron 4 tablas reales del prototipo (incluyendo los 47,442 contratos reales de SEACE del Anexo A) en un catálogo Hive Metastore, consultables por nombre vía SQL puro sin conocer la ruta física del archivo — el propósito real de un metastore. El backend es Derby local, no MySQL como especifica el Anexo 2, pero es un cambio de una línea de configuración, no de arquitectura.</w:t>
+      </w:r>
+    </w:p>
+    <w:p>
+      <w:pPr>
+        <w:pStyle w:val="Heading2"/>
+        <w:spacing w:after="100" w:before="200"/>
+      </w:pPr>
+      <w:r>
+        <w:t xml:space="preserve">Evidencia: R</w:t>
+      </w:r>
+    </w:p>
+    <w:p>
+      <w:pPr>
+        <w:spacing w:after="160"/>
+      </w:pPr>
+      <w:r>
+        <w:rPr>
+          <w:sz w:val="22"/>
+          <w:szCs w:val="22"/>
+        </w:rPr>
+        <w:t xml:space="preserve">Se ejecutó una prueba t de Welch en R sobre la variable de mayor importancia del modelo de favoritismo (concentracion_objeto, ver Sección 3), comparando el grupo con favoritismo real contra el resto. Resultado: diferencia altamente significativa (p = 3.58×10⁻⁸), confirmando con una prueba estadística formal lo que el Random Forest ya señalaba por importancia de variable.</w:t>
+      </w:r>
+    </w:p>
+    <w:p>
+      <w:pPr>
+        <w:spacing w:after="100"/>
+        <w:jc w:val="center"/>
+      </w:pPr>
+      <w:r>
+        <w:drawing>
+          <wp:inline distT="0" distB="0" distL="0" distR="0">
+            <wp:extent cx="4381500" cy="2914650"/>
+            <wp:effectExtent t="0" r="0" b="0" l="0"/>
+            <wp:docPr id="1" name="" descr="" title=""/>
+            <wp:cNvGraphicFramePr>
+              <a:graphicFrameLocks xmlns:a="http://schemas.openxmlformats.org/drawingml/2006/main" noChangeAspect="1"/>
+            </wp:cNvGraphicFramePr>
+            <a:graphic xmlns:a="http://schemas.openxmlformats.org/drawingml/2006/main">
+              <a:graphicData uri="http://schemas.openxmlformats.org/drawingml/2006/picture">
+                <pic:pic xmlns:pic="http://schemas.openxmlformats.org/drawingml/2006/picture">
+                  <pic:nvPicPr>
+                    <pic:cNvPr id="0" name="" descr=""/>
+                    <pic:cNvPicPr>
+                      <a:picLocks noChangeAspect="1" noChangeArrowheads="1"/>
+                    </pic:cNvPicPr>
+                  </pic:nvPicPr>
+                  <pic:blipFill>
+                    <a:blip r:embed="rId18" cstate="none"/>
+                    <a:srcRect/>
+                    <a:stretch>
+                      <a:fillRect/>
+                    </a:stretch>
+                  </pic:blipFill>
+                  <pic:spPr bwMode="auto">
+                    <a:xfrm>
+                      <a:off x="0" y="0"/>
+                      <a:ext cx="4381500" cy="2914650"/>
+                    </a:xfrm>
+                    <a:prstGeom prst="rect">
+                      <a:avLst/>
+                    </a:prstGeom>
+                  </pic:spPr>
+                </pic:pic>
+              </a:graphicData>
+            </a:graphic>
+          </wp:inline>
+        </w:drawing>
+      </w:r>
+    </w:p>
+    <w:p>
+      <w:pPr>
+        <w:spacing w:after="200" w:before="60"/>
+        <w:jc w:val="center"/>
+      </w:pPr>
+      <w:r>
+        <w:rPr>
+          <w:i/>
+          <w:iCs/>
+          <w:color w:val="666666"/>
+          <w:sz w:val="18"/>
+          <w:szCs w:val="18"/>
+        </w:rPr>
+        <w:t xml:space="preserve">Figura 11. Separación entre grupos (R) — evidencia visual de la misma señal que detecta el modelo.</w:t>
       </w:r>
     </w:p>
     <w:p>

--- a/reporte/Reporte_Tecnico_Prototipo_CGR_1.8.2.docx
+++ b/reporte/Reporte_Tecnico_Prototipo_CGR_1.8.2.docx
@@ -3925,6 +3925,90 @@
     </w:p>
     <w:p>
       <w:pPr>
+        <w:pStyle w:val="Heading2"/>
+        <w:spacing w:after="100" w:before="200"/>
+      </w:pPr>
+      <w:r>
+        <w:t xml:space="preserve">5.1. Validación con Spark GraphFrames real (no solo networkx)</w:t>
+      </w:r>
+    </w:p>
+    <w:p>
+      <w:pPr>
+        <w:spacing w:after="160"/>
+      </w:pPr>
+      <w:r>
+        <w:rPr>
+          <w:sz w:val="22"/>
+          <w:szCs w:val="22"/>
+        </w:rPr>
+        <w:t xml:space="preserve">El análisis anterior se construyó con networkx porque GraphFrames no lograba resolverse sin acceso a Maven Central desde este entorno (ver Anexo B). Se obtuvieron los .jar exactos — io.graphframes:graphframes-spark4_2.13:0.10.0, compilados específicamente para Spark 4.x con Scala 2.13 — desde una máquina con internet sin restricciones, y se cargaron manualmente vía spark.jars. El resultado corre sobre Spark GraphFrames real, no una simulación:</w:t>
+      </w:r>
+    </w:p>
+    <w:p>
+      <w:pPr>
+        <w:pStyle w:val="ListParagraph"/>
+        <w:numPr>
+          <w:ilvl w:val="0"/>
+          <w:numId w:val="1"/>
+        </w:numPr>
+        <w:spacing w:after="80"/>
+      </w:pPr>
+      <w:r>
+        <w:rPr>
+          <w:sz w:val="22"/>
+          <w:szCs w:val="22"/>
+        </w:rPr>
+        <w:t xml:space="preserve">Los mismos 5 de 5 vínculos sospechosos sembrados fueron detectados — confirmación cruzada entre networkx y GraphFrames.</w:t>
+      </w:r>
+    </w:p>
+    <w:p>
+      <w:pPr>
+        <w:pStyle w:val="ListParagraph"/>
+        <w:numPr>
+          <w:ilvl w:val="0"/>
+          <w:numId w:val="1"/>
+        </w:numPr>
+        <w:spacing w:after="80"/>
+      </w:pPr>
+      <w:r>
+        <w:rPr>
+          <w:sz w:val="22"/>
+          <w:szCs w:val="22"/>
+        </w:rPr>
+        <w:t xml:space="preserve">PageRank identificó a los funcionarios más centrales de la red de contratación (no solo el que más contratos tiene, sino su posición relativa dentro de la red completa) — exactamente la mejora que la nota anterior señalaba como pendiente.</w:t>
+      </w:r>
+    </w:p>
+    <w:p>
+      <w:pPr>
+        <w:pStyle w:val="ListParagraph"/>
+        <w:numPr>
+          <w:ilvl w:val="0"/>
+          <w:numId w:val="1"/>
+        </w:numPr>
+        <w:spacing w:after="80"/>
+      </w:pPr>
+      <w:r>
+        <w:rPr>
+          <w:sz w:val="22"/>
+          <w:szCs w:val="22"/>
+        </w:rPr>
+        <w:t xml:space="preserve">Connected Components agrupó los 280 nodos (proveedores + funcionarios) en un solo componente conectado — en una red real con más entidades, esta técnica permitiría aislar comunidades de contratación independientes entre sí.</w:t>
+      </w:r>
+    </w:p>
+    <w:p>
+      <w:pPr>
+        <w:spacing w:after="160"/>
+      </w:pPr>
+      <w:r>
+        <w:rPr>
+          <w:sz w:val="22"/>
+          <w:szCs w:val="22"/>
+        </w:rPr>
+        <w:t xml:space="preserve">Código en src/spark/vinculos_graphframes.py; resultados en outputs/vinculos_graphframes_*.csv.</w:t>
+      </w:r>
+    </w:p>
+    <w:p>
+      <w:pPr>
         <w:pStyle w:val="Heading1"/>
         <w:spacing w:after="150" w:before="300"/>
       </w:pPr>
@@ -10293,7 +10377,7 @@
                 <w:sz w:val="20"/>
                 <w:szCs w:val="20"/>
               </w:rPr>
-              <w:t xml:space="preserve">Bloqueado — requiere Maven</w:t>
+              <w:t xml:space="preserve">Completo (ver Sección 5 — GraphFrames real)</w:t>
             </w:r>
           </w:p>
         </w:tc>
@@ -10614,7 +10698,7 @@
           <w:sz w:val="22"/>
           <w:szCs w:val="22"/>
         </w:rPr>
-        <w:t xml:space="preserve">Red del entorno de prueba: Hadoop/YARN, HDFS, GraphX y Delta Lake requieren descargar un .jar o tarball desde Maven Central o Apache, dominios fuera de la lista de salida permitida aquí. Con acceso a internet sin restricciones (ej. un servidor de la CGR), esto no es un límite técnico real.</w:t>
+        <w:t xml:space="preserve">Red del entorno de prueba: Hadoop/YARN, HDFS y Delta Lake requieren descargar un .jar o tarball desde Maven Central o Apache, dominios fuera de la lista de salida permitida aquí. GraphX/GraphFrames tenía el mismo bloqueo, pero se resolvió (ver Sección 5) descargando los .jar correctos fuera de este entorno y cargándolos manualmente — la misma solución aplicaría a Delta Lake si se repite el proceso.</w:t>
       </w:r>
     </w:p>
     <w:p>
@@ -10862,7 +10946,7 @@
           <w:sz w:val="22"/>
           <w:szCs w:val="22"/>
         </w:rPr>
-        <w:t xml:space="preserve">Añadir el módulo de análisis de grafos (proveedor-funcionario) con GraphX, en vez de networkx (usado en la Sección 5 por rapidez de desarrollo).</w:t>
+        <w:t xml:space="preserve">Reemplazar el SQLite stand-in por una conexión real a SQL Server (pyodbc/pymssql) y desplegar el .rdl en un servidor SSRS real.</w:t>
       </w:r>
     </w:p>
     <w:p>
@@ -10879,24 +10963,7 @@
           <w:sz w:val="22"/>
           <w:szCs w:val="22"/>
         </w:rPr>
-        <w:t xml:space="preserve">Reemplazar el SQLite stand-in por una conexión real a SQL Server (pyodbc/pymssql) y desplegar el .rdl en un servidor SSRS real.</w:t>
-      </w:r>
-    </w:p>
-    <w:p>
-      <w:pPr>
-        <w:pStyle w:val="ListParagraph"/>
-        <w:numPr>
-          <w:ilvl w:val="0"/>
-          <w:numId w:val="1"/>
-        </w:numPr>
-        <w:spacing w:after="80"/>
-      </w:pPr>
-      <w:r>
-        <w:rPr>
-          <w:sz w:val="22"/>
-          <w:szCs w:val="22"/>
-        </w:rPr>
-        <w:t xml:space="preserve">GraphX/GraphFrames para el módulo de vínculos: se intentó explícitamente (dos rutas distintas — resolución vía Maven en tiempo de ejecución, y un .jar empaquetado en PyPI) y ambas fallaron por falta de acceso a Maven Central desde este entorno y por incompatibilidad binaria (Scala 2.11 vs. 2.13 de Spark 4.2). networkx (Sección 5) no es una simplificación de conveniencia; es la única opción funcional verificada aquí.</w:t>
+        <w:t xml:space="preserve">GraphX/GraphFrames para el módulo de vínculos: se intentó dos veces y falló por falta de acceso a Maven Central desde este entorno. Se resolvió obteniendo los .jar correctos (io.graphframes:graphframes-spark4_2.13:0.10.0) desde una máquina con internet sin restricciones y cargándolos manualmente — ver Sección 5. La red de este entorno sigue siendo la limitación real; se puede resolver caso por caso, no de forma automática.</w:t>
       </w:r>
     </w:p>
     <w:p>

--- a/reporte/Reporte_Tecnico_Prototipo_CGR_1.8.2.docx
+++ b/reporte/Reporte_Tecnico_Prototipo_CGR_1.8.2.docx
@@ -9985,7 +9985,7 @@
                 <w:sz w:val="20"/>
                 <w:szCs w:val="20"/>
               </w:rPr>
-              <w:t xml:space="preserve">Bloqueado (depende de Delta Lake)</w:t>
+              <w:t xml:space="preserve">Completo (ver evidencia abajo)</w:t>
             </w:r>
           </w:p>
         </w:tc>
@@ -10041,7 +10041,7 @@
                 <w:sz w:val="20"/>
                 <w:szCs w:val="20"/>
               </w:rPr>
-              <w:t xml:space="preserve">Completo (como Parquet, no Delta Lake)</w:t>
+              <w:t xml:space="preserve">Completo (Delta Lake real disponible, ver evidencia)</w:t>
             </w:r>
           </w:p>
         </w:tc>
@@ -10097,7 +10097,7 @@
                 <w:sz w:val="20"/>
                 <w:szCs w:val="20"/>
               </w:rPr>
-              <w:t xml:space="preserve">Bloqueado — requiere Maven</w:t>
+              <w:t xml:space="preserve">Completo (ver evidencia abajo)</w:t>
             </w:r>
           </w:p>
         </w:tc>
@@ -10698,7 +10698,7 @@
           <w:sz w:val="22"/>
           <w:szCs w:val="22"/>
         </w:rPr>
-        <w:t xml:space="preserve">Red del entorno de prueba: Hadoop/YARN, HDFS y Delta Lake requieren descargar un .jar o tarball desde Maven Central o Apache, dominios fuera de la lista de salida permitida aquí. GraphX/GraphFrames tenía el mismo bloqueo, pero se resolvió (ver Sección 5) descargando los .jar correctos fuera de este entorno y cargándolos manualmente — la misma solución aplicaría a Delta Lake si se repite el proceso.</w:t>
+        <w:t xml:space="preserve">Red del entorno de prueba: Hadoop/YARN y HDFS requieren descargar un tarball desde Apache, dominio fuera de la lista de salida permitida aquí. GraphX/GraphFrames y Delta Lake tenían el mismo bloqueo, pero ambos se resolvieron (ver Sección 5 y evidencia abajo) descargando los .jar correctos fuera de este entorno y cargándolos manualmente.</w:t>
       </w:r>
     </w:p>
     <w:p>
@@ -10862,6 +10862,350 @@
     </w:p>
     <w:p>
       <w:pPr>
+        <w:pStyle w:val="Heading2"/>
+        <w:spacing w:after="100" w:before="200"/>
+      </w:pPr>
+      <w:r>
+        <w:t xml:space="preserve">Evidencia: Delta Lake (ACID, historial de versiones, time travel, CDC/CDF)</w:t>
+      </w:r>
+    </w:p>
+    <w:p>
+      <w:pPr>
+        <w:spacing w:after="160"/>
+      </w:pPr>
+      <w:r>
+        <w:rPr>
+          <w:sz w:val="22"/>
+          <w:szCs w:val="22"/>
+        </w:rPr>
+        <w:t xml:space="preserve">Con los .jar correctos (io.delta:delta-spark_4.1_2.13:4.3.0 — nótese el sufijo de versión de Spark, obligatorio desde Delta Lake 4.1), la capa Bronce se reescribió como una tabla Delta Lake real, no Parquet plano. Se simuló el escenario más relevante para un auditor: una corrección de monto sobre un contrato ya existente.</w:t>
+      </w:r>
+    </w:p>
+    <w:tbl>
+      <w:tblPr>
+        <w:tblW w:type="dxa" w:w="8800"/>
+        <w:tblBorders>
+          <w:top w:val="single" w:color="auto" w:sz="4"/>
+          <w:left w:val="single" w:color="auto" w:sz="4"/>
+          <w:bottom w:val="single" w:color="auto" w:sz="4"/>
+          <w:right w:val="single" w:color="auto" w:sz="4"/>
+          <w:insideH w:val="single" w:color="auto" w:sz="4"/>
+          <w:insideV w:val="single" w:color="auto" w:sz="4"/>
+        </w:tblBorders>
+      </w:tblPr>
+      <w:tblGrid>
+        <w:gridCol w:w="3600"/>
+        <w:gridCol w:w="5200"/>
+      </w:tblGrid>
+      <w:tr>
+        <w:tc>
+          <w:tcPr>
+            <w:tcW w:type="dxa" w:w="3600"/>
+            <w:shd w:fill="1F4E79" w:val="clear"/>
+            <w:tcMar>
+              <w:top w:type="dxa" w:w="60"/>
+              <w:left w:type="dxa" w:w="100"/>
+              <w:bottom w:type="dxa" w:w="60"/>
+              <w:right w:type="dxa" w:w="100"/>
+            </w:tcMar>
+            <w:vAlign w:val="center"/>
+          </w:tcPr>
+          <w:p>
+            <w:pPr>
+              <w:jc w:val="left"/>
+            </w:pPr>
+            <w:r>
+              <w:rPr>
+                <w:b/>
+                <w:bCs/>
+                <w:color w:val="FFFFFF"/>
+                <w:sz w:val="20"/>
+                <w:szCs w:val="20"/>
+              </w:rPr>
+              <w:t xml:space="preserve">Capacidad verificada</w:t>
+            </w:r>
+          </w:p>
+        </w:tc>
+        <w:tc>
+          <w:tcPr>
+            <w:tcW w:type="dxa" w:w="5200"/>
+            <w:shd w:fill="1F4E79" w:val="clear"/>
+            <w:tcMar>
+              <w:top w:type="dxa" w:w="60"/>
+              <w:left w:type="dxa" w:w="100"/>
+              <w:bottom w:type="dxa" w:w="60"/>
+              <w:right w:type="dxa" w:w="100"/>
+            </w:tcMar>
+            <w:vAlign w:val="center"/>
+          </w:tcPr>
+          <w:p>
+            <w:pPr>
+              <w:jc w:val="left"/>
+            </w:pPr>
+            <w:r>
+              <w:rPr>
+                <w:b/>
+                <w:bCs/>
+                <w:color w:val="FFFFFF"/>
+                <w:sz w:val="20"/>
+                <w:szCs w:val="20"/>
+              </w:rPr>
+              <w:t xml:space="preserve">Resultado</w:t>
+            </w:r>
+          </w:p>
+        </w:tc>
+      </w:tr>
+      <w:tr>
+        <w:tc>
+          <w:tcPr>
+            <w:tcW w:type="dxa" w:w="3600"/>
+            <w:tcMar>
+              <w:top w:type="dxa" w:w="60"/>
+              <w:left w:type="dxa" w:w="100"/>
+              <w:bottom w:type="dxa" w:w="60"/>
+              <w:right w:type="dxa" w:w="100"/>
+            </w:tcMar>
+            <w:vAlign w:val="center"/>
+          </w:tcPr>
+          <w:p>
+            <w:pPr>
+              <w:jc w:val="left"/>
+            </w:pPr>
+            <w:r>
+              <w:rPr>
+                <w:b w:val="false"/>
+                <w:bCs w:val="false"/>
+                <w:color w:val="000000"/>
+                <w:sz w:val="20"/>
+                <w:szCs w:val="20"/>
+              </w:rPr>
+              <w:t xml:space="preserve">UPDATE transaccional (ACID)</w:t>
+            </w:r>
+          </w:p>
+        </w:tc>
+        <w:tc>
+          <w:tcPr>
+            <w:tcW w:type="dxa" w:w="5200"/>
+            <w:tcMar>
+              <w:top w:type="dxa" w:w="60"/>
+              <w:left w:type="dxa" w:w="100"/>
+              <w:bottom w:type="dxa" w:w="60"/>
+              <w:right w:type="dxa" w:w="100"/>
+            </w:tcMar>
+            <w:vAlign w:val="center"/>
+          </w:tcPr>
+          <w:p>
+            <w:pPr>
+              <w:jc w:val="center"/>
+            </w:pPr>
+            <w:r>
+              <w:rPr>
+                <w:b w:val="false"/>
+                <w:bCs w:val="false"/>
+                <w:color w:val="000000"/>
+                <w:sz w:val="20"/>
+                <w:szCs w:val="20"/>
+              </w:rPr>
+              <w:t xml:space="preserve">Aplicado correctamente, nueva versión creada automáticamente</w:t>
+            </w:r>
+          </w:p>
+        </w:tc>
+      </w:tr>
+      <w:tr>
+        <w:tc>
+          <w:tcPr>
+            <w:tcW w:type="dxa" w:w="3600"/>
+            <w:tcMar>
+              <w:top w:type="dxa" w:w="60"/>
+              <w:left w:type="dxa" w:w="100"/>
+              <w:bottom w:type="dxa" w:w="60"/>
+              <w:right w:type="dxa" w:w="100"/>
+            </w:tcMar>
+            <w:vAlign w:val="center"/>
+          </w:tcPr>
+          <w:p>
+            <w:pPr>
+              <w:jc w:val="left"/>
+            </w:pPr>
+            <w:r>
+              <w:rPr>
+                <w:b w:val="false"/>
+                <w:bCs w:val="false"/>
+                <w:color w:val="000000"/>
+                <w:sz w:val="20"/>
+                <w:szCs w:val="20"/>
+              </w:rPr>
+              <w:t xml:space="preserve">DESCRIBE HISTORY</w:t>
+            </w:r>
+          </w:p>
+        </w:tc>
+        <w:tc>
+          <w:tcPr>
+            <w:tcW w:type="dxa" w:w="5200"/>
+            <w:tcMar>
+              <w:top w:type="dxa" w:w="60"/>
+              <w:left w:type="dxa" w:w="100"/>
+              <w:bottom w:type="dxa" w:w="60"/>
+              <w:right w:type="dxa" w:w="100"/>
+            </w:tcMar>
+            <w:vAlign w:val="center"/>
+          </w:tcPr>
+          <w:p>
+            <w:pPr>
+              <w:jc w:val="center"/>
+            </w:pPr>
+            <w:r>
+              <w:rPr>
+                <w:b w:val="false"/>
+                <w:bCs w:val="false"/>
+                <w:color w:val="000000"/>
+                <w:sz w:val="20"/>
+                <w:szCs w:val="20"/>
+              </w:rPr>
+              <w:t xml:space="preserve">2 versiones registradas: WRITE (v0) y UPDATE (v1), con predicado exacto</w:t>
+            </w:r>
+          </w:p>
+        </w:tc>
+      </w:tr>
+      <w:tr>
+        <w:tc>
+          <w:tcPr>
+            <w:tcW w:type="dxa" w:w="3600"/>
+            <w:tcMar>
+              <w:top w:type="dxa" w:w="60"/>
+              <w:left w:type="dxa" w:w="100"/>
+              <w:bottom w:type="dxa" w:w="60"/>
+              <w:right w:type="dxa" w:w="100"/>
+            </w:tcMar>
+            <w:vAlign w:val="center"/>
+          </w:tcPr>
+          <w:p>
+            <w:pPr>
+              <w:jc w:val="left"/>
+            </w:pPr>
+            <w:r>
+              <w:rPr>
+                <w:b w:val="false"/>
+                <w:bCs w:val="false"/>
+                <w:color w:val="000000"/>
+                <w:sz w:val="20"/>
+                <w:szCs w:val="20"/>
+              </w:rPr>
+              <w:t xml:space="preserve">Time travel (versionAsOf 0)</w:t>
+            </w:r>
+          </w:p>
+        </w:tc>
+        <w:tc>
+          <w:tcPr>
+            <w:tcW w:type="dxa" w:w="5200"/>
+            <w:tcMar>
+              <w:top w:type="dxa" w:w="60"/>
+              <w:left w:type="dxa" w:w="100"/>
+              <w:bottom w:type="dxa" w:w="60"/>
+              <w:right w:type="dxa" w:w="100"/>
+            </w:tcMar>
+            <w:vAlign w:val="center"/>
+          </w:tcPr>
+          <w:p>
+            <w:pPr>
+              <w:jc w:val="center"/>
+            </w:pPr>
+            <w:r>
+              <w:rPr>
+                <w:b w:val="false"/>
+                <w:bCs w:val="false"/>
+                <w:color w:val="000000"/>
+                <w:sz w:val="20"/>
+                <w:szCs w:val="20"/>
+              </w:rPr>
+              <w:t xml:space="preserve">Monto original (S/. 51,428.87) recuperado exacto, tras la corrección a S/. 69,428.97</w:t>
+            </w:r>
+          </w:p>
+        </w:tc>
+      </w:tr>
+      <w:tr>
+        <w:tc>
+          <w:tcPr>
+            <w:tcW w:type="dxa" w:w="3600"/>
+            <w:tcMar>
+              <w:top w:type="dxa" w:w="60"/>
+              <w:left w:type="dxa" w:w="100"/>
+              <w:bottom w:type="dxa" w:w="60"/>
+              <w:right w:type="dxa" w:w="100"/>
+            </w:tcMar>
+            <w:vAlign w:val="center"/>
+          </w:tcPr>
+          <w:p>
+            <w:pPr>
+              <w:jc w:val="left"/>
+            </w:pPr>
+            <w:r>
+              <w:rPr>
+                <w:b w:val="false"/>
+                <w:bCs w:val="false"/>
+                <w:color w:val="000000"/>
+                <w:sz w:val="20"/>
+                <w:szCs w:val="20"/>
+              </w:rPr>
+              <w:t xml:space="preserve">Change Data Feed (CDC/CDF)</w:t>
+            </w:r>
+          </w:p>
+        </w:tc>
+        <w:tc>
+          <w:tcPr>
+            <w:tcW w:type="dxa" w:w="5200"/>
+            <w:tcMar>
+              <w:top w:type="dxa" w:w="60"/>
+              <w:left w:type="dxa" w:w="100"/>
+              <w:bottom w:type="dxa" w:w="60"/>
+              <w:right w:type="dxa" w:w="100"/>
+            </w:tcMar>
+            <w:vAlign w:val="center"/>
+          </w:tcPr>
+          <w:p>
+            <w:pPr>
+              <w:jc w:val="center"/>
+            </w:pPr>
+            <w:r>
+              <w:rPr>
+                <w:b w:val="false"/>
+                <w:bCs w:val="false"/>
+                <w:color w:val="000000"/>
+                <w:sz w:val="20"/>
+                <w:szCs w:val="20"/>
+              </w:rPr>
+              <w:t xml:space="preserve">Preimage y postimage capturados fila por fila (update_preimage / update_postimage)</w:t>
+            </w:r>
+          </w:p>
+        </w:tc>
+      </w:tr>
+    </w:tbl>
+    <w:p>
+      <w:pPr>
+        <w:spacing w:after="160"/>
+      </w:pPr>
+      <w:r>
+        <w:rPr>
+          <w:sz w:val="4"/>
+          <w:szCs w:val="4"/>
+        </w:rPr>
+        <w:t xml:space="preserve"/>
+      </w:r>
+    </w:p>
+    <w:p>
+      <w:pPr>
+        <w:spacing w:after="160"/>
+      </w:pPr>
+      <w:r>
+        <w:rPr>
+          <w:sz w:val="22"/>
+          <w:szCs w:val="22"/>
+        </w:rPr>
+        <w:t xml:space="preserve">Esto es lo que un CSV sobrescrito, o incluso Parquet plano, no puede ofrecer: la versión anterior de un dato sigue existiendo y es consultable sin backups manuales — si un funcionario corrige (o manipula) un monto después de que un auditor ya lo revisó, Delta Lake conserva evidencia exacta de cuál era el valor antes. Código en src/spark/lakehouse_delta.py.</w:t>
+      </w:r>
+    </w:p>
+    <w:p>
+      <w:pPr>
         <w:pStyle w:val="Heading1"/>
         <w:spacing w:after="150" w:before="300"/>
       </w:pPr>
@@ -10895,7 +11239,7 @@
           <w:sz w:val="22"/>
           <w:szCs w:val="22"/>
         </w:rPr>
-        <w:t xml:space="preserve">Conectar la ingesta real a las capas Plata/Oro del Lakehouse (reemplazando las carpetas locales por lectura/escritura del Delta Lake sobre Hadoop, según el Anexo 2 del TDR).</w:t>
+        <w:t xml:space="preserve">Conectar la ingesta real a las capas Plata/Oro del Lakehouse (reemplazando las carpetas locales por lectura/escritura del Delta Lake real sobre Hadoop HDFS, según el Anexo 2 del TDR — la lógica de Delta Lake ya está verificada, falta el HDFS productivo detrás).</w:t>
       </w:r>
     </w:p>
     <w:p>

--- a/reporte/Reporte_Tecnico_Prototipo_CGR_1.8.2.docx
+++ b/reporte/Reporte_Tecnico_Prototipo_CGR_1.8.2.docx
@@ -10433,7 +10433,7 @@
                 <w:sz w:val="20"/>
                 <w:szCs w:val="20"/>
               </w:rPr>
-              <w:t xml:space="preserve">Bloqueado — sin paquete disponible en este entorno</w:t>
+              <w:t xml:space="preserve">Fuera de alcance por naturaleza (ver explicación abajo, no un bloqueo de librería)</w:t>
             </w:r>
           </w:p>
         </w:tc>
@@ -10698,7 +10698,24 @@
           <w:sz w:val="22"/>
           <w:szCs w:val="22"/>
         </w:rPr>
-        <w:t xml:space="preserve">Red del entorno de prueba: Hadoop/YARN y HDFS requieren descargar un tarball desde Apache, dominio fuera de la lista de salida permitida aquí. GraphX/GraphFrames y Delta Lake tenían el mismo bloqueo, pero ambos se resolvieron (ver Sección 5 y evidencia abajo) descargando los .jar correctos fuera de este entorno y cargándolos manualmente.</w:t>
+        <w:t xml:space="preserve">Red del entorno de prueba: GraphX/GraphFrames y Delta Lake requerían descargar un .jar desde Maven Central, dominio fuera de la lista de salida permitida aquí — y ambos se resolvieron (ver Sección 5 y evidencia abajo) descargando los .jar correctos fuera de este entorno y cargándolos manualmente.</w:t>
+      </w:r>
+    </w:p>
+    <w:p>
+      <w:pPr>
+        <w:pStyle w:val="ListParagraph"/>
+        <w:numPr>
+          <w:ilvl w:val="0"/>
+          <w:numId w:val="1"/>
+        </w:numPr>
+        <w:spacing w:after="80"/>
+      </w:pPr>
+      <w:r>
+        <w:rPr>
+          <w:sz w:val="22"/>
+          <w:szCs w:val="22"/>
+        </w:rPr>
+        <w:t xml:space="preserve">Hadoop YARN/HDFS es un caso distinto y no simulable con el mismo truco — ver explicación dedicada más abajo.</w:t>
       </w:r>
     </w:p>
     <w:p>
@@ -11206,6 +11223,51 @@
     </w:p>
     <w:p>
       <w:pPr>
+        <w:pStyle w:val="Heading2"/>
+        <w:spacing w:after="100" w:before="200"/>
+      </w:pPr>
+      <w:r>
+        <w:t xml:space="preserve">Por qué Hadoop YARN/HDFS es un caso distinto (no un bloqueo de librería)</w:t>
+      </w:r>
+    </w:p>
+    <w:p>
+      <w:pPr>
+        <w:spacing w:after="160"/>
+      </w:pPr>
+      <w:r>
+        <w:rPr>
+          <w:sz w:val="22"/>
+          <w:szCs w:val="22"/>
+        </w:rPr>
+        <w:t xml:space="preserve">A diferencia de GraphFrames y Delta Lake, que fallaban por no poder descargar un .jar específico — un problema de red, resuelto obteniendo el archivo correcto por fuera — Hadoop YARN y HDFS no son primariamente una librería que falte, sino una arquitectura que requiere múltiples máquinas físicas distintas conectadas en red. Se investigó explícitamente una alternativa liviana (org.apache.hadoop:hadoop-client-minicluster, 27.1 MB, la utilidad interna que el propio equipo de Hadoop usa para sus pruebas automatizadas) y se obtuvo el archivo, pero requiere además hadoop-client-runtime — un segundo .jar que empaqueta todas las dependencias de Hadoop (netty, guava, jetty, protobuf) y normalmente pesa 40-70 MB, de nuevo por encima del límite de archivo de este entorno.</w:t>
+      </w:r>
+    </w:p>
+    <w:p>
+      <w:pPr>
+        <w:spacing w:after="160"/>
+      </w:pPr>
+      <w:r>
+        <w:rPr>
+          <w:sz w:val="22"/>
+          <w:szCs w:val="22"/>
+        </w:rPr>
+        <w:t xml:space="preserve">Más importante que el límite de tamaño: HDFS reparte y replica bloques de datos entre nodos distintos para tolerar la caída de una máquina, y YARN reparte CPU/memoria entre esos mismos nodos. Ambos beneficios dependen, por diseño, de que existan varias máquinas físicas separadas — algo que este entorno de prueba de concepto (un único contenedor) no tiene y no puede simular con más código. Incluso si se lograra instalar MiniDFSCluster/MiniYARNCluster, esas clases están explícitamente diseñadas por Apache para pruebas unitarias, no para demostrar distribución real — no habrían probado nada que Spark en modo local[*] no demuestre ya. Esta es la única pieza del Anexo 2 que queda genuinamente fuera de alcance de este entorno, y solo se puede cerrar con acceso a los servidores reales de la CGR.</w:t>
+      </w:r>
+    </w:p>
+    <w:p>
+      <w:pPr>
+        <w:spacing w:after="160"/>
+      </w:pPr>
+      <w:r>
+        <w:rPr>
+          <w:sz w:val="22"/>
+          <w:szCs w:val="22"/>
+        </w:rPr>
+        <w:t xml:space="preserve">Lo que sí cubre el mismo rol funcional dentro de este prototipo: Spark real (Sección 8) es el motor de cómputo que correría sobre YARN; Delta Lake real (evidencia arriba) es el motor de almacenamiento que correría sobre HDFS; y el particionamiento con poda de particiones (Sección 11) es la técnica que evita leer todo el disco, sea ese disco local o HDFS.</w:t>
+      </w:r>
+    </w:p>
+    <w:p>
+      <w:pPr>
         <w:pStyle w:val="Heading1"/>
         <w:spacing w:after="150" w:before="300"/>
       </w:pPr>
@@ -11291,23 +11353,6 @@
           <w:szCs w:val="22"/>
         </w:rPr>
         <w:t xml:space="preserve">Reemplazar el SQLite stand-in por una conexión real a SQL Server (pyodbc/pymssql) y desplegar el .rdl en un servidor SSRS real.</w:t>
-      </w:r>
-    </w:p>
-    <w:p>
-      <w:pPr>
-        <w:pStyle w:val="ListParagraph"/>
-        <w:numPr>
-          <w:ilvl w:val="0"/>
-          <w:numId w:val="1"/>
-        </w:numPr>
-        <w:spacing w:after="80"/>
-      </w:pPr>
-      <w:r>
-        <w:rPr>
-          <w:sz w:val="22"/>
-          <w:szCs w:val="22"/>
-        </w:rPr>
-        <w:t xml:space="preserve">GraphX/GraphFrames para el módulo de vínculos: se intentó dos veces y falló por falta de acceso a Maven Central desde este entorno. Se resolvió obteniendo los .jar correctos (io.graphframes:graphframes-spark4_2.13:0.10.0) desde una máquina con internet sin restricciones y cargándolos manualmente — ver Sección 5. La red de este entorno sigue siendo la limitación real; se puede resolver caso por caso, no de forma automática.</w:t>
       </w:r>
     </w:p>
     <w:p>

--- a/reporte/Reporte_Tecnico_Prototipo_CGR_1.8.2.docx
+++ b/reporte/Reporte_Tecnico_Prototipo_CGR_1.8.2.docx
@@ -159,7 +159,7 @@
           <w:sz w:val="22"/>
           <w:szCs w:val="22"/>
         </w:rPr>
-        <w:t xml:space="preserve">Este documento presenta un prototipo funcional del módulo de análisis de datos descrito en los Términos de Referencia (TDR) para la contratación de un Consultor Científico de Datos del Proyecto Interno 1.8.2 de la Contraloría General de la República (CGR). El objetivo es demostrar, con código abierto y en un plazo de desarrollo muy reducido, que es técnicamente viable construir los componentes centrales solicitados en el TDR — detección de favoritismo y de fraccionamiento en contrataciones públicas — antes de comprometer una consultoría individual de S/. 72,000 por 180 días calendario.</w:t>
+        <w:t xml:space="preserve">Este documento presenta un prototipo funcional del módulo de análisis de datos descrito en los Términos de Referencia (TDR) para la contratación de un Consultor Científico de Datos del Proyecto Interno 1.8.2 de la Contraloría General de la República (CGR). El objetivo es demostrar, con código abierto y en un plazo de desarrollo muy reducido, que es técnicamente viable construir los componentes centrales solicitados en el TDR — detección de favoritismo y de fraccionamiento en contrataciones públicas — como una contribución de licencia abierta al control gubernamental y a la lucha anticorrupción.</w:t>
       </w:r>
     </w:p>
     <w:p>
@@ -11373,7 +11373,7 @@
           <w:sz w:val="22"/>
           <w:szCs w:val="22"/>
         </w:rPr>
-        <w:t xml:space="preserve">Este prototipo demuestra en código abierto y en un plazo muy corto que los tres casos de uso priorizados del TDR —favoritismo, fraccionamiento y vínculos proveedor-funcionario— son técnicamente alcanzables sin necesidad de comprometer de inmediato una consultoría individual de 180 días y S/. 72,000. Cada pieza de la arquitectura fue validada con ejecución real, no solo de forma teórica: modelado en scikit-learn y Apache Spark MLlib (Sección 8), orquestación con Apache Airflow (Sección 9), optimización sistemática de hiperparámetros en ambas plataformas (Sección 10), extracción bajo los estándares SQL institucionales de la CGR (Sección 11), publicación lista para SSRS (Sección 12), y un mecanismo de autoevaluación y autoentrenamiento que distingue correctamente cuándo el modelo necesita actualizarse (Sección 13). El código fuente completo, comentado y versionado está disponible públicamente en el repositorio indicado en la portada, cumpliendo con el espíritu del ítem 6 del checklist de aceptación del Anexo 3 ("código versionado en Git institucional").</w:t>
+        <w:t xml:space="preserve">Este prototipo demuestra en código abierto y en un plazo muy corto que los tres casos de uso priorizados del TDR —favoritismo, fraccionamiento y vínculos proveedor-funcionario— son técnicamente alcanzables con herramientas de licencia abierta, construidas como una contribución al control gubernamental y a la lucha anticorrupción. Cada pieza de la arquitectura fue validada con ejecución real, no solo de forma teórica: modelado en scikit-learn y Apache Spark MLlib (Sección 8), orquestación con Apache Airflow (Sección 9), optimización sistemática de hiperparámetros en ambas plataformas (Sección 10), extracción bajo los estándares SQL institucionales de la CGR (Sección 11), publicación lista para SSRS (Sección 12), y un mecanismo de autoevaluación y autoentrenamiento que distingue correctamente cuándo el modelo necesita actualizarse (Sección 13). El código fuente completo, comentado y versionado está disponible públicamente en el repositorio indicado en la portada, cumpliendo con el espíritu del ítem 6 del checklist de aceptación del Anexo 3 ("código versionado en Git institucional").</w:t>
       </w:r>
     </w:p>
     <w:sectPr>

--- a/reporte/Reporte_Tecnico_Prototipo_CGR_1.8.2.docx
+++ b/reporte/Reporte_Tecnico_Prototipo_CGR_1.8.2.docx
@@ -63,6 +63,22 @@
           <w:szCs w:val="22"/>
         </w:rPr>
         <w:t xml:space="preserve">Documento técnico elaborado como prueba de concepto (proof of concept)</w:t>
+      </w:r>
+    </w:p>
+    <w:p>
+      <w:pPr>
+        <w:spacing w:after="100" w:before="100"/>
+        <w:jc w:val="center"/>
+      </w:pPr>
+      <w:r>
+        <w:rPr>
+          <w:b/>
+          <w:bCs/>
+          <w:color w:val="C0392B"/>
+          <w:sz w:val="20"/>
+          <w:szCs w:val="20"/>
+        </w:rPr>
+        <w:t xml:space="preserve">Prototipo independiente — no constituye una implementación oficial ni cuenta con aprobación institucional de la CGR</w:t>
       </w:r>
     </w:p>
     <w:p>

--- a/reporte/Reporte_Tecnico_Prototipo_CGR_1.8.2.docx
+++ b/reporte/Reporte_Tecnico_Prototipo_CGR_1.8.2.docx
@@ -10449,7 +10449,7 @@
                 <w:sz w:val="20"/>
                 <w:szCs w:val="20"/>
               </w:rPr>
-              <w:t xml:space="preserve">Fuera de alcance por naturaleza (ver explicación abajo, no un bloqueo de librería)</w:t>
+              <w:t xml:space="preserve">Pendiente por límite de tamaño de archivo, no por imposibilidad técnica (ver explicación abajo)</w:t>
             </w:r>
           </w:p>
         </w:tc>
@@ -10731,7 +10731,7 @@
           <w:sz w:val="22"/>
           <w:szCs w:val="22"/>
         </w:rPr>
-        <w:t xml:space="preserve">Hadoop YARN/HDFS es un caso distinto y no simulable con el mismo truco — ver explicación dedicada más abajo.</w:t>
+        <w:t xml:space="preserve">Hadoop YARN/HDFS quedó pendiente por límites de tamaño de archivo (no por imposibilidad técnica de correr en una sola máquina — Apache documenta modo pseudo-distribuido) — ver explicación dedicada más abajo.</w:t>
       </w:r>
     </w:p>
     <w:p>
@@ -11255,7 +11255,7 @@
           <w:sz w:val="22"/>
           <w:szCs w:val="22"/>
         </w:rPr>
-        <w:t xml:space="preserve">A diferencia de GraphFrames y Delta Lake, que fallaban por no poder descargar un .jar específico — un problema de red, resuelto obteniendo el archivo correcto por fuera — Hadoop YARN y HDFS no son primariamente una librería que falte, sino una arquitectura que requiere múltiples máquinas físicas distintas conectadas en red. Se investigó explícitamente una alternativa liviana (org.apache.hadoop:hadoop-client-minicluster, 27.1 MB, la utilidad interna que el propio equipo de Hadoop usa para sus pruebas automatizadas) y se obtuvo el archivo, pero requiere además hadoop-client-runtime — un segundo .jar que empaqueta todas las dependencias de Hadoop (netty, guava, jetty, protobuf) y normalmente pesa 40-70 MB, de nuevo por encima del límite de archivo de este entorno.</w:t>
+        <w:t xml:space="preserve">A diferencia de GraphFrames y Delta Lake, que fallaban por no poder descargar un .jar específico — un problema de red, resuelto obteniendo el archivo correcto por fuera — Hadoop YARN y HDFS no se completaron por una combinación de restricciones de tamaño de archivo, no por imposibilidad técnica de correr en una sola máquina. Aclaración importante: Apache documenta explícitamente un modo "pseudo-distribuido" (single-node) en el que HDFS y YARN corren sobre una sola máquina — esto es técnicamente viable y no requiere múltiples servidores físicos. Se investigó una alternativa liviana (org.apache.hadoop:hadoop-client-minicluster, 27.1 MB, la utilidad interna que el propio equipo de Hadoop usa para sus pruebas automatizadas) y se obtuvo el archivo, pero requiere además hadoop-client-runtime — un segundo .jar que empaqueta todas las dependencias de Hadoop (netty, guava, jetty, protobuf) y normalmente pesa 40-70 MB, de nuevo por encima del límite de archivo de este entorno. El tarball binario completo (que sí incluye los scripts para correr en modo pseudo-distribuido real, no solo las clases de prueba MiniDFSCluster/MiniYARNCluster) pesa 554 MB, igualmente inalcanzable aquí.</w:t>
       </w:r>
     </w:p>
     <w:p>
@@ -11267,7 +11267,7 @@
           <w:sz w:val="22"/>
           <w:szCs w:val="22"/>
         </w:rPr>
-        <w:t xml:space="preserve">Más importante que el límite de tamaño: HDFS reparte y replica bloques de datos entre nodos distintos para tolerar la caída de una máquina, y YARN reparte CPU/memoria entre esos mismos nodos. Ambos beneficios dependen, por diseño, de que existan varias máquinas físicas separadas — algo que este entorno de prueba de concepto (un único contenedor) no tiene y no puede simular con más código. Incluso si se lograra instalar MiniDFSCluster/MiniYARNCluster, esas clases están explícitamente diseñadas por Apache para pruebas unitarias, no para demostrar distribución real — no habrían probado nada que Spark en modo local[*] no demuestre ya. Esta es la única pieza del Anexo 2 que queda genuinamente fuera de alcance de este entorno, y solo se puede cerrar con acceso a los servidores reales de la CGR.</w:t>
+        <w:t xml:space="preserve">Lo que sí es una limitación real de fondo, independiente del tamaño de archivo: el beneficio característico de HDFS/YARN en producción — tolerancia a fallos vía replicación de bloques entre máquinas físicas distintas, y reparto de CPU/memoria entre esos mismos nodos — depende, por diseño, de que existan varias máquinas separadas. Un modo pseudo-distribuido de un solo nodo (que no se llegó a completar aquí) demostraría que los procesos de HDFS/YARN corren y se comunican correctamente, pero no demostraría ese beneficio de tolerancia a fallos ni de reparto real de carga entre máquinas — para eso sí hacen falta servidores físicos distintos, como los de la CGR. Esta es la pieza del Anexo 2 que queda pendiente de este entorno: no por ser técnicamente imposible en una sola máquina, sino porque no se logró descargar el paquete completo dentro del límite de tamaño de archivo disponible aquí.</w:t>
       </w:r>
     </w:p>
     <w:p>

--- a/reporte/Reporte_Tecnico_Prototipo_CGR_1.8.2.docx
+++ b/reporte/Reporte_Tecnico_Prototipo_CGR_1.8.2.docx
@@ -209,6 +209,18 @@
           <w:szCs w:val="22"/>
         </w:rPr>
         <w:t xml:space="preserve">El modelo de favoritismo (Random Forest) ubicó los 6 casos reales sembrados en las primeras 6 posiciones de un ranking de 2,354 pares proveedor-entidad. El modelo de fraccionamiento, combinando una regla interpretable basada en el umbral legal de Adjudicación Simplificada con detección de anomalías, alcanzó 100% de precisión (7 de 7 casos marcados fueron fraccionamiento real) sobre 8 casos sembrados en 149 grupos proveedor-entidad-objeto.</w:t>
+      </w:r>
+    </w:p>
+    <w:p>
+      <w:pPr>
+        <w:spacing w:after="160"/>
+      </w:pPr>
+      <w:r>
+        <w:rPr>
+          <w:sz w:val="22"/>
+          <w:szCs w:val="22"/>
+        </w:rPr>
+        <w:t xml:space="preserve">Nota de interpretación importante: el generador sintético siembra los casos de fraccionamiento exactamente con el patrón que la regla busca (mismo proveedor-entidad-objeto, 3 a 6 compras en pocos días, montos justo bajo el umbral legal). Que la regla los encuentre con 100% de precisión confirma que la implementación funciona como fue diseñada — una prueba funcional (sanity check) válida y necesaria — pero no es evidencia de desempeño predictivo sobre datos externos no sembrados. La Sección 4 detalla esta distinción con mayor profundidad.</w:t>
       </w:r>
     </w:p>
     <w:p>
@@ -2378,6 +2390,18 @@
           <w:szCs w:val="22"/>
         </w:rPr>
         <w:t xml:space="preserve">Hallazgo relevante: el modelo puramente estadístico, sin contexto normativo, detecta solo una fracción de los casos reales. Al incorporar la regla de negocio derivada directamente de la Ley de Contrataciones del Estado (umbral de Adjudicación Simplificada), la precisión sube a 100%. Esto confirma que el valor de este módulo no está solo en el algoritmo, sino en traducir correctamente la normativa de contrataciones públicas a reglas computables — un trabajo de dominio que un consultor conocedor del marco legal peruano puede hacer sin necesitar infraestructura de big data desde el primer día.</w:t>
+      </w:r>
+    </w:p>
+    <w:p>
+      <w:pPr>
+        <w:spacing w:after="160"/>
+      </w:pPr>
+      <w:r>
+        <w:rPr>
+          <w:sz w:val="22"/>
+          <w:szCs w:val="22"/>
+        </w:rPr>
+        <w:t xml:space="preserve">Precisión metodológica sobre el 100%: los 8 casos sembrados fueron construidos deliberadamente con el patrón exacto que la regla busca (mismo proveedor-entidad-objeto, 3-6 compras en una ventana de pocos días, montos justo bajo el umbral). Este resultado valida que la regla está correctamente implementada — que hace lo que se diseñó para hacer — no que vaya a alcanzar 100% de precisión sobre datos reales no sembrados, donde el fraccionamiento real puede presentarse con patrones más sutiles o distintos (ver el Anexo A, donde sobre datos reales sin etiquetas la regla se usa como señal de riesgo para revisión de auditor, no como determinación automática).</w:t>
       </w:r>
     </w:p>
     <w:p>

--- a/reporte/Reporte_Tecnico_Prototipo_CGR_1.8.2.docx
+++ b/reporte/Reporte_Tecnico_Prototipo_CGR_1.8.2.docx
@@ -2308,7 +2308,7 @@
                 <w:sz w:val="20"/>
                 <w:szCs w:val="20"/>
               </w:rPr>
-              <w:t xml:space="preserve">2</w:t>
+              <w:t xml:space="preserve">7</w:t>
             </w:r>
           </w:p>
         </w:tc>
@@ -2335,7 +2335,7 @@
                 <w:sz w:val="20"/>
                 <w:szCs w:val="20"/>
               </w:rPr>
-              <w:t xml:space="preserve">2</w:t>
+              <w:t xml:space="preserve">7</w:t>
             </w:r>
           </w:p>
         </w:tc>

--- a/reporte/Reporte_Tecnico_Prototipo_CGR_1.8.2.docx
+++ b/reporte/Reporte_Tecnico_Prototipo_CGR_1.8.2.docx
@@ -208,7 +208,7 @@
           <w:sz w:val="22"/>
           <w:szCs w:val="22"/>
         </w:rPr>
-        <w:t xml:space="preserve">El modelo de favoritismo (Random Forest) ubicó los 6 casos reales sembrados en las primeras 6 posiciones de un ranking de 2,354 pares proveedor-entidad. El modelo de fraccionamiento, combinando una regla interpretable basada en el umbral legal de Adjudicación Simplificada con detección de anomalías, alcanzó 100% de precisión (7 de 7 casos marcados fueron fraccionamiento real) sobre 8 casos sembrados en 149 grupos proveedor-entidad-objeto.</w:t>
+        <w:t xml:space="preserve">El modelo de favoritismo (Random Forest) ubicó los 6 casos reales sembrados en las primeras 6 posiciones de un ranking de 2,354 pares proveedor-entidad. El modelo de fraccionamiento, combinando una regla interpretable basada en el umbral legal de Adjudicación Simplificada con detección de anomalías, alcanzó 100% de precisión (8 de 8 casos marcados fueron fraccionamiento real) sobre 8 casos sembrados en 149 grupos proveedor-entidad-objeto.</w:t>
       </w:r>
     </w:p>
     <w:p>
@@ -2198,7 +2198,7 @@
                 <w:sz w:val="20"/>
                 <w:szCs w:val="20"/>
               </w:rPr>
-              <w:t xml:space="preserve">7</w:t>
+              <w:t xml:space="preserve">8</w:t>
             </w:r>
           </w:p>
         </w:tc>
@@ -2225,7 +2225,7 @@
                 <w:sz w:val="20"/>
                 <w:szCs w:val="20"/>
               </w:rPr>
-              <w:t xml:space="preserve">7</w:t>
+              <w:t xml:space="preserve">8</w:t>
             </w:r>
           </w:p>
         </w:tc>
@@ -2308,7 +2308,7 @@
                 <w:sz w:val="20"/>
                 <w:szCs w:val="20"/>
               </w:rPr>
-              <w:t xml:space="preserve">7</w:t>
+              <w:t xml:space="preserve">8</w:t>
             </w:r>
           </w:p>
         </w:tc>
@@ -2335,7 +2335,7 @@
                 <w:sz w:val="20"/>
                 <w:szCs w:val="20"/>
               </w:rPr>
-              <w:t xml:space="preserve">7</w:t>
+              <w:t xml:space="preserve">8</w:t>
             </w:r>
           </w:p>
         </w:tc>
@@ -3208,6 +3208,143 @@
                 <w:sz w:val="20"/>
                 <w:szCs w:val="20"/>
               </w:rPr>
+              <w:t xml:space="preserve">P0200</w:t>
+            </w:r>
+          </w:p>
+        </w:tc>
+        <w:tc>
+          <w:tcPr>
+            <w:tcW w:type="dxa" w:w="1400"/>
+            <w:tcMar>
+              <w:top w:type="dxa" w:w="60"/>
+              <w:left w:type="dxa" w:w="100"/>
+              <w:bottom w:type="dxa" w:w="60"/>
+              <w:right w:type="dxa" w:w="100"/>
+            </w:tcMar>
+            <w:vAlign w:val="center"/>
+          </w:tcPr>
+          <w:p>
+            <w:pPr>
+              <w:jc w:val="center"/>
+            </w:pPr>
+            <w:r>
+              <w:rPr>
+                <w:b w:val="false"/>
+                <w:bCs w:val="false"/>
+                <w:color w:val="000000"/>
+                <w:sz w:val="20"/>
+                <w:szCs w:val="20"/>
+              </w:rPr>
+              <w:t xml:space="preserve">E08</w:t>
+            </w:r>
+          </w:p>
+        </w:tc>
+        <w:tc>
+          <w:tcPr>
+            <w:tcW w:type="dxa" w:w="3400"/>
+            <w:tcMar>
+              <w:top w:type="dxa" w:w="60"/>
+              <w:left w:type="dxa" w:w="100"/>
+              <w:bottom w:type="dxa" w:w="60"/>
+              <w:right w:type="dxa" w:w="100"/>
+            </w:tcMar>
+            <w:vAlign w:val="center"/>
+          </w:tcPr>
+          <w:p>
+            <w:pPr>
+              <w:jc w:val="center"/>
+            </w:pPr>
+            <w:r>
+              <w:rPr>
+                <w:b w:val="false"/>
+                <w:bCs w:val="false"/>
+                <w:color w:val="000000"/>
+                <w:sz w:val="20"/>
+                <w:szCs w:val="20"/>
+              </w:rPr>
+              <w:t xml:space="preserve">Servicio de limpieza y vigilancia</w:t>
+            </w:r>
+          </w:p>
+        </w:tc>
+        <w:tc>
+          <w:tcPr>
+            <w:tcW w:type="dxa" w:w="2000"/>
+            <w:tcMar>
+              <w:top w:type="dxa" w:w="60"/>
+              <w:left w:type="dxa" w:w="100"/>
+              <w:bottom w:type="dxa" w:w="60"/>
+              <w:right w:type="dxa" w:w="100"/>
+            </w:tcMar>
+            <w:vAlign w:val="center"/>
+          </w:tcPr>
+          <w:p>
+            <w:pPr>
+              <w:jc w:val="center"/>
+            </w:pPr>
+            <w:r>
+              <w:rPr>
+                <w:b w:val="false"/>
+                <w:bCs w:val="false"/>
+                <w:color w:val="000000"/>
+                <w:sz w:val="20"/>
+                <w:szCs w:val="20"/>
+              </w:rPr>
+              <w:t xml:space="preserve">3</w:t>
+            </w:r>
+          </w:p>
+        </w:tc>
+        <w:tc>
+          <w:tcPr>
+            <w:tcW w:type="dxa" w:w="1400"/>
+            <w:tcMar>
+              <w:top w:type="dxa" w:w="60"/>
+              <w:left w:type="dxa" w:w="100"/>
+              <w:bottom w:type="dxa" w:w="60"/>
+              <w:right w:type="dxa" w:w="100"/>
+            </w:tcMar>
+            <w:vAlign w:val="center"/>
+          </w:tcPr>
+          <w:p>
+            <w:pPr>
+              <w:jc w:val="center"/>
+            </w:pPr>
+            <w:r>
+              <w:rPr>
+                <w:b w:val="false"/>
+                <w:bCs w:val="false"/>
+                <w:color w:val="000000"/>
+                <w:sz w:val="20"/>
+                <w:szCs w:val="20"/>
+              </w:rPr>
+              <w:t xml:space="preserve">100%</w:t>
+            </w:r>
+          </w:p>
+        </w:tc>
+      </w:tr>
+      <w:tr>
+        <w:tc>
+          <w:tcPr>
+            <w:tcW w:type="dxa" w:w="1600"/>
+            <w:tcMar>
+              <w:top w:type="dxa" w:w="60"/>
+              <w:left w:type="dxa" w:w="100"/>
+              <w:bottom w:type="dxa" w:w="60"/>
+              <w:right w:type="dxa" w:w="100"/>
+            </w:tcMar>
+            <w:vAlign w:val="center"/>
+          </w:tcPr>
+          <w:p>
+            <w:pPr>
+              <w:jc w:val="left"/>
+            </w:pPr>
+            <w:r>
+              <w:rPr>
+                <w:b w:val="false"/>
+                <w:bCs w:val="false"/>
+                <w:color w:val="000000"/>
+                <w:sz w:val="20"/>
+                <w:szCs w:val="20"/>
+              </w:rPr>
               <w:t xml:space="preserve">P0098</w:t>
             </w:r>
           </w:p>
@@ -7105,7 +7242,7 @@
                 <w:sz w:val="20"/>
                 <w:szCs w:val="20"/>
               </w:rPr>
-              <w:t xml:space="preserve">7</w:t>
+              <w:t xml:space="preserve">8</w:t>
             </w:r>
           </w:p>
         </w:tc>
@@ -7132,7 +7269,7 @@
                 <w:sz w:val="20"/>
                 <w:szCs w:val="20"/>
               </w:rPr>
-              <w:t xml:space="preserve">7</w:t>
+              <w:t xml:space="preserve">8</w:t>
             </w:r>
           </w:p>
         </w:tc>
@@ -8279,7 +8416,7 @@
         <w:spacing w:after="100" w:before="200"/>
       </w:pPr>
       <w:r>
-        <w:t xml:space="preserve">10.2. Fraccionamiento — hallazgo: el techo es del algoritmo, no de la configuración</w:t>
+        <w:t xml:space="preserve">10.2. Fraccionamiento — hallazgo: la regla sigue ganando, pero sí hay un mejor ajuste del modelo estadístico</w:t>
       </w:r>
     </w:p>
     <w:p>
@@ -8291,7 +8428,7 @@
           <w:sz w:val="22"/>
           <w:szCs w:val="22"/>
         </w:rPr>
-        <w:t xml:space="preserve">Para Isolation Forest (no supervisado) se implementó una búsqueda manual de 36 combinaciones (n° de estimadores, fracción de muestras, tasa de contaminación), usando como métrica cuántos de los 8 casos sembrados caen en el top-8 del ranking de anomalía. Resultado: el recall se estancó en 3/8 (37.5%) para toda combinación con max_samples=1.0, sin importar el resto de parámetros — evidencia de que la limitación es estructural del algoritmo sobre estas variables, no una configuración subóptima. Este hallazgo refuerza, con evidencia adicional, la conclusión central del prototipo (Sección 4): ningún ajuste de hiperparámetros iguala a la regla interpretable basada en el umbral legal (100% de precisión). Se mantuvo la configuración más liviana entre las empatadas (100 estimadores en vez de 300).</w:t>
+        <w:t xml:space="preserve">Para Isolation Forest (no supervisado) se implementó una búsqueda en grilla de 36 combinaciones (n° de estimadores, fracción de muestras, tasa de contaminación), usando como métrica cuántos de los 8 casos sembrados caen en el top-8 del ranking de anomalía. Resultado: max_samples=0.8 alcanza 3/8 (37.5%), mejor que max_samples=1.0 (2/8, 25.0%) — a diferencia de una versión anterior de esta búsqueda, aquí sí hay un hiperparámetro con efecto real, y el modelo de producción se ajustó en consecuencia (ver src/modelo_fraccionamiento.py). Aun con ese ajuste, Isolation Forest se queda en 3/8 frente al 8/8 de la regla interpretable basada en el umbral legal — el hallazgo central del prototipo se mantiene: ningún ajuste de hiperparámetros iguala a la regla.</w:t>
       </w:r>
     </w:p>
     <w:p>

--- a/reporte/Reporte_Tecnico_Prototipo_CGR_1.8.2.docx
+++ b/reporte/Reporte_Tecnico_Prototipo_CGR_1.8.2.docx
@@ -11396,6 +11396,18 @@
           <w:szCs w:val="22"/>
         </w:rPr>
         <w:t xml:space="preserve">Esto es lo que un CSV sobrescrito, o incluso Parquet plano, no puede ofrecer: la versión anterior de un dato sigue existiendo y es consultable sin backups manuales — si un funcionario corrige (o manipula) un monto después de que un auditor ya lo revisó, Delta Lake conserva evidencia exacta de cuál era el valor antes. Código en src/spark/lakehouse_delta.py.</w:t>
+      </w:r>
+    </w:p>
+    <w:p>
+      <w:pPr>
+        <w:spacing w:after="160"/>
+      </w:pPr>
+      <w:r>
+        <w:rPr>
+          <w:sz w:val="22"/>
+          <w:szCs w:val="22"/>
+        </w:rPr>
+        <w:t xml:space="preserve">Precisión importante: este historial NO es inmutable de forma permanente. El comando VACUUM elimina físicamente los archivos de versiones antiguas ya no referenciadas, según una política de retención configurable (por defecto, 7 días). Pasado ese período y tras ejecutar VACUUM, el time travel a esas versiones deja de funcionar. Para uso de auditoría, la política de retención debe configurarse explícitamente acorde al período que la CGR necesite conservar evidencia — potencialmente años, no el valor por defecto — y VACUUM no debe ejecutarse sin ese criterio en mente.</w:t>
       </w:r>
     </w:p>
     <w:p>

--- a/reporte/Reporte_Tecnico_Prototipo_CGR_1.8.2.docx
+++ b/reporte/Reporte_Tecnico_Prototipo_CGR_1.8.2.docx
@@ -5352,7 +5352,7 @@
           <w:sz w:val="21"/>
           <w:szCs w:val="21"/>
         </w:rPr>
-        <w:t xml:space="preserve">Commit utilizado por la evidencia: 92657577bc7e7eb5157148767b3daf37fd6c43ca.</w:t>
+        <w:t xml:space="preserve">Commit utilizado por la evidencia: f723f52e6792e4a1898a136c8436f5c809e388cf.</w:t>
       </w:r>
     </w:p>
     <w:p>

--- a/reporte/Reporte_Tecnico_Prototipo_CGR_1.8.2.docx
+++ b/reporte/Reporte_Tecnico_Prototipo_CGR_1.8.2.docx
@@ -5352,7 +5352,7 @@
           <w:sz w:val="21"/>
           <w:szCs w:val="21"/>
         </w:rPr>
-        <w:t xml:space="preserve">Commit utilizado por la evidencia: f723f52e6792e4a1898a136c8436f5c809e388cf.</w:t>
+        <w:t xml:space="preserve">Commit utilizado por la evidencia: 46b503ba67f544ce1bd06479c377d773e565d4bc.</w:t>
       </w:r>
     </w:p>
     <w:p>

--- a/reporte/Reporte_Tecnico_Prototipo_CGR_1.8.2.docx
+++ b/reporte/Reporte_Tecnico_Prototipo_CGR_1.8.2.docx
@@ -5352,7 +5352,7 @@
           <w:sz w:val="21"/>
           <w:szCs w:val="21"/>
         </w:rPr>
-        <w:t xml:space="preserve">Commit utilizado por la evidencia: 46b503ba67f544ce1bd06479c377d773e565d4bc.</w:t>
+        <w:t xml:space="preserve">Commit utilizado por la evidencia: 939c39523a8775ec230fa9a551239eb4fb6dca66.</w:t>
       </w:r>
     </w:p>
     <w:p>

--- a/reporte/Reporte_Tecnico_Prototipo_CGR_1.8.2.docx
+++ b/reporte/Reporte_Tecnico_Prototipo_CGR_1.8.2.docx
@@ -5352,7 +5352,7 @@
           <w:sz w:val="21"/>
           <w:szCs w:val="21"/>
         </w:rPr>
-        <w:t xml:space="preserve">Commit utilizado por la evidencia: 939c39523a8775ec230fa9a551239eb4fb6dca66.</w:t>
+        <w:t xml:space="preserve">Commit utilizado por la evidencia: 3ff9cabdb0210b537aabe0281ec695278d818760.</w:t>
       </w:r>
     </w:p>
     <w:p>

--- a/reporte/Reporte_Tecnico_Prototipo_CGR_1.8.2.docx
+++ b/reporte/Reporte_Tecnico_Prototipo_CGR_1.8.2.docx
@@ -5352,7 +5352,7 @@
           <w:sz w:val="21"/>
           <w:szCs w:val="21"/>
         </w:rPr>
-        <w:t xml:space="preserve">Commit utilizado por la evidencia: 3ff9cabdb0210b537aabe0281ec695278d818760.</w:t>
+        <w:t xml:space="preserve">Commit utilizado por la evidencia: c13e5929e4e4344699e5edc8f658adf2cc23e74d.</w:t>
       </w:r>
     </w:p>
     <w:p>

--- a/reporte/Reporte_Tecnico_Prototipo_CGR_1.8.2.docx
+++ b/reporte/Reporte_Tecnico_Prototipo_CGR_1.8.2.docx
@@ -250,7 +250,7 @@
         <w:spacing w:lineRule="exact" w:line="240" w:before="240" w:after="120"/>
         <w:rPr/>
       </w:pPr>
-      <w:bookmarkStart w:id="0" w:name="__RefHeading___Toc697_3155877788"/>
+      <w:bookmarkStart w:id="0" w:name="__RefHeading___Toc697_2045034821"/>
       <w:bookmarkEnd w:id="0"/>
       <w:r>
         <w:rPr>
@@ -355,7 +355,7 @@
             </w:rPr>
             <w:fldChar w:fldCharType="separate"/>
           </w:r>
-          <w:hyperlink w:anchor="__RefHeading___Toc697_3155877788">
+          <w:hyperlink w:anchor="__RefHeading___Toc697_2045034821">
             <w:r>
               <w:rPr>
                 <w:rStyle w:val="IndexLink"/>
@@ -375,7 +375,7 @@
             </w:tabs>
             <w:rPr/>
           </w:pPr>
-          <w:hyperlink w:anchor="__RefHeading___Toc699_3155877788">
+          <w:hyperlink w:anchor="__RefHeading___Toc699_2045034821">
             <w:r>
               <w:rPr>
                 <w:rStyle w:val="IndexLink"/>
@@ -395,7 +395,7 @@
             </w:tabs>
             <w:rPr/>
           </w:pPr>
-          <w:hyperlink w:anchor="__RefHeading___Toc701_3155877788">
+          <w:hyperlink w:anchor="__RefHeading___Toc701_2045034821">
             <w:r>
               <w:rPr>
                 <w:rStyle w:val="IndexLink"/>
@@ -415,7 +415,7 @@
             </w:tabs>
             <w:rPr/>
           </w:pPr>
-          <w:hyperlink w:anchor="__RefHeading___Toc703_3155877788">
+          <w:hyperlink w:anchor="__RefHeading___Toc703_2045034821">
             <w:r>
               <w:rPr>
                 <w:rStyle w:val="IndexLink"/>
@@ -435,7 +435,7 @@
             </w:tabs>
             <w:rPr/>
           </w:pPr>
-          <w:hyperlink w:anchor="__RefHeading___Toc705_3155877788">
+          <w:hyperlink w:anchor="__RefHeading___Toc705_2045034821">
             <w:r>
               <w:rPr>
                 <w:rStyle w:val="IndexLink"/>
@@ -455,7 +455,7 @@
             </w:tabs>
             <w:rPr/>
           </w:pPr>
-          <w:hyperlink w:anchor="__RefHeading___Toc707_3155877788">
+          <w:hyperlink w:anchor="__RefHeading___Toc707_2045034821">
             <w:r>
               <w:rPr>
                 <w:rStyle w:val="IndexLink"/>
@@ -475,7 +475,7 @@
             </w:tabs>
             <w:rPr/>
           </w:pPr>
-          <w:hyperlink w:anchor="__RefHeading___Toc709_3155877788">
+          <w:hyperlink w:anchor="__RefHeading___Toc709_2045034821">
             <w:r>
               <w:rPr>
                 <w:rStyle w:val="IndexLink"/>
@@ -495,7 +495,7 @@
             </w:tabs>
             <w:rPr/>
           </w:pPr>
-          <w:hyperlink w:anchor="__RefHeading___Toc711_3155877788">
+          <w:hyperlink w:anchor="__RefHeading___Toc711_2045034821">
             <w:r>
               <w:rPr>
                 <w:rStyle w:val="IndexLink"/>
@@ -515,7 +515,7 @@
             </w:tabs>
             <w:rPr/>
           </w:pPr>
-          <w:hyperlink w:anchor="__RefHeading___Toc713_3155877788">
+          <w:hyperlink w:anchor="__RefHeading___Toc713_2045034821">
             <w:r>
               <w:rPr>
                 <w:rStyle w:val="IndexLink"/>
@@ -535,14 +535,14 @@
             </w:tabs>
             <w:rPr/>
           </w:pPr>
-          <w:hyperlink w:anchor="__RefHeading___Toc715_3155877788">
+          <w:hyperlink w:anchor="__RefHeading___Toc715_2045034821">
             <w:r>
               <w:rPr>
                 <w:rStyle w:val="IndexLink"/>
               </w:rPr>
               <w:t>3.2 Preparación y benchmark sintético</w:t>
               <w:tab/>
-              <w:t>4</w:t>
+              <w:t>5</w:t>
             </w:r>
           </w:hyperlink>
         </w:p>
@@ -555,7 +555,7 @@
             </w:tabs>
             <w:rPr/>
           </w:pPr>
-          <w:hyperlink w:anchor="__RefHeading___Toc717_3155877788">
+          <w:hyperlink w:anchor="__RefHeading___Toc717_2045034821">
             <w:r>
               <w:rPr>
                 <w:rStyle w:val="IndexLink"/>
@@ -575,14 +575,14 @@
             </w:tabs>
             <w:rPr/>
           </w:pPr>
-          <w:hyperlink w:anchor="__RefHeading___Toc719_3155877788">
+          <w:hyperlink w:anchor="__RefHeading___Toc719_2045034821">
             <w:r>
               <w:rPr>
                 <w:rStyle w:val="IndexLink"/>
               </w:rPr>
               <w:t>3.4 Modelo de priorización de posible fraccionamiento</w:t>
               <w:tab/>
-              <w:t>5</w:t>
+              <w:t>6</w:t>
             </w:r>
           </w:hyperlink>
         </w:p>
@@ -595,14 +595,14 @@
             </w:tabs>
             <w:rPr/>
           </w:pPr>
-          <w:hyperlink w:anchor="__RefHeading___Toc721_3155877788">
+          <w:hyperlink w:anchor="__RefHeading___Toc721_2045034821">
             <w:r>
               <w:rPr>
                 <w:rStyle w:val="IndexLink"/>
               </w:rPr>
               <w:t>3.5 Implementación Spark MLlib y GraphFrames</w:t>
               <w:tab/>
-              <w:t>5</w:t>
+              <w:t>7</w:t>
             </w:r>
           </w:hyperlink>
         </w:p>
@@ -615,14 +615,14 @@
             </w:tabs>
             <w:rPr/>
           </w:pPr>
-          <w:hyperlink w:anchor="__RefHeading___Toc723_3155877788">
+          <w:hyperlink w:anchor="__RefHeading___Toc723_2045034821">
             <w:r>
               <w:rPr>
                 <w:rStyle w:val="IndexLink"/>
               </w:rPr>
               <w:t>3.6 Validación de integridad con datos públicos OCDS/OECE</w:t>
               <w:tab/>
-              <w:t>6</w:t>
+              <w:t>8</w:t>
             </w:r>
           </w:hyperlink>
         </w:p>
@@ -635,14 +635,14 @@
             </w:tabs>
             <w:rPr/>
           </w:pPr>
-          <w:hyperlink w:anchor="__RefHeading___Toc725_3155877788">
+          <w:hyperlink w:anchor="__RefHeading___Toc725_2045034821">
             <w:r>
               <w:rPr>
                 <w:rStyle w:val="IndexLink"/>
               </w:rPr>
               <w:t>3.7 Autoevaluación, mantenimiento y gobernanza</w:t>
               <w:tab/>
-              <w:t>6</w:t>
+              <w:t>8</w:t>
             </w:r>
           </w:hyperlink>
         </w:p>
@@ -655,14 +655,14 @@
             </w:tabs>
             <w:rPr/>
           </w:pPr>
-          <w:hyperlink w:anchor="__RefHeading___Toc727_3155877788">
+          <w:hyperlink w:anchor="__RefHeading___Toc727_2045034821">
             <w:r>
               <w:rPr>
                 <w:rStyle w:val="IndexLink"/>
               </w:rPr>
               <w:t>3.8 Reporting, documentación y reproducibilidad</w:t>
               <w:tab/>
-              <w:t>6</w:t>
+              <w:t>9</w:t>
             </w:r>
           </w:hyperlink>
         </w:p>
@@ -675,14 +675,14 @@
             </w:tabs>
             <w:rPr/>
           </w:pPr>
-          <w:hyperlink w:anchor="__RefHeading___Toc729_3155877788">
+          <w:hyperlink w:anchor="__RefHeading___Toc729_2045034821">
             <w:r>
               <w:rPr>
                 <w:rStyle w:val="IndexLink"/>
               </w:rPr>
               <w:t>3.9 Matriz de cierre frente al TDR</w:t>
               <w:tab/>
-              <w:t>7</w:t>
+              <w:t>9</w:t>
             </w:r>
           </w:hyperlink>
         </w:p>
@@ -695,14 +695,14 @@
             </w:tabs>
             <w:rPr/>
           </w:pPr>
-          <w:hyperlink w:anchor="__RefHeading___Toc731_3155877788">
+          <w:hyperlink w:anchor="__RefHeading___Toc731_2045034821">
             <w:r>
               <w:rPr>
                 <w:rStyle w:val="IndexLink"/>
               </w:rPr>
               <w:t>4. Conclusiones y Recomendaciones</w:t>
               <w:tab/>
-              <w:t>7</w:t>
+              <w:t>9</w:t>
             </w:r>
           </w:hyperlink>
         </w:p>
@@ -715,14 +715,14 @@
             </w:tabs>
             <w:rPr/>
           </w:pPr>
-          <w:hyperlink w:anchor="__RefHeading___Toc733_3155877788">
+          <w:hyperlink w:anchor="__RefHeading___Toc733_2045034821">
             <w:r>
               <w:rPr>
                 <w:rStyle w:val="IndexLink"/>
               </w:rPr>
               <w:t>5. Anexos</w:t>
               <w:tab/>
-              <w:t>7</w:t>
+              <w:t>10</w:t>
             </w:r>
           </w:hyperlink>
         </w:p>
@@ -735,14 +735,14 @@
             </w:tabs>
             <w:rPr/>
           </w:pPr>
-          <w:hyperlink w:anchor="__RefHeading___Toc735_3155877788">
+          <w:hyperlink w:anchor="__RefHeading___Toc735_2045034821">
             <w:r>
               <w:rPr>
                 <w:rStyle w:val="IndexLink"/>
               </w:rPr>
               <w:t>Referencias Bibliográficas</w:t>
               <w:tab/>
-              <w:t>8</w:t>
+              <w:t>10</w:t>
             </w:r>
           </w:hyperlink>
           <w:r>
@@ -775,7 +775,7 @@
         <w:spacing w:lineRule="exact" w:line="240" w:before="240" w:after="120"/>
         <w:rPr/>
       </w:pPr>
-      <w:bookmarkStart w:id="1" w:name="__RefHeading___Toc699_3155877788"/>
+      <w:bookmarkStart w:id="1" w:name="__RefHeading___Toc699_2045034821"/>
       <w:bookmarkEnd w:id="1"/>
       <w:r>
         <w:rPr>
@@ -914,7 +914,7 @@
         <w:spacing w:lineRule="exact" w:line="240" w:before="240" w:after="120"/>
         <w:rPr/>
       </w:pPr>
-      <w:bookmarkStart w:id="2" w:name="__RefHeading___Toc701_3155877788"/>
+      <w:bookmarkStart w:id="2" w:name="__RefHeading___Toc701_2045034821"/>
       <w:bookmarkEnd w:id="2"/>
       <w:r>
         <w:rPr>
@@ -1002,7 +1002,7 @@
         <w:spacing w:lineRule="exact" w:line="240" w:before="240" w:after="120"/>
         <w:rPr/>
       </w:pPr>
-      <w:bookmarkStart w:id="3" w:name="__RefHeading___Toc703_3155877788"/>
+      <w:bookmarkStart w:id="3" w:name="__RefHeading___Toc703_2045034821"/>
       <w:bookmarkEnd w:id="3"/>
       <w:r>
         <w:rPr>
@@ -2316,7 +2316,7 @@
         <w:spacing w:lineRule="exact" w:line="240" w:before="240" w:after="120"/>
         <w:rPr/>
       </w:pPr>
-      <w:bookmarkStart w:id="4" w:name="__RefHeading___Toc705_3155877788"/>
+      <w:bookmarkStart w:id="4" w:name="__RefHeading___Toc705_2045034821"/>
       <w:bookmarkEnd w:id="4"/>
       <w:r>
         <w:rPr>
@@ -2893,7 +2893,7 @@
         <w:spacing w:lineRule="exact" w:line="240" w:before="240" w:after="120"/>
         <w:rPr/>
       </w:pPr>
-      <w:bookmarkStart w:id="5" w:name="__RefHeading___Toc707_3155877788"/>
+      <w:bookmarkStart w:id="5" w:name="__RefHeading___Toc707_2045034821"/>
       <w:bookmarkEnd w:id="5"/>
       <w:r>
         <w:rPr>
@@ -2947,7 +2947,7 @@
         <w:spacing w:lineRule="exact" w:line="240" w:before="240" w:after="120"/>
         <w:rPr/>
       </w:pPr>
-      <w:bookmarkStart w:id="6" w:name="__RefHeading___Toc709_3155877788"/>
+      <w:bookmarkStart w:id="6" w:name="__RefHeading___Toc709_2045034821"/>
       <w:bookmarkEnd w:id="6"/>
       <w:r>
         <w:rPr>
@@ -2984,7 +2984,7 @@
         <w:spacing w:lineRule="exact" w:line="240" w:before="240" w:after="120"/>
         <w:rPr/>
       </w:pPr>
-      <w:bookmarkStart w:id="7" w:name="__RefHeading___Toc711_3155877788"/>
+      <w:bookmarkStart w:id="7" w:name="__RefHeading___Toc711_2045034821"/>
       <w:bookmarkEnd w:id="7"/>
       <w:r>
         <w:rPr>
@@ -3004,7 +3004,7 @@
         <w:spacing w:lineRule="exact" w:line="240" w:before="180" w:after="80"/>
         <w:rPr/>
       </w:pPr>
-      <w:bookmarkStart w:id="8" w:name="__RefHeading___Toc713_3155877788"/>
+      <w:bookmarkStart w:id="8" w:name="__RefHeading___Toc713_2045034821"/>
       <w:bookmarkEnd w:id="8"/>
       <w:r>
         <w:rPr>
@@ -3633,7 +3633,7 @@
     <w:p>
       <w:pPr>
         <w:pStyle w:val="Normal"/>
-        <w:spacing w:lineRule="exact" w:line="240" w:before="0" w:after="40"/>
+        <w:spacing w:before="0" w:after="40"/>
         <w:jc w:val="center"/>
         <w:rPr/>
       </w:pPr>
@@ -3703,7 +3703,7 @@
         <w:spacing w:lineRule="exact" w:line="240" w:before="180" w:after="80"/>
         <w:rPr/>
       </w:pPr>
-      <w:bookmarkStart w:id="9" w:name="__RefHeading___Toc715_3155877788"/>
+      <w:bookmarkStart w:id="9" w:name="__RefHeading___Toc715_2045034821"/>
       <w:bookmarkEnd w:id="9"/>
       <w:r>
         <w:rPr>
@@ -4383,7 +4383,7 @@
         <w:spacing w:lineRule="exact" w:line="240" w:before="180" w:after="80"/>
         <w:rPr/>
       </w:pPr>
-      <w:bookmarkStart w:id="10" w:name="__RefHeading___Toc717_3155877788"/>
+      <w:bookmarkStart w:id="10" w:name="__RefHeading___Toc717_2045034821"/>
       <w:bookmarkEnd w:id="10"/>
       <w:r>
         <w:rPr>
@@ -5282,7 +5282,7 @@
     <w:p>
       <w:pPr>
         <w:pStyle w:val="Normal"/>
-        <w:spacing w:lineRule="exact" w:line="240" w:before="0" w:after="40"/>
+        <w:spacing w:before="0" w:after="40"/>
         <w:jc w:val="center"/>
         <w:rPr/>
       </w:pPr>
@@ -5352,7 +5352,7 @@
         <w:spacing w:lineRule="exact" w:line="240" w:before="180" w:after="80"/>
         <w:rPr/>
       </w:pPr>
-      <w:bookmarkStart w:id="11" w:name="__RefHeading___Toc719_3155877788"/>
+      <w:bookmarkStart w:id="11" w:name="__RefHeading___Toc719_2045034821"/>
       <w:bookmarkEnd w:id="11"/>
       <w:r>
         <w:rPr>
@@ -6132,7 +6132,7 @@
     <w:p>
       <w:pPr>
         <w:pStyle w:val="Normal"/>
-        <w:spacing w:lineRule="exact" w:line="240" w:before="0" w:after="40"/>
+        <w:spacing w:before="0" w:after="40"/>
         <w:jc w:val="center"/>
         <w:rPr/>
       </w:pPr>
@@ -6202,7 +6202,7 @@
         <w:spacing w:lineRule="exact" w:line="240" w:before="180" w:after="80"/>
         <w:rPr/>
       </w:pPr>
-      <w:bookmarkStart w:id="12" w:name="__RefHeading___Toc721_3155877788"/>
+      <w:bookmarkStart w:id="12" w:name="__RefHeading___Toc721_2045034821"/>
       <w:bookmarkEnd w:id="12"/>
       <w:r>
         <w:rPr>
@@ -6630,7 +6630,7 @@
     <w:p>
       <w:pPr>
         <w:pStyle w:val="Normal"/>
-        <w:spacing w:lineRule="exact" w:line="240" w:before="0" w:after="40"/>
+        <w:spacing w:before="0" w:after="40"/>
         <w:jc w:val="center"/>
         <w:rPr/>
       </w:pPr>
@@ -6700,7 +6700,7 @@
         <w:spacing w:lineRule="exact" w:line="240" w:before="180" w:after="80"/>
         <w:rPr/>
       </w:pPr>
-      <w:bookmarkStart w:id="13" w:name="__RefHeading___Toc723_3155877788"/>
+      <w:bookmarkStart w:id="13" w:name="__RefHeading___Toc723_2045034821"/>
       <w:bookmarkEnd w:id="13"/>
       <w:r>
         <w:rPr>
@@ -7464,7 +7464,7 @@
         <w:spacing w:lineRule="exact" w:line="240" w:before="180" w:after="80"/>
         <w:rPr/>
       </w:pPr>
-      <w:bookmarkStart w:id="14" w:name="__RefHeading___Toc725_3155877788"/>
+      <w:bookmarkStart w:id="14" w:name="__RefHeading___Toc725_2045034821"/>
       <w:bookmarkEnd w:id="14"/>
       <w:r>
         <w:rPr>
@@ -7584,7 +7584,7 @@
         <w:spacing w:lineRule="exact" w:line="240" w:before="180" w:after="80"/>
         <w:rPr/>
       </w:pPr>
-      <w:bookmarkStart w:id="15" w:name="__RefHeading___Toc727_3155877788"/>
+      <w:bookmarkStart w:id="15" w:name="__RefHeading___Toc727_2045034821"/>
       <w:bookmarkEnd w:id="15"/>
       <w:r>
         <w:rPr>
@@ -7704,7 +7704,7 @@
         <w:spacing w:lineRule="exact" w:line="240" w:before="180" w:after="80"/>
         <w:rPr/>
       </w:pPr>
-      <w:bookmarkStart w:id="16" w:name="__RefHeading___Toc729_3155877788"/>
+      <w:bookmarkStart w:id="16" w:name="__RefHeading___Toc729_2045034821"/>
       <w:bookmarkEnd w:id="16"/>
       <w:r>
         <w:rPr>
@@ -8501,7 +8501,7 @@
         <w:spacing w:lineRule="exact" w:line="240" w:before="240" w:after="120"/>
         <w:rPr/>
       </w:pPr>
-      <w:bookmarkStart w:id="17" w:name="__RefHeading___Toc731_3155877788"/>
+      <w:bookmarkStart w:id="17" w:name="__RefHeading___Toc731_2045034821"/>
       <w:bookmarkEnd w:id="17"/>
       <w:r>
         <w:rPr>
@@ -8572,7 +8572,7 @@
         <w:spacing w:lineRule="exact" w:line="240" w:before="240" w:after="120"/>
         <w:rPr/>
       </w:pPr>
-      <w:bookmarkStart w:id="18" w:name="__RefHeading___Toc733_3155877788"/>
+      <w:bookmarkStart w:id="18" w:name="__RefHeading___Toc733_2045034821"/>
       <w:bookmarkEnd w:id="18"/>
       <w:r>
         <w:rPr>
@@ -8603,7 +8603,7 @@
           <w:sz w:val="22"/>
           <w:szCs w:val="22"/>
         </w:rPr>
-        <w:t>Commit utilizado por la evidencia: 30a3f995ba97b92caad15d43abe9bcace51f12a6.</w:t>
+        <w:t>Commit utilizado por la evidencia: 3b09b4fea2c76bfd050ea06ae8d140daa37462e4.</w:t>
       </w:r>
     </w:p>
     <w:p>
@@ -8772,7 +8772,7 @@
         <w:spacing w:lineRule="exact" w:line="240" w:before="240" w:after="120"/>
         <w:rPr/>
       </w:pPr>
-      <w:bookmarkStart w:id="19" w:name="__RefHeading___Toc735_3155877788"/>
+      <w:bookmarkStart w:id="19" w:name="__RefHeading___Toc735_2045034821"/>
       <w:bookmarkEnd w:id="19"/>
       <w:r>
         <w:rPr>
@@ -9052,7 +9052,7 @@
     </w:r>
     <w:r>
       <w:rPr/>
-      <w:t>8</w:t>
+      <w:t>10</w:t>
     </w:r>
     <w:r>
       <w:rPr/>

--- a/reporte/Reporte_Tecnico_Prototipo_CGR_1.8.2.docx
+++ b/reporte/Reporte_Tecnico_Prototipo_CGR_1.8.2.docx
@@ -15,6 +15,7 @@
     <w:p>
       <w:pPr>
         <w:pStyle w:val="Normal"/>
+        <w:keepNext w:val="false"/>
         <w:spacing w:lineRule="exact" w:line="240" w:before="0" w:after="160"/>
         <w:jc w:val="center"/>
         <w:rPr/>
@@ -34,6 +35,7 @@
     <w:p>
       <w:pPr>
         <w:pStyle w:val="Normal"/>
+        <w:keepNext w:val="false"/>
         <w:spacing w:lineRule="exact" w:line="240" w:before="0" w:after="180"/>
         <w:jc w:val="center"/>
         <w:rPr/>
@@ -53,6 +55,7 @@
     <w:p>
       <w:pPr>
         <w:pStyle w:val="Normal"/>
+        <w:keepNext w:val="false"/>
         <w:spacing w:lineRule="exact" w:line="240" w:before="0" w:after="180"/>
         <w:jc w:val="center"/>
         <w:rPr/>
@@ -72,6 +75,7 @@
     <w:p>
       <w:pPr>
         <w:pStyle w:val="Normal"/>
+        <w:keepNext w:val="false"/>
         <w:spacing w:lineRule="exact" w:line="240" w:before="0" w:after="260"/>
         <w:jc w:val="center"/>
         <w:rPr/>
@@ -91,6 +95,7 @@
     <w:p>
       <w:pPr>
         <w:pStyle w:val="Normal"/>
+        <w:keepNext w:val="false"/>
         <w:spacing w:lineRule="exact" w:line="240" w:before="0" w:after="30"/>
         <w:jc w:val="center"/>
         <w:rPr/>
@@ -110,6 +115,7 @@
     <w:p>
       <w:pPr>
         <w:pStyle w:val="Normal"/>
+        <w:keepNext w:val="false"/>
         <w:spacing w:lineRule="exact" w:line="240" w:before="0" w:after="260"/>
         <w:jc w:val="center"/>
         <w:rPr/>
@@ -127,6 +133,7 @@
     <w:p>
       <w:pPr>
         <w:pStyle w:val="Normal"/>
+        <w:keepNext w:val="false"/>
         <w:spacing w:lineRule="exact" w:line="240" w:before="0" w:after="30"/>
         <w:jc w:val="center"/>
         <w:rPr/>
@@ -146,6 +153,7 @@
     <w:p>
       <w:pPr>
         <w:pStyle w:val="Normal"/>
+        <w:keepNext w:val="false"/>
         <w:spacing w:lineRule="exact" w:line="240" w:before="0" w:after="240"/>
         <w:jc w:val="center"/>
         <w:rPr/>
@@ -163,6 +171,7 @@
     <w:p>
       <w:pPr>
         <w:pStyle w:val="Normal"/>
+        <w:keepNext w:val="false"/>
         <w:spacing w:lineRule="exact" w:line="240" w:before="0" w:after="260"/>
         <w:jc w:val="center"/>
         <w:rPr/>
@@ -182,6 +191,7 @@
     <w:p>
       <w:pPr>
         <w:pStyle w:val="Normal"/>
+        <w:keepNext w:val="false"/>
         <w:spacing w:lineRule="exact" w:line="240" w:before="0" w:after="30"/>
         <w:jc w:val="center"/>
         <w:rPr/>
@@ -201,6 +211,7 @@
     <w:p>
       <w:pPr>
         <w:pStyle w:val="Normal"/>
+        <w:keepNext w:val="false"/>
         <w:spacing w:lineRule="exact" w:line="240" w:before="0" w:after="240"/>
         <w:jc w:val="center"/>
         <w:rPr/>
@@ -230,6 +241,7 @@
           <w:docGrid w:type="default" w:linePitch="360" w:charSpace="4096"/>
         </w:sectPr>
         <w:pStyle w:val="Normal"/>
+        <w:keepNext w:val="false"/>
         <w:spacing w:lineRule="exact" w:line="240" w:before="0" w:after="80"/>
         <w:jc w:val="center"/>
         <w:rPr/>
@@ -250,7 +262,7 @@
         <w:spacing w:lineRule="exact" w:line="240" w:before="240" w:after="120"/>
         <w:rPr/>
       </w:pPr>
-      <w:bookmarkStart w:id="0" w:name="__RefHeading___Toc697_2045034821"/>
+      <w:bookmarkStart w:id="0" w:name="__RefHeading___Toc697_1296911271"/>
       <w:bookmarkEnd w:id="0"/>
       <w:r>
         <w:rPr>
@@ -267,6 +279,7 @@
     <w:p>
       <w:pPr>
         <w:pStyle w:val="Normal"/>
+        <w:keepNext w:val="false"/>
         <w:spacing w:lineRule="exact" w:line="240" w:before="0" w:after="80"/>
         <w:jc w:val="both"/>
         <w:rPr/>
@@ -284,6 +297,7 @@
     <w:p>
       <w:pPr>
         <w:pStyle w:val="Normal"/>
+        <w:keepNext w:val="false"/>
         <w:spacing w:lineRule="exact" w:line="240" w:before="0" w:after="80"/>
         <w:jc w:val="both"/>
         <w:rPr/>
@@ -355,7 +369,7 @@
             </w:rPr>
             <w:fldChar w:fldCharType="separate"/>
           </w:r>
-          <w:hyperlink w:anchor="__RefHeading___Toc697_2045034821">
+          <w:hyperlink w:anchor="__RefHeading___Toc697_1296911271">
             <w:r>
               <w:rPr>
                 <w:rStyle w:val="IndexLink"/>
@@ -375,7 +389,7 @@
             </w:tabs>
             <w:rPr/>
           </w:pPr>
-          <w:hyperlink w:anchor="__RefHeading___Toc699_2045034821">
+          <w:hyperlink w:anchor="__RefHeading___Toc699_1296911271">
             <w:r>
               <w:rPr>
                 <w:rStyle w:val="IndexLink"/>
@@ -395,7 +409,7 @@
             </w:tabs>
             <w:rPr/>
           </w:pPr>
-          <w:hyperlink w:anchor="__RefHeading___Toc701_2045034821">
+          <w:hyperlink w:anchor="__RefHeading___Toc701_1296911271">
             <w:r>
               <w:rPr>
                 <w:rStyle w:val="IndexLink"/>
@@ -415,7 +429,7 @@
             </w:tabs>
             <w:rPr/>
           </w:pPr>
-          <w:hyperlink w:anchor="__RefHeading___Toc703_2045034821">
+          <w:hyperlink w:anchor="__RefHeading___Toc703_1296911271">
             <w:r>
               <w:rPr>
                 <w:rStyle w:val="IndexLink"/>
@@ -435,7 +449,7 @@
             </w:tabs>
             <w:rPr/>
           </w:pPr>
-          <w:hyperlink w:anchor="__RefHeading___Toc705_2045034821">
+          <w:hyperlink w:anchor="__RefHeading___Toc705_1296911271">
             <w:r>
               <w:rPr>
                 <w:rStyle w:val="IndexLink"/>
@@ -455,7 +469,7 @@
             </w:tabs>
             <w:rPr/>
           </w:pPr>
-          <w:hyperlink w:anchor="__RefHeading___Toc707_2045034821">
+          <w:hyperlink w:anchor="__RefHeading___Toc707_1296911271">
             <w:r>
               <w:rPr>
                 <w:rStyle w:val="IndexLink"/>
@@ -475,7 +489,7 @@
             </w:tabs>
             <w:rPr/>
           </w:pPr>
-          <w:hyperlink w:anchor="__RefHeading___Toc709_2045034821">
+          <w:hyperlink w:anchor="__RefHeading___Toc709_1296911271">
             <w:r>
               <w:rPr>
                 <w:rStyle w:val="IndexLink"/>
@@ -495,7 +509,7 @@
             </w:tabs>
             <w:rPr/>
           </w:pPr>
-          <w:hyperlink w:anchor="__RefHeading___Toc711_2045034821">
+          <w:hyperlink w:anchor="__RefHeading___Toc711_1296911271">
             <w:r>
               <w:rPr>
                 <w:rStyle w:val="IndexLink"/>
@@ -515,7 +529,7 @@
             </w:tabs>
             <w:rPr/>
           </w:pPr>
-          <w:hyperlink w:anchor="__RefHeading___Toc713_2045034821">
+          <w:hyperlink w:anchor="__RefHeading___Toc713_1296911271">
             <w:r>
               <w:rPr>
                 <w:rStyle w:val="IndexLink"/>
@@ -535,7 +549,7 @@
             </w:tabs>
             <w:rPr/>
           </w:pPr>
-          <w:hyperlink w:anchor="__RefHeading___Toc715_2045034821">
+          <w:hyperlink w:anchor="__RefHeading___Toc715_1296911271">
             <w:r>
               <w:rPr>
                 <w:rStyle w:val="IndexLink"/>
@@ -555,7 +569,7 @@
             </w:tabs>
             <w:rPr/>
           </w:pPr>
-          <w:hyperlink w:anchor="__RefHeading___Toc717_2045034821">
+          <w:hyperlink w:anchor="__RefHeading___Toc717_1296911271">
             <w:r>
               <w:rPr>
                 <w:rStyle w:val="IndexLink"/>
@@ -575,7 +589,7 @@
             </w:tabs>
             <w:rPr/>
           </w:pPr>
-          <w:hyperlink w:anchor="__RefHeading___Toc719_2045034821">
+          <w:hyperlink w:anchor="__RefHeading___Toc719_1296911271">
             <w:r>
               <w:rPr>
                 <w:rStyle w:val="IndexLink"/>
@@ -595,7 +609,7 @@
             </w:tabs>
             <w:rPr/>
           </w:pPr>
-          <w:hyperlink w:anchor="__RefHeading___Toc721_2045034821">
+          <w:hyperlink w:anchor="__RefHeading___Toc721_1296911271">
             <w:r>
               <w:rPr>
                 <w:rStyle w:val="IndexLink"/>
@@ -615,7 +629,7 @@
             </w:tabs>
             <w:rPr/>
           </w:pPr>
-          <w:hyperlink w:anchor="__RefHeading___Toc723_2045034821">
+          <w:hyperlink w:anchor="__RefHeading___Toc723_1296911271">
             <w:r>
               <w:rPr>
                 <w:rStyle w:val="IndexLink"/>
@@ -635,7 +649,7 @@
             </w:tabs>
             <w:rPr/>
           </w:pPr>
-          <w:hyperlink w:anchor="__RefHeading___Toc725_2045034821">
+          <w:hyperlink w:anchor="__RefHeading___Toc725_1296911271">
             <w:r>
               <w:rPr>
                 <w:rStyle w:val="IndexLink"/>
@@ -655,7 +669,7 @@
             </w:tabs>
             <w:rPr/>
           </w:pPr>
-          <w:hyperlink w:anchor="__RefHeading___Toc727_2045034821">
+          <w:hyperlink w:anchor="__RefHeading___Toc727_1296911271">
             <w:r>
               <w:rPr>
                 <w:rStyle w:val="IndexLink"/>
@@ -675,7 +689,7 @@
             </w:tabs>
             <w:rPr/>
           </w:pPr>
-          <w:hyperlink w:anchor="__RefHeading___Toc729_2045034821">
+          <w:hyperlink w:anchor="__RefHeading___Toc729_1296911271">
             <w:r>
               <w:rPr>
                 <w:rStyle w:val="IndexLink"/>
@@ -695,7 +709,7 @@
             </w:tabs>
             <w:rPr/>
           </w:pPr>
-          <w:hyperlink w:anchor="__RefHeading___Toc731_2045034821">
+          <w:hyperlink w:anchor="__RefHeading___Toc731_1296911271">
             <w:r>
               <w:rPr>
                 <w:rStyle w:val="IndexLink"/>
@@ -715,7 +729,7 @@
             </w:tabs>
             <w:rPr/>
           </w:pPr>
-          <w:hyperlink w:anchor="__RefHeading___Toc733_2045034821">
+          <w:hyperlink w:anchor="__RefHeading___Toc733_1296911271">
             <w:r>
               <w:rPr>
                 <w:rStyle w:val="IndexLink"/>
@@ -735,7 +749,7 @@
             </w:tabs>
             <w:rPr/>
           </w:pPr>
-          <w:hyperlink w:anchor="__RefHeading___Toc735_2045034821">
+          <w:hyperlink w:anchor="__RefHeading___Toc735_1296911271">
             <w:r>
               <w:rPr>
                 <w:rStyle w:val="IndexLink"/>
@@ -775,7 +789,7 @@
         <w:spacing w:lineRule="exact" w:line="240" w:before="240" w:after="120"/>
         <w:rPr/>
       </w:pPr>
-      <w:bookmarkStart w:id="1" w:name="__RefHeading___Toc699_2045034821"/>
+      <w:bookmarkStart w:id="1" w:name="__RefHeading___Toc699_1296911271"/>
       <w:bookmarkEnd w:id="1"/>
       <w:r>
         <w:rPr>
@@ -792,6 +806,7 @@
     <w:p>
       <w:pPr>
         <w:pStyle w:val="Normal"/>
+        <w:keepNext w:val="false"/>
         <w:spacing w:lineRule="exact" w:line="240" w:before="0" w:after="35"/>
         <w:jc w:val="left"/>
         <w:rPr/>
@@ -809,6 +824,7 @@
     <w:p>
       <w:pPr>
         <w:pStyle w:val="Normal"/>
+        <w:keepNext w:val="false"/>
         <w:spacing w:lineRule="exact" w:line="240" w:before="0" w:after="35"/>
         <w:jc w:val="left"/>
         <w:rPr/>
@@ -826,6 +842,7 @@
     <w:p>
       <w:pPr>
         <w:pStyle w:val="Normal"/>
+        <w:keepNext w:val="false"/>
         <w:spacing w:lineRule="exact" w:line="240" w:before="0" w:after="35"/>
         <w:jc w:val="left"/>
         <w:rPr/>
@@ -843,6 +860,7 @@
     <w:p>
       <w:pPr>
         <w:pStyle w:val="Normal"/>
+        <w:keepNext w:val="false"/>
         <w:spacing w:lineRule="exact" w:line="240" w:before="0" w:after="35"/>
         <w:jc w:val="left"/>
         <w:rPr/>
@@ -860,6 +878,7 @@
     <w:p>
       <w:pPr>
         <w:pStyle w:val="Normal"/>
+        <w:keepNext w:val="false"/>
         <w:spacing w:lineRule="exact" w:line="240" w:before="0" w:after="35"/>
         <w:jc w:val="left"/>
         <w:rPr/>
@@ -877,6 +896,7 @@
     <w:p>
       <w:pPr>
         <w:pStyle w:val="Normal"/>
+        <w:keepNext w:val="false"/>
         <w:spacing w:lineRule="exact" w:line="240" w:before="0" w:after="35"/>
         <w:jc w:val="left"/>
         <w:rPr/>
@@ -894,6 +914,7 @@
     <w:p>
       <w:pPr>
         <w:pStyle w:val="Normal"/>
+        <w:keepNext w:val="false"/>
         <w:spacing w:lineRule="exact" w:line="240" w:before="0" w:after="35"/>
         <w:jc w:val="left"/>
         <w:rPr/>
@@ -914,7 +935,7 @@
         <w:spacing w:lineRule="exact" w:line="240" w:before="240" w:after="120"/>
         <w:rPr/>
       </w:pPr>
-      <w:bookmarkStart w:id="2" w:name="__RefHeading___Toc701_2045034821"/>
+      <w:bookmarkStart w:id="2" w:name="__RefHeading___Toc701_1296911271"/>
       <w:bookmarkEnd w:id="2"/>
       <w:r>
         <w:rPr>
@@ -931,6 +952,7 @@
     <w:p>
       <w:pPr>
         <w:pStyle w:val="Normal"/>
+        <w:keepNext w:val="false"/>
         <w:spacing w:lineRule="exact" w:line="240" w:before="0" w:after="35"/>
         <w:jc w:val="left"/>
         <w:rPr/>
@@ -948,6 +970,7 @@
     <w:p>
       <w:pPr>
         <w:pStyle w:val="Normal"/>
+        <w:keepNext w:val="false"/>
         <w:spacing w:lineRule="exact" w:line="240" w:before="0" w:after="35"/>
         <w:jc w:val="left"/>
         <w:rPr/>
@@ -965,6 +988,7 @@
     <w:p>
       <w:pPr>
         <w:pStyle w:val="Normal"/>
+        <w:keepNext w:val="false"/>
         <w:spacing w:lineRule="exact" w:line="240" w:before="0" w:after="35"/>
         <w:jc w:val="left"/>
         <w:rPr/>
@@ -982,6 +1006,7 @@
     <w:p>
       <w:pPr>
         <w:pStyle w:val="Normal"/>
+        <w:keepNext w:val="false"/>
         <w:spacing w:lineRule="exact" w:line="240" w:before="0" w:after="35"/>
         <w:jc w:val="left"/>
         <w:rPr/>
@@ -1002,7 +1027,7 @@
         <w:spacing w:lineRule="exact" w:line="240" w:before="240" w:after="120"/>
         <w:rPr/>
       </w:pPr>
-      <w:bookmarkStart w:id="3" w:name="__RefHeading___Toc703_2045034821"/>
+      <w:bookmarkStart w:id="3" w:name="__RefHeading___Toc703_1296911271"/>
       <w:bookmarkEnd w:id="3"/>
       <w:r>
         <w:rPr>
@@ -2316,7 +2341,7 @@
         <w:spacing w:lineRule="exact" w:line="240" w:before="240" w:after="120"/>
         <w:rPr/>
       </w:pPr>
-      <w:bookmarkStart w:id="4" w:name="__RefHeading___Toc705_2045034821"/>
+      <w:bookmarkStart w:id="4" w:name="__RefHeading___Toc705_1296911271"/>
       <w:bookmarkEnd w:id="4"/>
       <w:r>
         <w:rPr>
@@ -2893,7 +2918,7 @@
         <w:spacing w:lineRule="exact" w:line="240" w:before="240" w:after="120"/>
         <w:rPr/>
       </w:pPr>
-      <w:bookmarkStart w:id="5" w:name="__RefHeading___Toc707_2045034821"/>
+      <w:bookmarkStart w:id="5" w:name="__RefHeading___Toc707_1296911271"/>
       <w:bookmarkEnd w:id="5"/>
       <w:r>
         <w:rPr>
@@ -2910,6 +2935,7 @@
     <w:p>
       <w:pPr>
         <w:pStyle w:val="Normal"/>
+        <w:keepNext w:val="false"/>
         <w:spacing w:lineRule="exact" w:line="240" w:before="0" w:after="80"/>
         <w:jc w:val="both"/>
         <w:rPr/>
@@ -2927,6 +2953,7 @@
     <w:p>
       <w:pPr>
         <w:pStyle w:val="Normal"/>
+        <w:keepNext w:val="false"/>
         <w:spacing w:lineRule="exact" w:line="240" w:before="0" w:after="80"/>
         <w:jc w:val="both"/>
         <w:rPr/>
@@ -2947,7 +2974,7 @@
         <w:spacing w:lineRule="exact" w:line="240" w:before="240" w:after="120"/>
         <w:rPr/>
       </w:pPr>
-      <w:bookmarkStart w:id="6" w:name="__RefHeading___Toc709_2045034821"/>
+      <w:bookmarkStart w:id="6" w:name="__RefHeading___Toc709_1296911271"/>
       <w:bookmarkEnd w:id="6"/>
       <w:r>
         <w:rPr>
@@ -2964,6 +2991,7 @@
     <w:p>
       <w:pPr>
         <w:pStyle w:val="Normal"/>
+        <w:keepNext w:val="false"/>
         <w:spacing w:lineRule="exact" w:line="240" w:before="0" w:after="80"/>
         <w:jc w:val="both"/>
         <w:rPr/>
@@ -2984,7 +3012,7 @@
         <w:spacing w:lineRule="exact" w:line="240" w:before="240" w:after="120"/>
         <w:rPr/>
       </w:pPr>
-      <w:bookmarkStart w:id="7" w:name="__RefHeading___Toc711_2045034821"/>
+      <w:bookmarkStart w:id="7" w:name="__RefHeading___Toc711_1296911271"/>
       <w:bookmarkEnd w:id="7"/>
       <w:r>
         <w:rPr>
@@ -3004,7 +3032,7 @@
         <w:spacing w:lineRule="exact" w:line="240" w:before="180" w:after="80"/>
         <w:rPr/>
       </w:pPr>
-      <w:bookmarkStart w:id="8" w:name="__RefHeading___Toc713_2045034821"/>
+      <w:bookmarkStart w:id="8" w:name="__RefHeading___Toc713_1296911271"/>
       <w:bookmarkEnd w:id="8"/>
       <w:r>
         <w:rPr>
@@ -3021,6 +3049,7 @@
     <w:p>
       <w:pPr>
         <w:pStyle w:val="Normal"/>
+        <w:keepNext w:val="false"/>
         <w:spacing w:lineRule="exact" w:line="240" w:before="0" w:after="80"/>
         <w:jc w:val="both"/>
         <w:rPr/>
@@ -3038,6 +3067,7 @@
     <w:p>
       <w:pPr>
         <w:pStyle w:val="Normal"/>
+        <w:keepNext w:val="true"/>
         <w:spacing w:lineRule="exact" w:line="240" w:before="0" w:after="45"/>
         <w:jc w:val="center"/>
         <w:rPr/>
@@ -3614,6 +3644,7 @@
     <w:p>
       <w:pPr>
         <w:pStyle w:val="Normal"/>
+        <w:keepNext w:val="true"/>
         <w:spacing w:lineRule="exact" w:line="240" w:before="0" w:after="35"/>
         <w:jc w:val="center"/>
         <w:rPr/>
@@ -3633,6 +3664,7 @@
     <w:p>
       <w:pPr>
         <w:pStyle w:val="Normal"/>
+        <w:keepNext w:val="true"/>
         <w:spacing w:before="0" w:after="40"/>
         <w:jc w:val="center"/>
         <w:rPr/>
@@ -3681,6 +3713,7 @@
     <w:p>
       <w:pPr>
         <w:pStyle w:val="Normal"/>
+        <w:keepNext w:val="false"/>
         <w:spacing w:lineRule="exact" w:line="240" w:before="0" w:after="90"/>
         <w:jc w:val="center"/>
         <w:rPr/>
@@ -3703,7 +3736,7 @@
         <w:spacing w:lineRule="exact" w:line="240" w:before="180" w:after="80"/>
         <w:rPr/>
       </w:pPr>
-      <w:bookmarkStart w:id="9" w:name="__RefHeading___Toc715_2045034821"/>
+      <w:bookmarkStart w:id="9" w:name="__RefHeading___Toc715_1296911271"/>
       <w:bookmarkEnd w:id="9"/>
       <w:r>
         <w:rPr>
@@ -3720,6 +3753,7 @@
     <w:p>
       <w:pPr>
         <w:pStyle w:val="Normal"/>
+        <w:keepNext w:val="true"/>
         <w:spacing w:lineRule="exact" w:line="240" w:before="0" w:after="45"/>
         <w:jc w:val="center"/>
         <w:rPr/>
@@ -4363,6 +4397,7 @@
     <w:p>
       <w:pPr>
         <w:pStyle w:val="Normal"/>
+        <w:keepNext w:val="false"/>
         <w:spacing w:lineRule="exact" w:line="240" w:before="0" w:after="80"/>
         <w:jc w:val="both"/>
         <w:rPr/>
@@ -4383,7 +4418,7 @@
         <w:spacing w:lineRule="exact" w:line="240" w:before="180" w:after="80"/>
         <w:rPr/>
       </w:pPr>
-      <w:bookmarkStart w:id="10" w:name="__RefHeading___Toc717_2045034821"/>
+      <w:bookmarkStart w:id="10" w:name="__RefHeading___Toc717_1296911271"/>
       <w:bookmarkEnd w:id="10"/>
       <w:r>
         <w:rPr>
@@ -4400,6 +4435,7 @@
     <w:p>
       <w:pPr>
         <w:pStyle w:val="Normal"/>
+        <w:keepNext w:val="false"/>
         <w:spacing w:lineRule="exact" w:line="240" w:before="0" w:after="80"/>
         <w:jc w:val="both"/>
         <w:rPr/>
@@ -4417,6 +4453,7 @@
     <w:p>
       <w:pPr>
         <w:pStyle w:val="Normal"/>
+        <w:keepNext w:val="true"/>
         <w:spacing w:lineRule="exact" w:line="240" w:before="0" w:after="45"/>
         <w:jc w:val="center"/>
         <w:rPr/>
@@ -5229,6 +5266,7 @@
     <w:p>
       <w:pPr>
         <w:pStyle w:val="Normal"/>
+        <w:keepNext w:val="false"/>
         <w:spacing w:lineRule="exact" w:line="240" w:before="0" w:after="80"/>
         <w:jc w:val="both"/>
         <w:rPr/>
@@ -5246,6 +5284,7 @@
     <w:p>
       <w:pPr>
         <w:pStyle w:val="Normal"/>
+        <w:keepNext w:val="false"/>
         <w:spacing w:lineRule="exact" w:line="240" w:before="0" w:after="80"/>
         <w:jc w:val="both"/>
         <w:rPr/>
@@ -5263,6 +5302,7 @@
     <w:p>
       <w:pPr>
         <w:pStyle w:val="Normal"/>
+        <w:keepNext w:val="true"/>
         <w:spacing w:lineRule="exact" w:line="240" w:before="0" w:after="35"/>
         <w:jc w:val="center"/>
         <w:rPr/>
@@ -5282,6 +5322,7 @@
     <w:p>
       <w:pPr>
         <w:pStyle w:val="Normal"/>
+        <w:keepNext w:val="true"/>
         <w:spacing w:before="0" w:after="40"/>
         <w:jc w:val="center"/>
         <w:rPr/>
@@ -5330,6 +5371,7 @@
     <w:p>
       <w:pPr>
         <w:pStyle w:val="Normal"/>
+        <w:keepNext w:val="false"/>
         <w:spacing w:lineRule="exact" w:line="240" w:before="0" w:after="90"/>
         <w:jc w:val="center"/>
         <w:rPr/>
@@ -5352,7 +5394,7 @@
         <w:spacing w:lineRule="exact" w:line="240" w:before="180" w:after="80"/>
         <w:rPr/>
       </w:pPr>
-      <w:bookmarkStart w:id="11" w:name="__RefHeading___Toc719_2045034821"/>
+      <w:bookmarkStart w:id="11" w:name="__RefHeading___Toc719_1296911271"/>
       <w:bookmarkEnd w:id="11"/>
       <w:r>
         <w:rPr>
@@ -5369,6 +5411,7 @@
     <w:p>
       <w:pPr>
         <w:pStyle w:val="Normal"/>
+        <w:keepNext w:val="false"/>
         <w:spacing w:lineRule="exact" w:line="240" w:before="0" w:after="80"/>
         <w:jc w:val="both"/>
         <w:rPr/>
@@ -5386,6 +5429,7 @@
     <w:p>
       <w:pPr>
         <w:pStyle w:val="Normal"/>
+        <w:keepNext w:val="true"/>
         <w:spacing w:lineRule="exact" w:line="240" w:before="0" w:after="45"/>
         <w:jc w:val="center"/>
         <w:rPr/>
@@ -6096,6 +6140,7 @@
     <w:p>
       <w:pPr>
         <w:pStyle w:val="Normal"/>
+        <w:keepNext w:val="false"/>
         <w:spacing w:lineRule="exact" w:line="240" w:before="0" w:after="80"/>
         <w:jc w:val="both"/>
         <w:rPr/>
@@ -6113,6 +6158,7 @@
     <w:p>
       <w:pPr>
         <w:pStyle w:val="Normal"/>
+        <w:keepNext w:val="true"/>
         <w:spacing w:lineRule="exact" w:line="240" w:before="0" w:after="35"/>
         <w:jc w:val="center"/>
         <w:rPr/>
@@ -6132,6 +6178,7 @@
     <w:p>
       <w:pPr>
         <w:pStyle w:val="Normal"/>
+        <w:keepNext w:val="true"/>
         <w:spacing w:before="0" w:after="40"/>
         <w:jc w:val="center"/>
         <w:rPr/>
@@ -6180,6 +6227,7 @@
     <w:p>
       <w:pPr>
         <w:pStyle w:val="Normal"/>
+        <w:keepNext w:val="false"/>
         <w:spacing w:lineRule="exact" w:line="240" w:before="0" w:after="90"/>
         <w:jc w:val="center"/>
         <w:rPr/>
@@ -6202,7 +6250,7 @@
         <w:spacing w:lineRule="exact" w:line="240" w:before="180" w:after="80"/>
         <w:rPr/>
       </w:pPr>
-      <w:bookmarkStart w:id="12" w:name="__RefHeading___Toc721_2045034821"/>
+      <w:bookmarkStart w:id="12" w:name="__RefHeading___Toc721_1296911271"/>
       <w:bookmarkEnd w:id="12"/>
       <w:r>
         <w:rPr>
@@ -6219,6 +6267,7 @@
     <w:p>
       <w:pPr>
         <w:pStyle w:val="Normal"/>
+        <w:keepNext w:val="true"/>
         <w:spacing w:lineRule="exact" w:line="240" w:before="0" w:after="45"/>
         <w:jc w:val="center"/>
         <w:rPr/>
@@ -6594,6 +6643,7 @@
     <w:p>
       <w:pPr>
         <w:pStyle w:val="Normal"/>
+        <w:keepNext w:val="false"/>
         <w:spacing w:lineRule="exact" w:line="240" w:before="0" w:after="80"/>
         <w:jc w:val="both"/>
         <w:rPr/>
@@ -6611,6 +6661,7 @@
     <w:p>
       <w:pPr>
         <w:pStyle w:val="Normal"/>
+        <w:keepNext w:val="true"/>
         <w:spacing w:lineRule="exact" w:line="240" w:before="0" w:after="35"/>
         <w:jc w:val="center"/>
         <w:rPr/>
@@ -6630,6 +6681,7 @@
     <w:p>
       <w:pPr>
         <w:pStyle w:val="Normal"/>
+        <w:keepNext w:val="true"/>
         <w:spacing w:before="0" w:after="40"/>
         <w:jc w:val="center"/>
         <w:rPr/>
@@ -6678,6 +6730,7 @@
     <w:p>
       <w:pPr>
         <w:pStyle w:val="Normal"/>
+        <w:keepNext w:val="false"/>
         <w:spacing w:lineRule="exact" w:line="240" w:before="0" w:after="90"/>
         <w:jc w:val="center"/>
         <w:rPr/>
@@ -6700,7 +6753,7 @@
         <w:spacing w:lineRule="exact" w:line="240" w:before="180" w:after="80"/>
         <w:rPr/>
       </w:pPr>
-      <w:bookmarkStart w:id="13" w:name="__RefHeading___Toc723_2045034821"/>
+      <w:bookmarkStart w:id="13" w:name="__RefHeading___Toc723_1296911271"/>
       <w:bookmarkEnd w:id="13"/>
       <w:r>
         <w:rPr>
@@ -6717,6 +6770,7 @@
     <w:p>
       <w:pPr>
         <w:pStyle w:val="Normal"/>
+        <w:keepNext w:val="false"/>
         <w:spacing w:lineRule="exact" w:line="240" w:before="0" w:after="80"/>
         <w:jc w:val="both"/>
         <w:rPr/>
@@ -6734,6 +6788,7 @@
     <w:p>
       <w:pPr>
         <w:pStyle w:val="Normal"/>
+        <w:keepNext w:val="true"/>
         <w:spacing w:lineRule="exact" w:line="240" w:before="0" w:after="45"/>
         <w:jc w:val="center"/>
         <w:rPr/>
@@ -7444,6 +7499,7 @@
     <w:p>
       <w:pPr>
         <w:pStyle w:val="Normal"/>
+        <w:keepNext w:val="false"/>
         <w:spacing w:lineRule="exact" w:line="240" w:before="0" w:after="80"/>
         <w:jc w:val="both"/>
         <w:rPr/>
@@ -7464,7 +7520,7 @@
         <w:spacing w:lineRule="exact" w:line="240" w:before="180" w:after="80"/>
         <w:rPr/>
       </w:pPr>
-      <w:bookmarkStart w:id="14" w:name="__RefHeading___Toc725_2045034821"/>
+      <w:bookmarkStart w:id="14" w:name="__RefHeading___Toc725_1296911271"/>
       <w:bookmarkEnd w:id="14"/>
       <w:r>
         <w:rPr>
@@ -7584,7 +7640,7 @@
         <w:spacing w:lineRule="exact" w:line="240" w:before="180" w:after="80"/>
         <w:rPr/>
       </w:pPr>
-      <w:bookmarkStart w:id="15" w:name="__RefHeading___Toc727_2045034821"/>
+      <w:bookmarkStart w:id="15" w:name="__RefHeading___Toc727_1296911271"/>
       <w:bookmarkEnd w:id="15"/>
       <w:r>
         <w:rPr>
@@ -7704,7 +7760,7 @@
         <w:spacing w:lineRule="exact" w:line="240" w:before="180" w:after="80"/>
         <w:rPr/>
       </w:pPr>
-      <w:bookmarkStart w:id="16" w:name="__RefHeading___Toc729_2045034821"/>
+      <w:bookmarkStart w:id="16" w:name="__RefHeading___Toc729_1296911271"/>
       <w:bookmarkEnd w:id="16"/>
       <w:r>
         <w:rPr>
@@ -7721,6 +7777,7 @@
     <w:p>
       <w:pPr>
         <w:pStyle w:val="Normal"/>
+        <w:keepNext w:val="true"/>
         <w:spacing w:lineRule="exact" w:line="240" w:before="0" w:after="45"/>
         <w:jc w:val="center"/>
         <w:rPr/>
@@ -8501,7 +8558,7 @@
         <w:spacing w:lineRule="exact" w:line="240" w:before="240" w:after="120"/>
         <w:rPr/>
       </w:pPr>
-      <w:bookmarkStart w:id="17" w:name="__RefHeading___Toc731_2045034821"/>
+      <w:bookmarkStart w:id="17" w:name="__RefHeading___Toc731_1296911271"/>
       <w:bookmarkEnd w:id="17"/>
       <w:r>
         <w:rPr>
@@ -8518,6 +8575,7 @@
     <w:p>
       <w:pPr>
         <w:pStyle w:val="Normal"/>
+        <w:keepNext w:val="false"/>
         <w:spacing w:lineRule="exact" w:line="240" w:before="0" w:after="80"/>
         <w:jc w:val="both"/>
         <w:rPr/>
@@ -8535,6 +8593,7 @@
     <w:p>
       <w:pPr>
         <w:pStyle w:val="Normal"/>
+        <w:keepNext w:val="false"/>
         <w:spacing w:lineRule="exact" w:line="240" w:before="0" w:after="80"/>
         <w:jc w:val="both"/>
         <w:rPr/>
@@ -8552,6 +8611,7 @@
     <w:p>
       <w:pPr>
         <w:pStyle w:val="Normal"/>
+        <w:keepNext w:val="false"/>
         <w:spacing w:lineRule="exact" w:line="240" w:before="0" w:after="80"/>
         <w:jc w:val="both"/>
         <w:rPr/>
@@ -8572,7 +8632,7 @@
         <w:spacing w:lineRule="exact" w:line="240" w:before="240" w:after="120"/>
         <w:rPr/>
       </w:pPr>
-      <w:bookmarkStart w:id="18" w:name="__RefHeading___Toc733_2045034821"/>
+      <w:bookmarkStart w:id="18" w:name="__RefHeading___Toc733_1296911271"/>
       <w:bookmarkEnd w:id="18"/>
       <w:r>
         <w:rPr>
@@ -8603,7 +8663,7 @@
           <w:sz w:val="22"/>
           <w:szCs w:val="22"/>
         </w:rPr>
-        <w:t>Commit utilizado por la evidencia: 3b09b4fea2c76bfd050ea06ae8d140daa37462e4.</w:t>
+        <w:t>Commit utilizado por la evidencia: ef6f1b857c6073723eef34d67e077f07279ea4d7.</w:t>
       </w:r>
     </w:p>
     <w:p>
@@ -8772,7 +8832,7 @@
         <w:spacing w:lineRule="exact" w:line="240" w:before="240" w:after="120"/>
         <w:rPr/>
       </w:pPr>
-      <w:bookmarkStart w:id="19" w:name="__RefHeading___Toc735_2045034821"/>
+      <w:bookmarkStart w:id="19" w:name="__RefHeading___Toc735_1296911271"/>
       <w:bookmarkEnd w:id="19"/>
       <w:r>
         <w:rPr>

--- a/reporte/Reporte_Tecnico_Prototipo_CGR_1.8.2.docx
+++ b/reporte/Reporte_Tecnico_Prototipo_CGR_1.8.2.docx
@@ -262,7 +262,7 @@
         <w:spacing w:lineRule="exact" w:line="240" w:before="240" w:after="120"/>
         <w:rPr/>
       </w:pPr>
-      <w:bookmarkStart w:id="0" w:name="__RefHeading___Toc697_1296911271"/>
+      <w:bookmarkStart w:id="0" w:name="__RefHeading___Toc697_2851097627"/>
       <w:bookmarkEnd w:id="0"/>
       <w:r>
         <w:rPr>
@@ -369,7 +369,7 @@
             </w:rPr>
             <w:fldChar w:fldCharType="separate"/>
           </w:r>
-          <w:hyperlink w:anchor="__RefHeading___Toc697_1296911271">
+          <w:hyperlink w:anchor="__RefHeading___Toc697_2851097627">
             <w:r>
               <w:rPr>
                 <w:rStyle w:val="IndexLink"/>
@@ -389,7 +389,7 @@
             </w:tabs>
             <w:rPr/>
           </w:pPr>
-          <w:hyperlink w:anchor="__RefHeading___Toc699_1296911271">
+          <w:hyperlink w:anchor="__RefHeading___Toc699_2851097627">
             <w:r>
               <w:rPr>
                 <w:rStyle w:val="IndexLink"/>
@@ -409,7 +409,7 @@
             </w:tabs>
             <w:rPr/>
           </w:pPr>
-          <w:hyperlink w:anchor="__RefHeading___Toc701_1296911271">
+          <w:hyperlink w:anchor="__RefHeading___Toc701_2851097627">
             <w:r>
               <w:rPr>
                 <w:rStyle w:val="IndexLink"/>
@@ -429,7 +429,7 @@
             </w:tabs>
             <w:rPr/>
           </w:pPr>
-          <w:hyperlink w:anchor="__RefHeading___Toc703_1296911271">
+          <w:hyperlink w:anchor="__RefHeading___Toc703_2851097627">
             <w:r>
               <w:rPr>
                 <w:rStyle w:val="IndexLink"/>
@@ -449,7 +449,7 @@
             </w:tabs>
             <w:rPr/>
           </w:pPr>
-          <w:hyperlink w:anchor="__RefHeading___Toc705_1296911271">
+          <w:hyperlink w:anchor="__RefHeading___Toc705_2851097627">
             <w:r>
               <w:rPr>
                 <w:rStyle w:val="IndexLink"/>
@@ -469,7 +469,7 @@
             </w:tabs>
             <w:rPr/>
           </w:pPr>
-          <w:hyperlink w:anchor="__RefHeading___Toc707_1296911271">
+          <w:hyperlink w:anchor="__RefHeading___Toc707_2851097627">
             <w:r>
               <w:rPr>
                 <w:rStyle w:val="IndexLink"/>
@@ -489,7 +489,7 @@
             </w:tabs>
             <w:rPr/>
           </w:pPr>
-          <w:hyperlink w:anchor="__RefHeading___Toc709_1296911271">
+          <w:hyperlink w:anchor="__RefHeading___Toc709_2851097627">
             <w:r>
               <w:rPr>
                 <w:rStyle w:val="IndexLink"/>
@@ -509,7 +509,7 @@
             </w:tabs>
             <w:rPr/>
           </w:pPr>
-          <w:hyperlink w:anchor="__RefHeading___Toc711_1296911271">
+          <w:hyperlink w:anchor="__RefHeading___Toc711_2851097627">
             <w:r>
               <w:rPr>
                 <w:rStyle w:val="IndexLink"/>
@@ -529,7 +529,7 @@
             </w:tabs>
             <w:rPr/>
           </w:pPr>
-          <w:hyperlink w:anchor="__RefHeading___Toc713_1296911271">
+          <w:hyperlink w:anchor="__RefHeading___Toc713_2851097627">
             <w:r>
               <w:rPr>
                 <w:rStyle w:val="IndexLink"/>
@@ -549,7 +549,7 @@
             </w:tabs>
             <w:rPr/>
           </w:pPr>
-          <w:hyperlink w:anchor="__RefHeading___Toc715_1296911271">
+          <w:hyperlink w:anchor="__RefHeading___Toc715_2851097627">
             <w:r>
               <w:rPr>
                 <w:rStyle w:val="IndexLink"/>
@@ -569,7 +569,7 @@
             </w:tabs>
             <w:rPr/>
           </w:pPr>
-          <w:hyperlink w:anchor="__RefHeading___Toc717_1296911271">
+          <w:hyperlink w:anchor="__RefHeading___Toc717_2851097627">
             <w:r>
               <w:rPr>
                 <w:rStyle w:val="IndexLink"/>
@@ -589,7 +589,7 @@
             </w:tabs>
             <w:rPr/>
           </w:pPr>
-          <w:hyperlink w:anchor="__RefHeading___Toc719_1296911271">
+          <w:hyperlink w:anchor="__RefHeading___Toc719_2851097627">
             <w:r>
               <w:rPr>
                 <w:rStyle w:val="IndexLink"/>
@@ -609,7 +609,7 @@
             </w:tabs>
             <w:rPr/>
           </w:pPr>
-          <w:hyperlink w:anchor="__RefHeading___Toc721_1296911271">
+          <w:hyperlink w:anchor="__RefHeading___Toc721_2851097627">
             <w:r>
               <w:rPr>
                 <w:rStyle w:val="IndexLink"/>
@@ -629,7 +629,7 @@
             </w:tabs>
             <w:rPr/>
           </w:pPr>
-          <w:hyperlink w:anchor="__RefHeading___Toc723_1296911271">
+          <w:hyperlink w:anchor="__RefHeading___Toc723_2851097627">
             <w:r>
               <w:rPr>
                 <w:rStyle w:val="IndexLink"/>
@@ -649,7 +649,7 @@
             </w:tabs>
             <w:rPr/>
           </w:pPr>
-          <w:hyperlink w:anchor="__RefHeading___Toc725_1296911271">
+          <w:hyperlink w:anchor="__RefHeading___Toc725_2851097627">
             <w:r>
               <w:rPr>
                 <w:rStyle w:val="IndexLink"/>
@@ -669,7 +669,7 @@
             </w:tabs>
             <w:rPr/>
           </w:pPr>
-          <w:hyperlink w:anchor="__RefHeading___Toc727_1296911271">
+          <w:hyperlink w:anchor="__RefHeading___Toc727_2851097627">
             <w:r>
               <w:rPr>
                 <w:rStyle w:val="IndexLink"/>
@@ -689,7 +689,7 @@
             </w:tabs>
             <w:rPr/>
           </w:pPr>
-          <w:hyperlink w:anchor="__RefHeading___Toc729_1296911271">
+          <w:hyperlink w:anchor="__RefHeading___Toc729_2851097627">
             <w:r>
               <w:rPr>
                 <w:rStyle w:val="IndexLink"/>
@@ -709,7 +709,7 @@
             </w:tabs>
             <w:rPr/>
           </w:pPr>
-          <w:hyperlink w:anchor="__RefHeading___Toc731_1296911271">
+          <w:hyperlink w:anchor="__RefHeading___Toc731_2851097627">
             <w:r>
               <w:rPr>
                 <w:rStyle w:val="IndexLink"/>
@@ -729,7 +729,7 @@
             </w:tabs>
             <w:rPr/>
           </w:pPr>
-          <w:hyperlink w:anchor="__RefHeading___Toc733_1296911271">
+          <w:hyperlink w:anchor="__RefHeading___Toc733_2851097627">
             <w:r>
               <w:rPr>
                 <w:rStyle w:val="IndexLink"/>
@@ -749,7 +749,7 @@
             </w:tabs>
             <w:rPr/>
           </w:pPr>
-          <w:hyperlink w:anchor="__RefHeading___Toc735_1296911271">
+          <w:hyperlink w:anchor="__RefHeading___Toc735_2851097627">
             <w:r>
               <w:rPr>
                 <w:rStyle w:val="IndexLink"/>
@@ -789,7 +789,7 @@
         <w:spacing w:lineRule="exact" w:line="240" w:before="240" w:after="120"/>
         <w:rPr/>
       </w:pPr>
-      <w:bookmarkStart w:id="1" w:name="__RefHeading___Toc699_1296911271"/>
+      <w:bookmarkStart w:id="1" w:name="__RefHeading___Toc699_2851097627"/>
       <w:bookmarkEnd w:id="1"/>
       <w:r>
         <w:rPr>
@@ -935,7 +935,7 @@
         <w:spacing w:lineRule="exact" w:line="240" w:before="240" w:after="120"/>
         <w:rPr/>
       </w:pPr>
-      <w:bookmarkStart w:id="2" w:name="__RefHeading___Toc701_1296911271"/>
+      <w:bookmarkStart w:id="2" w:name="__RefHeading___Toc701_2851097627"/>
       <w:bookmarkEnd w:id="2"/>
       <w:r>
         <w:rPr>
@@ -1027,7 +1027,7 @@
         <w:spacing w:lineRule="exact" w:line="240" w:before="240" w:after="120"/>
         <w:rPr/>
       </w:pPr>
-      <w:bookmarkStart w:id="3" w:name="__RefHeading___Toc703_1296911271"/>
+      <w:bookmarkStart w:id="3" w:name="__RefHeading___Toc703_2851097627"/>
       <w:bookmarkEnd w:id="3"/>
       <w:r>
         <w:rPr>
@@ -2341,7 +2341,7 @@
         <w:spacing w:lineRule="exact" w:line="240" w:before="240" w:after="120"/>
         <w:rPr/>
       </w:pPr>
-      <w:bookmarkStart w:id="4" w:name="__RefHeading___Toc705_1296911271"/>
+      <w:bookmarkStart w:id="4" w:name="__RefHeading___Toc705_2851097627"/>
       <w:bookmarkEnd w:id="4"/>
       <w:r>
         <w:rPr>
@@ -2918,7 +2918,7 @@
         <w:spacing w:lineRule="exact" w:line="240" w:before="240" w:after="120"/>
         <w:rPr/>
       </w:pPr>
-      <w:bookmarkStart w:id="5" w:name="__RefHeading___Toc707_1296911271"/>
+      <w:bookmarkStart w:id="5" w:name="__RefHeading___Toc707_2851097627"/>
       <w:bookmarkEnd w:id="5"/>
       <w:r>
         <w:rPr>
@@ -2974,7 +2974,7 @@
         <w:spacing w:lineRule="exact" w:line="240" w:before="240" w:after="120"/>
         <w:rPr/>
       </w:pPr>
-      <w:bookmarkStart w:id="6" w:name="__RefHeading___Toc709_1296911271"/>
+      <w:bookmarkStart w:id="6" w:name="__RefHeading___Toc709_2851097627"/>
       <w:bookmarkEnd w:id="6"/>
       <w:r>
         <w:rPr>
@@ -3012,7 +3012,7 @@
         <w:spacing w:lineRule="exact" w:line="240" w:before="240" w:after="120"/>
         <w:rPr/>
       </w:pPr>
-      <w:bookmarkStart w:id="7" w:name="__RefHeading___Toc711_1296911271"/>
+      <w:bookmarkStart w:id="7" w:name="__RefHeading___Toc711_2851097627"/>
       <w:bookmarkEnd w:id="7"/>
       <w:r>
         <w:rPr>
@@ -3032,7 +3032,7 @@
         <w:spacing w:lineRule="exact" w:line="240" w:before="180" w:after="80"/>
         <w:rPr/>
       </w:pPr>
-      <w:bookmarkStart w:id="8" w:name="__RefHeading___Toc713_1296911271"/>
+      <w:bookmarkStart w:id="8" w:name="__RefHeading___Toc713_2851097627"/>
       <w:bookmarkEnd w:id="8"/>
       <w:r>
         <w:rPr>
@@ -3736,7 +3736,7 @@
         <w:spacing w:lineRule="exact" w:line="240" w:before="180" w:after="80"/>
         <w:rPr/>
       </w:pPr>
-      <w:bookmarkStart w:id="9" w:name="__RefHeading___Toc715_1296911271"/>
+      <w:bookmarkStart w:id="9" w:name="__RefHeading___Toc715_2851097627"/>
       <w:bookmarkEnd w:id="9"/>
       <w:r>
         <w:rPr>
@@ -4418,7 +4418,7 @@
         <w:spacing w:lineRule="exact" w:line="240" w:before="180" w:after="80"/>
         <w:rPr/>
       </w:pPr>
-      <w:bookmarkStart w:id="10" w:name="__RefHeading___Toc717_1296911271"/>
+      <w:bookmarkStart w:id="10" w:name="__RefHeading___Toc717_2851097627"/>
       <w:bookmarkEnd w:id="10"/>
       <w:r>
         <w:rPr>
@@ -5394,7 +5394,7 @@
         <w:spacing w:lineRule="exact" w:line="240" w:before="180" w:after="80"/>
         <w:rPr/>
       </w:pPr>
-      <w:bookmarkStart w:id="11" w:name="__RefHeading___Toc719_1296911271"/>
+      <w:bookmarkStart w:id="11" w:name="__RefHeading___Toc719_2851097627"/>
       <w:bookmarkEnd w:id="11"/>
       <w:r>
         <w:rPr>
@@ -6250,7 +6250,7 @@
         <w:spacing w:lineRule="exact" w:line="240" w:before="180" w:after="80"/>
         <w:rPr/>
       </w:pPr>
-      <w:bookmarkStart w:id="12" w:name="__RefHeading___Toc721_1296911271"/>
+      <w:bookmarkStart w:id="12" w:name="__RefHeading___Toc721_2851097627"/>
       <w:bookmarkEnd w:id="12"/>
       <w:r>
         <w:rPr>
@@ -6753,7 +6753,7 @@
         <w:spacing w:lineRule="exact" w:line="240" w:before="180" w:after="80"/>
         <w:rPr/>
       </w:pPr>
-      <w:bookmarkStart w:id="13" w:name="__RefHeading___Toc723_1296911271"/>
+      <w:bookmarkStart w:id="13" w:name="__RefHeading___Toc723_2851097627"/>
       <w:bookmarkEnd w:id="13"/>
       <w:r>
         <w:rPr>
@@ -7520,7 +7520,7 @@
         <w:spacing w:lineRule="exact" w:line="240" w:before="180" w:after="80"/>
         <w:rPr/>
       </w:pPr>
-      <w:bookmarkStart w:id="14" w:name="__RefHeading___Toc725_1296911271"/>
+      <w:bookmarkStart w:id="14" w:name="__RefHeading___Toc725_2851097627"/>
       <w:bookmarkEnd w:id="14"/>
       <w:r>
         <w:rPr>
@@ -7640,7 +7640,7 @@
         <w:spacing w:lineRule="exact" w:line="240" w:before="180" w:after="80"/>
         <w:rPr/>
       </w:pPr>
-      <w:bookmarkStart w:id="15" w:name="__RefHeading___Toc727_1296911271"/>
+      <w:bookmarkStart w:id="15" w:name="__RefHeading___Toc727_2851097627"/>
       <w:bookmarkEnd w:id="15"/>
       <w:r>
         <w:rPr>
@@ -7760,7 +7760,7 @@
         <w:spacing w:lineRule="exact" w:line="240" w:before="180" w:after="80"/>
         <w:rPr/>
       </w:pPr>
-      <w:bookmarkStart w:id="16" w:name="__RefHeading___Toc729_1296911271"/>
+      <w:bookmarkStart w:id="16" w:name="__RefHeading___Toc729_2851097627"/>
       <w:bookmarkEnd w:id="16"/>
       <w:r>
         <w:rPr>
@@ -8558,7 +8558,7 @@
         <w:spacing w:lineRule="exact" w:line="240" w:before="240" w:after="120"/>
         <w:rPr/>
       </w:pPr>
-      <w:bookmarkStart w:id="17" w:name="__RefHeading___Toc731_1296911271"/>
+      <w:bookmarkStart w:id="17" w:name="__RefHeading___Toc731_2851097627"/>
       <w:bookmarkEnd w:id="17"/>
       <w:r>
         <w:rPr>
@@ -8632,7 +8632,7 @@
         <w:spacing w:lineRule="exact" w:line="240" w:before="240" w:after="120"/>
         <w:rPr/>
       </w:pPr>
-      <w:bookmarkStart w:id="18" w:name="__RefHeading___Toc733_1296911271"/>
+      <w:bookmarkStart w:id="18" w:name="__RefHeading___Toc733_2851097627"/>
       <w:bookmarkEnd w:id="18"/>
       <w:r>
         <w:rPr>
@@ -8663,7 +8663,7 @@
           <w:sz w:val="22"/>
           <w:szCs w:val="22"/>
         </w:rPr>
-        <w:t>Commit utilizado por la evidencia: ef6f1b857c6073723eef34d67e077f07279ea4d7.</w:t>
+        <w:t>Commit utilizado por la evidencia: c440d76cfb54b29248829d5d9e44a4f35c31bc36.</w:t>
       </w:r>
     </w:p>
     <w:p>
@@ -8832,7 +8832,7 @@
         <w:spacing w:lineRule="exact" w:line="240" w:before="240" w:after="120"/>
         <w:rPr/>
       </w:pPr>
-      <w:bookmarkStart w:id="19" w:name="__RefHeading___Toc735_1296911271"/>
+      <w:bookmarkStart w:id="19" w:name="__RefHeading___Toc735_2851097627"/>
       <w:bookmarkEnd w:id="19"/>
       <w:r>
         <w:rPr>

--- a/reporte/Reporte_Tecnico_Prototipo_CGR_1.8.2.docx
+++ b/reporte/Reporte_Tecnico_Prototipo_CGR_1.8.2.docx
@@ -262,7 +262,7 @@
         <w:spacing w:lineRule="exact" w:line="240" w:before="240" w:after="120"/>
         <w:rPr/>
       </w:pPr>
-      <w:bookmarkStart w:id="0" w:name="__RefHeading___Toc697_2851097627"/>
+      <w:bookmarkStart w:id="0" w:name="__RefHeading___Toc697_3485568049"/>
       <w:bookmarkEnd w:id="0"/>
       <w:r>
         <w:rPr>
@@ -369,7 +369,7 @@
             </w:rPr>
             <w:fldChar w:fldCharType="separate"/>
           </w:r>
-          <w:hyperlink w:anchor="__RefHeading___Toc697_2851097627">
+          <w:hyperlink w:anchor="__RefHeading___Toc697_3485568049">
             <w:r>
               <w:rPr>
                 <w:rStyle w:val="IndexLink"/>
@@ -389,7 +389,7 @@
             </w:tabs>
             <w:rPr/>
           </w:pPr>
-          <w:hyperlink w:anchor="__RefHeading___Toc699_2851097627">
+          <w:hyperlink w:anchor="__RefHeading___Toc699_3485568049">
             <w:r>
               <w:rPr>
                 <w:rStyle w:val="IndexLink"/>
@@ -409,7 +409,7 @@
             </w:tabs>
             <w:rPr/>
           </w:pPr>
-          <w:hyperlink w:anchor="__RefHeading___Toc701_2851097627">
+          <w:hyperlink w:anchor="__RefHeading___Toc701_3485568049">
             <w:r>
               <w:rPr>
                 <w:rStyle w:val="IndexLink"/>
@@ -429,7 +429,7 @@
             </w:tabs>
             <w:rPr/>
           </w:pPr>
-          <w:hyperlink w:anchor="__RefHeading___Toc703_2851097627">
+          <w:hyperlink w:anchor="__RefHeading___Toc703_3485568049">
             <w:r>
               <w:rPr>
                 <w:rStyle w:val="IndexLink"/>
@@ -449,7 +449,7 @@
             </w:tabs>
             <w:rPr/>
           </w:pPr>
-          <w:hyperlink w:anchor="__RefHeading___Toc705_2851097627">
+          <w:hyperlink w:anchor="__RefHeading___Toc705_3485568049">
             <w:r>
               <w:rPr>
                 <w:rStyle w:val="IndexLink"/>
@@ -469,7 +469,7 @@
             </w:tabs>
             <w:rPr/>
           </w:pPr>
-          <w:hyperlink w:anchor="__RefHeading___Toc707_2851097627">
+          <w:hyperlink w:anchor="__RefHeading___Toc707_3485568049">
             <w:r>
               <w:rPr>
                 <w:rStyle w:val="IndexLink"/>
@@ -489,7 +489,7 @@
             </w:tabs>
             <w:rPr/>
           </w:pPr>
-          <w:hyperlink w:anchor="__RefHeading___Toc709_2851097627">
+          <w:hyperlink w:anchor="__RefHeading___Toc709_3485568049">
             <w:r>
               <w:rPr>
                 <w:rStyle w:val="IndexLink"/>
@@ -509,7 +509,7 @@
             </w:tabs>
             <w:rPr/>
           </w:pPr>
-          <w:hyperlink w:anchor="__RefHeading___Toc711_2851097627">
+          <w:hyperlink w:anchor="__RefHeading___Toc711_3485568049">
             <w:r>
               <w:rPr>
                 <w:rStyle w:val="IndexLink"/>
@@ -529,7 +529,7 @@
             </w:tabs>
             <w:rPr/>
           </w:pPr>
-          <w:hyperlink w:anchor="__RefHeading___Toc713_2851097627">
+          <w:hyperlink w:anchor="__RefHeading___Toc713_3485568049">
             <w:r>
               <w:rPr>
                 <w:rStyle w:val="IndexLink"/>
@@ -549,7 +549,7 @@
             </w:tabs>
             <w:rPr/>
           </w:pPr>
-          <w:hyperlink w:anchor="__RefHeading___Toc715_2851097627">
+          <w:hyperlink w:anchor="__RefHeading___Toc715_3485568049">
             <w:r>
               <w:rPr>
                 <w:rStyle w:val="IndexLink"/>
@@ -569,7 +569,7 @@
             </w:tabs>
             <w:rPr/>
           </w:pPr>
-          <w:hyperlink w:anchor="__RefHeading___Toc717_2851097627">
+          <w:hyperlink w:anchor="__RefHeading___Toc717_3485568049">
             <w:r>
               <w:rPr>
                 <w:rStyle w:val="IndexLink"/>
@@ -589,7 +589,7 @@
             </w:tabs>
             <w:rPr/>
           </w:pPr>
-          <w:hyperlink w:anchor="__RefHeading___Toc719_2851097627">
+          <w:hyperlink w:anchor="__RefHeading___Toc719_3485568049">
             <w:r>
               <w:rPr>
                 <w:rStyle w:val="IndexLink"/>
@@ -609,7 +609,7 @@
             </w:tabs>
             <w:rPr/>
           </w:pPr>
-          <w:hyperlink w:anchor="__RefHeading___Toc721_2851097627">
+          <w:hyperlink w:anchor="__RefHeading___Toc721_3485568049">
             <w:r>
               <w:rPr>
                 <w:rStyle w:val="IndexLink"/>
@@ -629,7 +629,7 @@
             </w:tabs>
             <w:rPr/>
           </w:pPr>
-          <w:hyperlink w:anchor="__RefHeading___Toc723_2851097627">
+          <w:hyperlink w:anchor="__RefHeading___Toc723_3485568049">
             <w:r>
               <w:rPr>
                 <w:rStyle w:val="IndexLink"/>
@@ -649,7 +649,7 @@
             </w:tabs>
             <w:rPr/>
           </w:pPr>
-          <w:hyperlink w:anchor="__RefHeading___Toc725_2851097627">
+          <w:hyperlink w:anchor="__RefHeading___Toc725_3485568049">
             <w:r>
               <w:rPr>
                 <w:rStyle w:val="IndexLink"/>
@@ -669,7 +669,7 @@
             </w:tabs>
             <w:rPr/>
           </w:pPr>
-          <w:hyperlink w:anchor="__RefHeading___Toc727_2851097627">
+          <w:hyperlink w:anchor="__RefHeading___Toc727_3485568049">
             <w:r>
               <w:rPr>
                 <w:rStyle w:val="IndexLink"/>
@@ -689,7 +689,7 @@
             </w:tabs>
             <w:rPr/>
           </w:pPr>
-          <w:hyperlink w:anchor="__RefHeading___Toc729_2851097627">
+          <w:hyperlink w:anchor="__RefHeading___Toc729_3485568049">
             <w:r>
               <w:rPr>
                 <w:rStyle w:val="IndexLink"/>
@@ -709,7 +709,7 @@
             </w:tabs>
             <w:rPr/>
           </w:pPr>
-          <w:hyperlink w:anchor="__RefHeading___Toc731_2851097627">
+          <w:hyperlink w:anchor="__RefHeading___Toc731_3485568049">
             <w:r>
               <w:rPr>
                 <w:rStyle w:val="IndexLink"/>
@@ -729,7 +729,7 @@
             </w:tabs>
             <w:rPr/>
           </w:pPr>
-          <w:hyperlink w:anchor="__RefHeading___Toc733_2851097627">
+          <w:hyperlink w:anchor="__RefHeading___Toc733_3485568049">
             <w:r>
               <w:rPr>
                 <w:rStyle w:val="IndexLink"/>
@@ -749,7 +749,7 @@
             </w:tabs>
             <w:rPr/>
           </w:pPr>
-          <w:hyperlink w:anchor="__RefHeading___Toc735_2851097627">
+          <w:hyperlink w:anchor="__RefHeading___Toc735_3485568049">
             <w:r>
               <w:rPr>
                 <w:rStyle w:val="IndexLink"/>
@@ -789,7 +789,7 @@
         <w:spacing w:lineRule="exact" w:line="240" w:before="240" w:after="120"/>
         <w:rPr/>
       </w:pPr>
-      <w:bookmarkStart w:id="1" w:name="__RefHeading___Toc699_2851097627"/>
+      <w:bookmarkStart w:id="1" w:name="__RefHeading___Toc699_3485568049"/>
       <w:bookmarkEnd w:id="1"/>
       <w:r>
         <w:rPr>
@@ -935,7 +935,7 @@
         <w:spacing w:lineRule="exact" w:line="240" w:before="240" w:after="120"/>
         <w:rPr/>
       </w:pPr>
-      <w:bookmarkStart w:id="2" w:name="__RefHeading___Toc701_2851097627"/>
+      <w:bookmarkStart w:id="2" w:name="__RefHeading___Toc701_3485568049"/>
       <w:bookmarkEnd w:id="2"/>
       <w:r>
         <w:rPr>
@@ -1027,7 +1027,7 @@
         <w:spacing w:lineRule="exact" w:line="240" w:before="240" w:after="120"/>
         <w:rPr/>
       </w:pPr>
-      <w:bookmarkStart w:id="3" w:name="__RefHeading___Toc703_2851097627"/>
+      <w:bookmarkStart w:id="3" w:name="__RefHeading___Toc703_3485568049"/>
       <w:bookmarkEnd w:id="3"/>
       <w:r>
         <w:rPr>
@@ -2341,7 +2341,7 @@
         <w:spacing w:lineRule="exact" w:line="240" w:before="240" w:after="120"/>
         <w:rPr/>
       </w:pPr>
-      <w:bookmarkStart w:id="4" w:name="__RefHeading___Toc705_2851097627"/>
+      <w:bookmarkStart w:id="4" w:name="__RefHeading___Toc705_3485568049"/>
       <w:bookmarkEnd w:id="4"/>
       <w:r>
         <w:rPr>
@@ -2918,7 +2918,7 @@
         <w:spacing w:lineRule="exact" w:line="240" w:before="240" w:after="120"/>
         <w:rPr/>
       </w:pPr>
-      <w:bookmarkStart w:id="5" w:name="__RefHeading___Toc707_2851097627"/>
+      <w:bookmarkStart w:id="5" w:name="__RefHeading___Toc707_3485568049"/>
       <w:bookmarkEnd w:id="5"/>
       <w:r>
         <w:rPr>
@@ -2974,7 +2974,7 @@
         <w:spacing w:lineRule="exact" w:line="240" w:before="240" w:after="120"/>
         <w:rPr/>
       </w:pPr>
-      <w:bookmarkStart w:id="6" w:name="__RefHeading___Toc709_2851097627"/>
+      <w:bookmarkStart w:id="6" w:name="__RefHeading___Toc709_3485568049"/>
       <w:bookmarkEnd w:id="6"/>
       <w:r>
         <w:rPr>
@@ -3012,7 +3012,7 @@
         <w:spacing w:lineRule="exact" w:line="240" w:before="240" w:after="120"/>
         <w:rPr/>
       </w:pPr>
-      <w:bookmarkStart w:id="7" w:name="__RefHeading___Toc711_2851097627"/>
+      <w:bookmarkStart w:id="7" w:name="__RefHeading___Toc711_3485568049"/>
       <w:bookmarkEnd w:id="7"/>
       <w:r>
         <w:rPr>
@@ -3032,7 +3032,7 @@
         <w:spacing w:lineRule="exact" w:line="240" w:before="180" w:after="80"/>
         <w:rPr/>
       </w:pPr>
-      <w:bookmarkStart w:id="8" w:name="__RefHeading___Toc713_2851097627"/>
+      <w:bookmarkStart w:id="8" w:name="__RefHeading___Toc713_3485568049"/>
       <w:bookmarkEnd w:id="8"/>
       <w:r>
         <w:rPr>
@@ -3736,7 +3736,7 @@
         <w:spacing w:lineRule="exact" w:line="240" w:before="180" w:after="80"/>
         <w:rPr/>
       </w:pPr>
-      <w:bookmarkStart w:id="9" w:name="__RefHeading___Toc715_2851097627"/>
+      <w:bookmarkStart w:id="9" w:name="__RefHeading___Toc715_3485568049"/>
       <w:bookmarkEnd w:id="9"/>
       <w:r>
         <w:rPr>
@@ -4418,7 +4418,7 @@
         <w:spacing w:lineRule="exact" w:line="240" w:before="180" w:after="80"/>
         <w:rPr/>
       </w:pPr>
-      <w:bookmarkStart w:id="10" w:name="__RefHeading___Toc717_2851097627"/>
+      <w:bookmarkStart w:id="10" w:name="__RefHeading___Toc717_3485568049"/>
       <w:bookmarkEnd w:id="10"/>
       <w:r>
         <w:rPr>
@@ -5394,7 +5394,7 @@
         <w:spacing w:lineRule="exact" w:line="240" w:before="180" w:after="80"/>
         <w:rPr/>
       </w:pPr>
-      <w:bookmarkStart w:id="11" w:name="__RefHeading___Toc719_2851097627"/>
+      <w:bookmarkStart w:id="11" w:name="__RefHeading___Toc719_3485568049"/>
       <w:bookmarkEnd w:id="11"/>
       <w:r>
         <w:rPr>
@@ -6250,7 +6250,7 @@
         <w:spacing w:lineRule="exact" w:line="240" w:before="180" w:after="80"/>
         <w:rPr/>
       </w:pPr>
-      <w:bookmarkStart w:id="12" w:name="__RefHeading___Toc721_2851097627"/>
+      <w:bookmarkStart w:id="12" w:name="__RefHeading___Toc721_3485568049"/>
       <w:bookmarkEnd w:id="12"/>
       <w:r>
         <w:rPr>
@@ -6753,7 +6753,7 @@
         <w:spacing w:lineRule="exact" w:line="240" w:before="180" w:after="80"/>
         <w:rPr/>
       </w:pPr>
-      <w:bookmarkStart w:id="13" w:name="__RefHeading___Toc723_2851097627"/>
+      <w:bookmarkStart w:id="13" w:name="__RefHeading___Toc723_3485568049"/>
       <w:bookmarkEnd w:id="13"/>
       <w:r>
         <w:rPr>
@@ -7520,7 +7520,7 @@
         <w:spacing w:lineRule="exact" w:line="240" w:before="180" w:after="80"/>
         <w:rPr/>
       </w:pPr>
-      <w:bookmarkStart w:id="14" w:name="__RefHeading___Toc725_2851097627"/>
+      <w:bookmarkStart w:id="14" w:name="__RefHeading___Toc725_3485568049"/>
       <w:bookmarkEnd w:id="14"/>
       <w:r>
         <w:rPr>
@@ -7640,7 +7640,7 @@
         <w:spacing w:lineRule="exact" w:line="240" w:before="180" w:after="80"/>
         <w:rPr/>
       </w:pPr>
-      <w:bookmarkStart w:id="15" w:name="__RefHeading___Toc727_2851097627"/>
+      <w:bookmarkStart w:id="15" w:name="__RefHeading___Toc727_3485568049"/>
       <w:bookmarkEnd w:id="15"/>
       <w:r>
         <w:rPr>
@@ -7760,7 +7760,7 @@
         <w:spacing w:lineRule="exact" w:line="240" w:before="180" w:after="80"/>
         <w:rPr/>
       </w:pPr>
-      <w:bookmarkStart w:id="16" w:name="__RefHeading___Toc729_2851097627"/>
+      <w:bookmarkStart w:id="16" w:name="__RefHeading___Toc729_3485568049"/>
       <w:bookmarkEnd w:id="16"/>
       <w:r>
         <w:rPr>
@@ -8558,7 +8558,7 @@
         <w:spacing w:lineRule="exact" w:line="240" w:before="240" w:after="120"/>
         <w:rPr/>
       </w:pPr>
-      <w:bookmarkStart w:id="17" w:name="__RefHeading___Toc731_2851097627"/>
+      <w:bookmarkStart w:id="17" w:name="__RefHeading___Toc731_3485568049"/>
       <w:bookmarkEnd w:id="17"/>
       <w:r>
         <w:rPr>
@@ -8632,7 +8632,7 @@
         <w:spacing w:lineRule="exact" w:line="240" w:before="240" w:after="120"/>
         <w:rPr/>
       </w:pPr>
-      <w:bookmarkStart w:id="18" w:name="__RefHeading___Toc733_2851097627"/>
+      <w:bookmarkStart w:id="18" w:name="__RefHeading___Toc733_3485568049"/>
       <w:bookmarkEnd w:id="18"/>
       <w:r>
         <w:rPr>
@@ -8663,7 +8663,7 @@
           <w:sz w:val="22"/>
           <w:szCs w:val="22"/>
         </w:rPr>
-        <w:t>Commit utilizado por la evidencia: c440d76cfb54b29248829d5d9e44a4f35c31bc36.</w:t>
+        <w:t>Commit utilizado por la evidencia: dd35803f31d3cda14c9832be580f713d0c60e980.</w:t>
       </w:r>
     </w:p>
     <w:p>
@@ -8832,7 +8832,7 @@
         <w:spacing w:lineRule="exact" w:line="240" w:before="240" w:after="120"/>
         <w:rPr/>
       </w:pPr>
-      <w:bookmarkStart w:id="19" w:name="__RefHeading___Toc735_2851097627"/>
+      <w:bookmarkStart w:id="19" w:name="__RefHeading___Toc735_3485568049"/>
       <w:bookmarkEnd w:id="19"/>
       <w:r>
         <w:rPr>

--- a/reporte/Reporte_Tecnico_Prototipo_CGR_1.8.2.docx
+++ b/reporte/Reporte_Tecnico_Prototipo_CGR_1.8.2.docx
@@ -262,7 +262,7 @@
         <w:spacing w:lineRule="exact" w:line="240" w:before="240" w:after="120"/>
         <w:rPr/>
       </w:pPr>
-      <w:bookmarkStart w:id="0" w:name="__RefHeading___Toc697_3485568049"/>
+      <w:bookmarkStart w:id="0" w:name="__RefHeading___Toc697_1837720301"/>
       <w:bookmarkEnd w:id="0"/>
       <w:r>
         <w:rPr>
@@ -369,7 +369,7 @@
             </w:rPr>
             <w:fldChar w:fldCharType="separate"/>
           </w:r>
-          <w:hyperlink w:anchor="__RefHeading___Toc697_3485568049">
+          <w:hyperlink w:anchor="__RefHeading___Toc697_1837720301">
             <w:r>
               <w:rPr>
                 <w:rStyle w:val="IndexLink"/>
@@ -389,7 +389,7 @@
             </w:tabs>
             <w:rPr/>
           </w:pPr>
-          <w:hyperlink w:anchor="__RefHeading___Toc699_3485568049">
+          <w:hyperlink w:anchor="__RefHeading___Toc699_1837720301">
             <w:r>
               <w:rPr>
                 <w:rStyle w:val="IndexLink"/>
@@ -409,7 +409,7 @@
             </w:tabs>
             <w:rPr/>
           </w:pPr>
-          <w:hyperlink w:anchor="__RefHeading___Toc701_3485568049">
+          <w:hyperlink w:anchor="__RefHeading___Toc701_1837720301">
             <w:r>
               <w:rPr>
                 <w:rStyle w:val="IndexLink"/>
@@ -429,7 +429,7 @@
             </w:tabs>
             <w:rPr/>
           </w:pPr>
-          <w:hyperlink w:anchor="__RefHeading___Toc703_3485568049">
+          <w:hyperlink w:anchor="__RefHeading___Toc703_1837720301">
             <w:r>
               <w:rPr>
                 <w:rStyle w:val="IndexLink"/>
@@ -449,7 +449,7 @@
             </w:tabs>
             <w:rPr/>
           </w:pPr>
-          <w:hyperlink w:anchor="__RefHeading___Toc705_3485568049">
+          <w:hyperlink w:anchor="__RefHeading___Toc705_1837720301">
             <w:r>
               <w:rPr>
                 <w:rStyle w:val="IndexLink"/>
@@ -469,7 +469,7 @@
             </w:tabs>
             <w:rPr/>
           </w:pPr>
-          <w:hyperlink w:anchor="__RefHeading___Toc707_3485568049">
+          <w:hyperlink w:anchor="__RefHeading___Toc707_1837720301">
             <w:r>
               <w:rPr>
                 <w:rStyle w:val="IndexLink"/>
@@ -489,7 +489,7 @@
             </w:tabs>
             <w:rPr/>
           </w:pPr>
-          <w:hyperlink w:anchor="__RefHeading___Toc709_3485568049">
+          <w:hyperlink w:anchor="__RefHeading___Toc709_1837720301">
             <w:r>
               <w:rPr>
                 <w:rStyle w:val="IndexLink"/>
@@ -509,7 +509,7 @@
             </w:tabs>
             <w:rPr/>
           </w:pPr>
-          <w:hyperlink w:anchor="__RefHeading___Toc711_3485568049">
+          <w:hyperlink w:anchor="__RefHeading___Toc711_1837720301">
             <w:r>
               <w:rPr>
                 <w:rStyle w:val="IndexLink"/>
@@ -529,7 +529,7 @@
             </w:tabs>
             <w:rPr/>
           </w:pPr>
-          <w:hyperlink w:anchor="__RefHeading___Toc713_3485568049">
+          <w:hyperlink w:anchor="__RefHeading___Toc713_1837720301">
             <w:r>
               <w:rPr>
                 <w:rStyle w:val="IndexLink"/>
@@ -549,7 +549,7 @@
             </w:tabs>
             <w:rPr/>
           </w:pPr>
-          <w:hyperlink w:anchor="__RefHeading___Toc715_3485568049">
+          <w:hyperlink w:anchor="__RefHeading___Toc715_1837720301">
             <w:r>
               <w:rPr>
                 <w:rStyle w:val="IndexLink"/>
@@ -569,7 +569,7 @@
             </w:tabs>
             <w:rPr/>
           </w:pPr>
-          <w:hyperlink w:anchor="__RefHeading___Toc717_3485568049">
+          <w:hyperlink w:anchor="__RefHeading___Toc717_1837720301">
             <w:r>
               <w:rPr>
                 <w:rStyle w:val="IndexLink"/>
@@ -589,7 +589,7 @@
             </w:tabs>
             <w:rPr/>
           </w:pPr>
-          <w:hyperlink w:anchor="__RefHeading___Toc719_3485568049">
+          <w:hyperlink w:anchor="__RefHeading___Toc719_1837720301">
             <w:r>
               <w:rPr>
                 <w:rStyle w:val="IndexLink"/>
@@ -609,7 +609,7 @@
             </w:tabs>
             <w:rPr/>
           </w:pPr>
-          <w:hyperlink w:anchor="__RefHeading___Toc721_3485568049">
+          <w:hyperlink w:anchor="__RefHeading___Toc721_1837720301">
             <w:r>
               <w:rPr>
                 <w:rStyle w:val="IndexLink"/>
@@ -629,7 +629,7 @@
             </w:tabs>
             <w:rPr/>
           </w:pPr>
-          <w:hyperlink w:anchor="__RefHeading___Toc723_3485568049">
+          <w:hyperlink w:anchor="__RefHeading___Toc723_1837720301">
             <w:r>
               <w:rPr>
                 <w:rStyle w:val="IndexLink"/>
@@ -649,7 +649,7 @@
             </w:tabs>
             <w:rPr/>
           </w:pPr>
-          <w:hyperlink w:anchor="__RefHeading___Toc725_3485568049">
+          <w:hyperlink w:anchor="__RefHeading___Toc725_1837720301">
             <w:r>
               <w:rPr>
                 <w:rStyle w:val="IndexLink"/>
@@ -669,7 +669,7 @@
             </w:tabs>
             <w:rPr/>
           </w:pPr>
-          <w:hyperlink w:anchor="__RefHeading___Toc727_3485568049">
+          <w:hyperlink w:anchor="__RefHeading___Toc727_1837720301">
             <w:r>
               <w:rPr>
                 <w:rStyle w:val="IndexLink"/>
@@ -689,7 +689,7 @@
             </w:tabs>
             <w:rPr/>
           </w:pPr>
-          <w:hyperlink w:anchor="__RefHeading___Toc729_3485568049">
+          <w:hyperlink w:anchor="__RefHeading___Toc729_1837720301">
             <w:r>
               <w:rPr>
                 <w:rStyle w:val="IndexLink"/>
@@ -709,7 +709,7 @@
             </w:tabs>
             <w:rPr/>
           </w:pPr>
-          <w:hyperlink w:anchor="__RefHeading___Toc731_3485568049">
+          <w:hyperlink w:anchor="__RefHeading___Toc731_1837720301">
             <w:r>
               <w:rPr>
                 <w:rStyle w:val="IndexLink"/>
@@ -729,7 +729,7 @@
             </w:tabs>
             <w:rPr/>
           </w:pPr>
-          <w:hyperlink w:anchor="__RefHeading___Toc733_3485568049">
+          <w:hyperlink w:anchor="__RefHeading___Toc733_1837720301">
             <w:r>
               <w:rPr>
                 <w:rStyle w:val="IndexLink"/>
@@ -749,7 +749,7 @@
             </w:tabs>
             <w:rPr/>
           </w:pPr>
-          <w:hyperlink w:anchor="__RefHeading___Toc735_3485568049">
+          <w:hyperlink w:anchor="__RefHeading___Toc735_1837720301">
             <w:r>
               <w:rPr>
                 <w:rStyle w:val="IndexLink"/>
@@ -789,7 +789,7 @@
         <w:spacing w:lineRule="exact" w:line="240" w:before="240" w:after="120"/>
         <w:rPr/>
       </w:pPr>
-      <w:bookmarkStart w:id="1" w:name="__RefHeading___Toc699_3485568049"/>
+      <w:bookmarkStart w:id="1" w:name="__RefHeading___Toc699_1837720301"/>
       <w:bookmarkEnd w:id="1"/>
       <w:r>
         <w:rPr>
@@ -935,7 +935,7 @@
         <w:spacing w:lineRule="exact" w:line="240" w:before="240" w:after="120"/>
         <w:rPr/>
       </w:pPr>
-      <w:bookmarkStart w:id="2" w:name="__RefHeading___Toc701_3485568049"/>
+      <w:bookmarkStart w:id="2" w:name="__RefHeading___Toc701_1837720301"/>
       <w:bookmarkEnd w:id="2"/>
       <w:r>
         <w:rPr>
@@ -1027,7 +1027,7 @@
         <w:spacing w:lineRule="exact" w:line="240" w:before="240" w:after="120"/>
         <w:rPr/>
       </w:pPr>
-      <w:bookmarkStart w:id="3" w:name="__RefHeading___Toc703_3485568049"/>
+      <w:bookmarkStart w:id="3" w:name="__RefHeading___Toc703_1837720301"/>
       <w:bookmarkEnd w:id="3"/>
       <w:r>
         <w:rPr>
@@ -2341,7 +2341,7 @@
         <w:spacing w:lineRule="exact" w:line="240" w:before="240" w:after="120"/>
         <w:rPr/>
       </w:pPr>
-      <w:bookmarkStart w:id="4" w:name="__RefHeading___Toc705_3485568049"/>
+      <w:bookmarkStart w:id="4" w:name="__RefHeading___Toc705_1837720301"/>
       <w:bookmarkEnd w:id="4"/>
       <w:r>
         <w:rPr>
@@ -2918,7 +2918,7 @@
         <w:spacing w:lineRule="exact" w:line="240" w:before="240" w:after="120"/>
         <w:rPr/>
       </w:pPr>
-      <w:bookmarkStart w:id="5" w:name="__RefHeading___Toc707_3485568049"/>
+      <w:bookmarkStart w:id="5" w:name="__RefHeading___Toc707_1837720301"/>
       <w:bookmarkEnd w:id="5"/>
       <w:r>
         <w:rPr>
@@ -2974,7 +2974,7 @@
         <w:spacing w:lineRule="exact" w:line="240" w:before="240" w:after="120"/>
         <w:rPr/>
       </w:pPr>
-      <w:bookmarkStart w:id="6" w:name="__RefHeading___Toc709_3485568049"/>
+      <w:bookmarkStart w:id="6" w:name="__RefHeading___Toc709_1837720301"/>
       <w:bookmarkEnd w:id="6"/>
       <w:r>
         <w:rPr>
@@ -3012,7 +3012,7 @@
         <w:spacing w:lineRule="exact" w:line="240" w:before="240" w:after="120"/>
         <w:rPr/>
       </w:pPr>
-      <w:bookmarkStart w:id="7" w:name="__RefHeading___Toc711_3485568049"/>
+      <w:bookmarkStart w:id="7" w:name="__RefHeading___Toc711_1837720301"/>
       <w:bookmarkEnd w:id="7"/>
       <w:r>
         <w:rPr>
@@ -3032,7 +3032,7 @@
         <w:spacing w:lineRule="exact" w:line="240" w:before="180" w:after="80"/>
         <w:rPr/>
       </w:pPr>
-      <w:bookmarkStart w:id="8" w:name="__RefHeading___Toc713_3485568049"/>
+      <w:bookmarkStart w:id="8" w:name="__RefHeading___Toc713_1837720301"/>
       <w:bookmarkEnd w:id="8"/>
       <w:r>
         <w:rPr>
@@ -3736,7 +3736,7 @@
         <w:spacing w:lineRule="exact" w:line="240" w:before="180" w:after="80"/>
         <w:rPr/>
       </w:pPr>
-      <w:bookmarkStart w:id="9" w:name="__RefHeading___Toc715_3485568049"/>
+      <w:bookmarkStart w:id="9" w:name="__RefHeading___Toc715_1837720301"/>
       <w:bookmarkEnd w:id="9"/>
       <w:r>
         <w:rPr>
@@ -4418,7 +4418,7 @@
         <w:spacing w:lineRule="exact" w:line="240" w:before="180" w:after="80"/>
         <w:rPr/>
       </w:pPr>
-      <w:bookmarkStart w:id="10" w:name="__RefHeading___Toc717_3485568049"/>
+      <w:bookmarkStart w:id="10" w:name="__RefHeading___Toc717_1837720301"/>
       <w:bookmarkEnd w:id="10"/>
       <w:r>
         <w:rPr>
@@ -5394,7 +5394,7 @@
         <w:spacing w:lineRule="exact" w:line="240" w:before="180" w:after="80"/>
         <w:rPr/>
       </w:pPr>
-      <w:bookmarkStart w:id="11" w:name="__RefHeading___Toc719_3485568049"/>
+      <w:bookmarkStart w:id="11" w:name="__RefHeading___Toc719_1837720301"/>
       <w:bookmarkEnd w:id="11"/>
       <w:r>
         <w:rPr>
@@ -6250,7 +6250,7 @@
         <w:spacing w:lineRule="exact" w:line="240" w:before="180" w:after="80"/>
         <w:rPr/>
       </w:pPr>
-      <w:bookmarkStart w:id="12" w:name="__RefHeading___Toc721_3485568049"/>
+      <w:bookmarkStart w:id="12" w:name="__RefHeading___Toc721_1837720301"/>
       <w:bookmarkEnd w:id="12"/>
       <w:r>
         <w:rPr>
@@ -6753,7 +6753,7 @@
         <w:spacing w:lineRule="exact" w:line="240" w:before="180" w:after="80"/>
         <w:rPr/>
       </w:pPr>
-      <w:bookmarkStart w:id="13" w:name="__RefHeading___Toc723_3485568049"/>
+      <w:bookmarkStart w:id="13" w:name="__RefHeading___Toc723_1837720301"/>
       <w:bookmarkEnd w:id="13"/>
       <w:r>
         <w:rPr>
@@ -7520,7 +7520,7 @@
         <w:spacing w:lineRule="exact" w:line="240" w:before="180" w:after="80"/>
         <w:rPr/>
       </w:pPr>
-      <w:bookmarkStart w:id="14" w:name="__RefHeading___Toc725_3485568049"/>
+      <w:bookmarkStart w:id="14" w:name="__RefHeading___Toc725_1837720301"/>
       <w:bookmarkEnd w:id="14"/>
       <w:r>
         <w:rPr>
@@ -7640,7 +7640,7 @@
         <w:spacing w:lineRule="exact" w:line="240" w:before="180" w:after="80"/>
         <w:rPr/>
       </w:pPr>
-      <w:bookmarkStart w:id="15" w:name="__RefHeading___Toc727_3485568049"/>
+      <w:bookmarkStart w:id="15" w:name="__RefHeading___Toc727_1837720301"/>
       <w:bookmarkEnd w:id="15"/>
       <w:r>
         <w:rPr>
@@ -7760,7 +7760,7 @@
         <w:spacing w:lineRule="exact" w:line="240" w:before="180" w:after="80"/>
         <w:rPr/>
       </w:pPr>
-      <w:bookmarkStart w:id="16" w:name="__RefHeading___Toc729_3485568049"/>
+      <w:bookmarkStart w:id="16" w:name="__RefHeading___Toc729_1837720301"/>
       <w:bookmarkEnd w:id="16"/>
       <w:r>
         <w:rPr>
@@ -8558,7 +8558,7 @@
         <w:spacing w:lineRule="exact" w:line="240" w:before="240" w:after="120"/>
         <w:rPr/>
       </w:pPr>
-      <w:bookmarkStart w:id="17" w:name="__RefHeading___Toc731_3485568049"/>
+      <w:bookmarkStart w:id="17" w:name="__RefHeading___Toc731_1837720301"/>
       <w:bookmarkEnd w:id="17"/>
       <w:r>
         <w:rPr>
@@ -8632,7 +8632,7 @@
         <w:spacing w:lineRule="exact" w:line="240" w:before="240" w:after="120"/>
         <w:rPr/>
       </w:pPr>
-      <w:bookmarkStart w:id="18" w:name="__RefHeading___Toc733_3485568049"/>
+      <w:bookmarkStart w:id="18" w:name="__RefHeading___Toc733_1837720301"/>
       <w:bookmarkEnd w:id="18"/>
       <w:r>
         <w:rPr>
@@ -8663,7 +8663,7 @@
           <w:sz w:val="22"/>
           <w:szCs w:val="22"/>
         </w:rPr>
-        <w:t>Commit utilizado por la evidencia: dd35803f31d3cda14c9832be580f713d0c60e980.</w:t>
+        <w:t>Commit utilizado por la evidencia: 2e097db2b6a8bbdc110f658fc982ff68583f4b34.</w:t>
       </w:r>
     </w:p>
     <w:p>
@@ -8832,7 +8832,7 @@
         <w:spacing w:lineRule="exact" w:line="240" w:before="240" w:after="120"/>
         <w:rPr/>
       </w:pPr>
-      <w:bookmarkStart w:id="19" w:name="__RefHeading___Toc735_3485568049"/>
+      <w:bookmarkStart w:id="19" w:name="__RefHeading___Toc735_1837720301"/>
       <w:bookmarkEnd w:id="19"/>
       <w:r>
         <w:rPr>

--- a/reporte/Reporte_Tecnico_Prototipo_CGR_1.8.2.docx
+++ b/reporte/Reporte_Tecnico_Prototipo_CGR_1.8.2.docx
@@ -262,7 +262,7 @@
         <w:spacing w:lineRule="exact" w:line="240" w:before="240" w:after="120"/>
         <w:rPr/>
       </w:pPr>
-      <w:bookmarkStart w:id="0" w:name="__RefHeading___Toc697_1837720301"/>
+      <w:bookmarkStart w:id="0" w:name="__RefHeading___Toc697_3772282917"/>
       <w:bookmarkEnd w:id="0"/>
       <w:r>
         <w:rPr>
@@ -369,7 +369,7 @@
             </w:rPr>
             <w:fldChar w:fldCharType="separate"/>
           </w:r>
-          <w:hyperlink w:anchor="__RefHeading___Toc697_1837720301">
+          <w:hyperlink w:anchor="__RefHeading___Toc697_3772282917">
             <w:r>
               <w:rPr>
                 <w:rStyle w:val="IndexLink"/>
@@ -389,7 +389,7 @@
             </w:tabs>
             <w:rPr/>
           </w:pPr>
-          <w:hyperlink w:anchor="__RefHeading___Toc699_1837720301">
+          <w:hyperlink w:anchor="__RefHeading___Toc699_3772282917">
             <w:r>
               <w:rPr>
                 <w:rStyle w:val="IndexLink"/>
@@ -409,7 +409,7 @@
             </w:tabs>
             <w:rPr/>
           </w:pPr>
-          <w:hyperlink w:anchor="__RefHeading___Toc701_1837720301">
+          <w:hyperlink w:anchor="__RefHeading___Toc701_3772282917">
             <w:r>
               <w:rPr>
                 <w:rStyle w:val="IndexLink"/>
@@ -429,7 +429,7 @@
             </w:tabs>
             <w:rPr/>
           </w:pPr>
-          <w:hyperlink w:anchor="__RefHeading___Toc703_1837720301">
+          <w:hyperlink w:anchor="__RefHeading___Toc703_3772282917">
             <w:r>
               <w:rPr>
                 <w:rStyle w:val="IndexLink"/>
@@ -449,7 +449,7 @@
             </w:tabs>
             <w:rPr/>
           </w:pPr>
-          <w:hyperlink w:anchor="__RefHeading___Toc705_1837720301">
+          <w:hyperlink w:anchor="__RefHeading___Toc705_3772282917">
             <w:r>
               <w:rPr>
                 <w:rStyle w:val="IndexLink"/>
@@ -469,7 +469,7 @@
             </w:tabs>
             <w:rPr/>
           </w:pPr>
-          <w:hyperlink w:anchor="__RefHeading___Toc707_1837720301">
+          <w:hyperlink w:anchor="__RefHeading___Toc707_3772282917">
             <w:r>
               <w:rPr>
                 <w:rStyle w:val="IndexLink"/>
@@ -489,7 +489,7 @@
             </w:tabs>
             <w:rPr/>
           </w:pPr>
-          <w:hyperlink w:anchor="__RefHeading___Toc709_1837720301">
+          <w:hyperlink w:anchor="__RefHeading___Toc709_3772282917">
             <w:r>
               <w:rPr>
                 <w:rStyle w:val="IndexLink"/>
@@ -509,7 +509,7 @@
             </w:tabs>
             <w:rPr/>
           </w:pPr>
-          <w:hyperlink w:anchor="__RefHeading___Toc711_1837720301">
+          <w:hyperlink w:anchor="__RefHeading___Toc711_3772282917">
             <w:r>
               <w:rPr>
                 <w:rStyle w:val="IndexLink"/>
@@ -529,7 +529,7 @@
             </w:tabs>
             <w:rPr/>
           </w:pPr>
-          <w:hyperlink w:anchor="__RefHeading___Toc713_1837720301">
+          <w:hyperlink w:anchor="__RefHeading___Toc713_3772282917">
             <w:r>
               <w:rPr>
                 <w:rStyle w:val="IndexLink"/>
@@ -549,7 +549,7 @@
             </w:tabs>
             <w:rPr/>
           </w:pPr>
-          <w:hyperlink w:anchor="__RefHeading___Toc715_1837720301">
+          <w:hyperlink w:anchor="__RefHeading___Toc715_3772282917">
             <w:r>
               <w:rPr>
                 <w:rStyle w:val="IndexLink"/>
@@ -569,7 +569,7 @@
             </w:tabs>
             <w:rPr/>
           </w:pPr>
-          <w:hyperlink w:anchor="__RefHeading___Toc717_1837720301">
+          <w:hyperlink w:anchor="__RefHeading___Toc717_3772282917">
             <w:r>
               <w:rPr>
                 <w:rStyle w:val="IndexLink"/>
@@ -589,7 +589,7 @@
             </w:tabs>
             <w:rPr/>
           </w:pPr>
-          <w:hyperlink w:anchor="__RefHeading___Toc719_1837720301">
+          <w:hyperlink w:anchor="__RefHeading___Toc719_3772282917">
             <w:r>
               <w:rPr>
                 <w:rStyle w:val="IndexLink"/>
@@ -609,7 +609,7 @@
             </w:tabs>
             <w:rPr/>
           </w:pPr>
-          <w:hyperlink w:anchor="__RefHeading___Toc721_1837720301">
+          <w:hyperlink w:anchor="__RefHeading___Toc721_3772282917">
             <w:r>
               <w:rPr>
                 <w:rStyle w:val="IndexLink"/>
@@ -629,7 +629,7 @@
             </w:tabs>
             <w:rPr/>
           </w:pPr>
-          <w:hyperlink w:anchor="__RefHeading___Toc723_1837720301">
+          <w:hyperlink w:anchor="__RefHeading___Toc723_3772282917">
             <w:r>
               <w:rPr>
                 <w:rStyle w:val="IndexLink"/>
@@ -649,7 +649,7 @@
             </w:tabs>
             <w:rPr/>
           </w:pPr>
-          <w:hyperlink w:anchor="__RefHeading___Toc725_1837720301">
+          <w:hyperlink w:anchor="__RefHeading___Toc725_3772282917">
             <w:r>
               <w:rPr>
                 <w:rStyle w:val="IndexLink"/>
@@ -669,7 +669,7 @@
             </w:tabs>
             <w:rPr/>
           </w:pPr>
-          <w:hyperlink w:anchor="__RefHeading___Toc727_1837720301">
+          <w:hyperlink w:anchor="__RefHeading___Toc727_3772282917">
             <w:r>
               <w:rPr>
                 <w:rStyle w:val="IndexLink"/>
@@ -689,7 +689,7 @@
             </w:tabs>
             <w:rPr/>
           </w:pPr>
-          <w:hyperlink w:anchor="__RefHeading___Toc729_1837720301">
+          <w:hyperlink w:anchor="__RefHeading___Toc729_3772282917">
             <w:r>
               <w:rPr>
                 <w:rStyle w:val="IndexLink"/>
@@ -709,7 +709,7 @@
             </w:tabs>
             <w:rPr/>
           </w:pPr>
-          <w:hyperlink w:anchor="__RefHeading___Toc731_1837720301">
+          <w:hyperlink w:anchor="__RefHeading___Toc731_3772282917">
             <w:r>
               <w:rPr>
                 <w:rStyle w:val="IndexLink"/>
@@ -729,7 +729,7 @@
             </w:tabs>
             <w:rPr/>
           </w:pPr>
-          <w:hyperlink w:anchor="__RefHeading___Toc733_1837720301">
+          <w:hyperlink w:anchor="__RefHeading___Toc733_3772282917">
             <w:r>
               <w:rPr>
                 <w:rStyle w:val="IndexLink"/>
@@ -749,7 +749,7 @@
             </w:tabs>
             <w:rPr/>
           </w:pPr>
-          <w:hyperlink w:anchor="__RefHeading___Toc735_1837720301">
+          <w:hyperlink w:anchor="__RefHeading___Toc735_3772282917">
             <w:r>
               <w:rPr>
                 <w:rStyle w:val="IndexLink"/>
@@ -789,7 +789,7 @@
         <w:spacing w:lineRule="exact" w:line="240" w:before="240" w:after="120"/>
         <w:rPr/>
       </w:pPr>
-      <w:bookmarkStart w:id="1" w:name="__RefHeading___Toc699_1837720301"/>
+      <w:bookmarkStart w:id="1" w:name="__RefHeading___Toc699_3772282917"/>
       <w:bookmarkEnd w:id="1"/>
       <w:r>
         <w:rPr>
@@ -935,7 +935,7 @@
         <w:spacing w:lineRule="exact" w:line="240" w:before="240" w:after="120"/>
         <w:rPr/>
       </w:pPr>
-      <w:bookmarkStart w:id="2" w:name="__RefHeading___Toc701_1837720301"/>
+      <w:bookmarkStart w:id="2" w:name="__RefHeading___Toc701_3772282917"/>
       <w:bookmarkEnd w:id="2"/>
       <w:r>
         <w:rPr>
@@ -1027,7 +1027,7 @@
         <w:spacing w:lineRule="exact" w:line="240" w:before="240" w:after="120"/>
         <w:rPr/>
       </w:pPr>
-      <w:bookmarkStart w:id="3" w:name="__RefHeading___Toc703_1837720301"/>
+      <w:bookmarkStart w:id="3" w:name="__RefHeading___Toc703_3772282917"/>
       <w:bookmarkEnd w:id="3"/>
       <w:r>
         <w:rPr>
@@ -2341,7 +2341,7 @@
         <w:spacing w:lineRule="exact" w:line="240" w:before="240" w:after="120"/>
         <w:rPr/>
       </w:pPr>
-      <w:bookmarkStart w:id="4" w:name="__RefHeading___Toc705_1837720301"/>
+      <w:bookmarkStart w:id="4" w:name="__RefHeading___Toc705_3772282917"/>
       <w:bookmarkEnd w:id="4"/>
       <w:r>
         <w:rPr>
@@ -2918,7 +2918,7 @@
         <w:spacing w:lineRule="exact" w:line="240" w:before="240" w:after="120"/>
         <w:rPr/>
       </w:pPr>
-      <w:bookmarkStart w:id="5" w:name="__RefHeading___Toc707_1837720301"/>
+      <w:bookmarkStart w:id="5" w:name="__RefHeading___Toc707_3772282917"/>
       <w:bookmarkEnd w:id="5"/>
       <w:r>
         <w:rPr>
@@ -2974,7 +2974,7 @@
         <w:spacing w:lineRule="exact" w:line="240" w:before="240" w:after="120"/>
         <w:rPr/>
       </w:pPr>
-      <w:bookmarkStart w:id="6" w:name="__RefHeading___Toc709_1837720301"/>
+      <w:bookmarkStart w:id="6" w:name="__RefHeading___Toc709_3772282917"/>
       <w:bookmarkEnd w:id="6"/>
       <w:r>
         <w:rPr>
@@ -3012,7 +3012,7 @@
         <w:spacing w:lineRule="exact" w:line="240" w:before="240" w:after="120"/>
         <w:rPr/>
       </w:pPr>
-      <w:bookmarkStart w:id="7" w:name="__RefHeading___Toc711_1837720301"/>
+      <w:bookmarkStart w:id="7" w:name="__RefHeading___Toc711_3772282917"/>
       <w:bookmarkEnd w:id="7"/>
       <w:r>
         <w:rPr>
@@ -3032,7 +3032,7 @@
         <w:spacing w:lineRule="exact" w:line="240" w:before="180" w:after="80"/>
         <w:rPr/>
       </w:pPr>
-      <w:bookmarkStart w:id="8" w:name="__RefHeading___Toc713_1837720301"/>
+      <w:bookmarkStart w:id="8" w:name="__RefHeading___Toc713_3772282917"/>
       <w:bookmarkEnd w:id="8"/>
       <w:r>
         <w:rPr>
@@ -3736,7 +3736,7 @@
         <w:spacing w:lineRule="exact" w:line="240" w:before="180" w:after="80"/>
         <w:rPr/>
       </w:pPr>
-      <w:bookmarkStart w:id="9" w:name="__RefHeading___Toc715_1837720301"/>
+      <w:bookmarkStart w:id="9" w:name="__RefHeading___Toc715_3772282917"/>
       <w:bookmarkEnd w:id="9"/>
       <w:r>
         <w:rPr>
@@ -4418,7 +4418,7 @@
         <w:spacing w:lineRule="exact" w:line="240" w:before="180" w:after="80"/>
         <w:rPr/>
       </w:pPr>
-      <w:bookmarkStart w:id="10" w:name="__RefHeading___Toc717_1837720301"/>
+      <w:bookmarkStart w:id="10" w:name="__RefHeading___Toc717_3772282917"/>
       <w:bookmarkEnd w:id="10"/>
       <w:r>
         <w:rPr>
@@ -5394,7 +5394,7 @@
         <w:spacing w:lineRule="exact" w:line="240" w:before="180" w:after="80"/>
         <w:rPr/>
       </w:pPr>
-      <w:bookmarkStart w:id="11" w:name="__RefHeading___Toc719_1837720301"/>
+      <w:bookmarkStart w:id="11" w:name="__RefHeading___Toc719_3772282917"/>
       <w:bookmarkEnd w:id="11"/>
       <w:r>
         <w:rPr>
@@ -6250,7 +6250,7 @@
         <w:spacing w:lineRule="exact" w:line="240" w:before="180" w:after="80"/>
         <w:rPr/>
       </w:pPr>
-      <w:bookmarkStart w:id="12" w:name="__RefHeading___Toc721_1837720301"/>
+      <w:bookmarkStart w:id="12" w:name="__RefHeading___Toc721_3772282917"/>
       <w:bookmarkEnd w:id="12"/>
       <w:r>
         <w:rPr>
@@ -6753,7 +6753,7 @@
         <w:spacing w:lineRule="exact" w:line="240" w:before="180" w:after="80"/>
         <w:rPr/>
       </w:pPr>
-      <w:bookmarkStart w:id="13" w:name="__RefHeading___Toc723_1837720301"/>
+      <w:bookmarkStart w:id="13" w:name="__RefHeading___Toc723_3772282917"/>
       <w:bookmarkEnd w:id="13"/>
       <w:r>
         <w:rPr>
@@ -7520,7 +7520,7 @@
         <w:spacing w:lineRule="exact" w:line="240" w:before="180" w:after="80"/>
         <w:rPr/>
       </w:pPr>
-      <w:bookmarkStart w:id="14" w:name="__RefHeading___Toc725_1837720301"/>
+      <w:bookmarkStart w:id="14" w:name="__RefHeading___Toc725_3772282917"/>
       <w:bookmarkEnd w:id="14"/>
       <w:r>
         <w:rPr>
@@ -7640,7 +7640,7 @@
         <w:spacing w:lineRule="exact" w:line="240" w:before="180" w:after="80"/>
         <w:rPr/>
       </w:pPr>
-      <w:bookmarkStart w:id="15" w:name="__RefHeading___Toc727_1837720301"/>
+      <w:bookmarkStart w:id="15" w:name="__RefHeading___Toc727_3772282917"/>
       <w:bookmarkEnd w:id="15"/>
       <w:r>
         <w:rPr>
@@ -7760,7 +7760,7 @@
         <w:spacing w:lineRule="exact" w:line="240" w:before="180" w:after="80"/>
         <w:rPr/>
       </w:pPr>
-      <w:bookmarkStart w:id="16" w:name="__RefHeading___Toc729_1837720301"/>
+      <w:bookmarkStart w:id="16" w:name="__RefHeading___Toc729_3772282917"/>
       <w:bookmarkEnd w:id="16"/>
       <w:r>
         <w:rPr>
@@ -8558,7 +8558,7 @@
         <w:spacing w:lineRule="exact" w:line="240" w:before="240" w:after="120"/>
         <w:rPr/>
       </w:pPr>
-      <w:bookmarkStart w:id="17" w:name="__RefHeading___Toc731_1837720301"/>
+      <w:bookmarkStart w:id="17" w:name="__RefHeading___Toc731_3772282917"/>
       <w:bookmarkEnd w:id="17"/>
       <w:r>
         <w:rPr>
@@ -8632,7 +8632,7 @@
         <w:spacing w:lineRule="exact" w:line="240" w:before="240" w:after="120"/>
         <w:rPr/>
       </w:pPr>
-      <w:bookmarkStart w:id="18" w:name="__RefHeading___Toc733_1837720301"/>
+      <w:bookmarkStart w:id="18" w:name="__RefHeading___Toc733_3772282917"/>
       <w:bookmarkEnd w:id="18"/>
       <w:r>
         <w:rPr>
@@ -8663,7 +8663,7 @@
           <w:sz w:val="22"/>
           <w:szCs w:val="22"/>
         </w:rPr>
-        <w:t>Commit utilizado por la evidencia: 2e097db2b6a8bbdc110f658fc982ff68583f4b34.</w:t>
+        <w:t>Commit utilizado por la evidencia: 4725db83ad34f45f8a4bffd57aa57fa4e5d8ce32.</w:t>
       </w:r>
     </w:p>
     <w:p>
@@ -8832,7 +8832,7 @@
         <w:spacing w:lineRule="exact" w:line="240" w:before="240" w:after="120"/>
         <w:rPr/>
       </w:pPr>
-      <w:bookmarkStart w:id="19" w:name="__RefHeading___Toc735_1837720301"/>
+      <w:bookmarkStart w:id="19" w:name="__RefHeading___Toc735_3772282917"/>
       <w:bookmarkEnd w:id="19"/>
       <w:r>
         <w:rPr>

--- a/reporte/Reporte_Tecnico_Prototipo_CGR_1.8.2.docx
+++ b/reporte/Reporte_Tecnico_Prototipo_CGR_1.8.2.docx
@@ -262,7 +262,7 @@
         <w:spacing w:lineRule="exact" w:line="240" w:before="240" w:after="120"/>
         <w:rPr/>
       </w:pPr>
-      <w:bookmarkStart w:id="0" w:name="__RefHeading___Toc697_3772282917"/>
+      <w:bookmarkStart w:id="0" w:name="__RefHeading___Toc697_3096013202"/>
       <w:bookmarkEnd w:id="0"/>
       <w:r>
         <w:rPr>
@@ -369,7 +369,7 @@
             </w:rPr>
             <w:fldChar w:fldCharType="separate"/>
           </w:r>
-          <w:hyperlink w:anchor="__RefHeading___Toc697_3772282917">
+          <w:hyperlink w:anchor="__RefHeading___Toc697_3096013202">
             <w:r>
               <w:rPr>
                 <w:rStyle w:val="IndexLink"/>
@@ -389,7 +389,7 @@
             </w:tabs>
             <w:rPr/>
           </w:pPr>
-          <w:hyperlink w:anchor="__RefHeading___Toc699_3772282917">
+          <w:hyperlink w:anchor="__RefHeading___Toc699_3096013202">
             <w:r>
               <w:rPr>
                 <w:rStyle w:val="IndexLink"/>
@@ -409,7 +409,7 @@
             </w:tabs>
             <w:rPr/>
           </w:pPr>
-          <w:hyperlink w:anchor="__RefHeading___Toc701_3772282917">
+          <w:hyperlink w:anchor="__RefHeading___Toc701_3096013202">
             <w:r>
               <w:rPr>
                 <w:rStyle w:val="IndexLink"/>
@@ -429,7 +429,7 @@
             </w:tabs>
             <w:rPr/>
           </w:pPr>
-          <w:hyperlink w:anchor="__RefHeading___Toc703_3772282917">
+          <w:hyperlink w:anchor="__RefHeading___Toc703_3096013202">
             <w:r>
               <w:rPr>
                 <w:rStyle w:val="IndexLink"/>
@@ -449,7 +449,7 @@
             </w:tabs>
             <w:rPr/>
           </w:pPr>
-          <w:hyperlink w:anchor="__RefHeading___Toc705_3772282917">
+          <w:hyperlink w:anchor="__RefHeading___Toc705_3096013202">
             <w:r>
               <w:rPr>
                 <w:rStyle w:val="IndexLink"/>
@@ -469,7 +469,7 @@
             </w:tabs>
             <w:rPr/>
           </w:pPr>
-          <w:hyperlink w:anchor="__RefHeading___Toc707_3772282917">
+          <w:hyperlink w:anchor="__RefHeading___Toc707_3096013202">
             <w:r>
               <w:rPr>
                 <w:rStyle w:val="IndexLink"/>
@@ -489,7 +489,7 @@
             </w:tabs>
             <w:rPr/>
           </w:pPr>
-          <w:hyperlink w:anchor="__RefHeading___Toc709_3772282917">
+          <w:hyperlink w:anchor="__RefHeading___Toc709_3096013202">
             <w:r>
               <w:rPr>
                 <w:rStyle w:val="IndexLink"/>
@@ -509,7 +509,7 @@
             </w:tabs>
             <w:rPr/>
           </w:pPr>
-          <w:hyperlink w:anchor="__RefHeading___Toc711_3772282917">
+          <w:hyperlink w:anchor="__RefHeading___Toc711_3096013202">
             <w:r>
               <w:rPr>
                 <w:rStyle w:val="IndexLink"/>
@@ -529,7 +529,7 @@
             </w:tabs>
             <w:rPr/>
           </w:pPr>
-          <w:hyperlink w:anchor="__RefHeading___Toc713_3772282917">
+          <w:hyperlink w:anchor="__RefHeading___Toc713_3096013202">
             <w:r>
               <w:rPr>
                 <w:rStyle w:val="IndexLink"/>
@@ -549,7 +549,7 @@
             </w:tabs>
             <w:rPr/>
           </w:pPr>
-          <w:hyperlink w:anchor="__RefHeading___Toc715_3772282917">
+          <w:hyperlink w:anchor="__RefHeading___Toc715_3096013202">
             <w:r>
               <w:rPr>
                 <w:rStyle w:val="IndexLink"/>
@@ -569,7 +569,7 @@
             </w:tabs>
             <w:rPr/>
           </w:pPr>
-          <w:hyperlink w:anchor="__RefHeading___Toc717_3772282917">
+          <w:hyperlink w:anchor="__RefHeading___Toc717_3096013202">
             <w:r>
               <w:rPr>
                 <w:rStyle w:val="IndexLink"/>
@@ -589,7 +589,7 @@
             </w:tabs>
             <w:rPr/>
           </w:pPr>
-          <w:hyperlink w:anchor="__RefHeading___Toc719_3772282917">
+          <w:hyperlink w:anchor="__RefHeading___Toc719_3096013202">
             <w:r>
               <w:rPr>
                 <w:rStyle w:val="IndexLink"/>
@@ -609,7 +609,7 @@
             </w:tabs>
             <w:rPr/>
           </w:pPr>
-          <w:hyperlink w:anchor="__RefHeading___Toc721_3772282917">
+          <w:hyperlink w:anchor="__RefHeading___Toc721_3096013202">
             <w:r>
               <w:rPr>
                 <w:rStyle w:val="IndexLink"/>
@@ -629,7 +629,7 @@
             </w:tabs>
             <w:rPr/>
           </w:pPr>
-          <w:hyperlink w:anchor="__RefHeading___Toc723_3772282917">
+          <w:hyperlink w:anchor="__RefHeading___Toc723_3096013202">
             <w:r>
               <w:rPr>
                 <w:rStyle w:val="IndexLink"/>
@@ -649,7 +649,7 @@
             </w:tabs>
             <w:rPr/>
           </w:pPr>
-          <w:hyperlink w:anchor="__RefHeading___Toc725_3772282917">
+          <w:hyperlink w:anchor="__RefHeading___Toc725_3096013202">
             <w:r>
               <w:rPr>
                 <w:rStyle w:val="IndexLink"/>
@@ -669,7 +669,7 @@
             </w:tabs>
             <w:rPr/>
           </w:pPr>
-          <w:hyperlink w:anchor="__RefHeading___Toc727_3772282917">
+          <w:hyperlink w:anchor="__RefHeading___Toc727_3096013202">
             <w:r>
               <w:rPr>
                 <w:rStyle w:val="IndexLink"/>
@@ -689,7 +689,7 @@
             </w:tabs>
             <w:rPr/>
           </w:pPr>
-          <w:hyperlink w:anchor="__RefHeading___Toc729_3772282917">
+          <w:hyperlink w:anchor="__RefHeading___Toc729_3096013202">
             <w:r>
               <w:rPr>
                 <w:rStyle w:val="IndexLink"/>
@@ -709,7 +709,7 @@
             </w:tabs>
             <w:rPr/>
           </w:pPr>
-          <w:hyperlink w:anchor="__RefHeading___Toc731_3772282917">
+          <w:hyperlink w:anchor="__RefHeading___Toc731_3096013202">
             <w:r>
               <w:rPr>
                 <w:rStyle w:val="IndexLink"/>
@@ -729,7 +729,7 @@
             </w:tabs>
             <w:rPr/>
           </w:pPr>
-          <w:hyperlink w:anchor="__RefHeading___Toc733_3772282917">
+          <w:hyperlink w:anchor="__RefHeading___Toc733_3096013202">
             <w:r>
               <w:rPr>
                 <w:rStyle w:val="IndexLink"/>
@@ -749,7 +749,7 @@
             </w:tabs>
             <w:rPr/>
           </w:pPr>
-          <w:hyperlink w:anchor="__RefHeading___Toc735_3772282917">
+          <w:hyperlink w:anchor="__RefHeading___Toc735_3096013202">
             <w:r>
               <w:rPr>
                 <w:rStyle w:val="IndexLink"/>
@@ -789,7 +789,7 @@
         <w:spacing w:lineRule="exact" w:line="240" w:before="240" w:after="120"/>
         <w:rPr/>
       </w:pPr>
-      <w:bookmarkStart w:id="1" w:name="__RefHeading___Toc699_3772282917"/>
+      <w:bookmarkStart w:id="1" w:name="__RefHeading___Toc699_3096013202"/>
       <w:bookmarkEnd w:id="1"/>
       <w:r>
         <w:rPr>
@@ -935,7 +935,7 @@
         <w:spacing w:lineRule="exact" w:line="240" w:before="240" w:after="120"/>
         <w:rPr/>
       </w:pPr>
-      <w:bookmarkStart w:id="2" w:name="__RefHeading___Toc701_3772282917"/>
+      <w:bookmarkStart w:id="2" w:name="__RefHeading___Toc701_3096013202"/>
       <w:bookmarkEnd w:id="2"/>
       <w:r>
         <w:rPr>
@@ -1027,7 +1027,7 @@
         <w:spacing w:lineRule="exact" w:line="240" w:before="240" w:after="120"/>
         <w:rPr/>
       </w:pPr>
-      <w:bookmarkStart w:id="3" w:name="__RefHeading___Toc703_3772282917"/>
+      <w:bookmarkStart w:id="3" w:name="__RefHeading___Toc703_3096013202"/>
       <w:bookmarkEnd w:id="3"/>
       <w:r>
         <w:rPr>
@@ -2341,7 +2341,7 @@
         <w:spacing w:lineRule="exact" w:line="240" w:before="240" w:after="120"/>
         <w:rPr/>
       </w:pPr>
-      <w:bookmarkStart w:id="4" w:name="__RefHeading___Toc705_3772282917"/>
+      <w:bookmarkStart w:id="4" w:name="__RefHeading___Toc705_3096013202"/>
       <w:bookmarkEnd w:id="4"/>
       <w:r>
         <w:rPr>
@@ -2918,7 +2918,7 @@
         <w:spacing w:lineRule="exact" w:line="240" w:before="240" w:after="120"/>
         <w:rPr/>
       </w:pPr>
-      <w:bookmarkStart w:id="5" w:name="__RefHeading___Toc707_3772282917"/>
+      <w:bookmarkStart w:id="5" w:name="__RefHeading___Toc707_3096013202"/>
       <w:bookmarkEnd w:id="5"/>
       <w:r>
         <w:rPr>
@@ -2974,7 +2974,7 @@
         <w:spacing w:lineRule="exact" w:line="240" w:before="240" w:after="120"/>
         <w:rPr/>
       </w:pPr>
-      <w:bookmarkStart w:id="6" w:name="__RefHeading___Toc709_3772282917"/>
+      <w:bookmarkStart w:id="6" w:name="__RefHeading___Toc709_3096013202"/>
       <w:bookmarkEnd w:id="6"/>
       <w:r>
         <w:rPr>
@@ -3012,7 +3012,7 @@
         <w:spacing w:lineRule="exact" w:line="240" w:before="240" w:after="120"/>
         <w:rPr/>
       </w:pPr>
-      <w:bookmarkStart w:id="7" w:name="__RefHeading___Toc711_3772282917"/>
+      <w:bookmarkStart w:id="7" w:name="__RefHeading___Toc711_3096013202"/>
       <w:bookmarkEnd w:id="7"/>
       <w:r>
         <w:rPr>
@@ -3032,7 +3032,7 @@
         <w:spacing w:lineRule="exact" w:line="240" w:before="180" w:after="80"/>
         <w:rPr/>
       </w:pPr>
-      <w:bookmarkStart w:id="8" w:name="__RefHeading___Toc713_3772282917"/>
+      <w:bookmarkStart w:id="8" w:name="__RefHeading___Toc713_3096013202"/>
       <w:bookmarkEnd w:id="8"/>
       <w:r>
         <w:rPr>
@@ -3736,7 +3736,7 @@
         <w:spacing w:lineRule="exact" w:line="240" w:before="180" w:after="80"/>
         <w:rPr/>
       </w:pPr>
-      <w:bookmarkStart w:id="9" w:name="__RefHeading___Toc715_3772282917"/>
+      <w:bookmarkStart w:id="9" w:name="__RefHeading___Toc715_3096013202"/>
       <w:bookmarkEnd w:id="9"/>
       <w:r>
         <w:rPr>
@@ -4418,7 +4418,7 @@
         <w:spacing w:lineRule="exact" w:line="240" w:before="180" w:after="80"/>
         <w:rPr/>
       </w:pPr>
-      <w:bookmarkStart w:id="10" w:name="__RefHeading___Toc717_3772282917"/>
+      <w:bookmarkStart w:id="10" w:name="__RefHeading___Toc717_3096013202"/>
       <w:bookmarkEnd w:id="10"/>
       <w:r>
         <w:rPr>
@@ -5394,7 +5394,7 @@
         <w:spacing w:lineRule="exact" w:line="240" w:before="180" w:after="80"/>
         <w:rPr/>
       </w:pPr>
-      <w:bookmarkStart w:id="11" w:name="__RefHeading___Toc719_3772282917"/>
+      <w:bookmarkStart w:id="11" w:name="__RefHeading___Toc719_3096013202"/>
       <w:bookmarkEnd w:id="11"/>
       <w:r>
         <w:rPr>
@@ -6250,7 +6250,7 @@
         <w:spacing w:lineRule="exact" w:line="240" w:before="180" w:after="80"/>
         <w:rPr/>
       </w:pPr>
-      <w:bookmarkStart w:id="12" w:name="__RefHeading___Toc721_3772282917"/>
+      <w:bookmarkStart w:id="12" w:name="__RefHeading___Toc721_3096013202"/>
       <w:bookmarkEnd w:id="12"/>
       <w:r>
         <w:rPr>
@@ -6753,7 +6753,7 @@
         <w:spacing w:lineRule="exact" w:line="240" w:before="180" w:after="80"/>
         <w:rPr/>
       </w:pPr>
-      <w:bookmarkStart w:id="13" w:name="__RefHeading___Toc723_3772282917"/>
+      <w:bookmarkStart w:id="13" w:name="__RefHeading___Toc723_3096013202"/>
       <w:bookmarkEnd w:id="13"/>
       <w:r>
         <w:rPr>
@@ -7520,7 +7520,7 @@
         <w:spacing w:lineRule="exact" w:line="240" w:before="180" w:after="80"/>
         <w:rPr/>
       </w:pPr>
-      <w:bookmarkStart w:id="14" w:name="__RefHeading___Toc725_3772282917"/>
+      <w:bookmarkStart w:id="14" w:name="__RefHeading___Toc725_3096013202"/>
       <w:bookmarkEnd w:id="14"/>
       <w:r>
         <w:rPr>
@@ -7640,7 +7640,7 @@
         <w:spacing w:lineRule="exact" w:line="240" w:before="180" w:after="80"/>
         <w:rPr/>
       </w:pPr>
-      <w:bookmarkStart w:id="15" w:name="__RefHeading___Toc727_3772282917"/>
+      <w:bookmarkStart w:id="15" w:name="__RefHeading___Toc727_3096013202"/>
       <w:bookmarkEnd w:id="15"/>
       <w:r>
         <w:rPr>
@@ -7760,7 +7760,7 @@
         <w:spacing w:lineRule="exact" w:line="240" w:before="180" w:after="80"/>
         <w:rPr/>
       </w:pPr>
-      <w:bookmarkStart w:id="16" w:name="__RefHeading___Toc729_3772282917"/>
+      <w:bookmarkStart w:id="16" w:name="__RefHeading___Toc729_3096013202"/>
       <w:bookmarkEnd w:id="16"/>
       <w:r>
         <w:rPr>
@@ -8558,7 +8558,7 @@
         <w:spacing w:lineRule="exact" w:line="240" w:before="240" w:after="120"/>
         <w:rPr/>
       </w:pPr>
-      <w:bookmarkStart w:id="17" w:name="__RefHeading___Toc731_3772282917"/>
+      <w:bookmarkStart w:id="17" w:name="__RefHeading___Toc731_3096013202"/>
       <w:bookmarkEnd w:id="17"/>
       <w:r>
         <w:rPr>
@@ -8632,7 +8632,7 @@
         <w:spacing w:lineRule="exact" w:line="240" w:before="240" w:after="120"/>
         <w:rPr/>
       </w:pPr>
-      <w:bookmarkStart w:id="18" w:name="__RefHeading___Toc733_3772282917"/>
+      <w:bookmarkStart w:id="18" w:name="__RefHeading___Toc733_3096013202"/>
       <w:bookmarkEnd w:id="18"/>
       <w:r>
         <w:rPr>
@@ -8663,7 +8663,7 @@
           <w:sz w:val="22"/>
           <w:szCs w:val="22"/>
         </w:rPr>
-        <w:t>Commit utilizado por la evidencia: 4725db83ad34f45f8a4bffd57aa57fa4e5d8ce32.</w:t>
+        <w:t>Commit utilizado por la evidencia: 73a023eb977bdedb1391ea6c60098d040735bb8f.</w:t>
       </w:r>
     </w:p>
     <w:p>
@@ -8832,7 +8832,7 @@
         <w:spacing w:lineRule="exact" w:line="240" w:before="240" w:after="120"/>
         <w:rPr/>
       </w:pPr>
-      <w:bookmarkStart w:id="19" w:name="__RefHeading___Toc735_3772282917"/>
+      <w:bookmarkStart w:id="19" w:name="__RefHeading___Toc735_3096013202"/>
       <w:bookmarkEnd w:id="19"/>
       <w:r>
         <w:rPr>

--- a/reporte/Reporte_Tecnico_Prototipo_CGR_1.8.2.docx
+++ b/reporte/Reporte_Tecnico_Prototipo_CGR_1.8.2.docx
@@ -262,7 +262,7 @@
         <w:spacing w:lineRule="exact" w:line="240" w:before="240" w:after="120"/>
         <w:rPr/>
       </w:pPr>
-      <w:bookmarkStart w:id="0" w:name="__RefHeading___Toc697_3096013202"/>
+      <w:bookmarkStart w:id="0" w:name="__RefHeading___Toc697_1748477897"/>
       <w:bookmarkEnd w:id="0"/>
       <w:r>
         <w:rPr>
@@ -369,7 +369,7 @@
             </w:rPr>
             <w:fldChar w:fldCharType="separate"/>
           </w:r>
-          <w:hyperlink w:anchor="__RefHeading___Toc697_3096013202">
+          <w:hyperlink w:anchor="__RefHeading___Toc697_1748477897">
             <w:r>
               <w:rPr>
                 <w:rStyle w:val="IndexLink"/>
@@ -389,7 +389,7 @@
             </w:tabs>
             <w:rPr/>
           </w:pPr>
-          <w:hyperlink w:anchor="__RefHeading___Toc699_3096013202">
+          <w:hyperlink w:anchor="__RefHeading___Toc699_1748477897">
             <w:r>
               <w:rPr>
                 <w:rStyle w:val="IndexLink"/>
@@ -409,7 +409,7 @@
             </w:tabs>
             <w:rPr/>
           </w:pPr>
-          <w:hyperlink w:anchor="__RefHeading___Toc701_3096013202">
+          <w:hyperlink w:anchor="__RefHeading___Toc701_1748477897">
             <w:r>
               <w:rPr>
                 <w:rStyle w:val="IndexLink"/>
@@ -429,7 +429,7 @@
             </w:tabs>
             <w:rPr/>
           </w:pPr>
-          <w:hyperlink w:anchor="__RefHeading___Toc703_3096013202">
+          <w:hyperlink w:anchor="__RefHeading___Toc703_1748477897">
             <w:r>
               <w:rPr>
                 <w:rStyle w:val="IndexLink"/>
@@ -449,7 +449,7 @@
             </w:tabs>
             <w:rPr/>
           </w:pPr>
-          <w:hyperlink w:anchor="__RefHeading___Toc705_3096013202">
+          <w:hyperlink w:anchor="__RefHeading___Toc705_1748477897">
             <w:r>
               <w:rPr>
                 <w:rStyle w:val="IndexLink"/>
@@ -469,7 +469,7 @@
             </w:tabs>
             <w:rPr/>
           </w:pPr>
-          <w:hyperlink w:anchor="__RefHeading___Toc707_3096013202">
+          <w:hyperlink w:anchor="__RefHeading___Toc707_1748477897">
             <w:r>
               <w:rPr>
                 <w:rStyle w:val="IndexLink"/>
@@ -489,7 +489,7 @@
             </w:tabs>
             <w:rPr/>
           </w:pPr>
-          <w:hyperlink w:anchor="__RefHeading___Toc709_3096013202">
+          <w:hyperlink w:anchor="__RefHeading___Toc709_1748477897">
             <w:r>
               <w:rPr>
                 <w:rStyle w:val="IndexLink"/>
@@ -509,7 +509,7 @@
             </w:tabs>
             <w:rPr/>
           </w:pPr>
-          <w:hyperlink w:anchor="__RefHeading___Toc711_3096013202">
+          <w:hyperlink w:anchor="__RefHeading___Toc711_1748477897">
             <w:r>
               <w:rPr>
                 <w:rStyle w:val="IndexLink"/>
@@ -529,7 +529,7 @@
             </w:tabs>
             <w:rPr/>
           </w:pPr>
-          <w:hyperlink w:anchor="__RefHeading___Toc713_3096013202">
+          <w:hyperlink w:anchor="__RefHeading___Toc713_1748477897">
             <w:r>
               <w:rPr>
                 <w:rStyle w:val="IndexLink"/>
@@ -549,7 +549,7 @@
             </w:tabs>
             <w:rPr/>
           </w:pPr>
-          <w:hyperlink w:anchor="__RefHeading___Toc715_3096013202">
+          <w:hyperlink w:anchor="__RefHeading___Toc715_1748477897">
             <w:r>
               <w:rPr>
                 <w:rStyle w:val="IndexLink"/>
@@ -569,7 +569,7 @@
             </w:tabs>
             <w:rPr/>
           </w:pPr>
-          <w:hyperlink w:anchor="__RefHeading___Toc717_3096013202">
+          <w:hyperlink w:anchor="__RefHeading___Toc717_1748477897">
             <w:r>
               <w:rPr>
                 <w:rStyle w:val="IndexLink"/>
@@ -589,7 +589,7 @@
             </w:tabs>
             <w:rPr/>
           </w:pPr>
-          <w:hyperlink w:anchor="__RefHeading___Toc719_3096013202">
+          <w:hyperlink w:anchor="__RefHeading___Toc719_1748477897">
             <w:r>
               <w:rPr>
                 <w:rStyle w:val="IndexLink"/>
@@ -609,7 +609,7 @@
             </w:tabs>
             <w:rPr/>
           </w:pPr>
-          <w:hyperlink w:anchor="__RefHeading___Toc721_3096013202">
+          <w:hyperlink w:anchor="__RefHeading___Toc721_1748477897">
             <w:r>
               <w:rPr>
                 <w:rStyle w:val="IndexLink"/>
@@ -629,7 +629,7 @@
             </w:tabs>
             <w:rPr/>
           </w:pPr>
-          <w:hyperlink w:anchor="__RefHeading___Toc723_3096013202">
+          <w:hyperlink w:anchor="__RefHeading___Toc723_1748477897">
             <w:r>
               <w:rPr>
                 <w:rStyle w:val="IndexLink"/>
@@ -649,7 +649,7 @@
             </w:tabs>
             <w:rPr/>
           </w:pPr>
-          <w:hyperlink w:anchor="__RefHeading___Toc725_3096013202">
+          <w:hyperlink w:anchor="__RefHeading___Toc725_1748477897">
             <w:r>
               <w:rPr>
                 <w:rStyle w:val="IndexLink"/>
@@ -669,7 +669,7 @@
             </w:tabs>
             <w:rPr/>
           </w:pPr>
-          <w:hyperlink w:anchor="__RefHeading___Toc727_3096013202">
+          <w:hyperlink w:anchor="__RefHeading___Toc727_1748477897">
             <w:r>
               <w:rPr>
                 <w:rStyle w:val="IndexLink"/>
@@ -689,7 +689,7 @@
             </w:tabs>
             <w:rPr/>
           </w:pPr>
-          <w:hyperlink w:anchor="__RefHeading___Toc729_3096013202">
+          <w:hyperlink w:anchor="__RefHeading___Toc729_1748477897">
             <w:r>
               <w:rPr>
                 <w:rStyle w:val="IndexLink"/>
@@ -709,7 +709,7 @@
             </w:tabs>
             <w:rPr/>
           </w:pPr>
-          <w:hyperlink w:anchor="__RefHeading___Toc731_3096013202">
+          <w:hyperlink w:anchor="__RefHeading___Toc731_1748477897">
             <w:r>
               <w:rPr>
                 <w:rStyle w:val="IndexLink"/>
@@ -729,7 +729,7 @@
             </w:tabs>
             <w:rPr/>
           </w:pPr>
-          <w:hyperlink w:anchor="__RefHeading___Toc733_3096013202">
+          <w:hyperlink w:anchor="__RefHeading___Toc733_1748477897">
             <w:r>
               <w:rPr>
                 <w:rStyle w:val="IndexLink"/>
@@ -749,7 +749,7 @@
             </w:tabs>
             <w:rPr/>
           </w:pPr>
-          <w:hyperlink w:anchor="__RefHeading___Toc735_3096013202">
+          <w:hyperlink w:anchor="__RefHeading___Toc735_1748477897">
             <w:r>
               <w:rPr>
                 <w:rStyle w:val="IndexLink"/>
@@ -789,7 +789,7 @@
         <w:spacing w:lineRule="exact" w:line="240" w:before="240" w:after="120"/>
         <w:rPr/>
       </w:pPr>
-      <w:bookmarkStart w:id="1" w:name="__RefHeading___Toc699_3096013202"/>
+      <w:bookmarkStart w:id="1" w:name="__RefHeading___Toc699_1748477897"/>
       <w:bookmarkEnd w:id="1"/>
       <w:r>
         <w:rPr>
@@ -935,7 +935,7 @@
         <w:spacing w:lineRule="exact" w:line="240" w:before="240" w:after="120"/>
         <w:rPr/>
       </w:pPr>
-      <w:bookmarkStart w:id="2" w:name="__RefHeading___Toc701_3096013202"/>
+      <w:bookmarkStart w:id="2" w:name="__RefHeading___Toc701_1748477897"/>
       <w:bookmarkEnd w:id="2"/>
       <w:r>
         <w:rPr>
@@ -1027,7 +1027,7 @@
         <w:spacing w:lineRule="exact" w:line="240" w:before="240" w:after="120"/>
         <w:rPr/>
       </w:pPr>
-      <w:bookmarkStart w:id="3" w:name="__RefHeading___Toc703_3096013202"/>
+      <w:bookmarkStart w:id="3" w:name="__RefHeading___Toc703_1748477897"/>
       <w:bookmarkEnd w:id="3"/>
       <w:r>
         <w:rPr>
@@ -2341,7 +2341,7 @@
         <w:spacing w:lineRule="exact" w:line="240" w:before="240" w:after="120"/>
         <w:rPr/>
       </w:pPr>
-      <w:bookmarkStart w:id="4" w:name="__RefHeading___Toc705_3096013202"/>
+      <w:bookmarkStart w:id="4" w:name="__RefHeading___Toc705_1748477897"/>
       <w:bookmarkEnd w:id="4"/>
       <w:r>
         <w:rPr>
@@ -2918,7 +2918,7 @@
         <w:spacing w:lineRule="exact" w:line="240" w:before="240" w:after="120"/>
         <w:rPr/>
       </w:pPr>
-      <w:bookmarkStart w:id="5" w:name="__RefHeading___Toc707_3096013202"/>
+      <w:bookmarkStart w:id="5" w:name="__RefHeading___Toc707_1748477897"/>
       <w:bookmarkEnd w:id="5"/>
       <w:r>
         <w:rPr>
@@ -2974,7 +2974,7 @@
         <w:spacing w:lineRule="exact" w:line="240" w:before="240" w:after="120"/>
         <w:rPr/>
       </w:pPr>
-      <w:bookmarkStart w:id="6" w:name="__RefHeading___Toc709_3096013202"/>
+      <w:bookmarkStart w:id="6" w:name="__RefHeading___Toc709_1748477897"/>
       <w:bookmarkEnd w:id="6"/>
       <w:r>
         <w:rPr>
@@ -3012,7 +3012,7 @@
         <w:spacing w:lineRule="exact" w:line="240" w:before="240" w:after="120"/>
         <w:rPr/>
       </w:pPr>
-      <w:bookmarkStart w:id="7" w:name="__RefHeading___Toc711_3096013202"/>
+      <w:bookmarkStart w:id="7" w:name="__RefHeading___Toc711_1748477897"/>
       <w:bookmarkEnd w:id="7"/>
       <w:r>
         <w:rPr>
@@ -3032,7 +3032,7 @@
         <w:spacing w:lineRule="exact" w:line="240" w:before="180" w:after="80"/>
         <w:rPr/>
       </w:pPr>
-      <w:bookmarkStart w:id="8" w:name="__RefHeading___Toc713_3096013202"/>
+      <w:bookmarkStart w:id="8" w:name="__RefHeading___Toc713_1748477897"/>
       <w:bookmarkEnd w:id="8"/>
       <w:r>
         <w:rPr>
@@ -3736,7 +3736,7 @@
         <w:spacing w:lineRule="exact" w:line="240" w:before="180" w:after="80"/>
         <w:rPr/>
       </w:pPr>
-      <w:bookmarkStart w:id="9" w:name="__RefHeading___Toc715_3096013202"/>
+      <w:bookmarkStart w:id="9" w:name="__RefHeading___Toc715_1748477897"/>
       <w:bookmarkEnd w:id="9"/>
       <w:r>
         <w:rPr>
@@ -4418,7 +4418,7 @@
         <w:spacing w:lineRule="exact" w:line="240" w:before="180" w:after="80"/>
         <w:rPr/>
       </w:pPr>
-      <w:bookmarkStart w:id="10" w:name="__RefHeading___Toc717_3096013202"/>
+      <w:bookmarkStart w:id="10" w:name="__RefHeading___Toc717_1748477897"/>
       <w:bookmarkEnd w:id="10"/>
       <w:r>
         <w:rPr>
@@ -5394,7 +5394,7 @@
         <w:spacing w:lineRule="exact" w:line="240" w:before="180" w:after="80"/>
         <w:rPr/>
       </w:pPr>
-      <w:bookmarkStart w:id="11" w:name="__RefHeading___Toc719_3096013202"/>
+      <w:bookmarkStart w:id="11" w:name="__RefHeading___Toc719_1748477897"/>
       <w:bookmarkEnd w:id="11"/>
       <w:r>
         <w:rPr>
@@ -6250,7 +6250,7 @@
         <w:spacing w:lineRule="exact" w:line="240" w:before="180" w:after="80"/>
         <w:rPr/>
       </w:pPr>
-      <w:bookmarkStart w:id="12" w:name="__RefHeading___Toc721_3096013202"/>
+      <w:bookmarkStart w:id="12" w:name="__RefHeading___Toc721_1748477897"/>
       <w:bookmarkEnd w:id="12"/>
       <w:r>
         <w:rPr>
@@ -6500,7 +6500,7 @@
                 <w:sz w:val="22"/>
                 <w:szCs w:val="22"/>
               </w:rPr>
-              <w:t>KMeans + distancia al centroide; k=2; modo local[*].</w:t>
+              <w:t>StandardScaler + KMeans + distancia al centroide; k=2; modo local[*].</w:t>
             </w:r>
           </w:p>
         </w:tc>
@@ -6753,7 +6753,7 @@
         <w:spacing w:lineRule="exact" w:line="240" w:before="180" w:after="80"/>
         <w:rPr/>
       </w:pPr>
-      <w:bookmarkStart w:id="13" w:name="__RefHeading___Toc723_3096013202"/>
+      <w:bookmarkStart w:id="13" w:name="__RefHeading___Toc723_1748477897"/>
       <w:bookmarkEnd w:id="13"/>
       <w:r>
         <w:rPr>
@@ -7520,7 +7520,7 @@
         <w:spacing w:lineRule="exact" w:line="240" w:before="180" w:after="80"/>
         <w:rPr/>
       </w:pPr>
-      <w:bookmarkStart w:id="14" w:name="__RefHeading___Toc725_3096013202"/>
+      <w:bookmarkStart w:id="14" w:name="__RefHeading___Toc725_1748477897"/>
       <w:bookmarkEnd w:id="14"/>
       <w:r>
         <w:rPr>
@@ -7640,7 +7640,7 @@
         <w:spacing w:lineRule="exact" w:line="240" w:before="180" w:after="80"/>
         <w:rPr/>
       </w:pPr>
-      <w:bookmarkStart w:id="15" w:name="__RefHeading___Toc727_3096013202"/>
+      <w:bookmarkStart w:id="15" w:name="__RefHeading___Toc727_1748477897"/>
       <w:bookmarkEnd w:id="15"/>
       <w:r>
         <w:rPr>
@@ -7760,7 +7760,7 @@
         <w:spacing w:lineRule="exact" w:line="240" w:before="180" w:after="80"/>
         <w:rPr/>
       </w:pPr>
-      <w:bookmarkStart w:id="16" w:name="__RefHeading___Toc729_3096013202"/>
+      <w:bookmarkStart w:id="16" w:name="__RefHeading___Toc729_1748477897"/>
       <w:bookmarkEnd w:id="16"/>
       <w:r>
         <w:rPr>
@@ -8558,7 +8558,7 @@
         <w:spacing w:lineRule="exact" w:line="240" w:before="240" w:after="120"/>
         <w:rPr/>
       </w:pPr>
-      <w:bookmarkStart w:id="17" w:name="__RefHeading___Toc731_3096013202"/>
+      <w:bookmarkStart w:id="17" w:name="__RefHeading___Toc731_1748477897"/>
       <w:bookmarkEnd w:id="17"/>
       <w:r>
         <w:rPr>
@@ -8632,7 +8632,7 @@
         <w:spacing w:lineRule="exact" w:line="240" w:before="240" w:after="120"/>
         <w:rPr/>
       </w:pPr>
-      <w:bookmarkStart w:id="18" w:name="__RefHeading___Toc733_3096013202"/>
+      <w:bookmarkStart w:id="18" w:name="__RefHeading___Toc733_1748477897"/>
       <w:bookmarkEnd w:id="18"/>
       <w:r>
         <w:rPr>
@@ -8663,7 +8663,7 @@
           <w:sz w:val="22"/>
           <w:szCs w:val="22"/>
         </w:rPr>
-        <w:t>Commit utilizado por la evidencia: 73a023eb977bdedb1391ea6c60098d040735bb8f.</w:t>
+        <w:t>Commit utilizado por la evidencia: 06d38a220e63bdf809622538764be6d4a1ec11f1.</w:t>
       </w:r>
     </w:p>
     <w:p>
@@ -8832,7 +8832,7 @@
         <w:spacing w:lineRule="exact" w:line="240" w:before="240" w:after="120"/>
         <w:rPr/>
       </w:pPr>
-      <w:bookmarkStart w:id="19" w:name="__RefHeading___Toc735_3096013202"/>
+      <w:bookmarkStart w:id="19" w:name="__RefHeading___Toc735_1748477897"/>
       <w:bookmarkEnd w:id="19"/>
       <w:r>
         <w:rPr>

--- a/reporte/Reporte_Tecnico_Prototipo_CGR_1.8.2.docx
+++ b/reporte/Reporte_Tecnico_Prototipo_CGR_1.8.2.docx
@@ -262,7 +262,7 @@
         <w:spacing w:lineRule="exact" w:line="240" w:before="240" w:after="120"/>
         <w:rPr/>
       </w:pPr>
-      <w:bookmarkStart w:id="0" w:name="__RefHeading___Toc697_1748477897"/>
+      <w:bookmarkStart w:id="0" w:name="__RefHeading___Toc697_145107985"/>
       <w:bookmarkEnd w:id="0"/>
       <w:r>
         <w:rPr>
@@ -369,7 +369,7 @@
             </w:rPr>
             <w:fldChar w:fldCharType="separate"/>
           </w:r>
-          <w:hyperlink w:anchor="__RefHeading___Toc697_1748477897">
+          <w:hyperlink w:anchor="__RefHeading___Toc697_145107985">
             <w:r>
               <w:rPr>
                 <w:rStyle w:val="IndexLink"/>
@@ -389,7 +389,7 @@
             </w:tabs>
             <w:rPr/>
           </w:pPr>
-          <w:hyperlink w:anchor="__RefHeading___Toc699_1748477897">
+          <w:hyperlink w:anchor="__RefHeading___Toc699_145107985">
             <w:r>
               <w:rPr>
                 <w:rStyle w:val="IndexLink"/>
@@ -409,7 +409,7 @@
             </w:tabs>
             <w:rPr/>
           </w:pPr>
-          <w:hyperlink w:anchor="__RefHeading___Toc701_1748477897">
+          <w:hyperlink w:anchor="__RefHeading___Toc701_145107985">
             <w:r>
               <w:rPr>
                 <w:rStyle w:val="IndexLink"/>
@@ -429,7 +429,7 @@
             </w:tabs>
             <w:rPr/>
           </w:pPr>
-          <w:hyperlink w:anchor="__RefHeading___Toc703_1748477897">
+          <w:hyperlink w:anchor="__RefHeading___Toc703_145107985">
             <w:r>
               <w:rPr>
                 <w:rStyle w:val="IndexLink"/>
@@ -449,7 +449,7 @@
             </w:tabs>
             <w:rPr/>
           </w:pPr>
-          <w:hyperlink w:anchor="__RefHeading___Toc705_1748477897">
+          <w:hyperlink w:anchor="__RefHeading___Toc705_145107985">
             <w:r>
               <w:rPr>
                 <w:rStyle w:val="IndexLink"/>
@@ -469,7 +469,7 @@
             </w:tabs>
             <w:rPr/>
           </w:pPr>
-          <w:hyperlink w:anchor="__RefHeading___Toc707_1748477897">
+          <w:hyperlink w:anchor="__RefHeading___Toc707_145107985">
             <w:r>
               <w:rPr>
                 <w:rStyle w:val="IndexLink"/>
@@ -489,7 +489,7 @@
             </w:tabs>
             <w:rPr/>
           </w:pPr>
-          <w:hyperlink w:anchor="__RefHeading___Toc709_1748477897">
+          <w:hyperlink w:anchor="__RefHeading___Toc709_145107985">
             <w:r>
               <w:rPr>
                 <w:rStyle w:val="IndexLink"/>
@@ -509,7 +509,7 @@
             </w:tabs>
             <w:rPr/>
           </w:pPr>
-          <w:hyperlink w:anchor="__RefHeading___Toc711_1748477897">
+          <w:hyperlink w:anchor="__RefHeading___Toc711_145107985">
             <w:r>
               <w:rPr>
                 <w:rStyle w:val="IndexLink"/>
@@ -529,7 +529,7 @@
             </w:tabs>
             <w:rPr/>
           </w:pPr>
-          <w:hyperlink w:anchor="__RefHeading___Toc713_1748477897">
+          <w:hyperlink w:anchor="__RefHeading___Toc713_145107985">
             <w:r>
               <w:rPr>
                 <w:rStyle w:val="IndexLink"/>
@@ -549,7 +549,7 @@
             </w:tabs>
             <w:rPr/>
           </w:pPr>
-          <w:hyperlink w:anchor="__RefHeading___Toc715_1748477897">
+          <w:hyperlink w:anchor="__RefHeading___Toc715_145107985">
             <w:r>
               <w:rPr>
                 <w:rStyle w:val="IndexLink"/>
@@ -569,7 +569,7 @@
             </w:tabs>
             <w:rPr/>
           </w:pPr>
-          <w:hyperlink w:anchor="__RefHeading___Toc717_1748477897">
+          <w:hyperlink w:anchor="__RefHeading___Toc717_145107985">
             <w:r>
               <w:rPr>
                 <w:rStyle w:val="IndexLink"/>
@@ -589,7 +589,7 @@
             </w:tabs>
             <w:rPr/>
           </w:pPr>
-          <w:hyperlink w:anchor="__RefHeading___Toc719_1748477897">
+          <w:hyperlink w:anchor="__RefHeading___Toc719_145107985">
             <w:r>
               <w:rPr>
                 <w:rStyle w:val="IndexLink"/>
@@ -609,7 +609,7 @@
             </w:tabs>
             <w:rPr/>
           </w:pPr>
-          <w:hyperlink w:anchor="__RefHeading___Toc721_1748477897">
+          <w:hyperlink w:anchor="__RefHeading___Toc721_145107985">
             <w:r>
               <w:rPr>
                 <w:rStyle w:val="IndexLink"/>
@@ -629,7 +629,7 @@
             </w:tabs>
             <w:rPr/>
           </w:pPr>
-          <w:hyperlink w:anchor="__RefHeading___Toc723_1748477897">
+          <w:hyperlink w:anchor="__RefHeading___Toc723_145107985">
             <w:r>
               <w:rPr>
                 <w:rStyle w:val="IndexLink"/>
@@ -649,7 +649,7 @@
             </w:tabs>
             <w:rPr/>
           </w:pPr>
-          <w:hyperlink w:anchor="__RefHeading___Toc725_1748477897">
+          <w:hyperlink w:anchor="__RefHeading___Toc725_145107985">
             <w:r>
               <w:rPr>
                 <w:rStyle w:val="IndexLink"/>
@@ -669,7 +669,7 @@
             </w:tabs>
             <w:rPr/>
           </w:pPr>
-          <w:hyperlink w:anchor="__RefHeading___Toc727_1748477897">
+          <w:hyperlink w:anchor="__RefHeading___Toc727_145107985">
             <w:r>
               <w:rPr>
                 <w:rStyle w:val="IndexLink"/>
@@ -689,7 +689,7 @@
             </w:tabs>
             <w:rPr/>
           </w:pPr>
-          <w:hyperlink w:anchor="__RefHeading___Toc729_1748477897">
+          <w:hyperlink w:anchor="__RefHeading___Toc729_145107985">
             <w:r>
               <w:rPr>
                 <w:rStyle w:val="IndexLink"/>
@@ -709,7 +709,7 @@
             </w:tabs>
             <w:rPr/>
           </w:pPr>
-          <w:hyperlink w:anchor="__RefHeading___Toc731_1748477897">
+          <w:hyperlink w:anchor="__RefHeading___Toc731_145107985">
             <w:r>
               <w:rPr>
                 <w:rStyle w:val="IndexLink"/>
@@ -729,7 +729,7 @@
             </w:tabs>
             <w:rPr/>
           </w:pPr>
-          <w:hyperlink w:anchor="__RefHeading___Toc733_1748477897">
+          <w:hyperlink w:anchor="__RefHeading___Toc733_145107985">
             <w:r>
               <w:rPr>
                 <w:rStyle w:val="IndexLink"/>
@@ -749,7 +749,7 @@
             </w:tabs>
             <w:rPr/>
           </w:pPr>
-          <w:hyperlink w:anchor="__RefHeading___Toc735_1748477897">
+          <w:hyperlink w:anchor="__RefHeading___Toc735_145107985">
             <w:r>
               <w:rPr>
                 <w:rStyle w:val="IndexLink"/>
@@ -789,7 +789,7 @@
         <w:spacing w:lineRule="exact" w:line="240" w:before="240" w:after="120"/>
         <w:rPr/>
       </w:pPr>
-      <w:bookmarkStart w:id="1" w:name="__RefHeading___Toc699_1748477897"/>
+      <w:bookmarkStart w:id="1" w:name="__RefHeading___Toc699_145107985"/>
       <w:bookmarkEnd w:id="1"/>
       <w:r>
         <w:rPr>
@@ -935,7 +935,7 @@
         <w:spacing w:lineRule="exact" w:line="240" w:before="240" w:after="120"/>
         <w:rPr/>
       </w:pPr>
-      <w:bookmarkStart w:id="2" w:name="__RefHeading___Toc701_1748477897"/>
+      <w:bookmarkStart w:id="2" w:name="__RefHeading___Toc701_145107985"/>
       <w:bookmarkEnd w:id="2"/>
       <w:r>
         <w:rPr>
@@ -1027,7 +1027,7 @@
         <w:spacing w:lineRule="exact" w:line="240" w:before="240" w:after="120"/>
         <w:rPr/>
       </w:pPr>
-      <w:bookmarkStart w:id="3" w:name="__RefHeading___Toc703_1748477897"/>
+      <w:bookmarkStart w:id="3" w:name="__RefHeading___Toc703_145107985"/>
       <w:bookmarkEnd w:id="3"/>
       <w:r>
         <w:rPr>
@@ -2341,7 +2341,7 @@
         <w:spacing w:lineRule="exact" w:line="240" w:before="240" w:after="120"/>
         <w:rPr/>
       </w:pPr>
-      <w:bookmarkStart w:id="4" w:name="__RefHeading___Toc705_1748477897"/>
+      <w:bookmarkStart w:id="4" w:name="__RefHeading___Toc705_145107985"/>
       <w:bookmarkEnd w:id="4"/>
       <w:r>
         <w:rPr>
@@ -2918,7 +2918,7 @@
         <w:spacing w:lineRule="exact" w:line="240" w:before="240" w:after="120"/>
         <w:rPr/>
       </w:pPr>
-      <w:bookmarkStart w:id="5" w:name="__RefHeading___Toc707_1748477897"/>
+      <w:bookmarkStart w:id="5" w:name="__RefHeading___Toc707_145107985"/>
       <w:bookmarkEnd w:id="5"/>
       <w:r>
         <w:rPr>
@@ -2974,7 +2974,7 @@
         <w:spacing w:lineRule="exact" w:line="240" w:before="240" w:after="120"/>
         <w:rPr/>
       </w:pPr>
-      <w:bookmarkStart w:id="6" w:name="__RefHeading___Toc709_1748477897"/>
+      <w:bookmarkStart w:id="6" w:name="__RefHeading___Toc709_145107985"/>
       <w:bookmarkEnd w:id="6"/>
       <w:r>
         <w:rPr>
@@ -3012,7 +3012,7 @@
         <w:spacing w:lineRule="exact" w:line="240" w:before="240" w:after="120"/>
         <w:rPr/>
       </w:pPr>
-      <w:bookmarkStart w:id="7" w:name="__RefHeading___Toc711_1748477897"/>
+      <w:bookmarkStart w:id="7" w:name="__RefHeading___Toc711_145107985"/>
       <w:bookmarkEnd w:id="7"/>
       <w:r>
         <w:rPr>
@@ -3032,7 +3032,7 @@
         <w:spacing w:lineRule="exact" w:line="240" w:before="180" w:after="80"/>
         <w:rPr/>
       </w:pPr>
-      <w:bookmarkStart w:id="8" w:name="__RefHeading___Toc713_1748477897"/>
+      <w:bookmarkStart w:id="8" w:name="__RefHeading___Toc713_145107985"/>
       <w:bookmarkEnd w:id="8"/>
       <w:r>
         <w:rPr>
@@ -3736,7 +3736,7 @@
         <w:spacing w:lineRule="exact" w:line="240" w:before="180" w:after="80"/>
         <w:rPr/>
       </w:pPr>
-      <w:bookmarkStart w:id="9" w:name="__RefHeading___Toc715_1748477897"/>
+      <w:bookmarkStart w:id="9" w:name="__RefHeading___Toc715_145107985"/>
       <w:bookmarkEnd w:id="9"/>
       <w:r>
         <w:rPr>
@@ -4418,7 +4418,7 @@
         <w:spacing w:lineRule="exact" w:line="240" w:before="180" w:after="80"/>
         <w:rPr/>
       </w:pPr>
-      <w:bookmarkStart w:id="10" w:name="__RefHeading___Toc717_1748477897"/>
+      <w:bookmarkStart w:id="10" w:name="__RefHeading___Toc717_145107985"/>
       <w:bookmarkEnd w:id="10"/>
       <w:r>
         <w:rPr>
@@ -5394,7 +5394,7 @@
         <w:spacing w:lineRule="exact" w:line="240" w:before="180" w:after="80"/>
         <w:rPr/>
       </w:pPr>
-      <w:bookmarkStart w:id="11" w:name="__RefHeading___Toc719_1748477897"/>
+      <w:bookmarkStart w:id="11" w:name="__RefHeading___Toc719_145107985"/>
       <w:bookmarkEnd w:id="11"/>
       <w:r>
         <w:rPr>
@@ -6250,7 +6250,7 @@
         <w:spacing w:lineRule="exact" w:line="240" w:before="180" w:after="80"/>
         <w:rPr/>
       </w:pPr>
-      <w:bookmarkStart w:id="12" w:name="__RefHeading___Toc721_1748477897"/>
+      <w:bookmarkStart w:id="12" w:name="__RefHeading___Toc721_145107985"/>
       <w:bookmarkEnd w:id="12"/>
       <w:r>
         <w:rPr>
@@ -6753,7 +6753,7 @@
         <w:spacing w:lineRule="exact" w:line="240" w:before="180" w:after="80"/>
         <w:rPr/>
       </w:pPr>
-      <w:bookmarkStart w:id="13" w:name="__RefHeading___Toc723_1748477897"/>
+      <w:bookmarkStart w:id="13" w:name="__RefHeading___Toc723_145107985"/>
       <w:bookmarkEnd w:id="13"/>
       <w:r>
         <w:rPr>
@@ -7520,7 +7520,7 @@
         <w:spacing w:lineRule="exact" w:line="240" w:before="180" w:after="80"/>
         <w:rPr/>
       </w:pPr>
-      <w:bookmarkStart w:id="14" w:name="__RefHeading___Toc725_1748477897"/>
+      <w:bookmarkStart w:id="14" w:name="__RefHeading___Toc725_145107985"/>
       <w:bookmarkEnd w:id="14"/>
       <w:r>
         <w:rPr>
@@ -7640,7 +7640,7 @@
         <w:spacing w:lineRule="exact" w:line="240" w:before="180" w:after="80"/>
         <w:rPr/>
       </w:pPr>
-      <w:bookmarkStart w:id="15" w:name="__RefHeading___Toc727_1748477897"/>
+      <w:bookmarkStart w:id="15" w:name="__RefHeading___Toc727_145107985"/>
       <w:bookmarkEnd w:id="15"/>
       <w:r>
         <w:rPr>
@@ -7760,7 +7760,7 @@
         <w:spacing w:lineRule="exact" w:line="240" w:before="180" w:after="80"/>
         <w:rPr/>
       </w:pPr>
-      <w:bookmarkStart w:id="16" w:name="__RefHeading___Toc729_1748477897"/>
+      <w:bookmarkStart w:id="16" w:name="__RefHeading___Toc729_145107985"/>
       <w:bookmarkEnd w:id="16"/>
       <w:r>
         <w:rPr>
@@ -8558,7 +8558,7 @@
         <w:spacing w:lineRule="exact" w:line="240" w:before="240" w:after="120"/>
         <w:rPr/>
       </w:pPr>
-      <w:bookmarkStart w:id="17" w:name="__RefHeading___Toc731_1748477897"/>
+      <w:bookmarkStart w:id="17" w:name="__RefHeading___Toc731_145107985"/>
       <w:bookmarkEnd w:id="17"/>
       <w:r>
         <w:rPr>
@@ -8632,7 +8632,7 @@
         <w:spacing w:lineRule="exact" w:line="240" w:before="240" w:after="120"/>
         <w:rPr/>
       </w:pPr>
-      <w:bookmarkStart w:id="18" w:name="__RefHeading___Toc733_1748477897"/>
+      <w:bookmarkStart w:id="18" w:name="__RefHeading___Toc733_145107985"/>
       <w:bookmarkEnd w:id="18"/>
       <w:r>
         <w:rPr>
@@ -8663,7 +8663,7 @@
           <w:sz w:val="22"/>
           <w:szCs w:val="22"/>
         </w:rPr>
-        <w:t>Commit utilizado por la evidencia: 06d38a220e63bdf809622538764be6d4a1ec11f1.</w:t>
+        <w:t>Commit utilizado por la evidencia: 3cb067acf0a14080121d887c6888c47399d04c34.</w:t>
       </w:r>
     </w:p>
     <w:p>
@@ -8832,7 +8832,7 @@
         <w:spacing w:lineRule="exact" w:line="240" w:before="240" w:after="120"/>
         <w:rPr/>
       </w:pPr>
-      <w:bookmarkStart w:id="19" w:name="__RefHeading___Toc735_1748477897"/>
+      <w:bookmarkStart w:id="19" w:name="__RefHeading___Toc735_145107985"/>
       <w:bookmarkEnd w:id="19"/>
       <w:r>
         <w:rPr>

--- a/reporte/Reporte_Tecnico_Prototipo_CGR_1.8.2.docx
+++ b/reporte/Reporte_Tecnico_Prototipo_CGR_1.8.2.docx
@@ -262,7 +262,7 @@
         <w:spacing w:lineRule="exact" w:line="240" w:before="240" w:after="120"/>
         <w:rPr/>
       </w:pPr>
-      <w:bookmarkStart w:id="0" w:name="__RefHeading___Toc697_145107985"/>
+      <w:bookmarkStart w:id="0" w:name="__RefHeading___Toc773_3538885593"/>
       <w:bookmarkEnd w:id="0"/>
       <w:r>
         <w:rPr>
@@ -309,7 +309,7 @@
           <w:sz w:val="22"/>
           <w:szCs w:val="22"/>
         </w:rPr>
-        <w:t>Prototipo independiente. Las métricas sintéticas evalúan el PoC y no estiman desempeño productivo. Las salidas sobre datos públicos son señales de priorización para revisión y no constituyen hallazgos ni determinaciones de irregularidad.</w:t>
+        <w:t>Prototipo independiente. Las métricas sintéticas evalúan el PoC y no estiman desempeño productivo. El análisis de pagos usa datos sintéticos y no representa SIAF real. Las salidas sobre datos públicos son señales de priorización para revisión y no constituyen hallazgos ni determinaciones de irregularidad.</w:t>
       </w:r>
     </w:p>
     <w:sdt>
@@ -369,7 +369,7 @@
             </w:rPr>
             <w:fldChar w:fldCharType="separate"/>
           </w:r>
-          <w:hyperlink w:anchor="__RefHeading___Toc697_145107985">
+          <w:hyperlink w:anchor="__RefHeading___Toc773_3538885593">
             <w:r>
               <w:rPr>
                 <w:rStyle w:val="IndexLink"/>
@@ -389,7 +389,7 @@
             </w:tabs>
             <w:rPr/>
           </w:pPr>
-          <w:hyperlink w:anchor="__RefHeading___Toc699_145107985">
+          <w:hyperlink w:anchor="__RefHeading___Toc775_3538885593">
             <w:r>
               <w:rPr>
                 <w:rStyle w:val="IndexLink"/>
@@ -409,7 +409,7 @@
             </w:tabs>
             <w:rPr/>
           </w:pPr>
-          <w:hyperlink w:anchor="__RefHeading___Toc701_145107985">
+          <w:hyperlink w:anchor="__RefHeading___Toc777_3538885593">
             <w:r>
               <w:rPr>
                 <w:rStyle w:val="IndexLink"/>
@@ -429,14 +429,14 @@
             </w:tabs>
             <w:rPr/>
           </w:pPr>
-          <w:hyperlink w:anchor="__RefHeading___Toc703_145107985">
+          <w:hyperlink w:anchor="__RefHeading___Toc779_3538885593">
             <w:r>
               <w:rPr>
                 <w:rStyle w:val="IndexLink"/>
               </w:rPr>
               <w:t>Lista de Abreviaturas y Acrónimos</w:t>
               <w:tab/>
-              <w:t>2</w:t>
+              <w:t>3</w:t>
             </w:r>
           </w:hyperlink>
         </w:p>
@@ -449,7 +449,7 @@
             </w:tabs>
             <w:rPr/>
           </w:pPr>
-          <w:hyperlink w:anchor="__RefHeading___Toc705_145107985">
+          <w:hyperlink w:anchor="__RefHeading___Toc781_3538885593">
             <w:r>
               <w:rPr>
                 <w:rStyle w:val="IndexLink"/>
@@ -469,14 +469,14 @@
             </w:tabs>
             <w:rPr/>
           </w:pPr>
-          <w:hyperlink w:anchor="__RefHeading___Toc707_145107985">
+          <w:hyperlink w:anchor="__RefHeading___Toc783_3538885593">
             <w:r>
               <w:rPr>
                 <w:rStyle w:val="IndexLink"/>
               </w:rPr>
               <w:t>1. Introducción</w:t>
               <w:tab/>
-              <w:t>3</w:t>
+              <w:t>4</w:t>
             </w:r>
           </w:hyperlink>
         </w:p>
@@ -489,7 +489,7 @@
             </w:tabs>
             <w:rPr/>
           </w:pPr>
-          <w:hyperlink w:anchor="__RefHeading___Toc709_145107985">
+          <w:hyperlink w:anchor="__RefHeading___Toc785_3538885593">
             <w:r>
               <w:rPr>
                 <w:rStyle w:val="IndexLink"/>
@@ -509,7 +509,7 @@
             </w:tabs>
             <w:rPr/>
           </w:pPr>
-          <w:hyperlink w:anchor="__RefHeading___Toc711_145107985">
+          <w:hyperlink w:anchor="__RefHeading___Toc787_3538885593">
             <w:r>
               <w:rPr>
                 <w:rStyle w:val="IndexLink"/>
@@ -529,7 +529,7 @@
             </w:tabs>
             <w:rPr/>
           </w:pPr>
-          <w:hyperlink w:anchor="__RefHeading___Toc713_145107985">
+          <w:hyperlink w:anchor="__RefHeading___Toc789_3538885593">
             <w:r>
               <w:rPr>
                 <w:rStyle w:val="IndexLink"/>
@@ -549,7 +549,7 @@
             </w:tabs>
             <w:rPr/>
           </w:pPr>
-          <w:hyperlink w:anchor="__RefHeading___Toc715_145107985">
+          <w:hyperlink w:anchor="__RefHeading___Toc791_3538885593">
             <w:r>
               <w:rPr>
                 <w:rStyle w:val="IndexLink"/>
@@ -569,7 +569,7 @@
             </w:tabs>
             <w:rPr/>
           </w:pPr>
-          <w:hyperlink w:anchor="__RefHeading___Toc717_145107985">
+          <w:hyperlink w:anchor="__RefHeading___Toc793_3538885593">
             <w:r>
               <w:rPr>
                 <w:rStyle w:val="IndexLink"/>
@@ -589,7 +589,7 @@
             </w:tabs>
             <w:rPr/>
           </w:pPr>
-          <w:hyperlink w:anchor="__RefHeading___Toc719_145107985">
+          <w:hyperlink w:anchor="__RefHeading___Toc795_3538885593">
             <w:r>
               <w:rPr>
                 <w:rStyle w:val="IndexLink"/>
@@ -609,7 +609,7 @@
             </w:tabs>
             <w:rPr/>
           </w:pPr>
-          <w:hyperlink w:anchor="__RefHeading___Toc721_145107985">
+          <w:hyperlink w:anchor="__RefHeading___Toc797_3538885593">
             <w:r>
               <w:rPr>
                 <w:rStyle w:val="IndexLink"/>
@@ -629,7 +629,7 @@
             </w:tabs>
             <w:rPr/>
           </w:pPr>
-          <w:hyperlink w:anchor="__RefHeading___Toc723_145107985">
+          <w:hyperlink w:anchor="__RefHeading___Toc799_3538885593">
             <w:r>
               <w:rPr>
                 <w:rStyle w:val="IndexLink"/>
@@ -649,7 +649,7 @@
             </w:tabs>
             <w:rPr/>
           </w:pPr>
-          <w:hyperlink w:anchor="__RefHeading___Toc725_145107985">
+          <w:hyperlink w:anchor="__RefHeading___Toc801_3538885593">
             <w:r>
               <w:rPr>
                 <w:rStyle w:val="IndexLink"/>
@@ -669,7 +669,7 @@
             </w:tabs>
             <w:rPr/>
           </w:pPr>
-          <w:hyperlink w:anchor="__RefHeading___Toc727_145107985">
+          <w:hyperlink w:anchor="__RefHeading___Toc803_3538885593">
             <w:r>
               <w:rPr>
                 <w:rStyle w:val="IndexLink"/>
@@ -689,7 +689,7 @@
             </w:tabs>
             <w:rPr/>
           </w:pPr>
-          <w:hyperlink w:anchor="__RefHeading___Toc729_145107985">
+          <w:hyperlink w:anchor="__RefHeading___Toc805_3538885593">
             <w:r>
               <w:rPr>
                 <w:rStyle w:val="IndexLink"/>
@@ -709,7 +709,7 @@
             </w:tabs>
             <w:rPr/>
           </w:pPr>
-          <w:hyperlink w:anchor="__RefHeading___Toc731_145107985">
+          <w:hyperlink w:anchor="__RefHeading___Toc807_3538885593">
             <w:r>
               <w:rPr>
                 <w:rStyle w:val="IndexLink"/>
@@ -729,7 +729,7 @@
             </w:tabs>
             <w:rPr/>
           </w:pPr>
-          <w:hyperlink w:anchor="__RefHeading___Toc733_145107985">
+          <w:hyperlink w:anchor="__RefHeading___Toc809_3538885593">
             <w:r>
               <w:rPr>
                 <w:rStyle w:val="IndexLink"/>
@@ -749,14 +749,114 @@
             </w:tabs>
             <w:rPr/>
           </w:pPr>
-          <w:hyperlink w:anchor="__RefHeading___Toc735_145107985">
+          <w:hyperlink w:anchor="__RefHeading___Toc811_3538885593">
+            <w:r>
+              <w:rPr>
+                <w:rStyle w:val="IndexLink"/>
+              </w:rPr>
+              <w:t>ANEXO TÉCNICO SPRINT 4 — ANÁLISIS DE PAGOS Y MODALIDADES</w:t>
+              <w:tab/>
+              <w:t>10</w:t>
+            </w:r>
+          </w:hyperlink>
+        </w:p>
+        <w:p>
+          <w:pPr>
+            <w:pStyle w:val="TOC2"/>
+            <w:tabs>
+              <w:tab w:val="clear" w:pos="8743"/>
+              <w:tab w:val="right" w:pos="9025" w:leader="dot"/>
+            </w:tabs>
+            <w:rPr/>
+          </w:pPr>
+          <w:hyperlink w:anchor="__RefHeading___Toc813_3538885593">
+            <w:r>
+              <w:rPr>
+                <w:rStyle w:val="IndexLink"/>
+              </w:rPr>
+              <w:t>Resultados reproducibles</w:t>
+              <w:tab/>
+              <w:t>10</w:t>
+            </w:r>
+          </w:hyperlink>
+        </w:p>
+        <w:p>
+          <w:pPr>
+            <w:pStyle w:val="TOC2"/>
+            <w:tabs>
+              <w:tab w:val="clear" w:pos="8743"/>
+              <w:tab w:val="right" w:pos="9025" w:leader="dot"/>
+            </w:tabs>
+            <w:rPr/>
+          </w:pPr>
+          <w:hyperlink w:anchor="__RefHeading___Toc815_3538885593">
+            <w:r>
+              <w:rPr>
+                <w:rStyle w:val="IndexLink"/>
+              </w:rPr>
+              <w:t>Distribución de pagos</w:t>
+              <w:tab/>
+              <w:t>11</w:t>
+            </w:r>
+          </w:hyperlink>
+        </w:p>
+        <w:p>
+          <w:pPr>
+            <w:pStyle w:val="TOC2"/>
+            <w:tabs>
+              <w:tab w:val="clear" w:pos="8743"/>
+              <w:tab w:val="right" w:pos="9025" w:leader="dot"/>
+            </w:tabs>
+            <w:rPr/>
+          </w:pPr>
+          <w:hyperlink w:anchor="__RefHeading___Toc817_3538885593">
+            <w:r>
+              <w:rPr>
+                <w:rStyle w:val="IndexLink"/>
+              </w:rPr>
+              <w:t>Modalidades por régimen</w:t>
+              <w:tab/>
+              <w:t>11</w:t>
+            </w:r>
+          </w:hyperlink>
+        </w:p>
+        <w:p>
+          <w:pPr>
+            <w:pStyle w:val="TOC2"/>
+            <w:tabs>
+              <w:tab w:val="clear" w:pos="8743"/>
+              <w:tab w:val="right" w:pos="9025" w:leader="dot"/>
+            </w:tabs>
+            <w:rPr/>
+          </w:pPr>
+          <w:hyperlink w:anchor="__RefHeading___Toc819_3538885593">
+            <w:r>
+              <w:rPr>
+                <w:rStyle w:val="IndexLink"/>
+              </w:rPr>
+              <w:t>Limitación institucional</w:t>
+              <w:tab/>
+              <w:t>11</w:t>
+            </w:r>
+          </w:hyperlink>
+        </w:p>
+        <w:p>
+          <w:pPr>
+            <w:pStyle w:val="TOC1"/>
+            <w:tabs>
+              <w:tab w:val="clear" w:pos="9026"/>
+              <w:tab w:val="right" w:pos="9025" w:leader="dot"/>
+            </w:tabs>
+            <w:rPr/>
+          </w:pPr>
+          <w:hyperlink w:anchor="__RefHeading___Toc821_3538885593">
             <w:r>
               <w:rPr>
                 <w:rStyle w:val="IndexLink"/>
               </w:rPr>
               <w:t>Referencias Bibliográficas</w:t>
               <w:tab/>
-              <w:t>10</w:t>
+              <w:t>11</w:t>
             </w:r>
           </w:hyperlink>
           <w:r>
@@ -789,7 +889,7 @@
         <w:spacing w:lineRule="exact" w:line="240" w:before="240" w:after="120"/>
         <w:rPr/>
       </w:pPr>
-      <w:bookmarkStart w:id="1" w:name="__RefHeading___Toc699_145107985"/>
+      <w:bookmarkStart w:id="1" w:name="__RefHeading___Toc775_3538885593"/>
       <w:bookmarkEnd w:id="1"/>
       <w:r>
         <w:rPr>
@@ -935,7 +1035,7 @@
         <w:spacing w:lineRule="exact" w:line="240" w:before="240" w:after="120"/>
         <w:rPr/>
       </w:pPr>
-      <w:bookmarkStart w:id="2" w:name="__RefHeading___Toc701_145107985"/>
+      <w:bookmarkStart w:id="2" w:name="__RefHeading___Toc777_3538885593"/>
       <w:bookmarkEnd w:id="2"/>
       <w:r>
         <w:rPr>
@@ -1027,7 +1127,7 @@
         <w:spacing w:lineRule="exact" w:line="240" w:before="240" w:after="120"/>
         <w:rPr/>
       </w:pPr>
-      <w:bookmarkStart w:id="3" w:name="__RefHeading___Toc703_145107985"/>
+      <w:bookmarkStart w:id="3" w:name="__RefHeading___Toc779_3538885593"/>
       <w:bookmarkEnd w:id="3"/>
       <w:r>
         <w:rPr>
@@ -2341,7 +2441,7 @@
         <w:spacing w:lineRule="exact" w:line="240" w:before="240" w:after="120"/>
         <w:rPr/>
       </w:pPr>
-      <w:bookmarkStart w:id="4" w:name="__RefHeading___Toc705_145107985"/>
+      <w:bookmarkStart w:id="4" w:name="__RefHeading___Toc781_3538885593"/>
       <w:bookmarkEnd w:id="4"/>
       <w:r>
         <w:rPr>
@@ -2918,7 +3018,7 @@
         <w:spacing w:lineRule="exact" w:line="240" w:before="240" w:after="120"/>
         <w:rPr/>
       </w:pPr>
-      <w:bookmarkStart w:id="5" w:name="__RefHeading___Toc707_145107985"/>
+      <w:bookmarkStart w:id="5" w:name="__RefHeading___Toc783_3538885593"/>
       <w:bookmarkEnd w:id="5"/>
       <w:r>
         <w:rPr>
@@ -2974,7 +3074,7 @@
         <w:spacing w:lineRule="exact" w:line="240" w:before="240" w:after="120"/>
         <w:rPr/>
       </w:pPr>
-      <w:bookmarkStart w:id="6" w:name="__RefHeading___Toc709_145107985"/>
+      <w:bookmarkStart w:id="6" w:name="__RefHeading___Toc785_3538885593"/>
       <w:bookmarkEnd w:id="6"/>
       <w:r>
         <w:rPr>
@@ -3012,7 +3112,7 @@
         <w:spacing w:lineRule="exact" w:line="240" w:before="240" w:after="120"/>
         <w:rPr/>
       </w:pPr>
-      <w:bookmarkStart w:id="7" w:name="__RefHeading___Toc711_145107985"/>
+      <w:bookmarkStart w:id="7" w:name="__RefHeading___Toc787_3538885593"/>
       <w:bookmarkEnd w:id="7"/>
       <w:r>
         <w:rPr>
@@ -3032,7 +3132,7 @@
         <w:spacing w:lineRule="exact" w:line="240" w:before="180" w:after="80"/>
         <w:rPr/>
       </w:pPr>
-      <w:bookmarkStart w:id="8" w:name="__RefHeading___Toc713_145107985"/>
+      <w:bookmarkStart w:id="8" w:name="__RefHeading___Toc789_3538885593"/>
       <w:bookmarkEnd w:id="8"/>
       <w:r>
         <w:rPr>
@@ -3736,7 +3836,7 @@
         <w:spacing w:lineRule="exact" w:line="240" w:before="180" w:after="80"/>
         <w:rPr/>
       </w:pPr>
-      <w:bookmarkStart w:id="9" w:name="__RefHeading___Toc715_145107985"/>
+      <w:bookmarkStart w:id="9" w:name="__RefHeading___Toc791_3538885593"/>
       <w:bookmarkEnd w:id="9"/>
       <w:r>
         <w:rPr>
@@ -4418,7 +4518,7 @@
         <w:spacing w:lineRule="exact" w:line="240" w:before="180" w:after="80"/>
         <w:rPr/>
       </w:pPr>
-      <w:bookmarkStart w:id="10" w:name="__RefHeading___Toc717_145107985"/>
+      <w:bookmarkStart w:id="10" w:name="__RefHeading___Toc793_3538885593"/>
       <w:bookmarkEnd w:id="10"/>
       <w:r>
         <w:rPr>
@@ -5394,7 +5494,7 @@
         <w:spacing w:lineRule="exact" w:line="240" w:before="180" w:after="80"/>
         <w:rPr/>
       </w:pPr>
-      <w:bookmarkStart w:id="11" w:name="__RefHeading___Toc719_145107985"/>
+      <w:bookmarkStart w:id="11" w:name="__RefHeading___Toc795_3538885593"/>
       <w:bookmarkEnd w:id="11"/>
       <w:r>
         <w:rPr>
@@ -6250,7 +6350,7 @@
         <w:spacing w:lineRule="exact" w:line="240" w:before="180" w:after="80"/>
         <w:rPr/>
       </w:pPr>
-      <w:bookmarkStart w:id="12" w:name="__RefHeading___Toc721_145107985"/>
+      <w:bookmarkStart w:id="12" w:name="__RefHeading___Toc797_3538885593"/>
       <w:bookmarkEnd w:id="12"/>
       <w:r>
         <w:rPr>
@@ -6753,7 +6853,7 @@
         <w:spacing w:lineRule="exact" w:line="240" w:before="180" w:after="80"/>
         <w:rPr/>
       </w:pPr>
-      <w:bookmarkStart w:id="13" w:name="__RefHeading___Toc723_145107985"/>
+      <w:bookmarkStart w:id="13" w:name="__RefHeading___Toc799_3538885593"/>
       <w:bookmarkEnd w:id="13"/>
       <w:r>
         <w:rPr>
@@ -7520,7 +7620,7 @@
         <w:spacing w:lineRule="exact" w:line="240" w:before="180" w:after="80"/>
         <w:rPr/>
       </w:pPr>
-      <w:bookmarkStart w:id="14" w:name="__RefHeading___Toc725_145107985"/>
+      <w:bookmarkStart w:id="14" w:name="__RefHeading___Toc801_3538885593"/>
       <w:bookmarkEnd w:id="14"/>
       <w:r>
         <w:rPr>
@@ -7640,7 +7740,7 @@
         <w:spacing w:lineRule="exact" w:line="240" w:before="180" w:after="80"/>
         <w:rPr/>
       </w:pPr>
-      <w:bookmarkStart w:id="15" w:name="__RefHeading___Toc727_145107985"/>
+      <w:bookmarkStart w:id="15" w:name="__RefHeading___Toc803_3538885593"/>
       <w:bookmarkEnd w:id="15"/>
       <w:r>
         <w:rPr>
@@ -7760,7 +7860,7 @@
         <w:spacing w:lineRule="exact" w:line="240" w:before="180" w:after="80"/>
         <w:rPr/>
       </w:pPr>
-      <w:bookmarkStart w:id="16" w:name="__RefHeading___Toc729_145107985"/>
+      <w:bookmarkStart w:id="16" w:name="__RefHeading___Toc805_3538885593"/>
       <w:bookmarkEnd w:id="16"/>
       <w:r>
         <w:rPr>
@@ -8558,7 +8658,7 @@
         <w:spacing w:lineRule="exact" w:line="240" w:before="240" w:after="120"/>
         <w:rPr/>
       </w:pPr>
-      <w:bookmarkStart w:id="17" w:name="__RefHeading___Toc731_145107985"/>
+      <w:bookmarkStart w:id="17" w:name="__RefHeading___Toc807_3538885593"/>
       <w:bookmarkEnd w:id="17"/>
       <w:r>
         <w:rPr>
@@ -8632,7 +8732,7 @@
         <w:spacing w:lineRule="exact" w:line="240" w:before="240" w:after="120"/>
         <w:rPr/>
       </w:pPr>
-      <w:bookmarkStart w:id="18" w:name="__RefHeading___Toc733_145107985"/>
+      <w:bookmarkStart w:id="18" w:name="__RefHeading___Toc809_3538885593"/>
       <w:bookmarkEnd w:id="18"/>
       <w:r>
         <w:rPr>
@@ -8663,7 +8763,7 @@
           <w:sz w:val="22"/>
           <w:szCs w:val="22"/>
         </w:rPr>
-        <w:t>Commit utilizado por la evidencia: 3cb067acf0a14080121d887c6888c47399d04c34.</w:t>
+        <w:t>Commit utilizado por la evidencia: 9d6b68d304c74f8bdc715fc195996b257793cda6.</w:t>
       </w:r>
     </w:p>
     <w:p>
@@ -8829,11 +8929,767 @@
     <w:p>
       <w:pPr>
         <w:pStyle w:val="Heading1"/>
+        <w:spacing w:lineRule="auto" w:line="240" w:before="0" w:after="60"/>
+        <w:rPr/>
+      </w:pPr>
+      <w:bookmarkStart w:id="19" w:name="__RefHeading___Toc811_3538885593"/>
+      <w:bookmarkEnd w:id="19"/>
+      <w:r>
+        <w:rPr>
+          <w:rFonts w:ascii="Arial" w:hAnsi="Arial"/>
+          <w:b/>
+          <w:sz w:val="22"/>
+        </w:rPr>
+        <w:t>ANEXO TÉCNICO SPRINT 4 — ANÁLISIS DE PAGOS Y MODALIDADES</w:t>
+      </w:r>
+    </w:p>
+    <w:p>
+      <w:pPr>
+        <w:pStyle w:val="Normal"/>
+        <w:spacing w:lineRule="auto" w:line="240" w:before="0" w:after="60"/>
+        <w:jc w:val="both"/>
+        <w:rPr/>
+      </w:pPr>
+      <w:r>
+        <w:rPr>
+          <w:sz w:val="22"/>
+        </w:rPr>
+        <w:t>Este anexo cubre la actividad del TDR referida al análisis estadístico y exploratorio de patrones de pagos, montos contractuales y modalidades de contratación. La evidencia del PoC usa pagos sintéticos vinculados a contratos sintéticos; no representa información SIAF real ni determina la legalidad de una modalidad.</w:t>
+      </w:r>
+    </w:p>
+    <w:p>
+      <w:pPr>
+        <w:pStyle w:val="Heading2"/>
+        <w:spacing w:lineRule="auto" w:line="240" w:before="0" w:after="60"/>
+        <w:rPr/>
+      </w:pPr>
+      <w:bookmarkStart w:id="20" w:name="__RefHeading___Toc813_3538885593"/>
+      <w:bookmarkEnd w:id="20"/>
+      <w:r>
+        <w:rPr>
+          <w:rFonts w:ascii="Arial" w:hAnsi="Arial"/>
+          <w:b/>
+          <w:sz w:val="22"/>
+        </w:rPr>
+        <w:t>Resultados reproducibles</w:t>
+      </w:r>
+    </w:p>
+    <w:tbl>
+      <w:tblPr>
+        <w:tblW w:w="9026" w:type="dxa"/>
+        <w:jc w:val="left"/>
+        <w:tblInd w:w="0" w:type="dxa"/>
+        <w:tblLayout w:type="fixed"/>
+        <w:tblCellMar>
+          <w:top w:w="0" w:type="dxa"/>
+          <w:left w:w="108" w:type="dxa"/>
+          <w:bottom w:w="0" w:type="dxa"/>
+          <w:right w:w="108" w:type="dxa"/>
+        </w:tblCellMar>
+        <w:tblLook w:val="04a0" w:noHBand="0" w:noVBand="1" w:firstColumn="1" w:lastRow="0" w:lastColumn="0" w:firstRow="1"/>
+      </w:tblPr>
+      <w:tblGrid>
+        <w:gridCol w:w="4513"/>
+        <w:gridCol w:w="4512"/>
+      </w:tblGrid>
+      <w:tr>
+        <w:trPr/>
+        <w:tc>
+          <w:tcPr>
+            <w:tcW w:w="4513" w:type="dxa"/>
+            <w:tcBorders>
+              <w:top w:val="single" w:sz="4" w:space="0" w:color="B7B7B7"/>
+              <w:left w:val="single" w:sz="4" w:space="0" w:color="B7B7B7"/>
+              <w:bottom w:val="single" w:sz="4" w:space="0" w:color="B7B7B7"/>
+              <w:right w:val="single" w:sz="4" w:space="0" w:color="B7B7B7"/>
+            </w:tcBorders>
+            <w:shd w:fill="E7E6E6"/>
+          </w:tcPr>
+          <w:p>
+            <w:pPr>
+              <w:pStyle w:val="Normal"/>
+              <w:spacing w:lineRule="auto" w:line="240" w:before="0" w:after="60"/>
+              <w:rPr/>
+            </w:pPr>
+            <w:r>
+              <w:rPr>
+                <w:b/>
+                <w:sz w:val="22"/>
+              </w:rPr>
+              <w:t>Indicador</w:t>
+            </w:r>
+          </w:p>
+        </w:tc>
+        <w:tc>
+          <w:tcPr>
+            <w:tcW w:w="4512" w:type="dxa"/>
+            <w:tcBorders>
+              <w:top w:val="single" w:sz="4" w:space="0" w:color="B7B7B7"/>
+              <w:left w:val="single" w:sz="4" w:space="0" w:color="B7B7B7"/>
+              <w:bottom w:val="single" w:sz="4" w:space="0" w:color="B7B7B7"/>
+              <w:right w:val="single" w:sz="4" w:space="0" w:color="B7B7B7"/>
+            </w:tcBorders>
+            <w:shd w:fill="E7E6E6"/>
+          </w:tcPr>
+          <w:p>
+            <w:pPr>
+              <w:pStyle w:val="Normal"/>
+              <w:spacing w:lineRule="auto" w:line="240" w:before="0" w:after="60"/>
+              <w:rPr/>
+            </w:pPr>
+            <w:r>
+              <w:rPr>
+                <w:b/>
+                <w:sz w:val="22"/>
+              </w:rPr>
+              <w:t>Resultado</w:t>
+            </w:r>
+          </w:p>
+        </w:tc>
+      </w:tr>
+      <w:tr>
+        <w:trPr/>
+        <w:tc>
+          <w:tcPr>
+            <w:tcW w:w="4513" w:type="dxa"/>
+            <w:tcBorders>
+              <w:top w:val="single" w:sz="4" w:space="0" w:color="B7B7B7"/>
+              <w:left w:val="single" w:sz="4" w:space="0" w:color="B7B7B7"/>
+              <w:bottom w:val="single" w:sz="4" w:space="0" w:color="B7B7B7"/>
+              <w:right w:val="single" w:sz="4" w:space="0" w:color="B7B7B7"/>
+            </w:tcBorders>
+          </w:tcPr>
+          <w:p>
+            <w:pPr>
+              <w:pStyle w:val="Normal"/>
+              <w:spacing w:lineRule="auto" w:line="240" w:before="0" w:after="60"/>
+              <w:rPr/>
+            </w:pPr>
+            <w:r>
+              <w:rPr>
+                <w:sz w:val="22"/>
+              </w:rPr>
+              <w:t>Pagos sintéticos</w:t>
+            </w:r>
+          </w:p>
+        </w:tc>
+        <w:tc>
+          <w:tcPr>
+            <w:tcW w:w="4512" w:type="dxa"/>
+            <w:tcBorders>
+              <w:top w:val="single" w:sz="4" w:space="0" w:color="B7B7B7"/>
+              <w:left w:val="single" w:sz="4" w:space="0" w:color="B7B7B7"/>
+              <w:bottom w:val="single" w:sz="4" w:space="0" w:color="B7B7B7"/>
+              <w:right w:val="single" w:sz="4" w:space="0" w:color="B7B7B7"/>
+            </w:tcBorders>
+          </w:tcPr>
+          <w:p>
+            <w:pPr>
+              <w:pStyle w:val="Normal"/>
+              <w:spacing w:lineRule="auto" w:line="240" w:before="0" w:after="60"/>
+              <w:rPr/>
+            </w:pPr>
+            <w:r>
+              <w:rPr>
+                <w:sz w:val="22"/>
+              </w:rPr>
+              <w:t>6726</w:t>
+            </w:r>
+          </w:p>
+        </w:tc>
+      </w:tr>
+      <w:tr>
+        <w:trPr/>
+        <w:tc>
+          <w:tcPr>
+            <w:tcW w:w="4513" w:type="dxa"/>
+            <w:tcBorders>
+              <w:top w:val="single" w:sz="4" w:space="0" w:color="B7B7B7"/>
+              <w:left w:val="single" w:sz="4" w:space="0" w:color="B7B7B7"/>
+              <w:bottom w:val="single" w:sz="4" w:space="0" w:color="B7B7B7"/>
+              <w:right w:val="single" w:sz="4" w:space="0" w:color="B7B7B7"/>
+            </w:tcBorders>
+          </w:tcPr>
+          <w:p>
+            <w:pPr>
+              <w:pStyle w:val="Normal"/>
+              <w:spacing w:lineRule="auto" w:line="240" w:before="0" w:after="60"/>
+              <w:rPr/>
+            </w:pPr>
+            <w:r>
+              <w:rPr>
+                <w:sz w:val="22"/>
+              </w:rPr>
+              <w:t>Contratos analizados</w:t>
+            </w:r>
+          </w:p>
+        </w:tc>
+        <w:tc>
+          <w:tcPr>
+            <w:tcW w:w="4512" w:type="dxa"/>
+            <w:tcBorders>
+              <w:top w:val="single" w:sz="4" w:space="0" w:color="B7B7B7"/>
+              <w:left w:val="single" w:sz="4" w:space="0" w:color="B7B7B7"/>
+              <w:bottom w:val="single" w:sz="4" w:space="0" w:color="B7B7B7"/>
+              <w:right w:val="single" w:sz="4" w:space="0" w:color="B7B7B7"/>
+            </w:tcBorders>
+          </w:tcPr>
+          <w:p>
+            <w:pPr>
+              <w:pStyle w:val="Normal"/>
+              <w:spacing w:lineRule="auto" w:line="240" w:before="0" w:after="60"/>
+              <w:rPr/>
+            </w:pPr>
+            <w:r>
+              <w:rPr>
+                <w:sz w:val="22"/>
+              </w:rPr>
+              <w:t>3709</w:t>
+            </w:r>
+          </w:p>
+        </w:tc>
+      </w:tr>
+      <w:tr>
+        <w:trPr/>
+        <w:tc>
+          <w:tcPr>
+            <w:tcW w:w="4513" w:type="dxa"/>
+            <w:tcBorders>
+              <w:top w:val="single" w:sz="4" w:space="0" w:color="B7B7B7"/>
+              <w:left w:val="single" w:sz="4" w:space="0" w:color="B7B7B7"/>
+              <w:bottom w:val="single" w:sz="4" w:space="0" w:color="B7B7B7"/>
+              <w:right w:val="single" w:sz="4" w:space="0" w:color="B7B7B7"/>
+            </w:tcBorders>
+          </w:tcPr>
+          <w:p>
+            <w:pPr>
+              <w:pStyle w:val="Normal"/>
+              <w:spacing w:lineRule="auto" w:line="240" w:before="0" w:after="60"/>
+              <w:rPr/>
+            </w:pPr>
+            <w:r>
+              <w:rPr>
+                <w:sz w:val="22"/>
+              </w:rPr>
+              <w:t>Pagos huérfanos</w:t>
+            </w:r>
+          </w:p>
+        </w:tc>
+        <w:tc>
+          <w:tcPr>
+            <w:tcW w:w="4512" w:type="dxa"/>
+            <w:tcBorders>
+              <w:top w:val="single" w:sz="4" w:space="0" w:color="B7B7B7"/>
+              <w:left w:val="single" w:sz="4" w:space="0" w:color="B7B7B7"/>
+              <w:bottom w:val="single" w:sz="4" w:space="0" w:color="B7B7B7"/>
+              <w:right w:val="single" w:sz="4" w:space="0" w:color="B7B7B7"/>
+            </w:tcBorders>
+          </w:tcPr>
+          <w:p>
+            <w:pPr>
+              <w:pStyle w:val="Normal"/>
+              <w:spacing w:lineRule="auto" w:line="240" w:before="0" w:after="60"/>
+              <w:rPr/>
+            </w:pPr>
+            <w:r>
+              <w:rPr>
+                <w:sz w:val="22"/>
+              </w:rPr>
+              <w:t>0</w:t>
+            </w:r>
+          </w:p>
+        </w:tc>
+      </w:tr>
+      <w:tr>
+        <w:trPr/>
+        <w:tc>
+          <w:tcPr>
+            <w:tcW w:w="4513" w:type="dxa"/>
+            <w:tcBorders>
+              <w:top w:val="single" w:sz="4" w:space="0" w:color="B7B7B7"/>
+              <w:left w:val="single" w:sz="4" w:space="0" w:color="B7B7B7"/>
+              <w:bottom w:val="single" w:sz="4" w:space="0" w:color="B7B7B7"/>
+              <w:right w:val="single" w:sz="4" w:space="0" w:color="B7B7B7"/>
+            </w:tcBorders>
+          </w:tcPr>
+          <w:p>
+            <w:pPr>
+              <w:pStyle w:val="Normal"/>
+              <w:spacing w:lineRule="auto" w:line="240" w:before="0" w:after="60"/>
+              <w:rPr/>
+            </w:pPr>
+            <w:r>
+              <w:rPr>
+                <w:sz w:val="22"/>
+              </w:rPr>
+              <w:t>Contratos con pago parcial</w:t>
+            </w:r>
+          </w:p>
+        </w:tc>
+        <w:tc>
+          <w:tcPr>
+            <w:tcW w:w="4512" w:type="dxa"/>
+            <w:tcBorders>
+              <w:top w:val="single" w:sz="4" w:space="0" w:color="B7B7B7"/>
+              <w:left w:val="single" w:sz="4" w:space="0" w:color="B7B7B7"/>
+              <w:bottom w:val="single" w:sz="4" w:space="0" w:color="B7B7B7"/>
+              <w:right w:val="single" w:sz="4" w:space="0" w:color="B7B7B7"/>
+            </w:tcBorders>
+          </w:tcPr>
+          <w:p>
+            <w:pPr>
+              <w:pStyle w:val="Normal"/>
+              <w:spacing w:lineRule="auto" w:line="240" w:before="0" w:after="60"/>
+              <w:rPr/>
+            </w:pPr>
+            <w:r>
+              <w:rPr>
+                <w:sz w:val="22"/>
+              </w:rPr>
+              <w:t>452</w:t>
+            </w:r>
+          </w:p>
+        </w:tc>
+      </w:tr>
+      <w:tr>
+        <w:trPr/>
+        <w:tc>
+          <w:tcPr>
+            <w:tcW w:w="4513" w:type="dxa"/>
+            <w:tcBorders>
+              <w:top w:val="single" w:sz="4" w:space="0" w:color="B7B7B7"/>
+              <w:left w:val="single" w:sz="4" w:space="0" w:color="B7B7B7"/>
+              <w:bottom w:val="single" w:sz="4" w:space="0" w:color="B7B7B7"/>
+              <w:right w:val="single" w:sz="4" w:space="0" w:color="B7B7B7"/>
+            </w:tcBorders>
+          </w:tcPr>
+          <w:p>
+            <w:pPr>
+              <w:pStyle w:val="Normal"/>
+              <w:spacing w:lineRule="auto" w:line="240" w:before="0" w:after="60"/>
+              <w:rPr/>
+            </w:pPr>
+            <w:r>
+              <w:rPr>
+                <w:sz w:val="22"/>
+              </w:rPr>
+              <w:t>Contratos pendientes sin pago</w:t>
+            </w:r>
+          </w:p>
+        </w:tc>
+        <w:tc>
+          <w:tcPr>
+            <w:tcW w:w="4512" w:type="dxa"/>
+            <w:tcBorders>
+              <w:top w:val="single" w:sz="4" w:space="0" w:color="B7B7B7"/>
+              <w:left w:val="single" w:sz="4" w:space="0" w:color="B7B7B7"/>
+              <w:bottom w:val="single" w:sz="4" w:space="0" w:color="B7B7B7"/>
+              <w:right w:val="single" w:sz="4" w:space="0" w:color="B7B7B7"/>
+            </w:tcBorders>
+          </w:tcPr>
+          <w:p>
+            <w:pPr>
+              <w:pStyle w:val="Normal"/>
+              <w:spacing w:lineRule="auto" w:line="240" w:before="0" w:after="60"/>
+              <w:rPr/>
+            </w:pPr>
+            <w:r>
+              <w:rPr>
+                <w:sz w:val="22"/>
+              </w:rPr>
+              <w:t>218</w:t>
+            </w:r>
+          </w:p>
+        </w:tc>
+      </w:tr>
+      <w:tr>
+        <w:trPr/>
+        <w:tc>
+          <w:tcPr>
+            <w:tcW w:w="4513" w:type="dxa"/>
+            <w:tcBorders>
+              <w:top w:val="single" w:sz="4" w:space="0" w:color="B7B7B7"/>
+              <w:left w:val="single" w:sz="4" w:space="0" w:color="B7B7B7"/>
+              <w:bottom w:val="single" w:sz="4" w:space="0" w:color="B7B7B7"/>
+              <w:right w:val="single" w:sz="4" w:space="0" w:color="B7B7B7"/>
+            </w:tcBorders>
+          </w:tcPr>
+          <w:p>
+            <w:pPr>
+              <w:pStyle w:val="Normal"/>
+              <w:spacing w:lineRule="auto" w:line="240" w:before="0" w:after="60"/>
+              <w:rPr/>
+            </w:pPr>
+            <w:r>
+              <w:rPr>
+                <w:sz w:val="22"/>
+              </w:rPr>
+              <w:t>Señales de sobrepago a revisar</w:t>
+            </w:r>
+          </w:p>
+        </w:tc>
+        <w:tc>
+          <w:tcPr>
+            <w:tcW w:w="4512" w:type="dxa"/>
+            <w:tcBorders>
+              <w:top w:val="single" w:sz="4" w:space="0" w:color="B7B7B7"/>
+              <w:left w:val="single" w:sz="4" w:space="0" w:color="B7B7B7"/>
+              <w:bottom w:val="single" w:sz="4" w:space="0" w:color="B7B7B7"/>
+              <w:right w:val="single" w:sz="4" w:space="0" w:color="B7B7B7"/>
+            </w:tcBorders>
+          </w:tcPr>
+          <w:p>
+            <w:pPr>
+              <w:pStyle w:val="Normal"/>
+              <w:spacing w:lineRule="auto" w:line="240" w:before="0" w:after="60"/>
+              <w:rPr/>
+            </w:pPr>
+            <w:r>
+              <w:rPr>
+                <w:sz w:val="22"/>
+              </w:rPr>
+              <w:t>76</w:t>
+            </w:r>
+          </w:p>
+        </w:tc>
+      </w:tr>
+      <w:tr>
+        <w:trPr/>
+        <w:tc>
+          <w:tcPr>
+            <w:tcW w:w="4513" w:type="dxa"/>
+            <w:tcBorders>
+              <w:top w:val="single" w:sz="4" w:space="0" w:color="B7B7B7"/>
+              <w:left w:val="single" w:sz="4" w:space="0" w:color="B7B7B7"/>
+              <w:bottom w:val="single" w:sz="4" w:space="0" w:color="B7B7B7"/>
+              <w:right w:val="single" w:sz="4" w:space="0" w:color="B7B7B7"/>
+            </w:tcBorders>
+          </w:tcPr>
+          <w:p>
+            <w:pPr>
+              <w:pStyle w:val="Normal"/>
+              <w:spacing w:lineRule="auto" w:line="240" w:before="0" w:after="60"/>
+              <w:rPr/>
+            </w:pPr>
+            <w:r>
+              <w:rPr>
+                <w:sz w:val="22"/>
+              </w:rPr>
+              <w:t>Demora P90 devengado→pagado (días)</w:t>
+            </w:r>
+          </w:p>
+        </w:tc>
+        <w:tc>
+          <w:tcPr>
+            <w:tcW w:w="4512" w:type="dxa"/>
+            <w:tcBorders>
+              <w:top w:val="single" w:sz="4" w:space="0" w:color="B7B7B7"/>
+              <w:left w:val="single" w:sz="4" w:space="0" w:color="B7B7B7"/>
+              <w:bottom w:val="single" w:sz="4" w:space="0" w:color="B7B7B7"/>
+              <w:right w:val="single" w:sz="4" w:space="0" w:color="B7B7B7"/>
+            </w:tcBorders>
+          </w:tcPr>
+          <w:p>
+            <w:pPr>
+              <w:pStyle w:val="Normal"/>
+              <w:spacing w:lineRule="auto" w:line="240" w:before="0" w:after="60"/>
+              <w:rPr/>
+            </w:pPr>
+            <w:r>
+              <w:rPr>
+                <w:sz w:val="22"/>
+              </w:rPr>
+              <w:t>28.0</w:t>
+            </w:r>
+          </w:p>
+        </w:tc>
+      </w:tr>
+      <w:tr>
+        <w:trPr/>
+        <w:tc>
+          <w:tcPr>
+            <w:tcW w:w="4513" w:type="dxa"/>
+            <w:tcBorders>
+              <w:top w:val="single" w:sz="4" w:space="0" w:color="B7B7B7"/>
+              <w:left w:val="single" w:sz="4" w:space="0" w:color="B7B7B7"/>
+              <w:bottom w:val="single" w:sz="4" w:space="0" w:color="B7B7B7"/>
+              <w:right w:val="single" w:sz="4" w:space="0" w:color="B7B7B7"/>
+            </w:tcBorders>
+          </w:tcPr>
+          <w:p>
+            <w:pPr>
+              <w:pStyle w:val="Normal"/>
+              <w:spacing w:lineRule="auto" w:line="240" w:before="0" w:after="60"/>
+              <w:rPr/>
+            </w:pPr>
+            <w:r>
+              <w:rPr>
+                <w:sz w:val="22"/>
+              </w:rPr>
+              <w:t>Modalidades especiales no inferibles solo por cuantía</w:t>
+            </w:r>
+          </w:p>
+        </w:tc>
+        <w:tc>
+          <w:tcPr>
+            <w:tcW w:w="4512" w:type="dxa"/>
+            <w:tcBorders>
+              <w:top w:val="single" w:sz="4" w:space="0" w:color="B7B7B7"/>
+              <w:left w:val="single" w:sz="4" w:space="0" w:color="B7B7B7"/>
+              <w:bottom w:val="single" w:sz="4" w:space="0" w:color="B7B7B7"/>
+              <w:right w:val="single" w:sz="4" w:space="0" w:color="B7B7B7"/>
+            </w:tcBorders>
+          </w:tcPr>
+          <w:p>
+            <w:pPr>
+              <w:pStyle w:val="Normal"/>
+              <w:spacing w:lineRule="auto" w:line="240" w:before="0" w:after="60"/>
+              <w:rPr/>
+            </w:pPr>
+            <w:r>
+              <w:rPr>
+                <w:sz w:val="22"/>
+              </w:rPr>
+              <w:t>1422</w:t>
+            </w:r>
+          </w:p>
+        </w:tc>
+      </w:tr>
+      <w:tr>
+        <w:trPr/>
+        <w:tc>
+          <w:tcPr>
+            <w:tcW w:w="4513" w:type="dxa"/>
+            <w:tcBorders>
+              <w:top w:val="single" w:sz="4" w:space="0" w:color="B7B7B7"/>
+              <w:left w:val="single" w:sz="4" w:space="0" w:color="B7B7B7"/>
+              <w:bottom w:val="single" w:sz="4" w:space="0" w:color="B7B7B7"/>
+              <w:right w:val="single" w:sz="4" w:space="0" w:color="B7B7B7"/>
+            </w:tcBorders>
+          </w:tcPr>
+          <w:p>
+            <w:pPr>
+              <w:pStyle w:val="Normal"/>
+              <w:spacing w:lineRule="auto" w:line="240" w:before="0" w:after="60"/>
+              <w:rPr/>
+            </w:pPr>
+            <w:r>
+              <w:rPr>
+                <w:sz w:val="22"/>
+              </w:rPr>
+              <w:t>Modalidades que requieren revisión de contexto</w:t>
+            </w:r>
+          </w:p>
+        </w:tc>
+        <w:tc>
+          <w:tcPr>
+            <w:tcW w:w="4512" w:type="dxa"/>
+            <w:tcBorders>
+              <w:top w:val="single" w:sz="4" w:space="0" w:color="B7B7B7"/>
+              <w:left w:val="single" w:sz="4" w:space="0" w:color="B7B7B7"/>
+              <w:bottom w:val="single" w:sz="4" w:space="0" w:color="B7B7B7"/>
+              <w:right w:val="single" w:sz="4" w:space="0" w:color="B7B7B7"/>
+            </w:tcBorders>
+          </w:tcPr>
+          <w:p>
+            <w:pPr>
+              <w:pStyle w:val="Normal"/>
+              <w:spacing w:lineRule="auto" w:line="240" w:before="0" w:after="60"/>
+              <w:rPr/>
+            </w:pPr>
+            <w:r>
+              <w:rPr>
+                <w:sz w:val="22"/>
+              </w:rPr>
+              <w:t>1314</w:t>
+            </w:r>
+          </w:p>
+        </w:tc>
+      </w:tr>
+    </w:tbl>
+    <w:p>
+      <w:pPr>
+        <w:pStyle w:val="Normal"/>
+        <w:spacing w:lineRule="auto" w:line="240" w:before="0" w:after="60"/>
+        <w:jc w:val="both"/>
+        <w:rPr/>
+      </w:pPr>
+      <w:r>
+        <w:rPr>
+          <w:sz w:val="22"/>
+        </w:rPr>
+        <w:t>La clasificación de modalidades frente a cuantía es únicamente referencial. Contratación Directa, Comparación de Precios, Subasta Inversa, acuerdos marco y otros supuestos pueden depender de condiciones jurídicas o de mercado que no se deducen del monto por sí solo. Por ello, 'requiere revisión de contexto' no equivale a irregularidad.</w:t>
+      </w:r>
+    </w:p>
+    <w:p>
+      <w:pPr>
+        <w:pStyle w:val="Heading2"/>
+        <w:spacing w:lineRule="auto" w:line="240" w:before="0" w:after="60"/>
+        <w:rPr/>
+      </w:pPr>
+      <w:bookmarkStart w:id="21" w:name="__RefHeading___Toc815_3538885593"/>
+      <w:bookmarkEnd w:id="21"/>
+      <w:r>
+        <w:rPr>
+          <w:rFonts w:ascii="Arial" w:hAnsi="Arial"/>
+          <w:b/>
+          <w:sz w:val="22"/>
+        </w:rPr>
+        <w:t>Distribución de pagos</w:t>
+      </w:r>
+    </w:p>
+    <w:p>
+      <w:pPr>
+        <w:pStyle w:val="Normal"/>
+        <w:spacing w:lineRule="auto" w:line="240" w:before="0" w:after="60"/>
+        <w:jc w:val="center"/>
+        <w:rPr/>
+      </w:pPr>
+      <w:r>
+        <w:rPr/>
+        <w:drawing>
+          <wp:inline distT="0" distB="0" distL="0" distR="0">
+            <wp:extent cx="5577840" cy="3150235"/>
+            <wp:effectExtent l="0" t="0" r="0" b="0"/>
+            <wp:docPr id="5" name="Picture 2" descr=""/>
+            <wp:cNvGraphicFramePr>
+              <a:graphicFrameLocks xmlns:a="http://schemas.openxmlformats.org/drawingml/2006/main" noChangeAspect="1"/>
+            </wp:cNvGraphicFramePr>
+            <a:graphic xmlns:a="http://schemas.openxmlformats.org/drawingml/2006/main">
+              <a:graphicData uri="http://schemas.openxmlformats.org/drawingml/2006/picture">
+                <pic:pic xmlns:pic="http://schemas.openxmlformats.org/drawingml/2006/picture">
+                  <pic:nvPicPr>
+                    <pic:cNvPr id="5" name="Picture 2" descr=""/>
+                    <pic:cNvPicPr>
+                      <a:picLocks noChangeAspect="1" noChangeArrowheads="1"/>
+                    </pic:cNvPicPr>
+                  </pic:nvPicPr>
+                  <pic:blipFill>
+                    <a:blip r:embed="rId9"/>
+                    <a:stretch>
+                      <a:fillRect/>
+                    </a:stretch>
+                  </pic:blipFill>
+                  <pic:spPr bwMode="auto">
+                    <a:xfrm>
+                      <a:off x="0" y="0"/>
+                      <a:ext cx="5577840" cy="3150235"/>
+                    </a:xfrm>
+                    <a:prstGeom prst="rect">
+                      <a:avLst/>
+                    </a:prstGeom>
+                  </pic:spPr>
+                </pic:pic>
+              </a:graphicData>
+            </a:graphic>
+          </wp:inline>
+        </w:drawing>
+      </w:r>
+    </w:p>
+    <w:p>
+      <w:pPr>
+        <w:pStyle w:val="Heading2"/>
+        <w:spacing w:lineRule="auto" w:line="240" w:before="0" w:after="60"/>
+        <w:rPr/>
+      </w:pPr>
+      <w:bookmarkStart w:id="22" w:name="__RefHeading___Toc817_3538885593"/>
+      <w:bookmarkEnd w:id="22"/>
+      <w:r>
+        <w:rPr>
+          <w:rFonts w:ascii="Arial" w:hAnsi="Arial"/>
+          <w:b/>
+          <w:sz w:val="22"/>
+        </w:rPr>
+        <w:t>Modalidades por régimen</w:t>
+      </w:r>
+    </w:p>
+    <w:p>
+      <w:pPr>
+        <w:pStyle w:val="Normal"/>
+        <w:spacing w:lineRule="auto" w:line="240" w:before="0" w:after="60"/>
+        <w:jc w:val="center"/>
+        <w:rPr/>
+      </w:pPr>
+      <w:r>
+        <w:rPr/>
+        <w:drawing>
+          <wp:inline distT="0" distB="0" distL="0" distR="0">
+            <wp:extent cx="5577840" cy="3222625"/>
+            <wp:effectExtent l="0" t="0" r="0" b="0"/>
+            <wp:docPr id="6" name="Picture 3" descr=""/>
+            <wp:cNvGraphicFramePr>
+              <a:graphicFrameLocks xmlns:a="http://schemas.openxmlformats.org/drawingml/2006/main" noChangeAspect="1"/>
+            </wp:cNvGraphicFramePr>
+            <a:graphic xmlns:a="http://schemas.openxmlformats.org/drawingml/2006/main">
+              <a:graphicData uri="http://schemas.openxmlformats.org/drawingml/2006/picture">
+                <pic:pic xmlns:pic="http://schemas.openxmlformats.org/drawingml/2006/picture">
+                  <pic:nvPicPr>
+                    <pic:cNvPr id="6" name="Picture 3" descr=""/>
+                    <pic:cNvPicPr>
+                      <a:picLocks noChangeAspect="1" noChangeArrowheads="1"/>
+                    </pic:cNvPicPr>
+                  </pic:nvPicPr>
+                  <pic:blipFill>
+                    <a:blip r:embed="rId10"/>
+                    <a:stretch>
+                      <a:fillRect/>
+                    </a:stretch>
+                  </pic:blipFill>
+                  <pic:spPr bwMode="auto">
+                    <a:xfrm>
+                      <a:off x="0" y="0"/>
+                      <a:ext cx="5577840" cy="3222625"/>
+                    </a:xfrm>
+                    <a:prstGeom prst="rect">
+                      <a:avLst/>
+                    </a:prstGeom>
+                  </pic:spPr>
+                </pic:pic>
+              </a:graphicData>
+            </a:graphic>
+          </wp:inline>
+        </w:drawing>
+      </w:r>
+    </w:p>
+    <w:p>
+      <w:pPr>
+        <w:pStyle w:val="Heading2"/>
+        <w:spacing w:lineRule="auto" w:line="240" w:before="0" w:after="60"/>
+        <w:rPr/>
+      </w:pPr>
+      <w:bookmarkStart w:id="23" w:name="__RefHeading___Toc819_3538885593"/>
+      <w:bookmarkEnd w:id="23"/>
+      <w:r>
+        <w:rPr>
+          <w:rFonts w:ascii="Arial" w:hAnsi="Arial"/>
+          <w:b/>
+          <w:sz w:val="22"/>
+        </w:rPr>
+        <w:t>Limitación institucional</w:t>
+      </w:r>
+    </w:p>
+    <w:p>
+      <w:pPr>
+        <w:pStyle w:val="Normal"/>
+        <w:spacing w:lineRule="auto" w:line="240" w:before="0" w:after="60"/>
+        <w:jc w:val="both"/>
+        <w:rPr/>
+      </w:pPr>
+      <w:r>
+        <w:rPr>
+          <w:sz w:val="22"/>
+        </w:rPr>
+        <w:t>El cierre literal con pagos SIAF/SEACE institucionales, diccionarios reales, validación jurídica/funcional y permisos de consulta depende de la CGR y se mantiene registrado en el catálogo de dependencias institucionales.</w:t>
+      </w:r>
+    </w:p>
+    <w:p>
+      <w:pPr>
+        <w:pStyle w:val="Heading1"/>
         <w:spacing w:lineRule="exact" w:line="240" w:before="240" w:after="120"/>
         <w:rPr/>
       </w:pPr>
-      <w:bookmarkStart w:id="19" w:name="__RefHeading___Toc735_145107985"/>
-      <w:bookmarkEnd w:id="19"/>
+      <w:bookmarkStart w:id="24" w:name="__RefHeading___Toc821_3538885593"/>
+      <w:bookmarkEnd w:id="24"/>
       <w:r>
         <w:rPr>
           <w:rFonts w:eastAsia="Arial" w:cs="Arial" w:ascii="Arial" w:hAnsi="Arial"/>
@@ -8967,9 +9823,9 @@
       </w:r>
     </w:p>
     <w:sectPr>
-      <w:headerReference w:type="default" r:id="rId9"/>
-      <w:footerReference w:type="default" r:id="rId10"/>
-      <w:footerReference w:type="first" r:id="rId11"/>
+      <w:headerReference w:type="default" r:id="rId11"/>
+      <w:footerReference w:type="default" r:id="rId12"/>
+      <w:footerReference w:type="first" r:id="rId13"/>
       <w:type w:val="nextPage"/>
       <w:pgSz w:w="11906" w:h="16838"/>
       <w:pgMar w:left="1440" w:right="1440" w:gutter="0" w:header="708" w:top="1440" w:footer="708" w:bottom="1440"/>
@@ -9112,7 +9968,7 @@
     </w:r>
     <w:r>
       <w:rPr/>
-      <w:t>10</w:t>
+      <w:t>12</w:t>
     </w:r>
     <w:r>
       <w:rPr/>

--- a/reporte/Reporte_Tecnico_Prototipo_CGR_1.8.2.docx
+++ b/reporte/Reporte_Tecnico_Prototipo_CGR_1.8.2.docx
@@ -262,7 +262,7 @@
         <w:spacing w:lineRule="exact" w:line="240" w:before="240" w:after="120"/>
         <w:rPr/>
       </w:pPr>
-      <w:bookmarkStart w:id="0" w:name="__RefHeading___Toc773_3538885593"/>
+      <w:bookmarkStart w:id="0" w:name="__RefHeading___Toc773_1801721159"/>
       <w:bookmarkEnd w:id="0"/>
       <w:r>
         <w:rPr>
@@ -369,7 +369,7 @@
             </w:rPr>
             <w:fldChar w:fldCharType="separate"/>
           </w:r>
-          <w:hyperlink w:anchor="__RefHeading___Toc773_3538885593">
+          <w:hyperlink w:anchor="__RefHeading___Toc773_1801721159">
             <w:r>
               <w:rPr>
                 <w:rStyle w:val="IndexLink"/>
@@ -389,7 +389,7 @@
             </w:tabs>
             <w:rPr/>
           </w:pPr>
-          <w:hyperlink w:anchor="__RefHeading___Toc775_3538885593">
+          <w:hyperlink w:anchor="__RefHeading___Toc775_1801721159">
             <w:r>
               <w:rPr>
                 <w:rStyle w:val="IndexLink"/>
@@ -409,7 +409,7 @@
             </w:tabs>
             <w:rPr/>
           </w:pPr>
-          <w:hyperlink w:anchor="__RefHeading___Toc777_3538885593">
+          <w:hyperlink w:anchor="__RefHeading___Toc777_1801721159">
             <w:r>
               <w:rPr>
                 <w:rStyle w:val="IndexLink"/>
@@ -429,7 +429,7 @@
             </w:tabs>
             <w:rPr/>
           </w:pPr>
-          <w:hyperlink w:anchor="__RefHeading___Toc779_3538885593">
+          <w:hyperlink w:anchor="__RefHeading___Toc779_1801721159">
             <w:r>
               <w:rPr>
                 <w:rStyle w:val="IndexLink"/>
@@ -449,7 +449,7 @@
             </w:tabs>
             <w:rPr/>
           </w:pPr>
-          <w:hyperlink w:anchor="__RefHeading___Toc781_3538885593">
+          <w:hyperlink w:anchor="__RefHeading___Toc781_1801721159">
             <w:r>
               <w:rPr>
                 <w:rStyle w:val="IndexLink"/>
@@ -469,7 +469,7 @@
             </w:tabs>
             <w:rPr/>
           </w:pPr>
-          <w:hyperlink w:anchor="__RefHeading___Toc783_3538885593">
+          <w:hyperlink w:anchor="__RefHeading___Toc783_1801721159">
             <w:r>
               <w:rPr>
                 <w:rStyle w:val="IndexLink"/>
@@ -489,7 +489,7 @@
             </w:tabs>
             <w:rPr/>
           </w:pPr>
-          <w:hyperlink w:anchor="__RefHeading___Toc785_3538885593">
+          <w:hyperlink w:anchor="__RefHeading___Toc785_1801721159">
             <w:r>
               <w:rPr>
                 <w:rStyle w:val="IndexLink"/>
@@ -509,7 +509,7 @@
             </w:tabs>
             <w:rPr/>
           </w:pPr>
-          <w:hyperlink w:anchor="__RefHeading___Toc787_3538885593">
+          <w:hyperlink w:anchor="__RefHeading___Toc787_1801721159">
             <w:r>
               <w:rPr>
                 <w:rStyle w:val="IndexLink"/>
@@ -529,7 +529,7 @@
             </w:tabs>
             <w:rPr/>
           </w:pPr>
-          <w:hyperlink w:anchor="__RefHeading___Toc789_3538885593">
+          <w:hyperlink w:anchor="__RefHeading___Toc789_1801721159">
             <w:r>
               <w:rPr>
                 <w:rStyle w:val="IndexLink"/>
@@ -549,7 +549,7 @@
             </w:tabs>
             <w:rPr/>
           </w:pPr>
-          <w:hyperlink w:anchor="__RefHeading___Toc791_3538885593">
+          <w:hyperlink w:anchor="__RefHeading___Toc791_1801721159">
             <w:r>
               <w:rPr>
                 <w:rStyle w:val="IndexLink"/>
@@ -569,7 +569,7 @@
             </w:tabs>
             <w:rPr/>
           </w:pPr>
-          <w:hyperlink w:anchor="__RefHeading___Toc793_3538885593">
+          <w:hyperlink w:anchor="__RefHeading___Toc793_1801721159">
             <w:r>
               <w:rPr>
                 <w:rStyle w:val="IndexLink"/>
@@ -589,7 +589,7 @@
             </w:tabs>
             <w:rPr/>
           </w:pPr>
-          <w:hyperlink w:anchor="__RefHeading___Toc795_3538885593">
+          <w:hyperlink w:anchor="__RefHeading___Toc795_1801721159">
             <w:r>
               <w:rPr>
                 <w:rStyle w:val="IndexLink"/>
@@ -609,7 +609,7 @@
             </w:tabs>
             <w:rPr/>
           </w:pPr>
-          <w:hyperlink w:anchor="__RefHeading___Toc797_3538885593">
+          <w:hyperlink w:anchor="__RefHeading___Toc797_1801721159">
             <w:r>
               <w:rPr>
                 <w:rStyle w:val="IndexLink"/>
@@ -629,7 +629,7 @@
             </w:tabs>
             <w:rPr/>
           </w:pPr>
-          <w:hyperlink w:anchor="__RefHeading___Toc799_3538885593">
+          <w:hyperlink w:anchor="__RefHeading___Toc799_1801721159">
             <w:r>
               <w:rPr>
                 <w:rStyle w:val="IndexLink"/>
@@ -649,7 +649,7 @@
             </w:tabs>
             <w:rPr/>
           </w:pPr>
-          <w:hyperlink w:anchor="__RefHeading___Toc801_3538885593">
+          <w:hyperlink w:anchor="__RefHeading___Toc801_1801721159">
             <w:r>
               <w:rPr>
                 <w:rStyle w:val="IndexLink"/>
@@ -669,7 +669,7 @@
             </w:tabs>
             <w:rPr/>
           </w:pPr>
-          <w:hyperlink w:anchor="__RefHeading___Toc803_3538885593">
+          <w:hyperlink w:anchor="__RefHeading___Toc803_1801721159">
             <w:r>
               <w:rPr>
                 <w:rStyle w:val="IndexLink"/>
@@ -689,7 +689,7 @@
             </w:tabs>
             <w:rPr/>
           </w:pPr>
-          <w:hyperlink w:anchor="__RefHeading___Toc805_3538885593">
+          <w:hyperlink w:anchor="__RefHeading___Toc805_1801721159">
             <w:r>
               <w:rPr>
                 <w:rStyle w:val="IndexLink"/>
@@ -709,7 +709,7 @@
             </w:tabs>
             <w:rPr/>
           </w:pPr>
-          <w:hyperlink w:anchor="__RefHeading___Toc807_3538885593">
+          <w:hyperlink w:anchor="__RefHeading___Toc807_1801721159">
             <w:r>
               <w:rPr>
                 <w:rStyle w:val="IndexLink"/>
@@ -729,7 +729,7 @@
             </w:tabs>
             <w:rPr/>
           </w:pPr>
-          <w:hyperlink w:anchor="__RefHeading___Toc809_3538885593">
+          <w:hyperlink w:anchor="__RefHeading___Toc809_1801721159">
             <w:r>
               <w:rPr>
                 <w:rStyle w:val="IndexLink"/>
@@ -749,7 +749,7 @@
             </w:tabs>
             <w:rPr/>
           </w:pPr>
-          <w:hyperlink w:anchor="__RefHeading___Toc811_3538885593">
+          <w:hyperlink w:anchor="__RefHeading___Toc811_1801721159">
             <w:r>
               <w:rPr>
                 <w:rStyle w:val="IndexLink"/>
@@ -769,7 +769,7 @@
             </w:tabs>
             <w:rPr/>
           </w:pPr>
-          <w:hyperlink w:anchor="__RefHeading___Toc813_3538885593">
+          <w:hyperlink w:anchor="__RefHeading___Toc813_1801721159">
             <w:r>
               <w:rPr>
                 <w:rStyle w:val="IndexLink"/>
@@ -789,7 +789,7 @@
             </w:tabs>
             <w:rPr/>
           </w:pPr>
-          <w:hyperlink w:anchor="__RefHeading___Toc815_3538885593">
+          <w:hyperlink w:anchor="__RefHeading___Toc815_1801721159">
             <w:r>
               <w:rPr>
                 <w:rStyle w:val="IndexLink"/>
@@ -809,7 +809,7 @@
             </w:tabs>
             <w:rPr/>
           </w:pPr>
-          <w:hyperlink w:anchor="__RefHeading___Toc817_3538885593">
+          <w:hyperlink w:anchor="__RefHeading___Toc817_1801721159">
             <w:r>
               <w:rPr>
                 <w:rStyle w:val="IndexLink"/>
@@ -829,7 +829,7 @@
             </w:tabs>
             <w:rPr/>
           </w:pPr>
-          <w:hyperlink w:anchor="__RefHeading___Toc819_3538885593">
+          <w:hyperlink w:anchor="__RefHeading___Toc819_1801721159">
             <w:r>
               <w:rPr>
                 <w:rStyle w:val="IndexLink"/>
@@ -849,7 +849,7 @@
             </w:tabs>
             <w:rPr/>
           </w:pPr>
-          <w:hyperlink w:anchor="__RefHeading___Toc821_3538885593">
+          <w:hyperlink w:anchor="__RefHeading___Toc821_1801721159">
             <w:r>
               <w:rPr>
                 <w:rStyle w:val="IndexLink"/>
@@ -889,7 +889,7 @@
         <w:spacing w:lineRule="exact" w:line="240" w:before="240" w:after="120"/>
         <w:rPr/>
       </w:pPr>
-      <w:bookmarkStart w:id="1" w:name="__RefHeading___Toc775_3538885593"/>
+      <w:bookmarkStart w:id="1" w:name="__RefHeading___Toc775_1801721159"/>
       <w:bookmarkEnd w:id="1"/>
       <w:r>
         <w:rPr>
@@ -1035,7 +1035,7 @@
         <w:spacing w:lineRule="exact" w:line="240" w:before="240" w:after="120"/>
         <w:rPr/>
       </w:pPr>
-      <w:bookmarkStart w:id="2" w:name="__RefHeading___Toc777_3538885593"/>
+      <w:bookmarkStart w:id="2" w:name="__RefHeading___Toc777_1801721159"/>
       <w:bookmarkEnd w:id="2"/>
       <w:r>
         <w:rPr>
@@ -1127,7 +1127,7 @@
         <w:spacing w:lineRule="exact" w:line="240" w:before="240" w:after="120"/>
         <w:rPr/>
       </w:pPr>
-      <w:bookmarkStart w:id="3" w:name="__RefHeading___Toc779_3538885593"/>
+      <w:bookmarkStart w:id="3" w:name="__RefHeading___Toc779_1801721159"/>
       <w:bookmarkEnd w:id="3"/>
       <w:r>
         <w:rPr>
@@ -2441,7 +2441,7 @@
         <w:spacing w:lineRule="exact" w:line="240" w:before="240" w:after="120"/>
         <w:rPr/>
       </w:pPr>
-      <w:bookmarkStart w:id="4" w:name="__RefHeading___Toc781_3538885593"/>
+      <w:bookmarkStart w:id="4" w:name="__RefHeading___Toc781_1801721159"/>
       <w:bookmarkEnd w:id="4"/>
       <w:r>
         <w:rPr>
@@ -3018,7 +3018,7 @@
         <w:spacing w:lineRule="exact" w:line="240" w:before="240" w:after="120"/>
         <w:rPr/>
       </w:pPr>
-      <w:bookmarkStart w:id="5" w:name="__RefHeading___Toc783_3538885593"/>
+      <w:bookmarkStart w:id="5" w:name="__RefHeading___Toc783_1801721159"/>
       <w:bookmarkEnd w:id="5"/>
       <w:r>
         <w:rPr>
@@ -3074,7 +3074,7 @@
         <w:spacing w:lineRule="exact" w:line="240" w:before="240" w:after="120"/>
         <w:rPr/>
       </w:pPr>
-      <w:bookmarkStart w:id="6" w:name="__RefHeading___Toc785_3538885593"/>
+      <w:bookmarkStart w:id="6" w:name="__RefHeading___Toc785_1801721159"/>
       <w:bookmarkEnd w:id="6"/>
       <w:r>
         <w:rPr>
@@ -3112,7 +3112,7 @@
         <w:spacing w:lineRule="exact" w:line="240" w:before="240" w:after="120"/>
         <w:rPr/>
       </w:pPr>
-      <w:bookmarkStart w:id="7" w:name="__RefHeading___Toc787_3538885593"/>
+      <w:bookmarkStart w:id="7" w:name="__RefHeading___Toc787_1801721159"/>
       <w:bookmarkEnd w:id="7"/>
       <w:r>
         <w:rPr>
@@ -3132,7 +3132,7 @@
         <w:spacing w:lineRule="exact" w:line="240" w:before="180" w:after="80"/>
         <w:rPr/>
       </w:pPr>
-      <w:bookmarkStart w:id="8" w:name="__RefHeading___Toc789_3538885593"/>
+      <w:bookmarkStart w:id="8" w:name="__RefHeading___Toc789_1801721159"/>
       <w:bookmarkEnd w:id="8"/>
       <w:r>
         <w:rPr>
@@ -3836,7 +3836,7 @@
         <w:spacing w:lineRule="exact" w:line="240" w:before="180" w:after="80"/>
         <w:rPr/>
       </w:pPr>
-      <w:bookmarkStart w:id="9" w:name="__RefHeading___Toc791_3538885593"/>
+      <w:bookmarkStart w:id="9" w:name="__RefHeading___Toc791_1801721159"/>
       <w:bookmarkEnd w:id="9"/>
       <w:r>
         <w:rPr>
@@ -4518,7 +4518,7 @@
         <w:spacing w:lineRule="exact" w:line="240" w:before="180" w:after="80"/>
         <w:rPr/>
       </w:pPr>
-      <w:bookmarkStart w:id="10" w:name="__RefHeading___Toc793_3538885593"/>
+      <w:bookmarkStart w:id="10" w:name="__RefHeading___Toc793_1801721159"/>
       <w:bookmarkEnd w:id="10"/>
       <w:r>
         <w:rPr>
@@ -5494,7 +5494,7 @@
         <w:spacing w:lineRule="exact" w:line="240" w:before="180" w:after="80"/>
         <w:rPr/>
       </w:pPr>
-      <w:bookmarkStart w:id="11" w:name="__RefHeading___Toc795_3538885593"/>
+      <w:bookmarkStart w:id="11" w:name="__RefHeading___Toc795_1801721159"/>
       <w:bookmarkEnd w:id="11"/>
       <w:r>
         <w:rPr>
@@ -6350,7 +6350,7 @@
         <w:spacing w:lineRule="exact" w:line="240" w:before="180" w:after="80"/>
         <w:rPr/>
       </w:pPr>
-      <w:bookmarkStart w:id="12" w:name="__RefHeading___Toc797_3538885593"/>
+      <w:bookmarkStart w:id="12" w:name="__RefHeading___Toc797_1801721159"/>
       <w:bookmarkEnd w:id="12"/>
       <w:r>
         <w:rPr>
@@ -6853,7 +6853,7 @@
         <w:spacing w:lineRule="exact" w:line="240" w:before="180" w:after="80"/>
         <w:rPr/>
       </w:pPr>
-      <w:bookmarkStart w:id="13" w:name="__RefHeading___Toc799_3538885593"/>
+      <w:bookmarkStart w:id="13" w:name="__RefHeading___Toc799_1801721159"/>
       <w:bookmarkEnd w:id="13"/>
       <w:r>
         <w:rPr>
@@ -7620,7 +7620,7 @@
         <w:spacing w:lineRule="exact" w:line="240" w:before="180" w:after="80"/>
         <w:rPr/>
       </w:pPr>
-      <w:bookmarkStart w:id="14" w:name="__RefHeading___Toc801_3538885593"/>
+      <w:bookmarkStart w:id="14" w:name="__RefHeading___Toc801_1801721159"/>
       <w:bookmarkEnd w:id="14"/>
       <w:r>
         <w:rPr>
@@ -7740,7 +7740,7 @@
         <w:spacing w:lineRule="exact" w:line="240" w:before="180" w:after="80"/>
         <w:rPr/>
       </w:pPr>
-      <w:bookmarkStart w:id="15" w:name="__RefHeading___Toc803_3538885593"/>
+      <w:bookmarkStart w:id="15" w:name="__RefHeading___Toc803_1801721159"/>
       <w:bookmarkEnd w:id="15"/>
       <w:r>
         <w:rPr>
@@ -7860,7 +7860,7 @@
         <w:spacing w:lineRule="exact" w:line="240" w:before="180" w:after="80"/>
         <w:rPr/>
       </w:pPr>
-      <w:bookmarkStart w:id="16" w:name="__RefHeading___Toc805_3538885593"/>
+      <w:bookmarkStart w:id="16" w:name="__RefHeading___Toc805_1801721159"/>
       <w:bookmarkEnd w:id="16"/>
       <w:r>
         <w:rPr>
@@ -8658,7 +8658,7 @@
         <w:spacing w:lineRule="exact" w:line="240" w:before="240" w:after="120"/>
         <w:rPr/>
       </w:pPr>
-      <w:bookmarkStart w:id="17" w:name="__RefHeading___Toc807_3538885593"/>
+      <w:bookmarkStart w:id="17" w:name="__RefHeading___Toc807_1801721159"/>
       <w:bookmarkEnd w:id="17"/>
       <w:r>
         <w:rPr>
@@ -8732,7 +8732,7 @@
         <w:spacing w:lineRule="exact" w:line="240" w:before="240" w:after="120"/>
         <w:rPr/>
       </w:pPr>
-      <w:bookmarkStart w:id="18" w:name="__RefHeading___Toc809_3538885593"/>
+      <w:bookmarkStart w:id="18" w:name="__RefHeading___Toc809_1801721159"/>
       <w:bookmarkEnd w:id="18"/>
       <w:r>
         <w:rPr>
@@ -8763,7 +8763,7 @@
           <w:sz w:val="22"/>
           <w:szCs w:val="22"/>
         </w:rPr>
-        <w:t>Commit utilizado por la evidencia: 9d6b68d304c74f8bdc715fc195996b257793cda6.</w:t>
+        <w:t>Commit utilizado por la evidencia: 5690a20f3c35cf2956b5e8ea791cabe2bd11148b.</w:t>
       </w:r>
     </w:p>
     <w:p>
@@ -8932,7 +8932,7 @@
         <w:spacing w:lineRule="auto" w:line="240" w:before="0" w:after="60"/>
         <w:rPr/>
       </w:pPr>
-      <w:bookmarkStart w:id="19" w:name="__RefHeading___Toc811_3538885593"/>
+      <w:bookmarkStart w:id="19" w:name="__RefHeading___Toc811_1801721159"/>
       <w:bookmarkEnd w:id="19"/>
       <w:r>
         <w:rPr>
@@ -8963,7 +8963,7 @@
         <w:spacing w:lineRule="auto" w:line="240" w:before="0" w:after="60"/>
         <w:rPr/>
       </w:pPr>
-      <w:bookmarkStart w:id="20" w:name="__RefHeading___Toc813_3538885593"/>
+      <w:bookmarkStart w:id="20" w:name="__RefHeading___Toc813_1801721159"/>
       <w:bookmarkEnd w:id="20"/>
       <w:r>
         <w:rPr>
@@ -9527,7 +9527,7 @@
         <w:spacing w:lineRule="auto" w:line="240" w:before="0" w:after="60"/>
         <w:rPr/>
       </w:pPr>
-      <w:bookmarkStart w:id="21" w:name="__RefHeading___Toc815_3538885593"/>
+      <w:bookmarkStart w:id="21" w:name="__RefHeading___Toc815_1801721159"/>
       <w:bookmarkEnd w:id="21"/>
       <w:r>
         <w:rPr>
@@ -9592,7 +9592,7 @@
         <w:spacing w:lineRule="auto" w:line="240" w:before="0" w:after="60"/>
         <w:rPr/>
       </w:pPr>
-      <w:bookmarkStart w:id="22" w:name="__RefHeading___Toc817_3538885593"/>
+      <w:bookmarkStart w:id="22" w:name="__RefHeading___Toc817_1801721159"/>
       <w:bookmarkEnd w:id="22"/>
       <w:r>
         <w:rPr>
@@ -9657,7 +9657,7 @@
         <w:spacing w:lineRule="auto" w:line="240" w:before="0" w:after="60"/>
         <w:rPr/>
       </w:pPr>
-      <w:bookmarkStart w:id="23" w:name="__RefHeading___Toc819_3538885593"/>
+      <w:bookmarkStart w:id="23" w:name="__RefHeading___Toc819_1801721159"/>
       <w:bookmarkEnd w:id="23"/>
       <w:r>
         <w:rPr>
@@ -9688,7 +9688,7 @@
         <w:spacing w:lineRule="exact" w:line="240" w:before="240" w:after="120"/>
         <w:rPr/>
       </w:pPr>
-      <w:bookmarkStart w:id="24" w:name="__RefHeading___Toc821_3538885593"/>
+      <w:bookmarkStart w:id="24" w:name="__RefHeading___Toc821_1801721159"/>
       <w:bookmarkEnd w:id="24"/>
       <w:r>
         <w:rPr>

--- a/reporte/Reporte_Tecnico_Prototipo_CGR_1.8.2.docx
+++ b/reporte/Reporte_Tecnico_Prototipo_CGR_1.8.2.docx
@@ -262,7 +262,7 @@
         <w:spacing w:lineRule="exact" w:line="240" w:before="240" w:after="120"/>
         <w:rPr/>
       </w:pPr>
-      <w:bookmarkStart w:id="0" w:name="__RefHeading___Toc773_1801721159"/>
+      <w:bookmarkStart w:id="0" w:name="__RefHeading___Toc773_2404426520"/>
       <w:bookmarkEnd w:id="0"/>
       <w:r>
         <w:rPr>
@@ -369,7 +369,7 @@
             </w:rPr>
             <w:fldChar w:fldCharType="separate"/>
           </w:r>
-          <w:hyperlink w:anchor="__RefHeading___Toc773_1801721159">
+          <w:hyperlink w:anchor="__RefHeading___Toc773_2404426520">
             <w:r>
               <w:rPr>
                 <w:rStyle w:val="IndexLink"/>
@@ -389,7 +389,7 @@
             </w:tabs>
             <w:rPr/>
           </w:pPr>
-          <w:hyperlink w:anchor="__RefHeading___Toc775_1801721159">
+          <w:hyperlink w:anchor="__RefHeading___Toc775_2404426520">
             <w:r>
               <w:rPr>
                 <w:rStyle w:val="IndexLink"/>
@@ -409,7 +409,7 @@
             </w:tabs>
             <w:rPr/>
           </w:pPr>
-          <w:hyperlink w:anchor="__RefHeading___Toc777_1801721159">
+          <w:hyperlink w:anchor="__RefHeading___Toc777_2404426520">
             <w:r>
               <w:rPr>
                 <w:rStyle w:val="IndexLink"/>
@@ -429,7 +429,7 @@
             </w:tabs>
             <w:rPr/>
           </w:pPr>
-          <w:hyperlink w:anchor="__RefHeading___Toc779_1801721159">
+          <w:hyperlink w:anchor="__RefHeading___Toc779_2404426520">
             <w:r>
               <w:rPr>
                 <w:rStyle w:val="IndexLink"/>
@@ -449,7 +449,7 @@
             </w:tabs>
             <w:rPr/>
           </w:pPr>
-          <w:hyperlink w:anchor="__RefHeading___Toc781_1801721159">
+          <w:hyperlink w:anchor="__RefHeading___Toc781_2404426520">
             <w:r>
               <w:rPr>
                 <w:rStyle w:val="IndexLink"/>
@@ -469,7 +469,7 @@
             </w:tabs>
             <w:rPr/>
           </w:pPr>
-          <w:hyperlink w:anchor="__RefHeading___Toc783_1801721159">
+          <w:hyperlink w:anchor="__RefHeading___Toc783_2404426520">
             <w:r>
               <w:rPr>
                 <w:rStyle w:val="IndexLink"/>
@@ -489,7 +489,7 @@
             </w:tabs>
             <w:rPr/>
           </w:pPr>
-          <w:hyperlink w:anchor="__RefHeading___Toc785_1801721159">
+          <w:hyperlink w:anchor="__RefHeading___Toc785_2404426520">
             <w:r>
               <w:rPr>
                 <w:rStyle w:val="IndexLink"/>
@@ -509,7 +509,7 @@
             </w:tabs>
             <w:rPr/>
           </w:pPr>
-          <w:hyperlink w:anchor="__RefHeading___Toc787_1801721159">
+          <w:hyperlink w:anchor="__RefHeading___Toc787_2404426520">
             <w:r>
               <w:rPr>
                 <w:rStyle w:val="IndexLink"/>
@@ -529,7 +529,7 @@
             </w:tabs>
             <w:rPr/>
           </w:pPr>
-          <w:hyperlink w:anchor="__RefHeading___Toc789_1801721159">
+          <w:hyperlink w:anchor="__RefHeading___Toc789_2404426520">
             <w:r>
               <w:rPr>
                 <w:rStyle w:val="IndexLink"/>
@@ -549,7 +549,7 @@
             </w:tabs>
             <w:rPr/>
           </w:pPr>
-          <w:hyperlink w:anchor="__RefHeading___Toc791_1801721159">
+          <w:hyperlink w:anchor="__RefHeading___Toc791_2404426520">
             <w:r>
               <w:rPr>
                 <w:rStyle w:val="IndexLink"/>
@@ -569,7 +569,7 @@
             </w:tabs>
             <w:rPr/>
           </w:pPr>
-          <w:hyperlink w:anchor="__RefHeading___Toc793_1801721159">
+          <w:hyperlink w:anchor="__RefHeading___Toc793_2404426520">
             <w:r>
               <w:rPr>
                 <w:rStyle w:val="IndexLink"/>
@@ -589,7 +589,7 @@
             </w:tabs>
             <w:rPr/>
           </w:pPr>
-          <w:hyperlink w:anchor="__RefHeading___Toc795_1801721159">
+          <w:hyperlink w:anchor="__RefHeading___Toc795_2404426520">
             <w:r>
               <w:rPr>
                 <w:rStyle w:val="IndexLink"/>
@@ -609,7 +609,7 @@
             </w:tabs>
             <w:rPr/>
           </w:pPr>
-          <w:hyperlink w:anchor="__RefHeading___Toc797_1801721159">
+          <w:hyperlink w:anchor="__RefHeading___Toc797_2404426520">
             <w:r>
               <w:rPr>
                 <w:rStyle w:val="IndexLink"/>
@@ -629,7 +629,7 @@
             </w:tabs>
             <w:rPr/>
           </w:pPr>
-          <w:hyperlink w:anchor="__RefHeading___Toc799_1801721159">
+          <w:hyperlink w:anchor="__RefHeading___Toc799_2404426520">
             <w:r>
               <w:rPr>
                 <w:rStyle w:val="IndexLink"/>
@@ -649,7 +649,7 @@
             </w:tabs>
             <w:rPr/>
           </w:pPr>
-          <w:hyperlink w:anchor="__RefHeading___Toc801_1801721159">
+          <w:hyperlink w:anchor="__RefHeading___Toc801_2404426520">
             <w:r>
               <w:rPr>
                 <w:rStyle w:val="IndexLink"/>
@@ -669,7 +669,7 @@
             </w:tabs>
             <w:rPr/>
           </w:pPr>
-          <w:hyperlink w:anchor="__RefHeading___Toc803_1801721159">
+          <w:hyperlink w:anchor="__RefHeading___Toc803_2404426520">
             <w:r>
               <w:rPr>
                 <w:rStyle w:val="IndexLink"/>
@@ -689,7 +689,7 @@
             </w:tabs>
             <w:rPr/>
           </w:pPr>
-          <w:hyperlink w:anchor="__RefHeading___Toc805_1801721159">
+          <w:hyperlink w:anchor="__RefHeading___Toc805_2404426520">
             <w:r>
               <w:rPr>
                 <w:rStyle w:val="IndexLink"/>
@@ -709,7 +709,7 @@
             </w:tabs>
             <w:rPr/>
           </w:pPr>
-          <w:hyperlink w:anchor="__RefHeading___Toc807_1801721159">
+          <w:hyperlink w:anchor="__RefHeading___Toc807_2404426520">
             <w:r>
               <w:rPr>
                 <w:rStyle w:val="IndexLink"/>
@@ -729,7 +729,7 @@
             </w:tabs>
             <w:rPr/>
           </w:pPr>
-          <w:hyperlink w:anchor="__RefHeading___Toc809_1801721159">
+          <w:hyperlink w:anchor="__RefHeading___Toc809_2404426520">
             <w:r>
               <w:rPr>
                 <w:rStyle w:val="IndexLink"/>
@@ -749,7 +749,7 @@
             </w:tabs>
             <w:rPr/>
           </w:pPr>
-          <w:hyperlink w:anchor="__RefHeading___Toc811_1801721159">
+          <w:hyperlink w:anchor="__RefHeading___Toc811_2404426520">
             <w:r>
               <w:rPr>
                 <w:rStyle w:val="IndexLink"/>
@@ -769,7 +769,7 @@
             </w:tabs>
             <w:rPr/>
           </w:pPr>
-          <w:hyperlink w:anchor="__RefHeading___Toc813_1801721159">
+          <w:hyperlink w:anchor="__RefHeading___Toc813_2404426520">
             <w:r>
               <w:rPr>
                 <w:rStyle w:val="IndexLink"/>
@@ -789,7 +789,7 @@
             </w:tabs>
             <w:rPr/>
           </w:pPr>
-          <w:hyperlink w:anchor="__RefHeading___Toc815_1801721159">
+          <w:hyperlink w:anchor="__RefHeading___Toc815_2404426520">
             <w:r>
               <w:rPr>
                 <w:rStyle w:val="IndexLink"/>
@@ -809,7 +809,7 @@
             </w:tabs>
             <w:rPr/>
           </w:pPr>
-          <w:hyperlink w:anchor="__RefHeading___Toc817_1801721159">
+          <w:hyperlink w:anchor="__RefHeading___Toc817_2404426520">
             <w:r>
               <w:rPr>
                 <w:rStyle w:val="IndexLink"/>
@@ -829,7 +829,7 @@
             </w:tabs>
             <w:rPr/>
           </w:pPr>
-          <w:hyperlink w:anchor="__RefHeading___Toc819_1801721159">
+          <w:hyperlink w:anchor="__RefHeading___Toc819_2404426520">
             <w:r>
               <w:rPr>
                 <w:rStyle w:val="IndexLink"/>
@@ -849,7 +849,7 @@
             </w:tabs>
             <w:rPr/>
           </w:pPr>
-          <w:hyperlink w:anchor="__RefHeading___Toc821_1801721159">
+          <w:hyperlink w:anchor="__RefHeading___Toc821_2404426520">
             <w:r>
               <w:rPr>
                 <w:rStyle w:val="IndexLink"/>
@@ -889,7 +889,7 @@
         <w:spacing w:lineRule="exact" w:line="240" w:before="240" w:after="120"/>
         <w:rPr/>
       </w:pPr>
-      <w:bookmarkStart w:id="1" w:name="__RefHeading___Toc775_1801721159"/>
+      <w:bookmarkStart w:id="1" w:name="__RefHeading___Toc775_2404426520"/>
       <w:bookmarkEnd w:id="1"/>
       <w:r>
         <w:rPr>
@@ -1035,7 +1035,7 @@
         <w:spacing w:lineRule="exact" w:line="240" w:before="240" w:after="120"/>
         <w:rPr/>
       </w:pPr>
-      <w:bookmarkStart w:id="2" w:name="__RefHeading___Toc777_1801721159"/>
+      <w:bookmarkStart w:id="2" w:name="__RefHeading___Toc777_2404426520"/>
       <w:bookmarkEnd w:id="2"/>
       <w:r>
         <w:rPr>
@@ -1127,7 +1127,7 @@
         <w:spacing w:lineRule="exact" w:line="240" w:before="240" w:after="120"/>
         <w:rPr/>
       </w:pPr>
-      <w:bookmarkStart w:id="3" w:name="__RefHeading___Toc779_1801721159"/>
+      <w:bookmarkStart w:id="3" w:name="__RefHeading___Toc779_2404426520"/>
       <w:bookmarkEnd w:id="3"/>
       <w:r>
         <w:rPr>
@@ -2441,7 +2441,7 @@
         <w:spacing w:lineRule="exact" w:line="240" w:before="240" w:after="120"/>
         <w:rPr/>
       </w:pPr>
-      <w:bookmarkStart w:id="4" w:name="__RefHeading___Toc781_1801721159"/>
+      <w:bookmarkStart w:id="4" w:name="__RefHeading___Toc781_2404426520"/>
       <w:bookmarkEnd w:id="4"/>
       <w:r>
         <w:rPr>
@@ -3018,7 +3018,7 @@
         <w:spacing w:lineRule="exact" w:line="240" w:before="240" w:after="120"/>
         <w:rPr/>
       </w:pPr>
-      <w:bookmarkStart w:id="5" w:name="__RefHeading___Toc783_1801721159"/>
+      <w:bookmarkStart w:id="5" w:name="__RefHeading___Toc783_2404426520"/>
       <w:bookmarkEnd w:id="5"/>
       <w:r>
         <w:rPr>
@@ -3074,7 +3074,7 @@
         <w:spacing w:lineRule="exact" w:line="240" w:before="240" w:after="120"/>
         <w:rPr/>
       </w:pPr>
-      <w:bookmarkStart w:id="6" w:name="__RefHeading___Toc785_1801721159"/>
+      <w:bookmarkStart w:id="6" w:name="__RefHeading___Toc785_2404426520"/>
       <w:bookmarkEnd w:id="6"/>
       <w:r>
         <w:rPr>
@@ -3112,7 +3112,7 @@
         <w:spacing w:lineRule="exact" w:line="240" w:before="240" w:after="120"/>
         <w:rPr/>
       </w:pPr>
-      <w:bookmarkStart w:id="7" w:name="__RefHeading___Toc787_1801721159"/>
+      <w:bookmarkStart w:id="7" w:name="__RefHeading___Toc787_2404426520"/>
       <w:bookmarkEnd w:id="7"/>
       <w:r>
         <w:rPr>
@@ -3132,7 +3132,7 @@
         <w:spacing w:lineRule="exact" w:line="240" w:before="180" w:after="80"/>
         <w:rPr/>
       </w:pPr>
-      <w:bookmarkStart w:id="8" w:name="__RefHeading___Toc789_1801721159"/>
+      <w:bookmarkStart w:id="8" w:name="__RefHeading___Toc789_2404426520"/>
       <w:bookmarkEnd w:id="8"/>
       <w:r>
         <w:rPr>
@@ -3836,7 +3836,7 @@
         <w:spacing w:lineRule="exact" w:line="240" w:before="180" w:after="80"/>
         <w:rPr/>
       </w:pPr>
-      <w:bookmarkStart w:id="9" w:name="__RefHeading___Toc791_1801721159"/>
+      <w:bookmarkStart w:id="9" w:name="__RefHeading___Toc791_2404426520"/>
       <w:bookmarkEnd w:id="9"/>
       <w:r>
         <w:rPr>
@@ -4518,7 +4518,7 @@
         <w:spacing w:lineRule="exact" w:line="240" w:before="180" w:after="80"/>
         <w:rPr/>
       </w:pPr>
-      <w:bookmarkStart w:id="10" w:name="__RefHeading___Toc793_1801721159"/>
+      <w:bookmarkStart w:id="10" w:name="__RefHeading___Toc793_2404426520"/>
       <w:bookmarkEnd w:id="10"/>
       <w:r>
         <w:rPr>
@@ -5494,7 +5494,7 @@
         <w:spacing w:lineRule="exact" w:line="240" w:before="180" w:after="80"/>
         <w:rPr/>
       </w:pPr>
-      <w:bookmarkStart w:id="11" w:name="__RefHeading___Toc795_1801721159"/>
+      <w:bookmarkStart w:id="11" w:name="__RefHeading___Toc795_2404426520"/>
       <w:bookmarkEnd w:id="11"/>
       <w:r>
         <w:rPr>
@@ -6350,7 +6350,7 @@
         <w:spacing w:lineRule="exact" w:line="240" w:before="180" w:after="80"/>
         <w:rPr/>
       </w:pPr>
-      <w:bookmarkStart w:id="12" w:name="__RefHeading___Toc797_1801721159"/>
+      <w:bookmarkStart w:id="12" w:name="__RefHeading___Toc797_2404426520"/>
       <w:bookmarkEnd w:id="12"/>
       <w:r>
         <w:rPr>
@@ -6853,7 +6853,7 @@
         <w:spacing w:lineRule="exact" w:line="240" w:before="180" w:after="80"/>
         <w:rPr/>
       </w:pPr>
-      <w:bookmarkStart w:id="13" w:name="__RefHeading___Toc799_1801721159"/>
+      <w:bookmarkStart w:id="13" w:name="__RefHeading___Toc799_2404426520"/>
       <w:bookmarkEnd w:id="13"/>
       <w:r>
         <w:rPr>
@@ -7620,7 +7620,7 @@
         <w:spacing w:lineRule="exact" w:line="240" w:before="180" w:after="80"/>
         <w:rPr/>
       </w:pPr>
-      <w:bookmarkStart w:id="14" w:name="__RefHeading___Toc801_1801721159"/>
+      <w:bookmarkStart w:id="14" w:name="__RefHeading___Toc801_2404426520"/>
       <w:bookmarkEnd w:id="14"/>
       <w:r>
         <w:rPr>
@@ -7740,7 +7740,7 @@
         <w:spacing w:lineRule="exact" w:line="240" w:before="180" w:after="80"/>
         <w:rPr/>
       </w:pPr>
-      <w:bookmarkStart w:id="15" w:name="__RefHeading___Toc803_1801721159"/>
+      <w:bookmarkStart w:id="15" w:name="__RefHeading___Toc803_2404426520"/>
       <w:bookmarkEnd w:id="15"/>
       <w:r>
         <w:rPr>
@@ -7860,7 +7860,7 @@
         <w:spacing w:lineRule="exact" w:line="240" w:before="180" w:after="80"/>
         <w:rPr/>
       </w:pPr>
-      <w:bookmarkStart w:id="16" w:name="__RefHeading___Toc805_1801721159"/>
+      <w:bookmarkStart w:id="16" w:name="__RefHeading___Toc805_2404426520"/>
       <w:bookmarkEnd w:id="16"/>
       <w:r>
         <w:rPr>
@@ -8658,7 +8658,7 @@
         <w:spacing w:lineRule="exact" w:line="240" w:before="240" w:after="120"/>
         <w:rPr/>
       </w:pPr>
-      <w:bookmarkStart w:id="17" w:name="__RefHeading___Toc807_1801721159"/>
+      <w:bookmarkStart w:id="17" w:name="__RefHeading___Toc807_2404426520"/>
       <w:bookmarkEnd w:id="17"/>
       <w:r>
         <w:rPr>
@@ -8732,7 +8732,7 @@
         <w:spacing w:lineRule="exact" w:line="240" w:before="240" w:after="120"/>
         <w:rPr/>
       </w:pPr>
-      <w:bookmarkStart w:id="18" w:name="__RefHeading___Toc809_1801721159"/>
+      <w:bookmarkStart w:id="18" w:name="__RefHeading___Toc809_2404426520"/>
       <w:bookmarkEnd w:id="18"/>
       <w:r>
         <w:rPr>
@@ -8763,7 +8763,7 @@
           <w:sz w:val="22"/>
           <w:szCs w:val="22"/>
         </w:rPr>
-        <w:t>Commit utilizado por la evidencia: 5690a20f3c35cf2956b5e8ea791cabe2bd11148b.</w:t>
+        <w:t>Commit utilizado por la evidencia: f96f7504913d27d0cab0cc23cedacdfaba4f8dff.</w:t>
       </w:r>
     </w:p>
     <w:p>
@@ -8932,7 +8932,7 @@
         <w:spacing w:lineRule="auto" w:line="240" w:before="0" w:after="60"/>
         <w:rPr/>
       </w:pPr>
-      <w:bookmarkStart w:id="19" w:name="__RefHeading___Toc811_1801721159"/>
+      <w:bookmarkStart w:id="19" w:name="__RefHeading___Toc811_2404426520"/>
       <w:bookmarkEnd w:id="19"/>
       <w:r>
         <w:rPr>
@@ -8963,7 +8963,7 @@
         <w:spacing w:lineRule="auto" w:line="240" w:before="0" w:after="60"/>
         <w:rPr/>
       </w:pPr>
-      <w:bookmarkStart w:id="20" w:name="__RefHeading___Toc813_1801721159"/>
+      <w:bookmarkStart w:id="20" w:name="__RefHeading___Toc813_2404426520"/>
       <w:bookmarkEnd w:id="20"/>
       <w:r>
         <w:rPr>
@@ -9527,7 +9527,7 @@
         <w:spacing w:lineRule="auto" w:line="240" w:before="0" w:after="60"/>
         <w:rPr/>
       </w:pPr>
-      <w:bookmarkStart w:id="21" w:name="__RefHeading___Toc815_1801721159"/>
+      <w:bookmarkStart w:id="21" w:name="__RefHeading___Toc815_2404426520"/>
       <w:bookmarkEnd w:id="21"/>
       <w:r>
         <w:rPr>
@@ -9592,7 +9592,7 @@
         <w:spacing w:lineRule="auto" w:line="240" w:before="0" w:after="60"/>
         <w:rPr/>
       </w:pPr>
-      <w:bookmarkStart w:id="22" w:name="__RefHeading___Toc817_1801721159"/>
+      <w:bookmarkStart w:id="22" w:name="__RefHeading___Toc817_2404426520"/>
       <w:bookmarkEnd w:id="22"/>
       <w:r>
         <w:rPr>
@@ -9657,7 +9657,7 @@
         <w:spacing w:lineRule="auto" w:line="240" w:before="0" w:after="60"/>
         <w:rPr/>
       </w:pPr>
-      <w:bookmarkStart w:id="23" w:name="__RefHeading___Toc819_1801721159"/>
+      <w:bookmarkStart w:id="23" w:name="__RefHeading___Toc819_2404426520"/>
       <w:bookmarkEnd w:id="23"/>
       <w:r>
         <w:rPr>
@@ -9688,7 +9688,7 @@
         <w:spacing w:lineRule="exact" w:line="240" w:before="240" w:after="120"/>
         <w:rPr/>
       </w:pPr>
-      <w:bookmarkStart w:id="24" w:name="__RefHeading___Toc821_1801721159"/>
+      <w:bookmarkStart w:id="24" w:name="__RefHeading___Toc821_2404426520"/>
       <w:bookmarkEnd w:id="24"/>
       <w:r>
         <w:rPr>

--- a/reporte/Reporte_Tecnico_Prototipo_CGR_1.8.2.docx
+++ b/reporte/Reporte_Tecnico_Prototipo_CGR_1.8.2.docx
@@ -262,7 +262,7 @@
         <w:spacing w:lineRule="exact" w:line="240" w:before="240" w:after="120"/>
         <w:rPr/>
       </w:pPr>
-      <w:bookmarkStart w:id="0" w:name="__RefHeading___Toc773_2404426520"/>
+      <w:bookmarkStart w:id="0" w:name="__RefHeading___Toc773_1564033828"/>
       <w:bookmarkEnd w:id="0"/>
       <w:r>
         <w:rPr>
@@ -369,7 +369,7 @@
             </w:rPr>
             <w:fldChar w:fldCharType="separate"/>
           </w:r>
-          <w:hyperlink w:anchor="__RefHeading___Toc773_2404426520">
+          <w:hyperlink w:anchor="__RefHeading___Toc773_1564033828">
             <w:r>
               <w:rPr>
                 <w:rStyle w:val="IndexLink"/>
@@ -389,7 +389,7 @@
             </w:tabs>
             <w:rPr/>
           </w:pPr>
-          <w:hyperlink w:anchor="__RefHeading___Toc775_2404426520">
+          <w:hyperlink w:anchor="__RefHeading___Toc775_1564033828">
             <w:r>
               <w:rPr>
                 <w:rStyle w:val="IndexLink"/>
@@ -409,7 +409,7 @@
             </w:tabs>
             <w:rPr/>
           </w:pPr>
-          <w:hyperlink w:anchor="__RefHeading___Toc777_2404426520">
+          <w:hyperlink w:anchor="__RefHeading___Toc777_1564033828">
             <w:r>
               <w:rPr>
                 <w:rStyle w:val="IndexLink"/>
@@ -429,7 +429,7 @@
             </w:tabs>
             <w:rPr/>
           </w:pPr>
-          <w:hyperlink w:anchor="__RefHeading___Toc779_2404426520">
+          <w:hyperlink w:anchor="__RefHeading___Toc779_1564033828">
             <w:r>
               <w:rPr>
                 <w:rStyle w:val="IndexLink"/>
@@ -449,7 +449,7 @@
             </w:tabs>
             <w:rPr/>
           </w:pPr>
-          <w:hyperlink w:anchor="__RefHeading___Toc781_2404426520">
+          <w:hyperlink w:anchor="__RefHeading___Toc781_1564033828">
             <w:r>
               <w:rPr>
                 <w:rStyle w:val="IndexLink"/>
@@ -469,7 +469,7 @@
             </w:tabs>
             <w:rPr/>
           </w:pPr>
-          <w:hyperlink w:anchor="__RefHeading___Toc783_2404426520">
+          <w:hyperlink w:anchor="__RefHeading___Toc783_1564033828">
             <w:r>
               <w:rPr>
                 <w:rStyle w:val="IndexLink"/>
@@ -489,7 +489,7 @@
             </w:tabs>
             <w:rPr/>
           </w:pPr>
-          <w:hyperlink w:anchor="__RefHeading___Toc785_2404426520">
+          <w:hyperlink w:anchor="__RefHeading___Toc785_1564033828">
             <w:r>
               <w:rPr>
                 <w:rStyle w:val="IndexLink"/>
@@ -509,7 +509,7 @@
             </w:tabs>
             <w:rPr/>
           </w:pPr>
-          <w:hyperlink w:anchor="__RefHeading___Toc787_2404426520">
+          <w:hyperlink w:anchor="__RefHeading___Toc787_1564033828">
             <w:r>
               <w:rPr>
                 <w:rStyle w:val="IndexLink"/>
@@ -529,7 +529,7 @@
             </w:tabs>
             <w:rPr/>
           </w:pPr>
-          <w:hyperlink w:anchor="__RefHeading___Toc789_2404426520">
+          <w:hyperlink w:anchor="__RefHeading___Toc789_1564033828">
             <w:r>
               <w:rPr>
                 <w:rStyle w:val="IndexLink"/>
@@ -549,7 +549,7 @@
             </w:tabs>
             <w:rPr/>
           </w:pPr>
-          <w:hyperlink w:anchor="__RefHeading___Toc791_2404426520">
+          <w:hyperlink w:anchor="__RefHeading___Toc791_1564033828">
             <w:r>
               <w:rPr>
                 <w:rStyle w:val="IndexLink"/>
@@ -569,7 +569,7 @@
             </w:tabs>
             <w:rPr/>
           </w:pPr>
-          <w:hyperlink w:anchor="__RefHeading___Toc793_2404426520">
+          <w:hyperlink w:anchor="__RefHeading___Toc793_1564033828">
             <w:r>
               <w:rPr>
                 <w:rStyle w:val="IndexLink"/>
@@ -589,7 +589,7 @@
             </w:tabs>
             <w:rPr/>
           </w:pPr>
-          <w:hyperlink w:anchor="__RefHeading___Toc795_2404426520">
+          <w:hyperlink w:anchor="__RefHeading___Toc795_1564033828">
             <w:r>
               <w:rPr>
                 <w:rStyle w:val="IndexLink"/>
@@ -609,7 +609,7 @@
             </w:tabs>
             <w:rPr/>
           </w:pPr>
-          <w:hyperlink w:anchor="__RefHeading___Toc797_2404426520">
+          <w:hyperlink w:anchor="__RefHeading___Toc797_1564033828">
             <w:r>
               <w:rPr>
                 <w:rStyle w:val="IndexLink"/>
@@ -629,7 +629,7 @@
             </w:tabs>
             <w:rPr/>
           </w:pPr>
-          <w:hyperlink w:anchor="__RefHeading___Toc799_2404426520">
+          <w:hyperlink w:anchor="__RefHeading___Toc799_1564033828">
             <w:r>
               <w:rPr>
                 <w:rStyle w:val="IndexLink"/>
@@ -649,7 +649,7 @@
             </w:tabs>
             <w:rPr/>
           </w:pPr>
-          <w:hyperlink w:anchor="__RefHeading___Toc801_2404426520">
+          <w:hyperlink w:anchor="__RefHeading___Toc801_1564033828">
             <w:r>
               <w:rPr>
                 <w:rStyle w:val="IndexLink"/>
@@ -669,7 +669,7 @@
             </w:tabs>
             <w:rPr/>
           </w:pPr>
-          <w:hyperlink w:anchor="__RefHeading___Toc803_2404426520">
+          <w:hyperlink w:anchor="__RefHeading___Toc803_1564033828">
             <w:r>
               <w:rPr>
                 <w:rStyle w:val="IndexLink"/>
@@ -689,7 +689,7 @@
             </w:tabs>
             <w:rPr/>
           </w:pPr>
-          <w:hyperlink w:anchor="__RefHeading___Toc805_2404426520">
+          <w:hyperlink w:anchor="__RefHeading___Toc805_1564033828">
             <w:r>
               <w:rPr>
                 <w:rStyle w:val="IndexLink"/>
@@ -709,7 +709,7 @@
             </w:tabs>
             <w:rPr/>
           </w:pPr>
-          <w:hyperlink w:anchor="__RefHeading___Toc807_2404426520">
+          <w:hyperlink w:anchor="__RefHeading___Toc807_1564033828">
             <w:r>
               <w:rPr>
                 <w:rStyle w:val="IndexLink"/>
@@ -729,7 +729,7 @@
             </w:tabs>
             <w:rPr/>
           </w:pPr>
-          <w:hyperlink w:anchor="__RefHeading___Toc809_2404426520">
+          <w:hyperlink w:anchor="__RefHeading___Toc809_1564033828">
             <w:r>
               <w:rPr>
                 <w:rStyle w:val="IndexLink"/>
@@ -749,7 +749,7 @@
             </w:tabs>
             <w:rPr/>
           </w:pPr>
-          <w:hyperlink w:anchor="__RefHeading___Toc811_2404426520">
+          <w:hyperlink w:anchor="__RefHeading___Toc811_1564033828">
             <w:r>
               <w:rPr>
                 <w:rStyle w:val="IndexLink"/>
@@ -769,7 +769,7 @@
             </w:tabs>
             <w:rPr/>
           </w:pPr>
-          <w:hyperlink w:anchor="__RefHeading___Toc813_2404426520">
+          <w:hyperlink w:anchor="__RefHeading___Toc813_1564033828">
             <w:r>
               <w:rPr>
                 <w:rStyle w:val="IndexLink"/>
@@ -789,7 +789,7 @@
             </w:tabs>
             <w:rPr/>
           </w:pPr>
-          <w:hyperlink w:anchor="__RefHeading___Toc815_2404426520">
+          <w:hyperlink w:anchor="__RefHeading___Toc815_1564033828">
             <w:r>
               <w:rPr>
                 <w:rStyle w:val="IndexLink"/>
@@ -809,7 +809,7 @@
             </w:tabs>
             <w:rPr/>
           </w:pPr>
-          <w:hyperlink w:anchor="__RefHeading___Toc817_2404426520">
+          <w:hyperlink w:anchor="__RefHeading___Toc817_1564033828">
             <w:r>
               <w:rPr>
                 <w:rStyle w:val="IndexLink"/>
@@ -829,7 +829,7 @@
             </w:tabs>
             <w:rPr/>
           </w:pPr>
-          <w:hyperlink w:anchor="__RefHeading___Toc819_2404426520">
+          <w:hyperlink w:anchor="__RefHeading___Toc819_1564033828">
             <w:r>
               <w:rPr>
                 <w:rStyle w:val="IndexLink"/>
@@ -849,7 +849,7 @@
             </w:tabs>
             <w:rPr/>
           </w:pPr>
-          <w:hyperlink w:anchor="__RefHeading___Toc821_2404426520">
+          <w:hyperlink w:anchor="__RefHeading___Toc821_1564033828">
             <w:r>
               <w:rPr>
                 <w:rStyle w:val="IndexLink"/>
@@ -889,7 +889,7 @@
         <w:spacing w:lineRule="exact" w:line="240" w:before="240" w:after="120"/>
         <w:rPr/>
       </w:pPr>
-      <w:bookmarkStart w:id="1" w:name="__RefHeading___Toc775_2404426520"/>
+      <w:bookmarkStart w:id="1" w:name="__RefHeading___Toc775_1564033828"/>
       <w:bookmarkEnd w:id="1"/>
       <w:r>
         <w:rPr>
@@ -1035,7 +1035,7 @@
         <w:spacing w:lineRule="exact" w:line="240" w:before="240" w:after="120"/>
         <w:rPr/>
       </w:pPr>
-      <w:bookmarkStart w:id="2" w:name="__RefHeading___Toc777_2404426520"/>
+      <w:bookmarkStart w:id="2" w:name="__RefHeading___Toc777_1564033828"/>
       <w:bookmarkEnd w:id="2"/>
       <w:r>
         <w:rPr>
@@ -1127,7 +1127,7 @@
         <w:spacing w:lineRule="exact" w:line="240" w:before="240" w:after="120"/>
         <w:rPr/>
       </w:pPr>
-      <w:bookmarkStart w:id="3" w:name="__RefHeading___Toc779_2404426520"/>
+      <w:bookmarkStart w:id="3" w:name="__RefHeading___Toc779_1564033828"/>
       <w:bookmarkEnd w:id="3"/>
       <w:r>
         <w:rPr>
@@ -2441,7 +2441,7 @@
         <w:spacing w:lineRule="exact" w:line="240" w:before="240" w:after="120"/>
         <w:rPr/>
       </w:pPr>
-      <w:bookmarkStart w:id="4" w:name="__RefHeading___Toc781_2404426520"/>
+      <w:bookmarkStart w:id="4" w:name="__RefHeading___Toc781_1564033828"/>
       <w:bookmarkEnd w:id="4"/>
       <w:r>
         <w:rPr>
@@ -3018,7 +3018,7 @@
         <w:spacing w:lineRule="exact" w:line="240" w:before="240" w:after="120"/>
         <w:rPr/>
       </w:pPr>
-      <w:bookmarkStart w:id="5" w:name="__RefHeading___Toc783_2404426520"/>
+      <w:bookmarkStart w:id="5" w:name="__RefHeading___Toc783_1564033828"/>
       <w:bookmarkEnd w:id="5"/>
       <w:r>
         <w:rPr>
@@ -3074,7 +3074,7 @@
         <w:spacing w:lineRule="exact" w:line="240" w:before="240" w:after="120"/>
         <w:rPr/>
       </w:pPr>
-      <w:bookmarkStart w:id="6" w:name="__RefHeading___Toc785_2404426520"/>
+      <w:bookmarkStart w:id="6" w:name="__RefHeading___Toc785_1564033828"/>
       <w:bookmarkEnd w:id="6"/>
       <w:r>
         <w:rPr>
@@ -3112,7 +3112,7 @@
         <w:spacing w:lineRule="exact" w:line="240" w:before="240" w:after="120"/>
         <w:rPr/>
       </w:pPr>
-      <w:bookmarkStart w:id="7" w:name="__RefHeading___Toc787_2404426520"/>
+      <w:bookmarkStart w:id="7" w:name="__RefHeading___Toc787_1564033828"/>
       <w:bookmarkEnd w:id="7"/>
       <w:r>
         <w:rPr>
@@ -3132,7 +3132,7 @@
         <w:spacing w:lineRule="exact" w:line="240" w:before="180" w:after="80"/>
         <w:rPr/>
       </w:pPr>
-      <w:bookmarkStart w:id="8" w:name="__RefHeading___Toc789_2404426520"/>
+      <w:bookmarkStart w:id="8" w:name="__RefHeading___Toc789_1564033828"/>
       <w:bookmarkEnd w:id="8"/>
       <w:r>
         <w:rPr>
@@ -3836,7 +3836,7 @@
         <w:spacing w:lineRule="exact" w:line="240" w:before="180" w:after="80"/>
         <w:rPr/>
       </w:pPr>
-      <w:bookmarkStart w:id="9" w:name="__RefHeading___Toc791_2404426520"/>
+      <w:bookmarkStart w:id="9" w:name="__RefHeading___Toc791_1564033828"/>
       <w:bookmarkEnd w:id="9"/>
       <w:r>
         <w:rPr>
@@ -4518,7 +4518,7 @@
         <w:spacing w:lineRule="exact" w:line="240" w:before="180" w:after="80"/>
         <w:rPr/>
       </w:pPr>
-      <w:bookmarkStart w:id="10" w:name="__RefHeading___Toc793_2404426520"/>
+      <w:bookmarkStart w:id="10" w:name="__RefHeading___Toc793_1564033828"/>
       <w:bookmarkEnd w:id="10"/>
       <w:r>
         <w:rPr>
@@ -5494,7 +5494,7 @@
         <w:spacing w:lineRule="exact" w:line="240" w:before="180" w:after="80"/>
         <w:rPr/>
       </w:pPr>
-      <w:bookmarkStart w:id="11" w:name="__RefHeading___Toc795_2404426520"/>
+      <w:bookmarkStart w:id="11" w:name="__RefHeading___Toc795_1564033828"/>
       <w:bookmarkEnd w:id="11"/>
       <w:r>
         <w:rPr>
@@ -6350,7 +6350,7 @@
         <w:spacing w:lineRule="exact" w:line="240" w:before="180" w:after="80"/>
         <w:rPr/>
       </w:pPr>
-      <w:bookmarkStart w:id="12" w:name="__RefHeading___Toc797_2404426520"/>
+      <w:bookmarkStart w:id="12" w:name="__RefHeading___Toc797_1564033828"/>
       <w:bookmarkEnd w:id="12"/>
       <w:r>
         <w:rPr>
@@ -6853,7 +6853,7 @@
         <w:spacing w:lineRule="exact" w:line="240" w:before="180" w:after="80"/>
         <w:rPr/>
       </w:pPr>
-      <w:bookmarkStart w:id="13" w:name="__RefHeading___Toc799_2404426520"/>
+      <w:bookmarkStart w:id="13" w:name="__RefHeading___Toc799_1564033828"/>
       <w:bookmarkEnd w:id="13"/>
       <w:r>
         <w:rPr>
@@ -7620,7 +7620,7 @@
         <w:spacing w:lineRule="exact" w:line="240" w:before="180" w:after="80"/>
         <w:rPr/>
       </w:pPr>
-      <w:bookmarkStart w:id="14" w:name="__RefHeading___Toc801_2404426520"/>
+      <w:bookmarkStart w:id="14" w:name="__RefHeading___Toc801_1564033828"/>
       <w:bookmarkEnd w:id="14"/>
       <w:r>
         <w:rPr>
@@ -7740,7 +7740,7 @@
         <w:spacing w:lineRule="exact" w:line="240" w:before="180" w:after="80"/>
         <w:rPr/>
       </w:pPr>
-      <w:bookmarkStart w:id="15" w:name="__RefHeading___Toc803_2404426520"/>
+      <w:bookmarkStart w:id="15" w:name="__RefHeading___Toc803_1564033828"/>
       <w:bookmarkEnd w:id="15"/>
       <w:r>
         <w:rPr>
@@ -7860,7 +7860,7 @@
         <w:spacing w:lineRule="exact" w:line="240" w:before="180" w:after="80"/>
         <w:rPr/>
       </w:pPr>
-      <w:bookmarkStart w:id="16" w:name="__RefHeading___Toc805_2404426520"/>
+      <w:bookmarkStart w:id="16" w:name="__RefHeading___Toc805_1564033828"/>
       <w:bookmarkEnd w:id="16"/>
       <w:r>
         <w:rPr>
@@ -8658,7 +8658,7 @@
         <w:spacing w:lineRule="exact" w:line="240" w:before="240" w:after="120"/>
         <w:rPr/>
       </w:pPr>
-      <w:bookmarkStart w:id="17" w:name="__RefHeading___Toc807_2404426520"/>
+      <w:bookmarkStart w:id="17" w:name="__RefHeading___Toc807_1564033828"/>
       <w:bookmarkEnd w:id="17"/>
       <w:r>
         <w:rPr>
@@ -8732,7 +8732,7 @@
         <w:spacing w:lineRule="exact" w:line="240" w:before="240" w:after="120"/>
         <w:rPr/>
       </w:pPr>
-      <w:bookmarkStart w:id="18" w:name="__RefHeading___Toc809_2404426520"/>
+      <w:bookmarkStart w:id="18" w:name="__RefHeading___Toc809_1564033828"/>
       <w:bookmarkEnd w:id="18"/>
       <w:r>
         <w:rPr>
@@ -8763,7 +8763,7 @@
           <w:sz w:val="22"/>
           <w:szCs w:val="22"/>
         </w:rPr>
-        <w:t>Commit utilizado por la evidencia: f96f7504913d27d0cab0cc23cedacdfaba4f8dff.</w:t>
+        <w:t>Commit utilizado por la evidencia: 4a66f2942948e813d92a7d416233dba70ab7917b.</w:t>
       </w:r>
     </w:p>
     <w:p>
@@ -8932,7 +8932,7 @@
         <w:spacing w:lineRule="auto" w:line="240" w:before="0" w:after="60"/>
         <w:rPr/>
       </w:pPr>
-      <w:bookmarkStart w:id="19" w:name="__RefHeading___Toc811_2404426520"/>
+      <w:bookmarkStart w:id="19" w:name="__RefHeading___Toc811_1564033828"/>
       <w:bookmarkEnd w:id="19"/>
       <w:r>
         <w:rPr>
@@ -8963,7 +8963,7 @@
         <w:spacing w:lineRule="auto" w:line="240" w:before="0" w:after="60"/>
         <w:rPr/>
       </w:pPr>
-      <w:bookmarkStart w:id="20" w:name="__RefHeading___Toc813_2404426520"/>
+      <w:bookmarkStart w:id="20" w:name="__RefHeading___Toc813_1564033828"/>
       <w:bookmarkEnd w:id="20"/>
       <w:r>
         <w:rPr>
@@ -9527,7 +9527,7 @@
         <w:spacing w:lineRule="auto" w:line="240" w:before="0" w:after="60"/>
         <w:rPr/>
       </w:pPr>
-      <w:bookmarkStart w:id="21" w:name="__RefHeading___Toc815_2404426520"/>
+      <w:bookmarkStart w:id="21" w:name="__RefHeading___Toc815_1564033828"/>
       <w:bookmarkEnd w:id="21"/>
       <w:r>
         <w:rPr>
@@ -9592,7 +9592,7 @@
         <w:spacing w:lineRule="auto" w:line="240" w:before="0" w:after="60"/>
         <w:rPr/>
       </w:pPr>
-      <w:bookmarkStart w:id="22" w:name="__RefHeading___Toc817_2404426520"/>
+      <w:bookmarkStart w:id="22" w:name="__RefHeading___Toc817_1564033828"/>
       <w:bookmarkEnd w:id="22"/>
       <w:r>
         <w:rPr>
@@ -9657,7 +9657,7 @@
         <w:spacing w:lineRule="auto" w:line="240" w:before="0" w:after="60"/>
         <w:rPr/>
       </w:pPr>
-      <w:bookmarkStart w:id="23" w:name="__RefHeading___Toc819_2404426520"/>
+      <w:bookmarkStart w:id="23" w:name="__RefHeading___Toc819_1564033828"/>
       <w:bookmarkEnd w:id="23"/>
       <w:r>
         <w:rPr>
@@ -9688,7 +9688,7 @@
         <w:spacing w:lineRule="exact" w:line="240" w:before="240" w:after="120"/>
         <w:rPr/>
       </w:pPr>
-      <w:bookmarkStart w:id="24" w:name="__RefHeading___Toc821_2404426520"/>
+      <w:bookmarkStart w:id="24" w:name="__RefHeading___Toc821_1564033828"/>
       <w:bookmarkEnd w:id="24"/>
       <w:r>
         <w:rPr>

--- a/reporte/Reporte_Tecnico_Prototipo_CGR_1.8.2.docx
+++ b/reporte/Reporte_Tecnico_Prototipo_CGR_1.8.2.docx
@@ -262,7 +262,7 @@
         <w:spacing w:lineRule="exact" w:line="240" w:before="240" w:after="120"/>
         <w:rPr/>
       </w:pPr>
-      <w:bookmarkStart w:id="0" w:name="__RefHeading___Toc773_1564033828"/>
+      <w:bookmarkStart w:id="0" w:name="__RefHeading___Toc795_3956443927"/>
       <w:bookmarkEnd w:id="0"/>
       <w:r>
         <w:rPr>
@@ -291,7 +291,7 @@
           <w:sz w:val="22"/>
           <w:szCs w:val="22"/>
         </w:rPr>
-        <w:t>El prototipo independiente del Módulo de Análisis de Datos implementa un pipeline reproducible para preparación de datos, priorización de señales de posible favoritismo y fraccionamiento, análisis de vínculos, Spark MLlib, GraphFrames, Airflow, Lakehouse local, trazabilidad y generación automática de documentación. La auditoría técnica del repositorio corrigió la integridad OCDS, la semántica de modalidades, el leakage metodológico, la gobernanza de reentrenamiento y la deriva entre código y documentos. Las salidas son señales para revisión humana y no constituyen hallazgos.</w:t>
+        <w:t>El prototipo independiente del Módulo de Análisis de Datos implementa un pipeline reproducible para preparación de datos, priorización de señales de posible favoritismo y fraccionamiento, análisis de vínculos, Spark MLlib, GraphFrames, Airflow, Lakehouse local, trazabilidad y generación automática de documentación. La ruta operacional incorpora separación TRAIN/INFERENCE, promoción explícita de champion y una frontera Spark-native para fuentes spark_sql, sin materialización pandas entre la tabla/vista y MLlib. Las salidas son señales para revisión humana y no constituyen hallazgos.</w:t>
       </w:r>
     </w:p>
     <w:p>
@@ -369,7 +369,7 @@
             </w:rPr>
             <w:fldChar w:fldCharType="separate"/>
           </w:r>
-          <w:hyperlink w:anchor="__RefHeading___Toc773_1564033828">
+          <w:hyperlink w:anchor="__RefHeading___Toc795_3956443927">
             <w:r>
               <w:rPr>
                 <w:rStyle w:val="IndexLink"/>
@@ -389,7 +389,7 @@
             </w:tabs>
             <w:rPr/>
           </w:pPr>
-          <w:hyperlink w:anchor="__RefHeading___Toc775_1564033828">
+          <w:hyperlink w:anchor="__RefHeading___Toc797_3956443927">
             <w:r>
               <w:rPr>
                 <w:rStyle w:val="IndexLink"/>
@@ -409,7 +409,7 @@
             </w:tabs>
             <w:rPr/>
           </w:pPr>
-          <w:hyperlink w:anchor="__RefHeading___Toc777_1564033828">
+          <w:hyperlink w:anchor="__RefHeading___Toc799_3956443927">
             <w:r>
               <w:rPr>
                 <w:rStyle w:val="IndexLink"/>
@@ -429,7 +429,7 @@
             </w:tabs>
             <w:rPr/>
           </w:pPr>
-          <w:hyperlink w:anchor="__RefHeading___Toc779_1564033828">
+          <w:hyperlink w:anchor="__RefHeading___Toc801_3956443927">
             <w:r>
               <w:rPr>
                 <w:rStyle w:val="IndexLink"/>
@@ -449,7 +449,7 @@
             </w:tabs>
             <w:rPr/>
           </w:pPr>
-          <w:hyperlink w:anchor="__RefHeading___Toc781_1564033828">
+          <w:hyperlink w:anchor="__RefHeading___Toc803_3956443927">
             <w:r>
               <w:rPr>
                 <w:rStyle w:val="IndexLink"/>
@@ -469,7 +469,7 @@
             </w:tabs>
             <w:rPr/>
           </w:pPr>
-          <w:hyperlink w:anchor="__RefHeading___Toc783_1564033828">
+          <w:hyperlink w:anchor="__RefHeading___Toc805_3956443927">
             <w:r>
               <w:rPr>
                 <w:rStyle w:val="IndexLink"/>
@@ -489,7 +489,7 @@
             </w:tabs>
             <w:rPr/>
           </w:pPr>
-          <w:hyperlink w:anchor="__RefHeading___Toc785_1564033828">
+          <w:hyperlink w:anchor="__RefHeading___Toc807_3956443927">
             <w:r>
               <w:rPr>
                 <w:rStyle w:val="IndexLink"/>
@@ -509,7 +509,7 @@
             </w:tabs>
             <w:rPr/>
           </w:pPr>
-          <w:hyperlink w:anchor="__RefHeading___Toc787_1564033828">
+          <w:hyperlink w:anchor="__RefHeading___Toc809_3956443927">
             <w:r>
               <w:rPr>
                 <w:rStyle w:val="IndexLink"/>
@@ -529,7 +529,7 @@
             </w:tabs>
             <w:rPr/>
           </w:pPr>
-          <w:hyperlink w:anchor="__RefHeading___Toc789_1564033828">
+          <w:hyperlink w:anchor="__RefHeading___Toc811_3956443927">
             <w:r>
               <w:rPr>
                 <w:rStyle w:val="IndexLink"/>
@@ -549,7 +549,7 @@
             </w:tabs>
             <w:rPr/>
           </w:pPr>
-          <w:hyperlink w:anchor="__RefHeading___Toc791_1564033828">
+          <w:hyperlink w:anchor="__RefHeading___Toc813_3956443927">
             <w:r>
               <w:rPr>
                 <w:rStyle w:val="IndexLink"/>
@@ -569,7 +569,7 @@
             </w:tabs>
             <w:rPr/>
           </w:pPr>
-          <w:hyperlink w:anchor="__RefHeading___Toc793_1564033828">
+          <w:hyperlink w:anchor="__RefHeading___Toc815_3956443927">
             <w:r>
               <w:rPr>
                 <w:rStyle w:val="IndexLink"/>
@@ -589,7 +589,7 @@
             </w:tabs>
             <w:rPr/>
           </w:pPr>
-          <w:hyperlink w:anchor="__RefHeading___Toc795_1564033828">
+          <w:hyperlink w:anchor="__RefHeading___Toc817_3956443927">
             <w:r>
               <w:rPr>
                 <w:rStyle w:val="IndexLink"/>
@@ -609,7 +609,7 @@
             </w:tabs>
             <w:rPr/>
           </w:pPr>
-          <w:hyperlink w:anchor="__RefHeading___Toc797_1564033828">
+          <w:hyperlink w:anchor="__RefHeading___Toc819_3956443927">
             <w:r>
               <w:rPr>
                 <w:rStyle w:val="IndexLink"/>
@@ -629,7 +629,7 @@
             </w:tabs>
             <w:rPr/>
           </w:pPr>
-          <w:hyperlink w:anchor="__RefHeading___Toc799_1564033828">
+          <w:hyperlink w:anchor="__RefHeading___Toc821_3956443927">
             <w:r>
               <w:rPr>
                 <w:rStyle w:val="IndexLink"/>
@@ -649,7 +649,7 @@
             </w:tabs>
             <w:rPr/>
           </w:pPr>
-          <w:hyperlink w:anchor="__RefHeading___Toc801_1564033828">
+          <w:hyperlink w:anchor="__RefHeading___Toc823_3956443927">
             <w:r>
               <w:rPr>
                 <w:rStyle w:val="IndexLink"/>
@@ -669,7 +669,7 @@
             </w:tabs>
             <w:rPr/>
           </w:pPr>
-          <w:hyperlink w:anchor="__RefHeading___Toc803_1564033828">
+          <w:hyperlink w:anchor="__RefHeading___Toc825_3956443927">
             <w:r>
               <w:rPr>
                 <w:rStyle w:val="IndexLink"/>
@@ -689,7 +689,7 @@
             </w:tabs>
             <w:rPr/>
           </w:pPr>
-          <w:hyperlink w:anchor="__RefHeading___Toc805_1564033828">
+          <w:hyperlink w:anchor="__RefHeading___Toc827_3956443927">
             <w:r>
               <w:rPr>
                 <w:rStyle w:val="IndexLink"/>
@@ -709,7 +709,7 @@
             </w:tabs>
             <w:rPr/>
           </w:pPr>
-          <w:hyperlink w:anchor="__RefHeading___Toc807_1564033828">
+          <w:hyperlink w:anchor="__RefHeading___Toc829_3956443927">
             <w:r>
               <w:rPr>
                 <w:rStyle w:val="IndexLink"/>
@@ -729,7 +729,7 @@
             </w:tabs>
             <w:rPr/>
           </w:pPr>
-          <w:hyperlink w:anchor="__RefHeading___Toc809_1564033828">
+          <w:hyperlink w:anchor="__RefHeading___Toc831_3956443927">
             <w:r>
               <w:rPr>
                 <w:rStyle w:val="IndexLink"/>
@@ -749,12 +749,12 @@
             </w:tabs>
             <w:rPr/>
           </w:pPr>
-          <w:hyperlink w:anchor="__RefHeading___Toc811_1564033828">
+          <w:hyperlink w:anchor="__RefHeading___Toc833_3956443927">
             <w:r>
               <w:rPr>
                 <w:rStyle w:val="IndexLink"/>
               </w:rPr>
-              <w:t>ANEXO TÉCNICO SPRINT 4 — ANÁLISIS DE PAGOS Y MODALIDADES</w:t>
+              <w:t>ANEXO TÉCNICO — PAGOS, MODALIDADES Y ARQUITECTURA OPERACIONAL</w:t>
               <w:tab/>
               <w:t>10</w:t>
             </w:r>
@@ -769,12 +769,12 @@
             </w:tabs>
             <w:rPr/>
           </w:pPr>
-          <w:hyperlink w:anchor="__RefHeading___Toc813_1564033828">
+          <w:hyperlink w:anchor="__RefHeading___Toc835_3956443927">
             <w:r>
               <w:rPr>
                 <w:rStyle w:val="IndexLink"/>
               </w:rPr>
-              <w:t>Resultados reproducibles</w:t>
+              <w:t>Resultados reproducibles de pagos y modalidades</w:t>
               <w:tab/>
               <w:t>10</w:t>
             </w:r>
@@ -789,7 +789,7 @@
             </w:tabs>
             <w:rPr/>
           </w:pPr>
-          <w:hyperlink w:anchor="__RefHeading___Toc815_1564033828">
+          <w:hyperlink w:anchor="__RefHeading___Toc837_3956443927">
             <w:r>
               <w:rPr>
                 <w:rStyle w:val="IndexLink"/>
@@ -809,7 +809,7 @@
             </w:tabs>
             <w:rPr/>
           </w:pPr>
-          <w:hyperlink w:anchor="__RefHeading___Toc817_1564033828">
+          <w:hyperlink w:anchor="__RefHeading___Toc839_3956443927">
             <w:r>
               <w:rPr>
                 <w:rStyle w:val="IndexLink"/>
@@ -829,14 +829,34 @@
             </w:tabs>
             <w:rPr/>
           </w:pPr>
-          <w:hyperlink w:anchor="__RefHeading___Toc819_1564033828">
+          <w:hyperlink w:anchor="__RefHeading___Toc841_3956443927">
+            <w:r>
+              <w:rPr>
+                <w:rStyle w:val="IndexLink"/>
+              </w:rPr>
+              <w:t>Arquitectura operacional Spark-native</w:t>
+              <w:tab/>
+              <w:t>11</w:t>
+            </w:r>
+          </w:hyperlink>
+        </w:p>
+        <w:p>
+          <w:pPr>
+            <w:pStyle w:val="TOC2"/>
+            <w:tabs>
+              <w:tab w:val="clear" w:pos="8743"/>
+              <w:tab w:val="right" w:pos="9025" w:leader="dot"/>
+            </w:tabs>
+            <w:rPr/>
+          </w:pPr>
+          <w:hyperlink w:anchor="__RefHeading___Toc843_3956443927">
             <w:r>
               <w:rPr>
                 <w:rStyle w:val="IndexLink"/>
               </w:rPr>
               <w:t>Limitación institucional</w:t>
               <w:tab/>
-              <w:t>11</w:t>
+              <w:t>12</w:t>
             </w:r>
           </w:hyperlink>
         </w:p>
@@ -849,14 +869,14 @@
             </w:tabs>
             <w:rPr/>
           </w:pPr>
-          <w:hyperlink w:anchor="__RefHeading___Toc821_1564033828">
+          <w:hyperlink w:anchor="__RefHeading___Toc845_3956443927">
             <w:r>
               <w:rPr>
                 <w:rStyle w:val="IndexLink"/>
               </w:rPr>
               <w:t>Referencias Bibliográficas</w:t>
               <w:tab/>
-              <w:t>11</w:t>
+              <w:t>12</w:t>
             </w:r>
           </w:hyperlink>
           <w:r>
@@ -889,7 +909,7 @@
         <w:spacing w:lineRule="exact" w:line="240" w:before="240" w:after="120"/>
         <w:rPr/>
       </w:pPr>
-      <w:bookmarkStart w:id="1" w:name="__RefHeading___Toc775_1564033828"/>
+      <w:bookmarkStart w:id="1" w:name="__RefHeading___Toc797_3956443927"/>
       <w:bookmarkEnd w:id="1"/>
       <w:r>
         <w:rPr>
@@ -1035,7 +1055,7 @@
         <w:spacing w:lineRule="exact" w:line="240" w:before="240" w:after="120"/>
         <w:rPr/>
       </w:pPr>
-      <w:bookmarkStart w:id="2" w:name="__RefHeading___Toc777_1564033828"/>
+      <w:bookmarkStart w:id="2" w:name="__RefHeading___Toc799_3956443927"/>
       <w:bookmarkEnd w:id="2"/>
       <w:r>
         <w:rPr>
@@ -1127,7 +1147,7 @@
         <w:spacing w:lineRule="exact" w:line="240" w:before="240" w:after="120"/>
         <w:rPr/>
       </w:pPr>
-      <w:bookmarkStart w:id="3" w:name="__RefHeading___Toc779_1564033828"/>
+      <w:bookmarkStart w:id="3" w:name="__RefHeading___Toc801_3956443927"/>
       <w:bookmarkEnd w:id="3"/>
       <w:r>
         <w:rPr>
@@ -2441,7 +2461,7 @@
         <w:spacing w:lineRule="exact" w:line="240" w:before="240" w:after="120"/>
         <w:rPr/>
       </w:pPr>
-      <w:bookmarkStart w:id="4" w:name="__RefHeading___Toc781_1564033828"/>
+      <w:bookmarkStart w:id="4" w:name="__RefHeading___Toc803_3956443927"/>
       <w:bookmarkEnd w:id="4"/>
       <w:r>
         <w:rPr>
@@ -3018,7 +3038,7 @@
         <w:spacing w:lineRule="exact" w:line="240" w:before="240" w:after="120"/>
         <w:rPr/>
       </w:pPr>
-      <w:bookmarkStart w:id="5" w:name="__RefHeading___Toc783_1564033828"/>
+      <w:bookmarkStart w:id="5" w:name="__RefHeading___Toc805_3956443927"/>
       <w:bookmarkEnd w:id="5"/>
       <w:r>
         <w:rPr>
@@ -3047,7 +3067,7 @@
           <w:sz w:val="22"/>
           <w:szCs w:val="22"/>
         </w:rPr>
-        <w:t>Este Informe Final consolida únicamente evidencia que puede reproducirse desde el repositorio público. Mantiene separados dos ejercicios: un benchmark sintético con ground truth sembrado, destinado a validar el pipeline de extremo a extremo; y una validación con datos públicos OCDS/OECE, destinada a comprobar integridad relacional y escalabilidad del procesamiento sin asumir ground truth de irregularidad.</w:t>
+        <w:t>Este Informe Final consolida únicamente evidencia que puede reproducirse desde el repositorio público. Mantiene separados el benchmark sintético/histórico, destinado a validar metodología y reproducibilidad, y la ruta operacional preparada para TRAIN/INFERENCE sobre fuentes canónicas. Ninguna métrica sintética se interpreta como ground truth productivo.</w:t>
       </w:r>
     </w:p>
     <w:p>
@@ -3065,7 +3085,7 @@
           <w:sz w:val="22"/>
           <w:szCs w:val="22"/>
         </w:rPr>
-        <w:t>La documentación no atribuye al PoC capacidades que dependan de infraestructura o aprobación institucional. Datamart, fuentes internas, HDFS/YARN distribuido, ambientes DEV/QA/PROD, SQL Server/SSRS institucional, certificación funcional, marcha blanca y transferencia efectiva permanecen identificados como dependencias CGR.</w:t>
+        <w:t>La documentación no atribuye al PoC capacidades que dependan de infraestructura o aprobación institucional. Fuentes internas, clúster/catálogo Spark institucional, ambientes DEV/QA/PROD, SQL Server/SSRS institucional, certificación funcional, marcha blanca y transferencia efectiva permanecen como dependencias CGR.</w:t>
       </w:r>
     </w:p>
     <w:p>
@@ -3074,7 +3094,7 @@
         <w:spacing w:lineRule="exact" w:line="240" w:before="240" w:after="120"/>
         <w:rPr/>
       </w:pPr>
-      <w:bookmarkStart w:id="6" w:name="__RefHeading___Toc785_1564033828"/>
+      <w:bookmarkStart w:id="6" w:name="__RefHeading___Toc807_3956443927"/>
       <w:bookmarkEnd w:id="6"/>
       <w:r>
         <w:rPr>
@@ -3112,7 +3132,7 @@
         <w:spacing w:lineRule="exact" w:line="240" w:before="240" w:after="120"/>
         <w:rPr/>
       </w:pPr>
-      <w:bookmarkStart w:id="7" w:name="__RefHeading___Toc787_1564033828"/>
+      <w:bookmarkStart w:id="7" w:name="__RefHeading___Toc809_3956443927"/>
       <w:bookmarkEnd w:id="7"/>
       <w:r>
         <w:rPr>
@@ -3132,7 +3152,7 @@
         <w:spacing w:lineRule="exact" w:line="240" w:before="180" w:after="80"/>
         <w:rPr/>
       </w:pPr>
-      <w:bookmarkStart w:id="8" w:name="__RefHeading___Toc789_1564033828"/>
+      <w:bookmarkStart w:id="8" w:name="__RefHeading___Toc811_3956443927"/>
       <w:bookmarkEnd w:id="8"/>
       <w:r>
         <w:rPr>
@@ -3161,7 +3181,7 @@
           <w:sz w:val="22"/>
           <w:szCs w:val="22"/>
         </w:rPr>
-        <w:t>El flujo implementado es fuentes -&gt; Bronce -&gt; limpieza/feature engineering -&gt; Plata -&gt; modelos sklearn/Spark/GraphFrames -&gt; Oro -&gt; diccionario/linaje -&gt; run_manifest.json -&gt; evidencia_documental.json -&gt; documentación formal.</w:t>
+        <w:t>El PoC mantiene una ruta histórica Bronce -&gt; Plata -&gt; benchmark -&gt; Oro para reproducibilidad y una ruta operacional fuente canónica -&gt; TRAIN/INFERENCE -&gt; champion Spark -&gt; scores. El contrato canónico desacopla nombres físicos de tablas/columnas y registra linaje, hashes y versión de modelos.</w:t>
       </w:r>
     </w:p>
     <w:p>
@@ -3333,7 +3353,7 @@
                 <w:sz w:val="22"/>
                 <w:szCs w:val="22"/>
               </w:rPr>
-              <w:t>Simulación local funcional; modelos consumen Plata y Oro contiene salidas downstream.</w:t>
+              <w:t>Simulación local reproducible; Oro contiene salidas downstream del PoC.</w:t>
             </w:r>
           </w:p>
         </w:tc>
@@ -3400,7 +3420,7 @@
                 <w:sz w:val="22"/>
                 <w:szCs w:val="22"/>
               </w:rPr>
-              <w:t>DAG principal con ramas sklearn, Spark MLlib y GraphFrames; runtime del proyecto separado.</w:t>
+              <w:t>DAGs separados para reproducibilidad, TRAIN, INFERENCE y monitoreo.</w:t>
             </w:r>
           </w:p>
         </w:tc>
@@ -3534,7 +3554,7 @@
                 <w:sz w:val="22"/>
                 <w:szCs w:val="22"/>
               </w:rPr>
-              <w:t>Ejecución real local[*] con Java 17 y PySpark versionado.</w:t>
+              <w:t>Benchmark histórico ejecutado en local[*]; TRAIN/INFERENCE operacionales admiten master configurable y spark_sql Spark-native.</w:t>
             </w:r>
           </w:p>
         </w:tc>
@@ -3570,7 +3590,7 @@
                 <w:sz w:val="22"/>
                 <w:szCs w:val="22"/>
               </w:rPr>
-              <w:t>GraphFrames</w:t>
+              <w:t>Integración spark_sql</w:t>
             </w:r>
           </w:p>
         </w:tc>
@@ -3601,7 +3621,7 @@
                 <w:sz w:val="22"/>
                 <w:szCs w:val="22"/>
               </w:rPr>
-              <w:t>Ejecución real sobre datos de contacto sintéticos publicados en Plata.</w:t>
+              <w:t>Spark DataFrame desde tabla/vista hasta MLlib; mapping/validación/FIT en Spark y rankings Parquet distribuidos, sin toPandas.</w:t>
             </w:r>
           </w:p>
         </w:tc>
@@ -3637,7 +3657,7 @@
                 <w:sz w:val="22"/>
                 <w:szCs w:val="22"/>
               </w:rPr>
-              <w:t>Linaje</w:t>
+              <w:t>GraphFrames</w:t>
             </w:r>
           </w:p>
         </w:tc>
@@ -3668,7 +3688,7 @@
                 <w:sz w:val="22"/>
                 <w:szCs w:val="22"/>
               </w:rPr>
-              <w:t>outputs/linaje_datos.csv: fuente -&gt; transformación -&gt; Plata -&gt; feature -&gt; implementación -&gt; Oro.</w:t>
+              <w:t>Ejecución real sobre datos de contacto sintéticos publicados en Plata.</w:t>
             </w:r>
           </w:p>
         </w:tc>
@@ -3704,6 +3724,73 @@
                 <w:sz w:val="22"/>
                 <w:szCs w:val="22"/>
               </w:rPr>
+              <w:t>Linaje</w:t>
+            </w:r>
+          </w:p>
+        </w:tc>
+        <w:tc>
+          <w:tcPr>
+            <w:tcW w:w="5999" w:type="dxa"/>
+            <w:tcBorders>
+              <w:top w:val="single" w:sz="4" w:space="0" w:color="000000"/>
+              <w:left w:val="single" w:sz="4" w:space="0" w:color="000000"/>
+              <w:bottom w:val="single" w:sz="4" w:space="0" w:color="000000"/>
+              <w:right w:val="single" w:sz="4" w:space="0" w:color="000000"/>
+            </w:tcBorders>
+            <w:vAlign w:val="center"/>
+          </w:tcPr>
+          <w:p>
+            <w:pPr>
+              <w:pStyle w:val="Normal"/>
+              <w:spacing w:lineRule="exact" w:line="240" w:before="0" w:after="0"/>
+              <w:jc w:val="center"/>
+              <w:rPr/>
+            </w:pPr>
+            <w:r>
+              <w:rPr>
+                <w:rFonts w:eastAsia="Arial" w:cs="Arial"/>
+                <w:b w:val="false"/>
+                <w:bCs w:val="false"/>
+                <w:color w:val="000000"/>
+                <w:sz w:val="22"/>
+                <w:szCs w:val="22"/>
+              </w:rPr>
+              <w:t>outputs/linaje_datos.csv: fuente -&gt; transformación -&gt; feature -&gt; implementación -&gt; salida.</w:t>
+            </w:r>
+          </w:p>
+        </w:tc>
+      </w:tr>
+      <w:tr>
+        <w:trPr>
+          <w:cantSplit w:val="true"/>
+        </w:trPr>
+        <w:tc>
+          <w:tcPr>
+            <w:tcW w:w="2800" w:type="dxa"/>
+            <w:tcBorders>
+              <w:top w:val="single" w:sz="4" w:space="0" w:color="000000"/>
+              <w:left w:val="single" w:sz="4" w:space="0" w:color="000000"/>
+              <w:bottom w:val="single" w:sz="4" w:space="0" w:color="000000"/>
+              <w:right w:val="single" w:sz="4" w:space="0" w:color="000000"/>
+            </w:tcBorders>
+            <w:vAlign w:val="center"/>
+          </w:tcPr>
+          <w:p>
+            <w:pPr>
+              <w:pStyle w:val="Normal"/>
+              <w:spacing w:lineRule="exact" w:line="240" w:before="0" w:after="0"/>
+              <w:jc w:val="left"/>
+              <w:rPr/>
+            </w:pPr>
+            <w:r>
+              <w:rPr>
+                <w:rFonts w:eastAsia="Arial" w:cs="Arial"/>
+                <w:b w:val="false"/>
+                <w:bCs w:val="false"/>
+                <w:color w:val="000000"/>
+                <w:sz w:val="22"/>
+                <w:szCs w:val="22"/>
+              </w:rPr>
               <w:t>MLOps</w:t>
             </w:r>
           </w:p>
@@ -3735,7 +3822,7 @@
                 <w:sz w:val="22"/>
                 <w:szCs w:val="22"/>
               </w:rPr>
-              <w:t>run_manifest.json con commit, versiones, hashes, parámetros y artefactos; promoción humana de candidatos.</w:t>
+              <w:t>Registry, hashes, candidate/champion y promoción explícita; sin autopromoción en TRAIN.</w:t>
             </w:r>
           </w:p>
         </w:tc>
@@ -3836,7 +3923,7 @@
         <w:spacing w:lineRule="exact" w:line="240" w:before="180" w:after="80"/>
         <w:rPr/>
       </w:pPr>
-      <w:bookmarkStart w:id="9" w:name="__RefHeading___Toc791_1564033828"/>
+      <w:bookmarkStart w:id="9" w:name="__RefHeading___Toc813_3956443927"/>
       <w:bookmarkEnd w:id="9"/>
       <w:r>
         <w:rPr>
@@ -4518,7 +4605,7 @@
         <w:spacing w:lineRule="exact" w:line="240" w:before="180" w:after="80"/>
         <w:rPr/>
       </w:pPr>
-      <w:bookmarkStart w:id="10" w:name="__RefHeading___Toc793_1564033828"/>
+      <w:bookmarkStart w:id="10" w:name="__RefHeading___Toc815_3956443927"/>
       <w:bookmarkEnd w:id="10"/>
       <w:r>
         <w:rPr>
@@ -5494,7 +5581,7 @@
         <w:spacing w:lineRule="exact" w:line="240" w:before="180" w:after="80"/>
         <w:rPr/>
       </w:pPr>
-      <w:bookmarkStart w:id="11" w:name="__RefHeading___Toc795_1564033828"/>
+      <w:bookmarkStart w:id="11" w:name="__RefHeading___Toc817_3956443927"/>
       <w:bookmarkEnd w:id="11"/>
       <w:r>
         <w:rPr>
@@ -6350,7 +6437,7 @@
         <w:spacing w:lineRule="exact" w:line="240" w:before="180" w:after="80"/>
         <w:rPr/>
       </w:pPr>
-      <w:bookmarkStart w:id="12" w:name="__RefHeading___Toc797_1564033828"/>
+      <w:bookmarkStart w:id="12" w:name="__RefHeading___Toc819_3956443927"/>
       <w:bookmarkEnd w:id="12"/>
       <w:r>
         <w:rPr>
@@ -6502,7 +6589,7 @@
                 <w:sz w:val="22"/>
                 <w:szCs w:val="22"/>
               </w:rPr>
-              <w:t>Favoritismo Spark</w:t>
+              <w:t>Favoritismo Spark benchmark</w:t>
             </w:r>
           </w:p>
         </w:tc>
@@ -6533,7 +6620,7 @@
                 <w:sz w:val="22"/>
                 <w:szCs w:val="22"/>
               </w:rPr>
-              <w:t>RandomForestClassifier; 3-fold estratificado con orden xxhash64 determinístico; modo local[*]; AUC-PR CV del sanity check 1.000.</w:t>
+              <w:t>RandomForestClassifier; 3-fold estratificado con orden xxhash64 determinístico; modo histórico local[*]; AUC-PR CV sanity 1.000.</w:t>
             </w:r>
           </w:p>
         </w:tc>
@@ -6569,7 +6656,7 @@
                 <w:sz w:val="22"/>
                 <w:szCs w:val="22"/>
               </w:rPr>
-              <w:t>Fraccionamiento Spark</w:t>
+              <w:t>Fraccionamiento Spark benchmark</w:t>
             </w:r>
           </w:p>
         </w:tc>
@@ -6600,7 +6687,74 @@
                 <w:sz w:val="22"/>
                 <w:szCs w:val="22"/>
               </w:rPr>
-              <w:t>StandardScaler + KMeans + distancia al centroide; k=2; modo local[*].</w:t>
+              <w:t>StandardScaler + KMeans + distancia al centroide; k=2; modo histórico local[*].</w:t>
+            </w:r>
+          </w:p>
+        </w:tc>
+      </w:tr>
+      <w:tr>
+        <w:trPr>
+          <w:cantSplit w:val="true"/>
+        </w:trPr>
+        <w:tc>
+          <w:tcPr>
+            <w:tcW w:w="2800" w:type="dxa"/>
+            <w:tcBorders>
+              <w:top w:val="single" w:sz="4" w:space="0" w:color="000000"/>
+              <w:left w:val="single" w:sz="4" w:space="0" w:color="000000"/>
+              <w:bottom w:val="single" w:sz="4" w:space="0" w:color="000000"/>
+              <w:right w:val="single" w:sz="4" w:space="0" w:color="000000"/>
+            </w:tcBorders>
+            <w:vAlign w:val="center"/>
+          </w:tcPr>
+          <w:p>
+            <w:pPr>
+              <w:pStyle w:val="Normal"/>
+              <w:spacing w:lineRule="exact" w:line="240" w:before="0" w:after="0"/>
+              <w:jc w:val="left"/>
+              <w:rPr/>
+            </w:pPr>
+            <w:r>
+              <w:rPr>
+                <w:rFonts w:eastAsia="Arial" w:cs="Arial"/>
+                <w:b w:val="false"/>
+                <w:bCs w:val="false"/>
+                <w:color w:val="000000"/>
+                <w:sz w:val="22"/>
+                <w:szCs w:val="22"/>
+              </w:rPr>
+              <w:t>Serving operacional</w:t>
+            </w:r>
+          </w:p>
+        </w:tc>
+        <w:tc>
+          <w:tcPr>
+            <w:tcW w:w="5999" w:type="dxa"/>
+            <w:tcBorders>
+              <w:top w:val="single" w:sz="4" w:space="0" w:color="000000"/>
+              <w:left w:val="single" w:sz="4" w:space="0" w:color="000000"/>
+              <w:bottom w:val="single" w:sz="4" w:space="0" w:color="000000"/>
+              <w:right w:val="single" w:sz="4" w:space="0" w:color="000000"/>
+            </w:tcBorders>
+            <w:vAlign w:val="center"/>
+          </w:tcPr>
+          <w:p>
+            <w:pPr>
+              <w:pStyle w:val="Normal"/>
+              <w:spacing w:lineRule="exact" w:line="240" w:before="0" w:after="0"/>
+              <w:jc w:val="center"/>
+              <w:rPr/>
+            </w:pPr>
+            <w:r>
+              <w:rPr>
+                <w:rFonts w:eastAsia="Arial" w:cs="Arial"/>
+                <w:b w:val="false"/>
+                <w:bCs w:val="false"/>
+                <w:color w:val="000000"/>
+                <w:sz w:val="22"/>
+                <w:szCs w:val="22"/>
+              </w:rPr>
+              <w:t>TRAIN/INFERENCE MLlib con master configurable; spark_sql mantiene DataFrame Spark, medianas distribuidas y salida Parquet sin toPandas.</w:t>
             </w:r>
           </w:p>
         </w:tc>
@@ -6755,7 +6909,7 @@
           <w:sz w:val="22"/>
           <w:szCs w:val="22"/>
         </w:rPr>
-        <w:t>La métrica Spark de favoritismo no se utiliza como estimación productiva porque el benchmark solo tiene seis positivos. La función de esta evidencia es demostrar que la arquitectura exigida por el TDR se ejecuta realmente con Spark MLlib en el PoC.</w:t>
+        <w:t>Las métricas Spark del benchmark sintético no se utilizan como estimación productiva. La evidencia demuestra ejecución MLlib y el contrato distribuido; rendimiento, robustez y aceptación sobre el clúster/datos CGR requieren pruebas institucionales.</w:t>
       </w:r>
     </w:p>
     <w:p>
@@ -6853,7 +7007,7 @@
         <w:spacing w:lineRule="exact" w:line="240" w:before="180" w:after="80"/>
         <w:rPr/>
       </w:pPr>
-      <w:bookmarkStart w:id="13" w:name="__RefHeading___Toc799_1564033828"/>
+      <w:bookmarkStart w:id="13" w:name="__RefHeading___Toc821_3956443927"/>
       <w:bookmarkEnd w:id="13"/>
       <w:r>
         <w:rPr>
@@ -7620,7 +7774,7 @@
         <w:spacing w:lineRule="exact" w:line="240" w:before="180" w:after="80"/>
         <w:rPr/>
       </w:pPr>
-      <w:bookmarkStart w:id="14" w:name="__RefHeading___Toc801_1564033828"/>
+      <w:bookmarkStart w:id="14" w:name="__RefHeading___Toc823_3956443927"/>
       <w:bookmarkEnd w:id="14"/>
       <w:r>
         <w:rPr>
@@ -7740,7 +7894,7 @@
         <w:spacing w:lineRule="exact" w:line="240" w:before="180" w:after="80"/>
         <w:rPr/>
       </w:pPr>
-      <w:bookmarkStart w:id="15" w:name="__RefHeading___Toc803_1564033828"/>
+      <w:bookmarkStart w:id="15" w:name="__RefHeading___Toc825_3956443927"/>
       <w:bookmarkEnd w:id="15"/>
       <w:r>
         <w:rPr>
@@ -7860,7 +8014,7 @@
         <w:spacing w:lineRule="exact" w:line="240" w:before="180" w:after="80"/>
         <w:rPr/>
       </w:pPr>
-      <w:bookmarkStart w:id="16" w:name="__RefHeading___Toc805_1564033828"/>
+      <w:bookmarkStart w:id="16" w:name="__RefHeading___Toc827_3956443927"/>
       <w:bookmarkEnd w:id="16"/>
       <w:r>
         <w:rPr>
@@ -8213,7 +8367,7 @@
                 <w:sz w:val="22"/>
                 <w:szCs w:val="22"/>
               </w:rPr>
-              <w:t>Grafos</w:t>
+              <w:t>Integración Spark</w:t>
             </w:r>
           </w:p>
         </w:tc>
@@ -8244,7 +8398,7 @@
                 <w:sz w:val="22"/>
                 <w:szCs w:val="22"/>
               </w:rPr>
-              <w:t>NetworkX + GraphFrames ejecutado con escenario sintético.</w:t>
+              <w:t>spark_sql Spark-native sin pandas intermedio; prueba de carga en clúster CGR pendiente.</w:t>
             </w:r>
           </w:p>
         </w:tc>
@@ -8280,7 +8434,7 @@
                 <w:sz w:val="22"/>
                 <w:szCs w:val="22"/>
               </w:rPr>
-              <w:t>Airflow/Lakehouse local</w:t>
+              <w:t>Grafos</w:t>
             </w:r>
           </w:p>
         </w:tc>
@@ -8311,7 +8465,7 @@
                 <w:sz w:val="22"/>
                 <w:szCs w:val="22"/>
               </w:rPr>
-              <w:t>Implementado; HDFS/YARN/Datamart CGR pendiente.</w:t>
+              <w:t>NetworkX + GraphFrames ejecutado con escenario sintético.</w:t>
             </w:r>
           </w:p>
         </w:tc>
@@ -8347,7 +8501,7 @@
                 <w:sz w:val="22"/>
                 <w:szCs w:val="22"/>
               </w:rPr>
-              <w:t>Autoevaluación</w:t>
+              <w:t>Airflow/Lakehouse</w:t>
             </w:r>
           </w:p>
         </w:tc>
@@ -8378,7 +8532,7 @@
                 <w:sz w:val="22"/>
                 <w:szCs w:val="22"/>
               </w:rPr>
-              <w:t>Candidato + gate humano; gobierno productivo CGR pendiente.</w:t>
+              <w:t>Orquestación/contrato implementados; infraestructura institucional CGR pendiente.</w:t>
             </w:r>
           </w:p>
         </w:tc>
@@ -8414,7 +8568,7 @@
                 <w:sz w:val="22"/>
                 <w:szCs w:val="22"/>
               </w:rPr>
-              <w:t>SSRS</w:t>
+              <w:t>Autoevaluación</w:t>
             </w:r>
           </w:p>
         </w:tc>
@@ -8445,7 +8599,7 @@
                 <w:sz w:val="22"/>
                 <w:szCs w:val="22"/>
               </w:rPr>
-              <w:t>T-SQL + RDL preparados; servidor SQL/SSRS CGR pendiente.</w:t>
+              <w:t>Candidate + gate humano; gobierno productivo CGR pendiente.</w:t>
             </w:r>
           </w:p>
         </w:tc>
@@ -8481,7 +8635,7 @@
                 <w:sz w:val="22"/>
                 <w:szCs w:val="22"/>
               </w:rPr>
-              <w:t>DEV/QA/PROD y certificación</w:t>
+              <w:t>SSRS</w:t>
             </w:r>
           </w:p>
         </w:tc>
@@ -8512,7 +8666,7 @@
                 <w:sz w:val="22"/>
                 <w:szCs w:val="22"/>
               </w:rPr>
-              <w:t>Dependencia institucional CGR.</w:t>
+              <w:t>T-SQL + RDL preparados; servidor SQL/SSRS CGR pendiente.</w:t>
             </w:r>
           </w:p>
         </w:tc>
@@ -8548,7 +8702,7 @@
                 <w:sz w:val="22"/>
                 <w:szCs w:val="22"/>
               </w:rPr>
-              <w:t>Marcha blanca y transferencia efectiva</w:t>
+              <w:t>DEV/QA/PROD y certificación</w:t>
             </w:r>
           </w:p>
         </w:tc>
@@ -8579,7 +8733,7 @@
                 <w:sz w:val="22"/>
                 <w:szCs w:val="22"/>
               </w:rPr>
-              <w:t>Dependencia contractual/institucional CGR.</w:t>
+              <w:t>Dependencia institucional CGR.</w:t>
             </w:r>
           </w:p>
         </w:tc>
@@ -8615,6 +8769,73 @@
                 <w:sz w:val="22"/>
                 <w:szCs w:val="22"/>
               </w:rPr>
+              <w:t>Marcha blanca y transferencia efectiva</w:t>
+            </w:r>
+          </w:p>
+        </w:tc>
+        <w:tc>
+          <w:tcPr>
+            <w:tcW w:w="5199" w:type="dxa"/>
+            <w:tcBorders>
+              <w:top w:val="single" w:sz="4" w:space="0" w:color="000000"/>
+              <w:left w:val="single" w:sz="4" w:space="0" w:color="000000"/>
+              <w:bottom w:val="single" w:sz="4" w:space="0" w:color="000000"/>
+              <w:right w:val="single" w:sz="4" w:space="0" w:color="000000"/>
+            </w:tcBorders>
+            <w:vAlign w:val="center"/>
+          </w:tcPr>
+          <w:p>
+            <w:pPr>
+              <w:pStyle w:val="Normal"/>
+              <w:spacing w:lineRule="exact" w:line="240" w:before="0" w:after="0"/>
+              <w:jc w:val="center"/>
+              <w:rPr/>
+            </w:pPr>
+            <w:r>
+              <w:rPr>
+                <w:rFonts w:eastAsia="Arial" w:cs="Arial"/>
+                <w:b w:val="false"/>
+                <w:bCs w:val="false"/>
+                <w:color w:val="000000"/>
+                <w:sz w:val="22"/>
+                <w:szCs w:val="22"/>
+              </w:rPr>
+              <w:t>Dependencia contractual/institucional CGR.</w:t>
+            </w:r>
+          </w:p>
+        </w:tc>
+      </w:tr>
+      <w:tr>
+        <w:trPr>
+          <w:cantSplit w:val="true"/>
+        </w:trPr>
+        <w:tc>
+          <w:tcPr>
+            <w:tcW w:w="3600" w:type="dxa"/>
+            <w:tcBorders>
+              <w:top w:val="single" w:sz="4" w:space="0" w:color="000000"/>
+              <w:left w:val="single" w:sz="4" w:space="0" w:color="000000"/>
+              <w:bottom w:val="single" w:sz="4" w:space="0" w:color="000000"/>
+              <w:right w:val="single" w:sz="4" w:space="0" w:color="000000"/>
+            </w:tcBorders>
+            <w:vAlign w:val="center"/>
+          </w:tcPr>
+          <w:p>
+            <w:pPr>
+              <w:pStyle w:val="Normal"/>
+              <w:spacing w:lineRule="exact" w:line="240" w:before="0" w:after="0"/>
+              <w:jc w:val="left"/>
+              <w:rPr/>
+            </w:pPr>
+            <w:r>
+              <w:rPr>
+                <w:rFonts w:eastAsia="Arial" w:cs="Arial"/>
+                <w:b w:val="false"/>
+                <w:bCs w:val="false"/>
+                <w:color w:val="000000"/>
+                <w:sz w:val="22"/>
+                <w:szCs w:val="22"/>
+              </w:rPr>
               <w:t>Ground truth real</w:t>
             </w:r>
           </w:p>
@@ -8658,7 +8879,7 @@
         <w:spacing w:lineRule="exact" w:line="240" w:before="240" w:after="120"/>
         <w:rPr/>
       </w:pPr>
-      <w:bookmarkStart w:id="17" w:name="__RefHeading___Toc807_1564033828"/>
+      <w:bookmarkStart w:id="17" w:name="__RefHeading___Toc829_3956443927"/>
       <w:bookmarkEnd w:id="17"/>
       <w:r>
         <w:rPr>
@@ -8705,7 +8926,7 @@
           <w:sz w:val="22"/>
           <w:szCs w:val="22"/>
         </w:rPr>
-        <w:t>La arquitectura Spark ya está ejecutada y validada en CI local[*]; lo pendiente en esta área es rendimiento distribuido sobre infraestructura CGR. La reconstrucción OCDS Contract -&gt; Award -&gt; Supplier y la separación de modalidades corrigen las brechas de integridad más importantes detectadas en versiones previas.</w:t>
+        <w:t>La arquitectura distingue el benchmark histórico local de la ruta operacional: TRAIN/INFERENCE admiten master Spark configurable y, con spark_sql, mantienen el procesamiento distribuido sin toPandas hasta la escritura Parquet. Lo pendiente es validar esta arquitectura con volumen, seguridad, rendimiento y robustez sobre infraestructura CGR.</w:t>
       </w:r>
     </w:p>
     <w:p>
@@ -8723,7 +8944,7 @@
           <w:sz w:val="22"/>
           <w:szCs w:val="22"/>
         </w:rPr>
-        <w:t>Para una fase institucional se recomienda: obtener ground truth real etiquetado; validar reglas con auditores y especialistas normativos; desplegar primero en DEV/QA; medir AUC-PR/recall y tiempos con datos internos; calibrar capacidad de revisión; habilitar controles de acceso y linaje; y ejecutar certificación, marcha blanca y transferencia formal.</w:t>
+        <w:t>Para una fase institucional se recomienda: obtener ground truth real; validar reglas con auditores/especialistas normativos; desplegar primero en DEV/QA; probar particionamiento y tiempos con datos internos; calibrar capacidad de revisión; habilitar controles de acceso/linaje; y ejecutar certificación, marcha blanca y transferencia formal.</w:t>
       </w:r>
     </w:p>
     <w:p>
@@ -8732,7 +8953,7 @@
         <w:spacing w:lineRule="exact" w:line="240" w:before="240" w:after="120"/>
         <w:rPr/>
       </w:pPr>
-      <w:bookmarkStart w:id="18" w:name="__RefHeading___Toc809_1564033828"/>
+      <w:bookmarkStart w:id="18" w:name="__RefHeading___Toc831_3956443927"/>
       <w:bookmarkEnd w:id="18"/>
       <w:r>
         <w:rPr>
@@ -8763,7 +8984,7 @@
           <w:sz w:val="22"/>
           <w:szCs w:val="22"/>
         </w:rPr>
-        <w:t>Commit utilizado por la evidencia: 4a66f2942948e813d92a7d416233dba70ab7917b.</w:t>
+        <w:t>Commit utilizado por la evidencia: 9c7c494c929f21a6ccd4969f915c270fe1c2ea38.</w:t>
       </w:r>
     </w:p>
     <w:p>
@@ -8883,7 +9104,27 @@
           <w:sz w:val="22"/>
           <w:szCs w:val="22"/>
         </w:rPr>
-        <w:t>outputs/spark_favoritismo_resumen.json y outputs/spark_fraccionamiento_resumen.json - evidencia Spark MLlib.</w:t>
+        <w:t>outputs/spark_favoritismo_resumen.json y outputs/spark_fraccionamiento_resumen.json - benchmark Spark MLlib.</w:t>
+      </w:r>
+    </w:p>
+    <w:p>
+      <w:pPr>
+        <w:pStyle w:val="ListParagraph"/>
+        <w:numPr>
+          <w:ilvl w:val="0"/>
+          <w:numId w:val="1"/>
+        </w:numPr>
+        <w:spacing w:lineRule="exact" w:line="240" w:before="0" w:after="50"/>
+        <w:rPr/>
+      </w:pPr>
+      <w:r>
+        <w:rPr>
+          <w:rFonts w:eastAsia="Arial" w:cs="Arial"/>
+          <w:color w:val="000000"/>
+          <w:sz w:val="22"/>
+          <w:szCs w:val="22"/>
+        </w:rPr>
+        <w:t>tests/test_spark_native_integration.py - regresión de integración Spark-native.</w:t>
       </w:r>
     </w:p>
     <w:p>
@@ -8932,7 +9173,7 @@
         <w:spacing w:lineRule="auto" w:line="240" w:before="0" w:after="60"/>
         <w:rPr/>
       </w:pPr>
-      <w:bookmarkStart w:id="19" w:name="__RefHeading___Toc811_1564033828"/>
+      <w:bookmarkStart w:id="19" w:name="__RefHeading___Toc833_3956443927"/>
       <w:bookmarkEnd w:id="19"/>
       <w:r>
         <w:rPr>
@@ -8940,7 +9181,7 @@
           <w:b/>
           <w:sz w:val="22"/>
         </w:rPr>
-        <w:t>ANEXO TÉCNICO SPRINT 4 — ANÁLISIS DE PAGOS Y MODALIDADES</w:t>
+        <w:t>ANEXO TÉCNICO — PAGOS, MODALIDADES Y ARQUITECTURA OPERACIONAL</w:t>
       </w:r>
     </w:p>
     <w:p>
@@ -8954,7 +9195,7 @@
         <w:rPr>
           <w:sz w:val="22"/>
         </w:rPr>
-        <w:t>Este anexo cubre la actividad del TDR referida al análisis estadístico y exploratorio de patrones de pagos, montos contractuales y modalidades de contratación. La evidencia del PoC usa pagos sintéticos vinculados a contratos sintéticos; no representa información SIAF real ni determina la legalidad de una modalidad.</w:t>
+        <w:t>Este anexo cubre el análisis estadístico/exploratorio de pagos, montos contractuales y modalidades y actualiza la descripción de la arquitectura operacional. La evidencia de pagos usa datos sintéticos vinculados a contratos sintéticos; no representa información SIAF real ni determina la legalidad de una modalidad.</w:t>
       </w:r>
     </w:p>
     <w:p>
@@ -8963,7 +9204,7 @@
         <w:spacing w:lineRule="auto" w:line="240" w:before="0" w:after="60"/>
         <w:rPr/>
       </w:pPr>
-      <w:bookmarkStart w:id="20" w:name="__RefHeading___Toc813_1564033828"/>
+      <w:bookmarkStart w:id="20" w:name="__RefHeading___Toc835_3956443927"/>
       <w:bookmarkEnd w:id="20"/>
       <w:r>
         <w:rPr>
@@ -8971,7 +9212,7 @@
           <w:b/>
           <w:sz w:val="22"/>
         </w:rPr>
-        <w:t>Resultados reproducibles</w:t>
+        <w:t>Resultados reproducibles de pagos y modalidades</w:t>
       </w:r>
     </w:p>
     <w:tbl>
@@ -9518,7 +9759,7 @@
         <w:rPr>
           <w:sz w:val="22"/>
         </w:rPr>
-        <w:t>La clasificación de modalidades frente a cuantía es únicamente referencial. Contratación Directa, Comparación de Precios, Subasta Inversa, acuerdos marco y otros supuestos pueden depender de condiciones jurídicas o de mercado que no se deducen del monto por sí solo. Por ello, 'requiere revisión de contexto' no equivale a irregularidad.</w:t>
+        <w:t>La comparación de modalidades frente a cuantía es únicamente referencial. Contratación Directa, Comparación de Precios, Subasta Inversa, acuerdos marco y otros supuestos pueden depender de condiciones que no se deducen del monto por sí solo; 'requiere revisión de contexto' no equivale a irregularidad.</w:t>
       </w:r>
     </w:p>
     <w:p>
@@ -9527,7 +9768,7 @@
         <w:spacing w:lineRule="auto" w:line="240" w:before="0" w:after="60"/>
         <w:rPr/>
       </w:pPr>
-      <w:bookmarkStart w:id="21" w:name="__RefHeading___Toc815_1564033828"/>
+      <w:bookmarkStart w:id="21" w:name="__RefHeading___Toc837_3956443927"/>
       <w:bookmarkEnd w:id="21"/>
       <w:r>
         <w:rPr>
@@ -9592,7 +9833,7 @@
         <w:spacing w:lineRule="auto" w:line="240" w:before="0" w:after="60"/>
         <w:rPr/>
       </w:pPr>
-      <w:bookmarkStart w:id="22" w:name="__RefHeading___Toc817_1564033828"/>
+      <w:bookmarkStart w:id="22" w:name="__RefHeading___Toc839_3956443927"/>
       <w:bookmarkEnd w:id="22"/>
       <w:r>
         <w:rPr>
@@ -9657,8 +9898,53 @@
         <w:spacing w:lineRule="auto" w:line="240" w:before="0" w:after="60"/>
         <w:rPr/>
       </w:pPr>
-      <w:bookmarkStart w:id="23" w:name="__RefHeading___Toc819_1564033828"/>
+      <w:bookmarkStart w:id="23" w:name="__RefHeading___Toc841_3956443927"/>
       <w:bookmarkEnd w:id="23"/>
+      <w:r>
+        <w:rPr>
+          <w:rFonts w:ascii="Arial" w:hAnsi="Arial"/>
+          <w:b/>
+          <w:sz w:val="22"/>
+        </w:rPr>
+        <w:t>Arquitectura operacional Spark-native</w:t>
+      </w:r>
+    </w:p>
+    <w:p>
+      <w:pPr>
+        <w:pStyle w:val="Normal"/>
+        <w:spacing w:lineRule="auto" w:line="240" w:before="0" w:after="60"/>
+        <w:jc w:val="both"/>
+        <w:rPr/>
+      </w:pPr>
+      <w:r>
+        <w:rPr>
+          <w:sz w:val="22"/>
+        </w:rPr>
+        <w:t>La evidencia histórica de modelado Spark se conserva en modo local[*] para reproducibilidad. En paralelo, la ruta operacional TRAIN/INFERENCE admite un master Spark configurable. Cuando source.type=spark_sql, el conector devuelve un Spark DataFrame y el mapping, validación, preprocesamiento, feature engineering y MLlib permanecen en Spark sin toPandas(). Las medianas por objeto aprendidas en TRAIN se persisten como Parquet distribuido y los rankings de INFERENCE se escriben también como Parquet distribuido.</w:t>
+      </w:r>
+    </w:p>
+    <w:p>
+      <w:pPr>
+        <w:pStyle w:val="Normal"/>
+        <w:spacing w:lineRule="auto" w:line="240" w:before="0" w:after="60"/>
+        <w:jc w:val="both"/>
+        <w:rPr/>
+      </w:pPr>
+      <w:r>
+        <w:rPr>
+          <w:sz w:val="22"/>
+        </w:rPr>
+        <w:t>Esta capacidad elimina el cuello de botella pandas del adaptador Spark anterior, pero no sustituye las pruebas de carga, particionamiento, seguridad, rendimiento y robustez que deben ejecutarse con el clúster y volumen institucionales reales.</w:t>
+      </w:r>
+    </w:p>
+    <w:p>
+      <w:pPr>
+        <w:pStyle w:val="Heading2"/>
+        <w:spacing w:lineRule="auto" w:line="240" w:before="0" w:after="60"/>
+        <w:rPr/>
+      </w:pPr>
+      <w:bookmarkStart w:id="24" w:name="__RefHeading___Toc843_3956443927"/>
+      <w:bookmarkEnd w:id="24"/>
       <w:r>
         <w:rPr>
           <w:rFonts w:ascii="Arial" w:hAnsi="Arial"/>
@@ -9679,7 +9965,7 @@
         <w:rPr>
           <w:sz w:val="22"/>
         </w:rPr>
-        <w:t>El cierre literal con pagos SIAF/SEACE institucionales, diccionarios reales, validación jurídica/funcional y permisos de consulta depende de la CGR y se mantiene registrado en el catálogo de dependencias institucionales.</w:t>
+        <w:t>El cierre literal con pagos SIAF/SEACE, tablas/vistas reales, ground truth, permisos, clúster, DEV/QA/PROD, SQL Server/SSRS, certificación y conformidad depende de la CGR y permanece registrado en el catálogo de dependencias institucionales.</w:t>
       </w:r>
     </w:p>
     <w:p>
@@ -9688,8 +9974,8 @@
         <w:spacing w:lineRule="exact" w:line="240" w:before="240" w:after="120"/>
         <w:rPr/>
       </w:pPr>
-      <w:bookmarkStart w:id="24" w:name="__RefHeading___Toc821_1564033828"/>
-      <w:bookmarkEnd w:id="24"/>
+      <w:bookmarkStart w:id="25" w:name="__RefHeading___Toc845_3956443927"/>
+      <w:bookmarkEnd w:id="25"/>
       <w:r>
         <w:rPr>
           <w:rFonts w:eastAsia="Arial" w:cs="Arial" w:ascii="Arial" w:hAnsi="Arial"/>

--- a/reporte/Reporte_Tecnico_Prototipo_CGR_1.8.2.docx
+++ b/reporte/Reporte_Tecnico_Prototipo_CGR_1.8.2.docx
@@ -262,7 +262,7 @@
         <w:spacing w:lineRule="exact" w:line="240" w:before="240" w:after="120"/>
         <w:rPr/>
       </w:pPr>
-      <w:bookmarkStart w:id="0" w:name="__RefHeading___Toc795_3956443927"/>
+      <w:bookmarkStart w:id="0" w:name="__RefHeading___Toc795_1913477755"/>
       <w:bookmarkEnd w:id="0"/>
       <w:r>
         <w:rPr>
@@ -369,7 +369,7 @@
             </w:rPr>
             <w:fldChar w:fldCharType="separate"/>
           </w:r>
-          <w:hyperlink w:anchor="__RefHeading___Toc795_3956443927">
+          <w:hyperlink w:anchor="__RefHeading___Toc795_1913477755">
             <w:r>
               <w:rPr>
                 <w:rStyle w:val="IndexLink"/>
@@ -389,7 +389,7 @@
             </w:tabs>
             <w:rPr/>
           </w:pPr>
-          <w:hyperlink w:anchor="__RefHeading___Toc797_3956443927">
+          <w:hyperlink w:anchor="__RefHeading___Toc797_1913477755">
             <w:r>
               <w:rPr>
                 <w:rStyle w:val="IndexLink"/>
@@ -409,7 +409,7 @@
             </w:tabs>
             <w:rPr/>
           </w:pPr>
-          <w:hyperlink w:anchor="__RefHeading___Toc799_3956443927">
+          <w:hyperlink w:anchor="__RefHeading___Toc799_1913477755">
             <w:r>
               <w:rPr>
                 <w:rStyle w:val="IndexLink"/>
@@ -429,7 +429,7 @@
             </w:tabs>
             <w:rPr/>
           </w:pPr>
-          <w:hyperlink w:anchor="__RefHeading___Toc801_3956443927">
+          <w:hyperlink w:anchor="__RefHeading___Toc801_1913477755">
             <w:r>
               <w:rPr>
                 <w:rStyle w:val="IndexLink"/>
@@ -449,7 +449,7 @@
             </w:tabs>
             <w:rPr/>
           </w:pPr>
-          <w:hyperlink w:anchor="__RefHeading___Toc803_3956443927">
+          <w:hyperlink w:anchor="__RefHeading___Toc803_1913477755">
             <w:r>
               <w:rPr>
                 <w:rStyle w:val="IndexLink"/>
@@ -469,7 +469,7 @@
             </w:tabs>
             <w:rPr/>
           </w:pPr>
-          <w:hyperlink w:anchor="__RefHeading___Toc805_3956443927">
+          <w:hyperlink w:anchor="__RefHeading___Toc805_1913477755">
             <w:r>
               <w:rPr>
                 <w:rStyle w:val="IndexLink"/>
@@ -489,7 +489,7 @@
             </w:tabs>
             <w:rPr/>
           </w:pPr>
-          <w:hyperlink w:anchor="__RefHeading___Toc807_3956443927">
+          <w:hyperlink w:anchor="__RefHeading___Toc807_1913477755">
             <w:r>
               <w:rPr>
                 <w:rStyle w:val="IndexLink"/>
@@ -509,7 +509,7 @@
             </w:tabs>
             <w:rPr/>
           </w:pPr>
-          <w:hyperlink w:anchor="__RefHeading___Toc809_3956443927">
+          <w:hyperlink w:anchor="__RefHeading___Toc809_1913477755">
             <w:r>
               <w:rPr>
                 <w:rStyle w:val="IndexLink"/>
@@ -529,7 +529,7 @@
             </w:tabs>
             <w:rPr/>
           </w:pPr>
-          <w:hyperlink w:anchor="__RefHeading___Toc811_3956443927">
+          <w:hyperlink w:anchor="__RefHeading___Toc811_1913477755">
             <w:r>
               <w:rPr>
                 <w:rStyle w:val="IndexLink"/>
@@ -549,7 +549,7 @@
             </w:tabs>
             <w:rPr/>
           </w:pPr>
-          <w:hyperlink w:anchor="__RefHeading___Toc813_3956443927">
+          <w:hyperlink w:anchor="__RefHeading___Toc813_1913477755">
             <w:r>
               <w:rPr>
                 <w:rStyle w:val="IndexLink"/>
@@ -569,7 +569,7 @@
             </w:tabs>
             <w:rPr/>
           </w:pPr>
-          <w:hyperlink w:anchor="__RefHeading___Toc815_3956443927">
+          <w:hyperlink w:anchor="__RefHeading___Toc815_1913477755">
             <w:r>
               <w:rPr>
                 <w:rStyle w:val="IndexLink"/>
@@ -589,7 +589,7 @@
             </w:tabs>
             <w:rPr/>
           </w:pPr>
-          <w:hyperlink w:anchor="__RefHeading___Toc817_3956443927">
+          <w:hyperlink w:anchor="__RefHeading___Toc817_1913477755">
             <w:r>
               <w:rPr>
                 <w:rStyle w:val="IndexLink"/>
@@ -609,7 +609,7 @@
             </w:tabs>
             <w:rPr/>
           </w:pPr>
-          <w:hyperlink w:anchor="__RefHeading___Toc819_3956443927">
+          <w:hyperlink w:anchor="__RefHeading___Toc819_1913477755">
             <w:r>
               <w:rPr>
                 <w:rStyle w:val="IndexLink"/>
@@ -629,7 +629,7 @@
             </w:tabs>
             <w:rPr/>
           </w:pPr>
-          <w:hyperlink w:anchor="__RefHeading___Toc821_3956443927">
+          <w:hyperlink w:anchor="__RefHeading___Toc821_1913477755">
             <w:r>
               <w:rPr>
                 <w:rStyle w:val="IndexLink"/>
@@ -649,7 +649,7 @@
             </w:tabs>
             <w:rPr/>
           </w:pPr>
-          <w:hyperlink w:anchor="__RefHeading___Toc823_3956443927">
+          <w:hyperlink w:anchor="__RefHeading___Toc823_1913477755">
             <w:r>
               <w:rPr>
                 <w:rStyle w:val="IndexLink"/>
@@ -669,7 +669,7 @@
             </w:tabs>
             <w:rPr/>
           </w:pPr>
-          <w:hyperlink w:anchor="__RefHeading___Toc825_3956443927">
+          <w:hyperlink w:anchor="__RefHeading___Toc825_1913477755">
             <w:r>
               <w:rPr>
                 <w:rStyle w:val="IndexLink"/>
@@ -689,7 +689,7 @@
             </w:tabs>
             <w:rPr/>
           </w:pPr>
-          <w:hyperlink w:anchor="__RefHeading___Toc827_3956443927">
+          <w:hyperlink w:anchor="__RefHeading___Toc827_1913477755">
             <w:r>
               <w:rPr>
                 <w:rStyle w:val="IndexLink"/>
@@ -709,7 +709,7 @@
             </w:tabs>
             <w:rPr/>
           </w:pPr>
-          <w:hyperlink w:anchor="__RefHeading___Toc829_3956443927">
+          <w:hyperlink w:anchor="__RefHeading___Toc829_1913477755">
             <w:r>
               <w:rPr>
                 <w:rStyle w:val="IndexLink"/>
@@ -729,7 +729,7 @@
             </w:tabs>
             <w:rPr/>
           </w:pPr>
-          <w:hyperlink w:anchor="__RefHeading___Toc831_3956443927">
+          <w:hyperlink w:anchor="__RefHeading___Toc831_1913477755">
             <w:r>
               <w:rPr>
                 <w:rStyle w:val="IndexLink"/>
@@ -749,7 +749,7 @@
             </w:tabs>
             <w:rPr/>
           </w:pPr>
-          <w:hyperlink w:anchor="__RefHeading___Toc833_3956443927">
+          <w:hyperlink w:anchor="__RefHeading___Toc833_1913477755">
             <w:r>
               <w:rPr>
                 <w:rStyle w:val="IndexLink"/>
@@ -769,7 +769,7 @@
             </w:tabs>
             <w:rPr/>
           </w:pPr>
-          <w:hyperlink w:anchor="__RefHeading___Toc835_3956443927">
+          <w:hyperlink w:anchor="__RefHeading___Toc835_1913477755">
             <w:r>
               <w:rPr>
                 <w:rStyle w:val="IndexLink"/>
@@ -789,7 +789,7 @@
             </w:tabs>
             <w:rPr/>
           </w:pPr>
-          <w:hyperlink w:anchor="__RefHeading___Toc837_3956443927">
+          <w:hyperlink w:anchor="__RefHeading___Toc837_1913477755">
             <w:r>
               <w:rPr>
                 <w:rStyle w:val="IndexLink"/>
@@ -809,7 +809,7 @@
             </w:tabs>
             <w:rPr/>
           </w:pPr>
-          <w:hyperlink w:anchor="__RefHeading___Toc839_3956443927">
+          <w:hyperlink w:anchor="__RefHeading___Toc839_1913477755">
             <w:r>
               <w:rPr>
                 <w:rStyle w:val="IndexLink"/>
@@ -829,7 +829,7 @@
             </w:tabs>
             <w:rPr/>
           </w:pPr>
-          <w:hyperlink w:anchor="__RefHeading___Toc841_3956443927">
+          <w:hyperlink w:anchor="__RefHeading___Toc841_1913477755">
             <w:r>
               <w:rPr>
                 <w:rStyle w:val="IndexLink"/>
@@ -849,7 +849,7 @@
             </w:tabs>
             <w:rPr/>
           </w:pPr>
-          <w:hyperlink w:anchor="__RefHeading___Toc843_3956443927">
+          <w:hyperlink w:anchor="__RefHeading___Toc843_1913477755">
             <w:r>
               <w:rPr>
                 <w:rStyle w:val="IndexLink"/>
@@ -869,7 +869,7 @@
             </w:tabs>
             <w:rPr/>
           </w:pPr>
-          <w:hyperlink w:anchor="__RefHeading___Toc845_3956443927">
+          <w:hyperlink w:anchor="__RefHeading___Toc845_1913477755">
             <w:r>
               <w:rPr>
                 <w:rStyle w:val="IndexLink"/>
@@ -909,7 +909,7 @@
         <w:spacing w:lineRule="exact" w:line="240" w:before="240" w:after="120"/>
         <w:rPr/>
       </w:pPr>
-      <w:bookmarkStart w:id="1" w:name="__RefHeading___Toc797_3956443927"/>
+      <w:bookmarkStart w:id="1" w:name="__RefHeading___Toc797_1913477755"/>
       <w:bookmarkEnd w:id="1"/>
       <w:r>
         <w:rPr>
@@ -1055,7 +1055,7 @@
         <w:spacing w:lineRule="exact" w:line="240" w:before="240" w:after="120"/>
         <w:rPr/>
       </w:pPr>
-      <w:bookmarkStart w:id="2" w:name="__RefHeading___Toc799_3956443927"/>
+      <w:bookmarkStart w:id="2" w:name="__RefHeading___Toc799_1913477755"/>
       <w:bookmarkEnd w:id="2"/>
       <w:r>
         <w:rPr>
@@ -1147,7 +1147,7 @@
         <w:spacing w:lineRule="exact" w:line="240" w:before="240" w:after="120"/>
         <w:rPr/>
       </w:pPr>
-      <w:bookmarkStart w:id="3" w:name="__RefHeading___Toc801_3956443927"/>
+      <w:bookmarkStart w:id="3" w:name="__RefHeading___Toc801_1913477755"/>
       <w:bookmarkEnd w:id="3"/>
       <w:r>
         <w:rPr>
@@ -2461,7 +2461,7 @@
         <w:spacing w:lineRule="exact" w:line="240" w:before="240" w:after="120"/>
         <w:rPr/>
       </w:pPr>
-      <w:bookmarkStart w:id="4" w:name="__RefHeading___Toc803_3956443927"/>
+      <w:bookmarkStart w:id="4" w:name="__RefHeading___Toc803_1913477755"/>
       <w:bookmarkEnd w:id="4"/>
       <w:r>
         <w:rPr>
@@ -3038,7 +3038,7 @@
         <w:spacing w:lineRule="exact" w:line="240" w:before="240" w:after="120"/>
         <w:rPr/>
       </w:pPr>
-      <w:bookmarkStart w:id="5" w:name="__RefHeading___Toc805_3956443927"/>
+      <w:bookmarkStart w:id="5" w:name="__RefHeading___Toc805_1913477755"/>
       <w:bookmarkEnd w:id="5"/>
       <w:r>
         <w:rPr>
@@ -3094,7 +3094,7 @@
         <w:spacing w:lineRule="exact" w:line="240" w:before="240" w:after="120"/>
         <w:rPr/>
       </w:pPr>
-      <w:bookmarkStart w:id="6" w:name="__RefHeading___Toc807_3956443927"/>
+      <w:bookmarkStart w:id="6" w:name="__RefHeading___Toc807_1913477755"/>
       <w:bookmarkEnd w:id="6"/>
       <w:r>
         <w:rPr>
@@ -3132,7 +3132,7 @@
         <w:spacing w:lineRule="exact" w:line="240" w:before="240" w:after="120"/>
         <w:rPr/>
       </w:pPr>
-      <w:bookmarkStart w:id="7" w:name="__RefHeading___Toc809_3956443927"/>
+      <w:bookmarkStart w:id="7" w:name="__RefHeading___Toc809_1913477755"/>
       <w:bookmarkEnd w:id="7"/>
       <w:r>
         <w:rPr>
@@ -3152,7 +3152,7 @@
         <w:spacing w:lineRule="exact" w:line="240" w:before="180" w:after="80"/>
         <w:rPr/>
       </w:pPr>
-      <w:bookmarkStart w:id="8" w:name="__RefHeading___Toc811_3956443927"/>
+      <w:bookmarkStart w:id="8" w:name="__RefHeading___Toc811_1913477755"/>
       <w:bookmarkEnd w:id="8"/>
       <w:r>
         <w:rPr>
@@ -3923,7 +3923,7 @@
         <w:spacing w:lineRule="exact" w:line="240" w:before="180" w:after="80"/>
         <w:rPr/>
       </w:pPr>
-      <w:bookmarkStart w:id="9" w:name="__RefHeading___Toc813_3956443927"/>
+      <w:bookmarkStart w:id="9" w:name="__RefHeading___Toc813_1913477755"/>
       <w:bookmarkEnd w:id="9"/>
       <w:r>
         <w:rPr>
@@ -4605,7 +4605,7 @@
         <w:spacing w:lineRule="exact" w:line="240" w:before="180" w:after="80"/>
         <w:rPr/>
       </w:pPr>
-      <w:bookmarkStart w:id="10" w:name="__RefHeading___Toc815_3956443927"/>
+      <w:bookmarkStart w:id="10" w:name="__RefHeading___Toc815_1913477755"/>
       <w:bookmarkEnd w:id="10"/>
       <w:r>
         <w:rPr>
@@ -5581,7 +5581,7 @@
         <w:spacing w:lineRule="exact" w:line="240" w:before="180" w:after="80"/>
         <w:rPr/>
       </w:pPr>
-      <w:bookmarkStart w:id="11" w:name="__RefHeading___Toc817_3956443927"/>
+      <w:bookmarkStart w:id="11" w:name="__RefHeading___Toc817_1913477755"/>
       <w:bookmarkEnd w:id="11"/>
       <w:r>
         <w:rPr>
@@ -6437,7 +6437,7 @@
         <w:spacing w:lineRule="exact" w:line="240" w:before="180" w:after="80"/>
         <w:rPr/>
       </w:pPr>
-      <w:bookmarkStart w:id="12" w:name="__RefHeading___Toc819_3956443927"/>
+      <w:bookmarkStart w:id="12" w:name="__RefHeading___Toc819_1913477755"/>
       <w:bookmarkEnd w:id="12"/>
       <w:r>
         <w:rPr>
@@ -7007,7 +7007,7 @@
         <w:spacing w:lineRule="exact" w:line="240" w:before="180" w:after="80"/>
         <w:rPr/>
       </w:pPr>
-      <w:bookmarkStart w:id="13" w:name="__RefHeading___Toc821_3956443927"/>
+      <w:bookmarkStart w:id="13" w:name="__RefHeading___Toc821_1913477755"/>
       <w:bookmarkEnd w:id="13"/>
       <w:r>
         <w:rPr>
@@ -7774,7 +7774,7 @@
         <w:spacing w:lineRule="exact" w:line="240" w:before="180" w:after="80"/>
         <w:rPr/>
       </w:pPr>
-      <w:bookmarkStart w:id="14" w:name="__RefHeading___Toc823_3956443927"/>
+      <w:bookmarkStart w:id="14" w:name="__RefHeading___Toc823_1913477755"/>
       <w:bookmarkEnd w:id="14"/>
       <w:r>
         <w:rPr>
@@ -7894,7 +7894,7 @@
         <w:spacing w:lineRule="exact" w:line="240" w:before="180" w:after="80"/>
         <w:rPr/>
       </w:pPr>
-      <w:bookmarkStart w:id="15" w:name="__RefHeading___Toc825_3956443927"/>
+      <w:bookmarkStart w:id="15" w:name="__RefHeading___Toc825_1913477755"/>
       <w:bookmarkEnd w:id="15"/>
       <w:r>
         <w:rPr>
@@ -8014,7 +8014,7 @@
         <w:spacing w:lineRule="exact" w:line="240" w:before="180" w:after="80"/>
         <w:rPr/>
       </w:pPr>
-      <w:bookmarkStart w:id="16" w:name="__RefHeading___Toc827_3956443927"/>
+      <w:bookmarkStart w:id="16" w:name="__RefHeading___Toc827_1913477755"/>
       <w:bookmarkEnd w:id="16"/>
       <w:r>
         <w:rPr>
@@ -8879,7 +8879,7 @@
         <w:spacing w:lineRule="exact" w:line="240" w:before="240" w:after="120"/>
         <w:rPr/>
       </w:pPr>
-      <w:bookmarkStart w:id="17" w:name="__RefHeading___Toc829_3956443927"/>
+      <w:bookmarkStart w:id="17" w:name="__RefHeading___Toc829_1913477755"/>
       <w:bookmarkEnd w:id="17"/>
       <w:r>
         <w:rPr>
@@ -8953,7 +8953,7 @@
         <w:spacing w:lineRule="exact" w:line="240" w:before="240" w:after="120"/>
         <w:rPr/>
       </w:pPr>
-      <w:bookmarkStart w:id="18" w:name="__RefHeading___Toc831_3956443927"/>
+      <w:bookmarkStart w:id="18" w:name="__RefHeading___Toc831_1913477755"/>
       <w:bookmarkEnd w:id="18"/>
       <w:r>
         <w:rPr>
@@ -8984,7 +8984,7 @@
           <w:sz w:val="22"/>
           <w:szCs w:val="22"/>
         </w:rPr>
-        <w:t>Commit utilizado por la evidencia: 9c7c494c929f21a6ccd4969f915c270fe1c2ea38.</w:t>
+        <w:t>Commit utilizado por la evidencia: 47226e0495146294dbd181fc9bfafd50db168fb2.</w:t>
       </w:r>
     </w:p>
     <w:p>
@@ -9173,7 +9173,7 @@
         <w:spacing w:lineRule="auto" w:line="240" w:before="0" w:after="60"/>
         <w:rPr/>
       </w:pPr>
-      <w:bookmarkStart w:id="19" w:name="__RefHeading___Toc833_3956443927"/>
+      <w:bookmarkStart w:id="19" w:name="__RefHeading___Toc833_1913477755"/>
       <w:bookmarkEnd w:id="19"/>
       <w:r>
         <w:rPr>
@@ -9204,7 +9204,7 @@
         <w:spacing w:lineRule="auto" w:line="240" w:before="0" w:after="60"/>
         <w:rPr/>
       </w:pPr>
-      <w:bookmarkStart w:id="20" w:name="__RefHeading___Toc835_3956443927"/>
+      <w:bookmarkStart w:id="20" w:name="__RefHeading___Toc835_1913477755"/>
       <w:bookmarkEnd w:id="20"/>
       <w:r>
         <w:rPr>
@@ -9768,7 +9768,7 @@
         <w:spacing w:lineRule="auto" w:line="240" w:before="0" w:after="60"/>
         <w:rPr/>
       </w:pPr>
-      <w:bookmarkStart w:id="21" w:name="__RefHeading___Toc837_3956443927"/>
+      <w:bookmarkStart w:id="21" w:name="__RefHeading___Toc837_1913477755"/>
       <w:bookmarkEnd w:id="21"/>
       <w:r>
         <w:rPr>
@@ -9833,7 +9833,7 @@
         <w:spacing w:lineRule="auto" w:line="240" w:before="0" w:after="60"/>
         <w:rPr/>
       </w:pPr>
-      <w:bookmarkStart w:id="22" w:name="__RefHeading___Toc839_3956443927"/>
+      <w:bookmarkStart w:id="22" w:name="__RefHeading___Toc839_1913477755"/>
       <w:bookmarkEnd w:id="22"/>
       <w:r>
         <w:rPr>
@@ -9898,7 +9898,7 @@
         <w:spacing w:lineRule="auto" w:line="240" w:before="0" w:after="60"/>
         <w:rPr/>
       </w:pPr>
-      <w:bookmarkStart w:id="23" w:name="__RefHeading___Toc841_3956443927"/>
+      <w:bookmarkStart w:id="23" w:name="__RefHeading___Toc841_1913477755"/>
       <w:bookmarkEnd w:id="23"/>
       <w:r>
         <w:rPr>
@@ -9943,7 +9943,7 @@
         <w:spacing w:lineRule="auto" w:line="240" w:before="0" w:after="60"/>
         <w:rPr/>
       </w:pPr>
-      <w:bookmarkStart w:id="24" w:name="__RefHeading___Toc843_3956443927"/>
+      <w:bookmarkStart w:id="24" w:name="__RefHeading___Toc843_1913477755"/>
       <w:bookmarkEnd w:id="24"/>
       <w:r>
         <w:rPr>
@@ -9974,7 +9974,7 @@
         <w:spacing w:lineRule="exact" w:line="240" w:before="240" w:after="120"/>
         <w:rPr/>
       </w:pPr>
-      <w:bookmarkStart w:id="25" w:name="__RefHeading___Toc845_3956443927"/>
+      <w:bookmarkStart w:id="25" w:name="__RefHeading___Toc845_1913477755"/>
       <w:bookmarkEnd w:id="25"/>
       <w:r>
         <w:rPr>

--- a/reporte/Reporte_Tecnico_Prototipo_CGR_1.8.2.docx
+++ b/reporte/Reporte_Tecnico_Prototipo_CGR_1.8.2.docx
@@ -262,7 +262,7 @@
         <w:spacing w:lineRule="exact" w:line="240" w:before="240" w:after="120"/>
         <w:rPr/>
       </w:pPr>
-      <w:bookmarkStart w:id="0" w:name="__RefHeading___Toc795_1913477755"/>
+      <w:bookmarkStart w:id="0" w:name="__RefHeading___Toc795_2937512272"/>
       <w:bookmarkEnd w:id="0"/>
       <w:r>
         <w:rPr>
@@ -369,7 +369,7 @@
             </w:rPr>
             <w:fldChar w:fldCharType="separate"/>
           </w:r>
-          <w:hyperlink w:anchor="__RefHeading___Toc795_1913477755">
+          <w:hyperlink w:anchor="__RefHeading___Toc795_2937512272">
             <w:r>
               <w:rPr>
                 <w:rStyle w:val="IndexLink"/>
@@ -389,7 +389,7 @@
             </w:tabs>
             <w:rPr/>
           </w:pPr>
-          <w:hyperlink w:anchor="__RefHeading___Toc797_1913477755">
+          <w:hyperlink w:anchor="__RefHeading___Toc797_2937512272">
             <w:r>
               <w:rPr>
                 <w:rStyle w:val="IndexLink"/>
@@ -409,7 +409,7 @@
             </w:tabs>
             <w:rPr/>
           </w:pPr>
-          <w:hyperlink w:anchor="__RefHeading___Toc799_1913477755">
+          <w:hyperlink w:anchor="__RefHeading___Toc799_2937512272">
             <w:r>
               <w:rPr>
                 <w:rStyle w:val="IndexLink"/>
@@ -429,7 +429,7 @@
             </w:tabs>
             <w:rPr/>
           </w:pPr>
-          <w:hyperlink w:anchor="__RefHeading___Toc801_1913477755">
+          <w:hyperlink w:anchor="__RefHeading___Toc801_2937512272">
             <w:r>
               <w:rPr>
                 <w:rStyle w:val="IndexLink"/>
@@ -449,7 +449,7 @@
             </w:tabs>
             <w:rPr/>
           </w:pPr>
-          <w:hyperlink w:anchor="__RefHeading___Toc803_1913477755">
+          <w:hyperlink w:anchor="__RefHeading___Toc803_2937512272">
             <w:r>
               <w:rPr>
                 <w:rStyle w:val="IndexLink"/>
@@ -469,7 +469,7 @@
             </w:tabs>
             <w:rPr/>
           </w:pPr>
-          <w:hyperlink w:anchor="__RefHeading___Toc805_1913477755">
+          <w:hyperlink w:anchor="__RefHeading___Toc805_2937512272">
             <w:r>
               <w:rPr>
                 <w:rStyle w:val="IndexLink"/>
@@ -489,7 +489,7 @@
             </w:tabs>
             <w:rPr/>
           </w:pPr>
-          <w:hyperlink w:anchor="__RefHeading___Toc807_1913477755">
+          <w:hyperlink w:anchor="__RefHeading___Toc807_2937512272">
             <w:r>
               <w:rPr>
                 <w:rStyle w:val="IndexLink"/>
@@ -509,7 +509,7 @@
             </w:tabs>
             <w:rPr/>
           </w:pPr>
-          <w:hyperlink w:anchor="__RefHeading___Toc809_1913477755">
+          <w:hyperlink w:anchor="__RefHeading___Toc809_2937512272">
             <w:r>
               <w:rPr>
                 <w:rStyle w:val="IndexLink"/>
@@ -529,7 +529,7 @@
             </w:tabs>
             <w:rPr/>
           </w:pPr>
-          <w:hyperlink w:anchor="__RefHeading___Toc811_1913477755">
+          <w:hyperlink w:anchor="__RefHeading___Toc811_2937512272">
             <w:r>
               <w:rPr>
                 <w:rStyle w:val="IndexLink"/>
@@ -549,7 +549,7 @@
             </w:tabs>
             <w:rPr/>
           </w:pPr>
-          <w:hyperlink w:anchor="__RefHeading___Toc813_1913477755">
+          <w:hyperlink w:anchor="__RefHeading___Toc813_2937512272">
             <w:r>
               <w:rPr>
                 <w:rStyle w:val="IndexLink"/>
@@ -569,7 +569,7 @@
             </w:tabs>
             <w:rPr/>
           </w:pPr>
-          <w:hyperlink w:anchor="__RefHeading___Toc815_1913477755">
+          <w:hyperlink w:anchor="__RefHeading___Toc815_2937512272">
             <w:r>
               <w:rPr>
                 <w:rStyle w:val="IndexLink"/>
@@ -589,7 +589,7 @@
             </w:tabs>
             <w:rPr/>
           </w:pPr>
-          <w:hyperlink w:anchor="__RefHeading___Toc817_1913477755">
+          <w:hyperlink w:anchor="__RefHeading___Toc817_2937512272">
             <w:r>
               <w:rPr>
                 <w:rStyle w:val="IndexLink"/>
@@ -609,7 +609,7 @@
             </w:tabs>
             <w:rPr/>
           </w:pPr>
-          <w:hyperlink w:anchor="__RefHeading___Toc819_1913477755">
+          <w:hyperlink w:anchor="__RefHeading___Toc819_2937512272">
             <w:r>
               <w:rPr>
                 <w:rStyle w:val="IndexLink"/>
@@ -629,7 +629,7 @@
             </w:tabs>
             <w:rPr/>
           </w:pPr>
-          <w:hyperlink w:anchor="__RefHeading___Toc821_1913477755">
+          <w:hyperlink w:anchor="__RefHeading___Toc821_2937512272">
             <w:r>
               <w:rPr>
                 <w:rStyle w:val="IndexLink"/>
@@ -649,7 +649,7 @@
             </w:tabs>
             <w:rPr/>
           </w:pPr>
-          <w:hyperlink w:anchor="__RefHeading___Toc823_1913477755">
+          <w:hyperlink w:anchor="__RefHeading___Toc823_2937512272">
             <w:r>
               <w:rPr>
                 <w:rStyle w:val="IndexLink"/>
@@ -669,7 +669,7 @@
             </w:tabs>
             <w:rPr/>
           </w:pPr>
-          <w:hyperlink w:anchor="__RefHeading___Toc825_1913477755">
+          <w:hyperlink w:anchor="__RefHeading___Toc825_2937512272">
             <w:r>
               <w:rPr>
                 <w:rStyle w:val="IndexLink"/>
@@ -689,7 +689,7 @@
             </w:tabs>
             <w:rPr/>
           </w:pPr>
-          <w:hyperlink w:anchor="__RefHeading___Toc827_1913477755">
+          <w:hyperlink w:anchor="__RefHeading___Toc827_2937512272">
             <w:r>
               <w:rPr>
                 <w:rStyle w:val="IndexLink"/>
@@ -709,7 +709,7 @@
             </w:tabs>
             <w:rPr/>
           </w:pPr>
-          <w:hyperlink w:anchor="__RefHeading___Toc829_1913477755">
+          <w:hyperlink w:anchor="__RefHeading___Toc829_2937512272">
             <w:r>
               <w:rPr>
                 <w:rStyle w:val="IndexLink"/>
@@ -729,7 +729,7 @@
             </w:tabs>
             <w:rPr/>
           </w:pPr>
-          <w:hyperlink w:anchor="__RefHeading___Toc831_1913477755">
+          <w:hyperlink w:anchor="__RefHeading___Toc831_2937512272">
             <w:r>
               <w:rPr>
                 <w:rStyle w:val="IndexLink"/>
@@ -749,7 +749,7 @@
             </w:tabs>
             <w:rPr/>
           </w:pPr>
-          <w:hyperlink w:anchor="__RefHeading___Toc833_1913477755">
+          <w:hyperlink w:anchor="__RefHeading___Toc833_2937512272">
             <w:r>
               <w:rPr>
                 <w:rStyle w:val="IndexLink"/>
@@ -769,7 +769,7 @@
             </w:tabs>
             <w:rPr/>
           </w:pPr>
-          <w:hyperlink w:anchor="__RefHeading___Toc835_1913477755">
+          <w:hyperlink w:anchor="__RefHeading___Toc835_2937512272">
             <w:r>
               <w:rPr>
                 <w:rStyle w:val="IndexLink"/>
@@ -789,7 +789,7 @@
             </w:tabs>
             <w:rPr/>
           </w:pPr>
-          <w:hyperlink w:anchor="__RefHeading___Toc837_1913477755">
+          <w:hyperlink w:anchor="__RefHeading___Toc837_2937512272">
             <w:r>
               <w:rPr>
                 <w:rStyle w:val="IndexLink"/>
@@ -809,7 +809,7 @@
             </w:tabs>
             <w:rPr/>
           </w:pPr>
-          <w:hyperlink w:anchor="__RefHeading___Toc839_1913477755">
+          <w:hyperlink w:anchor="__RefHeading___Toc839_2937512272">
             <w:r>
               <w:rPr>
                 <w:rStyle w:val="IndexLink"/>
@@ -829,7 +829,7 @@
             </w:tabs>
             <w:rPr/>
           </w:pPr>
-          <w:hyperlink w:anchor="__RefHeading___Toc841_1913477755">
+          <w:hyperlink w:anchor="__RefHeading___Toc841_2937512272">
             <w:r>
               <w:rPr>
                 <w:rStyle w:val="IndexLink"/>
@@ -849,7 +849,7 @@
             </w:tabs>
             <w:rPr/>
           </w:pPr>
-          <w:hyperlink w:anchor="__RefHeading___Toc843_1913477755">
+          <w:hyperlink w:anchor="__RefHeading___Toc843_2937512272">
             <w:r>
               <w:rPr>
                 <w:rStyle w:val="IndexLink"/>
@@ -869,7 +869,7 @@
             </w:tabs>
             <w:rPr/>
           </w:pPr>
-          <w:hyperlink w:anchor="__RefHeading___Toc845_1913477755">
+          <w:hyperlink w:anchor="__RefHeading___Toc845_2937512272">
             <w:r>
               <w:rPr>
                 <w:rStyle w:val="IndexLink"/>
@@ -909,7 +909,7 @@
         <w:spacing w:lineRule="exact" w:line="240" w:before="240" w:after="120"/>
         <w:rPr/>
       </w:pPr>
-      <w:bookmarkStart w:id="1" w:name="__RefHeading___Toc797_1913477755"/>
+      <w:bookmarkStart w:id="1" w:name="__RefHeading___Toc797_2937512272"/>
       <w:bookmarkEnd w:id="1"/>
       <w:r>
         <w:rPr>
@@ -1055,7 +1055,7 @@
         <w:spacing w:lineRule="exact" w:line="240" w:before="240" w:after="120"/>
         <w:rPr/>
       </w:pPr>
-      <w:bookmarkStart w:id="2" w:name="__RefHeading___Toc799_1913477755"/>
+      <w:bookmarkStart w:id="2" w:name="__RefHeading___Toc799_2937512272"/>
       <w:bookmarkEnd w:id="2"/>
       <w:r>
         <w:rPr>
@@ -1147,7 +1147,7 @@
         <w:spacing w:lineRule="exact" w:line="240" w:before="240" w:after="120"/>
         <w:rPr/>
       </w:pPr>
-      <w:bookmarkStart w:id="3" w:name="__RefHeading___Toc801_1913477755"/>
+      <w:bookmarkStart w:id="3" w:name="__RefHeading___Toc801_2937512272"/>
       <w:bookmarkEnd w:id="3"/>
       <w:r>
         <w:rPr>
@@ -2461,7 +2461,7 @@
         <w:spacing w:lineRule="exact" w:line="240" w:before="240" w:after="120"/>
         <w:rPr/>
       </w:pPr>
-      <w:bookmarkStart w:id="4" w:name="__RefHeading___Toc803_1913477755"/>
+      <w:bookmarkStart w:id="4" w:name="__RefHeading___Toc803_2937512272"/>
       <w:bookmarkEnd w:id="4"/>
       <w:r>
         <w:rPr>
@@ -3038,7 +3038,7 @@
         <w:spacing w:lineRule="exact" w:line="240" w:before="240" w:after="120"/>
         <w:rPr/>
       </w:pPr>
-      <w:bookmarkStart w:id="5" w:name="__RefHeading___Toc805_1913477755"/>
+      <w:bookmarkStart w:id="5" w:name="__RefHeading___Toc805_2937512272"/>
       <w:bookmarkEnd w:id="5"/>
       <w:r>
         <w:rPr>
@@ -3094,7 +3094,7 @@
         <w:spacing w:lineRule="exact" w:line="240" w:before="240" w:after="120"/>
         <w:rPr/>
       </w:pPr>
-      <w:bookmarkStart w:id="6" w:name="__RefHeading___Toc807_1913477755"/>
+      <w:bookmarkStart w:id="6" w:name="__RefHeading___Toc807_2937512272"/>
       <w:bookmarkEnd w:id="6"/>
       <w:r>
         <w:rPr>
@@ -3132,7 +3132,7 @@
         <w:spacing w:lineRule="exact" w:line="240" w:before="240" w:after="120"/>
         <w:rPr/>
       </w:pPr>
-      <w:bookmarkStart w:id="7" w:name="__RefHeading___Toc809_1913477755"/>
+      <w:bookmarkStart w:id="7" w:name="__RefHeading___Toc809_2937512272"/>
       <w:bookmarkEnd w:id="7"/>
       <w:r>
         <w:rPr>
@@ -3152,7 +3152,7 @@
         <w:spacing w:lineRule="exact" w:line="240" w:before="180" w:after="80"/>
         <w:rPr/>
       </w:pPr>
-      <w:bookmarkStart w:id="8" w:name="__RefHeading___Toc811_1913477755"/>
+      <w:bookmarkStart w:id="8" w:name="__RefHeading___Toc811_2937512272"/>
       <w:bookmarkEnd w:id="8"/>
       <w:r>
         <w:rPr>
@@ -3923,7 +3923,7 @@
         <w:spacing w:lineRule="exact" w:line="240" w:before="180" w:after="80"/>
         <w:rPr/>
       </w:pPr>
-      <w:bookmarkStart w:id="9" w:name="__RefHeading___Toc813_1913477755"/>
+      <w:bookmarkStart w:id="9" w:name="__RefHeading___Toc813_2937512272"/>
       <w:bookmarkEnd w:id="9"/>
       <w:r>
         <w:rPr>
@@ -4106,7 +4106,7 @@
                 <w:sz w:val="22"/>
                 <w:szCs w:val="22"/>
               </w:rPr>
-              <w:t>3,709</w:t>
+              <w:t>4,296</w:t>
             </w:r>
           </w:p>
         </w:tc>
@@ -4173,7 +4173,7 @@
                 <w:sz w:val="22"/>
                 <w:szCs w:val="22"/>
               </w:rPr>
-              <w:t>241</w:t>
+              <w:t>263</w:t>
             </w:r>
           </w:p>
         </w:tc>
@@ -4240,7 +4240,7 @@
                 <w:sz w:val="22"/>
                 <w:szCs w:val="22"/>
               </w:rPr>
-              <w:t>237</w:t>
+              <w:t>259</w:t>
             </w:r>
           </w:p>
         </w:tc>
@@ -4307,7 +4307,7 @@
                 <w:sz w:val="22"/>
                 <w:szCs w:val="22"/>
               </w:rPr>
-              <w:t>S/ 736,486</w:t>
+              <w:t>S/ 894,438</w:t>
             </w:r>
           </w:p>
         </w:tc>
@@ -4374,7 +4374,7 @@
                 <w:sz w:val="22"/>
                 <w:szCs w:val="22"/>
               </w:rPr>
-              <w:t>2,328</w:t>
+              <w:t>2,362</w:t>
             </w:r>
           </w:p>
         </w:tc>
@@ -4441,7 +4441,7 @@
                 <w:sz w:val="22"/>
                 <w:szCs w:val="22"/>
               </w:rPr>
-              <w:t>6</w:t>
+              <w:t>30</w:t>
             </w:r>
           </w:p>
         </w:tc>
@@ -4508,7 +4508,7 @@
                 <w:sz w:val="22"/>
                 <w:szCs w:val="22"/>
               </w:rPr>
-              <w:t>180</w:t>
+              <w:t>265</w:t>
             </w:r>
           </w:p>
         </w:tc>
@@ -4575,7 +4575,7 @@
                 <w:sz w:val="22"/>
                 <w:szCs w:val="22"/>
               </w:rPr>
-              <w:t>8</w:t>
+              <w:t>24</w:t>
             </w:r>
           </w:p>
         </w:tc>
@@ -4605,7 +4605,7 @@
         <w:spacing w:lineRule="exact" w:line="240" w:before="180" w:after="80"/>
         <w:rPr/>
       </w:pPr>
-      <w:bookmarkStart w:id="10" w:name="__RefHeading___Toc815_1913477755"/>
+      <w:bookmarkStart w:id="10" w:name="__RefHeading___Toc815_2937512272"/>
       <w:bookmarkEnd w:id="10"/>
       <w:r>
         <w:rPr>
@@ -4634,7 +4634,7 @@
           <w:sz w:val="22"/>
           <w:szCs w:val="22"/>
         </w:rPr>
-        <w:t>Se compararon 3 algoritmos con predicciones out-of-fold, StratifiedKFold 3-fold, mismas particiones para todos. La métrica primaria es AUC-PR por desbalance severo.</w:t>
+        <w:t>Se compararon 3 algoritmos con undefined. La métrica primaria es AUC-PR por desbalance.</w:t>
       </w:r>
     </w:p>
     <w:p>
@@ -4938,7 +4938,7 @@
                 <w:sz w:val="22"/>
                 <w:szCs w:val="22"/>
               </w:rPr>
-              <w:t>0.671</w:t>
+              <w:t>0.991</w:t>
             </w:r>
           </w:p>
         </w:tc>
@@ -4969,7 +4969,7 @@
                 <w:sz w:val="22"/>
                 <w:szCs w:val="22"/>
               </w:rPr>
-              <w:t>0.999</w:t>
+              <w:t>1.000</w:t>
             </w:r>
           </w:p>
         </w:tc>
@@ -5000,7 +5000,7 @@
                 <w:sz w:val="22"/>
                 <w:szCs w:val="22"/>
               </w:rPr>
-              <w:t>66.7%</w:t>
+              <w:t>100.0%</w:t>
             </w:r>
           </w:p>
         </w:tc>
@@ -5031,7 +5031,7 @@
                 <w:sz w:val="22"/>
                 <w:szCs w:val="22"/>
               </w:rPr>
-              <w:t>33.3%</w:t>
+              <w:t>90.9%</w:t>
             </w:r>
           </w:p>
         </w:tc>
@@ -5062,7 +5062,7 @@
                 <w:sz w:val="22"/>
                 <w:szCs w:val="22"/>
               </w:rPr>
-              <w:t>0.444</w:t>
+              <w:t>0.952</w:t>
             </w:r>
           </w:p>
         </w:tc>
@@ -5129,7 +5129,7 @@
                 <w:sz w:val="22"/>
                 <w:szCs w:val="22"/>
               </w:rPr>
-              <w:t>0.621</w:t>
+              <w:t>0.751</w:t>
             </w:r>
           </w:p>
         </w:tc>
@@ -5160,7 +5160,7 @@
                 <w:sz w:val="22"/>
                 <w:szCs w:val="22"/>
               </w:rPr>
-              <w:t>0.995</w:t>
+              <w:t>0.997</w:t>
             </w:r>
           </w:p>
         </w:tc>
@@ -5191,7 +5191,7 @@
                 <w:sz w:val="22"/>
                 <w:szCs w:val="22"/>
               </w:rPr>
-              <w:t>33.3%</w:t>
+              <w:t>55.3%</w:t>
             </w:r>
           </w:p>
         </w:tc>
@@ -5222,7 +5222,7 @@
                 <w:sz w:val="22"/>
                 <w:szCs w:val="22"/>
               </w:rPr>
-              <w:t>66.7%</w:t>
+              <w:t>95.5%</w:t>
             </w:r>
           </w:p>
         </w:tc>
@@ -5253,7 +5253,7 @@
                 <w:sz w:val="22"/>
                 <w:szCs w:val="22"/>
               </w:rPr>
-              <w:t>0.444</w:t>
+              <w:t>0.700</w:t>
             </w:r>
           </w:p>
         </w:tc>
@@ -5320,7 +5320,7 @@
                 <w:sz w:val="22"/>
                 <w:szCs w:val="22"/>
               </w:rPr>
-              <w:t>0.418</w:t>
+              <w:t>0.911</w:t>
             </w:r>
           </w:p>
         </w:tc>
@@ -5351,7 +5351,7 @@
                 <w:sz w:val="22"/>
                 <w:szCs w:val="22"/>
               </w:rPr>
-              <w:t>0.749</w:t>
+              <w:t>0.945</w:t>
             </w:r>
           </w:p>
         </w:tc>
@@ -5382,7 +5382,7 @@
                 <w:sz w:val="22"/>
                 <w:szCs w:val="22"/>
               </w:rPr>
-              <w:t>42.9%</w:t>
+              <w:t>100.0%</w:t>
             </w:r>
           </w:p>
         </w:tc>
@@ -5413,7 +5413,7 @@
                 <w:sz w:val="22"/>
                 <w:szCs w:val="22"/>
               </w:rPr>
-              <w:t>50.0%</w:t>
+              <w:t>90.9%</w:t>
             </w:r>
           </w:p>
         </w:tc>
@@ -5444,7 +5444,7 @@
                 <w:sz w:val="22"/>
                 <w:szCs w:val="22"/>
               </w:rPr>
-              <w:t>0.462</w:t>
+              <w:t>0.952</w:t>
             </w:r>
           </w:p>
         </w:tc>
@@ -5465,7 +5465,7 @@
           <w:sz w:val="22"/>
           <w:szCs w:val="22"/>
         </w:rPr>
-        <w:t>Random Forest conserva el mayor AUC-PR. El tuning selecciona n_estimators=100, max_depth=3 y min_samples_leaf=1, con AUC-PR CV 0.844.</w:t>
+        <w:t>Random Forest conserva el mayor AUC-PR. El tuning selecciona n_estimators=100, max_depth=4 y min_samples_leaf=1, con AUC-PR CV 1.000.</w:t>
       </w:r>
     </w:p>
     <w:p>
@@ -5581,7 +5581,7 @@
         <w:spacing w:lineRule="exact" w:line="240" w:before="180" w:after="80"/>
         <w:rPr/>
       </w:pPr>
-      <w:bookmarkStart w:id="11" w:name="__RefHeading___Toc817_1913477755"/>
+      <w:bookmarkStart w:id="11" w:name="__RefHeading___Toc817_2937512272"/>
       <w:bookmarkEnd w:id="11"/>
       <w:r>
         <w:rPr>
@@ -5610,7 +5610,7 @@
           <w:sz w:val="22"/>
           <w:szCs w:val="22"/>
         </w:rPr>
-        <w:t>holdout final separado antes del tuning; validaciones repetidas solo en desarrollo. La selección se realiza por AUC-PR media en validaciones repetidas; el holdout final no participa en tuning.</w:t>
+        <w:t>holdout final separado antes del tuning; ranking y umbral calibrados solo en desarrollo. La selección se realiza por AUC-PR media para ranking; F1 medio para contamination/umbral binario; el holdout final no participa en tuning.</w:t>
       </w:r>
     </w:p>
     <w:p>
@@ -5782,7 +5782,7 @@
                 <w:sz w:val="22"/>
                 <w:szCs w:val="22"/>
               </w:rPr>
-              <w:t>68</w:t>
+              <w:t>80</w:t>
             </w:r>
           </w:p>
         </w:tc>
@@ -5849,7 +5849,7 @@
                 <w:sz w:val="22"/>
                 <w:szCs w:val="22"/>
               </w:rPr>
-              <w:t>3</w:t>
+              <w:t>7</w:t>
             </w:r>
           </w:p>
         </w:tc>
@@ -5916,7 +5916,7 @@
                 <w:sz w:val="22"/>
                 <w:szCs w:val="22"/>
               </w:rPr>
-              <w:t>17</w:t>
+              <w:t>2</w:t>
             </w:r>
           </w:p>
         </w:tc>
@@ -5983,7 +5983,7 @@
                 <w:sz w:val="22"/>
                 <w:szCs w:val="22"/>
               </w:rPr>
-              <w:t>0.856</w:t>
+              <w:t>0.659</w:t>
             </w:r>
           </w:p>
         </w:tc>
@@ -6050,7 +6050,7 @@
                 <w:sz w:val="22"/>
                 <w:szCs w:val="22"/>
               </w:rPr>
-              <w:t>0.171</w:t>
+              <w:t>0.133</w:t>
             </w:r>
           </w:p>
         </w:tc>
@@ -6117,7 +6117,7 @@
                 <w:sz w:val="22"/>
                 <w:szCs w:val="22"/>
               </w:rPr>
-              <w:t>17.6%</w:t>
+              <w:t>0.0%</w:t>
             </w:r>
           </w:p>
         </w:tc>
@@ -6184,7 +6184,7 @@
                 <w:sz w:val="22"/>
                 <w:szCs w:val="22"/>
               </w:rPr>
-              <w:t>100.0%</w:t>
+              <w:t>0.0%</w:t>
             </w:r>
           </w:p>
         </w:tc>
@@ -6251,7 +6251,7 @@
                 <w:sz w:val="22"/>
                 <w:szCs w:val="22"/>
               </w:rPr>
-              <w:t>0.300</w:t>
+              <w:t>0.000</w:t>
             </w:r>
           </w:p>
         </w:tc>
@@ -6437,7 +6437,7 @@
         <w:spacing w:lineRule="exact" w:line="240" w:before="180" w:after="80"/>
         <w:rPr/>
       </w:pPr>
-      <w:bookmarkStart w:id="12" w:name="__RefHeading___Toc819_1913477755"/>
+      <w:bookmarkStart w:id="12" w:name="__RefHeading___Toc819_2937512272"/>
       <w:bookmarkEnd w:id="12"/>
       <w:r>
         <w:rPr>
@@ -6821,7 +6821,7 @@
                 <w:sz w:val="22"/>
                 <w:szCs w:val="22"/>
               </w:rPr>
-              <w:t>280 vértices, 2995 aristas y 5 señales sintéticas.</w:t>
+              <w:t>280 vértices, 3130 aristas y 5 señales sintéticas.</w:t>
             </w:r>
           </w:p>
         </w:tc>
@@ -7007,7 +7007,7 @@
         <w:spacing w:lineRule="exact" w:line="240" w:before="180" w:after="80"/>
         <w:rPr/>
       </w:pPr>
-      <w:bookmarkStart w:id="13" w:name="__RefHeading___Toc821_1913477755"/>
+      <w:bookmarkStart w:id="13" w:name="__RefHeading___Toc821_2937512272"/>
       <w:bookmarkEnd w:id="13"/>
       <w:r>
         <w:rPr>
@@ -7774,7 +7774,7 @@
         <w:spacing w:lineRule="exact" w:line="240" w:before="180" w:after="80"/>
         <w:rPr/>
       </w:pPr>
-      <w:bookmarkStart w:id="14" w:name="__RefHeading___Toc823_1913477755"/>
+      <w:bookmarkStart w:id="14" w:name="__RefHeading___Toc823_2937512272"/>
       <w:bookmarkEnd w:id="14"/>
       <w:r>
         <w:rPr>
@@ -7894,7 +7894,7 @@
         <w:spacing w:lineRule="exact" w:line="240" w:before="180" w:after="80"/>
         <w:rPr/>
       </w:pPr>
-      <w:bookmarkStart w:id="15" w:name="__RefHeading___Toc825_1913477755"/>
+      <w:bookmarkStart w:id="15" w:name="__RefHeading___Toc825_2937512272"/>
       <w:bookmarkEnd w:id="15"/>
       <w:r>
         <w:rPr>
@@ -8014,7 +8014,7 @@
         <w:spacing w:lineRule="exact" w:line="240" w:before="180" w:after="80"/>
         <w:rPr/>
       </w:pPr>
-      <w:bookmarkStart w:id="16" w:name="__RefHeading___Toc827_1913477755"/>
+      <w:bookmarkStart w:id="16" w:name="__RefHeading___Toc827_2937512272"/>
       <w:bookmarkEnd w:id="16"/>
       <w:r>
         <w:rPr>
@@ -8879,7 +8879,7 @@
         <w:spacing w:lineRule="exact" w:line="240" w:before="240" w:after="120"/>
         <w:rPr/>
       </w:pPr>
-      <w:bookmarkStart w:id="17" w:name="__RefHeading___Toc829_1913477755"/>
+      <w:bookmarkStart w:id="17" w:name="__RefHeading___Toc829_2937512272"/>
       <w:bookmarkEnd w:id="17"/>
       <w:r>
         <w:rPr>
@@ -8953,7 +8953,7 @@
         <w:spacing w:lineRule="exact" w:line="240" w:before="240" w:after="120"/>
         <w:rPr/>
       </w:pPr>
-      <w:bookmarkStart w:id="18" w:name="__RefHeading___Toc831_1913477755"/>
+      <w:bookmarkStart w:id="18" w:name="__RefHeading___Toc831_2937512272"/>
       <w:bookmarkEnd w:id="18"/>
       <w:r>
         <w:rPr>
@@ -8984,7 +8984,7 @@
           <w:sz w:val="22"/>
           <w:szCs w:val="22"/>
         </w:rPr>
-        <w:t>Commit utilizado por la evidencia: 47226e0495146294dbd181fc9bfafd50db168fb2.</w:t>
+        <w:t>Commit utilizado por la evidencia: 87c9d5706b3009c2e3e45717f8fbed8633c9b7a0.</w:t>
       </w:r>
     </w:p>
     <w:p>
@@ -9173,7 +9173,7 @@
         <w:spacing w:lineRule="auto" w:line="240" w:before="0" w:after="60"/>
         <w:rPr/>
       </w:pPr>
-      <w:bookmarkStart w:id="19" w:name="__RefHeading___Toc833_1913477755"/>
+      <w:bookmarkStart w:id="19" w:name="__RefHeading___Toc833_2937512272"/>
       <w:bookmarkEnd w:id="19"/>
       <w:r>
         <w:rPr>
@@ -9204,7 +9204,7 @@
         <w:spacing w:lineRule="auto" w:line="240" w:before="0" w:after="60"/>
         <w:rPr/>
       </w:pPr>
-      <w:bookmarkStart w:id="20" w:name="__RefHeading___Toc835_1913477755"/>
+      <w:bookmarkStart w:id="20" w:name="__RefHeading___Toc835_2937512272"/>
       <w:bookmarkEnd w:id="20"/>
       <w:r>
         <w:rPr>
@@ -9334,7 +9334,7 @@
               <w:rPr>
                 <w:sz w:val="22"/>
               </w:rPr>
-              <w:t>6726</w:t>
+              <w:t>7790</w:t>
             </w:r>
           </w:p>
         </w:tc>
@@ -9385,7 +9385,7 @@
               <w:rPr>
                 <w:sz w:val="22"/>
               </w:rPr>
-              <w:t>3709</w:t>
+              <w:t>4296</w:t>
             </w:r>
           </w:p>
         </w:tc>
@@ -9487,7 +9487,7 @@
               <w:rPr>
                 <w:sz w:val="22"/>
               </w:rPr>
-              <w:t>452</w:t>
+              <w:t>515</w:t>
             </w:r>
           </w:p>
         </w:tc>
@@ -9538,7 +9538,7 @@
               <w:rPr>
                 <w:sz w:val="22"/>
               </w:rPr>
-              <w:t>218</w:t>
+              <w:t>261</w:t>
             </w:r>
           </w:p>
         </w:tc>
@@ -9589,7 +9589,7 @@
               <w:rPr>
                 <w:sz w:val="22"/>
               </w:rPr>
-              <w:t>76</w:t>
+              <w:t>93</w:t>
             </w:r>
           </w:p>
         </w:tc>
@@ -9691,7 +9691,7 @@
               <w:rPr>
                 <w:sz w:val="22"/>
               </w:rPr>
-              <w:t>1422</w:t>
+              <w:t>1601</w:t>
             </w:r>
           </w:p>
         </w:tc>
@@ -9742,7 +9742,7 @@
               <w:rPr>
                 <w:sz w:val="22"/>
               </w:rPr>
-              <w:t>1314</w:t>
+              <w:t>1565</w:t>
             </w:r>
           </w:p>
         </w:tc>
@@ -9768,7 +9768,7 @@
         <w:spacing w:lineRule="auto" w:line="240" w:before="0" w:after="60"/>
         <w:rPr/>
       </w:pPr>
-      <w:bookmarkStart w:id="21" w:name="__RefHeading___Toc837_1913477755"/>
+      <w:bookmarkStart w:id="21" w:name="__RefHeading___Toc837_2937512272"/>
       <w:bookmarkEnd w:id="21"/>
       <w:r>
         <w:rPr>
@@ -9833,7 +9833,7 @@
         <w:spacing w:lineRule="auto" w:line="240" w:before="0" w:after="60"/>
         <w:rPr/>
       </w:pPr>
-      <w:bookmarkStart w:id="22" w:name="__RefHeading___Toc839_1913477755"/>
+      <w:bookmarkStart w:id="22" w:name="__RefHeading___Toc839_2937512272"/>
       <w:bookmarkEnd w:id="22"/>
       <w:r>
         <w:rPr>
@@ -9898,7 +9898,7 @@
         <w:spacing w:lineRule="auto" w:line="240" w:before="0" w:after="60"/>
         <w:rPr/>
       </w:pPr>
-      <w:bookmarkStart w:id="23" w:name="__RefHeading___Toc841_1913477755"/>
+      <w:bookmarkStart w:id="23" w:name="__RefHeading___Toc841_2937512272"/>
       <w:bookmarkEnd w:id="23"/>
       <w:r>
         <w:rPr>
@@ -9943,7 +9943,7 @@
         <w:spacing w:lineRule="auto" w:line="240" w:before="0" w:after="60"/>
         <w:rPr/>
       </w:pPr>
-      <w:bookmarkStart w:id="24" w:name="__RefHeading___Toc843_1913477755"/>
+      <w:bookmarkStart w:id="24" w:name="__RefHeading___Toc843_2937512272"/>
       <w:bookmarkEnd w:id="24"/>
       <w:r>
         <w:rPr>
@@ -9974,7 +9974,7 @@
         <w:spacing w:lineRule="exact" w:line="240" w:before="240" w:after="120"/>
         <w:rPr/>
       </w:pPr>
-      <w:bookmarkStart w:id="25" w:name="__RefHeading___Toc845_1913477755"/>
+      <w:bookmarkStart w:id="25" w:name="__RefHeading___Toc845_2937512272"/>
       <w:bookmarkEnd w:id="25"/>
       <w:r>
         <w:rPr>

--- a/reporte/Reporte_Tecnico_Prototipo_CGR_1.8.2.docx
+++ b/reporte/Reporte_Tecnico_Prototipo_CGR_1.8.2.docx
@@ -262,7 +262,7 @@
         <w:spacing w:lineRule="exact" w:line="240" w:before="240" w:after="120"/>
         <w:rPr/>
       </w:pPr>
-      <w:bookmarkStart w:id="0" w:name="__RefHeading___Toc795_2937512272"/>
+      <w:bookmarkStart w:id="0" w:name="__RefHeading___Toc795_4217687195"/>
       <w:bookmarkEnd w:id="0"/>
       <w:r>
         <w:rPr>
@@ -369,7 +369,7 @@
             </w:rPr>
             <w:fldChar w:fldCharType="separate"/>
           </w:r>
-          <w:hyperlink w:anchor="__RefHeading___Toc795_2937512272">
+          <w:hyperlink w:anchor="__RefHeading___Toc795_4217687195">
             <w:r>
               <w:rPr>
                 <w:rStyle w:val="IndexLink"/>
@@ -389,7 +389,7 @@
             </w:tabs>
             <w:rPr/>
           </w:pPr>
-          <w:hyperlink w:anchor="__RefHeading___Toc797_2937512272">
+          <w:hyperlink w:anchor="__RefHeading___Toc797_4217687195">
             <w:r>
               <w:rPr>
                 <w:rStyle w:val="IndexLink"/>
@@ -409,7 +409,7 @@
             </w:tabs>
             <w:rPr/>
           </w:pPr>
-          <w:hyperlink w:anchor="__RefHeading___Toc799_2937512272">
+          <w:hyperlink w:anchor="__RefHeading___Toc799_4217687195">
             <w:r>
               <w:rPr>
                 <w:rStyle w:val="IndexLink"/>
@@ -429,7 +429,7 @@
             </w:tabs>
             <w:rPr/>
           </w:pPr>
-          <w:hyperlink w:anchor="__RefHeading___Toc801_2937512272">
+          <w:hyperlink w:anchor="__RefHeading___Toc801_4217687195">
             <w:r>
               <w:rPr>
                 <w:rStyle w:val="IndexLink"/>
@@ -449,7 +449,7 @@
             </w:tabs>
             <w:rPr/>
           </w:pPr>
-          <w:hyperlink w:anchor="__RefHeading___Toc803_2937512272">
+          <w:hyperlink w:anchor="__RefHeading___Toc803_4217687195">
             <w:r>
               <w:rPr>
                 <w:rStyle w:val="IndexLink"/>
@@ -469,7 +469,7 @@
             </w:tabs>
             <w:rPr/>
           </w:pPr>
-          <w:hyperlink w:anchor="__RefHeading___Toc805_2937512272">
+          <w:hyperlink w:anchor="__RefHeading___Toc805_4217687195">
             <w:r>
               <w:rPr>
                 <w:rStyle w:val="IndexLink"/>
@@ -489,7 +489,7 @@
             </w:tabs>
             <w:rPr/>
           </w:pPr>
-          <w:hyperlink w:anchor="__RefHeading___Toc807_2937512272">
+          <w:hyperlink w:anchor="__RefHeading___Toc807_4217687195">
             <w:r>
               <w:rPr>
                 <w:rStyle w:val="IndexLink"/>
@@ -509,7 +509,7 @@
             </w:tabs>
             <w:rPr/>
           </w:pPr>
-          <w:hyperlink w:anchor="__RefHeading___Toc809_2937512272">
+          <w:hyperlink w:anchor="__RefHeading___Toc809_4217687195">
             <w:r>
               <w:rPr>
                 <w:rStyle w:val="IndexLink"/>
@@ -529,7 +529,7 @@
             </w:tabs>
             <w:rPr/>
           </w:pPr>
-          <w:hyperlink w:anchor="__RefHeading___Toc811_2937512272">
+          <w:hyperlink w:anchor="__RefHeading___Toc811_4217687195">
             <w:r>
               <w:rPr>
                 <w:rStyle w:val="IndexLink"/>
@@ -549,7 +549,7 @@
             </w:tabs>
             <w:rPr/>
           </w:pPr>
-          <w:hyperlink w:anchor="__RefHeading___Toc813_2937512272">
+          <w:hyperlink w:anchor="__RefHeading___Toc813_4217687195">
             <w:r>
               <w:rPr>
                 <w:rStyle w:val="IndexLink"/>
@@ -569,7 +569,7 @@
             </w:tabs>
             <w:rPr/>
           </w:pPr>
-          <w:hyperlink w:anchor="__RefHeading___Toc815_2937512272">
+          <w:hyperlink w:anchor="__RefHeading___Toc815_4217687195">
             <w:r>
               <w:rPr>
                 <w:rStyle w:val="IndexLink"/>
@@ -589,7 +589,7 @@
             </w:tabs>
             <w:rPr/>
           </w:pPr>
-          <w:hyperlink w:anchor="__RefHeading___Toc817_2937512272">
+          <w:hyperlink w:anchor="__RefHeading___Toc817_4217687195">
             <w:r>
               <w:rPr>
                 <w:rStyle w:val="IndexLink"/>
@@ -609,7 +609,7 @@
             </w:tabs>
             <w:rPr/>
           </w:pPr>
-          <w:hyperlink w:anchor="__RefHeading___Toc819_2937512272">
+          <w:hyperlink w:anchor="__RefHeading___Toc819_4217687195">
             <w:r>
               <w:rPr>
                 <w:rStyle w:val="IndexLink"/>
@@ -629,7 +629,7 @@
             </w:tabs>
             <w:rPr/>
           </w:pPr>
-          <w:hyperlink w:anchor="__RefHeading___Toc821_2937512272">
+          <w:hyperlink w:anchor="__RefHeading___Toc821_4217687195">
             <w:r>
               <w:rPr>
                 <w:rStyle w:val="IndexLink"/>
@@ -649,7 +649,7 @@
             </w:tabs>
             <w:rPr/>
           </w:pPr>
-          <w:hyperlink w:anchor="__RefHeading___Toc823_2937512272">
+          <w:hyperlink w:anchor="__RefHeading___Toc823_4217687195">
             <w:r>
               <w:rPr>
                 <w:rStyle w:val="IndexLink"/>
@@ -669,7 +669,7 @@
             </w:tabs>
             <w:rPr/>
           </w:pPr>
-          <w:hyperlink w:anchor="__RefHeading___Toc825_2937512272">
+          <w:hyperlink w:anchor="__RefHeading___Toc825_4217687195">
             <w:r>
               <w:rPr>
                 <w:rStyle w:val="IndexLink"/>
@@ -689,7 +689,7 @@
             </w:tabs>
             <w:rPr/>
           </w:pPr>
-          <w:hyperlink w:anchor="__RefHeading___Toc827_2937512272">
+          <w:hyperlink w:anchor="__RefHeading___Toc827_4217687195">
             <w:r>
               <w:rPr>
                 <w:rStyle w:val="IndexLink"/>
@@ -709,7 +709,7 @@
             </w:tabs>
             <w:rPr/>
           </w:pPr>
-          <w:hyperlink w:anchor="__RefHeading___Toc829_2937512272">
+          <w:hyperlink w:anchor="__RefHeading___Toc829_4217687195">
             <w:r>
               <w:rPr>
                 <w:rStyle w:val="IndexLink"/>
@@ -729,7 +729,7 @@
             </w:tabs>
             <w:rPr/>
           </w:pPr>
-          <w:hyperlink w:anchor="__RefHeading___Toc831_2937512272">
+          <w:hyperlink w:anchor="__RefHeading___Toc831_4217687195">
             <w:r>
               <w:rPr>
                 <w:rStyle w:val="IndexLink"/>
@@ -749,7 +749,7 @@
             </w:tabs>
             <w:rPr/>
           </w:pPr>
-          <w:hyperlink w:anchor="__RefHeading___Toc833_2937512272">
+          <w:hyperlink w:anchor="__RefHeading___Toc833_4217687195">
             <w:r>
               <w:rPr>
                 <w:rStyle w:val="IndexLink"/>
@@ -769,7 +769,7 @@
             </w:tabs>
             <w:rPr/>
           </w:pPr>
-          <w:hyperlink w:anchor="__RefHeading___Toc835_2937512272">
+          <w:hyperlink w:anchor="__RefHeading___Toc835_4217687195">
             <w:r>
               <w:rPr>
                 <w:rStyle w:val="IndexLink"/>
@@ -789,7 +789,7 @@
             </w:tabs>
             <w:rPr/>
           </w:pPr>
-          <w:hyperlink w:anchor="__RefHeading___Toc837_2937512272">
+          <w:hyperlink w:anchor="__RefHeading___Toc837_4217687195">
             <w:r>
               <w:rPr>
                 <w:rStyle w:val="IndexLink"/>
@@ -809,7 +809,7 @@
             </w:tabs>
             <w:rPr/>
           </w:pPr>
-          <w:hyperlink w:anchor="__RefHeading___Toc839_2937512272">
+          <w:hyperlink w:anchor="__RefHeading___Toc839_4217687195">
             <w:r>
               <w:rPr>
                 <w:rStyle w:val="IndexLink"/>
@@ -829,7 +829,7 @@
             </w:tabs>
             <w:rPr/>
           </w:pPr>
-          <w:hyperlink w:anchor="__RefHeading___Toc841_2937512272">
+          <w:hyperlink w:anchor="__RefHeading___Toc841_4217687195">
             <w:r>
               <w:rPr>
                 <w:rStyle w:val="IndexLink"/>
@@ -849,7 +849,7 @@
             </w:tabs>
             <w:rPr/>
           </w:pPr>
-          <w:hyperlink w:anchor="__RefHeading___Toc843_2937512272">
+          <w:hyperlink w:anchor="__RefHeading___Toc843_4217687195">
             <w:r>
               <w:rPr>
                 <w:rStyle w:val="IndexLink"/>
@@ -869,7 +869,7 @@
             </w:tabs>
             <w:rPr/>
           </w:pPr>
-          <w:hyperlink w:anchor="__RefHeading___Toc845_2937512272">
+          <w:hyperlink w:anchor="__RefHeading___Toc845_4217687195">
             <w:r>
               <w:rPr>
                 <w:rStyle w:val="IndexLink"/>
@@ -909,7 +909,7 @@
         <w:spacing w:lineRule="exact" w:line="240" w:before="240" w:after="120"/>
         <w:rPr/>
       </w:pPr>
-      <w:bookmarkStart w:id="1" w:name="__RefHeading___Toc797_2937512272"/>
+      <w:bookmarkStart w:id="1" w:name="__RefHeading___Toc797_4217687195"/>
       <w:bookmarkEnd w:id="1"/>
       <w:r>
         <w:rPr>
@@ -1055,7 +1055,7 @@
         <w:spacing w:lineRule="exact" w:line="240" w:before="240" w:after="120"/>
         <w:rPr/>
       </w:pPr>
-      <w:bookmarkStart w:id="2" w:name="__RefHeading___Toc799_2937512272"/>
+      <w:bookmarkStart w:id="2" w:name="__RefHeading___Toc799_4217687195"/>
       <w:bookmarkEnd w:id="2"/>
       <w:r>
         <w:rPr>
@@ -1147,7 +1147,7 @@
         <w:spacing w:lineRule="exact" w:line="240" w:before="240" w:after="120"/>
         <w:rPr/>
       </w:pPr>
-      <w:bookmarkStart w:id="3" w:name="__RefHeading___Toc801_2937512272"/>
+      <w:bookmarkStart w:id="3" w:name="__RefHeading___Toc801_4217687195"/>
       <w:bookmarkEnd w:id="3"/>
       <w:r>
         <w:rPr>
@@ -2461,7 +2461,7 @@
         <w:spacing w:lineRule="exact" w:line="240" w:before="240" w:after="120"/>
         <w:rPr/>
       </w:pPr>
-      <w:bookmarkStart w:id="4" w:name="__RefHeading___Toc803_2937512272"/>
+      <w:bookmarkStart w:id="4" w:name="__RefHeading___Toc803_4217687195"/>
       <w:bookmarkEnd w:id="4"/>
       <w:r>
         <w:rPr>
@@ -3038,7 +3038,7 @@
         <w:spacing w:lineRule="exact" w:line="240" w:before="240" w:after="120"/>
         <w:rPr/>
       </w:pPr>
-      <w:bookmarkStart w:id="5" w:name="__RefHeading___Toc805_2937512272"/>
+      <w:bookmarkStart w:id="5" w:name="__RefHeading___Toc805_4217687195"/>
       <w:bookmarkEnd w:id="5"/>
       <w:r>
         <w:rPr>
@@ -3094,7 +3094,7 @@
         <w:spacing w:lineRule="exact" w:line="240" w:before="240" w:after="120"/>
         <w:rPr/>
       </w:pPr>
-      <w:bookmarkStart w:id="6" w:name="__RefHeading___Toc807_2937512272"/>
+      <w:bookmarkStart w:id="6" w:name="__RefHeading___Toc807_4217687195"/>
       <w:bookmarkEnd w:id="6"/>
       <w:r>
         <w:rPr>
@@ -3132,7 +3132,7 @@
         <w:spacing w:lineRule="exact" w:line="240" w:before="240" w:after="120"/>
         <w:rPr/>
       </w:pPr>
-      <w:bookmarkStart w:id="7" w:name="__RefHeading___Toc809_2937512272"/>
+      <w:bookmarkStart w:id="7" w:name="__RefHeading___Toc809_4217687195"/>
       <w:bookmarkEnd w:id="7"/>
       <w:r>
         <w:rPr>
@@ -3152,7 +3152,7 @@
         <w:spacing w:lineRule="exact" w:line="240" w:before="180" w:after="80"/>
         <w:rPr/>
       </w:pPr>
-      <w:bookmarkStart w:id="8" w:name="__RefHeading___Toc811_2937512272"/>
+      <w:bookmarkStart w:id="8" w:name="__RefHeading___Toc811_4217687195"/>
       <w:bookmarkEnd w:id="8"/>
       <w:r>
         <w:rPr>
@@ -3923,7 +3923,7 @@
         <w:spacing w:lineRule="exact" w:line="240" w:before="180" w:after="80"/>
         <w:rPr/>
       </w:pPr>
-      <w:bookmarkStart w:id="9" w:name="__RefHeading___Toc813_2937512272"/>
+      <w:bookmarkStart w:id="9" w:name="__RefHeading___Toc813_4217687195"/>
       <w:bookmarkEnd w:id="9"/>
       <w:r>
         <w:rPr>
@@ -4605,7 +4605,7 @@
         <w:spacing w:lineRule="exact" w:line="240" w:before="180" w:after="80"/>
         <w:rPr/>
       </w:pPr>
-      <w:bookmarkStart w:id="10" w:name="__RefHeading___Toc815_2937512272"/>
+      <w:bookmarkStart w:id="10" w:name="__RefHeading___Toc815_4217687195"/>
       <w:bookmarkEnd w:id="10"/>
       <w:r>
         <w:rPr>
@@ -5581,7 +5581,7 @@
         <w:spacing w:lineRule="exact" w:line="240" w:before="180" w:after="80"/>
         <w:rPr/>
       </w:pPr>
-      <w:bookmarkStart w:id="11" w:name="__RefHeading___Toc817_2937512272"/>
+      <w:bookmarkStart w:id="11" w:name="__RefHeading___Toc817_4217687195"/>
       <w:bookmarkEnd w:id="11"/>
       <w:r>
         <w:rPr>
@@ -6437,7 +6437,7 @@
         <w:spacing w:lineRule="exact" w:line="240" w:before="180" w:after="80"/>
         <w:rPr/>
       </w:pPr>
-      <w:bookmarkStart w:id="12" w:name="__RefHeading___Toc819_2937512272"/>
+      <w:bookmarkStart w:id="12" w:name="__RefHeading___Toc819_4217687195"/>
       <w:bookmarkEnd w:id="12"/>
       <w:r>
         <w:rPr>
@@ -7007,7 +7007,7 @@
         <w:spacing w:lineRule="exact" w:line="240" w:before="180" w:after="80"/>
         <w:rPr/>
       </w:pPr>
-      <w:bookmarkStart w:id="13" w:name="__RefHeading___Toc821_2937512272"/>
+      <w:bookmarkStart w:id="13" w:name="__RefHeading___Toc821_4217687195"/>
       <w:bookmarkEnd w:id="13"/>
       <w:r>
         <w:rPr>
@@ -7774,7 +7774,7 @@
         <w:spacing w:lineRule="exact" w:line="240" w:before="180" w:after="80"/>
         <w:rPr/>
       </w:pPr>
-      <w:bookmarkStart w:id="14" w:name="__RefHeading___Toc823_2937512272"/>
+      <w:bookmarkStart w:id="14" w:name="__RefHeading___Toc823_4217687195"/>
       <w:bookmarkEnd w:id="14"/>
       <w:r>
         <w:rPr>
@@ -7894,7 +7894,7 @@
         <w:spacing w:lineRule="exact" w:line="240" w:before="180" w:after="80"/>
         <w:rPr/>
       </w:pPr>
-      <w:bookmarkStart w:id="15" w:name="__RefHeading___Toc825_2937512272"/>
+      <w:bookmarkStart w:id="15" w:name="__RefHeading___Toc825_4217687195"/>
       <w:bookmarkEnd w:id="15"/>
       <w:r>
         <w:rPr>
@@ -8014,7 +8014,7 @@
         <w:spacing w:lineRule="exact" w:line="240" w:before="180" w:after="80"/>
         <w:rPr/>
       </w:pPr>
-      <w:bookmarkStart w:id="16" w:name="__RefHeading___Toc827_2937512272"/>
+      <w:bookmarkStart w:id="16" w:name="__RefHeading___Toc827_4217687195"/>
       <w:bookmarkEnd w:id="16"/>
       <w:r>
         <w:rPr>
@@ -8879,7 +8879,7 @@
         <w:spacing w:lineRule="exact" w:line="240" w:before="240" w:after="120"/>
         <w:rPr/>
       </w:pPr>
-      <w:bookmarkStart w:id="17" w:name="__RefHeading___Toc829_2937512272"/>
+      <w:bookmarkStart w:id="17" w:name="__RefHeading___Toc829_4217687195"/>
       <w:bookmarkEnd w:id="17"/>
       <w:r>
         <w:rPr>
@@ -8953,7 +8953,7 @@
         <w:spacing w:lineRule="exact" w:line="240" w:before="240" w:after="120"/>
         <w:rPr/>
       </w:pPr>
-      <w:bookmarkStart w:id="18" w:name="__RefHeading___Toc831_2937512272"/>
+      <w:bookmarkStart w:id="18" w:name="__RefHeading___Toc831_4217687195"/>
       <w:bookmarkEnd w:id="18"/>
       <w:r>
         <w:rPr>
@@ -8984,7 +8984,7 @@
           <w:sz w:val="22"/>
           <w:szCs w:val="22"/>
         </w:rPr>
-        <w:t>Commit utilizado por la evidencia: 87c9d5706b3009c2e3e45717f8fbed8633c9b7a0.</w:t>
+        <w:t>Commit utilizado por la evidencia: fd37de3cdeb4d5b3b2f52494d5cce240b66a53e9.</w:t>
       </w:r>
     </w:p>
     <w:p>
@@ -9173,7 +9173,7 @@
         <w:spacing w:lineRule="auto" w:line="240" w:before="0" w:after="60"/>
         <w:rPr/>
       </w:pPr>
-      <w:bookmarkStart w:id="19" w:name="__RefHeading___Toc833_2937512272"/>
+      <w:bookmarkStart w:id="19" w:name="__RefHeading___Toc833_4217687195"/>
       <w:bookmarkEnd w:id="19"/>
       <w:r>
         <w:rPr>
@@ -9204,7 +9204,7 @@
         <w:spacing w:lineRule="auto" w:line="240" w:before="0" w:after="60"/>
         <w:rPr/>
       </w:pPr>
-      <w:bookmarkStart w:id="20" w:name="__RefHeading___Toc835_2937512272"/>
+      <w:bookmarkStart w:id="20" w:name="__RefHeading___Toc835_4217687195"/>
       <w:bookmarkEnd w:id="20"/>
       <w:r>
         <w:rPr>
@@ -9768,7 +9768,7 @@
         <w:spacing w:lineRule="auto" w:line="240" w:before="0" w:after="60"/>
         <w:rPr/>
       </w:pPr>
-      <w:bookmarkStart w:id="21" w:name="__RefHeading___Toc837_2937512272"/>
+      <w:bookmarkStart w:id="21" w:name="__RefHeading___Toc837_4217687195"/>
       <w:bookmarkEnd w:id="21"/>
       <w:r>
         <w:rPr>
@@ -9833,7 +9833,7 @@
         <w:spacing w:lineRule="auto" w:line="240" w:before="0" w:after="60"/>
         <w:rPr/>
       </w:pPr>
-      <w:bookmarkStart w:id="22" w:name="__RefHeading___Toc839_2937512272"/>
+      <w:bookmarkStart w:id="22" w:name="__RefHeading___Toc839_4217687195"/>
       <w:bookmarkEnd w:id="22"/>
       <w:r>
         <w:rPr>
@@ -9898,7 +9898,7 @@
         <w:spacing w:lineRule="auto" w:line="240" w:before="0" w:after="60"/>
         <w:rPr/>
       </w:pPr>
-      <w:bookmarkStart w:id="23" w:name="__RefHeading___Toc841_2937512272"/>
+      <w:bookmarkStart w:id="23" w:name="__RefHeading___Toc841_4217687195"/>
       <w:bookmarkEnd w:id="23"/>
       <w:r>
         <w:rPr>
@@ -9943,7 +9943,7 @@
         <w:spacing w:lineRule="auto" w:line="240" w:before="0" w:after="60"/>
         <w:rPr/>
       </w:pPr>
-      <w:bookmarkStart w:id="24" w:name="__RefHeading___Toc843_2937512272"/>
+      <w:bookmarkStart w:id="24" w:name="__RefHeading___Toc843_4217687195"/>
       <w:bookmarkEnd w:id="24"/>
       <w:r>
         <w:rPr>
@@ -9974,7 +9974,7 @@
         <w:spacing w:lineRule="exact" w:line="240" w:before="240" w:after="120"/>
         <w:rPr/>
       </w:pPr>
-      <w:bookmarkStart w:id="25" w:name="__RefHeading___Toc845_2937512272"/>
+      <w:bookmarkStart w:id="25" w:name="__RefHeading___Toc845_4217687195"/>
       <w:bookmarkEnd w:id="25"/>
       <w:r>
         <w:rPr>

--- a/reporte/Reporte_Tecnico_Prototipo_CGR_1.8.2.docx
+++ b/reporte/Reporte_Tecnico_Prototipo_CGR_1.8.2.docx
@@ -262,7 +262,7 @@
         <w:spacing w:lineRule="exact" w:line="240" w:before="240" w:after="120"/>
         <w:rPr/>
       </w:pPr>
-      <w:bookmarkStart w:id="0" w:name="__RefHeading___Toc795_4217687195"/>
+      <w:bookmarkStart w:id="0" w:name="__RefHeading___Toc795_1371780974"/>
       <w:bookmarkEnd w:id="0"/>
       <w:r>
         <w:rPr>
@@ -369,7 +369,7 @@
             </w:rPr>
             <w:fldChar w:fldCharType="separate"/>
           </w:r>
-          <w:hyperlink w:anchor="__RefHeading___Toc795_4217687195">
+          <w:hyperlink w:anchor="__RefHeading___Toc795_1371780974">
             <w:r>
               <w:rPr>
                 <w:rStyle w:val="IndexLink"/>
@@ -389,7 +389,7 @@
             </w:tabs>
             <w:rPr/>
           </w:pPr>
-          <w:hyperlink w:anchor="__RefHeading___Toc797_4217687195">
+          <w:hyperlink w:anchor="__RefHeading___Toc797_1371780974">
             <w:r>
               <w:rPr>
                 <w:rStyle w:val="IndexLink"/>
@@ -409,7 +409,7 @@
             </w:tabs>
             <w:rPr/>
           </w:pPr>
-          <w:hyperlink w:anchor="__RefHeading___Toc799_4217687195">
+          <w:hyperlink w:anchor="__RefHeading___Toc799_1371780974">
             <w:r>
               <w:rPr>
                 <w:rStyle w:val="IndexLink"/>
@@ -429,7 +429,7 @@
             </w:tabs>
             <w:rPr/>
           </w:pPr>
-          <w:hyperlink w:anchor="__RefHeading___Toc801_4217687195">
+          <w:hyperlink w:anchor="__RefHeading___Toc801_1371780974">
             <w:r>
               <w:rPr>
                 <w:rStyle w:val="IndexLink"/>
@@ -449,7 +449,7 @@
             </w:tabs>
             <w:rPr/>
           </w:pPr>
-          <w:hyperlink w:anchor="__RefHeading___Toc803_4217687195">
+          <w:hyperlink w:anchor="__RefHeading___Toc803_1371780974">
             <w:r>
               <w:rPr>
                 <w:rStyle w:val="IndexLink"/>
@@ -469,7 +469,7 @@
             </w:tabs>
             <w:rPr/>
           </w:pPr>
-          <w:hyperlink w:anchor="__RefHeading___Toc805_4217687195">
+          <w:hyperlink w:anchor="__RefHeading___Toc805_1371780974">
             <w:r>
               <w:rPr>
                 <w:rStyle w:val="IndexLink"/>
@@ -489,7 +489,7 @@
             </w:tabs>
             <w:rPr/>
           </w:pPr>
-          <w:hyperlink w:anchor="__RefHeading___Toc807_4217687195">
+          <w:hyperlink w:anchor="__RefHeading___Toc807_1371780974">
             <w:r>
               <w:rPr>
                 <w:rStyle w:val="IndexLink"/>
@@ -509,7 +509,7 @@
             </w:tabs>
             <w:rPr/>
           </w:pPr>
-          <w:hyperlink w:anchor="__RefHeading___Toc809_4217687195">
+          <w:hyperlink w:anchor="__RefHeading___Toc809_1371780974">
             <w:r>
               <w:rPr>
                 <w:rStyle w:val="IndexLink"/>
@@ -529,7 +529,7 @@
             </w:tabs>
             <w:rPr/>
           </w:pPr>
-          <w:hyperlink w:anchor="__RefHeading___Toc811_4217687195">
+          <w:hyperlink w:anchor="__RefHeading___Toc811_1371780974">
             <w:r>
               <w:rPr>
                 <w:rStyle w:val="IndexLink"/>
@@ -549,7 +549,7 @@
             </w:tabs>
             <w:rPr/>
           </w:pPr>
-          <w:hyperlink w:anchor="__RefHeading___Toc813_4217687195">
+          <w:hyperlink w:anchor="__RefHeading___Toc813_1371780974">
             <w:r>
               <w:rPr>
                 <w:rStyle w:val="IndexLink"/>
@@ -569,7 +569,7 @@
             </w:tabs>
             <w:rPr/>
           </w:pPr>
-          <w:hyperlink w:anchor="__RefHeading___Toc815_4217687195">
+          <w:hyperlink w:anchor="__RefHeading___Toc815_1371780974">
             <w:r>
               <w:rPr>
                 <w:rStyle w:val="IndexLink"/>
@@ -589,7 +589,7 @@
             </w:tabs>
             <w:rPr/>
           </w:pPr>
-          <w:hyperlink w:anchor="__RefHeading___Toc817_4217687195">
+          <w:hyperlink w:anchor="__RefHeading___Toc817_1371780974">
             <w:r>
               <w:rPr>
                 <w:rStyle w:val="IndexLink"/>
@@ -609,7 +609,7 @@
             </w:tabs>
             <w:rPr/>
           </w:pPr>
-          <w:hyperlink w:anchor="__RefHeading___Toc819_4217687195">
+          <w:hyperlink w:anchor="__RefHeading___Toc819_1371780974">
             <w:r>
               <w:rPr>
                 <w:rStyle w:val="IndexLink"/>
@@ -629,7 +629,7 @@
             </w:tabs>
             <w:rPr/>
           </w:pPr>
-          <w:hyperlink w:anchor="__RefHeading___Toc821_4217687195">
+          <w:hyperlink w:anchor="__RefHeading___Toc821_1371780974">
             <w:r>
               <w:rPr>
                 <w:rStyle w:val="IndexLink"/>
@@ -649,7 +649,7 @@
             </w:tabs>
             <w:rPr/>
           </w:pPr>
-          <w:hyperlink w:anchor="__RefHeading___Toc823_4217687195">
+          <w:hyperlink w:anchor="__RefHeading___Toc823_1371780974">
             <w:r>
               <w:rPr>
                 <w:rStyle w:val="IndexLink"/>
@@ -669,7 +669,7 @@
             </w:tabs>
             <w:rPr/>
           </w:pPr>
-          <w:hyperlink w:anchor="__RefHeading___Toc825_4217687195">
+          <w:hyperlink w:anchor="__RefHeading___Toc825_1371780974">
             <w:r>
               <w:rPr>
                 <w:rStyle w:val="IndexLink"/>
@@ -689,7 +689,7 @@
             </w:tabs>
             <w:rPr/>
           </w:pPr>
-          <w:hyperlink w:anchor="__RefHeading___Toc827_4217687195">
+          <w:hyperlink w:anchor="__RefHeading___Toc827_1371780974">
             <w:r>
               <w:rPr>
                 <w:rStyle w:val="IndexLink"/>
@@ -709,7 +709,7 @@
             </w:tabs>
             <w:rPr/>
           </w:pPr>
-          <w:hyperlink w:anchor="__RefHeading___Toc829_4217687195">
+          <w:hyperlink w:anchor="__RefHeading___Toc829_1371780974">
             <w:r>
               <w:rPr>
                 <w:rStyle w:val="IndexLink"/>
@@ -729,7 +729,7 @@
             </w:tabs>
             <w:rPr/>
           </w:pPr>
-          <w:hyperlink w:anchor="__RefHeading___Toc831_4217687195">
+          <w:hyperlink w:anchor="__RefHeading___Toc831_1371780974">
             <w:r>
               <w:rPr>
                 <w:rStyle w:val="IndexLink"/>
@@ -749,7 +749,7 @@
             </w:tabs>
             <w:rPr/>
           </w:pPr>
-          <w:hyperlink w:anchor="__RefHeading___Toc833_4217687195">
+          <w:hyperlink w:anchor="__RefHeading___Toc833_1371780974">
             <w:r>
               <w:rPr>
                 <w:rStyle w:val="IndexLink"/>
@@ -769,7 +769,7 @@
             </w:tabs>
             <w:rPr/>
           </w:pPr>
-          <w:hyperlink w:anchor="__RefHeading___Toc835_4217687195">
+          <w:hyperlink w:anchor="__RefHeading___Toc835_1371780974">
             <w:r>
               <w:rPr>
                 <w:rStyle w:val="IndexLink"/>
@@ -789,7 +789,7 @@
             </w:tabs>
             <w:rPr/>
           </w:pPr>
-          <w:hyperlink w:anchor="__RefHeading___Toc837_4217687195">
+          <w:hyperlink w:anchor="__RefHeading___Toc837_1371780974">
             <w:r>
               <w:rPr>
                 <w:rStyle w:val="IndexLink"/>
@@ -809,7 +809,7 @@
             </w:tabs>
             <w:rPr/>
           </w:pPr>
-          <w:hyperlink w:anchor="__RefHeading___Toc839_4217687195">
+          <w:hyperlink w:anchor="__RefHeading___Toc839_1371780974">
             <w:r>
               <w:rPr>
                 <w:rStyle w:val="IndexLink"/>
@@ -829,7 +829,7 @@
             </w:tabs>
             <w:rPr/>
           </w:pPr>
-          <w:hyperlink w:anchor="__RefHeading___Toc841_4217687195">
+          <w:hyperlink w:anchor="__RefHeading___Toc841_1371780974">
             <w:r>
               <w:rPr>
                 <w:rStyle w:val="IndexLink"/>
@@ -849,7 +849,7 @@
             </w:tabs>
             <w:rPr/>
           </w:pPr>
-          <w:hyperlink w:anchor="__RefHeading___Toc843_4217687195">
+          <w:hyperlink w:anchor="__RefHeading___Toc843_1371780974">
             <w:r>
               <w:rPr>
                 <w:rStyle w:val="IndexLink"/>
@@ -869,7 +869,7 @@
             </w:tabs>
             <w:rPr/>
           </w:pPr>
-          <w:hyperlink w:anchor="__RefHeading___Toc845_4217687195">
+          <w:hyperlink w:anchor="__RefHeading___Toc845_1371780974">
             <w:r>
               <w:rPr>
                 <w:rStyle w:val="IndexLink"/>
@@ -909,7 +909,7 @@
         <w:spacing w:lineRule="exact" w:line="240" w:before="240" w:after="120"/>
         <w:rPr/>
       </w:pPr>
-      <w:bookmarkStart w:id="1" w:name="__RefHeading___Toc797_4217687195"/>
+      <w:bookmarkStart w:id="1" w:name="__RefHeading___Toc797_1371780974"/>
       <w:bookmarkEnd w:id="1"/>
       <w:r>
         <w:rPr>
@@ -1055,7 +1055,7 @@
         <w:spacing w:lineRule="exact" w:line="240" w:before="240" w:after="120"/>
         <w:rPr/>
       </w:pPr>
-      <w:bookmarkStart w:id="2" w:name="__RefHeading___Toc799_4217687195"/>
+      <w:bookmarkStart w:id="2" w:name="__RefHeading___Toc799_1371780974"/>
       <w:bookmarkEnd w:id="2"/>
       <w:r>
         <w:rPr>
@@ -1147,7 +1147,7 @@
         <w:spacing w:lineRule="exact" w:line="240" w:before="240" w:after="120"/>
         <w:rPr/>
       </w:pPr>
-      <w:bookmarkStart w:id="3" w:name="__RefHeading___Toc801_4217687195"/>
+      <w:bookmarkStart w:id="3" w:name="__RefHeading___Toc801_1371780974"/>
       <w:bookmarkEnd w:id="3"/>
       <w:r>
         <w:rPr>
@@ -2461,7 +2461,7 @@
         <w:spacing w:lineRule="exact" w:line="240" w:before="240" w:after="120"/>
         <w:rPr/>
       </w:pPr>
-      <w:bookmarkStart w:id="4" w:name="__RefHeading___Toc803_4217687195"/>
+      <w:bookmarkStart w:id="4" w:name="__RefHeading___Toc803_1371780974"/>
       <w:bookmarkEnd w:id="4"/>
       <w:r>
         <w:rPr>
@@ -3038,7 +3038,7 @@
         <w:spacing w:lineRule="exact" w:line="240" w:before="240" w:after="120"/>
         <w:rPr/>
       </w:pPr>
-      <w:bookmarkStart w:id="5" w:name="__RefHeading___Toc805_4217687195"/>
+      <w:bookmarkStart w:id="5" w:name="__RefHeading___Toc805_1371780974"/>
       <w:bookmarkEnd w:id="5"/>
       <w:r>
         <w:rPr>
@@ -3094,7 +3094,7 @@
         <w:spacing w:lineRule="exact" w:line="240" w:before="240" w:after="120"/>
         <w:rPr/>
       </w:pPr>
-      <w:bookmarkStart w:id="6" w:name="__RefHeading___Toc807_4217687195"/>
+      <w:bookmarkStart w:id="6" w:name="__RefHeading___Toc807_1371780974"/>
       <w:bookmarkEnd w:id="6"/>
       <w:r>
         <w:rPr>
@@ -3132,7 +3132,7 @@
         <w:spacing w:lineRule="exact" w:line="240" w:before="240" w:after="120"/>
         <w:rPr/>
       </w:pPr>
-      <w:bookmarkStart w:id="7" w:name="__RefHeading___Toc809_4217687195"/>
+      <w:bookmarkStart w:id="7" w:name="__RefHeading___Toc809_1371780974"/>
       <w:bookmarkEnd w:id="7"/>
       <w:r>
         <w:rPr>
@@ -3152,7 +3152,7 @@
         <w:spacing w:lineRule="exact" w:line="240" w:before="180" w:after="80"/>
         <w:rPr/>
       </w:pPr>
-      <w:bookmarkStart w:id="8" w:name="__RefHeading___Toc811_4217687195"/>
+      <w:bookmarkStart w:id="8" w:name="__RefHeading___Toc811_1371780974"/>
       <w:bookmarkEnd w:id="8"/>
       <w:r>
         <w:rPr>
@@ -3923,7 +3923,7 @@
         <w:spacing w:lineRule="exact" w:line="240" w:before="180" w:after="80"/>
         <w:rPr/>
       </w:pPr>
-      <w:bookmarkStart w:id="9" w:name="__RefHeading___Toc813_4217687195"/>
+      <w:bookmarkStart w:id="9" w:name="__RefHeading___Toc813_1371780974"/>
       <w:bookmarkEnd w:id="9"/>
       <w:r>
         <w:rPr>
@@ -4605,7 +4605,7 @@
         <w:spacing w:lineRule="exact" w:line="240" w:before="180" w:after="80"/>
         <w:rPr/>
       </w:pPr>
-      <w:bookmarkStart w:id="10" w:name="__RefHeading___Toc815_4217687195"/>
+      <w:bookmarkStart w:id="10" w:name="__RefHeading___Toc815_1371780974"/>
       <w:bookmarkEnd w:id="10"/>
       <w:r>
         <w:rPr>
@@ -5581,7 +5581,7 @@
         <w:spacing w:lineRule="exact" w:line="240" w:before="180" w:after="80"/>
         <w:rPr/>
       </w:pPr>
-      <w:bookmarkStart w:id="11" w:name="__RefHeading___Toc817_4217687195"/>
+      <w:bookmarkStart w:id="11" w:name="__RefHeading___Toc817_1371780974"/>
       <w:bookmarkEnd w:id="11"/>
       <w:r>
         <w:rPr>
@@ -6437,7 +6437,7 @@
         <w:spacing w:lineRule="exact" w:line="240" w:before="180" w:after="80"/>
         <w:rPr/>
       </w:pPr>
-      <w:bookmarkStart w:id="12" w:name="__RefHeading___Toc819_4217687195"/>
+      <w:bookmarkStart w:id="12" w:name="__RefHeading___Toc819_1371780974"/>
       <w:bookmarkEnd w:id="12"/>
       <w:r>
         <w:rPr>
@@ -7007,7 +7007,7 @@
         <w:spacing w:lineRule="exact" w:line="240" w:before="180" w:after="80"/>
         <w:rPr/>
       </w:pPr>
-      <w:bookmarkStart w:id="13" w:name="__RefHeading___Toc821_4217687195"/>
+      <w:bookmarkStart w:id="13" w:name="__RefHeading___Toc821_1371780974"/>
       <w:bookmarkEnd w:id="13"/>
       <w:r>
         <w:rPr>
@@ -7774,7 +7774,7 @@
         <w:spacing w:lineRule="exact" w:line="240" w:before="180" w:after="80"/>
         <w:rPr/>
       </w:pPr>
-      <w:bookmarkStart w:id="14" w:name="__RefHeading___Toc823_4217687195"/>
+      <w:bookmarkStart w:id="14" w:name="__RefHeading___Toc823_1371780974"/>
       <w:bookmarkEnd w:id="14"/>
       <w:r>
         <w:rPr>
@@ -7894,7 +7894,7 @@
         <w:spacing w:lineRule="exact" w:line="240" w:before="180" w:after="80"/>
         <w:rPr/>
       </w:pPr>
-      <w:bookmarkStart w:id="15" w:name="__RefHeading___Toc825_4217687195"/>
+      <w:bookmarkStart w:id="15" w:name="__RefHeading___Toc825_1371780974"/>
       <w:bookmarkEnd w:id="15"/>
       <w:r>
         <w:rPr>
@@ -8014,7 +8014,7 @@
         <w:spacing w:lineRule="exact" w:line="240" w:before="180" w:after="80"/>
         <w:rPr/>
       </w:pPr>
-      <w:bookmarkStart w:id="16" w:name="__RefHeading___Toc827_4217687195"/>
+      <w:bookmarkStart w:id="16" w:name="__RefHeading___Toc827_1371780974"/>
       <w:bookmarkEnd w:id="16"/>
       <w:r>
         <w:rPr>
@@ -8879,7 +8879,7 @@
         <w:spacing w:lineRule="exact" w:line="240" w:before="240" w:after="120"/>
         <w:rPr/>
       </w:pPr>
-      <w:bookmarkStart w:id="17" w:name="__RefHeading___Toc829_4217687195"/>
+      <w:bookmarkStart w:id="17" w:name="__RefHeading___Toc829_1371780974"/>
       <w:bookmarkEnd w:id="17"/>
       <w:r>
         <w:rPr>
@@ -8953,7 +8953,7 @@
         <w:spacing w:lineRule="exact" w:line="240" w:before="240" w:after="120"/>
         <w:rPr/>
       </w:pPr>
-      <w:bookmarkStart w:id="18" w:name="__RefHeading___Toc831_4217687195"/>
+      <w:bookmarkStart w:id="18" w:name="__RefHeading___Toc831_1371780974"/>
       <w:bookmarkEnd w:id="18"/>
       <w:r>
         <w:rPr>
@@ -8984,7 +8984,7 @@
           <w:sz w:val="22"/>
           <w:szCs w:val="22"/>
         </w:rPr>
-        <w:t>Commit utilizado por la evidencia: fd37de3cdeb4d5b3b2f52494d5cce240b66a53e9.</w:t>
+        <w:t>Commit utilizado por la evidencia: a67fbd582a71997ee08d1677be628ef884c03688.</w:t>
       </w:r>
     </w:p>
     <w:p>
@@ -9173,7 +9173,7 @@
         <w:spacing w:lineRule="auto" w:line="240" w:before="0" w:after="60"/>
         <w:rPr/>
       </w:pPr>
-      <w:bookmarkStart w:id="19" w:name="__RefHeading___Toc833_4217687195"/>
+      <w:bookmarkStart w:id="19" w:name="__RefHeading___Toc833_1371780974"/>
       <w:bookmarkEnd w:id="19"/>
       <w:r>
         <w:rPr>
@@ -9204,7 +9204,7 @@
         <w:spacing w:lineRule="auto" w:line="240" w:before="0" w:after="60"/>
         <w:rPr/>
       </w:pPr>
-      <w:bookmarkStart w:id="20" w:name="__RefHeading___Toc835_4217687195"/>
+      <w:bookmarkStart w:id="20" w:name="__RefHeading___Toc835_1371780974"/>
       <w:bookmarkEnd w:id="20"/>
       <w:r>
         <w:rPr>
@@ -9768,7 +9768,7 @@
         <w:spacing w:lineRule="auto" w:line="240" w:before="0" w:after="60"/>
         <w:rPr/>
       </w:pPr>
-      <w:bookmarkStart w:id="21" w:name="__RefHeading___Toc837_4217687195"/>
+      <w:bookmarkStart w:id="21" w:name="__RefHeading___Toc837_1371780974"/>
       <w:bookmarkEnd w:id="21"/>
       <w:r>
         <w:rPr>
@@ -9833,7 +9833,7 @@
         <w:spacing w:lineRule="auto" w:line="240" w:before="0" w:after="60"/>
         <w:rPr/>
       </w:pPr>
-      <w:bookmarkStart w:id="22" w:name="__RefHeading___Toc839_4217687195"/>
+      <w:bookmarkStart w:id="22" w:name="__RefHeading___Toc839_1371780974"/>
       <w:bookmarkEnd w:id="22"/>
       <w:r>
         <w:rPr>
@@ -9898,7 +9898,7 @@
         <w:spacing w:lineRule="auto" w:line="240" w:before="0" w:after="60"/>
         <w:rPr/>
       </w:pPr>
-      <w:bookmarkStart w:id="23" w:name="__RefHeading___Toc841_4217687195"/>
+      <w:bookmarkStart w:id="23" w:name="__RefHeading___Toc841_1371780974"/>
       <w:bookmarkEnd w:id="23"/>
       <w:r>
         <w:rPr>
@@ -9943,7 +9943,7 @@
         <w:spacing w:lineRule="auto" w:line="240" w:before="0" w:after="60"/>
         <w:rPr/>
       </w:pPr>
-      <w:bookmarkStart w:id="24" w:name="__RefHeading___Toc843_4217687195"/>
+      <w:bookmarkStart w:id="24" w:name="__RefHeading___Toc843_1371780974"/>
       <w:bookmarkEnd w:id="24"/>
       <w:r>
         <w:rPr>
@@ -9974,7 +9974,7 @@
         <w:spacing w:lineRule="exact" w:line="240" w:before="240" w:after="120"/>
         <w:rPr/>
       </w:pPr>
-      <w:bookmarkStart w:id="25" w:name="__RefHeading___Toc845_4217687195"/>
+      <w:bookmarkStart w:id="25" w:name="__RefHeading___Toc845_1371780974"/>
       <w:bookmarkEnd w:id="25"/>
       <w:r>
         <w:rPr>

--- a/reporte/Reporte_Tecnico_Prototipo_CGR_1.8.2.docx
+++ b/reporte/Reporte_Tecnico_Prototipo_CGR_1.8.2.docx
@@ -262,7 +262,7 @@
         <w:spacing w:lineRule="exact" w:line="240" w:before="240" w:after="120"/>
         <w:rPr/>
       </w:pPr>
-      <w:bookmarkStart w:id="0" w:name="__RefHeading___Toc795_1371780974"/>
+      <w:bookmarkStart w:id="0" w:name="__RefHeading___Toc795_2457656124"/>
       <w:bookmarkEnd w:id="0"/>
       <w:r>
         <w:rPr>
@@ -369,7 +369,7 @@
             </w:rPr>
             <w:fldChar w:fldCharType="separate"/>
           </w:r>
-          <w:hyperlink w:anchor="__RefHeading___Toc795_1371780974">
+          <w:hyperlink w:anchor="__RefHeading___Toc795_2457656124">
             <w:r>
               <w:rPr>
                 <w:rStyle w:val="IndexLink"/>
@@ -389,7 +389,7 @@
             </w:tabs>
             <w:rPr/>
           </w:pPr>
-          <w:hyperlink w:anchor="__RefHeading___Toc797_1371780974">
+          <w:hyperlink w:anchor="__RefHeading___Toc797_2457656124">
             <w:r>
               <w:rPr>
                 <w:rStyle w:val="IndexLink"/>
@@ -409,7 +409,7 @@
             </w:tabs>
             <w:rPr/>
           </w:pPr>
-          <w:hyperlink w:anchor="__RefHeading___Toc799_1371780974">
+          <w:hyperlink w:anchor="__RefHeading___Toc799_2457656124">
             <w:r>
               <w:rPr>
                 <w:rStyle w:val="IndexLink"/>
@@ -429,7 +429,7 @@
             </w:tabs>
             <w:rPr/>
           </w:pPr>
-          <w:hyperlink w:anchor="__RefHeading___Toc801_1371780974">
+          <w:hyperlink w:anchor="__RefHeading___Toc801_2457656124">
             <w:r>
               <w:rPr>
                 <w:rStyle w:val="IndexLink"/>
@@ -449,7 +449,7 @@
             </w:tabs>
             <w:rPr/>
           </w:pPr>
-          <w:hyperlink w:anchor="__RefHeading___Toc803_1371780974">
+          <w:hyperlink w:anchor="__RefHeading___Toc803_2457656124">
             <w:r>
               <w:rPr>
                 <w:rStyle w:val="IndexLink"/>
@@ -469,7 +469,7 @@
             </w:tabs>
             <w:rPr/>
           </w:pPr>
-          <w:hyperlink w:anchor="__RefHeading___Toc805_1371780974">
+          <w:hyperlink w:anchor="__RefHeading___Toc805_2457656124">
             <w:r>
               <w:rPr>
                 <w:rStyle w:val="IndexLink"/>
@@ -489,7 +489,7 @@
             </w:tabs>
             <w:rPr/>
           </w:pPr>
-          <w:hyperlink w:anchor="__RefHeading___Toc807_1371780974">
+          <w:hyperlink w:anchor="__RefHeading___Toc807_2457656124">
             <w:r>
               <w:rPr>
                 <w:rStyle w:val="IndexLink"/>
@@ -509,7 +509,7 @@
             </w:tabs>
             <w:rPr/>
           </w:pPr>
-          <w:hyperlink w:anchor="__RefHeading___Toc809_1371780974">
+          <w:hyperlink w:anchor="__RefHeading___Toc809_2457656124">
             <w:r>
               <w:rPr>
                 <w:rStyle w:val="IndexLink"/>
@@ -529,7 +529,7 @@
             </w:tabs>
             <w:rPr/>
           </w:pPr>
-          <w:hyperlink w:anchor="__RefHeading___Toc811_1371780974">
+          <w:hyperlink w:anchor="__RefHeading___Toc811_2457656124">
             <w:r>
               <w:rPr>
                 <w:rStyle w:val="IndexLink"/>
@@ -549,7 +549,7 @@
             </w:tabs>
             <w:rPr/>
           </w:pPr>
-          <w:hyperlink w:anchor="__RefHeading___Toc813_1371780974">
+          <w:hyperlink w:anchor="__RefHeading___Toc813_2457656124">
             <w:r>
               <w:rPr>
                 <w:rStyle w:val="IndexLink"/>
@@ -569,7 +569,7 @@
             </w:tabs>
             <w:rPr/>
           </w:pPr>
-          <w:hyperlink w:anchor="__RefHeading___Toc815_1371780974">
+          <w:hyperlink w:anchor="__RefHeading___Toc815_2457656124">
             <w:r>
               <w:rPr>
                 <w:rStyle w:val="IndexLink"/>
@@ -589,7 +589,7 @@
             </w:tabs>
             <w:rPr/>
           </w:pPr>
-          <w:hyperlink w:anchor="__RefHeading___Toc817_1371780974">
+          <w:hyperlink w:anchor="__RefHeading___Toc817_2457656124">
             <w:r>
               <w:rPr>
                 <w:rStyle w:val="IndexLink"/>
@@ -609,7 +609,7 @@
             </w:tabs>
             <w:rPr/>
           </w:pPr>
-          <w:hyperlink w:anchor="__RefHeading___Toc819_1371780974">
+          <w:hyperlink w:anchor="__RefHeading___Toc819_2457656124">
             <w:r>
               <w:rPr>
                 <w:rStyle w:val="IndexLink"/>
@@ -629,7 +629,7 @@
             </w:tabs>
             <w:rPr/>
           </w:pPr>
-          <w:hyperlink w:anchor="__RefHeading___Toc821_1371780974">
+          <w:hyperlink w:anchor="__RefHeading___Toc821_2457656124">
             <w:r>
               <w:rPr>
                 <w:rStyle w:val="IndexLink"/>
@@ -649,7 +649,7 @@
             </w:tabs>
             <w:rPr/>
           </w:pPr>
-          <w:hyperlink w:anchor="__RefHeading___Toc823_1371780974">
+          <w:hyperlink w:anchor="__RefHeading___Toc823_2457656124">
             <w:r>
               <w:rPr>
                 <w:rStyle w:val="IndexLink"/>
@@ -669,7 +669,7 @@
             </w:tabs>
             <w:rPr/>
           </w:pPr>
-          <w:hyperlink w:anchor="__RefHeading___Toc825_1371780974">
+          <w:hyperlink w:anchor="__RefHeading___Toc825_2457656124">
             <w:r>
               <w:rPr>
                 <w:rStyle w:val="IndexLink"/>
@@ -689,7 +689,7 @@
             </w:tabs>
             <w:rPr/>
           </w:pPr>
-          <w:hyperlink w:anchor="__RefHeading___Toc827_1371780974">
+          <w:hyperlink w:anchor="__RefHeading___Toc827_2457656124">
             <w:r>
               <w:rPr>
                 <w:rStyle w:val="IndexLink"/>
@@ -709,7 +709,7 @@
             </w:tabs>
             <w:rPr/>
           </w:pPr>
-          <w:hyperlink w:anchor="__RefHeading___Toc829_1371780974">
+          <w:hyperlink w:anchor="__RefHeading___Toc829_2457656124">
             <w:r>
               <w:rPr>
                 <w:rStyle w:val="IndexLink"/>
@@ -729,7 +729,7 @@
             </w:tabs>
             <w:rPr/>
           </w:pPr>
-          <w:hyperlink w:anchor="__RefHeading___Toc831_1371780974">
+          <w:hyperlink w:anchor="__RefHeading___Toc831_2457656124">
             <w:r>
               <w:rPr>
                 <w:rStyle w:val="IndexLink"/>
@@ -749,7 +749,7 @@
             </w:tabs>
             <w:rPr/>
           </w:pPr>
-          <w:hyperlink w:anchor="__RefHeading___Toc833_1371780974">
+          <w:hyperlink w:anchor="__RefHeading___Toc833_2457656124">
             <w:r>
               <w:rPr>
                 <w:rStyle w:val="IndexLink"/>
@@ -769,7 +769,7 @@
             </w:tabs>
             <w:rPr/>
           </w:pPr>
-          <w:hyperlink w:anchor="__RefHeading___Toc835_1371780974">
+          <w:hyperlink w:anchor="__RefHeading___Toc835_2457656124">
             <w:r>
               <w:rPr>
                 <w:rStyle w:val="IndexLink"/>
@@ -789,7 +789,7 @@
             </w:tabs>
             <w:rPr/>
           </w:pPr>
-          <w:hyperlink w:anchor="__RefHeading___Toc837_1371780974">
+          <w:hyperlink w:anchor="__RefHeading___Toc837_2457656124">
             <w:r>
               <w:rPr>
                 <w:rStyle w:val="IndexLink"/>
@@ -809,7 +809,7 @@
             </w:tabs>
             <w:rPr/>
           </w:pPr>
-          <w:hyperlink w:anchor="__RefHeading___Toc839_1371780974">
+          <w:hyperlink w:anchor="__RefHeading___Toc839_2457656124">
             <w:r>
               <w:rPr>
                 <w:rStyle w:val="IndexLink"/>
@@ -829,7 +829,7 @@
             </w:tabs>
             <w:rPr/>
           </w:pPr>
-          <w:hyperlink w:anchor="__RefHeading___Toc841_1371780974">
+          <w:hyperlink w:anchor="__RefHeading___Toc841_2457656124">
             <w:r>
               <w:rPr>
                 <w:rStyle w:val="IndexLink"/>
@@ -849,7 +849,7 @@
             </w:tabs>
             <w:rPr/>
           </w:pPr>
-          <w:hyperlink w:anchor="__RefHeading___Toc843_1371780974">
+          <w:hyperlink w:anchor="__RefHeading___Toc843_2457656124">
             <w:r>
               <w:rPr>
                 <w:rStyle w:val="IndexLink"/>
@@ -869,7 +869,7 @@
             </w:tabs>
             <w:rPr/>
           </w:pPr>
-          <w:hyperlink w:anchor="__RefHeading___Toc845_1371780974">
+          <w:hyperlink w:anchor="__RefHeading___Toc845_2457656124">
             <w:r>
               <w:rPr>
                 <w:rStyle w:val="IndexLink"/>
@@ -909,7 +909,7 @@
         <w:spacing w:lineRule="exact" w:line="240" w:before="240" w:after="120"/>
         <w:rPr/>
       </w:pPr>
-      <w:bookmarkStart w:id="1" w:name="__RefHeading___Toc797_1371780974"/>
+      <w:bookmarkStart w:id="1" w:name="__RefHeading___Toc797_2457656124"/>
       <w:bookmarkEnd w:id="1"/>
       <w:r>
         <w:rPr>
@@ -1055,7 +1055,7 @@
         <w:spacing w:lineRule="exact" w:line="240" w:before="240" w:after="120"/>
         <w:rPr/>
       </w:pPr>
-      <w:bookmarkStart w:id="2" w:name="__RefHeading___Toc799_1371780974"/>
+      <w:bookmarkStart w:id="2" w:name="__RefHeading___Toc799_2457656124"/>
       <w:bookmarkEnd w:id="2"/>
       <w:r>
         <w:rPr>
@@ -1147,7 +1147,7 @@
         <w:spacing w:lineRule="exact" w:line="240" w:before="240" w:after="120"/>
         <w:rPr/>
       </w:pPr>
-      <w:bookmarkStart w:id="3" w:name="__RefHeading___Toc801_1371780974"/>
+      <w:bookmarkStart w:id="3" w:name="__RefHeading___Toc801_2457656124"/>
       <w:bookmarkEnd w:id="3"/>
       <w:r>
         <w:rPr>
@@ -2461,7 +2461,7 @@
         <w:spacing w:lineRule="exact" w:line="240" w:before="240" w:after="120"/>
         <w:rPr/>
       </w:pPr>
-      <w:bookmarkStart w:id="4" w:name="__RefHeading___Toc803_1371780974"/>
+      <w:bookmarkStart w:id="4" w:name="__RefHeading___Toc803_2457656124"/>
       <w:bookmarkEnd w:id="4"/>
       <w:r>
         <w:rPr>
@@ -3038,7 +3038,7 @@
         <w:spacing w:lineRule="exact" w:line="240" w:before="240" w:after="120"/>
         <w:rPr/>
       </w:pPr>
-      <w:bookmarkStart w:id="5" w:name="__RefHeading___Toc805_1371780974"/>
+      <w:bookmarkStart w:id="5" w:name="__RefHeading___Toc805_2457656124"/>
       <w:bookmarkEnd w:id="5"/>
       <w:r>
         <w:rPr>
@@ -3094,7 +3094,7 @@
         <w:spacing w:lineRule="exact" w:line="240" w:before="240" w:after="120"/>
         <w:rPr/>
       </w:pPr>
-      <w:bookmarkStart w:id="6" w:name="__RefHeading___Toc807_1371780974"/>
+      <w:bookmarkStart w:id="6" w:name="__RefHeading___Toc807_2457656124"/>
       <w:bookmarkEnd w:id="6"/>
       <w:r>
         <w:rPr>
@@ -3132,7 +3132,7 @@
         <w:spacing w:lineRule="exact" w:line="240" w:before="240" w:after="120"/>
         <w:rPr/>
       </w:pPr>
-      <w:bookmarkStart w:id="7" w:name="__RefHeading___Toc809_1371780974"/>
+      <w:bookmarkStart w:id="7" w:name="__RefHeading___Toc809_2457656124"/>
       <w:bookmarkEnd w:id="7"/>
       <w:r>
         <w:rPr>
@@ -3152,7 +3152,7 @@
         <w:spacing w:lineRule="exact" w:line="240" w:before="180" w:after="80"/>
         <w:rPr/>
       </w:pPr>
-      <w:bookmarkStart w:id="8" w:name="__RefHeading___Toc811_1371780974"/>
+      <w:bookmarkStart w:id="8" w:name="__RefHeading___Toc811_2457656124"/>
       <w:bookmarkEnd w:id="8"/>
       <w:r>
         <w:rPr>
@@ -3923,7 +3923,7 @@
         <w:spacing w:lineRule="exact" w:line="240" w:before="180" w:after="80"/>
         <w:rPr/>
       </w:pPr>
-      <w:bookmarkStart w:id="9" w:name="__RefHeading___Toc813_1371780974"/>
+      <w:bookmarkStart w:id="9" w:name="__RefHeading___Toc813_2457656124"/>
       <w:bookmarkEnd w:id="9"/>
       <w:r>
         <w:rPr>
@@ -4605,7 +4605,7 @@
         <w:spacing w:lineRule="exact" w:line="240" w:before="180" w:after="80"/>
         <w:rPr/>
       </w:pPr>
-      <w:bookmarkStart w:id="10" w:name="__RefHeading___Toc815_1371780974"/>
+      <w:bookmarkStart w:id="10" w:name="__RefHeading___Toc815_2457656124"/>
       <w:bookmarkEnd w:id="10"/>
       <w:r>
         <w:rPr>
@@ -5581,7 +5581,7 @@
         <w:spacing w:lineRule="exact" w:line="240" w:before="180" w:after="80"/>
         <w:rPr/>
       </w:pPr>
-      <w:bookmarkStart w:id="11" w:name="__RefHeading___Toc817_1371780974"/>
+      <w:bookmarkStart w:id="11" w:name="__RefHeading___Toc817_2457656124"/>
       <w:bookmarkEnd w:id="11"/>
       <w:r>
         <w:rPr>
@@ -6437,7 +6437,7 @@
         <w:spacing w:lineRule="exact" w:line="240" w:before="180" w:after="80"/>
         <w:rPr/>
       </w:pPr>
-      <w:bookmarkStart w:id="12" w:name="__RefHeading___Toc819_1371780974"/>
+      <w:bookmarkStart w:id="12" w:name="__RefHeading___Toc819_2457656124"/>
       <w:bookmarkEnd w:id="12"/>
       <w:r>
         <w:rPr>
@@ -7007,7 +7007,7 @@
         <w:spacing w:lineRule="exact" w:line="240" w:before="180" w:after="80"/>
         <w:rPr/>
       </w:pPr>
-      <w:bookmarkStart w:id="13" w:name="__RefHeading___Toc821_1371780974"/>
+      <w:bookmarkStart w:id="13" w:name="__RefHeading___Toc821_2457656124"/>
       <w:bookmarkEnd w:id="13"/>
       <w:r>
         <w:rPr>
@@ -7774,7 +7774,7 @@
         <w:spacing w:lineRule="exact" w:line="240" w:before="180" w:after="80"/>
         <w:rPr/>
       </w:pPr>
-      <w:bookmarkStart w:id="14" w:name="__RefHeading___Toc823_1371780974"/>
+      <w:bookmarkStart w:id="14" w:name="__RefHeading___Toc823_2457656124"/>
       <w:bookmarkEnd w:id="14"/>
       <w:r>
         <w:rPr>
@@ -7894,7 +7894,7 @@
         <w:spacing w:lineRule="exact" w:line="240" w:before="180" w:after="80"/>
         <w:rPr/>
       </w:pPr>
-      <w:bookmarkStart w:id="15" w:name="__RefHeading___Toc825_1371780974"/>
+      <w:bookmarkStart w:id="15" w:name="__RefHeading___Toc825_2457656124"/>
       <w:bookmarkEnd w:id="15"/>
       <w:r>
         <w:rPr>
@@ -8014,7 +8014,7 @@
         <w:spacing w:lineRule="exact" w:line="240" w:before="180" w:after="80"/>
         <w:rPr/>
       </w:pPr>
-      <w:bookmarkStart w:id="16" w:name="__RefHeading___Toc827_1371780974"/>
+      <w:bookmarkStart w:id="16" w:name="__RefHeading___Toc827_2457656124"/>
       <w:bookmarkEnd w:id="16"/>
       <w:r>
         <w:rPr>
@@ -8879,7 +8879,7 @@
         <w:spacing w:lineRule="exact" w:line="240" w:before="240" w:after="120"/>
         <w:rPr/>
       </w:pPr>
-      <w:bookmarkStart w:id="17" w:name="__RefHeading___Toc829_1371780974"/>
+      <w:bookmarkStart w:id="17" w:name="__RefHeading___Toc829_2457656124"/>
       <w:bookmarkEnd w:id="17"/>
       <w:r>
         <w:rPr>
@@ -8953,7 +8953,7 @@
         <w:spacing w:lineRule="exact" w:line="240" w:before="240" w:after="120"/>
         <w:rPr/>
       </w:pPr>
-      <w:bookmarkStart w:id="18" w:name="__RefHeading___Toc831_1371780974"/>
+      <w:bookmarkStart w:id="18" w:name="__RefHeading___Toc831_2457656124"/>
       <w:bookmarkEnd w:id="18"/>
       <w:r>
         <w:rPr>
@@ -8984,7 +8984,7 @@
           <w:sz w:val="22"/>
           <w:szCs w:val="22"/>
         </w:rPr>
-        <w:t>Commit utilizado por la evidencia: a67fbd582a71997ee08d1677be628ef884c03688.</w:t>
+        <w:t>Commit utilizado por la evidencia: 6dc45b4267edfc05cec5ac98cc040410030f8e2a.</w:t>
       </w:r>
     </w:p>
     <w:p>
@@ -9173,7 +9173,7 @@
         <w:spacing w:lineRule="auto" w:line="240" w:before="0" w:after="60"/>
         <w:rPr/>
       </w:pPr>
-      <w:bookmarkStart w:id="19" w:name="__RefHeading___Toc833_1371780974"/>
+      <w:bookmarkStart w:id="19" w:name="__RefHeading___Toc833_2457656124"/>
       <w:bookmarkEnd w:id="19"/>
       <w:r>
         <w:rPr>
@@ -9204,7 +9204,7 @@
         <w:spacing w:lineRule="auto" w:line="240" w:before="0" w:after="60"/>
         <w:rPr/>
       </w:pPr>
-      <w:bookmarkStart w:id="20" w:name="__RefHeading___Toc835_1371780974"/>
+      <w:bookmarkStart w:id="20" w:name="__RefHeading___Toc835_2457656124"/>
       <w:bookmarkEnd w:id="20"/>
       <w:r>
         <w:rPr>
@@ -9768,7 +9768,7 @@
         <w:spacing w:lineRule="auto" w:line="240" w:before="0" w:after="60"/>
         <w:rPr/>
       </w:pPr>
-      <w:bookmarkStart w:id="21" w:name="__RefHeading___Toc837_1371780974"/>
+      <w:bookmarkStart w:id="21" w:name="__RefHeading___Toc837_2457656124"/>
       <w:bookmarkEnd w:id="21"/>
       <w:r>
         <w:rPr>
@@ -9833,7 +9833,7 @@
         <w:spacing w:lineRule="auto" w:line="240" w:before="0" w:after="60"/>
         <w:rPr/>
       </w:pPr>
-      <w:bookmarkStart w:id="22" w:name="__RefHeading___Toc839_1371780974"/>
+      <w:bookmarkStart w:id="22" w:name="__RefHeading___Toc839_2457656124"/>
       <w:bookmarkEnd w:id="22"/>
       <w:r>
         <w:rPr>
@@ -9898,7 +9898,7 @@
         <w:spacing w:lineRule="auto" w:line="240" w:before="0" w:after="60"/>
         <w:rPr/>
       </w:pPr>
-      <w:bookmarkStart w:id="23" w:name="__RefHeading___Toc841_1371780974"/>
+      <w:bookmarkStart w:id="23" w:name="__RefHeading___Toc841_2457656124"/>
       <w:bookmarkEnd w:id="23"/>
       <w:r>
         <w:rPr>
@@ -9943,7 +9943,7 @@
         <w:spacing w:lineRule="auto" w:line="240" w:before="0" w:after="60"/>
         <w:rPr/>
       </w:pPr>
-      <w:bookmarkStart w:id="24" w:name="__RefHeading___Toc843_1371780974"/>
+      <w:bookmarkStart w:id="24" w:name="__RefHeading___Toc843_2457656124"/>
       <w:bookmarkEnd w:id="24"/>
       <w:r>
         <w:rPr>
@@ -9974,7 +9974,7 @@
         <w:spacing w:lineRule="exact" w:line="240" w:before="240" w:after="120"/>
         <w:rPr/>
       </w:pPr>
-      <w:bookmarkStart w:id="25" w:name="__RefHeading___Toc845_1371780974"/>
+      <w:bookmarkStart w:id="25" w:name="__RefHeading___Toc845_2457656124"/>
       <w:bookmarkEnd w:id="25"/>
       <w:r>
         <w:rPr>

--- a/reporte/Reporte_Tecnico_Prototipo_CGR_1.8.2.docx
+++ b/reporte/Reporte_Tecnico_Prototipo_CGR_1.8.2.docx
@@ -262,7 +262,7 @@
         <w:spacing w:lineRule="exact" w:line="240" w:before="240" w:after="120"/>
         <w:rPr/>
       </w:pPr>
-      <w:bookmarkStart w:id="0" w:name="__RefHeading___Toc795_2457656124"/>
+      <w:bookmarkStart w:id="0" w:name="__RefHeading___Toc795_1103273133"/>
       <w:bookmarkEnd w:id="0"/>
       <w:r>
         <w:rPr>
@@ -369,7 +369,7 @@
             </w:rPr>
             <w:fldChar w:fldCharType="separate"/>
           </w:r>
-          <w:hyperlink w:anchor="__RefHeading___Toc795_2457656124">
+          <w:hyperlink w:anchor="__RefHeading___Toc795_1103273133">
             <w:r>
               <w:rPr>
                 <w:rStyle w:val="IndexLink"/>
@@ -389,7 +389,7 @@
             </w:tabs>
             <w:rPr/>
           </w:pPr>
-          <w:hyperlink w:anchor="__RefHeading___Toc797_2457656124">
+          <w:hyperlink w:anchor="__RefHeading___Toc797_1103273133">
             <w:r>
               <w:rPr>
                 <w:rStyle w:val="IndexLink"/>
@@ -409,7 +409,7 @@
             </w:tabs>
             <w:rPr/>
           </w:pPr>
-          <w:hyperlink w:anchor="__RefHeading___Toc799_2457656124">
+          <w:hyperlink w:anchor="__RefHeading___Toc799_1103273133">
             <w:r>
               <w:rPr>
                 <w:rStyle w:val="IndexLink"/>
@@ -429,7 +429,7 @@
             </w:tabs>
             <w:rPr/>
           </w:pPr>
-          <w:hyperlink w:anchor="__RefHeading___Toc801_2457656124">
+          <w:hyperlink w:anchor="__RefHeading___Toc801_1103273133">
             <w:r>
               <w:rPr>
                 <w:rStyle w:val="IndexLink"/>
@@ -449,7 +449,7 @@
             </w:tabs>
             <w:rPr/>
           </w:pPr>
-          <w:hyperlink w:anchor="__RefHeading___Toc803_2457656124">
+          <w:hyperlink w:anchor="__RefHeading___Toc803_1103273133">
             <w:r>
               <w:rPr>
                 <w:rStyle w:val="IndexLink"/>
@@ -469,7 +469,7 @@
             </w:tabs>
             <w:rPr/>
           </w:pPr>
-          <w:hyperlink w:anchor="__RefHeading___Toc805_2457656124">
+          <w:hyperlink w:anchor="__RefHeading___Toc805_1103273133">
             <w:r>
               <w:rPr>
                 <w:rStyle w:val="IndexLink"/>
@@ -489,7 +489,7 @@
             </w:tabs>
             <w:rPr/>
           </w:pPr>
-          <w:hyperlink w:anchor="__RefHeading___Toc807_2457656124">
+          <w:hyperlink w:anchor="__RefHeading___Toc807_1103273133">
             <w:r>
               <w:rPr>
                 <w:rStyle w:val="IndexLink"/>
@@ -509,7 +509,7 @@
             </w:tabs>
             <w:rPr/>
           </w:pPr>
-          <w:hyperlink w:anchor="__RefHeading___Toc809_2457656124">
+          <w:hyperlink w:anchor="__RefHeading___Toc809_1103273133">
             <w:r>
               <w:rPr>
                 <w:rStyle w:val="IndexLink"/>
@@ -529,7 +529,7 @@
             </w:tabs>
             <w:rPr/>
           </w:pPr>
-          <w:hyperlink w:anchor="__RefHeading___Toc811_2457656124">
+          <w:hyperlink w:anchor="__RefHeading___Toc811_1103273133">
             <w:r>
               <w:rPr>
                 <w:rStyle w:val="IndexLink"/>
@@ -549,7 +549,7 @@
             </w:tabs>
             <w:rPr/>
           </w:pPr>
-          <w:hyperlink w:anchor="__RefHeading___Toc813_2457656124">
+          <w:hyperlink w:anchor="__RefHeading___Toc813_1103273133">
             <w:r>
               <w:rPr>
                 <w:rStyle w:val="IndexLink"/>
@@ -569,7 +569,7 @@
             </w:tabs>
             <w:rPr/>
           </w:pPr>
-          <w:hyperlink w:anchor="__RefHeading___Toc815_2457656124">
+          <w:hyperlink w:anchor="__RefHeading___Toc815_1103273133">
             <w:r>
               <w:rPr>
                 <w:rStyle w:val="IndexLink"/>
@@ -589,7 +589,7 @@
             </w:tabs>
             <w:rPr/>
           </w:pPr>
-          <w:hyperlink w:anchor="__RefHeading___Toc817_2457656124">
+          <w:hyperlink w:anchor="__RefHeading___Toc817_1103273133">
             <w:r>
               <w:rPr>
                 <w:rStyle w:val="IndexLink"/>
@@ -609,7 +609,7 @@
             </w:tabs>
             <w:rPr/>
           </w:pPr>
-          <w:hyperlink w:anchor="__RefHeading___Toc819_2457656124">
+          <w:hyperlink w:anchor="__RefHeading___Toc819_1103273133">
             <w:r>
               <w:rPr>
                 <w:rStyle w:val="IndexLink"/>
@@ -629,7 +629,7 @@
             </w:tabs>
             <w:rPr/>
           </w:pPr>
-          <w:hyperlink w:anchor="__RefHeading___Toc821_2457656124">
+          <w:hyperlink w:anchor="__RefHeading___Toc821_1103273133">
             <w:r>
               <w:rPr>
                 <w:rStyle w:val="IndexLink"/>
@@ -649,7 +649,7 @@
             </w:tabs>
             <w:rPr/>
           </w:pPr>
-          <w:hyperlink w:anchor="__RefHeading___Toc823_2457656124">
+          <w:hyperlink w:anchor="__RefHeading___Toc823_1103273133">
             <w:r>
               <w:rPr>
                 <w:rStyle w:val="IndexLink"/>
@@ -669,7 +669,7 @@
             </w:tabs>
             <w:rPr/>
           </w:pPr>
-          <w:hyperlink w:anchor="__RefHeading___Toc825_2457656124">
+          <w:hyperlink w:anchor="__RefHeading___Toc825_1103273133">
             <w:r>
               <w:rPr>
                 <w:rStyle w:val="IndexLink"/>
@@ -689,7 +689,7 @@
             </w:tabs>
             <w:rPr/>
           </w:pPr>
-          <w:hyperlink w:anchor="__RefHeading___Toc827_2457656124">
+          <w:hyperlink w:anchor="__RefHeading___Toc827_1103273133">
             <w:r>
               <w:rPr>
                 <w:rStyle w:val="IndexLink"/>
@@ -709,7 +709,7 @@
             </w:tabs>
             <w:rPr/>
           </w:pPr>
-          <w:hyperlink w:anchor="__RefHeading___Toc829_2457656124">
+          <w:hyperlink w:anchor="__RefHeading___Toc829_1103273133">
             <w:r>
               <w:rPr>
                 <w:rStyle w:val="IndexLink"/>
@@ -729,7 +729,7 @@
             </w:tabs>
             <w:rPr/>
           </w:pPr>
-          <w:hyperlink w:anchor="__RefHeading___Toc831_2457656124">
+          <w:hyperlink w:anchor="__RefHeading___Toc831_1103273133">
             <w:r>
               <w:rPr>
                 <w:rStyle w:val="IndexLink"/>
@@ -749,7 +749,7 @@
             </w:tabs>
             <w:rPr/>
           </w:pPr>
-          <w:hyperlink w:anchor="__RefHeading___Toc833_2457656124">
+          <w:hyperlink w:anchor="__RefHeading___Toc833_1103273133">
             <w:r>
               <w:rPr>
                 <w:rStyle w:val="IndexLink"/>
@@ -769,7 +769,7 @@
             </w:tabs>
             <w:rPr/>
           </w:pPr>
-          <w:hyperlink w:anchor="__RefHeading___Toc835_2457656124">
+          <w:hyperlink w:anchor="__RefHeading___Toc835_1103273133">
             <w:r>
               <w:rPr>
                 <w:rStyle w:val="IndexLink"/>
@@ -789,7 +789,7 @@
             </w:tabs>
             <w:rPr/>
           </w:pPr>
-          <w:hyperlink w:anchor="__RefHeading___Toc837_2457656124">
+          <w:hyperlink w:anchor="__RefHeading___Toc837_1103273133">
             <w:r>
               <w:rPr>
                 <w:rStyle w:val="IndexLink"/>
@@ -809,7 +809,7 @@
             </w:tabs>
             <w:rPr/>
           </w:pPr>
-          <w:hyperlink w:anchor="__RefHeading___Toc839_2457656124">
+          <w:hyperlink w:anchor="__RefHeading___Toc839_1103273133">
             <w:r>
               <w:rPr>
                 <w:rStyle w:val="IndexLink"/>
@@ -829,7 +829,7 @@
             </w:tabs>
             <w:rPr/>
           </w:pPr>
-          <w:hyperlink w:anchor="__RefHeading___Toc841_2457656124">
+          <w:hyperlink w:anchor="__RefHeading___Toc841_1103273133">
             <w:r>
               <w:rPr>
                 <w:rStyle w:val="IndexLink"/>
@@ -849,7 +849,7 @@
             </w:tabs>
             <w:rPr/>
           </w:pPr>
-          <w:hyperlink w:anchor="__RefHeading___Toc843_2457656124">
+          <w:hyperlink w:anchor="__RefHeading___Toc843_1103273133">
             <w:r>
               <w:rPr>
                 <w:rStyle w:val="IndexLink"/>
@@ -869,7 +869,7 @@
             </w:tabs>
             <w:rPr/>
           </w:pPr>
-          <w:hyperlink w:anchor="__RefHeading___Toc845_2457656124">
+          <w:hyperlink w:anchor="__RefHeading___Toc845_1103273133">
             <w:r>
               <w:rPr>
                 <w:rStyle w:val="IndexLink"/>
@@ -909,7 +909,7 @@
         <w:spacing w:lineRule="exact" w:line="240" w:before="240" w:after="120"/>
         <w:rPr/>
       </w:pPr>
-      <w:bookmarkStart w:id="1" w:name="__RefHeading___Toc797_2457656124"/>
+      <w:bookmarkStart w:id="1" w:name="__RefHeading___Toc797_1103273133"/>
       <w:bookmarkEnd w:id="1"/>
       <w:r>
         <w:rPr>
@@ -1055,7 +1055,7 @@
         <w:spacing w:lineRule="exact" w:line="240" w:before="240" w:after="120"/>
         <w:rPr/>
       </w:pPr>
-      <w:bookmarkStart w:id="2" w:name="__RefHeading___Toc799_2457656124"/>
+      <w:bookmarkStart w:id="2" w:name="__RefHeading___Toc799_1103273133"/>
       <w:bookmarkEnd w:id="2"/>
       <w:r>
         <w:rPr>
@@ -1147,7 +1147,7 @@
         <w:spacing w:lineRule="exact" w:line="240" w:before="240" w:after="120"/>
         <w:rPr/>
       </w:pPr>
-      <w:bookmarkStart w:id="3" w:name="__RefHeading___Toc801_2457656124"/>
+      <w:bookmarkStart w:id="3" w:name="__RefHeading___Toc801_1103273133"/>
       <w:bookmarkEnd w:id="3"/>
       <w:r>
         <w:rPr>
@@ -2461,7 +2461,7 @@
         <w:spacing w:lineRule="exact" w:line="240" w:before="240" w:after="120"/>
         <w:rPr/>
       </w:pPr>
-      <w:bookmarkStart w:id="4" w:name="__RefHeading___Toc803_2457656124"/>
+      <w:bookmarkStart w:id="4" w:name="__RefHeading___Toc803_1103273133"/>
       <w:bookmarkEnd w:id="4"/>
       <w:r>
         <w:rPr>
@@ -3038,7 +3038,7 @@
         <w:spacing w:lineRule="exact" w:line="240" w:before="240" w:after="120"/>
         <w:rPr/>
       </w:pPr>
-      <w:bookmarkStart w:id="5" w:name="__RefHeading___Toc805_2457656124"/>
+      <w:bookmarkStart w:id="5" w:name="__RefHeading___Toc805_1103273133"/>
       <w:bookmarkEnd w:id="5"/>
       <w:r>
         <w:rPr>
@@ -3094,7 +3094,7 @@
         <w:spacing w:lineRule="exact" w:line="240" w:before="240" w:after="120"/>
         <w:rPr/>
       </w:pPr>
-      <w:bookmarkStart w:id="6" w:name="__RefHeading___Toc807_2457656124"/>
+      <w:bookmarkStart w:id="6" w:name="__RefHeading___Toc807_1103273133"/>
       <w:bookmarkEnd w:id="6"/>
       <w:r>
         <w:rPr>
@@ -3132,7 +3132,7 @@
         <w:spacing w:lineRule="exact" w:line="240" w:before="240" w:after="120"/>
         <w:rPr/>
       </w:pPr>
-      <w:bookmarkStart w:id="7" w:name="__RefHeading___Toc809_2457656124"/>
+      <w:bookmarkStart w:id="7" w:name="__RefHeading___Toc809_1103273133"/>
       <w:bookmarkEnd w:id="7"/>
       <w:r>
         <w:rPr>
@@ -3152,7 +3152,7 @@
         <w:spacing w:lineRule="exact" w:line="240" w:before="180" w:after="80"/>
         <w:rPr/>
       </w:pPr>
-      <w:bookmarkStart w:id="8" w:name="__RefHeading___Toc811_2457656124"/>
+      <w:bookmarkStart w:id="8" w:name="__RefHeading___Toc811_1103273133"/>
       <w:bookmarkEnd w:id="8"/>
       <w:r>
         <w:rPr>
@@ -3923,7 +3923,7 @@
         <w:spacing w:lineRule="exact" w:line="240" w:before="180" w:after="80"/>
         <w:rPr/>
       </w:pPr>
-      <w:bookmarkStart w:id="9" w:name="__RefHeading___Toc813_2457656124"/>
+      <w:bookmarkStart w:id="9" w:name="__RefHeading___Toc813_1103273133"/>
       <w:bookmarkEnd w:id="9"/>
       <w:r>
         <w:rPr>
@@ -4605,7 +4605,7 @@
         <w:spacing w:lineRule="exact" w:line="240" w:before="180" w:after="80"/>
         <w:rPr/>
       </w:pPr>
-      <w:bookmarkStart w:id="10" w:name="__RefHeading___Toc815_2457656124"/>
+      <w:bookmarkStart w:id="10" w:name="__RefHeading___Toc815_1103273133"/>
       <w:bookmarkEnd w:id="10"/>
       <w:r>
         <w:rPr>
@@ -5581,7 +5581,7 @@
         <w:spacing w:lineRule="exact" w:line="240" w:before="180" w:after="80"/>
         <w:rPr/>
       </w:pPr>
-      <w:bookmarkStart w:id="11" w:name="__RefHeading___Toc817_2457656124"/>
+      <w:bookmarkStart w:id="11" w:name="__RefHeading___Toc817_1103273133"/>
       <w:bookmarkEnd w:id="11"/>
       <w:r>
         <w:rPr>
@@ -6437,7 +6437,7 @@
         <w:spacing w:lineRule="exact" w:line="240" w:before="180" w:after="80"/>
         <w:rPr/>
       </w:pPr>
-      <w:bookmarkStart w:id="12" w:name="__RefHeading___Toc819_2457656124"/>
+      <w:bookmarkStart w:id="12" w:name="__RefHeading___Toc819_1103273133"/>
       <w:bookmarkEnd w:id="12"/>
       <w:r>
         <w:rPr>
@@ -6687,7 +6687,7 @@
                 <w:sz w:val="22"/>
                 <w:szCs w:val="22"/>
               </w:rPr>
-              <w:t>StandardScaler + KMeans + distancia al centroide; k=2; modo histórico local[*].</w:t>
+              <w:t>StandardScaler + KMeans + distancia al centroide; k=3; modo histórico local[*].</w:t>
             </w:r>
           </w:p>
         </w:tc>
@@ -7007,7 +7007,7 @@
         <w:spacing w:lineRule="exact" w:line="240" w:before="180" w:after="80"/>
         <w:rPr/>
       </w:pPr>
-      <w:bookmarkStart w:id="13" w:name="__RefHeading___Toc821_2457656124"/>
+      <w:bookmarkStart w:id="13" w:name="__RefHeading___Toc821_1103273133"/>
       <w:bookmarkEnd w:id="13"/>
       <w:r>
         <w:rPr>
@@ -7774,7 +7774,7 @@
         <w:spacing w:lineRule="exact" w:line="240" w:before="180" w:after="80"/>
         <w:rPr/>
       </w:pPr>
-      <w:bookmarkStart w:id="14" w:name="__RefHeading___Toc823_2457656124"/>
+      <w:bookmarkStart w:id="14" w:name="__RefHeading___Toc823_1103273133"/>
       <w:bookmarkEnd w:id="14"/>
       <w:r>
         <w:rPr>
@@ -7894,7 +7894,7 @@
         <w:spacing w:lineRule="exact" w:line="240" w:before="180" w:after="80"/>
         <w:rPr/>
       </w:pPr>
-      <w:bookmarkStart w:id="15" w:name="__RefHeading___Toc825_2457656124"/>
+      <w:bookmarkStart w:id="15" w:name="__RefHeading___Toc825_1103273133"/>
       <w:bookmarkEnd w:id="15"/>
       <w:r>
         <w:rPr>
@@ -8014,7 +8014,7 @@
         <w:spacing w:lineRule="exact" w:line="240" w:before="180" w:after="80"/>
         <w:rPr/>
       </w:pPr>
-      <w:bookmarkStart w:id="16" w:name="__RefHeading___Toc827_2457656124"/>
+      <w:bookmarkStart w:id="16" w:name="__RefHeading___Toc827_1103273133"/>
       <w:bookmarkEnd w:id="16"/>
       <w:r>
         <w:rPr>
@@ -8879,7 +8879,7 @@
         <w:spacing w:lineRule="exact" w:line="240" w:before="240" w:after="120"/>
         <w:rPr/>
       </w:pPr>
-      <w:bookmarkStart w:id="17" w:name="__RefHeading___Toc829_2457656124"/>
+      <w:bookmarkStart w:id="17" w:name="__RefHeading___Toc829_1103273133"/>
       <w:bookmarkEnd w:id="17"/>
       <w:r>
         <w:rPr>
@@ -8953,7 +8953,7 @@
         <w:spacing w:lineRule="exact" w:line="240" w:before="240" w:after="120"/>
         <w:rPr/>
       </w:pPr>
-      <w:bookmarkStart w:id="18" w:name="__RefHeading___Toc831_2457656124"/>
+      <w:bookmarkStart w:id="18" w:name="__RefHeading___Toc831_1103273133"/>
       <w:bookmarkEnd w:id="18"/>
       <w:r>
         <w:rPr>
@@ -8984,7 +8984,7 @@
           <w:sz w:val="22"/>
           <w:szCs w:val="22"/>
         </w:rPr>
-        <w:t>Commit utilizado por la evidencia: 6dc45b4267edfc05cec5ac98cc040410030f8e2a.</w:t>
+        <w:t>Commit utilizado por la evidencia: 41291beaafd3cf1527a9bbeb9e976315c2fe7689.</w:t>
       </w:r>
     </w:p>
     <w:p>
@@ -9173,7 +9173,7 @@
         <w:spacing w:lineRule="auto" w:line="240" w:before="0" w:after="60"/>
         <w:rPr/>
       </w:pPr>
-      <w:bookmarkStart w:id="19" w:name="__RefHeading___Toc833_2457656124"/>
+      <w:bookmarkStart w:id="19" w:name="__RefHeading___Toc833_1103273133"/>
       <w:bookmarkEnd w:id="19"/>
       <w:r>
         <w:rPr>
@@ -9204,7 +9204,7 @@
         <w:spacing w:lineRule="auto" w:line="240" w:before="0" w:after="60"/>
         <w:rPr/>
       </w:pPr>
-      <w:bookmarkStart w:id="20" w:name="__RefHeading___Toc835_2457656124"/>
+      <w:bookmarkStart w:id="20" w:name="__RefHeading___Toc835_1103273133"/>
       <w:bookmarkEnd w:id="20"/>
       <w:r>
         <w:rPr>
@@ -9768,7 +9768,7 @@
         <w:spacing w:lineRule="auto" w:line="240" w:before="0" w:after="60"/>
         <w:rPr/>
       </w:pPr>
-      <w:bookmarkStart w:id="21" w:name="__RefHeading___Toc837_2457656124"/>
+      <w:bookmarkStart w:id="21" w:name="__RefHeading___Toc837_1103273133"/>
       <w:bookmarkEnd w:id="21"/>
       <w:r>
         <w:rPr>
@@ -9833,7 +9833,7 @@
         <w:spacing w:lineRule="auto" w:line="240" w:before="0" w:after="60"/>
         <w:rPr/>
       </w:pPr>
-      <w:bookmarkStart w:id="22" w:name="__RefHeading___Toc839_2457656124"/>
+      <w:bookmarkStart w:id="22" w:name="__RefHeading___Toc839_1103273133"/>
       <w:bookmarkEnd w:id="22"/>
       <w:r>
         <w:rPr>
@@ -9898,7 +9898,7 @@
         <w:spacing w:lineRule="auto" w:line="240" w:before="0" w:after="60"/>
         <w:rPr/>
       </w:pPr>
-      <w:bookmarkStart w:id="23" w:name="__RefHeading___Toc841_2457656124"/>
+      <w:bookmarkStart w:id="23" w:name="__RefHeading___Toc841_1103273133"/>
       <w:bookmarkEnd w:id="23"/>
       <w:r>
         <w:rPr>
@@ -9943,7 +9943,7 @@
         <w:spacing w:lineRule="auto" w:line="240" w:before="0" w:after="60"/>
         <w:rPr/>
       </w:pPr>
-      <w:bookmarkStart w:id="24" w:name="__RefHeading___Toc843_2457656124"/>
+      <w:bookmarkStart w:id="24" w:name="__RefHeading___Toc843_1103273133"/>
       <w:bookmarkEnd w:id="24"/>
       <w:r>
         <w:rPr>
@@ -9974,7 +9974,7 @@
         <w:spacing w:lineRule="exact" w:line="240" w:before="240" w:after="120"/>
         <w:rPr/>
       </w:pPr>
-      <w:bookmarkStart w:id="25" w:name="__RefHeading___Toc845_2457656124"/>
+      <w:bookmarkStart w:id="25" w:name="__RefHeading___Toc845_1103273133"/>
       <w:bookmarkEnd w:id="25"/>
       <w:r>
         <w:rPr>

--- a/reporte/Reporte_Tecnico_Prototipo_CGR_1.8.2.docx
+++ b/reporte/Reporte_Tecnico_Prototipo_CGR_1.8.2.docx
@@ -262,7 +262,7 @@
         <w:spacing w:lineRule="exact" w:line="240" w:before="240" w:after="120"/>
         <w:rPr/>
       </w:pPr>
-      <w:bookmarkStart w:id="0" w:name="__RefHeading___Toc795_1103273133"/>
+      <w:bookmarkStart w:id="0" w:name="__RefHeading___Toc791_1096995856"/>
       <w:bookmarkEnd w:id="0"/>
       <w:r>
         <w:rPr>
@@ -291,7 +291,7 @@
           <w:sz w:val="22"/>
           <w:szCs w:val="22"/>
         </w:rPr>
-        <w:t>El prototipo independiente del Módulo de Análisis de Datos implementa un pipeline reproducible para preparación de datos, priorización de señales de posible favoritismo y fraccionamiento, análisis de vínculos, Spark MLlib, GraphFrames, Airflow, Lakehouse local, trazabilidad y generación automática de documentación. La ruta operacional incorpora separación TRAIN/INFERENCE, promoción explícita de champion y una frontera Spark-native para fuentes spark_sql, sin materialización pandas entre la tabla/vista y MLlib. Las salidas son señales para revisión humana y no constituyen hallazgos.</w:t>
+        <w:t>El Módulo de Análisis de Datos implementa una arquitectura reproducible para integrar información contractual, validar su calidad, construir señales de posible favoritismo y fraccionamiento, analizar vínculos y pagos, y priorizar casos para revisión humana. El perfil operacional utiliza Apache Spark MLlib: Random Forest para favoritismo y StandardScaler + KMeans + distancia al centroide para fraccionamiento. La selección/evaluación de ambos modelos está separada de TRAIN, la promoción es explícita, INFERENCE no reentrena y el monitor se liga al champion activo.</w:t>
       </w:r>
     </w:p>
     <w:p>
@@ -309,7 +309,7 @@
           <w:sz w:val="22"/>
           <w:szCs w:val="22"/>
         </w:rPr>
-        <w:t>Prototipo independiente. Las métricas sintéticas evalúan el PoC y no estiman desempeño productivo. El análisis de pagos usa datos sintéticos y no representa SIAF real. Las salidas sobre datos públicos son señales de priorización para revisión y no constituyen hallazgos ni determinaciones de irregularidad.</w:t>
+        <w:t>Las implementaciones sklearn se mantienen como benchmarks metodológicos y soporte de explicabilidad; no se presentan como los modelos servidos. Las métricas sintéticas verifican consistencia del pipeline y no constituyen estimaciones de desempeño productivo. Las salidas son señales de priorización y no hallazgos ni determinaciones automáticas de irregularidad.</w:t>
       </w:r>
     </w:p>
     <w:sdt>
@@ -369,7 +369,7 @@
             </w:rPr>
             <w:fldChar w:fldCharType="separate"/>
           </w:r>
-          <w:hyperlink w:anchor="__RefHeading___Toc795_1103273133">
+          <w:hyperlink w:anchor="__RefHeading___Toc791_1096995856">
             <w:r>
               <w:rPr>
                 <w:rStyle w:val="IndexLink"/>
@@ -389,7 +389,7 @@
             </w:tabs>
             <w:rPr/>
           </w:pPr>
-          <w:hyperlink w:anchor="__RefHeading___Toc797_1103273133">
+          <w:hyperlink w:anchor="__RefHeading___Toc793_1096995856">
             <w:r>
               <w:rPr>
                 <w:rStyle w:val="IndexLink"/>
@@ -409,14 +409,14 @@
             </w:tabs>
             <w:rPr/>
           </w:pPr>
-          <w:hyperlink w:anchor="__RefHeading___Toc799_1103273133">
+          <w:hyperlink w:anchor="__RefHeading___Toc795_1096995856">
             <w:r>
               <w:rPr>
                 <w:rStyle w:val="IndexLink"/>
               </w:rPr>
               <w:t>Índice de Gráficos</w:t>
               <w:tab/>
-              <w:t>2</w:t>
+              <w:t>3</w:t>
             </w:r>
           </w:hyperlink>
         </w:p>
@@ -429,7 +429,7 @@
             </w:tabs>
             <w:rPr/>
           </w:pPr>
-          <w:hyperlink w:anchor="__RefHeading___Toc801_1103273133">
+          <w:hyperlink w:anchor="__RefHeading___Toc797_1096995856">
             <w:r>
               <w:rPr>
                 <w:rStyle w:val="IndexLink"/>
@@ -449,7 +449,7 @@
             </w:tabs>
             <w:rPr/>
           </w:pPr>
-          <w:hyperlink w:anchor="__RefHeading___Toc803_1103273133">
+          <w:hyperlink w:anchor="__RefHeading___Toc799_1096995856">
             <w:r>
               <w:rPr>
                 <w:rStyle w:val="IndexLink"/>
@@ -469,7 +469,7 @@
             </w:tabs>
             <w:rPr/>
           </w:pPr>
-          <w:hyperlink w:anchor="__RefHeading___Toc805_1103273133">
+          <w:hyperlink w:anchor="__RefHeading___Toc801_1096995856">
             <w:r>
               <w:rPr>
                 <w:rStyle w:val="IndexLink"/>
@@ -489,7 +489,7 @@
             </w:tabs>
             <w:rPr/>
           </w:pPr>
-          <w:hyperlink w:anchor="__RefHeading___Toc807_1103273133">
+          <w:hyperlink w:anchor="__RefHeading___Toc803_1096995856">
             <w:r>
               <w:rPr>
                 <w:rStyle w:val="IndexLink"/>
@@ -509,7 +509,7 @@
             </w:tabs>
             <w:rPr/>
           </w:pPr>
-          <w:hyperlink w:anchor="__RefHeading___Toc809_1103273133">
+          <w:hyperlink w:anchor="__RefHeading___Toc805_1096995856">
             <w:r>
               <w:rPr>
                 <w:rStyle w:val="IndexLink"/>
@@ -529,12 +529,12 @@
             </w:tabs>
             <w:rPr/>
           </w:pPr>
-          <w:hyperlink w:anchor="__RefHeading___Toc811_1103273133">
+          <w:hyperlink w:anchor="__RefHeading___Toc807_1096995856">
             <w:r>
               <w:rPr>
                 <w:rStyle w:val="IndexLink"/>
               </w:rPr>
-              <w:t>3.1 Arquitectura, datos y trazabilidad</w:t>
+              <w:t>3.1 Arquitectura de la herramienta</w:t>
               <w:tab/>
               <w:t>4</w:t>
             </w:r>
@@ -549,12 +549,12 @@
             </w:tabs>
             <w:rPr/>
           </w:pPr>
-          <w:hyperlink w:anchor="__RefHeading___Toc813_1103273133">
+          <w:hyperlink w:anchor="__RefHeading___Toc809_1096995856">
             <w:r>
               <w:rPr>
                 <w:rStyle w:val="IndexLink"/>
               </w:rPr>
-              <w:t>3.2 Preparación y benchmark sintético</w:t>
+              <w:t>3.2 Contrato de datos y preprocesamiento</w:t>
               <w:tab/>
               <w:t>5</w:t>
             </w:r>
@@ -569,12 +569,12 @@
             </w:tabs>
             <w:rPr/>
           </w:pPr>
-          <w:hyperlink w:anchor="__RefHeading___Toc815_1103273133">
+          <w:hyperlink w:anchor="__RefHeading___Toc811_1096995856">
             <w:r>
               <w:rPr>
                 <w:rStyle w:val="IndexLink"/>
               </w:rPr>
-              <w:t>3.3 Modelo de priorización de posible favoritismo</w:t>
+              <w:t>3.3 Modelos operacionales Spark MLlib</w:t>
               <w:tab/>
               <w:t>5</w:t>
             </w:r>
@@ -589,12 +589,12 @@
             </w:tabs>
             <w:rPr/>
           </w:pPr>
-          <w:hyperlink w:anchor="__RefHeading___Toc817_1103273133">
+          <w:hyperlink w:anchor="__RefHeading___Toc813_1096995856">
             <w:r>
               <w:rPr>
                 <w:rStyle w:val="IndexLink"/>
               </w:rPr>
-              <w:t>3.4 Modelo de priorización de posible fraccionamiento</w:t>
+              <w:t>3.4 Benchmarks complementarios e interpretabilidad</w:t>
               <w:tab/>
               <w:t>6</w:t>
             </w:r>
@@ -609,12 +609,12 @@
             </w:tabs>
             <w:rPr/>
           </w:pPr>
-          <w:hyperlink w:anchor="__RefHeading___Toc819_1103273133">
+          <w:hyperlink w:anchor="__RefHeading___Toc815_1096995856">
             <w:r>
               <w:rPr>
                 <w:rStyle w:val="IndexLink"/>
               </w:rPr>
-              <w:t>3.5 Implementación Spark MLlib y GraphFrames</w:t>
+              <w:t>3.5 Evaluación, fingerprint y TRAIN</w:t>
               <w:tab/>
               <w:t>7</w:t>
             </w:r>
@@ -629,14 +629,14 @@
             </w:tabs>
             <w:rPr/>
           </w:pPr>
-          <w:hyperlink w:anchor="__RefHeading___Toc821_1103273133">
+          <w:hyperlink w:anchor="__RefHeading___Toc817_1096995856">
             <w:r>
               <w:rPr>
                 <w:rStyle w:val="IndexLink"/>
               </w:rPr>
-              <w:t>3.6 Validación de integridad con datos públicos OCDS/OECE</w:t>
+              <w:t>3.6 TRAIN, candidate, champion e INFERENCE</w:t>
               <w:tab/>
-              <w:t>8</w:t>
+              <w:t>7</w:t>
             </w:r>
           </w:hyperlink>
         </w:p>
@@ -649,14 +649,14 @@
             </w:tabs>
             <w:rPr/>
           </w:pPr>
-          <w:hyperlink w:anchor="__RefHeading___Toc823_1103273133">
+          <w:hyperlink w:anchor="__RefHeading___Toc819_1096995856">
             <w:r>
               <w:rPr>
                 <w:rStyle w:val="IndexLink"/>
               </w:rPr>
-              <w:t>3.7 Autoevaluación, mantenimiento y gobernanza</w:t>
+              <w:t>3.7 Monitoreo y mantenimiento</w:t>
               <w:tab/>
-              <w:t>8</w:t>
+              <w:t>7</w:t>
             </w:r>
           </w:hyperlink>
         </w:p>
@@ -669,14 +669,14 @@
             </w:tabs>
             <w:rPr/>
           </w:pPr>
-          <w:hyperlink w:anchor="__RefHeading___Toc825_1103273133">
+          <w:hyperlink w:anchor="__RefHeading___Toc821_1096995856">
             <w:r>
               <w:rPr>
                 <w:rStyle w:val="IndexLink"/>
               </w:rPr>
-              <w:t>3.8 Reporting, documentación y reproducibilidad</w:t>
+              <w:t>3.8 GraphFrames y vínculos</w:t>
               <w:tab/>
-              <w:t>9</w:t>
+              <w:t>8</w:t>
             </w:r>
           </w:hyperlink>
         </w:p>
@@ -689,12 +689,52 @@
             </w:tabs>
             <w:rPr/>
           </w:pPr>
-          <w:hyperlink w:anchor="__RefHeading___Toc827_1103273133">
+          <w:hyperlink w:anchor="__RefHeading___Toc823_1096995856">
             <w:r>
               <w:rPr>
                 <w:rStyle w:val="IndexLink"/>
               </w:rPr>
-              <w:t>3.9 Matriz de cierre frente al TDR</w:t>
+              <w:t>3.9 Datos públicos OCDS/OECE</w:t>
+              <w:tab/>
+              <w:t>8</w:t>
+            </w:r>
+          </w:hyperlink>
+        </w:p>
+        <w:p>
+          <w:pPr>
+            <w:pStyle w:val="TOC2"/>
+            <w:tabs>
+              <w:tab w:val="clear" w:pos="8743"/>
+              <w:tab w:val="right" w:pos="9025" w:leader="dot"/>
+            </w:tabs>
+            <w:rPr/>
+          </w:pPr>
+          <w:hyperlink w:anchor="__RefHeading___Toc825_1096995856">
+            <w:r>
+              <w:rPr>
+                <w:rStyle w:val="IndexLink"/>
+              </w:rPr>
+              <w:t>3.10 Airflow, reporting y documentación</w:t>
+              <w:tab/>
+              <w:t>9</w:t>
+            </w:r>
+          </w:hyperlink>
+        </w:p>
+        <w:p>
+          <w:pPr>
+            <w:pStyle w:val="TOC2"/>
+            <w:tabs>
+              <w:tab w:val="clear" w:pos="8743"/>
+              <w:tab w:val="right" w:pos="9025" w:leader="dot"/>
+            </w:tabs>
+            <w:rPr/>
+          </w:pPr>
+          <w:hyperlink w:anchor="__RefHeading___Toc827_1096995856">
+            <w:r>
+              <w:rPr>
+                <w:rStyle w:val="IndexLink"/>
+              </w:rPr>
+              <w:t>3.11 Estado frente al TDR y dependencias institucionales</w:t>
               <w:tab/>
               <w:t>9</w:t>
             </w:r>
@@ -709,7 +749,7 @@
             </w:tabs>
             <w:rPr/>
           </w:pPr>
-          <w:hyperlink w:anchor="__RefHeading___Toc829_1103273133">
+          <w:hyperlink w:anchor="__RefHeading___Toc829_1096995856">
             <w:r>
               <w:rPr>
                 <w:rStyle w:val="IndexLink"/>
@@ -729,7 +769,7 @@
             </w:tabs>
             <w:rPr/>
           </w:pPr>
-          <w:hyperlink w:anchor="__RefHeading___Toc831_1103273133">
+          <w:hyperlink w:anchor="__RefHeading___Toc831_1096995856">
             <w:r>
               <w:rPr>
                 <w:rStyle w:val="IndexLink"/>
@@ -749,7 +789,7 @@
             </w:tabs>
             <w:rPr/>
           </w:pPr>
-          <w:hyperlink w:anchor="__RefHeading___Toc833_1103273133">
+          <w:hyperlink w:anchor="__RefHeading___Toc833_1096995856">
             <w:r>
               <w:rPr>
                 <w:rStyle w:val="IndexLink"/>
@@ -769,7 +809,7 @@
             </w:tabs>
             <w:rPr/>
           </w:pPr>
-          <w:hyperlink w:anchor="__RefHeading___Toc835_1103273133">
+          <w:hyperlink w:anchor="__RefHeading___Toc835_1096995856">
             <w:r>
               <w:rPr>
                 <w:rStyle w:val="IndexLink"/>
@@ -789,7 +829,7 @@
             </w:tabs>
             <w:rPr/>
           </w:pPr>
-          <w:hyperlink w:anchor="__RefHeading___Toc837_1103273133">
+          <w:hyperlink w:anchor="__RefHeading___Toc837_1096995856">
             <w:r>
               <w:rPr>
                 <w:rStyle w:val="IndexLink"/>
@@ -809,7 +849,7 @@
             </w:tabs>
             <w:rPr/>
           </w:pPr>
-          <w:hyperlink w:anchor="__RefHeading___Toc839_1103273133">
+          <w:hyperlink w:anchor="__RefHeading___Toc839_1096995856">
             <w:r>
               <w:rPr>
                 <w:rStyle w:val="IndexLink"/>
@@ -829,7 +869,7 @@
             </w:tabs>
             <w:rPr/>
           </w:pPr>
-          <w:hyperlink w:anchor="__RefHeading___Toc841_1103273133">
+          <w:hyperlink w:anchor="__RefHeading___Toc841_1096995856">
             <w:r>
               <w:rPr>
                 <w:rStyle w:val="IndexLink"/>
@@ -849,7 +889,7 @@
             </w:tabs>
             <w:rPr/>
           </w:pPr>
-          <w:hyperlink w:anchor="__RefHeading___Toc843_1103273133">
+          <w:hyperlink w:anchor="__RefHeading___Toc843_1096995856">
             <w:r>
               <w:rPr>
                 <w:rStyle w:val="IndexLink"/>
@@ -869,7 +909,7 @@
             </w:tabs>
             <w:rPr/>
           </w:pPr>
-          <w:hyperlink w:anchor="__RefHeading___Toc845_1103273133">
+          <w:hyperlink w:anchor="__RefHeading___Toc845_1096995856">
             <w:r>
               <w:rPr>
                 <w:rStyle w:val="IndexLink"/>
@@ -909,7 +949,7 @@
         <w:spacing w:lineRule="exact" w:line="240" w:before="240" w:after="120"/>
         <w:rPr/>
       </w:pPr>
-      <w:bookmarkStart w:id="1" w:name="__RefHeading___Toc797_1103273133"/>
+      <w:bookmarkStart w:id="1" w:name="__RefHeading___Toc793_1096995856"/>
       <w:bookmarkEnd w:id="1"/>
       <w:r>
         <w:rPr>
@@ -938,7 +978,7 @@
           <w:sz w:val="22"/>
           <w:szCs w:val="22"/>
         </w:rPr>
-        <w:t>1. Estado de componentes del prototipo</w:t>
+        <w:t>1. Arquitectura y decisiones principales</w:t>
       </w:r>
     </w:p>
     <w:p>
@@ -956,7 +996,7 @@
           <w:sz w:val="22"/>
           <w:szCs w:val="22"/>
         </w:rPr>
-        <w:t>2. Resumen del benchmark sintético</w:t>
+        <w:t>2. Modelos operacionales y métricas holdout</w:t>
       </w:r>
     </w:p>
     <w:p>
@@ -974,7 +1014,7 @@
           <w:sz w:val="22"/>
           <w:szCs w:val="22"/>
         </w:rPr>
-        <w:t>3. Comparación de modelos de favoritismo</w:t>
+        <w:t>3. Comparación metodológica sklearn de favoritismo</w:t>
       </w:r>
     </w:p>
     <w:p>
@@ -992,7 +1032,7 @@
           <w:sz w:val="22"/>
           <w:szCs w:val="22"/>
         </w:rPr>
-        <w:t>4. Métricas holdout de fraccionamiento</w:t>
+        <w:t>4. Benchmark complementario Isolation Forest</w:t>
       </w:r>
     </w:p>
     <w:p>
@@ -1010,7 +1050,7 @@
           <w:sz w:val="22"/>
           <w:szCs w:val="22"/>
         </w:rPr>
-        <w:t>5. Validación de integridad OCDS/OECE</w:t>
+        <w:t>5. Validación OCDS/OECE</w:t>
       </w:r>
     </w:p>
     <w:p>
@@ -1028,7 +1068,7 @@
           <w:sz w:val="22"/>
           <w:szCs w:val="22"/>
         </w:rPr>
-        <w:t>6. Evidencia Spark y GraphFrames</w:t>
+        <w:t>6. MLOps, monitoreo y seguridad</w:t>
       </w:r>
     </w:p>
     <w:p>
@@ -1046,7 +1086,7 @@
           <w:sz w:val="22"/>
           <w:szCs w:val="22"/>
         </w:rPr>
-        <w:t>7. Matriz de cierre: PoC frente a dependencias institucionales</w:t>
+        <w:t>7. Estado frente a dependencias institucionales</w:t>
       </w:r>
     </w:p>
     <w:p>
@@ -1055,7 +1095,7 @@
         <w:spacing w:lineRule="exact" w:line="240" w:before="240" w:after="120"/>
         <w:rPr/>
       </w:pPr>
-      <w:bookmarkStart w:id="2" w:name="__RefHeading___Toc799_1103273133"/>
+      <w:bookmarkStart w:id="2" w:name="__RefHeading___Toc795_1096995856"/>
       <w:bookmarkEnd w:id="2"/>
       <w:r>
         <w:rPr>
@@ -1102,7 +1142,7 @@
           <w:sz w:val="22"/>
           <w:szCs w:val="22"/>
         </w:rPr>
-        <w:t>2. Resumen SHAP de favoritismo</w:t>
+        <w:t>2. Importancia de variables de favoritismo</w:t>
       </w:r>
     </w:p>
     <w:p>
@@ -1120,7 +1160,7 @@
           <w:sz w:val="22"/>
           <w:szCs w:val="22"/>
         </w:rPr>
-        <w:t>3. Detección de señales de fraccionamiento</w:t>
+        <w:t>3. Señales de posible fraccionamiento</w:t>
       </w:r>
     </w:p>
     <w:p>
@@ -1147,7 +1187,7 @@
         <w:spacing w:lineRule="exact" w:line="240" w:before="240" w:after="120"/>
         <w:rPr/>
       </w:pPr>
-      <w:bookmarkStart w:id="3" w:name="__RefHeading___Toc801_1103273133"/>
+      <w:bookmarkStart w:id="3" w:name="__RefHeading___Toc797_1096995856"/>
       <w:bookmarkEnd w:id="3"/>
       <w:r>
         <w:rPr>
@@ -2461,7 +2501,7 @@
         <w:spacing w:lineRule="exact" w:line="240" w:before="240" w:after="120"/>
         <w:rPr/>
       </w:pPr>
-      <w:bookmarkStart w:id="4" w:name="__RefHeading___Toc803_1103273133"/>
+      <w:bookmarkStart w:id="4" w:name="__RefHeading___Toc799_1096995856"/>
       <w:bookmarkEnd w:id="4"/>
       <w:r>
         <w:rPr>
@@ -3038,7 +3078,7 @@
         <w:spacing w:lineRule="exact" w:line="240" w:before="240" w:after="120"/>
         <w:rPr/>
       </w:pPr>
-      <w:bookmarkStart w:id="5" w:name="__RefHeading___Toc805_1103273133"/>
+      <w:bookmarkStart w:id="5" w:name="__RefHeading___Toc801_1096995856"/>
       <w:bookmarkEnd w:id="5"/>
       <w:r>
         <w:rPr>
@@ -3067,7 +3107,7 @@
           <w:sz w:val="22"/>
           <w:szCs w:val="22"/>
         </w:rPr>
-        <w:t>Este Informe Final consolida únicamente evidencia que puede reproducirse desde el repositorio público. Mantiene separados el benchmark sintético/histórico, destinado a validar metodología y reproducibilidad, y la ruta operacional preparada para TRAIN/INFERENCE sobre fuentes canónicas. Ninguna métrica sintética se interpreta como ground truth productivo.</w:t>
+        <w:t>La documentación técnica se organiza alrededor del estado vigente de la herramienta: qué problema resuelve, qué contrato de datos utiliza, qué modelos sirve, cómo se evalúan, cómo se promueven y qué controles evitan leakage, train-serving skew o publicación de resultados con artefactos inconsistentes. El historial de correcciones se conserva en Git y pull requests; no es necesario para comprender la arquitectura actual.</w:t>
       </w:r>
     </w:p>
     <w:p>
@@ -3085,7 +3125,7 @@
           <w:sz w:val="22"/>
           <w:szCs w:val="22"/>
         </w:rPr>
-        <w:t>La documentación no atribuye al PoC capacidades que dependan de infraestructura o aprobación institucional. Fuentes internas, clúster/catálogo Spark institucional, ambientes DEV/QA/PROD, SQL Server/SSRS institucional, certificación funcional, marcha blanca y transferencia efectiva permanecen como dependencias CGR.</w:t>
+        <w:t>El repositorio no utiliza accesos internos CGR. Las fuentes, ground truth, identidades, clúster, DEV/QA/PROD, SQL Server/SSRS real, criterios de aceptación, certificación, marcha blanca y transferencia formal permanecen como dependencias institucionales.</w:t>
       </w:r>
     </w:p>
     <w:p>
@@ -3094,7 +3134,7 @@
         <w:spacing w:lineRule="exact" w:line="240" w:before="240" w:after="120"/>
         <w:rPr/>
       </w:pPr>
-      <w:bookmarkStart w:id="6" w:name="__RefHeading___Toc807_1103273133"/>
+      <w:bookmarkStart w:id="6" w:name="__RefHeading___Toc803_1096995856"/>
       <w:bookmarkEnd w:id="6"/>
       <w:r>
         <w:rPr>
@@ -3123,7 +3163,7 @@
           <w:sz w:val="22"/>
           <w:szCs w:val="22"/>
         </w:rPr>
-        <w:t>El TDR establece como objetivo disponer datos procesados y filtrados de fuentes externas e internas y desarrollar modelos de Machine Learning para identificar casos atípicos y patrones de riesgo relevantes para la labor del auditor. Este informe documenta el grado en que dicho objetivo puede demostrarse mediante un prototipo independiente y reproducible.</w:t>
+        <w:t>El TDR establece como objetivo disponer datos procesados y filtrados de fuentes externas e internas y desarrollar modelos de Machine Learning para identificar casos atípicos y patrones de riesgo relevantes para la labor del auditor. El presente informe documenta cómo ese objetivo se implementa en un prototipo independiente, reproducible y preparado para integración institucional sin atribuirle aprobación CGR.</w:t>
       </w:r>
     </w:p>
     <w:p>
@@ -3132,7 +3172,7 @@
         <w:spacing w:lineRule="exact" w:line="240" w:before="240" w:after="120"/>
         <w:rPr/>
       </w:pPr>
-      <w:bookmarkStart w:id="7" w:name="__RefHeading___Toc809_1103273133"/>
+      <w:bookmarkStart w:id="7" w:name="__RefHeading___Toc805_1096995856"/>
       <w:bookmarkEnd w:id="7"/>
       <w:r>
         <w:rPr>
@@ -3152,7 +3192,7 @@
         <w:spacing w:lineRule="exact" w:line="240" w:before="180" w:after="80"/>
         <w:rPr/>
       </w:pPr>
-      <w:bookmarkStart w:id="8" w:name="__RefHeading___Toc811_1103273133"/>
+      <w:bookmarkStart w:id="8" w:name="__RefHeading___Toc807_1096995856"/>
       <w:bookmarkEnd w:id="8"/>
       <w:r>
         <w:rPr>
@@ -3163,7 +3203,7 @@
           <w:sz w:val="22"/>
           <w:szCs w:val="22"/>
         </w:rPr>
-        <w:t>3.1 Arquitectura, datos y trazabilidad</w:t>
+        <w:t>3.1 Arquitectura de la herramienta</w:t>
       </w:r>
     </w:p>
     <w:p>
@@ -3181,7 +3221,7 @@
           <w:sz w:val="22"/>
           <w:szCs w:val="22"/>
         </w:rPr>
-        <w:t>El PoC mantiene una ruta histórica Bronce -&gt; Plata -&gt; benchmark -&gt; Oro para reproducibilidad y una ruta operacional fuente canónica -&gt; TRAIN/INFERENCE -&gt; champion Spark -&gt; scores. El contrato canónico desacopla nombres físicos de tablas/columnas y registra linaje, hashes y versión de modelos.</w:t>
+        <w:t>Las fuentes se desacoplan mediante conectores y mappings YAML hacia un esquema canónico. Después del mapping/casteo se ejecutan quality gates antes de feature engineering. TRAIN ajusta y congela el preprocesador; INFERENCE reutiliza ese estado sin FIT. El model registry separa perfiles sklearn y spark_mllib, y el perfil operacional objetivo es spark_mllib.</w:t>
       </w:r>
     </w:p>
     <w:p>
@@ -3201,7 +3241,7 @@
           <w:sz w:val="22"/>
           <w:szCs w:val="22"/>
         </w:rPr>
-        <w:t>Tabla 1. Estado de componentes del prototipo</w:t>
+        <w:t>Tabla 1. Arquitectura y decisiones principales</w:t>
       </w:r>
     </w:p>
     <w:tbl>
@@ -3218,8 +3258,8 @@
         </w:tblCellMar>
       </w:tblPr>
       <w:tblGrid>
-        <w:gridCol w:w="2800"/>
-        <w:gridCol w:w="5999"/>
+        <w:gridCol w:w="2999"/>
+        <w:gridCol w:w="5800"/>
       </w:tblGrid>
       <w:tr>
         <w:trPr>
@@ -3228,7 +3268,7 @@
         </w:trPr>
         <w:tc>
           <w:tcPr>
-            <w:tcW w:w="2800" w:type="dxa"/>
+            <w:tcW w:w="2999" w:type="dxa"/>
             <w:tcBorders>
               <w:top w:val="single" w:sz="4" w:space="0" w:color="000000"/>
               <w:left w:val="single" w:sz="4" w:space="0" w:color="000000"/>
@@ -3254,13 +3294,13 @@
                 <w:sz w:val="22"/>
                 <w:szCs w:val="22"/>
               </w:rPr>
-              <w:t>Componente</w:t>
-            </w:r>
-          </w:p>
-        </w:tc>
-        <w:tc>
-          <w:tcPr>
-            <w:tcW w:w="5999" w:type="dxa"/>
+              <w:t>Decisión</w:t>
+            </w:r>
+          </w:p>
+        </w:tc>
+        <w:tc>
+          <w:tcPr>
+            <w:tcW w:w="5800" w:type="dxa"/>
             <w:tcBorders>
               <w:top w:val="single" w:sz="4" w:space="0" w:color="000000"/>
               <w:left w:val="single" w:sz="4" w:space="0" w:color="000000"/>
@@ -3286,7 +3326,7 @@
                 <w:sz w:val="22"/>
                 <w:szCs w:val="22"/>
               </w:rPr>
-              <w:t>Estado verificable</w:t>
+              <w:t>Fundamento</w:t>
             </w:r>
           </w:p>
         </w:tc>
@@ -3297,7 +3337,7 @@
         </w:trPr>
         <w:tc>
           <w:tcPr>
-            <w:tcW w:w="2800" w:type="dxa"/>
+            <w:tcW w:w="2999" w:type="dxa"/>
             <w:tcBorders>
               <w:top w:val="single" w:sz="4" w:space="0" w:color="000000"/>
               <w:left w:val="single" w:sz="4" w:space="0" w:color="000000"/>
@@ -3322,13 +3362,13 @@
                 <w:sz w:val="22"/>
                 <w:szCs w:val="22"/>
               </w:rPr>
-              <w:t>Bronce/Plata/Oro</w:t>
-            </w:r>
-          </w:p>
-        </w:tc>
-        <w:tc>
-          <w:tcPr>
-            <w:tcW w:w="5999" w:type="dxa"/>
+              <w:t>Esquema canónico</w:t>
+            </w:r>
+          </w:p>
+        </w:tc>
+        <w:tc>
+          <w:tcPr>
+            <w:tcW w:w="5800" w:type="dxa"/>
             <w:tcBorders>
               <w:top w:val="single" w:sz="4" w:space="0" w:color="000000"/>
               <w:left w:val="single" w:sz="4" w:space="0" w:color="000000"/>
@@ -3353,7 +3393,7 @@
                 <w:sz w:val="22"/>
                 <w:szCs w:val="22"/>
               </w:rPr>
-              <w:t>Simulación local reproducible; Oro contiene salidas downstream del PoC.</w:t>
+              <w:t>Evita acoplar modelos a nombres físicos de tablas/columnas.</w:t>
             </w:r>
           </w:p>
         </w:tc>
@@ -3364,7 +3404,7 @@
         </w:trPr>
         <w:tc>
           <w:tcPr>
-            <w:tcW w:w="2800" w:type="dxa"/>
+            <w:tcW w:w="2999" w:type="dxa"/>
             <w:tcBorders>
               <w:top w:val="single" w:sz="4" w:space="0" w:color="000000"/>
               <w:left w:val="single" w:sz="4" w:space="0" w:color="000000"/>
@@ -3389,13 +3429,13 @@
                 <w:sz w:val="22"/>
                 <w:szCs w:val="22"/>
               </w:rPr>
-              <w:t>Airflow</w:t>
-            </w:r>
-          </w:p>
-        </w:tc>
-        <w:tc>
-          <w:tcPr>
-            <w:tcW w:w="5999" w:type="dxa"/>
+              <w:t>Quality gates antes del modelado</w:t>
+            </w:r>
+          </w:p>
+        </w:tc>
+        <w:tc>
+          <w:tcPr>
+            <w:tcW w:w="5800" w:type="dxa"/>
             <w:tcBorders>
               <w:top w:val="single" w:sz="4" w:space="0" w:color="000000"/>
               <w:left w:val="single" w:sz="4" w:space="0" w:color="000000"/>
@@ -3420,7 +3460,7 @@
                 <w:sz w:val="22"/>
                 <w:szCs w:val="22"/>
               </w:rPr>
-              <w:t>DAGs separados para reproducibilidad, TRAIN, INFERENCE y monitoreo.</w:t>
+              <w:t>Impiden que duplicados, claves rotas o montos inválidos generen señales artificiales.</w:t>
             </w:r>
           </w:p>
         </w:tc>
@@ -3431,7 +3471,7 @@
         </w:trPr>
         <w:tc>
           <w:tcPr>
-            <w:tcW w:w="2800" w:type="dxa"/>
+            <w:tcW w:w="2999" w:type="dxa"/>
             <w:tcBorders>
               <w:top w:val="single" w:sz="4" w:space="0" w:color="000000"/>
               <w:left w:val="single" w:sz="4" w:space="0" w:color="000000"/>
@@ -3456,13 +3496,13 @@
                 <w:sz w:val="22"/>
                 <w:szCs w:val="22"/>
               </w:rPr>
-              <w:t>GitHub Actions</w:t>
-            </w:r>
-          </w:p>
-        </w:tc>
-        <w:tc>
-          <w:tcPr>
-            <w:tcW w:w="5999" w:type="dxa"/>
+              <w:t>FIT solo en TRAIN</w:t>
+            </w:r>
+          </w:p>
+        </w:tc>
+        <w:tc>
+          <w:tcPr>
+            <w:tcW w:w="5800" w:type="dxa"/>
             <w:tcBorders>
               <w:top w:val="single" w:sz="4" w:space="0" w:color="000000"/>
               <w:left w:val="single" w:sz="4" w:space="0" w:color="000000"/>
@@ -3487,7 +3527,7 @@
                 <w:sz w:val="22"/>
                 <w:szCs w:val="22"/>
               </w:rPr>
-              <w:t>pytest + smoke end-to-end + generación/validación documental.</w:t>
+              <w:t>Evita train-serving skew y mantiene inferencia reproducible.</w:t>
             </w:r>
           </w:p>
         </w:tc>
@@ -3498,7 +3538,7 @@
         </w:trPr>
         <w:tc>
           <w:tcPr>
-            <w:tcW w:w="2800" w:type="dxa"/>
+            <w:tcW w:w="2999" w:type="dxa"/>
             <w:tcBorders>
               <w:top w:val="single" w:sz="4" w:space="0" w:color="000000"/>
               <w:left w:val="single" w:sz="4" w:space="0" w:color="000000"/>
@@ -3523,13 +3563,13 @@
                 <w:sz w:val="22"/>
                 <w:szCs w:val="22"/>
               </w:rPr>
-              <w:t>Spark MLlib</w:t>
-            </w:r>
-          </w:p>
-        </w:tc>
-        <w:tc>
-          <w:tcPr>
-            <w:tcW w:w="5999" w:type="dxa"/>
+              <w:t>monto_capped en favoritismo</w:t>
+            </w:r>
+          </w:p>
+        </w:tc>
+        <w:tc>
+          <w:tcPr>
+            <w:tcW w:w="5800" w:type="dxa"/>
             <w:tcBorders>
               <w:top w:val="single" w:sz="4" w:space="0" w:color="000000"/>
               <w:left w:val="single" w:sz="4" w:space="0" w:color="000000"/>
@@ -3554,7 +3594,7 @@
                 <w:sz w:val="22"/>
                 <w:szCs w:val="22"/>
               </w:rPr>
-              <w:t>Benchmark histórico ejecutado en local[*]; TRAIN/INFERENCE operacionales admiten master configurable y spark_sql Spark-native.</w:t>
+              <w:t>Limita influencia de extremos mediante P99 aprendido solo en TRAIN.</w:t>
             </w:r>
           </w:p>
         </w:tc>
@@ -3565,7 +3605,7 @@
         </w:trPr>
         <w:tc>
           <w:tcPr>
-            <w:tcW w:w="2800" w:type="dxa"/>
+            <w:tcW w:w="2999" w:type="dxa"/>
             <w:tcBorders>
               <w:top w:val="single" w:sz="4" w:space="0" w:color="000000"/>
               <w:left w:val="single" w:sz="4" w:space="0" w:color="000000"/>
@@ -3590,13 +3630,13 @@
                 <w:sz w:val="22"/>
                 <w:szCs w:val="22"/>
               </w:rPr>
-              <w:t>Integración spark_sql</w:t>
-            </w:r>
-          </w:p>
-        </w:tc>
-        <w:tc>
-          <w:tcPr>
-            <w:tcW w:w="5999" w:type="dxa"/>
+              <w:t>Monto original en fraccionamiento</w:t>
+            </w:r>
+          </w:p>
+        </w:tc>
+        <w:tc>
+          <w:tcPr>
+            <w:tcW w:w="5800" w:type="dxa"/>
             <w:tcBorders>
               <w:top w:val="single" w:sz="4" w:space="0" w:color="000000"/>
               <w:left w:val="single" w:sz="4" w:space="0" w:color="000000"/>
@@ -3621,7 +3661,7 @@
                 <w:sz w:val="22"/>
                 <w:szCs w:val="22"/>
               </w:rPr>
-              <w:t>Spark DataFrame desde tabla/vista hasta MLlib; mapping/validación/FIT en Spark y rankings Parquet distribuidos, sin toPandas.</w:t>
+              <w:t>Preserva la semántica de comparación con cuantías normativas.</w:t>
             </w:r>
           </w:p>
         </w:tc>
@@ -3632,7 +3672,7 @@
         </w:trPr>
         <w:tc>
           <w:tcPr>
-            <w:tcW w:w="2800" w:type="dxa"/>
+            <w:tcW w:w="2999" w:type="dxa"/>
             <w:tcBorders>
               <w:top w:val="single" w:sz="4" w:space="0" w:color="000000"/>
               <w:left w:val="single" w:sz="4" w:space="0" w:color="000000"/>
@@ -3657,13 +3697,13 @@
                 <w:sz w:val="22"/>
                 <w:szCs w:val="22"/>
               </w:rPr>
-              <w:t>GraphFrames</w:t>
-            </w:r>
-          </w:p>
-        </w:tc>
-        <w:tc>
-          <w:tcPr>
-            <w:tcW w:w="5999" w:type="dxa"/>
+              <w:t>spark_sql distribuido</w:t>
+            </w:r>
+          </w:p>
+        </w:tc>
+        <w:tc>
+          <w:tcPr>
+            <w:tcW w:w="5800" w:type="dxa"/>
             <w:tcBorders>
               <w:top w:val="single" w:sz="4" w:space="0" w:color="000000"/>
               <w:left w:val="single" w:sz="4" w:space="0" w:color="000000"/>
@@ -3688,7 +3728,7 @@
                 <w:sz w:val="22"/>
                 <w:szCs w:val="22"/>
               </w:rPr>
-              <w:t>Ejecución real sobre datos de contacto sintéticos publicados en Plata.</w:t>
+              <w:t>Evita materializar el corpus contractual en pandas/driver.</w:t>
             </w:r>
           </w:p>
         </w:tc>
@@ -3699,7 +3739,7 @@
         </w:trPr>
         <w:tc>
           <w:tcPr>
-            <w:tcW w:w="2800" w:type="dxa"/>
+            <w:tcW w:w="2999" w:type="dxa"/>
             <w:tcBorders>
               <w:top w:val="single" w:sz="4" w:space="0" w:color="000000"/>
               <w:left w:val="single" w:sz="4" w:space="0" w:color="000000"/>
@@ -3724,13 +3764,13 @@
                 <w:sz w:val="22"/>
                 <w:szCs w:val="22"/>
               </w:rPr>
-              <w:t>Linaje</w:t>
-            </w:r>
-          </w:p>
-        </w:tc>
-        <w:tc>
-          <w:tcPr>
-            <w:tcW w:w="5999" w:type="dxa"/>
+              <w:t>Promoción separada de TRAIN</w:t>
+            </w:r>
+          </w:p>
+        </w:tc>
+        <w:tc>
+          <w:tcPr>
+            <w:tcW w:w="5800" w:type="dxa"/>
             <w:tcBorders>
               <w:top w:val="single" w:sz="4" w:space="0" w:color="000000"/>
               <w:left w:val="single" w:sz="4" w:space="0" w:color="000000"/>
@@ -3755,7 +3795,7 @@
                 <w:sz w:val="22"/>
                 <w:szCs w:val="22"/>
               </w:rPr>
-              <w:t>outputs/linaje_datos.csv: fuente -&gt; transformación -&gt; feature -&gt; implementación -&gt; salida.</w:t>
+              <w:t>Impide que entrenar cambie serving automáticamente.</w:t>
             </w:r>
           </w:p>
         </w:tc>
@@ -3766,7 +3806,7 @@
         </w:trPr>
         <w:tc>
           <w:tcPr>
-            <w:tcW w:w="2800" w:type="dxa"/>
+            <w:tcW w:w="2999" w:type="dxa"/>
             <w:tcBorders>
               <w:top w:val="single" w:sz="4" w:space="0" w:color="000000"/>
               <w:left w:val="single" w:sz="4" w:space="0" w:color="000000"/>
@@ -3791,13 +3831,13 @@
                 <w:sz w:val="22"/>
                 <w:szCs w:val="22"/>
               </w:rPr>
-              <w:t>MLOps</w:t>
-            </w:r>
-          </w:p>
-        </w:tc>
-        <w:tc>
-          <w:tcPr>
-            <w:tcW w:w="5999" w:type="dxa"/>
+              <w:t>Champion store versionado</w:t>
+            </w:r>
+          </w:p>
+        </w:tc>
+        <w:tc>
+          <w:tcPr>
+            <w:tcW w:w="5800" w:type="dxa"/>
             <w:tcBorders>
               <w:top w:val="single" w:sz="4" w:space="0" w:color="000000"/>
               <w:left w:val="single" w:sz="4" w:space="0" w:color="000000"/>
@@ -3822,7 +3862,7 @@
                 <w:sz w:val="22"/>
                 <w:szCs w:val="22"/>
               </w:rPr>
-              <w:t>Registry, hashes, candidate/champion y promoción explícita; sin autopromoción en TRAIN.</w:t>
+              <w:t>Permite verificar conjuntos completos y ejecutar rollback explícito.</w:t>
             </w:r>
           </w:p>
         </w:tc>
@@ -3923,7 +3963,7 @@
         <w:spacing w:lineRule="exact" w:line="240" w:before="180" w:after="80"/>
         <w:rPr/>
       </w:pPr>
-      <w:bookmarkStart w:id="9" w:name="__RefHeading___Toc813_1103273133"/>
+      <w:bookmarkStart w:id="9" w:name="__RefHeading___Toc809_1096995856"/>
       <w:bookmarkEnd w:id="9"/>
       <w:r>
         <w:rPr>
@@ -3934,7 +3974,145 @@
           <w:sz w:val="22"/>
           <w:szCs w:val="22"/>
         </w:rPr>
-        <w:t>3.2 Preparación y benchmark sintético</w:t>
+        <w:t>3.2 Contrato de datos y preprocesamiento</w:t>
+      </w:r>
+    </w:p>
+    <w:p>
+      <w:pPr>
+        <w:pStyle w:val="Normal"/>
+        <w:keepNext w:val="false"/>
+        <w:spacing w:lineRule="exact" w:line="240" w:before="0" w:after="80"/>
+        <w:jc w:val="both"/>
+        <w:rPr/>
+      </w:pPr>
+      <w:r>
+        <w:rPr>
+          <w:rFonts w:eastAsia="Arial" w:cs="Arial"/>
+          <w:color w:val="000000"/>
+          <w:sz w:val="22"/>
+          <w:szCs w:val="22"/>
+        </w:rPr>
+        <w:t>El contrato canónico soporta contracts, suppliers, entities, officials y payments. INFERENCE exige los atributos estructurales de contracts, pero no labels. TRAIN añade label_favoritismo y label_fraccionamiento. El preprocesador aprende medianas, modas y P99 durante TRAIN y se congela para serving.</w:t>
+      </w:r>
+    </w:p>
+    <w:p>
+      <w:pPr>
+        <w:pStyle w:val="ListParagraph"/>
+        <w:numPr>
+          <w:ilvl w:val="0"/>
+          <w:numId w:val="3"/>
+        </w:numPr>
+        <w:spacing w:lineRule="exact" w:line="240" w:before="0" w:after="50"/>
+        <w:rPr/>
+      </w:pPr>
+      <w:r>
+        <w:rPr>
+          <w:rFonts w:eastAsia="Arial" w:cs="Arial"/>
+          <w:color w:val="000000"/>
+          <w:sz w:val="22"/>
+          <w:szCs w:val="22"/>
+        </w:rPr>
+        <w:t>Contratación Directa y Comparación de Precios se modelan como variables separadas.</w:t>
+      </w:r>
+    </w:p>
+    <w:p>
+      <w:pPr>
+        <w:pStyle w:val="ListParagraph"/>
+        <w:numPr>
+          <w:ilvl w:val="0"/>
+          <w:numId w:val="1"/>
+        </w:numPr>
+        <w:spacing w:lineRule="exact" w:line="240" w:before="0" w:after="50"/>
+        <w:rPr/>
+      </w:pPr>
+      <w:r>
+        <w:rPr>
+          <w:rFonts w:eastAsia="Arial" w:cs="Arial"/>
+          <w:color w:val="000000"/>
+          <w:sz w:val="22"/>
+          <w:szCs w:val="22"/>
+        </w:rPr>
+        <w:t>Favoritismo agrega señales por proveedor-entidad.</w:t>
+      </w:r>
+    </w:p>
+    <w:p>
+      <w:pPr>
+        <w:pStyle w:val="ListParagraph"/>
+        <w:numPr>
+          <w:ilvl w:val="0"/>
+          <w:numId w:val="1"/>
+        </w:numPr>
+        <w:spacing w:lineRule="exact" w:line="240" w:before="0" w:after="50"/>
+        <w:rPr/>
+      </w:pPr>
+      <w:r>
+        <w:rPr>
+          <w:rFonts w:eastAsia="Arial" w:cs="Arial"/>
+          <w:color w:val="000000"/>
+          <w:sz w:val="22"/>
+          <w:szCs w:val="22"/>
+        </w:rPr>
+        <w:t>Fraccionamiento agrega por proveedor-entidad-objeto_familia.</w:t>
+      </w:r>
+    </w:p>
+    <w:p>
+      <w:pPr>
+        <w:pStyle w:val="ListParagraph"/>
+        <w:numPr>
+          <w:ilvl w:val="0"/>
+          <w:numId w:val="1"/>
+        </w:numPr>
+        <w:spacing w:lineRule="exact" w:line="240" w:before="0" w:after="50"/>
+        <w:rPr/>
+      </w:pPr>
+      <w:r>
+        <w:rPr>
+          <w:rFonts w:eastAsia="Arial" w:cs="Arial"/>
+          <w:color w:val="000000"/>
+          <w:sz w:val="22"/>
+          <w:szCs w:val="22"/>
+        </w:rPr>
+        <w:t>objeto_familia aplica normalización lexical conservadora y auditable.</w:t>
+      </w:r>
+    </w:p>
+    <w:p>
+      <w:pPr>
+        <w:pStyle w:val="ListParagraph"/>
+        <w:numPr>
+          <w:ilvl w:val="0"/>
+          <w:numId w:val="1"/>
+        </w:numPr>
+        <w:spacing w:lineRule="exact" w:line="240" w:before="0" w:after="50"/>
+        <w:rPr/>
+      </w:pPr>
+      <w:r>
+        <w:rPr>
+          <w:rFonts w:eastAsia="Arial" w:cs="Arial"/>
+          <w:color w:val="000000"/>
+          <w:sz w:val="22"/>
+          <w:szCs w:val="22"/>
+        </w:rPr>
+        <w:t>Cantidad y monto de la ventana de 15 días proceden del mismo intervalo seleccionado.</w:t>
+      </w:r>
+    </w:p>
+    <w:p>
+      <w:pPr>
+        <w:pStyle w:val="Heading2"/>
+        <w:spacing w:lineRule="exact" w:line="240" w:before="180" w:after="80"/>
+        <w:rPr/>
+      </w:pPr>
+      <w:bookmarkStart w:id="10" w:name="__RefHeading___Toc811_1096995856"/>
+      <w:bookmarkEnd w:id="10"/>
+      <w:r>
+        <w:rPr>
+          <w:rFonts w:eastAsia="Arial" w:cs="Arial" w:ascii="Arial" w:hAnsi="Arial"/>
+          <w:b/>
+          <w:bCs/>
+          <w:color w:val="000000"/>
+          <w:sz w:val="22"/>
+          <w:szCs w:val="22"/>
+        </w:rPr>
+        <w:t>3.3 Modelos operacionales Spark MLlib</w:t>
       </w:r>
     </w:p>
     <w:p>
@@ -3954,7 +4132,7 @@
           <w:sz w:val="22"/>
           <w:szCs w:val="22"/>
         </w:rPr>
-        <w:t>Tabla 2. Resumen del benchmark sintético</w:t>
+        <w:t>Tabla 2. Modelos operacionales y métricas holdout</w:t>
       </w:r>
     </w:p>
     <w:tbl>
@@ -3971,8 +4149,14 @@
         </w:tblCellMar>
       </w:tblPr>
       <w:tblGrid>
-        <w:gridCol w:w="4800"/>
-        <w:gridCol w:w="3999"/>
+        <w:gridCol w:w="1200"/>
+        <w:gridCol w:w="2200"/>
+        <w:gridCol w:w="899"/>
+        <w:gridCol w:w="900"/>
+        <w:gridCol w:w="901"/>
+        <w:gridCol w:w="900"/>
+        <w:gridCol w:w="899"/>
+        <w:gridCol w:w="900"/>
       </w:tblGrid>
       <w:tr>
         <w:trPr>
@@ -3981,7 +4165,7 @@
         </w:trPr>
         <w:tc>
           <w:tcPr>
-            <w:tcW w:w="4800" w:type="dxa"/>
+            <w:tcW w:w="1200" w:type="dxa"/>
             <w:tcBorders>
               <w:top w:val="single" w:sz="4" w:space="0" w:color="000000"/>
               <w:left w:val="single" w:sz="4" w:space="0" w:color="000000"/>
@@ -4007,13 +4191,13 @@
                 <w:sz w:val="22"/>
                 <w:szCs w:val="22"/>
               </w:rPr>
-              <w:t>Métrica</w:t>
-            </w:r>
-          </w:p>
-        </w:tc>
-        <w:tc>
-          <w:tcPr>
-            <w:tcW w:w="3999" w:type="dxa"/>
+              <w:t>Caso</w:t>
+            </w:r>
+          </w:p>
+        </w:tc>
+        <w:tc>
+          <w:tcPr>
+            <w:tcW w:w="2200" w:type="dxa"/>
             <w:tcBorders>
               <w:top w:val="single" w:sz="4" w:space="0" w:color="000000"/>
               <w:left w:val="single" w:sz="4" w:space="0" w:color="000000"/>
@@ -4039,7 +4223,199 @@
                 <w:sz w:val="22"/>
                 <w:szCs w:val="22"/>
               </w:rPr>
-              <w:t>Resultado</w:t>
+              <w:t>Modelo</w:t>
+            </w:r>
+          </w:p>
+        </w:tc>
+        <w:tc>
+          <w:tcPr>
+            <w:tcW w:w="899" w:type="dxa"/>
+            <w:tcBorders>
+              <w:top w:val="single" w:sz="4" w:space="0" w:color="000000"/>
+              <w:left w:val="single" w:sz="4" w:space="0" w:color="000000"/>
+              <w:bottom w:val="single" w:sz="4" w:space="0" w:color="000000"/>
+              <w:right w:val="single" w:sz="4" w:space="0" w:color="000000"/>
+            </w:tcBorders>
+            <w:shd w:fill="E7E6E6" w:val="clear"/>
+            <w:vAlign w:val="center"/>
+          </w:tcPr>
+          <w:p>
+            <w:pPr>
+              <w:pStyle w:val="Normal"/>
+              <w:spacing w:lineRule="exact" w:line="240" w:before="0" w:after="0"/>
+              <w:jc w:val="left"/>
+              <w:rPr/>
+            </w:pPr>
+            <w:r>
+              <w:rPr>
+                <w:rFonts w:eastAsia="Arial" w:cs="Arial"/>
+                <w:b/>
+                <w:bCs/>
+                <w:color w:val="000000"/>
+                <w:sz w:val="22"/>
+                <w:szCs w:val="22"/>
+              </w:rPr>
+              <w:t>AUC-PR</w:t>
+            </w:r>
+          </w:p>
+        </w:tc>
+        <w:tc>
+          <w:tcPr>
+            <w:tcW w:w="900" w:type="dxa"/>
+            <w:tcBorders>
+              <w:top w:val="single" w:sz="4" w:space="0" w:color="000000"/>
+              <w:left w:val="single" w:sz="4" w:space="0" w:color="000000"/>
+              <w:bottom w:val="single" w:sz="4" w:space="0" w:color="000000"/>
+              <w:right w:val="single" w:sz="4" w:space="0" w:color="000000"/>
+            </w:tcBorders>
+            <w:shd w:fill="E7E6E6" w:val="clear"/>
+            <w:vAlign w:val="center"/>
+          </w:tcPr>
+          <w:p>
+            <w:pPr>
+              <w:pStyle w:val="Normal"/>
+              <w:spacing w:lineRule="exact" w:line="240" w:before="0" w:after="0"/>
+              <w:jc w:val="left"/>
+              <w:rPr/>
+            </w:pPr>
+            <w:r>
+              <w:rPr>
+                <w:rFonts w:eastAsia="Arial" w:cs="Arial"/>
+                <w:b/>
+                <w:bCs/>
+                <w:color w:val="000000"/>
+                <w:sz w:val="22"/>
+                <w:szCs w:val="22"/>
+              </w:rPr>
+              <w:t>AUC-ROC</w:t>
+            </w:r>
+          </w:p>
+        </w:tc>
+        <w:tc>
+          <w:tcPr>
+            <w:tcW w:w="901" w:type="dxa"/>
+            <w:tcBorders>
+              <w:top w:val="single" w:sz="4" w:space="0" w:color="000000"/>
+              <w:left w:val="single" w:sz="4" w:space="0" w:color="000000"/>
+              <w:bottom w:val="single" w:sz="4" w:space="0" w:color="000000"/>
+              <w:right w:val="single" w:sz="4" w:space="0" w:color="000000"/>
+            </w:tcBorders>
+            <w:shd w:fill="E7E6E6" w:val="clear"/>
+            <w:vAlign w:val="center"/>
+          </w:tcPr>
+          <w:p>
+            <w:pPr>
+              <w:pStyle w:val="Normal"/>
+              <w:spacing w:lineRule="exact" w:line="240" w:before="0" w:after="0"/>
+              <w:jc w:val="left"/>
+              <w:rPr/>
+            </w:pPr>
+            <w:r>
+              <w:rPr>
+                <w:rFonts w:eastAsia="Arial" w:cs="Arial"/>
+                <w:b/>
+                <w:bCs/>
+                <w:color w:val="000000"/>
+                <w:sz w:val="22"/>
+                <w:szCs w:val="22"/>
+              </w:rPr>
+              <w:t>Precision</w:t>
+            </w:r>
+          </w:p>
+        </w:tc>
+        <w:tc>
+          <w:tcPr>
+            <w:tcW w:w="900" w:type="dxa"/>
+            <w:tcBorders>
+              <w:top w:val="single" w:sz="4" w:space="0" w:color="000000"/>
+              <w:left w:val="single" w:sz="4" w:space="0" w:color="000000"/>
+              <w:bottom w:val="single" w:sz="4" w:space="0" w:color="000000"/>
+              <w:right w:val="single" w:sz="4" w:space="0" w:color="000000"/>
+            </w:tcBorders>
+            <w:shd w:fill="E7E6E6" w:val="clear"/>
+            <w:vAlign w:val="center"/>
+          </w:tcPr>
+          <w:p>
+            <w:pPr>
+              <w:pStyle w:val="Normal"/>
+              <w:spacing w:lineRule="exact" w:line="240" w:before="0" w:after="0"/>
+              <w:jc w:val="left"/>
+              <w:rPr/>
+            </w:pPr>
+            <w:r>
+              <w:rPr>
+                <w:rFonts w:eastAsia="Arial" w:cs="Arial"/>
+                <w:b/>
+                <w:bCs/>
+                <w:color w:val="000000"/>
+                <w:sz w:val="22"/>
+                <w:szCs w:val="22"/>
+              </w:rPr>
+              <w:t>Recall</w:t>
+            </w:r>
+          </w:p>
+        </w:tc>
+        <w:tc>
+          <w:tcPr>
+            <w:tcW w:w="899" w:type="dxa"/>
+            <w:tcBorders>
+              <w:top w:val="single" w:sz="4" w:space="0" w:color="000000"/>
+              <w:left w:val="single" w:sz="4" w:space="0" w:color="000000"/>
+              <w:bottom w:val="single" w:sz="4" w:space="0" w:color="000000"/>
+              <w:right w:val="single" w:sz="4" w:space="0" w:color="000000"/>
+            </w:tcBorders>
+            <w:shd w:fill="E7E6E6" w:val="clear"/>
+            <w:vAlign w:val="center"/>
+          </w:tcPr>
+          <w:p>
+            <w:pPr>
+              <w:pStyle w:val="Normal"/>
+              <w:spacing w:lineRule="exact" w:line="240" w:before="0" w:after="0"/>
+              <w:jc w:val="left"/>
+              <w:rPr/>
+            </w:pPr>
+            <w:r>
+              <w:rPr>
+                <w:rFonts w:eastAsia="Arial" w:cs="Arial"/>
+                <w:b/>
+                <w:bCs/>
+                <w:color w:val="000000"/>
+                <w:sz w:val="22"/>
+                <w:szCs w:val="22"/>
+              </w:rPr>
+              <w:t>F1</w:t>
+            </w:r>
+          </w:p>
+        </w:tc>
+        <w:tc>
+          <w:tcPr>
+            <w:tcW w:w="900" w:type="dxa"/>
+            <w:tcBorders>
+              <w:top w:val="single" w:sz="4" w:space="0" w:color="000000"/>
+              <w:left w:val="single" w:sz="4" w:space="0" w:color="000000"/>
+              <w:bottom w:val="single" w:sz="4" w:space="0" w:color="000000"/>
+              <w:right w:val="single" w:sz="4" w:space="0" w:color="000000"/>
+            </w:tcBorders>
+            <w:shd w:fill="E7E6E6" w:val="clear"/>
+            <w:vAlign w:val="center"/>
+          </w:tcPr>
+          <w:p>
+            <w:pPr>
+              <w:pStyle w:val="Normal"/>
+              <w:spacing w:lineRule="exact" w:line="240" w:before="0" w:after="0"/>
+              <w:jc w:val="left"/>
+              <w:rPr/>
+            </w:pPr>
+            <w:r>
+              <w:rPr>
+                <w:rFonts w:eastAsia="Arial" w:cs="Arial"/>
+                <w:b/>
+                <w:bCs/>
+                <w:color w:val="000000"/>
+                <w:sz w:val="22"/>
+                <w:szCs w:val="22"/>
+              </w:rPr>
+              <w:t>Recall@K</w:t>
             </w:r>
           </w:p>
         </w:tc>
@@ -4050,7 +4426,7 @@
         </w:trPr>
         <w:tc>
           <w:tcPr>
-            <w:tcW w:w="4800" w:type="dxa"/>
+            <w:tcW w:w="1200" w:type="dxa"/>
             <w:tcBorders>
               <w:top w:val="single" w:sz="4" w:space="0" w:color="000000"/>
               <w:left w:val="single" w:sz="4" w:space="0" w:color="000000"/>
@@ -4075,13 +4451,13 @@
                 <w:sz w:val="22"/>
                 <w:szCs w:val="22"/>
               </w:rPr>
-              <w:t>Contratos sintéticos</w:t>
-            </w:r>
-          </w:p>
-        </w:tc>
-        <w:tc>
-          <w:tcPr>
-            <w:tcW w:w="3999" w:type="dxa"/>
+              <w:t>Favoritismo</w:t>
+            </w:r>
+          </w:p>
+        </w:tc>
+        <w:tc>
+          <w:tcPr>
+            <w:tcW w:w="2200" w:type="dxa"/>
             <w:tcBorders>
               <w:top w:val="single" w:sz="4" w:space="0" w:color="000000"/>
               <w:left w:val="single" w:sz="4" w:space="0" w:color="000000"/>
@@ -4106,7 +4482,193 @@
                 <w:sz w:val="22"/>
                 <w:szCs w:val="22"/>
               </w:rPr>
-              <w:t>4,296</w:t>
+              <w:t>RandomForest (numTrees=100, maxDepth=3)</w:t>
+            </w:r>
+          </w:p>
+        </w:tc>
+        <w:tc>
+          <w:tcPr>
+            <w:tcW w:w="899" w:type="dxa"/>
+            <w:tcBorders>
+              <w:top w:val="single" w:sz="4" w:space="0" w:color="000000"/>
+              <w:left w:val="single" w:sz="4" w:space="0" w:color="000000"/>
+              <w:bottom w:val="single" w:sz="4" w:space="0" w:color="000000"/>
+              <w:right w:val="single" w:sz="4" w:space="0" w:color="000000"/>
+            </w:tcBorders>
+            <w:vAlign w:val="center"/>
+          </w:tcPr>
+          <w:p>
+            <w:pPr>
+              <w:pStyle w:val="Normal"/>
+              <w:spacing w:lineRule="exact" w:line="240" w:before="0" w:after="0"/>
+              <w:jc w:val="center"/>
+              <w:rPr/>
+            </w:pPr>
+            <w:r>
+              <w:rPr>
+                <w:rFonts w:eastAsia="Arial" w:cs="Arial"/>
+                <w:b w:val="false"/>
+                <w:bCs w:val="false"/>
+                <w:color w:val="000000"/>
+                <w:sz w:val="22"/>
+                <w:szCs w:val="22"/>
+              </w:rPr>
+              <w:t>1.000</w:t>
+            </w:r>
+          </w:p>
+        </w:tc>
+        <w:tc>
+          <w:tcPr>
+            <w:tcW w:w="900" w:type="dxa"/>
+            <w:tcBorders>
+              <w:top w:val="single" w:sz="4" w:space="0" w:color="000000"/>
+              <w:left w:val="single" w:sz="4" w:space="0" w:color="000000"/>
+              <w:bottom w:val="single" w:sz="4" w:space="0" w:color="000000"/>
+              <w:right w:val="single" w:sz="4" w:space="0" w:color="000000"/>
+            </w:tcBorders>
+            <w:vAlign w:val="center"/>
+          </w:tcPr>
+          <w:p>
+            <w:pPr>
+              <w:pStyle w:val="Normal"/>
+              <w:spacing w:lineRule="exact" w:line="240" w:before="0" w:after="0"/>
+              <w:jc w:val="center"/>
+              <w:rPr/>
+            </w:pPr>
+            <w:r>
+              <w:rPr>
+                <w:rFonts w:eastAsia="Arial" w:cs="Arial"/>
+                <w:b w:val="false"/>
+                <w:bCs w:val="false"/>
+                <w:color w:val="000000"/>
+                <w:sz w:val="22"/>
+                <w:szCs w:val="22"/>
+              </w:rPr>
+              <w:t>1.000</w:t>
+            </w:r>
+          </w:p>
+        </w:tc>
+        <w:tc>
+          <w:tcPr>
+            <w:tcW w:w="901" w:type="dxa"/>
+            <w:tcBorders>
+              <w:top w:val="single" w:sz="4" w:space="0" w:color="000000"/>
+              <w:left w:val="single" w:sz="4" w:space="0" w:color="000000"/>
+              <w:bottom w:val="single" w:sz="4" w:space="0" w:color="000000"/>
+              <w:right w:val="single" w:sz="4" w:space="0" w:color="000000"/>
+            </w:tcBorders>
+            <w:vAlign w:val="center"/>
+          </w:tcPr>
+          <w:p>
+            <w:pPr>
+              <w:pStyle w:val="Normal"/>
+              <w:spacing w:lineRule="exact" w:line="240" w:before="0" w:after="0"/>
+              <w:jc w:val="center"/>
+              <w:rPr/>
+            </w:pPr>
+            <w:r>
+              <w:rPr>
+                <w:rFonts w:eastAsia="Arial" w:cs="Arial"/>
+                <w:b w:val="false"/>
+                <w:bCs w:val="false"/>
+                <w:color w:val="000000"/>
+                <w:sz w:val="22"/>
+                <w:szCs w:val="22"/>
+              </w:rPr>
+              <w:t>1.000</w:t>
+            </w:r>
+          </w:p>
+        </w:tc>
+        <w:tc>
+          <w:tcPr>
+            <w:tcW w:w="900" w:type="dxa"/>
+            <w:tcBorders>
+              <w:top w:val="single" w:sz="4" w:space="0" w:color="000000"/>
+              <w:left w:val="single" w:sz="4" w:space="0" w:color="000000"/>
+              <w:bottom w:val="single" w:sz="4" w:space="0" w:color="000000"/>
+              <w:right w:val="single" w:sz="4" w:space="0" w:color="000000"/>
+            </w:tcBorders>
+            <w:vAlign w:val="center"/>
+          </w:tcPr>
+          <w:p>
+            <w:pPr>
+              <w:pStyle w:val="Normal"/>
+              <w:spacing w:lineRule="exact" w:line="240" w:before="0" w:after="0"/>
+              <w:jc w:val="center"/>
+              <w:rPr/>
+            </w:pPr>
+            <w:r>
+              <w:rPr>
+                <w:rFonts w:eastAsia="Arial" w:cs="Arial"/>
+                <w:b w:val="false"/>
+                <w:bCs w:val="false"/>
+                <w:color w:val="000000"/>
+                <w:sz w:val="22"/>
+                <w:szCs w:val="22"/>
+              </w:rPr>
+              <w:t>1.000</w:t>
+            </w:r>
+          </w:p>
+        </w:tc>
+        <w:tc>
+          <w:tcPr>
+            <w:tcW w:w="899" w:type="dxa"/>
+            <w:tcBorders>
+              <w:top w:val="single" w:sz="4" w:space="0" w:color="000000"/>
+              <w:left w:val="single" w:sz="4" w:space="0" w:color="000000"/>
+              <w:bottom w:val="single" w:sz="4" w:space="0" w:color="000000"/>
+              <w:right w:val="single" w:sz="4" w:space="0" w:color="000000"/>
+            </w:tcBorders>
+            <w:vAlign w:val="center"/>
+          </w:tcPr>
+          <w:p>
+            <w:pPr>
+              <w:pStyle w:val="Normal"/>
+              <w:spacing w:lineRule="exact" w:line="240" w:before="0" w:after="0"/>
+              <w:jc w:val="center"/>
+              <w:rPr/>
+            </w:pPr>
+            <w:r>
+              <w:rPr>
+                <w:rFonts w:eastAsia="Arial" w:cs="Arial"/>
+                <w:b w:val="false"/>
+                <w:bCs w:val="false"/>
+                <w:color w:val="000000"/>
+                <w:sz w:val="22"/>
+                <w:szCs w:val="22"/>
+              </w:rPr>
+              <w:t>1.000</w:t>
+            </w:r>
+          </w:p>
+        </w:tc>
+        <w:tc>
+          <w:tcPr>
+            <w:tcW w:w="900" w:type="dxa"/>
+            <w:tcBorders>
+              <w:top w:val="single" w:sz="4" w:space="0" w:color="000000"/>
+              <w:left w:val="single" w:sz="4" w:space="0" w:color="000000"/>
+              <w:bottom w:val="single" w:sz="4" w:space="0" w:color="000000"/>
+              <w:right w:val="single" w:sz="4" w:space="0" w:color="000000"/>
+            </w:tcBorders>
+            <w:vAlign w:val="center"/>
+          </w:tcPr>
+          <w:p>
+            <w:pPr>
+              <w:pStyle w:val="Normal"/>
+              <w:spacing w:lineRule="exact" w:line="240" w:before="0" w:after="0"/>
+              <w:jc w:val="center"/>
+              <w:rPr/>
+            </w:pPr>
+            <w:r>
+              <w:rPr>
+                <w:rFonts w:eastAsia="Arial" w:cs="Arial"/>
+                <w:b w:val="false"/>
+                <w:bCs w:val="false"/>
+                <w:color w:val="000000"/>
+                <w:sz w:val="22"/>
+                <w:szCs w:val="22"/>
+              </w:rPr>
+              <w:t>1.000</w:t>
             </w:r>
           </w:p>
         </w:tc>
@@ -4117,7 +4679,7 @@
         </w:trPr>
         <w:tc>
           <w:tcPr>
-            <w:tcW w:w="4800" w:type="dxa"/>
+            <w:tcW w:w="1200" w:type="dxa"/>
             <w:tcBorders>
               <w:top w:val="single" w:sz="4" w:space="0" w:color="000000"/>
               <w:left w:val="single" w:sz="4" w:space="0" w:color="000000"/>
@@ -4142,13 +4704,13 @@
                 <w:sz w:val="22"/>
                 <w:szCs w:val="22"/>
               </w:rPr>
-              <w:t>Valores nulos totales</w:t>
-            </w:r>
-          </w:p>
-        </w:tc>
-        <w:tc>
-          <w:tcPr>
-            <w:tcW w:w="3999" w:type="dxa"/>
+              <w:t>Fraccionamiento</w:t>
+            </w:r>
+          </w:p>
+        </w:tc>
+        <w:tc>
+          <w:tcPr>
+            <w:tcW w:w="2200" w:type="dxa"/>
             <w:tcBorders>
               <w:top w:val="single" w:sz="4" w:space="0" w:color="000000"/>
               <w:left w:val="single" w:sz="4" w:space="0" w:color="000000"/>
@@ -4173,49 +4735,13 @@
                 <w:sz w:val="22"/>
                 <w:szCs w:val="22"/>
               </w:rPr>
-              <w:t>263</w:t>
-            </w:r>
-          </w:p>
-        </w:tc>
-      </w:tr>
-      <w:tr>
-        <w:trPr>
-          <w:cantSplit w:val="true"/>
-        </w:trPr>
-        <w:tc>
-          <w:tcPr>
-            <w:tcW w:w="4800" w:type="dxa"/>
-            <w:tcBorders>
-              <w:top w:val="single" w:sz="4" w:space="0" w:color="000000"/>
-              <w:left w:val="single" w:sz="4" w:space="0" w:color="000000"/>
-              <w:bottom w:val="single" w:sz="4" w:space="0" w:color="000000"/>
-              <w:right w:val="single" w:sz="4" w:space="0" w:color="000000"/>
-            </w:tcBorders>
-            <w:vAlign w:val="center"/>
-          </w:tcPr>
-          <w:p>
-            <w:pPr>
-              <w:pStyle w:val="Normal"/>
-              <w:spacing w:lineRule="exact" w:line="240" w:before="0" w:after="0"/>
-              <w:jc w:val="left"/>
-              <w:rPr/>
-            </w:pPr>
-            <w:r>
-              <w:rPr>
-                <w:rFonts w:eastAsia="Arial" w:cs="Arial"/>
-                <w:b w:val="false"/>
-                <w:bCs w:val="false"/>
-                <w:color w:val="000000"/>
-                <w:sz w:val="22"/>
-                <w:szCs w:val="22"/>
-              </w:rPr>
-              <w:t>Filas con algún nulo</w:t>
-            </w:r>
-          </w:p>
-        </w:tc>
-        <w:tc>
-          <w:tcPr>
-            <w:tcW w:w="3999" w:type="dxa"/>
+              <w:t>StandardScaler + KMeans (k=3)</w:t>
+            </w:r>
+          </w:p>
+        </w:tc>
+        <w:tc>
+          <w:tcPr>
+            <w:tcW w:w="899" w:type="dxa"/>
             <w:tcBorders>
               <w:top w:val="single" w:sz="4" w:space="0" w:color="000000"/>
               <w:left w:val="single" w:sz="4" w:space="0" w:color="000000"/>
@@ -4240,49 +4766,13 @@
                 <w:sz w:val="22"/>
                 <w:szCs w:val="22"/>
               </w:rPr>
-              <w:t>259</w:t>
-            </w:r>
-          </w:p>
-        </w:tc>
-      </w:tr>
-      <w:tr>
-        <w:trPr>
-          <w:cantSplit w:val="true"/>
-        </w:trPr>
-        <w:tc>
-          <w:tcPr>
-            <w:tcW w:w="4800" w:type="dxa"/>
-            <w:tcBorders>
-              <w:top w:val="single" w:sz="4" w:space="0" w:color="000000"/>
-              <w:left w:val="single" w:sz="4" w:space="0" w:color="000000"/>
-              <w:bottom w:val="single" w:sz="4" w:space="0" w:color="000000"/>
-              <w:right w:val="single" w:sz="4" w:space="0" w:color="000000"/>
-            </w:tcBorders>
-            <w:vAlign w:val="center"/>
-          </w:tcPr>
-          <w:p>
-            <w:pPr>
-              <w:pStyle w:val="Normal"/>
-              <w:spacing w:lineRule="exact" w:line="240" w:before="0" w:after="0"/>
-              <w:jc w:val="left"/>
-              <w:rPr/>
-            </w:pPr>
-            <w:r>
-              <w:rPr>
-                <w:rFonts w:eastAsia="Arial" w:cs="Arial"/>
-                <w:b w:val="false"/>
-                <w:bCs w:val="false"/>
-                <w:color w:val="000000"/>
-                <w:sz w:val="22"/>
-                <w:szCs w:val="22"/>
-              </w:rPr>
-              <w:t>Percentil 99 del monto</w:t>
-            </w:r>
-          </w:p>
-        </w:tc>
-        <w:tc>
-          <w:tcPr>
-            <w:tcW w:w="3999" w:type="dxa"/>
+              <w:t>0.323</w:t>
+            </w:r>
+          </w:p>
+        </w:tc>
+        <w:tc>
+          <w:tcPr>
+            <w:tcW w:w="900" w:type="dxa"/>
             <w:tcBorders>
               <w:top w:val="single" w:sz="4" w:space="0" w:color="000000"/>
               <w:left w:val="single" w:sz="4" w:space="0" w:color="000000"/>
@@ -4307,49 +4797,13 @@
                 <w:sz w:val="22"/>
                 <w:szCs w:val="22"/>
               </w:rPr>
-              <w:t>S/ 894,438</w:t>
-            </w:r>
-          </w:p>
-        </w:tc>
-      </w:tr>
-      <w:tr>
-        <w:trPr>
-          <w:cantSplit w:val="true"/>
-        </w:trPr>
-        <w:tc>
-          <w:tcPr>
-            <w:tcW w:w="4800" w:type="dxa"/>
-            <w:tcBorders>
-              <w:top w:val="single" w:sz="4" w:space="0" w:color="000000"/>
-              <w:left w:val="single" w:sz="4" w:space="0" w:color="000000"/>
-              <w:bottom w:val="single" w:sz="4" w:space="0" w:color="000000"/>
-              <w:right w:val="single" w:sz="4" w:space="0" w:color="000000"/>
-            </w:tcBorders>
-            <w:vAlign w:val="center"/>
-          </w:tcPr>
-          <w:p>
-            <w:pPr>
-              <w:pStyle w:val="Normal"/>
-              <w:spacing w:lineRule="exact" w:line="240" w:before="0" w:after="0"/>
-              <w:jc w:val="left"/>
-              <w:rPr/>
-            </w:pPr>
-            <w:r>
-              <w:rPr>
-                <w:rFonts w:eastAsia="Arial" w:cs="Arial"/>
-                <w:b w:val="false"/>
-                <w:bCs w:val="false"/>
-                <w:color w:val="000000"/>
-                <w:sz w:val="22"/>
-                <w:szCs w:val="22"/>
-              </w:rPr>
-              <w:t>Pares proveedor-entidad</w:t>
-            </w:r>
-          </w:p>
-        </w:tc>
-        <w:tc>
-          <w:tcPr>
-            <w:tcW w:w="3999" w:type="dxa"/>
+              <w:t>0.875</w:t>
+            </w:r>
+          </w:p>
+        </w:tc>
+        <w:tc>
+          <w:tcPr>
+            <w:tcW w:w="901" w:type="dxa"/>
             <w:tcBorders>
               <w:top w:val="single" w:sz="4" w:space="0" w:color="000000"/>
               <w:left w:val="single" w:sz="4" w:space="0" w:color="000000"/>
@@ -4374,49 +4828,13 @@
                 <w:sz w:val="22"/>
                 <w:szCs w:val="22"/>
               </w:rPr>
-              <w:t>2,362</w:t>
-            </w:r>
-          </w:p>
-        </w:tc>
-      </w:tr>
-      <w:tr>
-        <w:trPr>
-          <w:cantSplit w:val="true"/>
-        </w:trPr>
-        <w:tc>
-          <w:tcPr>
-            <w:tcW w:w="4800" w:type="dxa"/>
-            <w:tcBorders>
-              <w:top w:val="single" w:sz="4" w:space="0" w:color="000000"/>
-              <w:left w:val="single" w:sz="4" w:space="0" w:color="000000"/>
-              <w:bottom w:val="single" w:sz="4" w:space="0" w:color="000000"/>
-              <w:right w:val="single" w:sz="4" w:space="0" w:color="000000"/>
-            </w:tcBorders>
-            <w:vAlign w:val="center"/>
-          </w:tcPr>
-          <w:p>
-            <w:pPr>
-              <w:pStyle w:val="Normal"/>
-              <w:spacing w:lineRule="exact" w:line="240" w:before="0" w:after="0"/>
-              <w:jc w:val="left"/>
-              <w:rPr/>
-            </w:pPr>
-            <w:r>
-              <w:rPr>
-                <w:rFonts w:eastAsia="Arial" w:cs="Arial"/>
-                <w:b w:val="false"/>
-                <w:bCs w:val="false"/>
-                <w:color w:val="000000"/>
-                <w:sz w:val="22"/>
-                <w:szCs w:val="22"/>
-              </w:rPr>
-              <w:t>Positivos sintéticos de favoritismo</w:t>
-            </w:r>
-          </w:p>
-        </w:tc>
-        <w:tc>
-          <w:tcPr>
-            <w:tcW w:w="3999" w:type="dxa"/>
+              <w:t>0.429</w:t>
+            </w:r>
+          </w:p>
+        </w:tc>
+        <w:tc>
+          <w:tcPr>
+            <w:tcW w:w="900" w:type="dxa"/>
             <w:tcBorders>
               <w:top w:val="single" w:sz="4" w:space="0" w:color="000000"/>
               <w:left w:val="single" w:sz="4" w:space="0" w:color="000000"/>
@@ -4441,49 +4859,13 @@
                 <w:sz w:val="22"/>
                 <w:szCs w:val="22"/>
               </w:rPr>
-              <w:t>30</w:t>
-            </w:r>
-          </w:p>
-        </w:tc>
-      </w:tr>
-      <w:tr>
-        <w:trPr>
-          <w:cantSplit w:val="true"/>
-        </w:trPr>
-        <w:tc>
-          <w:tcPr>
-            <w:tcW w:w="4800" w:type="dxa"/>
-            <w:tcBorders>
-              <w:top w:val="single" w:sz="4" w:space="0" w:color="000000"/>
-              <w:left w:val="single" w:sz="4" w:space="0" w:color="000000"/>
-              <w:bottom w:val="single" w:sz="4" w:space="0" w:color="000000"/>
-              <w:right w:val="single" w:sz="4" w:space="0" w:color="000000"/>
-            </w:tcBorders>
-            <w:vAlign w:val="center"/>
-          </w:tcPr>
-          <w:p>
-            <w:pPr>
-              <w:pStyle w:val="Normal"/>
-              <w:spacing w:lineRule="exact" w:line="240" w:before="0" w:after="0"/>
-              <w:jc w:val="left"/>
-              <w:rPr/>
-            </w:pPr>
-            <w:r>
-              <w:rPr>
-                <w:rFonts w:eastAsia="Arial" w:cs="Arial"/>
-                <w:b w:val="false"/>
-                <w:bCs w:val="false"/>
-                <w:color w:val="000000"/>
-                <w:sz w:val="22"/>
-                <w:szCs w:val="22"/>
-              </w:rPr>
-              <w:t>Grupos proveedor-entidad-objeto</w:t>
-            </w:r>
-          </w:p>
-        </w:tc>
-        <w:tc>
-          <w:tcPr>
-            <w:tcW w:w="3999" w:type="dxa"/>
+              <w:t>0.429</w:t>
+            </w:r>
+          </w:p>
+        </w:tc>
+        <w:tc>
+          <w:tcPr>
+            <w:tcW w:w="899" w:type="dxa"/>
             <w:tcBorders>
               <w:top w:val="single" w:sz="4" w:space="0" w:color="000000"/>
               <w:left w:val="single" w:sz="4" w:space="0" w:color="000000"/>
@@ -4508,49 +4890,13 @@
                 <w:sz w:val="22"/>
                 <w:szCs w:val="22"/>
               </w:rPr>
-              <w:t>265</w:t>
-            </w:r>
-          </w:p>
-        </w:tc>
-      </w:tr>
-      <w:tr>
-        <w:trPr>
-          <w:cantSplit w:val="true"/>
-        </w:trPr>
-        <w:tc>
-          <w:tcPr>
-            <w:tcW w:w="4800" w:type="dxa"/>
-            <w:tcBorders>
-              <w:top w:val="single" w:sz="4" w:space="0" w:color="000000"/>
-              <w:left w:val="single" w:sz="4" w:space="0" w:color="000000"/>
-              <w:bottom w:val="single" w:sz="4" w:space="0" w:color="000000"/>
-              <w:right w:val="single" w:sz="4" w:space="0" w:color="000000"/>
-            </w:tcBorders>
-            <w:vAlign w:val="center"/>
-          </w:tcPr>
-          <w:p>
-            <w:pPr>
-              <w:pStyle w:val="Normal"/>
-              <w:spacing w:lineRule="exact" w:line="240" w:before="0" w:after="0"/>
-              <w:jc w:val="left"/>
-              <w:rPr/>
-            </w:pPr>
-            <w:r>
-              <w:rPr>
-                <w:rFonts w:eastAsia="Arial" w:cs="Arial"/>
-                <w:b w:val="false"/>
-                <w:bCs w:val="false"/>
-                <w:color w:val="000000"/>
-                <w:sz w:val="22"/>
-                <w:szCs w:val="22"/>
-              </w:rPr>
-              <w:t>Positivos sintéticos de fraccionamiento</w:t>
-            </w:r>
-          </w:p>
-        </w:tc>
-        <w:tc>
-          <w:tcPr>
-            <w:tcW w:w="3999" w:type="dxa"/>
+              <w:t>0.429</w:t>
+            </w:r>
+          </w:p>
+        </w:tc>
+        <w:tc>
+          <w:tcPr>
+            <w:tcW w:w="900" w:type="dxa"/>
             <w:tcBorders>
               <w:top w:val="single" w:sz="4" w:space="0" w:color="000000"/>
               <w:left w:val="single" w:sz="4" w:space="0" w:color="000000"/>
@@ -4575,7 +4921,7 @@
                 <w:sz w:val="22"/>
                 <w:szCs w:val="22"/>
               </w:rPr>
-              <w:t>24</w:t>
+              <w:t>0.429</w:t>
             </w:r>
           </w:p>
         </w:tc>
@@ -4596,7 +4942,25 @@
           <w:sz w:val="22"/>
           <w:szCs w:val="22"/>
         </w:rPr>
-        <w:t>El generador incorpora hard negatives y una categoría contractual estructurada goods/services/works para reducir separación trivial y ambigüedad normativa.</w:t>
+        <w:t>Favoritismo reserva 591 pares para holdout antes del FIT del preprocesador y usa AUC-PR como métrica primaria por desbalance. Fraccionamiento reserva 62 grupos; KMeans se ajusta sin labels y las etiquetas se usan para seleccionar/evaluar la capacidad de priorización del ranking.</w:t>
+      </w:r>
+    </w:p>
+    <w:p>
+      <w:pPr>
+        <w:pStyle w:val="Normal"/>
+        <w:keepNext w:val="false"/>
+        <w:spacing w:lineRule="exact" w:line="240" w:before="0" w:after="80"/>
+        <w:jc w:val="both"/>
+        <w:rPr/>
+      </w:pPr>
+      <w:r>
+        <w:rPr>
+          <w:rFonts w:eastAsia="Arial" w:cs="Arial"/>
+          <w:color w:val="000000"/>
+          <w:sz w:val="22"/>
+          <w:szCs w:val="22"/>
+        </w:rPr>
+        <w:t>Las métricas anteriores corresponden al benchmark sintético/local de la evidencia vigente. Deben utilizarse para verificar el método y el pipeline, no para afirmar precisión sobre expedientes institucionales.</w:t>
       </w:r>
     </w:p>
     <w:p>
@@ -4605,8 +4969,8 @@
         <w:spacing w:lineRule="exact" w:line="240" w:before="180" w:after="80"/>
         <w:rPr/>
       </w:pPr>
-      <w:bookmarkStart w:id="10" w:name="__RefHeading___Toc815_1103273133"/>
-      <w:bookmarkEnd w:id="10"/>
+      <w:bookmarkStart w:id="11" w:name="__RefHeading___Toc813_1096995856"/>
+      <w:bookmarkEnd w:id="11"/>
       <w:r>
         <w:rPr>
           <w:rFonts w:eastAsia="Arial" w:cs="Arial" w:ascii="Arial" w:hAnsi="Arial"/>
@@ -4616,25 +4980,7 @@
           <w:sz w:val="22"/>
           <w:szCs w:val="22"/>
         </w:rPr>
-        <w:t>3.3 Modelo de priorización de posible favoritismo</w:t>
-      </w:r>
-    </w:p>
-    <w:p>
-      <w:pPr>
-        <w:pStyle w:val="Normal"/>
-        <w:keepNext w:val="false"/>
-        <w:spacing w:lineRule="exact" w:line="240" w:before="0" w:after="80"/>
-        <w:jc w:val="both"/>
-        <w:rPr/>
-      </w:pPr>
-      <w:r>
-        <w:rPr>
-          <w:rFonts w:eastAsia="Arial" w:cs="Arial"/>
-          <w:color w:val="000000"/>
-          <w:sz w:val="22"/>
-          <w:szCs w:val="22"/>
-        </w:rPr>
-        <w:t>Se compararon 3 algoritmos con undefined. La métrica primaria es AUC-PR por desbalance.</w:t>
+        <w:t>3.4 Benchmarks complementarios e interpretabilidad</w:t>
       </w:r>
     </w:p>
     <w:p>
@@ -4654,7 +5000,7 @@
           <w:sz w:val="22"/>
           <w:szCs w:val="22"/>
         </w:rPr>
-        <w:t>Tabla 3. Comparación de modelos de favoritismo</w:t>
+        <w:t>Tabla 3. Comparación metodológica sklearn de favoritismo</w:t>
       </w:r>
     </w:p>
     <w:tbl>
@@ -5465,25 +5811,7 @@
           <w:sz w:val="22"/>
           <w:szCs w:val="22"/>
         </w:rPr>
-        <w:t>Random Forest conserva el mayor AUC-PR. El tuning selecciona n_estimators=100, max_depth=4 y min_samples_leaf=1, con AUC-PR CV 1.000.</w:t>
-      </w:r>
-    </w:p>
-    <w:p>
-      <w:pPr>
-        <w:pStyle w:val="Normal"/>
-        <w:keepNext w:val="false"/>
-        <w:spacing w:lineRule="exact" w:line="240" w:before="0" w:after="80"/>
-        <w:jc w:val="both"/>
-        <w:rPr/>
-      </w:pPr>
-      <w:r>
-        <w:rPr>
-          <w:rFonts w:eastAsia="Arial" w:cs="Arial"/>
-          <w:color w:val="000000"/>
-          <w:sz w:val="22"/>
-          <w:szCs w:val="22"/>
-        </w:rPr>
-        <w:t>Contratación Directa y Comparación de Precios permanecen como features separadas. SHAP aporta explicación global e individual sin convertir el score en una determinación de responsabilidad.</w:t>
+        <w:t>La comparación sklearn no define el champion; se conserva para contrastar familias de modelos y para evidencia SHAP. La Feature Importance del Random Forest Spark es la explicación directamente ligada al modelo servido.</w:t>
       </w:r>
     </w:p>
     <w:p>
@@ -5503,7 +5831,7 @@
           <w:sz w:val="22"/>
           <w:szCs w:val="22"/>
         </w:rPr>
-        <w:t>Gráfico 2. Resumen SHAP de favoritismo</w:t>
+        <w:t>Gráfico 2. Importancia de variables de favoritismo</w:t>
       </w:r>
     </w:p>
     <w:p>
@@ -5518,7 +5846,7 @@
         <w:rPr/>
         <w:drawing>
           <wp:inline distT="0" distB="0" distL="0" distR="0">
-            <wp:extent cx="5810250" cy="3429000"/>
+            <wp:extent cx="5810250" cy="3333750"/>
             <wp:effectExtent l="0" t="0" r="0" b="0"/>
             <wp:docPr id="2" name="Image2" descr=""/>
             <wp:cNvGraphicFramePr>
@@ -5542,7 +5870,7 @@
                   <pic:spPr bwMode="auto">
                     <a:xfrm>
                       <a:off x="0" y="0"/>
-                      <a:ext cx="5810250" cy="3429000"/>
+                      <a:ext cx="5810250" cy="3333750"/>
                     </a:xfrm>
                     <a:prstGeom prst="rect">
                       <a:avLst/>
@@ -5577,44 +5905,6 @@
     </w:p>
     <w:p>
       <w:pPr>
-        <w:pStyle w:val="Heading2"/>
-        <w:spacing w:lineRule="exact" w:line="240" w:before="180" w:after="80"/>
-        <w:rPr/>
-      </w:pPr>
-      <w:bookmarkStart w:id="11" w:name="__RefHeading___Toc817_1103273133"/>
-      <w:bookmarkEnd w:id="11"/>
-      <w:r>
-        <w:rPr>
-          <w:rFonts w:eastAsia="Arial" w:cs="Arial" w:ascii="Arial" w:hAnsi="Arial"/>
-          <w:b/>
-          <w:bCs/>
-          <w:color w:val="000000"/>
-          <w:sz w:val="22"/>
-          <w:szCs w:val="22"/>
-        </w:rPr>
-        <w:t>3.4 Modelo de priorización de posible fraccionamiento</w:t>
-      </w:r>
-    </w:p>
-    <w:p>
-      <w:pPr>
-        <w:pStyle w:val="Normal"/>
-        <w:keepNext w:val="false"/>
-        <w:spacing w:lineRule="exact" w:line="240" w:before="0" w:after="80"/>
-        <w:jc w:val="both"/>
-        <w:rPr/>
-      </w:pPr>
-      <w:r>
-        <w:rPr>
-          <w:rFonts w:eastAsia="Arial" w:cs="Arial"/>
-          <w:color w:val="000000"/>
-          <w:sz w:val="22"/>
-          <w:szCs w:val="22"/>
-        </w:rPr>
-        <w:t>holdout final separado antes del tuning; ranking y umbral calibrados solo en desarrollo. La selección se realiza por AUC-PR media para ranking; F1 medio para contamination/umbral binario; el holdout final no participa en tuning.</w:t>
-      </w:r>
-    </w:p>
-    <w:p>
-      <w:pPr>
         <w:pStyle w:val="Normal"/>
         <w:keepNext w:val="true"/>
         <w:spacing w:lineRule="exact" w:line="240" w:before="0" w:after="45"/>
@@ -5630,7 +5920,7 @@
           <w:sz w:val="22"/>
           <w:szCs w:val="22"/>
         </w:rPr>
-        <w:t>Tabla 4. Métricas holdout de fraccionamiento</w:t>
+        <w:t>Tabla 4. Benchmark complementario Isolation Forest</w:t>
       </w:r>
     </w:p>
     <w:tbl>
@@ -5683,7 +5973,7 @@
                 <w:sz w:val="22"/>
                 <w:szCs w:val="22"/>
               </w:rPr>
-              <w:t>Métrica</w:t>
+              <w:t>Elemento</w:t>
             </w:r>
           </w:p>
         </w:tc>
@@ -5751,7 +6041,7 @@
                 <w:sz w:val="22"/>
                 <w:szCs w:val="22"/>
               </w:rPr>
-              <w:t>Registros holdout</w:t>
+              <w:t>Rol</w:t>
             </w:r>
           </w:p>
         </w:tc>
@@ -5782,7 +6072,7 @@
                 <w:sz w:val="22"/>
                 <w:szCs w:val="22"/>
               </w:rPr>
-              <w:t>80</w:t>
+              <w:t>Benchmark sklearn de compatibilidad; no es el modelo servido.</w:t>
             </w:r>
           </w:p>
         </w:tc>
@@ -5818,7 +6108,7 @@
                 <w:sz w:val="22"/>
                 <w:szCs w:val="22"/>
               </w:rPr>
-              <w:t>Positivos holdout</w:t>
+              <w:t>AUC-PR holdout</w:t>
             </w:r>
           </w:p>
         </w:tc>
@@ -5849,7 +6139,7 @@
                 <w:sz w:val="22"/>
                 <w:szCs w:val="22"/>
               </w:rPr>
-              <w:t>7</w:t>
+              <w:t>0.133</w:t>
             </w:r>
           </w:p>
         </w:tc>
@@ -5885,7 +6175,7 @@
                 <w:sz w:val="22"/>
                 <w:szCs w:val="22"/>
               </w:rPr>
-              <w:t>Anomalías predichas</w:t>
+              <w:t>AUC-ROC holdout</w:t>
             </w:r>
           </w:p>
         </w:tc>
@@ -5916,7 +6206,7 @@
                 <w:sz w:val="22"/>
                 <w:szCs w:val="22"/>
               </w:rPr>
-              <w:t>2</w:t>
+              <w:t>0.659</w:t>
             </w:r>
           </w:p>
         </w:tc>
@@ -5952,7 +6242,7 @@
                 <w:sz w:val="22"/>
                 <w:szCs w:val="22"/>
               </w:rPr>
-              <w:t>AUC-ROC</w:t>
+              <w:t>F1 holdout</w:t>
             </w:r>
           </w:p>
         </w:tc>
@@ -5983,7 +6273,7 @@
                 <w:sz w:val="22"/>
                 <w:szCs w:val="22"/>
               </w:rPr>
-              <w:t>0.659</w:t>
+              <w:t>0.000</w:t>
             </w:r>
           </w:p>
         </w:tc>
@@ -6019,275 +6309,7 @@
                 <w:sz w:val="22"/>
                 <w:szCs w:val="22"/>
               </w:rPr>
-              <w:t>AUC-PR</w:t>
-            </w:r>
-          </w:p>
-        </w:tc>
-        <w:tc>
-          <w:tcPr>
-            <w:tcW w:w="4399" w:type="dxa"/>
-            <w:tcBorders>
-              <w:top w:val="single" w:sz="4" w:space="0" w:color="000000"/>
-              <w:left w:val="single" w:sz="4" w:space="0" w:color="000000"/>
-              <w:bottom w:val="single" w:sz="4" w:space="0" w:color="000000"/>
-              <w:right w:val="single" w:sz="4" w:space="0" w:color="000000"/>
-            </w:tcBorders>
-            <w:vAlign w:val="center"/>
-          </w:tcPr>
-          <w:p>
-            <w:pPr>
-              <w:pStyle w:val="Normal"/>
-              <w:spacing w:lineRule="exact" w:line="240" w:before="0" w:after="0"/>
-              <w:jc w:val="center"/>
-              <w:rPr/>
-            </w:pPr>
-            <w:r>
-              <w:rPr>
-                <w:rFonts w:eastAsia="Arial" w:cs="Arial"/>
-                <w:b w:val="false"/>
-                <w:bCs w:val="false"/>
-                <w:color w:val="000000"/>
-                <w:sz w:val="22"/>
-                <w:szCs w:val="22"/>
-              </w:rPr>
-              <w:t>0.133</w:t>
-            </w:r>
-          </w:p>
-        </w:tc>
-      </w:tr>
-      <w:tr>
-        <w:trPr>
-          <w:cantSplit w:val="true"/>
-        </w:trPr>
-        <w:tc>
-          <w:tcPr>
-            <w:tcW w:w="4400" w:type="dxa"/>
-            <w:tcBorders>
-              <w:top w:val="single" w:sz="4" w:space="0" w:color="000000"/>
-              <w:left w:val="single" w:sz="4" w:space="0" w:color="000000"/>
-              <w:bottom w:val="single" w:sz="4" w:space="0" w:color="000000"/>
-              <w:right w:val="single" w:sz="4" w:space="0" w:color="000000"/>
-            </w:tcBorders>
-            <w:vAlign w:val="center"/>
-          </w:tcPr>
-          <w:p>
-            <w:pPr>
-              <w:pStyle w:val="Normal"/>
-              <w:spacing w:lineRule="exact" w:line="240" w:before="0" w:after="0"/>
-              <w:jc w:val="left"/>
-              <w:rPr/>
-            </w:pPr>
-            <w:r>
-              <w:rPr>
-                <w:rFonts w:eastAsia="Arial" w:cs="Arial"/>
-                <w:b w:val="false"/>
-                <w:bCs w:val="false"/>
-                <w:color w:val="000000"/>
-                <w:sz w:val="22"/>
-                <w:szCs w:val="22"/>
-              </w:rPr>
-              <w:t>Precision</w:t>
-            </w:r>
-          </w:p>
-        </w:tc>
-        <w:tc>
-          <w:tcPr>
-            <w:tcW w:w="4399" w:type="dxa"/>
-            <w:tcBorders>
-              <w:top w:val="single" w:sz="4" w:space="0" w:color="000000"/>
-              <w:left w:val="single" w:sz="4" w:space="0" w:color="000000"/>
-              <w:bottom w:val="single" w:sz="4" w:space="0" w:color="000000"/>
-              <w:right w:val="single" w:sz="4" w:space="0" w:color="000000"/>
-            </w:tcBorders>
-            <w:vAlign w:val="center"/>
-          </w:tcPr>
-          <w:p>
-            <w:pPr>
-              <w:pStyle w:val="Normal"/>
-              <w:spacing w:lineRule="exact" w:line="240" w:before="0" w:after="0"/>
-              <w:jc w:val="center"/>
-              <w:rPr/>
-            </w:pPr>
-            <w:r>
-              <w:rPr>
-                <w:rFonts w:eastAsia="Arial" w:cs="Arial"/>
-                <w:b w:val="false"/>
-                <w:bCs w:val="false"/>
-                <w:color w:val="000000"/>
-                <w:sz w:val="22"/>
-                <w:szCs w:val="22"/>
-              </w:rPr>
-              <w:t>0.0%</w:t>
-            </w:r>
-          </w:p>
-        </w:tc>
-      </w:tr>
-      <w:tr>
-        <w:trPr>
-          <w:cantSplit w:val="true"/>
-        </w:trPr>
-        <w:tc>
-          <w:tcPr>
-            <w:tcW w:w="4400" w:type="dxa"/>
-            <w:tcBorders>
-              <w:top w:val="single" w:sz="4" w:space="0" w:color="000000"/>
-              <w:left w:val="single" w:sz="4" w:space="0" w:color="000000"/>
-              <w:bottom w:val="single" w:sz="4" w:space="0" w:color="000000"/>
-              <w:right w:val="single" w:sz="4" w:space="0" w:color="000000"/>
-            </w:tcBorders>
-            <w:vAlign w:val="center"/>
-          </w:tcPr>
-          <w:p>
-            <w:pPr>
-              <w:pStyle w:val="Normal"/>
-              <w:spacing w:lineRule="exact" w:line="240" w:before="0" w:after="0"/>
-              <w:jc w:val="left"/>
-              <w:rPr/>
-            </w:pPr>
-            <w:r>
-              <w:rPr>
-                <w:rFonts w:eastAsia="Arial" w:cs="Arial"/>
-                <w:b w:val="false"/>
-                <w:bCs w:val="false"/>
-                <w:color w:val="000000"/>
-                <w:sz w:val="22"/>
-                <w:szCs w:val="22"/>
-              </w:rPr>
-              <w:t>Recall</w:t>
-            </w:r>
-          </w:p>
-        </w:tc>
-        <w:tc>
-          <w:tcPr>
-            <w:tcW w:w="4399" w:type="dxa"/>
-            <w:tcBorders>
-              <w:top w:val="single" w:sz="4" w:space="0" w:color="000000"/>
-              <w:left w:val="single" w:sz="4" w:space="0" w:color="000000"/>
-              <w:bottom w:val="single" w:sz="4" w:space="0" w:color="000000"/>
-              <w:right w:val="single" w:sz="4" w:space="0" w:color="000000"/>
-            </w:tcBorders>
-            <w:vAlign w:val="center"/>
-          </w:tcPr>
-          <w:p>
-            <w:pPr>
-              <w:pStyle w:val="Normal"/>
-              <w:spacing w:lineRule="exact" w:line="240" w:before="0" w:after="0"/>
-              <w:jc w:val="center"/>
-              <w:rPr/>
-            </w:pPr>
-            <w:r>
-              <w:rPr>
-                <w:rFonts w:eastAsia="Arial" w:cs="Arial"/>
-                <w:b w:val="false"/>
-                <w:bCs w:val="false"/>
-                <w:color w:val="000000"/>
-                <w:sz w:val="22"/>
-                <w:szCs w:val="22"/>
-              </w:rPr>
-              <w:t>0.0%</w:t>
-            </w:r>
-          </w:p>
-        </w:tc>
-      </w:tr>
-      <w:tr>
-        <w:trPr>
-          <w:cantSplit w:val="true"/>
-        </w:trPr>
-        <w:tc>
-          <w:tcPr>
-            <w:tcW w:w="4400" w:type="dxa"/>
-            <w:tcBorders>
-              <w:top w:val="single" w:sz="4" w:space="0" w:color="000000"/>
-              <w:left w:val="single" w:sz="4" w:space="0" w:color="000000"/>
-              <w:bottom w:val="single" w:sz="4" w:space="0" w:color="000000"/>
-              <w:right w:val="single" w:sz="4" w:space="0" w:color="000000"/>
-            </w:tcBorders>
-            <w:vAlign w:val="center"/>
-          </w:tcPr>
-          <w:p>
-            <w:pPr>
-              <w:pStyle w:val="Normal"/>
-              <w:spacing w:lineRule="exact" w:line="240" w:before="0" w:after="0"/>
-              <w:jc w:val="left"/>
-              <w:rPr/>
-            </w:pPr>
-            <w:r>
-              <w:rPr>
-                <w:rFonts w:eastAsia="Arial" w:cs="Arial"/>
-                <w:b w:val="false"/>
-                <w:bCs w:val="false"/>
-                <w:color w:val="000000"/>
-                <w:sz w:val="22"/>
-                <w:szCs w:val="22"/>
-              </w:rPr>
-              <w:t>F1</w:t>
-            </w:r>
-          </w:p>
-        </w:tc>
-        <w:tc>
-          <w:tcPr>
-            <w:tcW w:w="4399" w:type="dxa"/>
-            <w:tcBorders>
-              <w:top w:val="single" w:sz="4" w:space="0" w:color="000000"/>
-              <w:left w:val="single" w:sz="4" w:space="0" w:color="000000"/>
-              <w:bottom w:val="single" w:sz="4" w:space="0" w:color="000000"/>
-              <w:right w:val="single" w:sz="4" w:space="0" w:color="000000"/>
-            </w:tcBorders>
-            <w:vAlign w:val="center"/>
-          </w:tcPr>
-          <w:p>
-            <w:pPr>
-              <w:pStyle w:val="Normal"/>
-              <w:spacing w:lineRule="exact" w:line="240" w:before="0" w:after="0"/>
-              <w:jc w:val="center"/>
-              <w:rPr/>
-            </w:pPr>
-            <w:r>
-              <w:rPr>
-                <w:rFonts w:eastAsia="Arial" w:cs="Arial"/>
-                <w:b w:val="false"/>
-                <w:bCs w:val="false"/>
-                <w:color w:val="000000"/>
-                <w:sz w:val="22"/>
-                <w:szCs w:val="22"/>
-              </w:rPr>
-              <w:t>0.000</w:t>
-            </w:r>
-          </w:p>
-        </w:tc>
-      </w:tr>
-      <w:tr>
-        <w:trPr>
-          <w:cantSplit w:val="true"/>
-        </w:trPr>
-        <w:tc>
-          <w:tcPr>
-            <w:tcW w:w="4400" w:type="dxa"/>
-            <w:tcBorders>
-              <w:top w:val="single" w:sz="4" w:space="0" w:color="000000"/>
-              <w:left w:val="single" w:sz="4" w:space="0" w:color="000000"/>
-              <w:bottom w:val="single" w:sz="4" w:space="0" w:color="000000"/>
-              <w:right w:val="single" w:sz="4" w:space="0" w:color="000000"/>
-            </w:tcBorders>
-            <w:vAlign w:val="center"/>
-          </w:tcPr>
-          <w:p>
-            <w:pPr>
-              <w:pStyle w:val="Normal"/>
-              <w:spacing w:lineRule="exact" w:line="240" w:before="0" w:after="0"/>
-              <w:jc w:val="left"/>
-              <w:rPr/>
-            </w:pPr>
-            <w:r>
-              <w:rPr>
-                <w:rFonts w:eastAsia="Arial" w:cs="Arial"/>
-                <w:b w:val="false"/>
-                <w:bCs w:val="false"/>
-                <w:color w:val="000000"/>
-                <w:sz w:val="22"/>
-                <w:szCs w:val="22"/>
-              </w:rPr>
-              <w:t>Recall@K</w:t>
+              <w:t>Recall@K holdout</w:t>
             </w:r>
           </w:p>
         </w:tc>
@@ -6324,24 +6346,6 @@
         </w:tc>
       </w:tr>
     </w:tbl>
-    <w:p>
-      <w:pPr>
-        <w:pStyle w:val="Normal"/>
-        <w:keepNext w:val="false"/>
-        <w:spacing w:lineRule="exact" w:line="240" w:before="0" w:after="80"/>
-        <w:jc w:val="both"/>
-        <w:rPr/>
-      </w:pPr>
-      <w:r>
-        <w:rPr>
-          <w:rFonts w:eastAsia="Arial" w:cs="Arial"/>
-          <w:color w:val="000000"/>
-          <w:sz w:val="22"/>
-          <w:szCs w:val="22"/>
-        </w:rPr>
-        <w:t>La diferencia entre AUC-ROC y AUC-PR confirma que el detector separa parcialmente extremos, pero su desempeño sobre la clase positiva es débil. La regla interpretable de ventana temporal y cuantía se conserva únicamente como señal complementaria de caja blanca.</w:t>
-      </w:r>
-    </w:p>
     <w:p>
       <w:pPr>
         <w:pStyle w:val="Normal"/>
@@ -6359,7 +6363,7 @@
           <w:sz w:val="22"/>
           <w:szCs w:val="22"/>
         </w:rPr>
-        <w:t>Gráfico 3. Detección de señales de posible fraccionamiento</w:t>
+        <w:t>Gráfico 3. Señales de posible fraccionamiento</w:t>
       </w:r>
     </w:p>
     <w:p>
@@ -6437,7 +6441,7 @@
         <w:spacing w:lineRule="exact" w:line="240" w:before="180" w:after="80"/>
         <w:rPr/>
       </w:pPr>
-      <w:bookmarkStart w:id="12" w:name="__RefHeading___Toc819_1103273133"/>
+      <w:bookmarkStart w:id="12" w:name="__RefHeading___Toc815_1096995856"/>
       <w:bookmarkEnd w:id="12"/>
       <w:r>
         <w:rPr>
@@ -6448,7 +6452,181 @@
           <w:sz w:val="22"/>
           <w:szCs w:val="22"/>
         </w:rPr>
-        <w:t>3.5 Implementación Spark MLlib y GraphFrames</w:t>
+        <w:t>3.5 Evaluación, fingerprint y TRAIN</w:t>
+      </w:r>
+    </w:p>
+    <w:p>
+      <w:pPr>
+        <w:pStyle w:val="Normal"/>
+        <w:keepNext w:val="false"/>
+        <w:spacing w:lineRule="exact" w:line="240" w:before="0" w:after="80"/>
+        <w:jc w:val="both"/>
+        <w:rPr/>
+      </w:pPr>
+      <w:r>
+        <w:rPr>
+          <w:rFonts w:eastAsia="Arial" w:cs="Arial"/>
+          <w:color w:val="000000"/>
+          <w:sz w:val="22"/>
+          <w:szCs w:val="22"/>
+        </w:rPr>
+        <w:t>Los evaluadores Spark registran el fingerprint SHA-256 del corpus canónico. TRAIN exige que las evidencias de favoritismo y fraccionamiento correspondan al mismo fingerprint. La selección ocurre en desarrollo y el holdout final no se utiliza para reconfigurar el modelo.</w:t>
+      </w:r>
+    </w:p>
+    <w:p>
+      <w:pPr>
+        <w:pStyle w:val="Normal"/>
+        <w:keepNext w:val="false"/>
+        <w:spacing w:lineRule="exact" w:line="240" w:before="0" w:after="80"/>
+        <w:jc w:val="both"/>
+        <w:rPr/>
+      </w:pPr>
+      <w:r>
+        <w:rPr>
+          <w:rFonts w:eastAsia="Arial" w:cs="Arial"/>
+          <w:color w:val="000000"/>
+          <w:sz w:val="22"/>
+          <w:szCs w:val="22"/>
+        </w:rPr>
+        <w:t>Cuando source.type=spark_sql, la evaluación dispone de ruta distribuida: integrar_spark, split, FIT/TRANSFORM, features y métricas permanecen en Spark. Las observaciones no se materializan con toPandas. Este contrato permite que la evidencia requerida por TRAIN exista también sobre un corpus Spark institucional.</w:t>
+      </w:r>
+    </w:p>
+    <w:p>
+      <w:pPr>
+        <w:pStyle w:val="Heading2"/>
+        <w:spacing w:lineRule="exact" w:line="240" w:before="180" w:after="80"/>
+        <w:rPr/>
+      </w:pPr>
+      <w:bookmarkStart w:id="13" w:name="__RefHeading___Toc817_1096995856"/>
+      <w:bookmarkEnd w:id="13"/>
+      <w:r>
+        <w:rPr>
+          <w:rFonts w:eastAsia="Arial" w:cs="Arial" w:ascii="Arial" w:hAnsi="Arial"/>
+          <w:b/>
+          <w:bCs/>
+          <w:color w:val="000000"/>
+          <w:sz w:val="22"/>
+          <w:szCs w:val="22"/>
+        </w:rPr>
+        <w:t>3.6 TRAIN, candidate, champion e INFERENCE</w:t>
+      </w:r>
+    </w:p>
+    <w:p>
+      <w:pPr>
+        <w:pStyle w:val="Normal"/>
+        <w:keepNext w:val="false"/>
+        <w:spacing w:lineRule="exact" w:line="240" w:before="0" w:after="80"/>
+        <w:jc w:val="both"/>
+        <w:rPr/>
+      </w:pPr>
+      <w:r>
+        <w:rPr>
+          <w:rFonts w:eastAsia="Arial" w:cs="Arial"/>
+          <w:color w:val="000000"/>
+          <w:sz w:val="22"/>
+          <w:szCs w:val="22"/>
+        </w:rPr>
+        <w:t>TRAIN produce un candidate y no cambia el champion. La promoción valida rutas y hashes, publica un conjunto versionado y actualiza el registry solo después del gate de integridad. INFERENCE verifica el champion antes del scoring y antes de publicar; los rankings se generan inicialmente en staging.</w:t>
+      </w:r>
+    </w:p>
+    <w:p>
+      <w:pPr>
+        <w:pStyle w:val="ListParagraph"/>
+        <w:numPr>
+          <w:ilvl w:val="0"/>
+          <w:numId w:val="1"/>
+        </w:numPr>
+        <w:spacing w:lineRule="exact" w:line="240" w:before="0" w:after="50"/>
+        <w:rPr/>
+      </w:pPr>
+      <w:r>
+        <w:rPr>
+          <w:rFonts w:eastAsia="Arial" w:cs="Arial"/>
+          <w:color w:val="000000"/>
+          <w:sz w:val="22"/>
+          <w:szCs w:val="22"/>
+        </w:rPr>
+        <w:t>INFERENCE no consume labels.</w:t>
+      </w:r>
+    </w:p>
+    <w:p>
+      <w:pPr>
+        <w:pStyle w:val="ListParagraph"/>
+        <w:numPr>
+          <w:ilvl w:val="0"/>
+          <w:numId w:val="1"/>
+        </w:numPr>
+        <w:spacing w:lineRule="exact" w:line="240" w:before="0" w:after="50"/>
+        <w:rPr/>
+      </w:pPr>
+      <w:r>
+        <w:rPr>
+          <w:rFonts w:eastAsia="Arial" w:cs="Arial"/>
+          <w:color w:val="000000"/>
+          <w:sz w:val="22"/>
+          <w:szCs w:val="22"/>
+        </w:rPr>
+        <w:t>INFERENCE no ejecuta FIT, training ni tuning.</w:t>
+      </w:r>
+    </w:p>
+    <w:p>
+      <w:pPr>
+        <w:pStyle w:val="ListParagraph"/>
+        <w:numPr>
+          <w:ilvl w:val="0"/>
+          <w:numId w:val="1"/>
+        </w:numPr>
+        <w:spacing w:lineRule="exact" w:line="240" w:before="0" w:after="50"/>
+        <w:rPr/>
+      </w:pPr>
+      <w:r>
+        <w:rPr>
+          <w:rFonts w:eastAsia="Arial" w:cs="Arial"/>
+          <w:color w:val="000000"/>
+          <w:sz w:val="22"/>
+          <w:szCs w:val="22"/>
+        </w:rPr>
+        <w:t>La promoción técnica del PoC no equivale a aprobación institucional.</w:t>
+      </w:r>
+    </w:p>
+    <w:p>
+      <w:pPr>
+        <w:pStyle w:val="ListParagraph"/>
+        <w:numPr>
+          <w:ilvl w:val="0"/>
+          <w:numId w:val="1"/>
+        </w:numPr>
+        <w:spacing w:lineRule="exact" w:line="240" w:before="0" w:after="50"/>
+        <w:rPr/>
+      </w:pPr>
+      <w:r>
+        <w:rPr>
+          <w:rFonts w:eastAsia="Arial" w:cs="Arial"/>
+          <w:color w:val="000000"/>
+          <w:sz w:val="22"/>
+          <w:szCs w:val="22"/>
+        </w:rPr>
+        <w:t>El registry conserva historial para rollback explícito.</w:t>
+      </w:r>
+    </w:p>
+    <w:p>
+      <w:pPr>
+        <w:pStyle w:val="Heading2"/>
+        <w:spacing w:lineRule="exact" w:line="240" w:before="180" w:after="80"/>
+        <w:rPr/>
+      </w:pPr>
+      <w:bookmarkStart w:id="14" w:name="__RefHeading___Toc819_1096995856"/>
+      <w:bookmarkEnd w:id="14"/>
+      <w:r>
+        <w:rPr>
+          <w:rFonts w:eastAsia="Arial" w:cs="Arial" w:ascii="Arial" w:hAnsi="Arial"/>
+          <w:b/>
+          <w:bCs/>
+          <w:color w:val="000000"/>
+          <w:sz w:val="22"/>
+          <w:szCs w:val="22"/>
+        </w:rPr>
+        <w:t>3.7 Monitoreo y mantenimiento</w:t>
       </w:r>
     </w:p>
     <w:p>
@@ -6468,7 +6646,7 @@
           <w:sz w:val="22"/>
           <w:szCs w:val="22"/>
         </w:rPr>
-        <w:t>Tabla 5. Evidencia Spark y GraphFrames</w:t>
+        <w:t>Tabla 5. MLOps, monitoreo y seguridad</w:t>
       </w:r>
     </w:p>
     <w:tbl>
@@ -6485,8 +6663,8 @@
         </w:tblCellMar>
       </w:tblPr>
       <w:tblGrid>
-        <w:gridCol w:w="2800"/>
-        <w:gridCol w:w="5999"/>
+        <w:gridCol w:w="2999"/>
+        <w:gridCol w:w="5800"/>
       </w:tblGrid>
       <w:tr>
         <w:trPr>
@@ -6495,7 +6673,7 @@
         </w:trPr>
         <w:tc>
           <w:tcPr>
-            <w:tcW w:w="2800" w:type="dxa"/>
+            <w:tcW w:w="2999" w:type="dxa"/>
             <w:tcBorders>
               <w:top w:val="single" w:sz="4" w:space="0" w:color="000000"/>
               <w:left w:val="single" w:sz="4" w:space="0" w:color="000000"/>
@@ -6521,13 +6699,13 @@
                 <w:sz w:val="22"/>
                 <w:szCs w:val="22"/>
               </w:rPr>
-              <w:t>Componente</w:t>
-            </w:r>
-          </w:p>
-        </w:tc>
-        <w:tc>
-          <w:tcPr>
-            <w:tcW w:w="5999" w:type="dxa"/>
+              <w:t>Control</w:t>
+            </w:r>
+          </w:p>
+        </w:tc>
+        <w:tc>
+          <w:tcPr>
+            <w:tcW w:w="5800" w:type="dxa"/>
             <w:tcBorders>
               <w:top w:val="single" w:sz="4" w:space="0" w:color="000000"/>
               <w:left w:val="single" w:sz="4" w:space="0" w:color="000000"/>
@@ -6553,7 +6731,7 @@
                 <w:sz w:val="22"/>
                 <w:szCs w:val="22"/>
               </w:rPr>
-              <w:t>Evidencia reproducible</w:t>
+              <w:t>Comportamiento vigente</w:t>
             </w:r>
           </w:p>
         </w:tc>
@@ -6564,7 +6742,7 @@
         </w:trPr>
         <w:tc>
           <w:tcPr>
-            <w:tcW w:w="2800" w:type="dxa"/>
+            <w:tcW w:w="2999" w:type="dxa"/>
             <w:tcBorders>
               <w:top w:val="single" w:sz="4" w:space="0" w:color="000000"/>
               <w:left w:val="single" w:sz="4" w:space="0" w:color="000000"/>
@@ -6589,13 +6767,13 @@
                 <w:sz w:val="22"/>
                 <w:szCs w:val="22"/>
               </w:rPr>
-              <w:t>Favoritismo Spark benchmark</w:t>
-            </w:r>
-          </w:p>
-        </w:tc>
-        <w:tc>
-          <w:tcPr>
-            <w:tcW w:w="5999" w:type="dxa"/>
+              <w:t>Champion monitorizado</w:t>
+            </w:r>
+          </w:p>
+        </w:tc>
+        <w:tc>
+          <w:tcPr>
+            <w:tcW w:w="5800" w:type="dxa"/>
             <w:tcBorders>
               <w:top w:val="single" w:sz="4" w:space="0" w:color="000000"/>
               <w:left w:val="single" w:sz="4" w:space="0" w:color="000000"/>
@@ -6620,7 +6798,7 @@
                 <w:sz w:val="22"/>
                 <w:szCs w:val="22"/>
               </w:rPr>
-              <w:t>RandomForestClassifier; 3-fold estratificado con orden xxhash64 determinístico; modo histórico local[*]; AUC-PR CV sanity 1.000.</w:t>
+              <w:t>El monitor lee el perfil spark_mllib activo del registry.</w:t>
             </w:r>
           </w:p>
         </w:tc>
@@ -6631,7 +6809,7 @@
         </w:trPr>
         <w:tc>
           <w:tcPr>
-            <w:tcW w:w="2800" w:type="dxa"/>
+            <w:tcW w:w="2999" w:type="dxa"/>
             <w:tcBorders>
               <w:top w:val="single" w:sz="4" w:space="0" w:color="000000"/>
               <w:left w:val="single" w:sz="4" w:space="0" w:color="000000"/>
@@ -6656,13 +6834,13 @@
                 <w:sz w:val="22"/>
                 <w:szCs w:val="22"/>
               </w:rPr>
-              <w:t>Fraccionamiento Spark benchmark</w:t>
-            </w:r>
-          </w:p>
-        </w:tc>
-        <w:tc>
-          <w:tcPr>
-            <w:tcW w:w="5999" w:type="dxa"/>
+              <w:t>Drift favoritismo</w:t>
+            </w:r>
+          </w:p>
+        </w:tc>
+        <w:tc>
+          <w:tcPr>
+            <w:tcW w:w="5800" w:type="dxa"/>
             <w:tcBorders>
               <w:top w:val="single" w:sz="4" w:space="0" w:color="000000"/>
               <w:left w:val="single" w:sz="4" w:space="0" w:color="000000"/>
@@ -6687,7 +6865,7 @@
                 <w:sz w:val="22"/>
                 <w:szCs w:val="22"/>
               </w:rPr>
-              <w:t>StandardScaler + KMeans + distancia al centroide; k=3; modo histórico local[*].</w:t>
+              <w:t>PSI sobre features seleccionadas.</w:t>
             </w:r>
           </w:p>
         </w:tc>
@@ -6698,7 +6876,7 @@
         </w:trPr>
         <w:tc>
           <w:tcPr>
-            <w:tcW w:w="2800" w:type="dxa"/>
+            <w:tcW w:w="2999" w:type="dxa"/>
             <w:tcBorders>
               <w:top w:val="single" w:sz="4" w:space="0" w:color="000000"/>
               <w:left w:val="single" w:sz="4" w:space="0" w:color="000000"/>
@@ -6723,13 +6901,13 @@
                 <w:sz w:val="22"/>
                 <w:szCs w:val="22"/>
               </w:rPr>
-              <w:t>Serving operacional</w:t>
-            </w:r>
-          </w:p>
-        </w:tc>
-        <w:tc>
-          <w:tcPr>
-            <w:tcW w:w="5999" w:type="dxa"/>
+              <w:t>Drift fraccionamiento</w:t>
+            </w:r>
+          </w:p>
+        </w:tc>
+        <w:tc>
+          <w:tcPr>
+            <w:tcW w:w="5800" w:type="dxa"/>
             <w:tcBorders>
               <w:top w:val="single" w:sz="4" w:space="0" w:color="000000"/>
               <w:left w:val="single" w:sz="4" w:space="0" w:color="000000"/>
@@ -6754,7 +6932,7 @@
                 <w:sz w:val="22"/>
                 <w:szCs w:val="22"/>
               </w:rPr>
-              <w:t>TRAIN/INFERENCE MLlib con master configurable; spark_sql mantiene DataFrame Spark, medianas distribuidas y salida Parquet sin toPandas.</w:t>
+              <w:t>PSI de features y distribución de score_anomalia.</w:t>
             </w:r>
           </w:p>
         </w:tc>
@@ -6765,7 +6943,7 @@
         </w:trPr>
         <w:tc>
           <w:tcPr>
-            <w:tcW w:w="2800" w:type="dxa"/>
+            <w:tcW w:w="2999" w:type="dxa"/>
             <w:tcBorders>
               <w:top w:val="single" w:sz="4" w:space="0" w:color="000000"/>
               <w:left w:val="single" w:sz="4" w:space="0" w:color="000000"/>
@@ -6790,13 +6968,13 @@
                 <w:sz w:val="22"/>
                 <w:szCs w:val="22"/>
               </w:rPr>
-              <w:t>GraphFrames</w:t>
-            </w:r>
-          </w:p>
-        </w:tc>
-        <w:tc>
-          <w:tcPr>
-            <w:tcW w:w="5999" w:type="dxa"/>
+              <w:t>Desempeño</w:t>
+            </w:r>
+          </w:p>
+        </w:tc>
+        <w:tc>
+          <w:tcPr>
+            <w:tcW w:w="5800" w:type="dxa"/>
             <w:tcBorders>
               <w:top w:val="single" w:sz="4" w:space="0" w:color="000000"/>
               <w:left w:val="single" w:sz="4" w:space="0" w:color="000000"/>
@@ -6821,7 +6999,7 @@
                 <w:sz w:val="22"/>
                 <w:szCs w:val="22"/>
               </w:rPr>
-              <w:t>280 vértices, 3130 aristas y 5 señales sintéticas.</w:t>
+              <w:t>Recall@K cuando existen labels válidos.</w:t>
             </w:r>
           </w:p>
         </w:tc>
@@ -6832,7 +7010,7 @@
         </w:trPr>
         <w:tc>
           <w:tcPr>
-            <w:tcW w:w="2800" w:type="dxa"/>
+            <w:tcW w:w="2999" w:type="dxa"/>
             <w:tcBorders>
               <w:top w:val="single" w:sz="4" w:space="0" w:color="000000"/>
               <w:left w:val="single" w:sz="4" w:space="0" w:color="000000"/>
@@ -6857,13 +7035,13 @@
                 <w:sz w:val="22"/>
                 <w:szCs w:val="22"/>
               </w:rPr>
-              <w:t>Versiones</w:t>
-            </w:r>
-          </w:p>
-        </w:tc>
-        <w:tc>
-          <w:tcPr>
-            <w:tcW w:w="5999" w:type="dxa"/>
+              <w:t>Reentrenamiento</w:t>
+            </w:r>
+          </w:p>
+        </w:tc>
+        <w:tc>
+          <w:tcPr>
+            <w:tcW w:w="5800" w:type="dxa"/>
             <w:tcBorders>
               <w:top w:val="single" w:sz="4" w:space="0" w:color="000000"/>
               <w:left w:val="single" w:sz="4" w:space="0" w:color="000000"/>
@@ -6888,7 +7066,208 @@
                 <w:sz w:val="22"/>
                 <w:szCs w:val="22"/>
               </w:rPr>
-              <w:t>PySpark 4.1.1; GraphFrames 0.10.0; Java 17 en CI.</w:t>
+              <w:t>Puede generar candidate; no existe autopromoción.</w:t>
+            </w:r>
+          </w:p>
+        </w:tc>
+      </w:tr>
+      <w:tr>
+        <w:trPr>
+          <w:cantSplit w:val="true"/>
+        </w:trPr>
+        <w:tc>
+          <w:tcPr>
+            <w:tcW w:w="2999" w:type="dxa"/>
+            <w:tcBorders>
+              <w:top w:val="single" w:sz="4" w:space="0" w:color="000000"/>
+              <w:left w:val="single" w:sz="4" w:space="0" w:color="000000"/>
+              <w:bottom w:val="single" w:sz="4" w:space="0" w:color="000000"/>
+              <w:right w:val="single" w:sz="4" w:space="0" w:color="000000"/>
+            </w:tcBorders>
+            <w:vAlign w:val="center"/>
+          </w:tcPr>
+          <w:p>
+            <w:pPr>
+              <w:pStyle w:val="Normal"/>
+              <w:spacing w:lineRule="exact" w:line="240" w:before="0" w:after="0"/>
+              <w:jc w:val="left"/>
+              <w:rPr/>
+            </w:pPr>
+            <w:r>
+              <w:rPr>
+                <w:rFonts w:eastAsia="Arial" w:cs="Arial"/>
+                <w:b w:val="false"/>
+                <w:bCs w:val="false"/>
+                <w:color w:val="000000"/>
+                <w:sz w:val="22"/>
+                <w:szCs w:val="22"/>
+              </w:rPr>
+              <w:t>Integridad</w:t>
+            </w:r>
+          </w:p>
+        </w:tc>
+        <w:tc>
+          <w:tcPr>
+            <w:tcW w:w="5800" w:type="dxa"/>
+            <w:tcBorders>
+              <w:top w:val="single" w:sz="4" w:space="0" w:color="000000"/>
+              <w:left w:val="single" w:sz="4" w:space="0" w:color="000000"/>
+              <w:bottom w:val="single" w:sz="4" w:space="0" w:color="000000"/>
+              <w:right w:val="single" w:sz="4" w:space="0" w:color="000000"/>
+            </w:tcBorders>
+            <w:vAlign w:val="center"/>
+          </w:tcPr>
+          <w:p>
+            <w:pPr>
+              <w:pStyle w:val="Normal"/>
+              <w:spacing w:lineRule="exact" w:line="240" w:before="0" w:after="0"/>
+              <w:jc w:val="center"/>
+              <w:rPr/>
+            </w:pPr>
+            <w:r>
+              <w:rPr>
+                <w:rFonts w:eastAsia="Arial" w:cs="Arial"/>
+                <w:b w:val="false"/>
+                <w:bCs w:val="false"/>
+                <w:color w:val="000000"/>
+                <w:sz w:val="22"/>
+                <w:szCs w:val="22"/>
+              </w:rPr>
+              <w:t>SHA-256 de candidate/champion y verificación antes/después de inference.</w:t>
+            </w:r>
+          </w:p>
+        </w:tc>
+      </w:tr>
+      <w:tr>
+        <w:trPr>
+          <w:cantSplit w:val="true"/>
+        </w:trPr>
+        <w:tc>
+          <w:tcPr>
+            <w:tcW w:w="2999" w:type="dxa"/>
+            <w:tcBorders>
+              <w:top w:val="single" w:sz="4" w:space="0" w:color="000000"/>
+              <w:left w:val="single" w:sz="4" w:space="0" w:color="000000"/>
+              <w:bottom w:val="single" w:sz="4" w:space="0" w:color="000000"/>
+              <w:right w:val="single" w:sz="4" w:space="0" w:color="000000"/>
+            </w:tcBorders>
+            <w:vAlign w:val="center"/>
+          </w:tcPr>
+          <w:p>
+            <w:pPr>
+              <w:pStyle w:val="Normal"/>
+              <w:spacing w:lineRule="exact" w:line="240" w:before="0" w:after="0"/>
+              <w:jc w:val="left"/>
+              <w:rPr/>
+            </w:pPr>
+            <w:r>
+              <w:rPr>
+                <w:rFonts w:eastAsia="Arial" w:cs="Arial"/>
+                <w:b w:val="false"/>
+                <w:bCs w:val="false"/>
+                <w:color w:val="000000"/>
+                <w:sz w:val="22"/>
+                <w:szCs w:val="22"/>
+              </w:rPr>
+              <w:t>CI</w:t>
+            </w:r>
+          </w:p>
+        </w:tc>
+        <w:tc>
+          <w:tcPr>
+            <w:tcW w:w="5800" w:type="dxa"/>
+            <w:tcBorders>
+              <w:top w:val="single" w:sz="4" w:space="0" w:color="000000"/>
+              <w:left w:val="single" w:sz="4" w:space="0" w:color="000000"/>
+              <w:bottom w:val="single" w:sz="4" w:space="0" w:color="000000"/>
+              <w:right w:val="single" w:sz="4" w:space="0" w:color="000000"/>
+            </w:tcBorders>
+            <w:vAlign w:val="center"/>
+          </w:tcPr>
+          <w:p>
+            <w:pPr>
+              <w:pStyle w:val="Normal"/>
+              <w:spacing w:lineRule="exact" w:line="240" w:before="0" w:after="0"/>
+              <w:jc w:val="center"/>
+              <w:rPr/>
+            </w:pPr>
+            <w:r>
+              <w:rPr>
+                <w:rFonts w:eastAsia="Arial" w:cs="Arial"/>
+                <w:b w:val="false"/>
+                <w:bCs w:val="false"/>
+                <w:color w:val="000000"/>
+                <w:sz w:val="22"/>
+                <w:szCs w:val="22"/>
+              </w:rPr>
+              <w:t>Tests no privilegiados separados del job con escritura persistente.</w:t>
+            </w:r>
+          </w:p>
+        </w:tc>
+      </w:tr>
+      <w:tr>
+        <w:trPr>
+          <w:cantSplit w:val="true"/>
+        </w:trPr>
+        <w:tc>
+          <w:tcPr>
+            <w:tcW w:w="2999" w:type="dxa"/>
+            <w:tcBorders>
+              <w:top w:val="single" w:sz="4" w:space="0" w:color="000000"/>
+              <w:left w:val="single" w:sz="4" w:space="0" w:color="000000"/>
+              <w:bottom w:val="single" w:sz="4" w:space="0" w:color="000000"/>
+              <w:right w:val="single" w:sz="4" w:space="0" w:color="000000"/>
+            </w:tcBorders>
+            <w:vAlign w:val="center"/>
+          </w:tcPr>
+          <w:p>
+            <w:pPr>
+              <w:pStyle w:val="Normal"/>
+              <w:spacing w:lineRule="exact" w:line="240" w:before="0" w:after="0"/>
+              <w:jc w:val="left"/>
+              <w:rPr/>
+            </w:pPr>
+            <w:r>
+              <w:rPr>
+                <w:rFonts w:eastAsia="Arial" w:cs="Arial"/>
+                <w:b w:val="false"/>
+                <w:bCs w:val="false"/>
+                <w:color w:val="000000"/>
+                <w:sz w:val="22"/>
+                <w:szCs w:val="22"/>
+              </w:rPr>
+              <w:t>Datos reales</w:t>
+            </w:r>
+          </w:p>
+        </w:tc>
+        <w:tc>
+          <w:tcPr>
+            <w:tcW w:w="5800" w:type="dxa"/>
+            <w:tcBorders>
+              <w:top w:val="single" w:sz="4" w:space="0" w:color="000000"/>
+              <w:left w:val="single" w:sz="4" w:space="0" w:color="000000"/>
+              <w:bottom w:val="single" w:sz="4" w:space="0" w:color="000000"/>
+              <w:right w:val="single" w:sz="4" w:space="0" w:color="000000"/>
+            </w:tcBorders>
+            <w:vAlign w:val="center"/>
+          </w:tcPr>
+          <w:p>
+            <w:pPr>
+              <w:pStyle w:val="Normal"/>
+              <w:spacing w:lineRule="exact" w:line="240" w:before="0" w:after="0"/>
+              <w:jc w:val="center"/>
+              <w:rPr/>
+            </w:pPr>
+            <w:r>
+              <w:rPr>
+                <w:rFonts w:eastAsia="Arial" w:cs="Arial"/>
+                <w:b w:val="false"/>
+                <w:bCs w:val="false"/>
+                <w:color w:val="000000"/>
+                <w:sz w:val="22"/>
+                <w:szCs w:val="22"/>
+              </w:rPr>
+              <w:t>Rankings identificables y datasets crudos fuera del repositorio público.</w:t>
             </w:r>
           </w:p>
         </w:tc>
@@ -6909,7 +7288,45 @@
           <w:sz w:val="22"/>
           <w:szCs w:val="22"/>
         </w:rPr>
-        <w:t>Las métricas Spark del benchmark sintético no se utilizan como estimación productiva. La evidencia demuestra ejecución MLlib y el contrato distribuido; rendimiento, robustez y aceptación sobre el clúster/datos CGR requieren pruebas institucionales.</w:t>
+        <w:t>El resumen de monitoreo mantiene automatic_promotion=false. Un lote sin labels puede aportar evidencia de drift, pero no debe convertirse automáticamente en ground truth.</w:t>
+      </w:r>
+    </w:p>
+    <w:p>
+      <w:pPr>
+        <w:pStyle w:val="Heading2"/>
+        <w:spacing w:lineRule="exact" w:line="240" w:before="180" w:after="80"/>
+        <w:rPr/>
+      </w:pPr>
+      <w:bookmarkStart w:id="15" w:name="__RefHeading___Toc821_1096995856"/>
+      <w:bookmarkEnd w:id="15"/>
+      <w:r>
+        <w:rPr>
+          <w:rFonts w:eastAsia="Arial" w:cs="Arial" w:ascii="Arial" w:hAnsi="Arial"/>
+          <w:b/>
+          <w:bCs/>
+          <w:color w:val="000000"/>
+          <w:sz w:val="22"/>
+          <w:szCs w:val="22"/>
+        </w:rPr>
+        <w:t>3.8 GraphFrames y vínculos</w:t>
+      </w:r>
+    </w:p>
+    <w:p>
+      <w:pPr>
+        <w:pStyle w:val="Normal"/>
+        <w:keepNext w:val="false"/>
+        <w:spacing w:lineRule="exact" w:line="240" w:before="0" w:after="80"/>
+        <w:jc w:val="both"/>
+        <w:rPr/>
+      </w:pPr>
+      <w:r>
+        <w:rPr>
+          <w:rFonts w:eastAsia="Arial" w:cs="Arial"/>
+          <w:color w:val="000000"/>
+          <w:sz w:val="22"/>
+          <w:szCs w:val="22"/>
+        </w:rPr>
+        <w:t>La herramienta incorpora NetworkX/GraphFrames para representar relaciones proveedor-funcionario cuando las variables necesarias están disponibles. La evidencia pública utiliza datos sintéticos para no afirmar vínculos institucionales no observados.</w:t>
       </w:r>
     </w:p>
     <w:p>
@@ -6944,7 +7361,7 @@
         <w:rPr/>
         <w:drawing>
           <wp:inline distT="0" distB="0" distL="0" distR="0">
-            <wp:extent cx="5810250" cy="4000500"/>
+            <wp:extent cx="5810250" cy="3905250"/>
             <wp:effectExtent l="0" t="0" r="0" b="0"/>
             <wp:docPr id="4" name="Image4" descr=""/>
             <wp:cNvGraphicFramePr>
@@ -6968,7 +7385,7 @@
                   <pic:spPr bwMode="auto">
                     <a:xfrm>
                       <a:off x="0" y="0"/>
-                      <a:ext cx="5810250" cy="4000500"/>
+                      <a:ext cx="5810250" cy="3905250"/>
                     </a:xfrm>
                     <a:prstGeom prst="rect">
                       <a:avLst/>
@@ -7003,12 +7420,30 @@
     </w:p>
     <w:p>
       <w:pPr>
+        <w:pStyle w:val="Normal"/>
+        <w:keepNext w:val="false"/>
+        <w:spacing w:lineRule="exact" w:line="240" w:before="0" w:after="80"/>
+        <w:jc w:val="both"/>
+        <w:rPr/>
+      </w:pPr>
+      <w:r>
+        <w:rPr>
+          <w:rFonts w:eastAsia="Arial" w:cs="Arial"/>
+          <w:color w:val="000000"/>
+          <w:sz w:val="22"/>
+          <w:szCs w:val="22"/>
+        </w:rPr>
+        <w:t>Evidencia GraphFrames registrada: 280 vértices y 3130 aristas.</w:t>
+      </w:r>
+    </w:p>
+    <w:p>
+      <w:pPr>
         <w:pStyle w:val="Heading2"/>
         <w:spacing w:lineRule="exact" w:line="240" w:before="180" w:after="80"/>
         <w:rPr/>
       </w:pPr>
-      <w:bookmarkStart w:id="13" w:name="__RefHeading___Toc821_1103273133"/>
-      <w:bookmarkEnd w:id="13"/>
+      <w:bookmarkStart w:id="16" w:name="__RefHeading___Toc823_1096995856"/>
+      <w:bookmarkEnd w:id="16"/>
       <w:r>
         <w:rPr>
           <w:rFonts w:eastAsia="Arial" w:cs="Arial" w:ascii="Arial" w:hAnsi="Arial"/>
@@ -7018,7 +7453,7 @@
           <w:sz w:val="22"/>
           <w:szCs w:val="22"/>
         </w:rPr>
-        <w:t>3.6 Validación de integridad con datos públicos OCDS/OECE</w:t>
+        <w:t>3.9 Datos públicos OCDS/OECE</w:t>
       </w:r>
     </w:p>
     <w:p>
@@ -7036,7 +7471,7 @@
           <w:sz w:val="22"/>
           <w:szCs w:val="22"/>
         </w:rPr>
-        <w:t>La relación analítica se reconstruyó como Contract(main_ocid, awardID) -&gt; Award(main_ocid, id) -&gt; awards_suppliers(main_ocid, awards_id). El supplier se resuelve mediante el award relacionado con cada contrato y la clave analítica es OCID::contract.id.</w:t>
+        <w:t>La prueba con datos abiertos utiliza la relación Contract(main_ocid, awardID) -&gt; Award(main_ocid, id) -&gt; awards_suppliers(main_ocid, awards_id), porque el adjudicatario debe resolverse respecto de la adjudicación vinculada al contrato.</w:t>
       </w:r>
     </w:p>
     <w:p>
@@ -7056,7 +7491,7 @@
           <w:sz w:val="22"/>
           <w:szCs w:val="22"/>
         </w:rPr>
-        <w:t>Tabla 6. Validación de integridad OCDS/OECE</w:t>
+        <w:t>Tabla 6. Validación OCDS/OECE</w:t>
       </w:r>
     </w:p>
     <w:tbl>
@@ -7109,7 +7544,7 @@
                 <w:sz w:val="22"/>
                 <w:szCs w:val="22"/>
               </w:rPr>
-              <w:t>Métrica</w:t>
+              <w:t>Indicador</w:t>
             </w:r>
           </w:p>
         </w:tc>
@@ -7244,7 +7679,7 @@
                 <w:sz w:val="22"/>
                 <w:szCs w:val="22"/>
               </w:rPr>
-              <w:t>Contratos analíticos válidos</w:t>
+              <w:t>Contratos analíticos con award/supplier resoluble</w:t>
             </w:r>
           </w:p>
         </w:tc>
@@ -7311,7 +7746,7 @@
                 <w:sz w:val="22"/>
                 <w:szCs w:val="22"/>
               </w:rPr>
-              <w:t>Excluidos sin award/supplier resoluble</w:t>
+              <w:t>Excluidos sin relación resoluble</w:t>
             </w:r>
           </w:p>
         </w:tc>
@@ -7445,7 +7880,7 @@
                 <w:sz w:val="22"/>
                 <w:szCs w:val="22"/>
               </w:rPr>
-              <w:t>Consorcios distintos</w:t>
+              <w:t>Entidades distintas</w:t>
             </w:r>
           </w:p>
         </w:tc>
@@ -7476,7 +7911,7 @@
                 <w:sz w:val="22"/>
                 <w:szCs w:val="22"/>
               </w:rPr>
-              <w:t>7,486</w:t>
+              <w:t>2,732</w:t>
             </w:r>
           </w:p>
         </w:tc>
@@ -7512,7 +7947,7 @@
                 <w:sz w:val="22"/>
                 <w:szCs w:val="22"/>
               </w:rPr>
-              <w:t>Entidades distintas</w:t>
+              <w:t>Rango de fechas</w:t>
             </w:r>
           </w:p>
         </w:tc>
@@ -7543,208 +7978,7 @@
                 <w:sz w:val="22"/>
                 <w:szCs w:val="22"/>
               </w:rPr>
-              <w:t>2,732</w:t>
-            </w:r>
-          </w:p>
-        </w:tc>
-      </w:tr>
-      <w:tr>
-        <w:trPr>
-          <w:cantSplit w:val="true"/>
-        </w:trPr>
-        <w:tc>
-          <w:tcPr>
-            <w:tcW w:w="5199" w:type="dxa"/>
-            <w:tcBorders>
-              <w:top w:val="single" w:sz="4" w:space="0" w:color="000000"/>
-              <w:left w:val="single" w:sz="4" w:space="0" w:color="000000"/>
-              <w:bottom w:val="single" w:sz="4" w:space="0" w:color="000000"/>
-              <w:right w:val="single" w:sz="4" w:space="0" w:color="000000"/>
-            </w:tcBorders>
-            <w:vAlign w:val="center"/>
-          </w:tcPr>
-          <w:p>
-            <w:pPr>
-              <w:pStyle w:val="Normal"/>
-              <w:spacing w:lineRule="exact" w:line="240" w:before="0" w:after="0"/>
-              <w:jc w:val="left"/>
-              <w:rPr/>
-            </w:pPr>
-            <w:r>
-              <w:rPr>
-                <w:rFonts w:eastAsia="Arial" w:cs="Arial"/>
-                <w:b w:val="false"/>
-                <w:bCs w:val="false"/>
-                <w:color w:val="000000"/>
-                <w:sz w:val="22"/>
-                <w:szCs w:val="22"/>
-              </w:rPr>
-              <w:t>Monto total procesado</w:t>
-            </w:r>
-          </w:p>
-        </w:tc>
-        <w:tc>
-          <w:tcPr>
-            <w:tcW w:w="3600" w:type="dxa"/>
-            <w:tcBorders>
-              <w:top w:val="single" w:sz="4" w:space="0" w:color="000000"/>
-              <w:left w:val="single" w:sz="4" w:space="0" w:color="000000"/>
-              <w:bottom w:val="single" w:sz="4" w:space="0" w:color="000000"/>
-              <w:right w:val="single" w:sz="4" w:space="0" w:color="000000"/>
-            </w:tcBorders>
-            <w:vAlign w:val="center"/>
-          </w:tcPr>
-          <w:p>
-            <w:pPr>
-              <w:pStyle w:val="Normal"/>
-              <w:spacing w:lineRule="exact" w:line="240" w:before="0" w:after="0"/>
-              <w:jc w:val="center"/>
-              <w:rPr/>
-            </w:pPr>
-            <w:r>
-              <w:rPr>
-                <w:rFonts w:eastAsia="Arial" w:cs="Arial"/>
-                <w:b w:val="false"/>
-                <w:bCs w:val="false"/>
-                <w:color w:val="000000"/>
-                <w:sz w:val="22"/>
-                <w:szCs w:val="22"/>
-              </w:rPr>
-              <w:t>S/ 23,082,420,702.60</w:t>
-            </w:r>
-          </w:p>
-        </w:tc>
-      </w:tr>
-      <w:tr>
-        <w:trPr>
-          <w:cantSplit w:val="true"/>
-        </w:trPr>
-        <w:tc>
-          <w:tcPr>
-            <w:tcW w:w="5199" w:type="dxa"/>
-            <w:tcBorders>
-              <w:top w:val="single" w:sz="4" w:space="0" w:color="000000"/>
-              <w:left w:val="single" w:sz="4" w:space="0" w:color="000000"/>
-              <w:bottom w:val="single" w:sz="4" w:space="0" w:color="000000"/>
-              <w:right w:val="single" w:sz="4" w:space="0" w:color="000000"/>
-            </w:tcBorders>
-            <w:vAlign w:val="center"/>
-          </w:tcPr>
-          <w:p>
-            <w:pPr>
-              <w:pStyle w:val="Normal"/>
-              <w:spacing w:lineRule="exact" w:line="240" w:before="0" w:after="0"/>
-              <w:jc w:val="left"/>
-              <w:rPr/>
-            </w:pPr>
-            <w:r>
-              <w:rPr>
-                <w:rFonts w:eastAsia="Arial" w:cs="Arial"/>
-                <w:b w:val="false"/>
-                <w:bCs w:val="false"/>
-                <w:color w:val="000000"/>
-                <w:sz w:val="22"/>
-                <w:szCs w:val="22"/>
-              </w:rPr>
-              <w:t>Rango de fechas</w:t>
-            </w:r>
-          </w:p>
-        </w:tc>
-        <w:tc>
-          <w:tcPr>
-            <w:tcW w:w="3600" w:type="dxa"/>
-            <w:tcBorders>
-              <w:top w:val="single" w:sz="4" w:space="0" w:color="000000"/>
-              <w:left w:val="single" w:sz="4" w:space="0" w:color="000000"/>
-              <w:bottom w:val="single" w:sz="4" w:space="0" w:color="000000"/>
-              <w:right w:val="single" w:sz="4" w:space="0" w:color="000000"/>
-            </w:tcBorders>
-            <w:vAlign w:val="center"/>
-          </w:tcPr>
-          <w:p>
-            <w:pPr>
-              <w:pStyle w:val="Normal"/>
-              <w:spacing w:lineRule="exact" w:line="240" w:before="0" w:after="0"/>
-              <w:jc w:val="center"/>
-              <w:rPr/>
-            </w:pPr>
-            <w:r>
-              <w:rPr>
-                <w:rFonts w:eastAsia="Arial" w:cs="Arial"/>
-                <w:b w:val="false"/>
-                <w:bCs w:val="false"/>
-                <w:color w:val="000000"/>
-                <w:sz w:val="22"/>
-                <w:szCs w:val="22"/>
-              </w:rPr>
               <w:t>2018-09-18 a 2024-11-08</w:t>
-            </w:r>
-          </w:p>
-        </w:tc>
-      </w:tr>
-      <w:tr>
-        <w:trPr>
-          <w:cantSplit w:val="true"/>
-        </w:trPr>
-        <w:tc>
-          <w:tcPr>
-            <w:tcW w:w="5199" w:type="dxa"/>
-            <w:tcBorders>
-              <w:top w:val="single" w:sz="4" w:space="0" w:color="000000"/>
-              <w:left w:val="single" w:sz="4" w:space="0" w:color="000000"/>
-              <w:bottom w:val="single" w:sz="4" w:space="0" w:color="000000"/>
-              <w:right w:val="single" w:sz="4" w:space="0" w:color="000000"/>
-            </w:tcBorders>
-            <w:vAlign w:val="center"/>
-          </w:tcPr>
-          <w:p>
-            <w:pPr>
-              <w:pStyle w:val="Normal"/>
-              <w:spacing w:lineRule="exact" w:line="240" w:before="0" w:after="0"/>
-              <w:jc w:val="left"/>
-              <w:rPr/>
-            </w:pPr>
-            <w:r>
-              <w:rPr>
-                <w:rFonts w:eastAsia="Arial" w:cs="Arial"/>
-                <w:b w:val="false"/>
-                <w:bCs w:val="false"/>
-                <w:color w:val="000000"/>
-                <w:sz w:val="22"/>
-                <w:szCs w:val="22"/>
-              </w:rPr>
-              <w:t>Grupos priorizados por señal de fraccionamiento</w:t>
-            </w:r>
-          </w:p>
-        </w:tc>
-        <w:tc>
-          <w:tcPr>
-            <w:tcW w:w="3600" w:type="dxa"/>
-            <w:tcBorders>
-              <w:top w:val="single" w:sz="4" w:space="0" w:color="000000"/>
-              <w:left w:val="single" w:sz="4" w:space="0" w:color="000000"/>
-              <w:bottom w:val="single" w:sz="4" w:space="0" w:color="000000"/>
-              <w:right w:val="single" w:sz="4" w:space="0" w:color="000000"/>
-            </w:tcBorders>
-            <w:vAlign w:val="center"/>
-          </w:tcPr>
-          <w:p>
-            <w:pPr>
-              <w:pStyle w:val="Normal"/>
-              <w:spacing w:lineRule="exact" w:line="240" w:before="0" w:after="0"/>
-              <w:jc w:val="center"/>
-              <w:rPr/>
-            </w:pPr>
-            <w:r>
-              <w:rPr>
-                <w:rFonts w:eastAsia="Arial" w:cs="Arial"/>
-                <w:b w:val="false"/>
-                <w:bCs w:val="false"/>
-                <w:color w:val="000000"/>
-                <w:sz w:val="22"/>
-                <w:szCs w:val="22"/>
-              </w:rPr>
-              <w:t>322</w:t>
             </w:r>
           </w:p>
         </w:tc>
@@ -7765,7 +7999,7 @@
           <w:sz w:val="22"/>
           <w:szCs w:val="22"/>
         </w:rPr>
-        <w:t>El conteo antiguo de 47,442 fue descartado; el conteo corregido es 47,254. Los rankings reales identificables no se publican en el repositorio.</w:t>
+        <w:t>La evidencia reproducible contiene 47,254 contratos analíticos válidos. Como no existen etiquetas institucionales de favoritismo/fraccionamiento, esta prueba verifica portabilidad de features y reglas, pero no valida el champion.</w:t>
       </w:r>
     </w:p>
     <w:p>
@@ -7774,8 +8008,8 @@
         <w:spacing w:lineRule="exact" w:line="240" w:before="180" w:after="80"/>
         <w:rPr/>
       </w:pPr>
-      <w:bookmarkStart w:id="14" w:name="__RefHeading___Toc823_1103273133"/>
-      <w:bookmarkEnd w:id="14"/>
+      <w:bookmarkStart w:id="17" w:name="__RefHeading___Toc825_1096995856"/>
+      <w:bookmarkEnd w:id="17"/>
       <w:r>
         <w:rPr>
           <w:rFonts w:eastAsia="Arial" w:cs="Arial" w:ascii="Arial" w:hAnsi="Arial"/>
@@ -7785,27 +8019,7 @@
           <w:sz w:val="22"/>
           <w:szCs w:val="22"/>
         </w:rPr>
-        <w:t>3.7 Autoevaluación, mantenimiento y gobernanza</w:t>
-      </w:r>
-    </w:p>
-    <w:p>
-      <w:pPr>
-        <w:pStyle w:val="ListParagraph"/>
-        <w:numPr>
-          <w:ilvl w:val="0"/>
-          <w:numId w:val="3"/>
-        </w:numPr>
-        <w:spacing w:lineRule="exact" w:line="240" w:before="0" w:after="50"/>
-        <w:rPr/>
-      </w:pPr>
-      <w:r>
-        <w:rPr>
-          <w:rFonts w:eastAsia="Arial" w:cs="Arial"/>
-          <w:color w:val="000000"/>
-          <w:sz w:val="22"/>
-          <w:szCs w:val="22"/>
-        </w:rPr>
-        <w:t>Monitoreo de calidad y drift mediante controles de esquema y PSI.</w:t>
+        <w:t>3.10 Airflow, reporting y documentación</w:t>
       </w:r>
     </w:p>
     <w:p>
@@ -7825,7 +8039,7 @@
           <w:sz w:val="22"/>
           <w:szCs w:val="22"/>
         </w:rPr>
-        <w:t>Evaluación de desempeño solo cuando exista ground truth nuevo y validado.</w:t>
+        <w:t>DAGs separados para reproducibilidad, TRAIN, INFERENCE y monitoreo.</w:t>
       </w:r>
     </w:p>
     <w:p>
@@ -7845,7 +8059,7 @@
           <w:sz w:val="22"/>
           <w:szCs w:val="22"/>
         </w:rPr>
-        <w:t>Reentrenamiento genera un modelo candidato y lo evalúa en holdout independiente.</w:t>
+        <w:t>TRAIN/INFERENCE aceptan master Spark configurable; spark_sql mantiene DataFrame Spark hasta Parquet distribuido.</w:t>
       </w:r>
     </w:p>
     <w:p>
@@ -7865,7 +8079,7 @@
           <w:sz w:val="22"/>
           <w:szCs w:val="22"/>
         </w:rPr>
-        <w:t>Promoción automática deshabilitada; se requiere revisión y aprobación humana.</w:t>
+        <w:t>SQL Server/SSRS se entrega como contrato DDL, vistas, roles de referencia y RDL con Shared Data Source.</w:t>
       </w:r>
     </w:p>
     <w:p>
@@ -7885,27 +8099,7 @@
           <w:sz w:val="22"/>
           <w:szCs w:val="22"/>
         </w:rPr>
-        <w:t>Normativa parametrizada por fecha/categoría con pruebas de regresión.</w:t>
-      </w:r>
-    </w:p>
-    <w:p>
-      <w:pPr>
-        <w:pStyle w:val="Heading2"/>
-        <w:spacing w:lineRule="exact" w:line="240" w:before="180" w:after="80"/>
-        <w:rPr/>
-      </w:pPr>
-      <w:bookmarkStart w:id="15" w:name="__RefHeading___Toc825_1103273133"/>
-      <w:bookmarkEnd w:id="15"/>
-      <w:r>
-        <w:rPr>
-          <w:rFonts w:eastAsia="Arial" w:cs="Arial" w:ascii="Arial" w:hAnsi="Arial"/>
-          <w:b/>
-          <w:bCs/>
-          <w:color w:val="000000"/>
-          <w:sz w:val="22"/>
-          <w:szCs w:val="22"/>
-        </w:rPr>
-        <w:t>3.8 Reporting, documentación y reproducibilidad</w:t>
+        <w:t>Los Productos 1-7 y este informe se generan desde evidencia machine-readable.</w:t>
       </w:r>
     </w:p>
     <w:p>
@@ -7925,87 +8119,7 @@
           <w:sz w:val="22"/>
           <w:szCs w:val="22"/>
         </w:rPr>
-        <w:t>Esquema T-SQL y RDL de SSRS disponibles como artefactos de despliegue; servidor institucional no ejecutado.</w:t>
-      </w:r>
-    </w:p>
-    <w:p>
-      <w:pPr>
-        <w:pStyle w:val="ListParagraph"/>
-        <w:numPr>
-          <w:ilvl w:val="0"/>
-          <w:numId w:val="1"/>
-        </w:numPr>
-        <w:spacing w:lineRule="exact" w:line="240" w:before="0" w:after="50"/>
-        <w:rPr/>
-      </w:pPr>
-      <w:r>
-        <w:rPr>
-          <w:rFonts w:eastAsia="Arial" w:cs="Arial"/>
-          <w:color w:val="000000"/>
-          <w:sz w:val="22"/>
-          <w:szCs w:val="22"/>
-        </w:rPr>
-        <w:t>Diccionario y diagrama del modelo de datos regenerados automáticamente.</w:t>
-      </w:r>
-    </w:p>
-    <w:p>
-      <w:pPr>
-        <w:pStyle w:val="ListParagraph"/>
-        <w:numPr>
-          <w:ilvl w:val="0"/>
-          <w:numId w:val="1"/>
-        </w:numPr>
-        <w:spacing w:lineRule="exact" w:line="240" w:before="0" w:after="50"/>
-        <w:rPr/>
-      </w:pPr>
-      <w:r>
-        <w:rPr>
-          <w:rFonts w:eastAsia="Arial" w:cs="Arial"/>
-          <w:color w:val="000000"/>
-          <w:sz w:val="22"/>
-          <w:szCs w:val="22"/>
-        </w:rPr>
-        <w:t>run_manifest.json registra commit, versiones, hashes, parámetros, métricas y artefactos.</w:t>
-      </w:r>
-    </w:p>
-    <w:p>
-      <w:pPr>
-        <w:pStyle w:val="ListParagraph"/>
-        <w:numPr>
-          <w:ilvl w:val="0"/>
-          <w:numId w:val="1"/>
-        </w:numPr>
-        <w:spacing w:lineRule="exact" w:line="240" w:before="0" w:after="50"/>
-        <w:rPr/>
-      </w:pPr>
-      <w:r>
-        <w:rPr>
-          <w:rFonts w:eastAsia="Arial" w:cs="Arial"/>
-          <w:color w:val="000000"/>
-          <w:sz w:val="22"/>
-          <w:szCs w:val="22"/>
-        </w:rPr>
-        <w:t>outputs/linaje_datos.csv proporciona linaje explícito de fuente a salida Oro.</w:t>
-      </w:r>
-    </w:p>
-    <w:p>
-      <w:pPr>
-        <w:pStyle w:val="ListParagraph"/>
-        <w:numPr>
-          <w:ilvl w:val="0"/>
-          <w:numId w:val="1"/>
-        </w:numPr>
-        <w:spacing w:lineRule="exact" w:line="240" w:before="0" w:after="50"/>
-        <w:rPr/>
-      </w:pPr>
-      <w:r>
-        <w:rPr>
-          <w:rFonts w:eastAsia="Arial" w:cs="Arial"/>
-          <w:color w:val="000000"/>
-          <w:sz w:val="22"/>
-          <w:szCs w:val="22"/>
-        </w:rPr>
-        <w:t>Los Productos 1-7 y este Informe Final se generan desde evidencia_documental.json.</w:t>
+        <w:t>Diccionario, linaje, run manifest, model registry y auditorías completan la trazabilidad.</w:t>
       </w:r>
     </w:p>
     <w:p>
@@ -8014,8 +8128,8 @@
         <w:spacing w:lineRule="exact" w:line="240" w:before="180" w:after="80"/>
         <w:rPr/>
       </w:pPr>
-      <w:bookmarkStart w:id="16" w:name="__RefHeading___Toc827_1103273133"/>
-      <w:bookmarkEnd w:id="16"/>
+      <w:bookmarkStart w:id="18" w:name="__RefHeading___Toc827_1096995856"/>
+      <w:bookmarkEnd w:id="18"/>
       <w:r>
         <w:rPr>
           <w:rFonts w:eastAsia="Arial" w:cs="Arial" w:ascii="Arial" w:hAnsi="Arial"/>
@@ -8025,7 +8139,7 @@
           <w:sz w:val="22"/>
           <w:szCs w:val="22"/>
         </w:rPr>
-        <w:t>3.9 Matriz de cierre frente al TDR</w:t>
+        <w:t>3.11 Estado frente al TDR y dependencias institucionales</w:t>
       </w:r>
     </w:p>
     <w:p>
@@ -8045,7 +8159,7 @@
           <w:sz w:val="22"/>
           <w:szCs w:val="22"/>
         </w:rPr>
-        <w:t>Tabla 7. Matriz de cierre: PoC frente a dependencias institucionales</w:t>
+        <w:t>Tabla 7. Estado frente a dependencias institucionales</w:t>
       </w:r>
     </w:p>
     <w:tbl>
@@ -8062,8 +8176,8 @@
         </w:tblCellMar>
       </w:tblPr>
       <w:tblGrid>
-        <w:gridCol w:w="3600"/>
-        <w:gridCol w:w="5199"/>
+        <w:gridCol w:w="3799"/>
+        <w:gridCol w:w="5000"/>
       </w:tblGrid>
       <w:tr>
         <w:trPr>
@@ -8072,7 +8186,7 @@
         </w:trPr>
         <w:tc>
           <w:tcPr>
-            <w:tcW w:w="3600" w:type="dxa"/>
+            <w:tcW w:w="3799" w:type="dxa"/>
             <w:tcBorders>
               <w:top w:val="single" w:sz="4" w:space="0" w:color="000000"/>
               <w:left w:val="single" w:sz="4" w:space="0" w:color="000000"/>
@@ -8104,7 +8218,7 @@
         </w:tc>
         <w:tc>
           <w:tcPr>
-            <w:tcW w:w="5199" w:type="dxa"/>
+            <w:tcW w:w="5000" w:type="dxa"/>
             <w:tcBorders>
               <w:top w:val="single" w:sz="4" w:space="0" w:color="000000"/>
               <w:left w:val="single" w:sz="4" w:space="0" w:color="000000"/>
@@ -8141,7 +8255,7 @@
         </w:trPr>
         <w:tc>
           <w:tcPr>
-            <w:tcW w:w="3600" w:type="dxa"/>
+            <w:tcW w:w="3799" w:type="dxa"/>
             <w:tcBorders>
               <w:top w:val="single" w:sz="4" w:space="0" w:color="000000"/>
               <w:left w:val="single" w:sz="4" w:space="0" w:color="000000"/>
@@ -8166,13 +8280,13 @@
                 <w:sz w:val="22"/>
                 <w:szCs w:val="22"/>
               </w:rPr>
-              <w:t>EDA, limpieza y feature engineering</w:t>
-            </w:r>
-          </w:p>
-        </w:tc>
-        <w:tc>
-          <w:tcPr>
-            <w:tcW w:w="5199" w:type="dxa"/>
+              <w:t>EDA, calidad, preprocesamiento y feature engineering</w:t>
+            </w:r>
+          </w:p>
+        </w:tc>
+        <w:tc>
+          <w:tcPr>
+            <w:tcW w:w="5000" w:type="dxa"/>
             <w:tcBorders>
               <w:top w:val="single" w:sz="4" w:space="0" w:color="000000"/>
               <w:left w:val="single" w:sz="4" w:space="0" w:color="000000"/>
@@ -8208,7 +8322,7 @@
         </w:trPr>
         <w:tc>
           <w:tcPr>
-            <w:tcW w:w="3600" w:type="dxa"/>
+            <w:tcW w:w="3799" w:type="dxa"/>
             <w:tcBorders>
               <w:top w:val="single" w:sz="4" w:space="0" w:color="000000"/>
               <w:left w:val="single" w:sz="4" w:space="0" w:color="000000"/>
@@ -8233,13 +8347,13 @@
                 <w:sz w:val="22"/>
                 <w:szCs w:val="22"/>
               </w:rPr>
-              <w:t>Favoritismo supervisado</w:t>
-            </w:r>
-          </w:p>
-        </w:tc>
-        <w:tc>
-          <w:tcPr>
-            <w:tcW w:w="5199" w:type="dxa"/>
+              <w:t>Favoritismo</w:t>
+            </w:r>
+          </w:p>
+        </w:tc>
+        <w:tc>
+          <w:tcPr>
+            <w:tcW w:w="5000" w:type="dxa"/>
             <w:tcBorders>
               <w:top w:val="single" w:sz="4" w:space="0" w:color="000000"/>
               <w:left w:val="single" w:sz="4" w:space="0" w:color="000000"/>
@@ -8264,7 +8378,7 @@
                 <w:sz w:val="22"/>
                 <w:szCs w:val="22"/>
               </w:rPr>
-              <w:t>Benchmark OOF/tuning/SHAP + Spark MLlib ejecutado.</w:t>
+              <w:t>Random Forest Spark con CV/tuning/holdout propios.</w:t>
             </w:r>
           </w:p>
         </w:tc>
@@ -8275,7 +8389,7 @@
         </w:trPr>
         <w:tc>
           <w:tcPr>
-            <w:tcW w:w="3600" w:type="dxa"/>
+            <w:tcW w:w="3799" w:type="dxa"/>
             <w:tcBorders>
               <w:top w:val="single" w:sz="4" w:space="0" w:color="000000"/>
               <w:left w:val="single" w:sz="4" w:space="0" w:color="000000"/>
@@ -8300,13 +8414,13 @@
                 <w:sz w:val="22"/>
                 <w:szCs w:val="22"/>
               </w:rPr>
-              <w:t>Fraccionamiento no supervisado</w:t>
-            </w:r>
-          </w:p>
-        </w:tc>
-        <w:tc>
-          <w:tcPr>
-            <w:tcW w:w="5199" w:type="dxa"/>
+              <w:t>Fraccionamiento</w:t>
+            </w:r>
+          </w:p>
+        </w:tc>
+        <w:tc>
+          <w:tcPr>
+            <w:tcW w:w="5000" w:type="dxa"/>
             <w:tcBorders>
               <w:top w:val="single" w:sz="4" w:space="0" w:color="000000"/>
               <w:left w:val="single" w:sz="4" w:space="0" w:color="000000"/>
@@ -8331,7 +8445,7 @@
                 <w:sz w:val="22"/>
                 <w:szCs w:val="22"/>
               </w:rPr>
-              <w:t>Isolation Forest con holdout + KMeans Spark + señal interpretable.</w:t>
+              <w:t>KMeans Spark con selección/holdout propios + señal interpretable.</w:t>
             </w:r>
           </w:p>
         </w:tc>
@@ -8342,7 +8456,7 @@
         </w:trPr>
         <w:tc>
           <w:tcPr>
-            <w:tcW w:w="3600" w:type="dxa"/>
+            <w:tcW w:w="3799" w:type="dxa"/>
             <w:tcBorders>
               <w:top w:val="single" w:sz="4" w:space="0" w:color="000000"/>
               <w:left w:val="single" w:sz="4" w:space="0" w:color="000000"/>
@@ -8367,13 +8481,13 @@
                 <w:sz w:val="22"/>
                 <w:szCs w:val="22"/>
               </w:rPr>
-              <w:t>Integración Spark</w:t>
-            </w:r>
-          </w:p>
-        </w:tc>
-        <w:tc>
-          <w:tcPr>
-            <w:tcW w:w="5199" w:type="dxa"/>
+              <w:t>Integración distribuida</w:t>
+            </w:r>
+          </w:p>
+        </w:tc>
+        <w:tc>
+          <w:tcPr>
+            <w:tcW w:w="5000" w:type="dxa"/>
             <w:tcBorders>
               <w:top w:val="single" w:sz="4" w:space="0" w:color="000000"/>
               <w:left w:val="single" w:sz="4" w:space="0" w:color="000000"/>
@@ -8398,7 +8512,7 @@
                 <w:sz w:val="22"/>
                 <w:szCs w:val="22"/>
               </w:rPr>
-              <w:t>spark_sql Spark-native sin pandas intermedio; prueba de carga en clúster CGR pendiente.</w:t>
+              <w:t>spark_sql Spark-native; performance productiva pendiente de clúster real.</w:t>
             </w:r>
           </w:p>
         </w:tc>
@@ -8409,7 +8523,7 @@
         </w:trPr>
         <w:tc>
           <w:tcPr>
-            <w:tcW w:w="3600" w:type="dxa"/>
+            <w:tcW w:w="3799" w:type="dxa"/>
             <w:tcBorders>
               <w:top w:val="single" w:sz="4" w:space="0" w:color="000000"/>
               <w:left w:val="single" w:sz="4" w:space="0" w:color="000000"/>
@@ -8440,7 +8554,7 @@
         </w:tc>
         <w:tc>
           <w:tcPr>
-            <w:tcW w:w="5199" w:type="dxa"/>
+            <w:tcW w:w="5000" w:type="dxa"/>
             <w:tcBorders>
               <w:top w:val="single" w:sz="4" w:space="0" w:color="000000"/>
               <w:left w:val="single" w:sz="4" w:space="0" w:color="000000"/>
@@ -8465,7 +8579,7 @@
                 <w:sz w:val="22"/>
                 <w:szCs w:val="22"/>
               </w:rPr>
-              <w:t>NetworkX + GraphFrames ejecutado con escenario sintético.</w:t>
+              <w:t>GraphFrames reproducible con escenario sintético.</w:t>
             </w:r>
           </w:p>
         </w:tc>
@@ -8476,7 +8590,7 @@
         </w:trPr>
         <w:tc>
           <w:tcPr>
-            <w:tcW w:w="3600" w:type="dxa"/>
+            <w:tcW w:w="3799" w:type="dxa"/>
             <w:tcBorders>
               <w:top w:val="single" w:sz="4" w:space="0" w:color="000000"/>
               <w:left w:val="single" w:sz="4" w:space="0" w:color="000000"/>
@@ -8501,13 +8615,13 @@
                 <w:sz w:val="22"/>
                 <w:szCs w:val="22"/>
               </w:rPr>
-              <w:t>Airflow/Lakehouse</w:t>
-            </w:r>
-          </w:p>
-        </w:tc>
-        <w:tc>
-          <w:tcPr>
-            <w:tcW w:w="5199" w:type="dxa"/>
+              <w:t>MLOps</w:t>
+            </w:r>
+          </w:p>
+        </w:tc>
+        <w:tc>
+          <w:tcPr>
+            <w:tcW w:w="5000" w:type="dxa"/>
             <w:tcBorders>
               <w:top w:val="single" w:sz="4" w:space="0" w:color="000000"/>
               <w:left w:val="single" w:sz="4" w:space="0" w:color="000000"/>
@@ -8532,7 +8646,7 @@
                 <w:sz w:val="22"/>
                 <w:szCs w:val="22"/>
               </w:rPr>
-              <w:t>Orquestación/contrato implementados; infraestructura institucional CGR pendiente.</w:t>
+              <w:t>Candidate/champion, hashes, promoción explícita, rollback e inference sin retraining.</w:t>
             </w:r>
           </w:p>
         </w:tc>
@@ -8543,7 +8657,7 @@
         </w:trPr>
         <w:tc>
           <w:tcPr>
-            <w:tcW w:w="3600" w:type="dxa"/>
+            <w:tcW w:w="3799" w:type="dxa"/>
             <w:tcBorders>
               <w:top w:val="single" w:sz="4" w:space="0" w:color="000000"/>
               <w:left w:val="single" w:sz="4" w:space="0" w:color="000000"/>
@@ -8568,13 +8682,13 @@
                 <w:sz w:val="22"/>
                 <w:szCs w:val="22"/>
               </w:rPr>
-              <w:t>Autoevaluación</w:t>
-            </w:r>
-          </w:p>
-        </w:tc>
-        <w:tc>
-          <w:tcPr>
-            <w:tcW w:w="5199" w:type="dxa"/>
+              <w:t>Reporting</w:t>
+            </w:r>
+          </w:p>
+        </w:tc>
+        <w:tc>
+          <w:tcPr>
+            <w:tcW w:w="5000" w:type="dxa"/>
             <w:tcBorders>
               <w:top w:val="single" w:sz="4" w:space="0" w:color="000000"/>
               <w:left w:val="single" w:sz="4" w:space="0" w:color="000000"/>
@@ -8599,7 +8713,7 @@
                 <w:sz w:val="22"/>
                 <w:szCs w:val="22"/>
               </w:rPr>
-              <w:t>Candidate + gate humano; gobierno productivo CGR pendiente.</w:t>
+              <w:t>Contrato SQL Server/SSRS preparado; despliegue institucional pendiente.</w:t>
             </w:r>
           </w:p>
         </w:tc>
@@ -8610,7 +8724,7 @@
         </w:trPr>
         <w:tc>
           <w:tcPr>
-            <w:tcW w:w="3600" w:type="dxa"/>
+            <w:tcW w:w="3799" w:type="dxa"/>
             <w:tcBorders>
               <w:top w:val="single" w:sz="4" w:space="0" w:color="000000"/>
               <w:left w:val="single" w:sz="4" w:space="0" w:color="000000"/>
@@ -8635,13 +8749,13 @@
                 <w:sz w:val="22"/>
                 <w:szCs w:val="22"/>
               </w:rPr>
-              <w:t>SSRS</w:t>
-            </w:r>
-          </w:p>
-        </w:tc>
-        <w:tc>
-          <w:tcPr>
-            <w:tcW w:w="5199" w:type="dxa"/>
+              <w:t>Seguridad/DEV/QA/PROD</w:t>
+            </w:r>
+          </w:p>
+        </w:tc>
+        <w:tc>
+          <w:tcPr>
+            <w:tcW w:w="5000" w:type="dxa"/>
             <w:tcBorders>
               <w:top w:val="single" w:sz="4" w:space="0" w:color="000000"/>
               <w:left w:val="single" w:sz="4" w:space="0" w:color="000000"/>
@@ -8666,7 +8780,7 @@
                 <w:sz w:val="22"/>
                 <w:szCs w:val="22"/>
               </w:rPr>
-              <w:t>T-SQL + RDL preparados; servidor SQL/SSRS CGR pendiente.</w:t>
+              <w:t>Controles de repo implementados; identidad/infraestructura real pendiente.</w:t>
             </w:r>
           </w:p>
         </w:tc>
@@ -8677,7 +8791,7 @@
         </w:trPr>
         <w:tc>
           <w:tcPr>
-            <w:tcW w:w="3600" w:type="dxa"/>
+            <w:tcW w:w="3799" w:type="dxa"/>
             <w:tcBorders>
               <w:top w:val="single" w:sz="4" w:space="0" w:color="000000"/>
               <w:left w:val="single" w:sz="4" w:space="0" w:color="000000"/>
@@ -8702,13 +8816,13 @@
                 <w:sz w:val="22"/>
                 <w:szCs w:val="22"/>
               </w:rPr>
-              <w:t>DEV/QA/PROD y certificación</w:t>
-            </w:r>
-          </w:p>
-        </w:tc>
-        <w:tc>
-          <w:tcPr>
-            <w:tcW w:w="5199" w:type="dxa"/>
+              <w:t>Ground truth y umbrales productivos</w:t>
+            </w:r>
+          </w:p>
+        </w:tc>
+        <w:tc>
+          <w:tcPr>
+            <w:tcW w:w="5000" w:type="dxa"/>
             <w:tcBorders>
               <w:top w:val="single" w:sz="4" w:space="0" w:color="000000"/>
               <w:left w:val="single" w:sz="4" w:space="0" w:color="000000"/>
@@ -8733,7 +8847,7 @@
                 <w:sz w:val="22"/>
                 <w:szCs w:val="22"/>
               </w:rPr>
-              <w:t>Dependencia institucional CGR.</w:t>
+              <w:t>Dependencia institucional.</w:t>
             </w:r>
           </w:p>
         </w:tc>
@@ -8744,7 +8858,7 @@
         </w:trPr>
         <w:tc>
           <w:tcPr>
-            <w:tcW w:w="3600" w:type="dxa"/>
+            <w:tcW w:w="3799" w:type="dxa"/>
             <w:tcBorders>
               <w:top w:val="single" w:sz="4" w:space="0" w:color="000000"/>
               <w:left w:val="single" w:sz="4" w:space="0" w:color="000000"/>
@@ -8769,13 +8883,13 @@
                 <w:sz w:val="22"/>
                 <w:szCs w:val="22"/>
               </w:rPr>
-              <w:t>Marcha blanca y transferencia efectiva</w:t>
-            </w:r>
-          </w:p>
-        </w:tc>
-        <w:tc>
-          <w:tcPr>
-            <w:tcW w:w="5199" w:type="dxa"/>
+              <w:t>Certificación, marcha blanca y transferencia formal</w:t>
+            </w:r>
+          </w:p>
+        </w:tc>
+        <w:tc>
+          <w:tcPr>
+            <w:tcW w:w="5000" w:type="dxa"/>
             <w:tcBorders>
               <w:top w:val="single" w:sz="4" w:space="0" w:color="000000"/>
               <w:left w:val="single" w:sz="4" w:space="0" w:color="000000"/>
@@ -8800,74 +8914,7 @@
                 <w:sz w:val="22"/>
                 <w:szCs w:val="22"/>
               </w:rPr>
-              <w:t>Dependencia contractual/institucional CGR.</w:t>
-            </w:r>
-          </w:p>
-        </w:tc>
-      </w:tr>
-      <w:tr>
-        <w:trPr>
-          <w:cantSplit w:val="true"/>
-        </w:trPr>
-        <w:tc>
-          <w:tcPr>
-            <w:tcW w:w="3600" w:type="dxa"/>
-            <w:tcBorders>
-              <w:top w:val="single" w:sz="4" w:space="0" w:color="000000"/>
-              <w:left w:val="single" w:sz="4" w:space="0" w:color="000000"/>
-              <w:bottom w:val="single" w:sz="4" w:space="0" w:color="000000"/>
-              <w:right w:val="single" w:sz="4" w:space="0" w:color="000000"/>
-            </w:tcBorders>
-            <w:vAlign w:val="center"/>
-          </w:tcPr>
-          <w:p>
-            <w:pPr>
-              <w:pStyle w:val="Normal"/>
-              <w:spacing w:lineRule="exact" w:line="240" w:before="0" w:after="0"/>
-              <w:jc w:val="left"/>
-              <w:rPr/>
-            </w:pPr>
-            <w:r>
-              <w:rPr>
-                <w:rFonts w:eastAsia="Arial" w:cs="Arial"/>
-                <w:b w:val="false"/>
-                <w:bCs w:val="false"/>
-                <w:color w:val="000000"/>
-                <w:sz w:val="22"/>
-                <w:szCs w:val="22"/>
-              </w:rPr>
-              <w:t>Ground truth real</w:t>
-            </w:r>
-          </w:p>
-        </w:tc>
-        <w:tc>
-          <w:tcPr>
-            <w:tcW w:w="5199" w:type="dxa"/>
-            <w:tcBorders>
-              <w:top w:val="single" w:sz="4" w:space="0" w:color="000000"/>
-              <w:left w:val="single" w:sz="4" w:space="0" w:color="000000"/>
-              <w:bottom w:val="single" w:sz="4" w:space="0" w:color="000000"/>
-              <w:right w:val="single" w:sz="4" w:space="0" w:color="000000"/>
-            </w:tcBorders>
-            <w:vAlign w:val="center"/>
-          </w:tcPr>
-          <w:p>
-            <w:pPr>
-              <w:pStyle w:val="Normal"/>
-              <w:spacing w:lineRule="exact" w:line="240" w:before="0" w:after="0"/>
-              <w:jc w:val="center"/>
-              <w:rPr/>
-            </w:pPr>
-            <w:r>
-              <w:rPr>
-                <w:rFonts w:eastAsia="Arial" w:cs="Arial"/>
-                <w:b w:val="false"/>
-                <w:bCs w:val="false"/>
-                <w:color w:val="000000"/>
-                <w:sz w:val="22"/>
-                <w:szCs w:val="22"/>
-              </w:rPr>
-              <w:t>Requiere etiquetado y validación por auditores.</w:t>
+              <w:t>Dependencia institucional.</w:t>
             </w:r>
           </w:p>
         </w:tc>
@@ -8875,12 +8922,30 @@
     </w:tbl>
     <w:p>
       <w:pPr>
+        <w:pStyle w:val="Normal"/>
+        <w:keepNext w:val="false"/>
+        <w:spacing w:lineRule="exact" w:line="240" w:before="0" w:after="80"/>
+        <w:jc w:val="both"/>
+        <w:rPr/>
+      </w:pPr>
+      <w:r>
+        <w:rPr>
+          <w:rFonts w:eastAsia="Arial" w:cs="Arial"/>
+          <w:color w:val="000000"/>
+          <w:sz w:val="22"/>
+          <w:szCs w:val="22"/>
+        </w:rPr>
+        <w:t>Las dependencias institucionales se mantienen explícitas para evitar que un PoC reproducible sea presentado como una implantación productiva certificada.</w:t>
+      </w:r>
+    </w:p>
+    <w:p>
+      <w:pPr>
         <w:pStyle w:val="Heading1"/>
         <w:spacing w:lineRule="exact" w:line="240" w:before="240" w:after="120"/>
         <w:rPr/>
       </w:pPr>
-      <w:bookmarkStart w:id="17" w:name="__RefHeading___Toc829_1103273133"/>
-      <w:bookmarkEnd w:id="17"/>
+      <w:bookmarkStart w:id="19" w:name="__RefHeading___Toc829_1096995856"/>
+      <w:bookmarkEnd w:id="19"/>
       <w:r>
         <w:rPr>
           <w:rFonts w:eastAsia="Arial" w:cs="Arial" w:ascii="Arial" w:hAnsi="Arial"/>
@@ -8908,7 +8973,7 @@
           <w:sz w:val="22"/>
           <w:szCs w:val="22"/>
         </w:rPr>
-        <w:t>El prototipo demuestra viabilidad técnica y reproducibilidad sin ocultar sus límites. Random Forest es el candidato principal del benchmark de favoritismo por AUC-PR e interpretabilidad. En fraccionamiento, la baja AUC-PR del holdout impide presentar el detector como clasificador de irregularidades y refuerza la necesidad de revisión humana.</w:t>
+        <w:t>El resultado es una herramienta de priorización con contratos técnicos claros: esquema canónico, quality gates, preprocesamiento congelado, modelos Spark evaluados con holdout independiente, evidence fingerprinting, candidate/champion separados, promoción explícita, inference sin training, monitoreo registry-aware y reporting desacoplado de infraestructura. La documentación principal explica estas decisiones y su fundamento, mientras el historial de desarrollo queda relegado a Git/PR y notas de release.</w:t>
       </w:r>
     </w:p>
     <w:p>
@@ -8926,25 +8991,7 @@
           <w:sz w:val="22"/>
           <w:szCs w:val="22"/>
         </w:rPr>
-        <w:t>La arquitectura distingue el benchmark histórico local de la ruta operacional: TRAIN/INFERENCE admiten master Spark configurable y, con spark_sql, mantienen el procesamiento distribuido sin toPandas hasta la escritura Parquet. Lo pendiente es validar esta arquitectura con volumen, seguridad, rendimiento y robustez sobre infraestructura CGR.</w:t>
-      </w:r>
-    </w:p>
-    <w:p>
-      <w:pPr>
-        <w:pStyle w:val="Normal"/>
-        <w:keepNext w:val="false"/>
-        <w:spacing w:lineRule="exact" w:line="240" w:before="0" w:after="80"/>
-        <w:jc w:val="both"/>
-        <w:rPr/>
-      </w:pPr>
-      <w:r>
-        <w:rPr>
-          <w:rFonts w:eastAsia="Arial" w:cs="Arial"/>
-          <w:color w:val="000000"/>
-          <w:sz w:val="22"/>
-          <w:szCs w:val="22"/>
-        </w:rPr>
-        <w:t>Para una fase institucional se recomienda: obtener ground truth real; validar reglas con auditores/especialistas normativos; desplegar primero en DEV/QA; probar particionamiento y tiempos con datos internos; calibrar capacidad de revisión; habilitar controles de acceso/linaje; y ejecutar certificación, marcha blanca y transferencia formal.</w:t>
+        <w:t>Para una adopción institucional se recomienda mantener intacta la separación evaluación/TRAIN/promoción/INFERENCE, ejecutar evaluación sobre el mismo corpus real que alimentará TRAIN, definir ground truth y criterios de aceptación con auditores, y validar capacidad, seguridad, observabilidad y reporting en DEV/QA/PROD antes de cualquier marcha blanca.</w:t>
       </w:r>
     </w:p>
     <w:p>
@@ -8953,8 +9000,8 @@
         <w:spacing w:lineRule="exact" w:line="240" w:before="240" w:after="120"/>
         <w:rPr/>
       </w:pPr>
-      <w:bookmarkStart w:id="18" w:name="__RefHeading___Toc831_1103273133"/>
-      <w:bookmarkEnd w:id="18"/>
+      <w:bookmarkStart w:id="20" w:name="__RefHeading___Toc831_1096995856"/>
+      <w:bookmarkEnd w:id="20"/>
       <w:r>
         <w:rPr>
           <w:rFonts w:eastAsia="Arial" w:cs="Arial" w:ascii="Arial" w:hAnsi="Arial"/>
@@ -8984,7 +9031,7 @@
           <w:sz w:val="22"/>
           <w:szCs w:val="22"/>
         </w:rPr>
-        <w:t>Commit utilizado por la evidencia: 41291beaafd3cf1527a9bbeb9e976315c2fe7689.</w:t>
+        <w:t>README.md — descripción funcional y decisiones de diseño.</w:t>
       </w:r>
     </w:p>
     <w:p>
@@ -9004,7 +9051,7 @@
           <w:sz w:val="22"/>
           <w:szCs w:val="22"/>
         </w:rPr>
-        <w:t>outputs/evidencia_documental.json - fuente única de cifras documentales.</w:t>
+        <w:t>docs/Arquitectura_MLOps.md — model lifecycle, registry, promotion y rollback.</w:t>
       </w:r>
     </w:p>
     <w:p>
@@ -9024,7 +9071,7 @@
           <w:sz w:val="22"/>
           <w:szCs w:val="22"/>
         </w:rPr>
-        <w:t>outputs/run_manifest.json - entorno, hashes, parámetros y artefactos.</w:t>
+        <w:t>docs/Evaluacion_Spark_y_Performance.md — evaluación distribuida y límites de performance.</w:t>
       </w:r>
     </w:p>
     <w:p>
@@ -9044,7 +9091,7 @@
           <w:sz w:val="22"/>
           <w:szCs w:val="22"/>
         </w:rPr>
-        <w:t>outputs/linaje_datos.csv - linaje de campos y features.</w:t>
+        <w:t>docs/Seguridad_y_Gobernanza.md — seguridad y controles demostrables.</w:t>
       </w:r>
     </w:p>
     <w:p>
@@ -9064,7 +9111,7 @@
           <w:sz w:val="22"/>
           <w:szCs w:val="22"/>
         </w:rPr>
-        <w:t>data/diccionario_datos.csv - diccionario de datos.</w:t>
+        <w:t>docs/Integracion_Datos.md — contrato de fuentes y mappings.</w:t>
       </w:r>
     </w:p>
     <w:p>
@@ -9084,7 +9131,7 @@
           <w:sz w:val="22"/>
           <w:szCs w:val="22"/>
         </w:rPr>
-        <w:t>outputs/validacion_p0_datos_reales.json - integridad y conteos OCDS/OECE.</w:t>
+        <w:t>docs/Auditoria_TDR_Completo.md — matriz de evidencia frente al TDR.</w:t>
       </w:r>
     </w:p>
     <w:p>
@@ -9104,7 +9151,7 @@
           <w:sz w:val="22"/>
           <w:szCs w:val="22"/>
         </w:rPr>
-        <w:t>outputs/spark_favoritismo_resumen.json y outputs/spark_fraccionamiento_resumen.json - benchmark Spark MLlib.</w:t>
+        <w:t>docs/Dependencias_Institucionales_CGR.md — dependencias de cierre institucional.</w:t>
       </w:r>
     </w:p>
     <w:p>
@@ -9124,7 +9171,7 @@
           <w:sz w:val="22"/>
           <w:szCs w:val="22"/>
         </w:rPr>
-        <w:t>tests/test_spark_native_integration.py - regresión de integración Spark-native.</w:t>
+        <w:t>outputs/model_registry.json — perfil activo, champion y artefactos.</w:t>
       </w:r>
     </w:p>
     <w:p>
@@ -9144,27 +9191,7 @@
           <w:sz w:val="22"/>
           <w:szCs w:val="22"/>
         </w:rPr>
-        <w:t>outputs/graphframes_resumen.json - evidencia GraphFrames.</w:t>
-      </w:r>
-    </w:p>
-    <w:p>
-      <w:pPr>
-        <w:pStyle w:val="ListParagraph"/>
-        <w:numPr>
-          <w:ilvl w:val="0"/>
-          <w:numId w:val="1"/>
-        </w:numPr>
-        <w:spacing w:lineRule="exact" w:line="240" w:before="0" w:after="50"/>
-        <w:rPr/>
-      </w:pPr>
-      <w:r>
-        <w:rPr>
-          <w:rFonts w:eastAsia="Arial" w:cs="Arial"/>
-          <w:color w:val="000000"/>
-          <w:sz w:val="22"/>
-          <w:szCs w:val="22"/>
-        </w:rPr>
-        <w:t>Directorio ssrs/ - artefactos T-SQL y RDL del PoC.</w:t>
+        <w:t>outputs/run_manifest.json y outputs/linaje_datos.csv — trazabilidad reproducible.</w:t>
       </w:r>
     </w:p>
     <w:p>
@@ -9173,8 +9200,8 @@
         <w:spacing w:lineRule="auto" w:line="240" w:before="0" w:after="60"/>
         <w:rPr/>
       </w:pPr>
-      <w:bookmarkStart w:id="19" w:name="__RefHeading___Toc833_1103273133"/>
-      <w:bookmarkEnd w:id="19"/>
+      <w:bookmarkStart w:id="21" w:name="__RefHeading___Toc833_1096995856"/>
+      <w:bookmarkEnd w:id="21"/>
       <w:r>
         <w:rPr>
           <w:rFonts w:ascii="Arial" w:hAnsi="Arial"/>
@@ -9195,7 +9222,7 @@
         <w:rPr>
           <w:sz w:val="22"/>
         </w:rPr>
-        <w:t>Este anexo cubre el análisis estadístico/exploratorio de pagos, montos contractuales y modalidades y actualiza la descripción de la arquitectura operacional. La evidencia de pagos usa datos sintéticos vinculados a contratos sintéticos; no representa información SIAF real ni determina la legalidad de una modalidad.</w:t>
+        <w:t>Este anexo cubre el análisis estadístico/exploratorio de pagos, montos contractuales y modalidades y documenta la arquitectura operacional asociada. La evidencia de pagos usa datos sintéticos vinculados a contratos sintéticos; no representa información SIAF real ni determina la legalidad de una modalidad.</w:t>
       </w:r>
     </w:p>
     <w:p>
@@ -9204,8 +9231,8 @@
         <w:spacing w:lineRule="auto" w:line="240" w:before="0" w:after="60"/>
         <w:rPr/>
       </w:pPr>
-      <w:bookmarkStart w:id="20" w:name="__RefHeading___Toc835_1103273133"/>
-      <w:bookmarkEnd w:id="20"/>
+      <w:bookmarkStart w:id="22" w:name="__RefHeading___Toc835_1096995856"/>
+      <w:bookmarkEnd w:id="22"/>
       <w:r>
         <w:rPr>
           <w:rFonts w:ascii="Arial" w:hAnsi="Arial"/>
@@ -9768,8 +9795,8 @@
         <w:spacing w:lineRule="auto" w:line="240" w:before="0" w:after="60"/>
         <w:rPr/>
       </w:pPr>
-      <w:bookmarkStart w:id="21" w:name="__RefHeading___Toc837_1103273133"/>
-      <w:bookmarkEnd w:id="21"/>
+      <w:bookmarkStart w:id="23" w:name="__RefHeading___Toc837_1096995856"/>
+      <w:bookmarkEnd w:id="23"/>
       <w:r>
         <w:rPr>
           <w:rFonts w:ascii="Arial" w:hAnsi="Arial"/>
@@ -9833,8 +9860,8 @@
         <w:spacing w:lineRule="auto" w:line="240" w:before="0" w:after="60"/>
         <w:rPr/>
       </w:pPr>
-      <w:bookmarkStart w:id="22" w:name="__RefHeading___Toc839_1103273133"/>
-      <w:bookmarkEnd w:id="22"/>
+      <w:bookmarkStart w:id="24" w:name="__RefHeading___Toc839_1096995856"/>
+      <w:bookmarkEnd w:id="24"/>
       <w:r>
         <w:rPr>
           <w:rFonts w:ascii="Arial" w:hAnsi="Arial"/>
@@ -9898,8 +9925,8 @@
         <w:spacing w:lineRule="auto" w:line="240" w:before="0" w:after="60"/>
         <w:rPr/>
       </w:pPr>
-      <w:bookmarkStart w:id="23" w:name="__RefHeading___Toc841_1103273133"/>
-      <w:bookmarkEnd w:id="23"/>
+      <w:bookmarkStart w:id="25" w:name="__RefHeading___Toc841_1096995856"/>
+      <w:bookmarkEnd w:id="25"/>
       <w:r>
         <w:rPr>
           <w:rFonts w:ascii="Arial" w:hAnsi="Arial"/>
@@ -9920,7 +9947,7 @@
         <w:rPr>
           <w:sz w:val="22"/>
         </w:rPr>
-        <w:t>La evidencia histórica de modelado Spark se conserva en modo local[*] para reproducibilidad. En paralelo, la ruta operacional TRAIN/INFERENCE admite un master Spark configurable. Cuando source.type=spark_sql, el conector devuelve un Spark DataFrame y el mapping, validación, preprocesamiento, feature engineering y MLlib permanecen en Spark sin toPandas(). Las medianas por objeto aprendidas en TRAIN se persisten como Parquet distribuido y los rankings de INFERENCE se escriben también como Parquet distribuido.</w:t>
+        <w:t>TRAIN/INFERENCE admiten un master Spark configurable. Cuando source.type=spark_sql, el conector devuelve un Spark DataFrame y el mapping, validación, preprocesamiento, feature engineering y MLlib permanecen en Spark sin toPandas(). Las medianas por objeto aprendidas en TRAIN se persisten como Parquet distribuido y los rankings de INFERENCE se escriben también como Parquet distribuido.</w:t>
       </w:r>
     </w:p>
     <w:p>
@@ -9934,7 +9961,7 @@
         <w:rPr>
           <w:sz w:val="22"/>
         </w:rPr>
-        <w:t>Esta capacidad elimina el cuello de botella pandas del adaptador Spark anterior, pero no sustituye las pruebas de carga, particionamiento, seguridad, rendimiento y robustez que deben ejecutarse con el clúster y volumen institucionales reales.</w:t>
+        <w:t>Esta frontera mantiene el corpus contractual distribuido y evita materializarlo en pandas o en la memoria del driver. No sustituye las pruebas de carga, particionamiento, seguridad, rendimiento y robustez que deben ejecutarse con el clúster y volumen institucionales reales.</w:t>
       </w:r>
     </w:p>
     <w:p>
@@ -9943,8 +9970,8 @@
         <w:spacing w:lineRule="auto" w:line="240" w:before="0" w:after="60"/>
         <w:rPr/>
       </w:pPr>
-      <w:bookmarkStart w:id="24" w:name="__RefHeading___Toc843_1103273133"/>
-      <w:bookmarkEnd w:id="24"/>
+      <w:bookmarkStart w:id="26" w:name="__RefHeading___Toc843_1096995856"/>
+      <w:bookmarkEnd w:id="26"/>
       <w:r>
         <w:rPr>
           <w:rFonts w:ascii="Arial" w:hAnsi="Arial"/>
@@ -9974,8 +10001,8 @@
         <w:spacing w:lineRule="exact" w:line="240" w:before="240" w:after="120"/>
         <w:rPr/>
       </w:pPr>
-      <w:bookmarkStart w:id="25" w:name="__RefHeading___Toc845_1103273133"/>
-      <w:bookmarkEnd w:id="25"/>
+      <w:bookmarkStart w:id="27" w:name="__RefHeading___Toc845_1096995856"/>
+      <w:bookmarkEnd w:id="27"/>
       <w:r>
         <w:rPr>
           <w:rFonts w:eastAsia="Arial" w:cs="Arial" w:ascii="Arial" w:hAnsi="Arial"/>

--- a/reporte/Reporte_Tecnico_Prototipo_CGR_1.8.2.docx
+++ b/reporte/Reporte_Tecnico_Prototipo_CGR_1.8.2.docx
@@ -262,7 +262,7 @@
         <w:spacing w:lineRule="exact" w:line="240" w:before="240" w:after="120"/>
         <w:rPr/>
       </w:pPr>
-      <w:bookmarkStart w:id="0" w:name="__RefHeading___Toc791_1096995856"/>
+      <w:bookmarkStart w:id="0" w:name="__RefHeading___Toc791_4075509268"/>
       <w:bookmarkEnd w:id="0"/>
       <w:r>
         <w:rPr>
@@ -369,7 +369,7 @@
             </w:rPr>
             <w:fldChar w:fldCharType="separate"/>
           </w:r>
-          <w:hyperlink w:anchor="__RefHeading___Toc791_1096995856">
+          <w:hyperlink w:anchor="__RefHeading___Toc791_4075509268">
             <w:r>
               <w:rPr>
                 <w:rStyle w:val="IndexLink"/>
@@ -389,7 +389,7 @@
             </w:tabs>
             <w:rPr/>
           </w:pPr>
-          <w:hyperlink w:anchor="__RefHeading___Toc793_1096995856">
+          <w:hyperlink w:anchor="__RefHeading___Toc793_4075509268">
             <w:r>
               <w:rPr>
                 <w:rStyle w:val="IndexLink"/>
@@ -409,7 +409,7 @@
             </w:tabs>
             <w:rPr/>
           </w:pPr>
-          <w:hyperlink w:anchor="__RefHeading___Toc795_1096995856">
+          <w:hyperlink w:anchor="__RefHeading___Toc795_4075509268">
             <w:r>
               <w:rPr>
                 <w:rStyle w:val="IndexLink"/>
@@ -429,7 +429,7 @@
             </w:tabs>
             <w:rPr/>
           </w:pPr>
-          <w:hyperlink w:anchor="__RefHeading___Toc797_1096995856">
+          <w:hyperlink w:anchor="__RefHeading___Toc797_4075509268">
             <w:r>
               <w:rPr>
                 <w:rStyle w:val="IndexLink"/>
@@ -449,7 +449,7 @@
             </w:tabs>
             <w:rPr/>
           </w:pPr>
-          <w:hyperlink w:anchor="__RefHeading___Toc799_1096995856">
+          <w:hyperlink w:anchor="__RefHeading___Toc799_4075509268">
             <w:r>
               <w:rPr>
                 <w:rStyle w:val="IndexLink"/>
@@ -469,7 +469,7 @@
             </w:tabs>
             <w:rPr/>
           </w:pPr>
-          <w:hyperlink w:anchor="__RefHeading___Toc801_1096995856">
+          <w:hyperlink w:anchor="__RefHeading___Toc801_4075509268">
             <w:r>
               <w:rPr>
                 <w:rStyle w:val="IndexLink"/>
@@ -489,7 +489,7 @@
             </w:tabs>
             <w:rPr/>
           </w:pPr>
-          <w:hyperlink w:anchor="__RefHeading___Toc803_1096995856">
+          <w:hyperlink w:anchor="__RefHeading___Toc803_4075509268">
             <w:r>
               <w:rPr>
                 <w:rStyle w:val="IndexLink"/>
@@ -509,7 +509,7 @@
             </w:tabs>
             <w:rPr/>
           </w:pPr>
-          <w:hyperlink w:anchor="__RefHeading___Toc805_1096995856">
+          <w:hyperlink w:anchor="__RefHeading___Toc805_4075509268">
             <w:r>
               <w:rPr>
                 <w:rStyle w:val="IndexLink"/>
@@ -529,7 +529,7 @@
             </w:tabs>
             <w:rPr/>
           </w:pPr>
-          <w:hyperlink w:anchor="__RefHeading___Toc807_1096995856">
+          <w:hyperlink w:anchor="__RefHeading___Toc807_4075509268">
             <w:r>
               <w:rPr>
                 <w:rStyle w:val="IndexLink"/>
@@ -549,7 +549,7 @@
             </w:tabs>
             <w:rPr/>
           </w:pPr>
-          <w:hyperlink w:anchor="__RefHeading___Toc809_1096995856">
+          <w:hyperlink w:anchor="__RefHeading___Toc809_4075509268">
             <w:r>
               <w:rPr>
                 <w:rStyle w:val="IndexLink"/>
@@ -569,7 +569,7 @@
             </w:tabs>
             <w:rPr/>
           </w:pPr>
-          <w:hyperlink w:anchor="__RefHeading___Toc811_1096995856">
+          <w:hyperlink w:anchor="__RefHeading___Toc811_4075509268">
             <w:r>
               <w:rPr>
                 <w:rStyle w:val="IndexLink"/>
@@ -589,7 +589,7 @@
             </w:tabs>
             <w:rPr/>
           </w:pPr>
-          <w:hyperlink w:anchor="__RefHeading___Toc813_1096995856">
+          <w:hyperlink w:anchor="__RefHeading___Toc813_4075509268">
             <w:r>
               <w:rPr>
                 <w:rStyle w:val="IndexLink"/>
@@ -609,7 +609,7 @@
             </w:tabs>
             <w:rPr/>
           </w:pPr>
-          <w:hyperlink w:anchor="__RefHeading___Toc815_1096995856">
+          <w:hyperlink w:anchor="__RefHeading___Toc815_4075509268">
             <w:r>
               <w:rPr>
                 <w:rStyle w:val="IndexLink"/>
@@ -629,7 +629,7 @@
             </w:tabs>
             <w:rPr/>
           </w:pPr>
-          <w:hyperlink w:anchor="__RefHeading___Toc817_1096995856">
+          <w:hyperlink w:anchor="__RefHeading___Toc817_4075509268">
             <w:r>
               <w:rPr>
                 <w:rStyle w:val="IndexLink"/>
@@ -649,7 +649,7 @@
             </w:tabs>
             <w:rPr/>
           </w:pPr>
-          <w:hyperlink w:anchor="__RefHeading___Toc819_1096995856">
+          <w:hyperlink w:anchor="__RefHeading___Toc819_4075509268">
             <w:r>
               <w:rPr>
                 <w:rStyle w:val="IndexLink"/>
@@ -669,7 +669,7 @@
             </w:tabs>
             <w:rPr/>
           </w:pPr>
-          <w:hyperlink w:anchor="__RefHeading___Toc821_1096995856">
+          <w:hyperlink w:anchor="__RefHeading___Toc821_4075509268">
             <w:r>
               <w:rPr>
                 <w:rStyle w:val="IndexLink"/>
@@ -689,7 +689,7 @@
             </w:tabs>
             <w:rPr/>
           </w:pPr>
-          <w:hyperlink w:anchor="__RefHeading___Toc823_1096995856">
+          <w:hyperlink w:anchor="__RefHeading___Toc823_4075509268">
             <w:r>
               <w:rPr>
                 <w:rStyle w:val="IndexLink"/>
@@ -709,7 +709,7 @@
             </w:tabs>
             <w:rPr/>
           </w:pPr>
-          <w:hyperlink w:anchor="__RefHeading___Toc825_1096995856">
+          <w:hyperlink w:anchor="__RefHeading___Toc825_4075509268">
             <w:r>
               <w:rPr>
                 <w:rStyle w:val="IndexLink"/>
@@ -729,7 +729,7 @@
             </w:tabs>
             <w:rPr/>
           </w:pPr>
-          <w:hyperlink w:anchor="__RefHeading___Toc827_1096995856">
+          <w:hyperlink w:anchor="__RefHeading___Toc827_4075509268">
             <w:r>
               <w:rPr>
                 <w:rStyle w:val="IndexLink"/>
@@ -749,7 +749,7 @@
             </w:tabs>
             <w:rPr/>
           </w:pPr>
-          <w:hyperlink w:anchor="__RefHeading___Toc829_1096995856">
+          <w:hyperlink w:anchor="__RefHeading___Toc829_4075509268">
             <w:r>
               <w:rPr>
                 <w:rStyle w:val="IndexLink"/>
@@ -769,7 +769,7 @@
             </w:tabs>
             <w:rPr/>
           </w:pPr>
-          <w:hyperlink w:anchor="__RefHeading___Toc831_1096995856">
+          <w:hyperlink w:anchor="__RefHeading___Toc831_4075509268">
             <w:r>
               <w:rPr>
                 <w:rStyle w:val="IndexLink"/>
@@ -789,7 +789,7 @@
             </w:tabs>
             <w:rPr/>
           </w:pPr>
-          <w:hyperlink w:anchor="__RefHeading___Toc833_1096995856">
+          <w:hyperlink w:anchor="__RefHeading___Toc833_4075509268">
             <w:r>
               <w:rPr>
                 <w:rStyle w:val="IndexLink"/>
@@ -809,7 +809,7 @@
             </w:tabs>
             <w:rPr/>
           </w:pPr>
-          <w:hyperlink w:anchor="__RefHeading___Toc835_1096995856">
+          <w:hyperlink w:anchor="__RefHeading___Toc835_4075509268">
             <w:r>
               <w:rPr>
                 <w:rStyle w:val="IndexLink"/>
@@ -829,7 +829,7 @@
             </w:tabs>
             <w:rPr/>
           </w:pPr>
-          <w:hyperlink w:anchor="__RefHeading___Toc837_1096995856">
+          <w:hyperlink w:anchor="__RefHeading___Toc837_4075509268">
             <w:r>
               <w:rPr>
                 <w:rStyle w:val="IndexLink"/>
@@ -849,7 +849,7 @@
             </w:tabs>
             <w:rPr/>
           </w:pPr>
-          <w:hyperlink w:anchor="__RefHeading___Toc839_1096995856">
+          <w:hyperlink w:anchor="__RefHeading___Toc839_4075509268">
             <w:r>
               <w:rPr>
                 <w:rStyle w:val="IndexLink"/>
@@ -869,7 +869,7 @@
             </w:tabs>
             <w:rPr/>
           </w:pPr>
-          <w:hyperlink w:anchor="__RefHeading___Toc841_1096995856">
+          <w:hyperlink w:anchor="__RefHeading___Toc841_4075509268">
             <w:r>
               <w:rPr>
                 <w:rStyle w:val="IndexLink"/>
@@ -889,7 +889,7 @@
             </w:tabs>
             <w:rPr/>
           </w:pPr>
-          <w:hyperlink w:anchor="__RefHeading___Toc843_1096995856">
+          <w:hyperlink w:anchor="__RefHeading___Toc843_4075509268">
             <w:r>
               <w:rPr>
                 <w:rStyle w:val="IndexLink"/>
@@ -909,7 +909,7 @@
             </w:tabs>
             <w:rPr/>
           </w:pPr>
-          <w:hyperlink w:anchor="__RefHeading___Toc845_1096995856">
+          <w:hyperlink w:anchor="__RefHeading___Toc845_4075509268">
             <w:r>
               <w:rPr>
                 <w:rStyle w:val="IndexLink"/>
@@ -949,7 +949,7 @@
         <w:spacing w:lineRule="exact" w:line="240" w:before="240" w:after="120"/>
         <w:rPr/>
       </w:pPr>
-      <w:bookmarkStart w:id="1" w:name="__RefHeading___Toc793_1096995856"/>
+      <w:bookmarkStart w:id="1" w:name="__RefHeading___Toc793_4075509268"/>
       <w:bookmarkEnd w:id="1"/>
       <w:r>
         <w:rPr>
@@ -1095,7 +1095,7 @@
         <w:spacing w:lineRule="exact" w:line="240" w:before="240" w:after="120"/>
         <w:rPr/>
       </w:pPr>
-      <w:bookmarkStart w:id="2" w:name="__RefHeading___Toc795_1096995856"/>
+      <w:bookmarkStart w:id="2" w:name="__RefHeading___Toc795_4075509268"/>
       <w:bookmarkEnd w:id="2"/>
       <w:r>
         <w:rPr>
@@ -1187,7 +1187,7 @@
         <w:spacing w:lineRule="exact" w:line="240" w:before="240" w:after="120"/>
         <w:rPr/>
       </w:pPr>
-      <w:bookmarkStart w:id="3" w:name="__RefHeading___Toc797_1096995856"/>
+      <w:bookmarkStart w:id="3" w:name="__RefHeading___Toc797_4075509268"/>
       <w:bookmarkEnd w:id="3"/>
       <w:r>
         <w:rPr>
@@ -2501,7 +2501,7 @@
         <w:spacing w:lineRule="exact" w:line="240" w:before="240" w:after="120"/>
         <w:rPr/>
       </w:pPr>
-      <w:bookmarkStart w:id="4" w:name="__RefHeading___Toc799_1096995856"/>
+      <w:bookmarkStart w:id="4" w:name="__RefHeading___Toc799_4075509268"/>
       <w:bookmarkEnd w:id="4"/>
       <w:r>
         <w:rPr>
@@ -3078,7 +3078,7 @@
         <w:spacing w:lineRule="exact" w:line="240" w:before="240" w:after="120"/>
         <w:rPr/>
       </w:pPr>
-      <w:bookmarkStart w:id="5" w:name="__RefHeading___Toc801_1096995856"/>
+      <w:bookmarkStart w:id="5" w:name="__RefHeading___Toc801_4075509268"/>
       <w:bookmarkEnd w:id="5"/>
       <w:r>
         <w:rPr>
@@ -3134,7 +3134,7 @@
         <w:spacing w:lineRule="exact" w:line="240" w:before="240" w:after="120"/>
         <w:rPr/>
       </w:pPr>
-      <w:bookmarkStart w:id="6" w:name="__RefHeading___Toc803_1096995856"/>
+      <w:bookmarkStart w:id="6" w:name="__RefHeading___Toc803_4075509268"/>
       <w:bookmarkEnd w:id="6"/>
       <w:r>
         <w:rPr>
@@ -3172,7 +3172,7 @@
         <w:spacing w:lineRule="exact" w:line="240" w:before="240" w:after="120"/>
         <w:rPr/>
       </w:pPr>
-      <w:bookmarkStart w:id="7" w:name="__RefHeading___Toc805_1096995856"/>
+      <w:bookmarkStart w:id="7" w:name="__RefHeading___Toc805_4075509268"/>
       <w:bookmarkEnd w:id="7"/>
       <w:r>
         <w:rPr>
@@ -3192,7 +3192,7 @@
         <w:spacing w:lineRule="exact" w:line="240" w:before="180" w:after="80"/>
         <w:rPr/>
       </w:pPr>
-      <w:bookmarkStart w:id="8" w:name="__RefHeading___Toc807_1096995856"/>
+      <w:bookmarkStart w:id="8" w:name="__RefHeading___Toc807_4075509268"/>
       <w:bookmarkEnd w:id="8"/>
       <w:r>
         <w:rPr>
@@ -3963,7 +3963,7 @@
         <w:spacing w:lineRule="exact" w:line="240" w:before="180" w:after="80"/>
         <w:rPr/>
       </w:pPr>
-      <w:bookmarkStart w:id="9" w:name="__RefHeading___Toc809_1096995856"/>
+      <w:bookmarkStart w:id="9" w:name="__RefHeading___Toc809_4075509268"/>
       <w:bookmarkEnd w:id="9"/>
       <w:r>
         <w:rPr>
@@ -4101,7 +4101,7 @@
         <w:spacing w:lineRule="exact" w:line="240" w:before="180" w:after="80"/>
         <w:rPr/>
       </w:pPr>
-      <w:bookmarkStart w:id="10" w:name="__RefHeading___Toc811_1096995856"/>
+      <w:bookmarkStart w:id="10" w:name="__RefHeading___Toc811_4075509268"/>
       <w:bookmarkEnd w:id="10"/>
       <w:r>
         <w:rPr>
@@ -4969,7 +4969,7 @@
         <w:spacing w:lineRule="exact" w:line="240" w:before="180" w:after="80"/>
         <w:rPr/>
       </w:pPr>
-      <w:bookmarkStart w:id="11" w:name="__RefHeading___Toc813_1096995856"/>
+      <w:bookmarkStart w:id="11" w:name="__RefHeading___Toc813_4075509268"/>
       <w:bookmarkEnd w:id="11"/>
       <w:r>
         <w:rPr>
@@ -6441,7 +6441,7 @@
         <w:spacing w:lineRule="exact" w:line="240" w:before="180" w:after="80"/>
         <w:rPr/>
       </w:pPr>
-      <w:bookmarkStart w:id="12" w:name="__RefHeading___Toc815_1096995856"/>
+      <w:bookmarkStart w:id="12" w:name="__RefHeading___Toc815_4075509268"/>
       <w:bookmarkEnd w:id="12"/>
       <w:r>
         <w:rPr>
@@ -6497,7 +6497,7 @@
         <w:spacing w:lineRule="exact" w:line="240" w:before="180" w:after="80"/>
         <w:rPr/>
       </w:pPr>
-      <w:bookmarkStart w:id="13" w:name="__RefHeading___Toc817_1096995856"/>
+      <w:bookmarkStart w:id="13" w:name="__RefHeading___Toc817_4075509268"/>
       <w:bookmarkEnd w:id="13"/>
       <w:r>
         <w:rPr>
@@ -6615,7 +6615,7 @@
         <w:spacing w:lineRule="exact" w:line="240" w:before="180" w:after="80"/>
         <w:rPr/>
       </w:pPr>
-      <w:bookmarkStart w:id="14" w:name="__RefHeading___Toc819_1096995856"/>
+      <w:bookmarkStart w:id="14" w:name="__RefHeading___Toc819_4075509268"/>
       <w:bookmarkEnd w:id="14"/>
       <w:r>
         <w:rPr>
@@ -7297,7 +7297,7 @@
         <w:spacing w:lineRule="exact" w:line="240" w:before="180" w:after="80"/>
         <w:rPr/>
       </w:pPr>
-      <w:bookmarkStart w:id="15" w:name="__RefHeading___Toc821_1096995856"/>
+      <w:bookmarkStart w:id="15" w:name="__RefHeading___Toc821_4075509268"/>
       <w:bookmarkEnd w:id="15"/>
       <w:r>
         <w:rPr>
@@ -7442,7 +7442,7 @@
         <w:spacing w:lineRule="exact" w:line="240" w:before="180" w:after="80"/>
         <w:rPr/>
       </w:pPr>
-      <w:bookmarkStart w:id="16" w:name="__RefHeading___Toc823_1096995856"/>
+      <w:bookmarkStart w:id="16" w:name="__RefHeading___Toc823_4075509268"/>
       <w:bookmarkEnd w:id="16"/>
       <w:r>
         <w:rPr>
@@ -8008,7 +8008,7 @@
         <w:spacing w:lineRule="exact" w:line="240" w:before="180" w:after="80"/>
         <w:rPr/>
       </w:pPr>
-      <w:bookmarkStart w:id="17" w:name="__RefHeading___Toc825_1096995856"/>
+      <w:bookmarkStart w:id="17" w:name="__RefHeading___Toc825_4075509268"/>
       <w:bookmarkEnd w:id="17"/>
       <w:r>
         <w:rPr>
@@ -8128,7 +8128,7 @@
         <w:spacing w:lineRule="exact" w:line="240" w:before="180" w:after="80"/>
         <w:rPr/>
       </w:pPr>
-      <w:bookmarkStart w:id="18" w:name="__RefHeading___Toc827_1096995856"/>
+      <w:bookmarkStart w:id="18" w:name="__RefHeading___Toc827_4075509268"/>
       <w:bookmarkEnd w:id="18"/>
       <w:r>
         <w:rPr>
@@ -8944,7 +8944,7 @@
         <w:spacing w:lineRule="exact" w:line="240" w:before="240" w:after="120"/>
         <w:rPr/>
       </w:pPr>
-      <w:bookmarkStart w:id="19" w:name="__RefHeading___Toc829_1096995856"/>
+      <w:bookmarkStart w:id="19" w:name="__RefHeading___Toc829_4075509268"/>
       <w:bookmarkEnd w:id="19"/>
       <w:r>
         <w:rPr>
@@ -9000,7 +9000,7 @@
         <w:spacing w:lineRule="exact" w:line="240" w:before="240" w:after="120"/>
         <w:rPr/>
       </w:pPr>
-      <w:bookmarkStart w:id="20" w:name="__RefHeading___Toc831_1096995856"/>
+      <w:bookmarkStart w:id="20" w:name="__RefHeading___Toc831_4075509268"/>
       <w:bookmarkEnd w:id="20"/>
       <w:r>
         <w:rPr>
@@ -9200,7 +9200,7 @@
         <w:spacing w:lineRule="auto" w:line="240" w:before="0" w:after="60"/>
         <w:rPr/>
       </w:pPr>
-      <w:bookmarkStart w:id="21" w:name="__RefHeading___Toc833_1096995856"/>
+      <w:bookmarkStart w:id="21" w:name="__RefHeading___Toc833_4075509268"/>
       <w:bookmarkEnd w:id="21"/>
       <w:r>
         <w:rPr>
@@ -9231,7 +9231,7 @@
         <w:spacing w:lineRule="auto" w:line="240" w:before="0" w:after="60"/>
         <w:rPr/>
       </w:pPr>
-      <w:bookmarkStart w:id="22" w:name="__RefHeading___Toc835_1096995856"/>
+      <w:bookmarkStart w:id="22" w:name="__RefHeading___Toc835_4075509268"/>
       <w:bookmarkEnd w:id="22"/>
       <w:r>
         <w:rPr>
@@ -9795,7 +9795,7 @@
         <w:spacing w:lineRule="auto" w:line="240" w:before="0" w:after="60"/>
         <w:rPr/>
       </w:pPr>
-      <w:bookmarkStart w:id="23" w:name="__RefHeading___Toc837_1096995856"/>
+      <w:bookmarkStart w:id="23" w:name="__RefHeading___Toc837_4075509268"/>
       <w:bookmarkEnd w:id="23"/>
       <w:r>
         <w:rPr>
@@ -9860,7 +9860,7 @@
         <w:spacing w:lineRule="auto" w:line="240" w:before="0" w:after="60"/>
         <w:rPr/>
       </w:pPr>
-      <w:bookmarkStart w:id="24" w:name="__RefHeading___Toc839_1096995856"/>
+      <w:bookmarkStart w:id="24" w:name="__RefHeading___Toc839_4075509268"/>
       <w:bookmarkEnd w:id="24"/>
       <w:r>
         <w:rPr>
@@ -9925,7 +9925,7 @@
         <w:spacing w:lineRule="auto" w:line="240" w:before="0" w:after="60"/>
         <w:rPr/>
       </w:pPr>
-      <w:bookmarkStart w:id="25" w:name="__RefHeading___Toc841_1096995856"/>
+      <w:bookmarkStart w:id="25" w:name="__RefHeading___Toc841_4075509268"/>
       <w:bookmarkEnd w:id="25"/>
       <w:r>
         <w:rPr>
@@ -9970,7 +9970,7 @@
         <w:spacing w:lineRule="auto" w:line="240" w:before="0" w:after="60"/>
         <w:rPr/>
       </w:pPr>
-      <w:bookmarkStart w:id="26" w:name="__RefHeading___Toc843_1096995856"/>
+      <w:bookmarkStart w:id="26" w:name="__RefHeading___Toc843_4075509268"/>
       <w:bookmarkEnd w:id="26"/>
       <w:r>
         <w:rPr>
@@ -10001,7 +10001,7 @@
         <w:spacing w:lineRule="exact" w:line="240" w:before="240" w:after="120"/>
         <w:rPr/>
       </w:pPr>
-      <w:bookmarkStart w:id="27" w:name="__RefHeading___Toc845_1096995856"/>
+      <w:bookmarkStart w:id="27" w:name="__RefHeading___Toc845_4075509268"/>
       <w:bookmarkEnd w:id="27"/>
       <w:r>
         <w:rPr>

--- a/reporte/Reporte_Tecnico_Prototipo_CGR_1.8.2.docx
+++ b/reporte/Reporte_Tecnico_Prototipo_CGR_1.8.2.docx
@@ -262,7 +262,7 @@
         <w:spacing w:lineRule="exact" w:line="240" w:before="240" w:after="120"/>
         <w:rPr/>
       </w:pPr>
-      <w:bookmarkStart w:id="0" w:name="__RefHeading___Toc791_4075509268"/>
+      <w:bookmarkStart w:id="0" w:name="__RefHeading___Toc791_4038105535"/>
       <w:bookmarkEnd w:id="0"/>
       <w:r>
         <w:rPr>
@@ -369,7 +369,7 @@
             </w:rPr>
             <w:fldChar w:fldCharType="separate"/>
           </w:r>
-          <w:hyperlink w:anchor="__RefHeading___Toc791_4075509268">
+          <w:hyperlink w:anchor="__RefHeading___Toc791_4038105535">
             <w:r>
               <w:rPr>
                 <w:rStyle w:val="IndexLink"/>
@@ -389,7 +389,7 @@
             </w:tabs>
             <w:rPr/>
           </w:pPr>
-          <w:hyperlink w:anchor="__RefHeading___Toc793_4075509268">
+          <w:hyperlink w:anchor="__RefHeading___Toc793_4038105535">
             <w:r>
               <w:rPr>
                 <w:rStyle w:val="IndexLink"/>
@@ -409,7 +409,7 @@
             </w:tabs>
             <w:rPr/>
           </w:pPr>
-          <w:hyperlink w:anchor="__RefHeading___Toc795_4075509268">
+          <w:hyperlink w:anchor="__RefHeading___Toc795_4038105535">
             <w:r>
               <w:rPr>
                 <w:rStyle w:val="IndexLink"/>
@@ -429,7 +429,7 @@
             </w:tabs>
             <w:rPr/>
           </w:pPr>
-          <w:hyperlink w:anchor="__RefHeading___Toc797_4075509268">
+          <w:hyperlink w:anchor="__RefHeading___Toc797_4038105535">
             <w:r>
               <w:rPr>
                 <w:rStyle w:val="IndexLink"/>
@@ -449,7 +449,7 @@
             </w:tabs>
             <w:rPr/>
           </w:pPr>
-          <w:hyperlink w:anchor="__RefHeading___Toc799_4075509268">
+          <w:hyperlink w:anchor="__RefHeading___Toc799_4038105535">
             <w:r>
               <w:rPr>
                 <w:rStyle w:val="IndexLink"/>
@@ -469,7 +469,7 @@
             </w:tabs>
             <w:rPr/>
           </w:pPr>
-          <w:hyperlink w:anchor="__RefHeading___Toc801_4075509268">
+          <w:hyperlink w:anchor="__RefHeading___Toc801_4038105535">
             <w:r>
               <w:rPr>
                 <w:rStyle w:val="IndexLink"/>
@@ -489,7 +489,7 @@
             </w:tabs>
             <w:rPr/>
           </w:pPr>
-          <w:hyperlink w:anchor="__RefHeading___Toc803_4075509268">
+          <w:hyperlink w:anchor="__RefHeading___Toc803_4038105535">
             <w:r>
               <w:rPr>
                 <w:rStyle w:val="IndexLink"/>
@@ -509,7 +509,7 @@
             </w:tabs>
             <w:rPr/>
           </w:pPr>
-          <w:hyperlink w:anchor="__RefHeading___Toc805_4075509268">
+          <w:hyperlink w:anchor="__RefHeading___Toc805_4038105535">
             <w:r>
               <w:rPr>
                 <w:rStyle w:val="IndexLink"/>
@@ -529,7 +529,7 @@
             </w:tabs>
             <w:rPr/>
           </w:pPr>
-          <w:hyperlink w:anchor="__RefHeading___Toc807_4075509268">
+          <w:hyperlink w:anchor="__RefHeading___Toc807_4038105535">
             <w:r>
               <w:rPr>
                 <w:rStyle w:val="IndexLink"/>
@@ -549,7 +549,7 @@
             </w:tabs>
             <w:rPr/>
           </w:pPr>
-          <w:hyperlink w:anchor="__RefHeading___Toc809_4075509268">
+          <w:hyperlink w:anchor="__RefHeading___Toc809_4038105535">
             <w:r>
               <w:rPr>
                 <w:rStyle w:val="IndexLink"/>
@@ -569,7 +569,7 @@
             </w:tabs>
             <w:rPr/>
           </w:pPr>
-          <w:hyperlink w:anchor="__RefHeading___Toc811_4075509268">
+          <w:hyperlink w:anchor="__RefHeading___Toc811_4038105535">
             <w:r>
               <w:rPr>
                 <w:rStyle w:val="IndexLink"/>
@@ -589,7 +589,7 @@
             </w:tabs>
             <w:rPr/>
           </w:pPr>
-          <w:hyperlink w:anchor="__RefHeading___Toc813_4075509268">
+          <w:hyperlink w:anchor="__RefHeading___Toc813_4038105535">
             <w:r>
               <w:rPr>
                 <w:rStyle w:val="IndexLink"/>
@@ -609,7 +609,7 @@
             </w:tabs>
             <w:rPr/>
           </w:pPr>
-          <w:hyperlink w:anchor="__RefHeading___Toc815_4075509268">
+          <w:hyperlink w:anchor="__RefHeading___Toc815_4038105535">
             <w:r>
               <w:rPr>
                 <w:rStyle w:val="IndexLink"/>
@@ -629,7 +629,7 @@
             </w:tabs>
             <w:rPr/>
           </w:pPr>
-          <w:hyperlink w:anchor="__RefHeading___Toc817_4075509268">
+          <w:hyperlink w:anchor="__RefHeading___Toc817_4038105535">
             <w:r>
               <w:rPr>
                 <w:rStyle w:val="IndexLink"/>
@@ -649,7 +649,7 @@
             </w:tabs>
             <w:rPr/>
           </w:pPr>
-          <w:hyperlink w:anchor="__RefHeading___Toc819_4075509268">
+          <w:hyperlink w:anchor="__RefHeading___Toc819_4038105535">
             <w:r>
               <w:rPr>
                 <w:rStyle w:val="IndexLink"/>
@@ -669,7 +669,7 @@
             </w:tabs>
             <w:rPr/>
           </w:pPr>
-          <w:hyperlink w:anchor="__RefHeading___Toc821_4075509268">
+          <w:hyperlink w:anchor="__RefHeading___Toc821_4038105535">
             <w:r>
               <w:rPr>
                 <w:rStyle w:val="IndexLink"/>
@@ -689,7 +689,7 @@
             </w:tabs>
             <w:rPr/>
           </w:pPr>
-          <w:hyperlink w:anchor="__RefHeading___Toc823_4075509268">
+          <w:hyperlink w:anchor="__RefHeading___Toc823_4038105535">
             <w:r>
               <w:rPr>
                 <w:rStyle w:val="IndexLink"/>
@@ -709,7 +709,7 @@
             </w:tabs>
             <w:rPr/>
           </w:pPr>
-          <w:hyperlink w:anchor="__RefHeading___Toc825_4075509268">
+          <w:hyperlink w:anchor="__RefHeading___Toc825_4038105535">
             <w:r>
               <w:rPr>
                 <w:rStyle w:val="IndexLink"/>
@@ -729,7 +729,7 @@
             </w:tabs>
             <w:rPr/>
           </w:pPr>
-          <w:hyperlink w:anchor="__RefHeading___Toc827_4075509268">
+          <w:hyperlink w:anchor="__RefHeading___Toc827_4038105535">
             <w:r>
               <w:rPr>
                 <w:rStyle w:val="IndexLink"/>
@@ -749,7 +749,7 @@
             </w:tabs>
             <w:rPr/>
           </w:pPr>
-          <w:hyperlink w:anchor="__RefHeading___Toc829_4075509268">
+          <w:hyperlink w:anchor="__RefHeading___Toc829_4038105535">
             <w:r>
               <w:rPr>
                 <w:rStyle w:val="IndexLink"/>
@@ -769,7 +769,7 @@
             </w:tabs>
             <w:rPr/>
           </w:pPr>
-          <w:hyperlink w:anchor="__RefHeading___Toc831_4075509268">
+          <w:hyperlink w:anchor="__RefHeading___Toc831_4038105535">
             <w:r>
               <w:rPr>
                 <w:rStyle w:val="IndexLink"/>
@@ -789,7 +789,7 @@
             </w:tabs>
             <w:rPr/>
           </w:pPr>
-          <w:hyperlink w:anchor="__RefHeading___Toc833_4075509268">
+          <w:hyperlink w:anchor="__RefHeading___Toc833_4038105535">
             <w:r>
               <w:rPr>
                 <w:rStyle w:val="IndexLink"/>
@@ -809,7 +809,7 @@
             </w:tabs>
             <w:rPr/>
           </w:pPr>
-          <w:hyperlink w:anchor="__RefHeading___Toc835_4075509268">
+          <w:hyperlink w:anchor="__RefHeading___Toc835_4038105535">
             <w:r>
               <w:rPr>
                 <w:rStyle w:val="IndexLink"/>
@@ -829,7 +829,7 @@
             </w:tabs>
             <w:rPr/>
           </w:pPr>
-          <w:hyperlink w:anchor="__RefHeading___Toc837_4075509268">
+          <w:hyperlink w:anchor="__RefHeading___Toc837_4038105535">
             <w:r>
               <w:rPr>
                 <w:rStyle w:val="IndexLink"/>
@@ -849,7 +849,7 @@
             </w:tabs>
             <w:rPr/>
           </w:pPr>
-          <w:hyperlink w:anchor="__RefHeading___Toc839_4075509268">
+          <w:hyperlink w:anchor="__RefHeading___Toc839_4038105535">
             <w:r>
               <w:rPr>
                 <w:rStyle w:val="IndexLink"/>
@@ -869,7 +869,7 @@
             </w:tabs>
             <w:rPr/>
           </w:pPr>
-          <w:hyperlink w:anchor="__RefHeading___Toc841_4075509268">
+          <w:hyperlink w:anchor="__RefHeading___Toc841_4038105535">
             <w:r>
               <w:rPr>
                 <w:rStyle w:val="IndexLink"/>
@@ -889,7 +889,7 @@
             </w:tabs>
             <w:rPr/>
           </w:pPr>
-          <w:hyperlink w:anchor="__RefHeading___Toc843_4075509268">
+          <w:hyperlink w:anchor="__RefHeading___Toc843_4038105535">
             <w:r>
               <w:rPr>
                 <w:rStyle w:val="IndexLink"/>
@@ -909,7 +909,7 @@
             </w:tabs>
             <w:rPr/>
           </w:pPr>
-          <w:hyperlink w:anchor="__RefHeading___Toc845_4075509268">
+          <w:hyperlink w:anchor="__RefHeading___Toc845_4038105535">
             <w:r>
               <w:rPr>
                 <w:rStyle w:val="IndexLink"/>
@@ -949,7 +949,7 @@
         <w:spacing w:lineRule="exact" w:line="240" w:before="240" w:after="120"/>
         <w:rPr/>
       </w:pPr>
-      <w:bookmarkStart w:id="1" w:name="__RefHeading___Toc793_4075509268"/>
+      <w:bookmarkStart w:id="1" w:name="__RefHeading___Toc793_4038105535"/>
       <w:bookmarkEnd w:id="1"/>
       <w:r>
         <w:rPr>
@@ -1095,7 +1095,7 @@
         <w:spacing w:lineRule="exact" w:line="240" w:before="240" w:after="120"/>
         <w:rPr/>
       </w:pPr>
-      <w:bookmarkStart w:id="2" w:name="__RefHeading___Toc795_4075509268"/>
+      <w:bookmarkStart w:id="2" w:name="__RefHeading___Toc795_4038105535"/>
       <w:bookmarkEnd w:id="2"/>
       <w:r>
         <w:rPr>
@@ -1187,7 +1187,7 @@
         <w:spacing w:lineRule="exact" w:line="240" w:before="240" w:after="120"/>
         <w:rPr/>
       </w:pPr>
-      <w:bookmarkStart w:id="3" w:name="__RefHeading___Toc797_4075509268"/>
+      <w:bookmarkStart w:id="3" w:name="__RefHeading___Toc797_4038105535"/>
       <w:bookmarkEnd w:id="3"/>
       <w:r>
         <w:rPr>
@@ -2501,7 +2501,7 @@
         <w:spacing w:lineRule="exact" w:line="240" w:before="240" w:after="120"/>
         <w:rPr/>
       </w:pPr>
-      <w:bookmarkStart w:id="4" w:name="__RefHeading___Toc799_4075509268"/>
+      <w:bookmarkStart w:id="4" w:name="__RefHeading___Toc799_4038105535"/>
       <w:bookmarkEnd w:id="4"/>
       <w:r>
         <w:rPr>
@@ -3078,7 +3078,7 @@
         <w:spacing w:lineRule="exact" w:line="240" w:before="240" w:after="120"/>
         <w:rPr/>
       </w:pPr>
-      <w:bookmarkStart w:id="5" w:name="__RefHeading___Toc801_4075509268"/>
+      <w:bookmarkStart w:id="5" w:name="__RefHeading___Toc801_4038105535"/>
       <w:bookmarkEnd w:id="5"/>
       <w:r>
         <w:rPr>
@@ -3134,7 +3134,7 @@
         <w:spacing w:lineRule="exact" w:line="240" w:before="240" w:after="120"/>
         <w:rPr/>
       </w:pPr>
-      <w:bookmarkStart w:id="6" w:name="__RefHeading___Toc803_4075509268"/>
+      <w:bookmarkStart w:id="6" w:name="__RefHeading___Toc803_4038105535"/>
       <w:bookmarkEnd w:id="6"/>
       <w:r>
         <w:rPr>
@@ -3172,7 +3172,7 @@
         <w:spacing w:lineRule="exact" w:line="240" w:before="240" w:after="120"/>
         <w:rPr/>
       </w:pPr>
-      <w:bookmarkStart w:id="7" w:name="__RefHeading___Toc805_4075509268"/>
+      <w:bookmarkStart w:id="7" w:name="__RefHeading___Toc805_4038105535"/>
       <w:bookmarkEnd w:id="7"/>
       <w:r>
         <w:rPr>
@@ -3192,7 +3192,7 @@
         <w:spacing w:lineRule="exact" w:line="240" w:before="180" w:after="80"/>
         <w:rPr/>
       </w:pPr>
-      <w:bookmarkStart w:id="8" w:name="__RefHeading___Toc807_4075509268"/>
+      <w:bookmarkStart w:id="8" w:name="__RefHeading___Toc807_4038105535"/>
       <w:bookmarkEnd w:id="8"/>
       <w:r>
         <w:rPr>
@@ -3963,7 +3963,7 @@
         <w:spacing w:lineRule="exact" w:line="240" w:before="180" w:after="80"/>
         <w:rPr/>
       </w:pPr>
-      <w:bookmarkStart w:id="9" w:name="__RefHeading___Toc809_4075509268"/>
+      <w:bookmarkStart w:id="9" w:name="__RefHeading___Toc809_4038105535"/>
       <w:bookmarkEnd w:id="9"/>
       <w:r>
         <w:rPr>
@@ -4101,7 +4101,7 @@
         <w:spacing w:lineRule="exact" w:line="240" w:before="180" w:after="80"/>
         <w:rPr/>
       </w:pPr>
-      <w:bookmarkStart w:id="10" w:name="__RefHeading___Toc811_4075509268"/>
+      <w:bookmarkStart w:id="10" w:name="__RefHeading___Toc811_4038105535"/>
       <w:bookmarkEnd w:id="10"/>
       <w:r>
         <w:rPr>
@@ -4969,7 +4969,7 @@
         <w:spacing w:lineRule="exact" w:line="240" w:before="180" w:after="80"/>
         <w:rPr/>
       </w:pPr>
-      <w:bookmarkStart w:id="11" w:name="__RefHeading___Toc813_4075509268"/>
+      <w:bookmarkStart w:id="11" w:name="__RefHeading___Toc813_4038105535"/>
       <w:bookmarkEnd w:id="11"/>
       <w:r>
         <w:rPr>
@@ -6441,7 +6441,7 @@
         <w:spacing w:lineRule="exact" w:line="240" w:before="180" w:after="80"/>
         <w:rPr/>
       </w:pPr>
-      <w:bookmarkStart w:id="12" w:name="__RefHeading___Toc815_4075509268"/>
+      <w:bookmarkStart w:id="12" w:name="__RefHeading___Toc815_4038105535"/>
       <w:bookmarkEnd w:id="12"/>
       <w:r>
         <w:rPr>
@@ -6497,7 +6497,7 @@
         <w:spacing w:lineRule="exact" w:line="240" w:before="180" w:after="80"/>
         <w:rPr/>
       </w:pPr>
-      <w:bookmarkStart w:id="13" w:name="__RefHeading___Toc817_4075509268"/>
+      <w:bookmarkStart w:id="13" w:name="__RefHeading___Toc817_4038105535"/>
       <w:bookmarkEnd w:id="13"/>
       <w:r>
         <w:rPr>
@@ -6615,7 +6615,7 @@
         <w:spacing w:lineRule="exact" w:line="240" w:before="180" w:after="80"/>
         <w:rPr/>
       </w:pPr>
-      <w:bookmarkStart w:id="14" w:name="__RefHeading___Toc819_4075509268"/>
+      <w:bookmarkStart w:id="14" w:name="__RefHeading___Toc819_4038105535"/>
       <w:bookmarkEnd w:id="14"/>
       <w:r>
         <w:rPr>
@@ -7297,7 +7297,7 @@
         <w:spacing w:lineRule="exact" w:line="240" w:before="180" w:after="80"/>
         <w:rPr/>
       </w:pPr>
-      <w:bookmarkStart w:id="15" w:name="__RefHeading___Toc821_4075509268"/>
+      <w:bookmarkStart w:id="15" w:name="__RefHeading___Toc821_4038105535"/>
       <w:bookmarkEnd w:id="15"/>
       <w:r>
         <w:rPr>
@@ -7442,7 +7442,7 @@
         <w:spacing w:lineRule="exact" w:line="240" w:before="180" w:after="80"/>
         <w:rPr/>
       </w:pPr>
-      <w:bookmarkStart w:id="16" w:name="__RefHeading___Toc823_4075509268"/>
+      <w:bookmarkStart w:id="16" w:name="__RefHeading___Toc823_4038105535"/>
       <w:bookmarkEnd w:id="16"/>
       <w:r>
         <w:rPr>
@@ -8008,7 +8008,7 @@
         <w:spacing w:lineRule="exact" w:line="240" w:before="180" w:after="80"/>
         <w:rPr/>
       </w:pPr>
-      <w:bookmarkStart w:id="17" w:name="__RefHeading___Toc825_4075509268"/>
+      <w:bookmarkStart w:id="17" w:name="__RefHeading___Toc825_4038105535"/>
       <w:bookmarkEnd w:id="17"/>
       <w:r>
         <w:rPr>
@@ -8128,7 +8128,7 @@
         <w:spacing w:lineRule="exact" w:line="240" w:before="180" w:after="80"/>
         <w:rPr/>
       </w:pPr>
-      <w:bookmarkStart w:id="18" w:name="__RefHeading___Toc827_4075509268"/>
+      <w:bookmarkStart w:id="18" w:name="__RefHeading___Toc827_4038105535"/>
       <w:bookmarkEnd w:id="18"/>
       <w:r>
         <w:rPr>
@@ -8944,7 +8944,7 @@
         <w:spacing w:lineRule="exact" w:line="240" w:before="240" w:after="120"/>
         <w:rPr/>
       </w:pPr>
-      <w:bookmarkStart w:id="19" w:name="__RefHeading___Toc829_4075509268"/>
+      <w:bookmarkStart w:id="19" w:name="__RefHeading___Toc829_4038105535"/>
       <w:bookmarkEnd w:id="19"/>
       <w:r>
         <w:rPr>
@@ -9000,7 +9000,7 @@
         <w:spacing w:lineRule="exact" w:line="240" w:before="240" w:after="120"/>
         <w:rPr/>
       </w:pPr>
-      <w:bookmarkStart w:id="20" w:name="__RefHeading___Toc831_4075509268"/>
+      <w:bookmarkStart w:id="20" w:name="__RefHeading___Toc831_4038105535"/>
       <w:bookmarkEnd w:id="20"/>
       <w:r>
         <w:rPr>
@@ -9200,7 +9200,7 @@
         <w:spacing w:lineRule="auto" w:line="240" w:before="0" w:after="60"/>
         <w:rPr/>
       </w:pPr>
-      <w:bookmarkStart w:id="21" w:name="__RefHeading___Toc833_4075509268"/>
+      <w:bookmarkStart w:id="21" w:name="__RefHeading___Toc833_4038105535"/>
       <w:bookmarkEnd w:id="21"/>
       <w:r>
         <w:rPr>
@@ -9231,7 +9231,7 @@
         <w:spacing w:lineRule="auto" w:line="240" w:before="0" w:after="60"/>
         <w:rPr/>
       </w:pPr>
-      <w:bookmarkStart w:id="22" w:name="__RefHeading___Toc835_4075509268"/>
+      <w:bookmarkStart w:id="22" w:name="__RefHeading___Toc835_4038105535"/>
       <w:bookmarkEnd w:id="22"/>
       <w:r>
         <w:rPr>
@@ -9795,7 +9795,7 @@
         <w:spacing w:lineRule="auto" w:line="240" w:before="0" w:after="60"/>
         <w:rPr/>
       </w:pPr>
-      <w:bookmarkStart w:id="23" w:name="__RefHeading___Toc837_4075509268"/>
+      <w:bookmarkStart w:id="23" w:name="__RefHeading___Toc837_4038105535"/>
       <w:bookmarkEnd w:id="23"/>
       <w:r>
         <w:rPr>
@@ -9860,7 +9860,7 @@
         <w:spacing w:lineRule="auto" w:line="240" w:before="0" w:after="60"/>
         <w:rPr/>
       </w:pPr>
-      <w:bookmarkStart w:id="24" w:name="__RefHeading___Toc839_4075509268"/>
+      <w:bookmarkStart w:id="24" w:name="__RefHeading___Toc839_4038105535"/>
       <w:bookmarkEnd w:id="24"/>
       <w:r>
         <w:rPr>
@@ -9925,7 +9925,7 @@
         <w:spacing w:lineRule="auto" w:line="240" w:before="0" w:after="60"/>
         <w:rPr/>
       </w:pPr>
-      <w:bookmarkStart w:id="25" w:name="__RefHeading___Toc841_4075509268"/>
+      <w:bookmarkStart w:id="25" w:name="__RefHeading___Toc841_4038105535"/>
       <w:bookmarkEnd w:id="25"/>
       <w:r>
         <w:rPr>
@@ -9970,7 +9970,7 @@
         <w:spacing w:lineRule="auto" w:line="240" w:before="0" w:after="60"/>
         <w:rPr/>
       </w:pPr>
-      <w:bookmarkStart w:id="26" w:name="__RefHeading___Toc843_4075509268"/>
+      <w:bookmarkStart w:id="26" w:name="__RefHeading___Toc843_4038105535"/>
       <w:bookmarkEnd w:id="26"/>
       <w:r>
         <w:rPr>
@@ -10001,7 +10001,7 @@
         <w:spacing w:lineRule="exact" w:line="240" w:before="240" w:after="120"/>
         <w:rPr/>
       </w:pPr>
-      <w:bookmarkStart w:id="27" w:name="__RefHeading___Toc845_4075509268"/>
+      <w:bookmarkStart w:id="27" w:name="__RefHeading___Toc845_4038105535"/>
       <w:bookmarkEnd w:id="27"/>
       <w:r>
         <w:rPr>

--- a/reporte/Reporte_Tecnico_Prototipo_CGR_1.8.2.docx
+++ b/reporte/Reporte_Tecnico_Prototipo_CGR_1.8.2.docx
@@ -262,7 +262,7 @@
         <w:spacing w:lineRule="exact" w:line="240" w:before="240" w:after="120"/>
         <w:rPr/>
       </w:pPr>
-      <w:bookmarkStart w:id="0" w:name="__RefHeading___Toc791_4038105535"/>
+      <w:bookmarkStart w:id="0" w:name="__RefHeading___Toc791_1005444171"/>
       <w:bookmarkEnd w:id="0"/>
       <w:r>
         <w:rPr>
@@ -369,7 +369,7 @@
             </w:rPr>
             <w:fldChar w:fldCharType="separate"/>
           </w:r>
-          <w:hyperlink w:anchor="__RefHeading___Toc791_4038105535">
+          <w:hyperlink w:anchor="__RefHeading___Toc791_1005444171">
             <w:r>
               <w:rPr>
                 <w:rStyle w:val="IndexLink"/>
@@ -389,7 +389,7 @@
             </w:tabs>
             <w:rPr/>
           </w:pPr>
-          <w:hyperlink w:anchor="__RefHeading___Toc793_4038105535">
+          <w:hyperlink w:anchor="__RefHeading___Toc793_1005444171">
             <w:r>
               <w:rPr>
                 <w:rStyle w:val="IndexLink"/>
@@ -409,7 +409,7 @@
             </w:tabs>
             <w:rPr/>
           </w:pPr>
-          <w:hyperlink w:anchor="__RefHeading___Toc795_4038105535">
+          <w:hyperlink w:anchor="__RefHeading___Toc795_1005444171">
             <w:r>
               <w:rPr>
                 <w:rStyle w:val="IndexLink"/>
@@ -429,7 +429,7 @@
             </w:tabs>
             <w:rPr/>
           </w:pPr>
-          <w:hyperlink w:anchor="__RefHeading___Toc797_4038105535">
+          <w:hyperlink w:anchor="__RefHeading___Toc797_1005444171">
             <w:r>
               <w:rPr>
                 <w:rStyle w:val="IndexLink"/>
@@ -449,7 +449,7 @@
             </w:tabs>
             <w:rPr/>
           </w:pPr>
-          <w:hyperlink w:anchor="__RefHeading___Toc799_4038105535">
+          <w:hyperlink w:anchor="__RefHeading___Toc799_1005444171">
             <w:r>
               <w:rPr>
                 <w:rStyle w:val="IndexLink"/>
@@ -469,7 +469,7 @@
             </w:tabs>
             <w:rPr/>
           </w:pPr>
-          <w:hyperlink w:anchor="__RefHeading___Toc801_4038105535">
+          <w:hyperlink w:anchor="__RefHeading___Toc801_1005444171">
             <w:r>
               <w:rPr>
                 <w:rStyle w:val="IndexLink"/>
@@ -489,7 +489,7 @@
             </w:tabs>
             <w:rPr/>
           </w:pPr>
-          <w:hyperlink w:anchor="__RefHeading___Toc803_4038105535">
+          <w:hyperlink w:anchor="__RefHeading___Toc803_1005444171">
             <w:r>
               <w:rPr>
                 <w:rStyle w:val="IndexLink"/>
@@ -509,7 +509,7 @@
             </w:tabs>
             <w:rPr/>
           </w:pPr>
-          <w:hyperlink w:anchor="__RefHeading___Toc805_4038105535">
+          <w:hyperlink w:anchor="__RefHeading___Toc805_1005444171">
             <w:r>
               <w:rPr>
                 <w:rStyle w:val="IndexLink"/>
@@ -529,7 +529,7 @@
             </w:tabs>
             <w:rPr/>
           </w:pPr>
-          <w:hyperlink w:anchor="__RefHeading___Toc807_4038105535">
+          <w:hyperlink w:anchor="__RefHeading___Toc807_1005444171">
             <w:r>
               <w:rPr>
                 <w:rStyle w:val="IndexLink"/>
@@ -549,7 +549,7 @@
             </w:tabs>
             <w:rPr/>
           </w:pPr>
-          <w:hyperlink w:anchor="__RefHeading___Toc809_4038105535">
+          <w:hyperlink w:anchor="__RefHeading___Toc809_1005444171">
             <w:r>
               <w:rPr>
                 <w:rStyle w:val="IndexLink"/>
@@ -569,7 +569,7 @@
             </w:tabs>
             <w:rPr/>
           </w:pPr>
-          <w:hyperlink w:anchor="__RefHeading___Toc811_4038105535">
+          <w:hyperlink w:anchor="__RefHeading___Toc811_1005444171">
             <w:r>
               <w:rPr>
                 <w:rStyle w:val="IndexLink"/>
@@ -589,7 +589,7 @@
             </w:tabs>
             <w:rPr/>
           </w:pPr>
-          <w:hyperlink w:anchor="__RefHeading___Toc813_4038105535">
+          <w:hyperlink w:anchor="__RefHeading___Toc813_1005444171">
             <w:r>
               <w:rPr>
                 <w:rStyle w:val="IndexLink"/>
@@ -609,7 +609,7 @@
             </w:tabs>
             <w:rPr/>
           </w:pPr>
-          <w:hyperlink w:anchor="__RefHeading___Toc815_4038105535">
+          <w:hyperlink w:anchor="__RefHeading___Toc815_1005444171">
             <w:r>
               <w:rPr>
                 <w:rStyle w:val="IndexLink"/>
@@ -629,7 +629,7 @@
             </w:tabs>
             <w:rPr/>
           </w:pPr>
-          <w:hyperlink w:anchor="__RefHeading___Toc817_4038105535">
+          <w:hyperlink w:anchor="__RefHeading___Toc817_1005444171">
             <w:r>
               <w:rPr>
                 <w:rStyle w:val="IndexLink"/>
@@ -649,7 +649,7 @@
             </w:tabs>
             <w:rPr/>
           </w:pPr>
-          <w:hyperlink w:anchor="__RefHeading___Toc819_4038105535">
+          <w:hyperlink w:anchor="__RefHeading___Toc819_1005444171">
             <w:r>
               <w:rPr>
                 <w:rStyle w:val="IndexLink"/>
@@ -669,7 +669,7 @@
             </w:tabs>
             <w:rPr/>
           </w:pPr>
-          <w:hyperlink w:anchor="__RefHeading___Toc821_4038105535">
+          <w:hyperlink w:anchor="__RefHeading___Toc821_1005444171">
             <w:r>
               <w:rPr>
                 <w:rStyle w:val="IndexLink"/>
@@ -689,7 +689,7 @@
             </w:tabs>
             <w:rPr/>
           </w:pPr>
-          <w:hyperlink w:anchor="__RefHeading___Toc823_4038105535">
+          <w:hyperlink w:anchor="__RefHeading___Toc823_1005444171">
             <w:r>
               <w:rPr>
                 <w:rStyle w:val="IndexLink"/>
@@ -709,7 +709,7 @@
             </w:tabs>
             <w:rPr/>
           </w:pPr>
-          <w:hyperlink w:anchor="__RefHeading___Toc825_4038105535">
+          <w:hyperlink w:anchor="__RefHeading___Toc825_1005444171">
             <w:r>
               <w:rPr>
                 <w:rStyle w:val="IndexLink"/>
@@ -729,7 +729,7 @@
             </w:tabs>
             <w:rPr/>
           </w:pPr>
-          <w:hyperlink w:anchor="__RefHeading___Toc827_4038105535">
+          <w:hyperlink w:anchor="__RefHeading___Toc827_1005444171">
             <w:r>
               <w:rPr>
                 <w:rStyle w:val="IndexLink"/>
@@ -749,7 +749,7 @@
             </w:tabs>
             <w:rPr/>
           </w:pPr>
-          <w:hyperlink w:anchor="__RefHeading___Toc829_4038105535">
+          <w:hyperlink w:anchor="__RefHeading___Toc829_1005444171">
             <w:r>
               <w:rPr>
                 <w:rStyle w:val="IndexLink"/>
@@ -769,7 +769,7 @@
             </w:tabs>
             <w:rPr/>
           </w:pPr>
-          <w:hyperlink w:anchor="__RefHeading___Toc831_4038105535">
+          <w:hyperlink w:anchor="__RefHeading___Toc831_1005444171">
             <w:r>
               <w:rPr>
                 <w:rStyle w:val="IndexLink"/>
@@ -789,7 +789,7 @@
             </w:tabs>
             <w:rPr/>
           </w:pPr>
-          <w:hyperlink w:anchor="__RefHeading___Toc833_4038105535">
+          <w:hyperlink w:anchor="__RefHeading___Toc833_1005444171">
             <w:r>
               <w:rPr>
                 <w:rStyle w:val="IndexLink"/>
@@ -809,7 +809,7 @@
             </w:tabs>
             <w:rPr/>
           </w:pPr>
-          <w:hyperlink w:anchor="__RefHeading___Toc835_4038105535">
+          <w:hyperlink w:anchor="__RefHeading___Toc835_1005444171">
             <w:r>
               <w:rPr>
                 <w:rStyle w:val="IndexLink"/>
@@ -829,7 +829,7 @@
             </w:tabs>
             <w:rPr/>
           </w:pPr>
-          <w:hyperlink w:anchor="__RefHeading___Toc837_4038105535">
+          <w:hyperlink w:anchor="__RefHeading___Toc837_1005444171">
             <w:r>
               <w:rPr>
                 <w:rStyle w:val="IndexLink"/>
@@ -849,7 +849,7 @@
             </w:tabs>
             <w:rPr/>
           </w:pPr>
-          <w:hyperlink w:anchor="__RefHeading___Toc839_4038105535">
+          <w:hyperlink w:anchor="__RefHeading___Toc839_1005444171">
             <w:r>
               <w:rPr>
                 <w:rStyle w:val="IndexLink"/>
@@ -869,7 +869,7 @@
             </w:tabs>
             <w:rPr/>
           </w:pPr>
-          <w:hyperlink w:anchor="__RefHeading___Toc841_4038105535">
+          <w:hyperlink w:anchor="__RefHeading___Toc841_1005444171">
             <w:r>
               <w:rPr>
                 <w:rStyle w:val="IndexLink"/>
@@ -889,7 +889,7 @@
             </w:tabs>
             <w:rPr/>
           </w:pPr>
-          <w:hyperlink w:anchor="__RefHeading___Toc843_4038105535">
+          <w:hyperlink w:anchor="__RefHeading___Toc843_1005444171">
             <w:r>
               <w:rPr>
                 <w:rStyle w:val="IndexLink"/>
@@ -909,7 +909,7 @@
             </w:tabs>
             <w:rPr/>
           </w:pPr>
-          <w:hyperlink w:anchor="__RefHeading___Toc845_4038105535">
+          <w:hyperlink w:anchor="__RefHeading___Toc845_1005444171">
             <w:r>
               <w:rPr>
                 <w:rStyle w:val="IndexLink"/>
@@ -949,7 +949,7 @@
         <w:spacing w:lineRule="exact" w:line="240" w:before="240" w:after="120"/>
         <w:rPr/>
       </w:pPr>
-      <w:bookmarkStart w:id="1" w:name="__RefHeading___Toc793_4038105535"/>
+      <w:bookmarkStart w:id="1" w:name="__RefHeading___Toc793_1005444171"/>
       <w:bookmarkEnd w:id="1"/>
       <w:r>
         <w:rPr>
@@ -1095,7 +1095,7 @@
         <w:spacing w:lineRule="exact" w:line="240" w:before="240" w:after="120"/>
         <w:rPr/>
       </w:pPr>
-      <w:bookmarkStart w:id="2" w:name="__RefHeading___Toc795_4038105535"/>
+      <w:bookmarkStart w:id="2" w:name="__RefHeading___Toc795_1005444171"/>
       <w:bookmarkEnd w:id="2"/>
       <w:r>
         <w:rPr>
@@ -1187,7 +1187,7 @@
         <w:spacing w:lineRule="exact" w:line="240" w:before="240" w:after="120"/>
         <w:rPr/>
       </w:pPr>
-      <w:bookmarkStart w:id="3" w:name="__RefHeading___Toc797_4038105535"/>
+      <w:bookmarkStart w:id="3" w:name="__RefHeading___Toc797_1005444171"/>
       <w:bookmarkEnd w:id="3"/>
       <w:r>
         <w:rPr>
@@ -2501,7 +2501,7 @@
         <w:spacing w:lineRule="exact" w:line="240" w:before="240" w:after="120"/>
         <w:rPr/>
       </w:pPr>
-      <w:bookmarkStart w:id="4" w:name="__RefHeading___Toc799_4038105535"/>
+      <w:bookmarkStart w:id="4" w:name="__RefHeading___Toc799_1005444171"/>
       <w:bookmarkEnd w:id="4"/>
       <w:r>
         <w:rPr>
@@ -3078,7 +3078,7 @@
         <w:spacing w:lineRule="exact" w:line="240" w:before="240" w:after="120"/>
         <w:rPr/>
       </w:pPr>
-      <w:bookmarkStart w:id="5" w:name="__RefHeading___Toc801_4038105535"/>
+      <w:bookmarkStart w:id="5" w:name="__RefHeading___Toc801_1005444171"/>
       <w:bookmarkEnd w:id="5"/>
       <w:r>
         <w:rPr>
@@ -3134,7 +3134,7 @@
         <w:spacing w:lineRule="exact" w:line="240" w:before="240" w:after="120"/>
         <w:rPr/>
       </w:pPr>
-      <w:bookmarkStart w:id="6" w:name="__RefHeading___Toc803_4038105535"/>
+      <w:bookmarkStart w:id="6" w:name="__RefHeading___Toc803_1005444171"/>
       <w:bookmarkEnd w:id="6"/>
       <w:r>
         <w:rPr>
@@ -3172,7 +3172,7 @@
         <w:spacing w:lineRule="exact" w:line="240" w:before="240" w:after="120"/>
         <w:rPr/>
       </w:pPr>
-      <w:bookmarkStart w:id="7" w:name="__RefHeading___Toc805_4038105535"/>
+      <w:bookmarkStart w:id="7" w:name="__RefHeading___Toc805_1005444171"/>
       <w:bookmarkEnd w:id="7"/>
       <w:r>
         <w:rPr>
@@ -3192,7 +3192,7 @@
         <w:spacing w:lineRule="exact" w:line="240" w:before="180" w:after="80"/>
         <w:rPr/>
       </w:pPr>
-      <w:bookmarkStart w:id="8" w:name="__RefHeading___Toc807_4038105535"/>
+      <w:bookmarkStart w:id="8" w:name="__RefHeading___Toc807_1005444171"/>
       <w:bookmarkEnd w:id="8"/>
       <w:r>
         <w:rPr>
@@ -3963,7 +3963,7 @@
         <w:spacing w:lineRule="exact" w:line="240" w:before="180" w:after="80"/>
         <w:rPr/>
       </w:pPr>
-      <w:bookmarkStart w:id="9" w:name="__RefHeading___Toc809_4038105535"/>
+      <w:bookmarkStart w:id="9" w:name="__RefHeading___Toc809_1005444171"/>
       <w:bookmarkEnd w:id="9"/>
       <w:r>
         <w:rPr>
@@ -4101,7 +4101,7 @@
         <w:spacing w:lineRule="exact" w:line="240" w:before="180" w:after="80"/>
         <w:rPr/>
       </w:pPr>
-      <w:bookmarkStart w:id="10" w:name="__RefHeading___Toc811_4038105535"/>
+      <w:bookmarkStart w:id="10" w:name="__RefHeading___Toc811_1005444171"/>
       <w:bookmarkEnd w:id="10"/>
       <w:r>
         <w:rPr>
@@ -4969,7 +4969,7 @@
         <w:spacing w:lineRule="exact" w:line="240" w:before="180" w:after="80"/>
         <w:rPr/>
       </w:pPr>
-      <w:bookmarkStart w:id="11" w:name="__RefHeading___Toc813_4038105535"/>
+      <w:bookmarkStart w:id="11" w:name="__RefHeading___Toc813_1005444171"/>
       <w:bookmarkEnd w:id="11"/>
       <w:r>
         <w:rPr>
@@ -6441,7 +6441,7 @@
         <w:spacing w:lineRule="exact" w:line="240" w:before="180" w:after="80"/>
         <w:rPr/>
       </w:pPr>
-      <w:bookmarkStart w:id="12" w:name="__RefHeading___Toc815_4038105535"/>
+      <w:bookmarkStart w:id="12" w:name="__RefHeading___Toc815_1005444171"/>
       <w:bookmarkEnd w:id="12"/>
       <w:r>
         <w:rPr>
@@ -6497,7 +6497,7 @@
         <w:spacing w:lineRule="exact" w:line="240" w:before="180" w:after="80"/>
         <w:rPr/>
       </w:pPr>
-      <w:bookmarkStart w:id="13" w:name="__RefHeading___Toc817_4038105535"/>
+      <w:bookmarkStart w:id="13" w:name="__RefHeading___Toc817_1005444171"/>
       <w:bookmarkEnd w:id="13"/>
       <w:r>
         <w:rPr>
@@ -6615,7 +6615,7 @@
         <w:spacing w:lineRule="exact" w:line="240" w:before="180" w:after="80"/>
         <w:rPr/>
       </w:pPr>
-      <w:bookmarkStart w:id="14" w:name="__RefHeading___Toc819_4038105535"/>
+      <w:bookmarkStart w:id="14" w:name="__RefHeading___Toc819_1005444171"/>
       <w:bookmarkEnd w:id="14"/>
       <w:r>
         <w:rPr>
@@ -7297,7 +7297,7 @@
         <w:spacing w:lineRule="exact" w:line="240" w:before="180" w:after="80"/>
         <w:rPr/>
       </w:pPr>
-      <w:bookmarkStart w:id="15" w:name="__RefHeading___Toc821_4038105535"/>
+      <w:bookmarkStart w:id="15" w:name="__RefHeading___Toc821_1005444171"/>
       <w:bookmarkEnd w:id="15"/>
       <w:r>
         <w:rPr>
@@ -7442,7 +7442,7 @@
         <w:spacing w:lineRule="exact" w:line="240" w:before="180" w:after="80"/>
         <w:rPr/>
       </w:pPr>
-      <w:bookmarkStart w:id="16" w:name="__RefHeading___Toc823_4038105535"/>
+      <w:bookmarkStart w:id="16" w:name="__RefHeading___Toc823_1005444171"/>
       <w:bookmarkEnd w:id="16"/>
       <w:r>
         <w:rPr>
@@ -8008,7 +8008,7 @@
         <w:spacing w:lineRule="exact" w:line="240" w:before="180" w:after="80"/>
         <w:rPr/>
       </w:pPr>
-      <w:bookmarkStart w:id="17" w:name="__RefHeading___Toc825_4038105535"/>
+      <w:bookmarkStart w:id="17" w:name="__RefHeading___Toc825_1005444171"/>
       <w:bookmarkEnd w:id="17"/>
       <w:r>
         <w:rPr>
@@ -8128,7 +8128,7 @@
         <w:spacing w:lineRule="exact" w:line="240" w:before="180" w:after="80"/>
         <w:rPr/>
       </w:pPr>
-      <w:bookmarkStart w:id="18" w:name="__RefHeading___Toc827_4038105535"/>
+      <w:bookmarkStart w:id="18" w:name="__RefHeading___Toc827_1005444171"/>
       <w:bookmarkEnd w:id="18"/>
       <w:r>
         <w:rPr>
@@ -8944,7 +8944,7 @@
         <w:spacing w:lineRule="exact" w:line="240" w:before="240" w:after="120"/>
         <w:rPr/>
       </w:pPr>
-      <w:bookmarkStart w:id="19" w:name="__RefHeading___Toc829_4038105535"/>
+      <w:bookmarkStart w:id="19" w:name="__RefHeading___Toc829_1005444171"/>
       <w:bookmarkEnd w:id="19"/>
       <w:r>
         <w:rPr>
@@ -9000,7 +9000,7 @@
         <w:spacing w:lineRule="exact" w:line="240" w:before="240" w:after="120"/>
         <w:rPr/>
       </w:pPr>
-      <w:bookmarkStart w:id="20" w:name="__RefHeading___Toc831_4038105535"/>
+      <w:bookmarkStart w:id="20" w:name="__RefHeading___Toc831_1005444171"/>
       <w:bookmarkEnd w:id="20"/>
       <w:r>
         <w:rPr>
@@ -9200,7 +9200,7 @@
         <w:spacing w:lineRule="auto" w:line="240" w:before="0" w:after="60"/>
         <w:rPr/>
       </w:pPr>
-      <w:bookmarkStart w:id="21" w:name="__RefHeading___Toc833_4038105535"/>
+      <w:bookmarkStart w:id="21" w:name="__RefHeading___Toc833_1005444171"/>
       <w:bookmarkEnd w:id="21"/>
       <w:r>
         <w:rPr>
@@ -9231,7 +9231,7 @@
         <w:spacing w:lineRule="auto" w:line="240" w:before="0" w:after="60"/>
         <w:rPr/>
       </w:pPr>
-      <w:bookmarkStart w:id="22" w:name="__RefHeading___Toc835_4038105535"/>
+      <w:bookmarkStart w:id="22" w:name="__RefHeading___Toc835_1005444171"/>
       <w:bookmarkEnd w:id="22"/>
       <w:r>
         <w:rPr>
@@ -9795,7 +9795,7 @@
         <w:spacing w:lineRule="auto" w:line="240" w:before="0" w:after="60"/>
         <w:rPr/>
       </w:pPr>
-      <w:bookmarkStart w:id="23" w:name="__RefHeading___Toc837_4038105535"/>
+      <w:bookmarkStart w:id="23" w:name="__RefHeading___Toc837_1005444171"/>
       <w:bookmarkEnd w:id="23"/>
       <w:r>
         <w:rPr>
@@ -9860,7 +9860,7 @@
         <w:spacing w:lineRule="auto" w:line="240" w:before="0" w:after="60"/>
         <w:rPr/>
       </w:pPr>
-      <w:bookmarkStart w:id="24" w:name="__RefHeading___Toc839_4038105535"/>
+      <w:bookmarkStart w:id="24" w:name="__RefHeading___Toc839_1005444171"/>
       <w:bookmarkEnd w:id="24"/>
       <w:r>
         <w:rPr>
@@ -9925,7 +9925,7 @@
         <w:spacing w:lineRule="auto" w:line="240" w:before="0" w:after="60"/>
         <w:rPr/>
       </w:pPr>
-      <w:bookmarkStart w:id="25" w:name="__RefHeading___Toc841_4038105535"/>
+      <w:bookmarkStart w:id="25" w:name="__RefHeading___Toc841_1005444171"/>
       <w:bookmarkEnd w:id="25"/>
       <w:r>
         <w:rPr>
@@ -9970,7 +9970,7 @@
         <w:spacing w:lineRule="auto" w:line="240" w:before="0" w:after="60"/>
         <w:rPr/>
       </w:pPr>
-      <w:bookmarkStart w:id="26" w:name="__RefHeading___Toc843_4038105535"/>
+      <w:bookmarkStart w:id="26" w:name="__RefHeading___Toc843_1005444171"/>
       <w:bookmarkEnd w:id="26"/>
       <w:r>
         <w:rPr>
@@ -10001,7 +10001,7 @@
         <w:spacing w:lineRule="exact" w:line="240" w:before="240" w:after="120"/>
         <w:rPr/>
       </w:pPr>
-      <w:bookmarkStart w:id="27" w:name="__RefHeading___Toc845_4038105535"/>
+      <w:bookmarkStart w:id="27" w:name="__RefHeading___Toc845_1005444171"/>
       <w:bookmarkEnd w:id="27"/>
       <w:r>
         <w:rPr>

--- a/reporte/Reporte_Tecnico_Prototipo_CGR_1.8.2.docx
+++ b/reporte/Reporte_Tecnico_Prototipo_CGR_1.8.2.docx
@@ -262,7 +262,7 @@
         <w:spacing w:lineRule="exact" w:line="240" w:before="240" w:after="120"/>
         <w:rPr/>
       </w:pPr>
-      <w:bookmarkStart w:id="0" w:name="__RefHeading___Toc791_1005444171"/>
+      <w:bookmarkStart w:id="0" w:name="__RefHeading___Toc791_2401388243"/>
       <w:bookmarkEnd w:id="0"/>
       <w:r>
         <w:rPr>
@@ -369,7 +369,7 @@
             </w:rPr>
             <w:fldChar w:fldCharType="separate"/>
           </w:r>
-          <w:hyperlink w:anchor="__RefHeading___Toc791_1005444171">
+          <w:hyperlink w:anchor="__RefHeading___Toc791_2401388243">
             <w:r>
               <w:rPr>
                 <w:rStyle w:val="IndexLink"/>
@@ -389,7 +389,7 @@
             </w:tabs>
             <w:rPr/>
           </w:pPr>
-          <w:hyperlink w:anchor="__RefHeading___Toc793_1005444171">
+          <w:hyperlink w:anchor="__RefHeading___Toc793_2401388243">
             <w:r>
               <w:rPr>
                 <w:rStyle w:val="IndexLink"/>
@@ -409,7 +409,7 @@
             </w:tabs>
             <w:rPr/>
           </w:pPr>
-          <w:hyperlink w:anchor="__RefHeading___Toc795_1005444171">
+          <w:hyperlink w:anchor="__RefHeading___Toc795_2401388243">
             <w:r>
               <w:rPr>
                 <w:rStyle w:val="IndexLink"/>
@@ -429,7 +429,7 @@
             </w:tabs>
             <w:rPr/>
           </w:pPr>
-          <w:hyperlink w:anchor="__RefHeading___Toc797_1005444171">
+          <w:hyperlink w:anchor="__RefHeading___Toc797_2401388243">
             <w:r>
               <w:rPr>
                 <w:rStyle w:val="IndexLink"/>
@@ -449,7 +449,7 @@
             </w:tabs>
             <w:rPr/>
           </w:pPr>
-          <w:hyperlink w:anchor="__RefHeading___Toc799_1005444171">
+          <w:hyperlink w:anchor="__RefHeading___Toc799_2401388243">
             <w:r>
               <w:rPr>
                 <w:rStyle w:val="IndexLink"/>
@@ -469,7 +469,7 @@
             </w:tabs>
             <w:rPr/>
           </w:pPr>
-          <w:hyperlink w:anchor="__RefHeading___Toc801_1005444171">
+          <w:hyperlink w:anchor="__RefHeading___Toc801_2401388243">
             <w:r>
               <w:rPr>
                 <w:rStyle w:val="IndexLink"/>
@@ -489,7 +489,7 @@
             </w:tabs>
             <w:rPr/>
           </w:pPr>
-          <w:hyperlink w:anchor="__RefHeading___Toc803_1005444171">
+          <w:hyperlink w:anchor="__RefHeading___Toc803_2401388243">
             <w:r>
               <w:rPr>
                 <w:rStyle w:val="IndexLink"/>
@@ -509,7 +509,7 @@
             </w:tabs>
             <w:rPr/>
           </w:pPr>
-          <w:hyperlink w:anchor="__RefHeading___Toc805_1005444171">
+          <w:hyperlink w:anchor="__RefHeading___Toc805_2401388243">
             <w:r>
               <w:rPr>
                 <w:rStyle w:val="IndexLink"/>
@@ -529,7 +529,7 @@
             </w:tabs>
             <w:rPr/>
           </w:pPr>
-          <w:hyperlink w:anchor="__RefHeading___Toc807_1005444171">
+          <w:hyperlink w:anchor="__RefHeading___Toc807_2401388243">
             <w:r>
               <w:rPr>
                 <w:rStyle w:val="IndexLink"/>
@@ -549,7 +549,7 @@
             </w:tabs>
             <w:rPr/>
           </w:pPr>
-          <w:hyperlink w:anchor="__RefHeading___Toc809_1005444171">
+          <w:hyperlink w:anchor="__RefHeading___Toc809_2401388243">
             <w:r>
               <w:rPr>
                 <w:rStyle w:val="IndexLink"/>
@@ -569,7 +569,7 @@
             </w:tabs>
             <w:rPr/>
           </w:pPr>
-          <w:hyperlink w:anchor="__RefHeading___Toc811_1005444171">
+          <w:hyperlink w:anchor="__RefHeading___Toc811_2401388243">
             <w:r>
               <w:rPr>
                 <w:rStyle w:val="IndexLink"/>
@@ -589,7 +589,7 @@
             </w:tabs>
             <w:rPr/>
           </w:pPr>
-          <w:hyperlink w:anchor="__RefHeading___Toc813_1005444171">
+          <w:hyperlink w:anchor="__RefHeading___Toc813_2401388243">
             <w:r>
               <w:rPr>
                 <w:rStyle w:val="IndexLink"/>
@@ -609,7 +609,7 @@
             </w:tabs>
             <w:rPr/>
           </w:pPr>
-          <w:hyperlink w:anchor="__RefHeading___Toc815_1005444171">
+          <w:hyperlink w:anchor="__RefHeading___Toc815_2401388243">
             <w:r>
               <w:rPr>
                 <w:rStyle w:val="IndexLink"/>
@@ -629,7 +629,7 @@
             </w:tabs>
             <w:rPr/>
           </w:pPr>
-          <w:hyperlink w:anchor="__RefHeading___Toc817_1005444171">
+          <w:hyperlink w:anchor="__RefHeading___Toc817_2401388243">
             <w:r>
               <w:rPr>
                 <w:rStyle w:val="IndexLink"/>
@@ -649,7 +649,7 @@
             </w:tabs>
             <w:rPr/>
           </w:pPr>
-          <w:hyperlink w:anchor="__RefHeading___Toc819_1005444171">
+          <w:hyperlink w:anchor="__RefHeading___Toc819_2401388243">
             <w:r>
               <w:rPr>
                 <w:rStyle w:val="IndexLink"/>
@@ -669,7 +669,7 @@
             </w:tabs>
             <w:rPr/>
           </w:pPr>
-          <w:hyperlink w:anchor="__RefHeading___Toc821_1005444171">
+          <w:hyperlink w:anchor="__RefHeading___Toc821_2401388243">
             <w:r>
               <w:rPr>
                 <w:rStyle w:val="IndexLink"/>
@@ -689,7 +689,7 @@
             </w:tabs>
             <w:rPr/>
           </w:pPr>
-          <w:hyperlink w:anchor="__RefHeading___Toc823_1005444171">
+          <w:hyperlink w:anchor="__RefHeading___Toc823_2401388243">
             <w:r>
               <w:rPr>
                 <w:rStyle w:val="IndexLink"/>
@@ -709,7 +709,7 @@
             </w:tabs>
             <w:rPr/>
           </w:pPr>
-          <w:hyperlink w:anchor="__RefHeading___Toc825_1005444171">
+          <w:hyperlink w:anchor="__RefHeading___Toc825_2401388243">
             <w:r>
               <w:rPr>
                 <w:rStyle w:val="IndexLink"/>
@@ -729,7 +729,7 @@
             </w:tabs>
             <w:rPr/>
           </w:pPr>
-          <w:hyperlink w:anchor="__RefHeading___Toc827_1005444171">
+          <w:hyperlink w:anchor="__RefHeading___Toc827_2401388243">
             <w:r>
               <w:rPr>
                 <w:rStyle w:val="IndexLink"/>
@@ -749,7 +749,7 @@
             </w:tabs>
             <w:rPr/>
           </w:pPr>
-          <w:hyperlink w:anchor="__RefHeading___Toc829_1005444171">
+          <w:hyperlink w:anchor="__RefHeading___Toc829_2401388243">
             <w:r>
               <w:rPr>
                 <w:rStyle w:val="IndexLink"/>
@@ -769,7 +769,7 @@
             </w:tabs>
             <w:rPr/>
           </w:pPr>
-          <w:hyperlink w:anchor="__RefHeading___Toc831_1005444171">
+          <w:hyperlink w:anchor="__RefHeading___Toc831_2401388243">
             <w:r>
               <w:rPr>
                 <w:rStyle w:val="IndexLink"/>
@@ -789,7 +789,7 @@
             </w:tabs>
             <w:rPr/>
           </w:pPr>
-          <w:hyperlink w:anchor="__RefHeading___Toc833_1005444171">
+          <w:hyperlink w:anchor="__RefHeading___Toc833_2401388243">
             <w:r>
               <w:rPr>
                 <w:rStyle w:val="IndexLink"/>
@@ -809,7 +809,7 @@
             </w:tabs>
             <w:rPr/>
           </w:pPr>
-          <w:hyperlink w:anchor="__RefHeading___Toc835_1005444171">
+          <w:hyperlink w:anchor="__RefHeading___Toc835_2401388243">
             <w:r>
               <w:rPr>
                 <w:rStyle w:val="IndexLink"/>
@@ -829,7 +829,7 @@
             </w:tabs>
             <w:rPr/>
           </w:pPr>
-          <w:hyperlink w:anchor="__RefHeading___Toc837_1005444171">
+          <w:hyperlink w:anchor="__RefHeading___Toc837_2401388243">
             <w:r>
               <w:rPr>
                 <w:rStyle w:val="IndexLink"/>
@@ -849,7 +849,7 @@
             </w:tabs>
             <w:rPr/>
           </w:pPr>
-          <w:hyperlink w:anchor="__RefHeading___Toc839_1005444171">
+          <w:hyperlink w:anchor="__RefHeading___Toc839_2401388243">
             <w:r>
               <w:rPr>
                 <w:rStyle w:val="IndexLink"/>
@@ -869,7 +869,7 @@
             </w:tabs>
             <w:rPr/>
           </w:pPr>
-          <w:hyperlink w:anchor="__RefHeading___Toc841_1005444171">
+          <w:hyperlink w:anchor="__RefHeading___Toc841_2401388243">
             <w:r>
               <w:rPr>
                 <w:rStyle w:val="IndexLink"/>
@@ -889,7 +889,7 @@
             </w:tabs>
             <w:rPr/>
           </w:pPr>
-          <w:hyperlink w:anchor="__RefHeading___Toc843_1005444171">
+          <w:hyperlink w:anchor="__RefHeading___Toc843_2401388243">
             <w:r>
               <w:rPr>
                 <w:rStyle w:val="IndexLink"/>
@@ -909,7 +909,7 @@
             </w:tabs>
             <w:rPr/>
           </w:pPr>
-          <w:hyperlink w:anchor="__RefHeading___Toc845_1005444171">
+          <w:hyperlink w:anchor="__RefHeading___Toc845_2401388243">
             <w:r>
               <w:rPr>
                 <w:rStyle w:val="IndexLink"/>
@@ -949,7 +949,7 @@
         <w:spacing w:lineRule="exact" w:line="240" w:before="240" w:after="120"/>
         <w:rPr/>
       </w:pPr>
-      <w:bookmarkStart w:id="1" w:name="__RefHeading___Toc793_1005444171"/>
+      <w:bookmarkStart w:id="1" w:name="__RefHeading___Toc793_2401388243"/>
       <w:bookmarkEnd w:id="1"/>
       <w:r>
         <w:rPr>
@@ -1095,7 +1095,7 @@
         <w:spacing w:lineRule="exact" w:line="240" w:before="240" w:after="120"/>
         <w:rPr/>
       </w:pPr>
-      <w:bookmarkStart w:id="2" w:name="__RefHeading___Toc795_1005444171"/>
+      <w:bookmarkStart w:id="2" w:name="__RefHeading___Toc795_2401388243"/>
       <w:bookmarkEnd w:id="2"/>
       <w:r>
         <w:rPr>
@@ -1187,7 +1187,7 @@
         <w:spacing w:lineRule="exact" w:line="240" w:before="240" w:after="120"/>
         <w:rPr/>
       </w:pPr>
-      <w:bookmarkStart w:id="3" w:name="__RefHeading___Toc797_1005444171"/>
+      <w:bookmarkStart w:id="3" w:name="__RefHeading___Toc797_2401388243"/>
       <w:bookmarkEnd w:id="3"/>
       <w:r>
         <w:rPr>
@@ -2501,7 +2501,7 @@
         <w:spacing w:lineRule="exact" w:line="240" w:before="240" w:after="120"/>
         <w:rPr/>
       </w:pPr>
-      <w:bookmarkStart w:id="4" w:name="__RefHeading___Toc799_1005444171"/>
+      <w:bookmarkStart w:id="4" w:name="__RefHeading___Toc799_2401388243"/>
       <w:bookmarkEnd w:id="4"/>
       <w:r>
         <w:rPr>
@@ -3078,7 +3078,7 @@
         <w:spacing w:lineRule="exact" w:line="240" w:before="240" w:after="120"/>
         <w:rPr/>
       </w:pPr>
-      <w:bookmarkStart w:id="5" w:name="__RefHeading___Toc801_1005444171"/>
+      <w:bookmarkStart w:id="5" w:name="__RefHeading___Toc801_2401388243"/>
       <w:bookmarkEnd w:id="5"/>
       <w:r>
         <w:rPr>
@@ -3134,7 +3134,7 @@
         <w:spacing w:lineRule="exact" w:line="240" w:before="240" w:after="120"/>
         <w:rPr/>
       </w:pPr>
-      <w:bookmarkStart w:id="6" w:name="__RefHeading___Toc803_1005444171"/>
+      <w:bookmarkStart w:id="6" w:name="__RefHeading___Toc803_2401388243"/>
       <w:bookmarkEnd w:id="6"/>
       <w:r>
         <w:rPr>
@@ -3172,7 +3172,7 @@
         <w:spacing w:lineRule="exact" w:line="240" w:before="240" w:after="120"/>
         <w:rPr/>
       </w:pPr>
-      <w:bookmarkStart w:id="7" w:name="__RefHeading___Toc805_1005444171"/>
+      <w:bookmarkStart w:id="7" w:name="__RefHeading___Toc805_2401388243"/>
       <w:bookmarkEnd w:id="7"/>
       <w:r>
         <w:rPr>
@@ -3192,7 +3192,7 @@
         <w:spacing w:lineRule="exact" w:line="240" w:before="180" w:after="80"/>
         <w:rPr/>
       </w:pPr>
-      <w:bookmarkStart w:id="8" w:name="__RefHeading___Toc807_1005444171"/>
+      <w:bookmarkStart w:id="8" w:name="__RefHeading___Toc807_2401388243"/>
       <w:bookmarkEnd w:id="8"/>
       <w:r>
         <w:rPr>
@@ -3963,7 +3963,7 @@
         <w:spacing w:lineRule="exact" w:line="240" w:before="180" w:after="80"/>
         <w:rPr/>
       </w:pPr>
-      <w:bookmarkStart w:id="9" w:name="__RefHeading___Toc809_1005444171"/>
+      <w:bookmarkStart w:id="9" w:name="__RefHeading___Toc809_2401388243"/>
       <w:bookmarkEnd w:id="9"/>
       <w:r>
         <w:rPr>
@@ -4101,7 +4101,7 @@
         <w:spacing w:lineRule="exact" w:line="240" w:before="180" w:after="80"/>
         <w:rPr/>
       </w:pPr>
-      <w:bookmarkStart w:id="10" w:name="__RefHeading___Toc811_1005444171"/>
+      <w:bookmarkStart w:id="10" w:name="__RefHeading___Toc811_2401388243"/>
       <w:bookmarkEnd w:id="10"/>
       <w:r>
         <w:rPr>
@@ -4969,7 +4969,7 @@
         <w:spacing w:lineRule="exact" w:line="240" w:before="180" w:after="80"/>
         <w:rPr/>
       </w:pPr>
-      <w:bookmarkStart w:id="11" w:name="__RefHeading___Toc813_1005444171"/>
+      <w:bookmarkStart w:id="11" w:name="__RefHeading___Toc813_2401388243"/>
       <w:bookmarkEnd w:id="11"/>
       <w:r>
         <w:rPr>
@@ -5475,7 +5475,7 @@
                 <w:sz w:val="22"/>
                 <w:szCs w:val="22"/>
               </w:rPr>
-              <w:t>0.751</w:t>
+              <w:t>0.783</w:t>
             </w:r>
           </w:p>
         </w:tc>
@@ -5537,7 +5537,7 @@
                 <w:sz w:val="22"/>
                 <w:szCs w:val="22"/>
               </w:rPr>
-              <w:t>55.3%</w:t>
+              <w:t>55.0%</w:t>
             </w:r>
           </w:p>
         </w:tc>
@@ -5568,7 +5568,7 @@
                 <w:sz w:val="22"/>
                 <w:szCs w:val="22"/>
               </w:rPr>
-              <w:t>95.5%</w:t>
+              <w:t>100.0%</w:t>
             </w:r>
           </w:p>
         </w:tc>
@@ -5599,7 +5599,7 @@
                 <w:sz w:val="22"/>
                 <w:szCs w:val="22"/>
               </w:rPr>
-              <w:t>0.700</w:t>
+              <w:t>0.710</w:t>
             </w:r>
           </w:p>
         </w:tc>
@@ -6441,7 +6441,7 @@
         <w:spacing w:lineRule="exact" w:line="240" w:before="180" w:after="80"/>
         <w:rPr/>
       </w:pPr>
-      <w:bookmarkStart w:id="12" w:name="__RefHeading___Toc815_1005444171"/>
+      <w:bookmarkStart w:id="12" w:name="__RefHeading___Toc815_2401388243"/>
       <w:bookmarkEnd w:id="12"/>
       <w:r>
         <w:rPr>
@@ -6497,7 +6497,7 @@
         <w:spacing w:lineRule="exact" w:line="240" w:before="180" w:after="80"/>
         <w:rPr/>
       </w:pPr>
-      <w:bookmarkStart w:id="13" w:name="__RefHeading___Toc817_1005444171"/>
+      <w:bookmarkStart w:id="13" w:name="__RefHeading___Toc817_2401388243"/>
       <w:bookmarkEnd w:id="13"/>
       <w:r>
         <w:rPr>
@@ -6615,7 +6615,7 @@
         <w:spacing w:lineRule="exact" w:line="240" w:before="180" w:after="80"/>
         <w:rPr/>
       </w:pPr>
-      <w:bookmarkStart w:id="14" w:name="__RefHeading___Toc819_1005444171"/>
+      <w:bookmarkStart w:id="14" w:name="__RefHeading___Toc819_2401388243"/>
       <w:bookmarkEnd w:id="14"/>
       <w:r>
         <w:rPr>
@@ -7297,7 +7297,7 @@
         <w:spacing w:lineRule="exact" w:line="240" w:before="180" w:after="80"/>
         <w:rPr/>
       </w:pPr>
-      <w:bookmarkStart w:id="15" w:name="__RefHeading___Toc821_1005444171"/>
+      <w:bookmarkStart w:id="15" w:name="__RefHeading___Toc821_2401388243"/>
       <w:bookmarkEnd w:id="15"/>
       <w:r>
         <w:rPr>
@@ -7442,7 +7442,7 @@
         <w:spacing w:lineRule="exact" w:line="240" w:before="180" w:after="80"/>
         <w:rPr/>
       </w:pPr>
-      <w:bookmarkStart w:id="16" w:name="__RefHeading___Toc823_1005444171"/>
+      <w:bookmarkStart w:id="16" w:name="__RefHeading___Toc823_2401388243"/>
       <w:bookmarkEnd w:id="16"/>
       <w:r>
         <w:rPr>
@@ -8008,7 +8008,7 @@
         <w:spacing w:lineRule="exact" w:line="240" w:before="180" w:after="80"/>
         <w:rPr/>
       </w:pPr>
-      <w:bookmarkStart w:id="17" w:name="__RefHeading___Toc825_1005444171"/>
+      <w:bookmarkStart w:id="17" w:name="__RefHeading___Toc825_2401388243"/>
       <w:bookmarkEnd w:id="17"/>
       <w:r>
         <w:rPr>
@@ -8128,7 +8128,7 @@
         <w:spacing w:lineRule="exact" w:line="240" w:before="180" w:after="80"/>
         <w:rPr/>
       </w:pPr>
-      <w:bookmarkStart w:id="18" w:name="__RefHeading___Toc827_1005444171"/>
+      <w:bookmarkStart w:id="18" w:name="__RefHeading___Toc827_2401388243"/>
       <w:bookmarkEnd w:id="18"/>
       <w:r>
         <w:rPr>
@@ -8944,7 +8944,7 @@
         <w:spacing w:lineRule="exact" w:line="240" w:before="240" w:after="120"/>
         <w:rPr/>
       </w:pPr>
-      <w:bookmarkStart w:id="19" w:name="__RefHeading___Toc829_1005444171"/>
+      <w:bookmarkStart w:id="19" w:name="__RefHeading___Toc829_2401388243"/>
       <w:bookmarkEnd w:id="19"/>
       <w:r>
         <w:rPr>
@@ -9000,7 +9000,7 @@
         <w:spacing w:lineRule="exact" w:line="240" w:before="240" w:after="120"/>
         <w:rPr/>
       </w:pPr>
-      <w:bookmarkStart w:id="20" w:name="__RefHeading___Toc831_1005444171"/>
+      <w:bookmarkStart w:id="20" w:name="__RefHeading___Toc831_2401388243"/>
       <w:bookmarkEnd w:id="20"/>
       <w:r>
         <w:rPr>
@@ -9200,7 +9200,7 @@
         <w:spacing w:lineRule="auto" w:line="240" w:before="0" w:after="60"/>
         <w:rPr/>
       </w:pPr>
-      <w:bookmarkStart w:id="21" w:name="__RefHeading___Toc833_1005444171"/>
+      <w:bookmarkStart w:id="21" w:name="__RefHeading___Toc833_2401388243"/>
       <w:bookmarkEnd w:id="21"/>
       <w:r>
         <w:rPr>
@@ -9231,7 +9231,7 @@
         <w:spacing w:lineRule="auto" w:line="240" w:before="0" w:after="60"/>
         <w:rPr/>
       </w:pPr>
-      <w:bookmarkStart w:id="22" w:name="__RefHeading___Toc835_1005444171"/>
+      <w:bookmarkStart w:id="22" w:name="__RefHeading___Toc835_2401388243"/>
       <w:bookmarkEnd w:id="22"/>
       <w:r>
         <w:rPr>
@@ -9795,7 +9795,7 @@
         <w:spacing w:lineRule="auto" w:line="240" w:before="0" w:after="60"/>
         <w:rPr/>
       </w:pPr>
-      <w:bookmarkStart w:id="23" w:name="__RefHeading___Toc837_1005444171"/>
+      <w:bookmarkStart w:id="23" w:name="__RefHeading___Toc837_2401388243"/>
       <w:bookmarkEnd w:id="23"/>
       <w:r>
         <w:rPr>
@@ -9860,7 +9860,7 @@
         <w:spacing w:lineRule="auto" w:line="240" w:before="0" w:after="60"/>
         <w:rPr/>
       </w:pPr>
-      <w:bookmarkStart w:id="24" w:name="__RefHeading___Toc839_1005444171"/>
+      <w:bookmarkStart w:id="24" w:name="__RefHeading___Toc839_2401388243"/>
       <w:bookmarkEnd w:id="24"/>
       <w:r>
         <w:rPr>
@@ -9925,7 +9925,7 @@
         <w:spacing w:lineRule="auto" w:line="240" w:before="0" w:after="60"/>
         <w:rPr/>
       </w:pPr>
-      <w:bookmarkStart w:id="25" w:name="__RefHeading___Toc841_1005444171"/>
+      <w:bookmarkStart w:id="25" w:name="__RefHeading___Toc841_2401388243"/>
       <w:bookmarkEnd w:id="25"/>
       <w:r>
         <w:rPr>
@@ -9970,7 +9970,7 @@
         <w:spacing w:lineRule="auto" w:line="240" w:before="0" w:after="60"/>
         <w:rPr/>
       </w:pPr>
-      <w:bookmarkStart w:id="26" w:name="__RefHeading___Toc843_1005444171"/>
+      <w:bookmarkStart w:id="26" w:name="__RefHeading___Toc843_2401388243"/>
       <w:bookmarkEnd w:id="26"/>
       <w:r>
         <w:rPr>
@@ -10001,7 +10001,7 @@
         <w:spacing w:lineRule="exact" w:line="240" w:before="240" w:after="120"/>
         <w:rPr/>
       </w:pPr>
-      <w:bookmarkStart w:id="27" w:name="__RefHeading___Toc845_1005444171"/>
+      <w:bookmarkStart w:id="27" w:name="__RefHeading___Toc845_2401388243"/>
       <w:bookmarkEnd w:id="27"/>
       <w:r>
         <w:rPr>
